--- a/Specifikacija projekta.docx
+++ b/Specifikacija projekta.docx
@@ -1,6 +1,6 @@
 
 <file path=word/document.xml><?xml version="1.0" encoding="utf-8"?>
-<w:document xmlns:wpc="http://schemas.microsoft.com/office/word/2010/wordprocessingCanvas" xmlns:cx="http://schemas.microsoft.com/office/drawing/2014/chartex" xmlns:cx1="http://schemas.microsoft.com/office/drawing/2015/9/8/chartex" xmlns:cx2="http://schemas.microsoft.com/office/drawing/2015/10/21/chartex" xmlns:cx3="http://schemas.microsoft.com/office/drawing/2016/5/9/chartex" xmlns:cx4="http://schemas.microsoft.com/office/drawing/2016/5/10/chartex" xmlns:cx5="http://schemas.microsoft.com/office/drawing/2016/5/11/chartex" xmlns:cx6="http://schemas.microsoft.com/office/drawing/2016/5/12/chartex" xmlns:cx7="http://schemas.microsoft.com/office/drawing/2016/5/13/chartex" xmlns:cx8="http://schemas.microsoft.com/office/drawing/2016/5/14/chartex" xmlns:mc="http://schemas.openxmlformats.org/markup-compatibility/2006" xmlns:aink="http://schemas.microsoft.com/office/drawing/2016/ink" xmlns:am3d="http://schemas.microsoft.com/office/drawing/2017/model3d" xmlns:o="urn:schemas-microsoft-com:office:office" xmlns:oel="http://schemas.microsoft.com/office/2019/extlst" xmlns:r="http://schemas.openxmlformats.org/officeDocument/2006/relationships" xmlns:m="http://schemas.openxmlformats.org/officeDocument/2006/math" xmlns:v="urn:schemas-microsoft-com:vml" xmlns:wp14="http://schemas.microsoft.com/office/word/2010/wordprocessingDrawing" xmlns:wp="http://schemas.openxmlformats.org/drawingml/2006/wordprocessingDrawing" xmlns:w10="urn:schemas-microsoft-com:office:word" xmlns:w="http://schemas.openxmlformats.org/wordprocessingml/2006/main" xmlns:w14="http://schemas.microsoft.com/office/word/2010/wordml" xmlns:w15="http://schemas.microsoft.com/office/word/2012/wordml" xmlns:w16cex="http://schemas.microsoft.com/office/word/2018/wordml/cex" xmlns:w16cid="http://schemas.microsoft.com/office/word/2016/wordml/cid" xmlns:w16="http://schemas.microsoft.com/office/word/2018/wordml" xmlns:w16du="http://schemas.microsoft.com/office/word/2023/wordml/word16du" xmlns:w16sdtdh="http://schemas.microsoft.com/office/word/2020/wordml/sdtdatahash" xmlns:w16sdtfl="http://schemas.microsoft.com/office/word/2024/wordml/sdtformatlock" xmlns:w16se="http://schemas.microsoft.com/office/word/2015/wordml/symex" xmlns:wpg="http://schemas.microsoft.com/office/word/2010/wordprocessingGroup" xmlns:wpi="http://schemas.microsoft.com/office/word/2010/wordprocessingInk" xmlns:wne="http://schemas.microsoft.com/office/word/2006/wordml" xmlns:wps="http://schemas.microsoft.com/office/word/2010/wordprocessingShape" mc:Ignorable="w14 w15 w16se w16cid w16 w16cex w16sdtdh w16sdtfl w16du wp14">
+<w:document xmlns:wpc="http://schemas.microsoft.com/office/word/2010/wordprocessingCanvas" xmlns:mc="http://schemas.openxmlformats.org/markup-compatibility/2006" xmlns:o="urn:schemas-microsoft-com:office:office" xmlns:r="http://schemas.openxmlformats.org/officeDocument/2006/relationships" xmlns:m="http://schemas.openxmlformats.org/officeDocument/2006/math" xmlns:v="urn:schemas-microsoft-com:vml" xmlns:wp14="http://schemas.microsoft.com/office/word/2010/wordprocessingDrawing" xmlns:wp="http://schemas.openxmlformats.org/drawingml/2006/wordprocessingDrawing" xmlns:w10="urn:schemas-microsoft-com:office:word" xmlns:w="http://schemas.openxmlformats.org/wordprocessingml/2006/main" xmlns:w14="http://schemas.microsoft.com/office/word/2010/wordml" xmlns:w15="http://schemas.microsoft.com/office/word/2012/wordml" xmlns:wpg="http://schemas.microsoft.com/office/word/2010/wordprocessingGroup" xmlns:wpi="http://schemas.microsoft.com/office/word/2010/wordprocessingInk" xmlns:wne="http://schemas.microsoft.com/office/word/2006/wordml" xmlns:wps="http://schemas.microsoft.com/office/word/2010/wordprocessingShape" mc:Ignorable="w14 w15 wp14">
   <w:body>
     <w:p>
       <w:pPr>
@@ -79,6 +79,7 @@
             <w:docPart w:val="DefaultPlaceholder_-1854013440"/>
           </w:placeholder>
         </w:sdtPr>
+        <w:sdtEndPr/>
         <w:sdtContent>
           <w:r>
             <w:rPr>
@@ -135,6 +136,7 @@
             <w:docPart w:val="9C88C730D5204631AA408D5788907320"/>
           </w:placeholder>
         </w:sdtPr>
+        <w:sdtEndPr/>
         <w:sdtContent>
           <w:sdt>
             <w:sdtPr>
@@ -147,6 +149,7 @@
                 <w:docPart w:val="82B0721188B84354BF7F33D5438453DB"/>
               </w:placeholder>
             </w:sdtPr>
+            <w:sdtEndPr/>
             <w:sdtContent>
               <w:r>
                 <w:rPr>
@@ -197,6 +200,7 @@
             <w:docPart w:val="DefaultPlaceholder_-1854013440"/>
           </w:placeholder>
         </w:sdtPr>
+        <w:sdtEndPr/>
         <w:sdtContent>
           <w:hyperlink r:id="rId7" w:history="1">
             <w:r>
@@ -248,6 +252,7 @@
           <w:docPart w:val="365C6A0DD092448180C78960B2F1BD97"/>
         </w:placeholder>
       </w:sdtPr>
+      <w:sdtEndPr/>
       <w:sdtContent>
         <w:p>
           <w:pPr>
@@ -309,6 +314,7 @@
           <w:docPart w:val="DefaultPlaceholder_-1854013440"/>
         </w:placeholder>
       </w:sdtPr>
+      <w:sdtEndPr/>
       <w:sdtContent>
         <w:p>
           <w:pPr>
@@ -370,6 +376,7 @@
           <w:docPart w:val="ACD036B6CAE4452ABA1FACF39B64B057"/>
         </w:placeholder>
       </w:sdtPr>
+      <w:sdtEndPr/>
       <w:sdtContent>
         <w:p>
           <w:pPr>
@@ -488,6 +495,7 @@
           <w:docPart w:val="DefaultPlaceholder_-1854013440"/>
         </w:placeholder>
       </w:sdtPr>
+      <w:sdtEndPr/>
       <w:sdtContent>
         <w:sdt>
           <w:sdtPr>
@@ -499,6 +507,7 @@
               <w:docPart w:val="CCCCC1039A20443EB6E69372E2A05A44"/>
             </w:placeholder>
           </w:sdtPr>
+          <w:sdtEndPr/>
           <w:sdtContent>
             <w:p>
               <w:pPr>
@@ -651,27 +660,27 @@
         </w:numPr>
         <w:rPr>
           <w:i/>
-          <w:lang w:val="en-US"/>
+          <w:lang w:val="de-DE"/>
         </w:rPr>
       </w:pPr>
       <w:r>
         <w:rPr>
           <w:i/>
-          <w:lang w:val="en-US"/>
+          <w:lang w:val="de-DE"/>
         </w:rPr>
         <w:t>Usluga sistema -</w:t>
       </w:r>
       <w:r>
         <w:rPr>
           <w:i/>
-          <w:lang w:val="en-US"/>
+          <w:lang w:val="de-DE"/>
         </w:rPr>
         <w:t xml:space="preserve"> u svrhu ostvarivanja</w:t>
       </w:r>
       <w:r>
         <w:rPr>
           <w:i/>
-          <w:lang w:val="en-US"/>
+          <w:lang w:val="de-DE"/>
         </w:rPr>
         <w:t xml:space="preserve"> krajnje usluge sistema,</w:t>
       </w:r>
@@ -861,15 +870,28 @@
           <w:placeholder>
             <w:docPart w:val="DefaultPlaceholder_-1854013440"/>
           </w:placeholder>
-          <w:showingPlcHdr/>
         </w:sdtPr>
+        <w:sdtEndPr/>
         <w:sdtContent>
-          <w:r>
-            <w:rPr>
-              <w:rStyle w:val="PlaceholderText"/>
-            </w:rPr>
-            <w:t>Click or tap here to enter text.</w:t>
-          </w:r>
+          <w:sdt>
+            <w:sdtPr>
+              <w:rPr>
+                <w:lang w:val="en-US"/>
+              </w:rPr>
+              <w:id w:val="-347252624"/>
+              <w:placeholder>
+                <w:docPart w:val="2151653824634D1AA2DDBEC94760DD40"/>
+              </w:placeholder>
+            </w:sdtPr>
+            <w:sdtContent>
+              <w:r>
+                <w:rPr>
+                  <w:lang w:val="en-US"/>
+                </w:rPr>
+                <w:t>Upravljanje korisničkim sesijama</w:t>
+              </w:r>
+            </w:sdtContent>
+          </w:sdt>
         </w:sdtContent>
       </w:sdt>
     </w:p>
@@ -910,7 +932,6 @@
           <w:placeholder>
             <w:docPart w:val="E84380EDD0B74929A7D90832F3146962"/>
           </w:placeholder>
-          <w:showingPlcHdr/>
           <w:dropDownList>
             <w:listItem w:value="Choose an item."/>
             <w:listItem w:displayText="Perzistencija podataka (CRUD operacija)" w:value="Perzistencija podataka (CRUD operacija)"/>
@@ -920,12 +941,13 @@
             <w:listItem w:displayText="Usluga sistema" w:value="Usluga sistema"/>
           </w:dropDownList>
         </w:sdtPr>
+        <w:sdtEndPr/>
         <w:sdtContent>
           <w:r>
             <w:rPr>
-              <w:rStyle w:val="PlaceholderText"/>
-            </w:rPr>
-            <w:t>Choose an item.</w:t>
+              <w:lang w:val="en-US"/>
+            </w:rPr>
+            <w:t>Usluga sistema</w:t>
           </w:r>
         </w:sdtContent>
       </w:sdt>
@@ -1003,34 +1025,47 @@
         <w:tab/>
       </w:r>
     </w:p>
-    <w:p>
-      <w:pPr>
-        <w:ind w:firstLine="720"/>
-        <w:rPr>
-          <w:lang w:val="en-US"/>
-        </w:rPr>
-      </w:pPr>
-      <w:sdt>
-        <w:sdtPr>
-          <w:rPr>
-            <w:lang w:val="en-US"/>
-          </w:rPr>
-          <w:id w:val="-71277706"/>
-          <w:placeholder>
-            <w:docPart w:val="DefaultPlaceholder_-1854013440"/>
-          </w:placeholder>
-          <w:showingPlcHdr/>
-        </w:sdtPr>
-        <w:sdtContent>
-          <w:r>
-            <w:rPr>
-              <w:rStyle w:val="PlaceholderText"/>
-            </w:rPr>
-            <w:t>Click or tap here to enter text.</w:t>
-          </w:r>
-        </w:sdtContent>
-      </w:sdt>
-    </w:p>
+    <w:sdt>
+      <w:sdtPr>
+        <w:rPr>
+          <w:lang w:val="en-US"/>
+        </w:rPr>
+        <w:id w:val="-71277706"/>
+        <w:placeholder>
+          <w:docPart w:val="DefaultPlaceholder_-1854013440"/>
+        </w:placeholder>
+      </w:sdtPr>
+      <w:sdtEndPr/>
+      <w:sdtContent>
+        <w:p>
+          <w:pPr>
+            <w:ind w:firstLine="720"/>
+            <w:rPr>
+              <w:lang w:val="en-US"/>
+            </w:rPr>
+          </w:pPr>
+          <w:sdt>
+            <w:sdtPr>
+              <w:rPr>
+                <w:lang w:val="en-US"/>
+              </w:rPr>
+              <w:id w:val="98613573"/>
+              <w:placeholder>
+                <w:docPart w:val="F7E66E4A10B34CD7A79F0BE34B7E7B35"/>
+              </w:placeholder>
+            </w:sdtPr>
+            <w:sdtContent>
+              <w:r>
+                <w:rPr>
+                  <w:lang w:val="en-US"/>
+                </w:rPr>
+                <w:t>Sistem omogućava pokretanje, pauziranje i završavanje sesija igranja za korisnike. Prilikom pokretanja sesije korisniku se dodjeljuje slobodan računar ili konzola. Sistem automatski prati trajanje sesije za obračunatu cijenu i daje mogućnost korištenja loyalty bodova. Zaposlenik može nadzirati sve aktivne sesije u realnom vremenu. Tokom sesije korisnik je može prekinuti ili produžiti njeno trajanje uz doplatu.</w:t>
+              </w:r>
+            </w:sdtContent>
+          </w:sdt>
+        </w:p>
+      </w:sdtContent>
+    </w:sdt>
     <w:p>
       <w:pPr>
         <w:rPr>
@@ -1071,14 +1106,33 @@
           <w:placeholder>
             <w:docPart w:val="6E0B6B74861B43E38D1C6F2408DE184E"/>
           </w:placeholder>
-          <w:showingPlcHdr/>
         </w:sdtPr>
+        <w:sdtEndPr/>
         <w:sdtContent>
+          <w:sdt>
+            <w:sdtPr>
+              <w:rPr>
+                <w:lang w:val="en-US"/>
+              </w:rPr>
+              <w:id w:val="-173815311"/>
+              <w:placeholder>
+                <w:docPart w:val="900A29661A1349D39F0AC92ED58EFA06"/>
+              </w:placeholder>
+            </w:sdtPr>
+            <w:sdtContent>
+              <w:r>
+                <w:rPr>
+                  <w:lang w:val="en-US"/>
+                </w:rPr>
+                <w:t>Registracija korisnika, upravljanje korisnicima i upravljanje uređajima</w:t>
+              </w:r>
+            </w:sdtContent>
+          </w:sdt>
           <w:r>
             <w:rPr>
-              <w:rStyle w:val="PlaceholderText"/>
-            </w:rPr>
-            <w:t>Click or tap here to enter text.</w:t>
+              <w:lang w:val="en-US"/>
+            </w:rPr>
+            <w:t xml:space="preserve"> </w:t>
           </w:r>
         </w:sdtContent>
       </w:sdt>
@@ -1120,7 +1174,6 @@
           <w:placeholder>
             <w:docPart w:val="B4E2E640636D47279C9AAE0526BD6ABF"/>
           </w:placeholder>
-          <w:showingPlcHdr/>
           <w:dropDownList>
             <w:listItem w:value="Choose an item."/>
             <w:listItem w:displayText="Perzistencija podataka (CRUD operacija)" w:value="Perzistencija podataka (CRUD operacija)"/>
@@ -1130,12 +1183,13 @@
             <w:listItem w:displayText="Usluga sistema" w:value="Usluga sistema"/>
           </w:dropDownList>
         </w:sdtPr>
+        <w:sdtEndPr/>
         <w:sdtContent>
           <w:r>
             <w:rPr>
-              <w:rStyle w:val="PlaceholderText"/>
-            </w:rPr>
-            <w:t>Choose an item.</w:t>
+              <w:lang w:val="en-US"/>
+            </w:rPr>
+            <w:t>Perzistencija podataka (CRUD operacija)</w:t>
           </w:r>
         </w:sdtContent>
       </w:sdt>
@@ -1222,14 +1276,14 @@
           <w:placeholder>
             <w:docPart w:val="6E0B6B74861B43E38D1C6F2408DE184E"/>
           </w:placeholder>
-          <w:showingPlcHdr/>
         </w:sdtPr>
+        <w:sdtEndPr/>
         <w:sdtContent>
           <w:r>
             <w:rPr>
-              <w:rStyle w:val="PlaceholderText"/>
-            </w:rPr>
-            <w:t>Click or tap here to enter text.</w:t>
+              <w:lang w:val="en-US"/>
+            </w:rPr>
+            <w:t>Sistem omogućava unos, pretragu, izmjenu i brisanje podataka o korisnicima. Za svakog registrovanog korisnika čuvaju se osnovni podaci i historija korištenja usluga. Moguće je kreirati korisničke profile sa kreditom. Administrator može dodavati, uređivati i uklanjati uređaje iz sistema. Za svaki uređaj se vodi status (slobodan, zauzet, neispravan). Podaci se čuvaju trajno u sistemu.</w:t>
           </w:r>
         </w:sdtContent>
       </w:sdt>
@@ -1249,19 +1303,19 @@
           <w:numId w:val="3"/>
         </w:numPr>
         <w:rPr>
-          <w:lang w:val="en-US"/>
+          <w:lang w:val="de-DE"/>
         </w:rPr>
       </w:pPr>
       <w:r>
         <w:rPr>
           <w:b/>
-          <w:lang w:val="en-US"/>
+          <w:lang w:val="de-DE"/>
         </w:rPr>
         <w:t>Naziv funkcionalnosti:</w:t>
       </w:r>
       <w:r>
         <w:rPr>
-          <w:lang w:val="en-US"/>
+          <w:lang w:val="de-DE"/>
         </w:rPr>
         <w:t xml:space="preserve"> </w:t>
       </w:r>
@@ -1274,15 +1328,28 @@
           <w:placeholder>
             <w:docPart w:val="ABB723B1E48B4C42964D2C4640102F96"/>
           </w:placeholder>
-          <w:showingPlcHdr/>
         </w:sdtPr>
+        <w:sdtEndPr/>
         <w:sdtContent>
-          <w:r>
-            <w:rPr>
-              <w:rStyle w:val="PlaceholderText"/>
-            </w:rPr>
-            <w:t>Click or tap here to enter text.</w:t>
-          </w:r>
+          <w:sdt>
+            <w:sdtPr>
+              <w:rPr>
+                <w:lang w:val="en-US"/>
+              </w:rPr>
+              <w:id w:val="2018197035"/>
+              <w:placeholder>
+                <w:docPart w:val="B77C4A921A7E4E5F9CB32045E34D6D79"/>
+              </w:placeholder>
+            </w:sdtPr>
+            <w:sdtContent>
+              <w:r>
+                <w:rPr>
+                  <w:lang w:val="de-DE"/>
+                </w:rPr>
+                <w:t>Online rezervacija računara/konzole</w:t>
+              </w:r>
+            </w:sdtContent>
+          </w:sdt>
         </w:sdtContent>
       </w:sdt>
     </w:p>
@@ -1290,7 +1357,7 @@
       <w:pPr>
         <w:ind w:left="720"/>
         <w:rPr>
-          <w:lang w:val="en-US"/>
+          <w:lang w:val="de-DE"/>
         </w:rPr>
       </w:pPr>
     </w:p>
@@ -1323,7 +1390,6 @@
           <w:placeholder>
             <w:docPart w:val="A054E535EC474072BF473D098948B53F"/>
           </w:placeholder>
-          <w:showingPlcHdr/>
           <w:dropDownList>
             <w:listItem w:value="Choose an item."/>
             <w:listItem w:displayText="Perzistencija podataka (CRUD operacija)" w:value="Perzistencija podataka (CRUD operacija)"/>
@@ -1333,12 +1399,13 @@
             <w:listItem w:displayText="Usluga sistema" w:value="Usluga sistema"/>
           </w:dropDownList>
         </w:sdtPr>
+        <w:sdtEndPr/>
         <w:sdtContent>
           <w:r>
             <w:rPr>
-              <w:rStyle w:val="PlaceholderText"/>
-            </w:rPr>
-            <w:t>Choose an item.</w:t>
+              <w:lang w:val="en-US"/>
+            </w:rPr>
+            <w:t>Usluga sistema</w:t>
           </w:r>
         </w:sdtContent>
       </w:sdt>
@@ -1409,34 +1476,47 @@
         <w:tab/>
       </w:r>
     </w:p>
-    <w:p>
-      <w:pPr>
-        <w:ind w:firstLine="720"/>
-        <w:rPr>
-          <w:lang w:val="en-US"/>
-        </w:rPr>
-      </w:pPr>
-      <w:sdt>
-        <w:sdtPr>
-          <w:rPr>
-            <w:lang w:val="en-US"/>
-          </w:rPr>
-          <w:id w:val="2087804487"/>
-          <w:placeholder>
-            <w:docPart w:val="ABB723B1E48B4C42964D2C4640102F96"/>
-          </w:placeholder>
-          <w:showingPlcHdr/>
-        </w:sdtPr>
-        <w:sdtContent>
-          <w:r>
-            <w:rPr>
-              <w:rStyle w:val="PlaceholderText"/>
-            </w:rPr>
-            <w:t>Click or tap here to enter text.</w:t>
-          </w:r>
-        </w:sdtContent>
-      </w:sdt>
-    </w:p>
+    <w:sdt>
+      <w:sdtPr>
+        <w:rPr>
+          <w:lang w:val="en-US"/>
+        </w:rPr>
+        <w:id w:val="2087804487"/>
+        <w:placeholder>
+          <w:docPart w:val="ABB723B1E48B4C42964D2C4640102F96"/>
+        </w:placeholder>
+      </w:sdtPr>
+      <w:sdtEndPr/>
+      <w:sdtContent>
+        <w:p>
+          <w:pPr>
+            <w:ind w:firstLine="720"/>
+            <w:rPr>
+              <w:lang w:val="en-US"/>
+            </w:rPr>
+          </w:pPr>
+          <w:sdt>
+            <w:sdtPr>
+              <w:rPr>
+                <w:lang w:val="en-US"/>
+              </w:rPr>
+              <w:id w:val="-1273154767"/>
+              <w:placeholder>
+                <w:docPart w:val="3C8EE8E5029F4B9BABED31FEAA10C245"/>
+              </w:placeholder>
+            </w:sdtPr>
+            <w:sdtContent>
+              <w:r>
+                <w:rPr>
+                  <w:lang w:val="en-US"/>
+                </w:rPr>
+                <w:t>Korisnici mogu unaprijed rezervisati računar ili konzolu putem sistema. Sistem prikazuje dostupnost uređaja po terminima. Nakon rezervacije, uređaj se označava kao zauzet u tom vremenskom periodu. Zaposlenik može potvrditi ili otkazati rezervaciju. Sistem sprječava preklapanje rezervacija.</w:t>
+              </w:r>
+            </w:sdtContent>
+          </w:sdt>
+        </w:p>
+      </w:sdtContent>
+    </w:sdt>
     <w:p>
       <w:pPr>
         <w:rPr>
@@ -1452,19 +1532,19 @@
           <w:numId w:val="3"/>
         </w:numPr>
         <w:rPr>
-          <w:lang w:val="en-US"/>
+          <w:lang w:val="de-DE"/>
         </w:rPr>
       </w:pPr>
       <w:r>
         <w:rPr>
           <w:b/>
-          <w:lang w:val="en-US"/>
+          <w:lang w:val="de-DE"/>
         </w:rPr>
         <w:t>Naziv funkcionalnosti:</w:t>
       </w:r>
       <w:r>
         <w:rPr>
-          <w:lang w:val="en-US"/>
+          <w:lang w:val="de-DE"/>
         </w:rPr>
         <w:t xml:space="preserve"> </w:t>
       </w:r>
@@ -1477,14 +1557,33 @@
           <w:placeholder>
             <w:docPart w:val="B2C933FF3D2D444A9796E44B6863F42E"/>
           </w:placeholder>
-          <w:showingPlcHdr/>
         </w:sdtPr>
+        <w:sdtEndPr/>
         <w:sdtContent>
+          <w:sdt>
+            <w:sdtPr>
+              <w:rPr>
+                <w:lang w:val="en-US"/>
+              </w:rPr>
+              <w:id w:val="-641425407"/>
+              <w:placeholder>
+                <w:docPart w:val="B1DAC981131048BB81CF51BA29317559"/>
+              </w:placeholder>
+            </w:sdtPr>
+            <w:sdtContent>
+              <w:r>
+                <w:rPr>
+                  <w:lang w:val="de-DE"/>
+                </w:rPr>
+                <w:t>Automatsko gašenje sesije</w:t>
+              </w:r>
+            </w:sdtContent>
+          </w:sdt>
           <w:r>
             <w:rPr>
-              <w:rStyle w:val="PlaceholderText"/>
-            </w:rPr>
-            <w:t>Click or tap here to enter text.</w:t>
+              <w:lang w:val="de-DE"/>
+            </w:rPr>
+            <w:t xml:space="preserve"> </w:t>
           </w:r>
         </w:sdtContent>
       </w:sdt>
@@ -1493,7 +1592,7 @@
       <w:pPr>
         <w:ind w:left="720"/>
         <w:rPr>
-          <w:lang w:val="en-US"/>
+          <w:lang w:val="de-DE"/>
         </w:rPr>
       </w:pPr>
     </w:p>
@@ -1526,7 +1625,6 @@
           <w:placeholder>
             <w:docPart w:val="FA445E9E653D4C8DAA57703B7F153B07"/>
           </w:placeholder>
-          <w:showingPlcHdr/>
           <w:dropDownList>
             <w:listItem w:value="Choose an item."/>
             <w:listItem w:displayText="Perzistencija podataka (CRUD operacija)" w:value="Perzistencija podataka (CRUD operacija)"/>
@@ -1536,12 +1634,13 @@
             <w:listItem w:displayText="Usluga sistema" w:value="Usluga sistema"/>
           </w:dropDownList>
         </w:sdtPr>
+        <w:sdtEndPr/>
         <w:sdtContent>
           <w:r>
             <w:rPr>
-              <w:rStyle w:val="PlaceholderText"/>
-            </w:rPr>
-            <w:t>Choose an item.</w:t>
+              <w:lang w:val="en-US"/>
+            </w:rPr>
+            <w:t>Asinhrona operacija</w:t>
           </w:r>
         </w:sdtContent>
       </w:sdt>
@@ -1628,15 +1727,28 @@
           <w:placeholder>
             <w:docPart w:val="B2C933FF3D2D444A9796E44B6863F42E"/>
           </w:placeholder>
-          <w:showingPlcHdr/>
         </w:sdtPr>
+        <w:sdtEndPr/>
         <w:sdtContent>
-          <w:r>
-            <w:rPr>
-              <w:rStyle w:val="PlaceholderText"/>
-            </w:rPr>
-            <w:t>Click or tap here to enter text.</w:t>
-          </w:r>
+          <w:sdt>
+            <w:sdtPr>
+              <w:rPr>
+                <w:lang w:val="en-US"/>
+              </w:rPr>
+              <w:id w:val="1337885477"/>
+              <w:placeholder>
+                <w:docPart w:val="A0EF360C4A4141EDBB3A9532FFEDF572"/>
+              </w:placeholder>
+            </w:sdtPr>
+            <w:sdtContent>
+              <w:r>
+                <w:rPr>
+                  <w:lang w:val="en-US"/>
+                </w:rPr>
+                <w:t>Sistem automatski završava sesiju nakon isteka vremena i daje mogućnost daljeg korištenja (ukoliko je uređaj u tom terminu slobodan) doplatom ili korištenjem loyalty bodova. Ova operacija se izvršava u pozadini bez direktne akcije korisnika. Korisnik dobija upozorenje prije gašenja. Nakon prekida sesije podaci se spremaju (historija korištenja).</w:t>
+              </w:r>
+            </w:sdtContent>
+          </w:sdt>
         </w:sdtContent>
       </w:sdt>
     </w:p>
@@ -1680,15 +1792,28 @@
           <w:placeholder>
             <w:docPart w:val="E56E68EDB3414E4FA2DBF8183205C7FC"/>
           </w:placeholder>
-          <w:showingPlcHdr/>
         </w:sdtPr>
+        <w:sdtEndPr/>
         <w:sdtContent>
-          <w:r>
-            <w:rPr>
-              <w:rStyle w:val="PlaceholderText"/>
-            </w:rPr>
-            <w:t>Click or tap here to enter text.</w:t>
-          </w:r>
+          <w:sdt>
+            <w:sdtPr>
+              <w:rPr>
+                <w:lang w:val="en-US"/>
+              </w:rPr>
+              <w:id w:val="176391643"/>
+              <w:placeholder>
+                <w:docPart w:val="F99B27822E1A4933971E8D88C12E293C"/>
+              </w:placeholder>
+            </w:sdtPr>
+            <w:sdtContent>
+              <w:r>
+                <w:rPr>
+                  <w:lang w:val="en-US"/>
+                </w:rPr>
+                <w:t>Obračun cijene sesije</w:t>
+              </w:r>
+            </w:sdtContent>
+          </w:sdt>
         </w:sdtContent>
       </w:sdt>
     </w:p>
@@ -1729,7 +1854,6 @@
           <w:placeholder>
             <w:docPart w:val="B4C83A80496A40F282E43D780DF835FC"/>
           </w:placeholder>
-          <w:showingPlcHdr/>
           <w:dropDownList>
             <w:listItem w:value="Choose an item."/>
             <w:listItem w:displayText="Perzistencija podataka (CRUD operacija)" w:value="Perzistencija podataka (CRUD operacija)"/>
@@ -1739,12 +1863,13 @@
             <w:listItem w:displayText="Usluga sistema" w:value="Usluga sistema"/>
           </w:dropDownList>
         </w:sdtPr>
+        <w:sdtEndPr/>
         <w:sdtContent>
           <w:r>
             <w:rPr>
-              <w:rStyle w:val="PlaceholderText"/>
-            </w:rPr>
-            <w:t>Choose an item.</w:t>
+              <w:lang w:val="en-US"/>
+            </w:rPr>
+            <w:t>Operacija sa specifičnim algoritmom obrade</w:t>
           </w:r>
         </w:sdtContent>
       </w:sdt>
@@ -1815,34 +1940,47 @@
         <w:tab/>
       </w:r>
     </w:p>
-    <w:p>
-      <w:pPr>
-        <w:ind w:firstLine="720"/>
-        <w:rPr>
-          <w:lang w:val="en-US"/>
-        </w:rPr>
-      </w:pPr>
-      <w:sdt>
-        <w:sdtPr>
-          <w:rPr>
-            <w:lang w:val="en-US"/>
-          </w:rPr>
-          <w:id w:val="347379663"/>
-          <w:placeholder>
-            <w:docPart w:val="E56E68EDB3414E4FA2DBF8183205C7FC"/>
-          </w:placeholder>
-          <w:showingPlcHdr/>
-        </w:sdtPr>
-        <w:sdtContent>
-          <w:r>
-            <w:rPr>
-              <w:rStyle w:val="PlaceholderText"/>
-            </w:rPr>
-            <w:t>Click or tap here to enter text.</w:t>
-          </w:r>
-        </w:sdtContent>
-      </w:sdt>
-    </w:p>
+    <w:sdt>
+      <w:sdtPr>
+        <w:rPr>
+          <w:lang w:val="en-US"/>
+        </w:rPr>
+        <w:id w:val="347379663"/>
+        <w:placeholder>
+          <w:docPart w:val="E56E68EDB3414E4FA2DBF8183205C7FC"/>
+        </w:placeholder>
+      </w:sdtPr>
+      <w:sdtEndPr/>
+      <w:sdtContent>
+        <w:sdt>
+          <w:sdtPr>
+            <w:rPr>
+              <w:lang w:val="en-US"/>
+            </w:rPr>
+            <w:id w:val="-577833550"/>
+            <w:placeholder>
+              <w:docPart w:val="CBF75E0DCF1A4637BE4CD7A65D89E2B6"/>
+            </w:placeholder>
+          </w:sdtPr>
+          <w:sdtContent>
+            <w:p>
+              <w:pPr>
+                <w:ind w:firstLine="720"/>
+                <w:rPr>
+                  <w:lang w:val="en-US"/>
+                </w:rPr>
+              </w:pPr>
+              <w:r>
+                <w:rPr>
+                  <w:lang w:val="en-US"/>
+                </w:rPr>
+                <w:t>Sistem izračunava cijenu sesije na osnovu trajanja, tipa uređaja i eventualnih popusta, koje je moguće ostvariti sa loyalty bodovima. Algoritam uzima u obzir različite tarife (npr. (dnevna/noćna, radni dani/vikend). Moguće je koristiti loyalty bodove (popust za članove, tj. samo članovi mogu ostvariti mogućnost sakupljanja i trošenja loyalty bodova), kodove ili promocije. Rezultat se prikazuje zaposleniku prije naplate. Sistem osigurava tačnost obračuna.</w:t>
+              </w:r>
+            </w:p>
+          </w:sdtContent>
+        </w:sdt>
+      </w:sdtContent>
+    </w:sdt>
     <w:p>
       <w:pPr>
         <w:rPr>
@@ -1883,15 +2021,28 @@
           <w:placeholder>
             <w:docPart w:val="6E7724F72DAA46FD978E846722B8B784"/>
           </w:placeholder>
-          <w:showingPlcHdr/>
         </w:sdtPr>
+        <w:sdtEndPr/>
         <w:sdtContent>
-          <w:r>
-            <w:rPr>
-              <w:rStyle w:val="PlaceholderText"/>
-            </w:rPr>
-            <w:t>Click or tap here to enter text.</w:t>
-          </w:r>
+          <w:sdt>
+            <w:sdtPr>
+              <w:rPr>
+                <w:lang w:val="en-US"/>
+              </w:rPr>
+              <w:id w:val="368581211"/>
+              <w:placeholder>
+                <w:docPart w:val="EF9E6ECA65B142B8858B87AE778CC482"/>
+              </w:placeholder>
+            </w:sdtPr>
+            <w:sdtContent>
+              <w:r>
+                <w:rPr>
+                  <w:lang w:val="en-US"/>
+                </w:rPr>
+                <w:t>Praćenje nadolazećih gaming takmičenja</w:t>
+              </w:r>
+            </w:sdtContent>
+          </w:sdt>
         </w:sdtContent>
       </w:sdt>
     </w:p>
@@ -1932,7 +2083,6 @@
           <w:placeholder>
             <w:docPart w:val="C0B9FEB870354C67934FAB4663644D16"/>
           </w:placeholder>
-          <w:showingPlcHdr/>
           <w:dropDownList>
             <w:listItem w:value="Choose an item."/>
             <w:listItem w:displayText="Perzistencija podataka (CRUD operacija)" w:value="Perzistencija podataka (CRUD operacija)"/>
@@ -1942,12 +2092,13 @@
             <w:listItem w:displayText="Usluga sistema" w:value="Usluga sistema"/>
           </w:dropDownList>
         </w:sdtPr>
+        <w:sdtEndPr/>
         <w:sdtContent>
           <w:r>
             <w:rPr>
-              <w:rStyle w:val="PlaceholderText"/>
-            </w:rPr>
-            <w:t>Choose an item.</w:t>
+              <w:lang w:val="en-US"/>
+            </w:rPr>
+            <w:t>Korištenje vanjskog uređaja</w:t>
           </w:r>
         </w:sdtContent>
       </w:sdt>
@@ -2018,85 +2169,76 @@
         <w:tab/>
       </w:r>
     </w:p>
-    <w:p>
-      <w:pPr>
-        <w:ind w:firstLine="720"/>
-        <w:rPr>
-          <w:lang w:val="en-US"/>
-        </w:rPr>
-      </w:pPr>
-      <w:sdt>
-        <w:sdtPr>
-          <w:rPr>
-            <w:lang w:val="en-US"/>
-          </w:rPr>
-          <w:id w:val="1065918505"/>
-          <w:placeholder>
-            <w:docPart w:val="6E7724F72DAA46FD978E846722B8B784"/>
-          </w:placeholder>
-          <w:showingPlcHdr/>
-        </w:sdtPr>
-        <w:sdtContent>
-          <w:r>
-            <w:rPr>
-              <w:rStyle w:val="PlaceholderText"/>
-            </w:rPr>
-            <w:t>Click or tap here to enter text.</w:t>
-          </w:r>
-        </w:sdtContent>
-      </w:sdt>
-    </w:p>
-    <w:p>
-      <w:pPr>
-        <w:rPr>
-          <w:lang w:val="en-US"/>
-        </w:rPr>
-      </w:pPr>
-    </w:p>
-    <w:p>
-      <w:pPr>
-        <w:pStyle w:val="ListParagraph"/>
-        <w:numPr>
-          <w:ilvl w:val="0"/>
-          <w:numId w:val="3"/>
-        </w:numPr>
-        <w:rPr>
-          <w:lang w:val="en-US"/>
-        </w:rPr>
-      </w:pPr>
-      <w:r>
-        <w:rPr>
-          <w:b/>
-          <w:lang w:val="en-US"/>
-        </w:rPr>
-        <w:t>Naziv funkcionalnosti:</w:t>
-      </w:r>
-      <w:r>
-        <w:rPr>
-          <w:lang w:val="en-US"/>
-        </w:rPr>
-        <w:t xml:space="preserve"> </w:t>
-      </w:r>
-      <w:sdt>
-        <w:sdtPr>
-          <w:rPr>
-            <w:lang w:val="en-US"/>
-          </w:rPr>
-          <w:id w:val="-189378467"/>
-          <w:placeholder>
-            <w:docPart w:val="EB8E31CA057243C1A783C68FC87DFF9B"/>
-          </w:placeholder>
-          <w:showingPlcHdr/>
-        </w:sdtPr>
-        <w:sdtContent>
-          <w:r>
-            <w:rPr>
-              <w:rStyle w:val="PlaceholderText"/>
-            </w:rPr>
-            <w:t>Click or tap here to enter text.</w:t>
-          </w:r>
-        </w:sdtContent>
-      </w:sdt>
+    <w:sdt>
+      <w:sdtPr>
+        <w:rPr>
+          <w:lang w:val="en-US"/>
+        </w:rPr>
+        <w:id w:val="1065918505"/>
+        <w:placeholder>
+          <w:docPart w:val="6E7724F72DAA46FD978E846722B8B784"/>
+        </w:placeholder>
+      </w:sdtPr>
+      <w:sdtEndPr/>
+      <w:sdtContent>
+        <w:p>
+          <w:pPr>
+            <w:ind w:firstLine="720"/>
+            <w:rPr>
+              <w:lang w:val="en-US"/>
+            </w:rPr>
+          </w:pPr>
+          <w:sdt>
+            <w:sdtPr>
+              <w:rPr>
+                <w:lang w:val="en-US"/>
+              </w:rPr>
+              <w:id w:val="1528914207"/>
+              <w:placeholder>
+                <w:docPart w:val="D555D774A7684D38BF60893B464E7CDF"/>
+              </w:placeholder>
+            </w:sdtPr>
+            <w:sdtContent>
+              <w:r>
+                <w:rPr>
+                  <w:lang w:val="en-US"/>
+                </w:rPr>
+                <w:t>Sistem omogućava integraciju sa eksternom web platformom za praćenje nadolazećih gaming i eSports takmičenja. Podaci o turnirima se automatski preuzimaju i prikazuju unutar sistema. Korisnici i zaposlenici mogu pregledati aktuelna i nadolazeća takmičenja direktno kroz interfejs gaming centra. Sistem periodično osvježava podatke.</w:t>
+              </w:r>
+            </w:sdtContent>
+          </w:sdt>
+        </w:p>
+      </w:sdtContent>
+    </w:sdt>
+    <w:p>
+      <w:pPr>
+        <w:rPr>
+          <w:lang w:val="en-US"/>
+        </w:rPr>
+      </w:pPr>
+    </w:p>
+    <w:p>
+      <w:pPr>
+        <w:rPr>
+          <w:lang w:val="en-US"/>
+        </w:rPr>
+      </w:pPr>
+    </w:p>
+    <w:p>
+      <w:pPr>
+        <w:rPr>
+          <w:lang w:val="en-US"/>
+        </w:rPr>
+      </w:pPr>
+      <w:bookmarkStart w:id="0" w:name="_GoBack"/>
+      <w:bookmarkEnd w:id="0"/>
+    </w:p>
+    <w:p>
+      <w:pPr>
+        <w:rPr>
+          <w:lang w:val="en-US"/>
+        </w:rPr>
+      </w:pPr>
     </w:p>
     <w:p>
       <w:pPr>
@@ -2105,372 +2247,6 @@
           <w:lang w:val="en-US"/>
         </w:rPr>
       </w:pPr>
-    </w:p>
-    <w:p>
-      <w:pPr>
-        <w:ind w:left="720"/>
-        <w:rPr>
-          <w:lang w:val="en-US"/>
-        </w:rPr>
-      </w:pPr>
-      <w:r>
-        <w:rPr>
-          <w:b/>
-          <w:lang w:val="en-US"/>
-        </w:rPr>
-        <w:t>Vrsta funkcionalnosti:</w:t>
-      </w:r>
-      <w:r>
-        <w:rPr>
-          <w:lang w:val="en-US"/>
-        </w:rPr>
-        <w:t xml:space="preserve"> </w:t>
-      </w:r>
-      <w:sdt>
-        <w:sdtPr>
-          <w:rPr>
-            <w:lang w:val="en-US"/>
-          </w:rPr>
-          <w:id w:val="-534038714"/>
-          <w:placeholder>
-            <w:docPart w:val="73CBA978A0CA41568CEB976270B09936"/>
-          </w:placeholder>
-          <w:showingPlcHdr/>
-          <w:dropDownList>
-            <w:listItem w:value="Choose an item."/>
-            <w:listItem w:displayText="Perzistencija podataka (CRUD operacija)" w:value="Perzistencija podataka (CRUD operacija)"/>
-            <w:listItem w:displayText="Korištenje vanjskog uređaja" w:value="Korištenje vanjskog uređaja"/>
-            <w:listItem w:displayText="Asinhrona operacija" w:value="Asinhrona operacija"/>
-            <w:listItem w:displayText="Operacija sa specifičnim algoritmom obrade" w:value="Operacija sa specifičnim algoritmom obrade"/>
-            <w:listItem w:displayText="Usluga sistema" w:value="Usluga sistema"/>
-          </w:dropDownList>
-        </w:sdtPr>
-        <w:sdtContent>
-          <w:r>
-            <w:rPr>
-              <w:rStyle w:val="PlaceholderText"/>
-            </w:rPr>
-            <w:t>Choose an item.</w:t>
-          </w:r>
-        </w:sdtContent>
-      </w:sdt>
-    </w:p>
-    <w:p>
-      <w:pPr>
-        <w:rPr>
-          <w:lang w:val="en-US"/>
-        </w:rPr>
-      </w:pPr>
-    </w:p>
-    <w:p>
-      <w:pPr>
-        <w:ind w:left="720"/>
-        <w:rPr>
-          <w:lang w:val="en-US"/>
-        </w:rPr>
-      </w:pPr>
-      <w:r>
-        <w:rPr>
-          <w:b/>
-          <w:lang w:val="en-US"/>
-        </w:rPr>
-        <w:t>Opis funkcionalnosti:</w:t>
-      </w:r>
-    </w:p>
-    <w:p>
-      <w:pPr>
-        <w:ind w:left="720"/>
-        <w:rPr>
-          <w:lang w:val="en-US"/>
-        </w:rPr>
-      </w:pPr>
-    </w:p>
-    <w:p>
-      <w:pPr>
-        <w:ind w:left="720"/>
-        <w:rPr>
-          <w:i/>
-          <w:lang w:val="en-US"/>
-        </w:rPr>
-      </w:pPr>
-      <w:r>
-        <w:rPr>
-          <w:i/>
-          <w:lang w:val="en-US"/>
-        </w:rPr>
-        <w:t>Opisati način ostvarivanja funkcionalnosti sa maksimalno pet rečenica.</w:t>
-      </w:r>
-    </w:p>
-    <w:p>
-      <w:pPr>
-        <w:ind w:left="720"/>
-        <w:rPr>
-          <w:lang w:val="en-US"/>
-        </w:rPr>
-      </w:pPr>
-      <w:r>
-        <w:rPr>
-          <w:lang w:val="en-US"/>
-        </w:rPr>
-        <w:tab/>
-      </w:r>
-      <w:r>
-        <w:rPr>
-          <w:lang w:val="en-US"/>
-        </w:rPr>
-        <w:tab/>
-      </w:r>
-    </w:p>
-    <w:p>
-      <w:pPr>
-        <w:ind w:firstLine="720"/>
-        <w:rPr>
-          <w:lang w:val="en-US"/>
-        </w:rPr>
-      </w:pPr>
-      <w:sdt>
-        <w:sdtPr>
-          <w:rPr>
-            <w:lang w:val="en-US"/>
-          </w:rPr>
-          <w:id w:val="1369724595"/>
-          <w:placeholder>
-            <w:docPart w:val="EB8E31CA057243C1A783C68FC87DFF9B"/>
-          </w:placeholder>
-          <w:showingPlcHdr/>
-        </w:sdtPr>
-        <w:sdtContent>
-          <w:r>
-            <w:rPr>
-              <w:rStyle w:val="PlaceholderText"/>
-            </w:rPr>
-            <w:t>Click or tap here to enter text.</w:t>
-          </w:r>
-        </w:sdtContent>
-      </w:sdt>
-    </w:p>
-    <w:p>
-      <w:pPr>
-        <w:rPr>
-          <w:lang w:val="en-US"/>
-        </w:rPr>
-      </w:pPr>
-    </w:p>
-    <w:p>
-      <w:pPr>
-        <w:pStyle w:val="ListParagraph"/>
-        <w:numPr>
-          <w:ilvl w:val="0"/>
-          <w:numId w:val="3"/>
-        </w:numPr>
-        <w:rPr>
-          <w:lang w:val="en-US"/>
-        </w:rPr>
-      </w:pPr>
-      <w:r>
-        <w:rPr>
-          <w:b/>
-          <w:lang w:val="en-US"/>
-        </w:rPr>
-        <w:t>Naziv funkcionalnosti:</w:t>
-      </w:r>
-      <w:r>
-        <w:rPr>
-          <w:lang w:val="en-US"/>
-        </w:rPr>
-        <w:t xml:space="preserve"> </w:t>
-      </w:r>
-      <w:sdt>
-        <w:sdtPr>
-          <w:rPr>
-            <w:lang w:val="en-US"/>
-          </w:rPr>
-          <w:id w:val="1661657386"/>
-          <w:placeholder>
-            <w:docPart w:val="23E92376F83D4558804440982CFD167E"/>
-          </w:placeholder>
-          <w:showingPlcHdr/>
-        </w:sdtPr>
-        <w:sdtContent>
-          <w:r>
-            <w:rPr>
-              <w:rStyle w:val="PlaceholderText"/>
-            </w:rPr>
-            <w:t>Click or tap here to enter text.</w:t>
-          </w:r>
-        </w:sdtContent>
-      </w:sdt>
-    </w:p>
-    <w:p>
-      <w:pPr>
-        <w:ind w:left="720"/>
-        <w:rPr>
-          <w:lang w:val="en-US"/>
-        </w:rPr>
-      </w:pPr>
-    </w:p>
-    <w:p>
-      <w:pPr>
-        <w:ind w:left="720"/>
-        <w:rPr>
-          <w:lang w:val="en-US"/>
-        </w:rPr>
-      </w:pPr>
-      <w:r>
-        <w:rPr>
-          <w:b/>
-          <w:lang w:val="en-US"/>
-        </w:rPr>
-        <w:t>Vrsta funkcionalnosti:</w:t>
-      </w:r>
-      <w:r>
-        <w:rPr>
-          <w:lang w:val="en-US"/>
-        </w:rPr>
-        <w:t xml:space="preserve"> </w:t>
-      </w:r>
-      <w:sdt>
-        <w:sdtPr>
-          <w:rPr>
-            <w:lang w:val="en-US"/>
-          </w:rPr>
-          <w:id w:val="495768873"/>
-          <w:placeholder>
-            <w:docPart w:val="C8136D75B65643C19ACA3969A485E86E"/>
-          </w:placeholder>
-          <w:showingPlcHdr/>
-          <w:dropDownList>
-            <w:listItem w:value="Choose an item."/>
-            <w:listItem w:displayText="Perzistencija podataka (CRUD operacija)" w:value="Perzistencija podataka (CRUD operacija)"/>
-            <w:listItem w:displayText="Korištenje vanjskog uređaja" w:value="Korištenje vanjskog uređaja"/>
-            <w:listItem w:displayText="Asinhrona operacija" w:value="Asinhrona operacija"/>
-            <w:listItem w:displayText="Operacija sa specifičnim algoritmom obrade" w:value="Operacija sa specifičnim algoritmom obrade"/>
-            <w:listItem w:displayText="Usluga sistema" w:value="Usluga sistema"/>
-          </w:dropDownList>
-        </w:sdtPr>
-        <w:sdtContent>
-          <w:r>
-            <w:rPr>
-              <w:rStyle w:val="PlaceholderText"/>
-            </w:rPr>
-            <w:t>Choose an item.</w:t>
-          </w:r>
-        </w:sdtContent>
-      </w:sdt>
-    </w:p>
-    <w:p>
-      <w:pPr>
-        <w:rPr>
-          <w:lang w:val="en-US"/>
-        </w:rPr>
-      </w:pPr>
-    </w:p>
-    <w:p>
-      <w:pPr>
-        <w:ind w:left="720"/>
-        <w:rPr>
-          <w:lang w:val="en-US"/>
-        </w:rPr>
-      </w:pPr>
-      <w:r>
-        <w:rPr>
-          <w:b/>
-          <w:lang w:val="en-US"/>
-        </w:rPr>
-        <w:t>Opis funkcionalnosti:</w:t>
-      </w:r>
-    </w:p>
-    <w:p>
-      <w:pPr>
-        <w:ind w:left="720"/>
-        <w:rPr>
-          <w:lang w:val="en-US"/>
-        </w:rPr>
-      </w:pPr>
-    </w:p>
-    <w:p>
-      <w:pPr>
-        <w:ind w:left="720"/>
-        <w:rPr>
-          <w:i/>
-          <w:lang w:val="en-US"/>
-        </w:rPr>
-      </w:pPr>
-      <w:r>
-        <w:rPr>
-          <w:i/>
-          <w:lang w:val="en-US"/>
-        </w:rPr>
-        <w:t>Opisati način ostvarivanja funkcionalnosti sa maksimalno pet rečenica.</w:t>
-      </w:r>
-    </w:p>
-    <w:p>
-      <w:pPr>
-        <w:ind w:left="720"/>
-        <w:rPr>
-          <w:lang w:val="en-US"/>
-        </w:rPr>
-      </w:pPr>
-      <w:r>
-        <w:rPr>
-          <w:lang w:val="en-US"/>
-        </w:rPr>
-        <w:tab/>
-      </w:r>
-      <w:r>
-        <w:rPr>
-          <w:lang w:val="en-US"/>
-        </w:rPr>
-        <w:tab/>
-      </w:r>
-    </w:p>
-    <w:p>
-      <w:pPr>
-        <w:ind w:firstLine="720"/>
-        <w:rPr>
-          <w:lang w:val="en-US"/>
-        </w:rPr>
-      </w:pPr>
-      <w:sdt>
-        <w:sdtPr>
-          <w:rPr>
-            <w:lang w:val="en-US"/>
-          </w:rPr>
-          <w:id w:val="1720161235"/>
-          <w:placeholder>
-            <w:docPart w:val="23E92376F83D4558804440982CFD167E"/>
-          </w:placeholder>
-          <w:showingPlcHdr/>
-        </w:sdtPr>
-        <w:sdtContent>
-          <w:r>
-            <w:rPr>
-              <w:rStyle w:val="PlaceholderText"/>
-            </w:rPr>
-            <w:t>Click or tap here to enter text.</w:t>
-          </w:r>
-        </w:sdtContent>
-      </w:sdt>
-    </w:p>
-    <w:p>
-      <w:pPr>
-        <w:rPr>
-          <w:lang w:val="en-US"/>
-        </w:rPr>
-      </w:pPr>
-    </w:p>
-    <w:p>
-      <w:pPr>
-        <w:rPr>
-          <w:lang w:val="en-US"/>
-        </w:rPr>
-      </w:pPr>
-      <w:r>
-        <w:rPr>
-          <w:lang w:val="en-US"/>
-        </w:rPr>
-        <w:br w:type="page"/>
-      </w:r>
     </w:p>
     <w:p>
       <w:pPr>
@@ -2498,20 +2274,20 @@
       <w:pPr>
         <w:rPr>
           <w:i/>
-          <w:lang w:val="en-US"/>
+          <w:lang w:val="de-DE"/>
         </w:rPr>
       </w:pPr>
       <w:r>
         <w:rPr>
           <w:i/>
-          <w:lang w:val="en-US"/>
+          <w:lang w:val="de-DE"/>
         </w:rPr>
         <w:t>Potrebno je navesti najmanje tri aktera sistema</w:t>
       </w:r>
       <w:r>
         <w:rPr>
           <w:i/>
-          <w:lang w:val="en-US"/>
+          <w:lang w:val="de-DE"/>
         </w:rPr>
         <w:t>.</w:t>
       </w:r>
@@ -2669,6 +2445,7 @@
           </w:placeholder>
           <w:showingPlcHdr/>
         </w:sdtPr>
+        <w:sdtEndPr/>
         <w:sdtContent>
           <w:r>
             <w:rPr>
@@ -2724,6 +2501,7 @@
             <w:listItem w:displayText="Administrator" w:value="Administrator"/>
           </w:dropDownList>
         </w:sdtPr>
+        <w:sdtEndPr/>
         <w:sdtContent>
           <w:r>
             <w:rPr>
@@ -2746,13 +2524,13 @@
       <w:pPr>
         <w:ind w:left="360" w:firstLine="360"/>
         <w:rPr>
-          <w:lang w:val="en-US"/>
+          <w:lang w:val="de-DE"/>
         </w:rPr>
       </w:pPr>
       <w:r>
         <w:rPr>
           <w:b/>
-          <w:lang w:val="en-US"/>
+          <w:lang w:val="de-DE"/>
         </w:rPr>
         <w:t>Funkcionalnosti u kojima akter učestvuje:</w:t>
       </w:r>
@@ -2761,7 +2539,7 @@
       <w:pPr>
         <w:ind w:left="360"/>
         <w:rPr>
-          <w:lang w:val="en-US"/>
+          <w:lang w:val="de-DE"/>
         </w:rPr>
       </w:pPr>
     </w:p>
@@ -2847,33 +2625,30 @@
                 <w:docPart w:val="8B182295EA714809A856A327A1EE5FD0"/>
               </w:placeholder>
             </w:sdtPr>
+            <w:sdtEndPr/>
             <w:sdtContent>
               <w:p>
                 <w:pPr>
                   <w:jc w:val="left"/>
                   <w:rPr>
                     <w:color w:val="808080" w:themeColor="background1" w:themeShade="80"/>
-                    <w:lang w:val="en-US"/>
                   </w:rPr>
                 </w:pPr>
                 <w:r>
                   <w:rPr>
                     <w:color w:val="808080" w:themeColor="background1" w:themeShade="80"/>
-                    <w:lang w:val="en-US"/>
                   </w:rPr>
                   <w:t xml:space="preserve">(navesti broj i naziv funkcionalnosti iz </w:t>
                 </w:r>
                 <w:r>
                   <w:rPr>
                     <w:color w:val="808080" w:themeColor="background1" w:themeShade="80"/>
-                    <w:lang w:val="en-US"/>
                   </w:rPr>
                   <w:t>sekcije</w:t>
                 </w:r>
                 <w:r>
                   <w:rPr>
                     <w:color w:val="808080" w:themeColor="background1" w:themeShade="80"/>
-                    <w:lang w:val="en-US"/>
                   </w:rPr>
                   <w:t xml:space="preserve"> 2)</w:t>
                 </w:r>
@@ -2897,6 +2672,7 @@
               <w:listItem w:displayText="Mogućnost uređivanja" w:value="Mogućnost uređivanja"/>
             </w:dropDownList>
           </w:sdtPr>
+          <w:sdtEndPr/>
           <w:sdtContent>
             <w:tc>
               <w:tcPr>
@@ -2941,33 +2717,30 @@
                 <w:docPart w:val="6BC6CEAE8D254C14AEF1DBCDD9262A50"/>
               </w:placeholder>
             </w:sdtPr>
+            <w:sdtEndPr/>
             <w:sdtContent>
               <w:p>
                 <w:pPr>
                   <w:jc w:val="left"/>
                   <w:rPr>
                     <w:color w:val="808080" w:themeColor="background1" w:themeShade="80"/>
-                    <w:lang w:val="en-US"/>
                   </w:rPr>
                 </w:pPr>
                 <w:r>
                   <w:rPr>
                     <w:color w:val="808080" w:themeColor="background1" w:themeShade="80"/>
-                    <w:lang w:val="en-US"/>
                   </w:rPr>
                   <w:t xml:space="preserve">(navesti broj i naziv funkcionalnosti iz </w:t>
                 </w:r>
                 <w:r>
                   <w:rPr>
                     <w:color w:val="808080" w:themeColor="background1" w:themeShade="80"/>
-                    <w:lang w:val="en-US"/>
                   </w:rPr>
                   <w:t>sekcije</w:t>
                 </w:r>
                 <w:r>
                   <w:rPr>
                     <w:color w:val="808080" w:themeColor="background1" w:themeShade="80"/>
-                    <w:lang w:val="en-US"/>
                   </w:rPr>
                   <w:t xml:space="preserve"> 2)</w:t>
                 </w:r>
@@ -2991,6 +2764,7 @@
               <w:listItem w:displayText="Mogućnost uređivanja" w:value="Mogućnost uređivanja"/>
             </w:dropDownList>
           </w:sdtPr>
+          <w:sdtEndPr/>
           <w:sdtContent>
             <w:tc>
               <w:tcPr>
@@ -3035,33 +2809,30 @@
                 <w:docPart w:val="2AFA83BBDAAF4AA28A880C0C4961B175"/>
               </w:placeholder>
             </w:sdtPr>
+            <w:sdtEndPr/>
             <w:sdtContent>
               <w:p>
                 <w:pPr>
                   <w:jc w:val="left"/>
                   <w:rPr>
                     <w:color w:val="808080" w:themeColor="background1" w:themeShade="80"/>
-                    <w:lang w:val="en-US"/>
                   </w:rPr>
                 </w:pPr>
                 <w:r>
                   <w:rPr>
                     <w:color w:val="808080" w:themeColor="background1" w:themeShade="80"/>
-                    <w:lang w:val="en-US"/>
                   </w:rPr>
                   <w:t xml:space="preserve">(navesti broj i naziv funkcionalnosti iz </w:t>
                 </w:r>
                 <w:r>
                   <w:rPr>
                     <w:color w:val="808080" w:themeColor="background1" w:themeShade="80"/>
-                    <w:lang w:val="en-US"/>
                   </w:rPr>
                   <w:t>sekcije</w:t>
                 </w:r>
                 <w:r>
                   <w:rPr>
                     <w:color w:val="808080" w:themeColor="background1" w:themeShade="80"/>
-                    <w:lang w:val="en-US"/>
                   </w:rPr>
                   <w:t xml:space="preserve"> 2)</w:t>
                 </w:r>
@@ -3085,6 +2856,7 @@
               <w:listItem w:displayText="Mogućnost uređivanja" w:value="Mogućnost uređivanja"/>
             </w:dropDownList>
           </w:sdtPr>
+          <w:sdtEndPr/>
           <w:sdtContent>
             <w:tc>
               <w:tcPr>
@@ -3149,6 +2921,7 @@
           </w:placeholder>
           <w:showingPlcHdr/>
         </w:sdtPr>
+        <w:sdtEndPr/>
         <w:sdtContent>
           <w:r>
             <w:rPr>
@@ -3204,6 +2977,7 @@
             <w:listItem w:displayText="Administrator" w:value="Administrator"/>
           </w:dropDownList>
         </w:sdtPr>
+        <w:sdtEndPr/>
         <w:sdtContent>
           <w:r>
             <w:rPr>
@@ -3226,13 +3000,13 @@
       <w:pPr>
         <w:ind w:left="360" w:firstLine="360"/>
         <w:rPr>
-          <w:lang w:val="en-US"/>
+          <w:lang w:val="de-DE"/>
         </w:rPr>
       </w:pPr>
       <w:r>
         <w:rPr>
           <w:b/>
-          <w:lang w:val="en-US"/>
+          <w:lang w:val="de-DE"/>
         </w:rPr>
         <w:t>Funkcionalnosti u kojima akter učestvuje:</w:t>
       </w:r>
@@ -3241,7 +3015,7 @@
       <w:pPr>
         <w:ind w:left="360"/>
         <w:rPr>
-          <w:lang w:val="en-US"/>
+          <w:lang w:val="de-DE"/>
         </w:rPr>
       </w:pPr>
     </w:p>
@@ -3327,33 +3101,30 @@
                 <w:docPart w:val="C0BEE5184EEB4BB5B1FF94AE89CA7B6E"/>
               </w:placeholder>
             </w:sdtPr>
+            <w:sdtEndPr/>
             <w:sdtContent>
               <w:p>
                 <w:pPr>
                   <w:jc w:val="left"/>
                   <w:rPr>
                     <w:color w:val="808080" w:themeColor="background1" w:themeShade="80"/>
-                    <w:lang w:val="en-US"/>
                   </w:rPr>
                 </w:pPr>
                 <w:r>
                   <w:rPr>
                     <w:color w:val="808080" w:themeColor="background1" w:themeShade="80"/>
-                    <w:lang w:val="en-US"/>
                   </w:rPr>
                   <w:t xml:space="preserve">(navesti broj i naziv funkcionalnosti iz </w:t>
                 </w:r>
                 <w:r>
                   <w:rPr>
                     <w:color w:val="808080" w:themeColor="background1" w:themeShade="80"/>
-                    <w:lang w:val="en-US"/>
                   </w:rPr>
                   <w:t>sekcije</w:t>
                 </w:r>
                 <w:r>
                   <w:rPr>
                     <w:color w:val="808080" w:themeColor="background1" w:themeShade="80"/>
-                    <w:lang w:val="en-US"/>
                   </w:rPr>
                   <w:t xml:space="preserve"> 2)</w:t>
                 </w:r>
@@ -3377,6 +3148,7 @@
               <w:listItem w:displayText="Mogućnost uređivanja" w:value="Mogućnost uređivanja"/>
             </w:dropDownList>
           </w:sdtPr>
+          <w:sdtEndPr/>
           <w:sdtContent>
             <w:tc>
               <w:tcPr>
@@ -3421,33 +3193,30 @@
                 <w:docPart w:val="7D3466FD1FA94235B51457305A82F7A5"/>
               </w:placeholder>
             </w:sdtPr>
+            <w:sdtEndPr/>
             <w:sdtContent>
               <w:p>
                 <w:pPr>
                   <w:jc w:val="left"/>
                   <w:rPr>
                     <w:color w:val="808080" w:themeColor="background1" w:themeShade="80"/>
-                    <w:lang w:val="en-US"/>
                   </w:rPr>
                 </w:pPr>
                 <w:r>
                   <w:rPr>
                     <w:color w:val="808080" w:themeColor="background1" w:themeShade="80"/>
-                    <w:lang w:val="en-US"/>
                   </w:rPr>
                   <w:t xml:space="preserve">(navesti broj i naziv funkcionalnosti iz </w:t>
                 </w:r>
                 <w:r>
                   <w:rPr>
                     <w:color w:val="808080" w:themeColor="background1" w:themeShade="80"/>
-                    <w:lang w:val="en-US"/>
                   </w:rPr>
                   <w:t>sekcije</w:t>
                 </w:r>
                 <w:r>
                   <w:rPr>
                     <w:color w:val="808080" w:themeColor="background1" w:themeShade="80"/>
-                    <w:lang w:val="en-US"/>
                   </w:rPr>
                   <w:t xml:space="preserve"> 2)</w:t>
                 </w:r>
@@ -3471,6 +3240,7 @@
               <w:listItem w:displayText="Mogućnost uređivanja" w:value="Mogućnost uređivanja"/>
             </w:dropDownList>
           </w:sdtPr>
+          <w:sdtEndPr/>
           <w:sdtContent>
             <w:tc>
               <w:tcPr>
@@ -3515,33 +3285,30 @@
                 <w:docPart w:val="088CEE9227A24D438C64429C0DB34F31"/>
               </w:placeholder>
             </w:sdtPr>
+            <w:sdtEndPr/>
             <w:sdtContent>
               <w:p>
                 <w:pPr>
                   <w:jc w:val="left"/>
                   <w:rPr>
                     <w:color w:val="808080" w:themeColor="background1" w:themeShade="80"/>
-                    <w:lang w:val="en-US"/>
                   </w:rPr>
                 </w:pPr>
                 <w:r>
                   <w:rPr>
                     <w:color w:val="808080" w:themeColor="background1" w:themeShade="80"/>
-                    <w:lang w:val="en-US"/>
                   </w:rPr>
                   <w:t xml:space="preserve">(navesti broj i naziv funkcionalnosti iz </w:t>
                 </w:r>
                 <w:r>
                   <w:rPr>
                     <w:color w:val="808080" w:themeColor="background1" w:themeShade="80"/>
-                    <w:lang w:val="en-US"/>
                   </w:rPr>
                   <w:t>sekcije</w:t>
                 </w:r>
                 <w:r>
                   <w:rPr>
                     <w:color w:val="808080" w:themeColor="background1" w:themeShade="80"/>
-                    <w:lang w:val="en-US"/>
                   </w:rPr>
                   <w:t xml:space="preserve"> 2)</w:t>
                 </w:r>
@@ -3565,6 +3332,7 @@
               <w:listItem w:displayText="Mogućnost uređivanja" w:value="Mogućnost uređivanja"/>
             </w:dropDownList>
           </w:sdtPr>
+          <w:sdtEndPr/>
           <w:sdtContent>
             <w:tc>
               <w:tcPr>
@@ -3629,6 +3397,7 @@
           </w:placeholder>
           <w:showingPlcHdr/>
         </w:sdtPr>
+        <w:sdtEndPr/>
         <w:sdtContent>
           <w:r>
             <w:rPr>
@@ -3684,6 +3453,7 @@
             <w:listItem w:displayText="Administrator" w:value="Administrator"/>
           </w:dropDownList>
         </w:sdtPr>
+        <w:sdtEndPr/>
         <w:sdtContent>
           <w:r>
             <w:rPr>
@@ -3707,13 +3477,13 @@
         <w:ind w:left="360" w:firstLine="360"/>
         <w:rPr>
           <w:b/>
-          <w:lang w:val="en-US"/>
+          <w:lang w:val="de-DE"/>
         </w:rPr>
       </w:pPr>
       <w:r>
         <w:rPr>
           <w:b/>
-          <w:lang w:val="en-US"/>
+          <w:lang w:val="de-DE"/>
         </w:rPr>
         <w:t>Funkcionalnosti u kojima akter učestvuje:</w:t>
       </w:r>
@@ -3722,7 +3492,7 @@
       <w:pPr>
         <w:ind w:left="360"/>
         <w:rPr>
-          <w:lang w:val="en-US"/>
+          <w:lang w:val="de-DE"/>
         </w:rPr>
       </w:pPr>
     </w:p>
@@ -3808,33 +3578,30 @@
                 <w:docPart w:val="1A3C5F832A1549DFA1201154E59AB2AE"/>
               </w:placeholder>
             </w:sdtPr>
+            <w:sdtEndPr/>
             <w:sdtContent>
               <w:p>
                 <w:pPr>
                   <w:jc w:val="left"/>
                   <w:rPr>
                     <w:color w:val="808080" w:themeColor="background1" w:themeShade="80"/>
-                    <w:lang w:val="en-US"/>
                   </w:rPr>
                 </w:pPr>
                 <w:r>
                   <w:rPr>
                     <w:color w:val="808080" w:themeColor="background1" w:themeShade="80"/>
-                    <w:lang w:val="en-US"/>
                   </w:rPr>
                   <w:t xml:space="preserve">(navesti broj i naziv funkcionalnosti iz </w:t>
                 </w:r>
                 <w:r>
                   <w:rPr>
                     <w:color w:val="808080" w:themeColor="background1" w:themeShade="80"/>
-                    <w:lang w:val="en-US"/>
                   </w:rPr>
                   <w:t>sekcije</w:t>
                 </w:r>
                 <w:r>
                   <w:rPr>
                     <w:color w:val="808080" w:themeColor="background1" w:themeShade="80"/>
-                    <w:lang w:val="en-US"/>
                   </w:rPr>
                   <w:t xml:space="preserve"> 2)</w:t>
                 </w:r>
@@ -3858,6 +3625,7 @@
               <w:listItem w:displayText="Mogućnost uređivanja" w:value="Mogućnost uređivanja"/>
             </w:dropDownList>
           </w:sdtPr>
+          <w:sdtEndPr/>
           <w:sdtContent>
             <w:tc>
               <w:tcPr>
@@ -3902,33 +3670,30 @@
                 <w:docPart w:val="8BB7265883ED49F0A76C3F5BE12A8602"/>
               </w:placeholder>
             </w:sdtPr>
+            <w:sdtEndPr/>
             <w:sdtContent>
               <w:p>
                 <w:pPr>
                   <w:jc w:val="left"/>
                   <w:rPr>
                     <w:color w:val="808080" w:themeColor="background1" w:themeShade="80"/>
-                    <w:lang w:val="en-US"/>
                   </w:rPr>
                 </w:pPr>
                 <w:r>
                   <w:rPr>
                     <w:color w:val="808080" w:themeColor="background1" w:themeShade="80"/>
-                    <w:lang w:val="en-US"/>
                   </w:rPr>
                   <w:t xml:space="preserve">(navesti broj i naziv funkcionalnosti iz </w:t>
                 </w:r>
                 <w:r>
                   <w:rPr>
                     <w:color w:val="808080" w:themeColor="background1" w:themeShade="80"/>
-                    <w:lang w:val="en-US"/>
                   </w:rPr>
                   <w:t>sekcije</w:t>
                 </w:r>
                 <w:r>
                   <w:rPr>
                     <w:color w:val="808080" w:themeColor="background1" w:themeShade="80"/>
-                    <w:lang w:val="en-US"/>
                   </w:rPr>
                   <w:t xml:space="preserve"> 2)</w:t>
                 </w:r>
@@ -3952,6 +3717,7 @@
               <w:listItem w:displayText="Mogućnost uređivanja" w:value="Mogućnost uređivanja"/>
             </w:dropDownList>
           </w:sdtPr>
+          <w:sdtEndPr/>
           <w:sdtContent>
             <w:tc>
               <w:tcPr>
@@ -3996,33 +3762,30 @@
                 <w:docPart w:val="00B5275163D44AF394077F9E4C4EBFE4"/>
               </w:placeholder>
             </w:sdtPr>
+            <w:sdtEndPr/>
             <w:sdtContent>
               <w:p>
                 <w:pPr>
                   <w:jc w:val="left"/>
                   <w:rPr>
                     <w:color w:val="808080" w:themeColor="background1" w:themeShade="80"/>
-                    <w:lang w:val="en-US"/>
                   </w:rPr>
                 </w:pPr>
                 <w:r>
                   <w:rPr>
                     <w:color w:val="808080" w:themeColor="background1" w:themeShade="80"/>
-                    <w:lang w:val="en-US"/>
                   </w:rPr>
                   <w:t xml:space="preserve">(navesti broj i naziv funkcionalnosti iz </w:t>
                 </w:r>
                 <w:r>
                   <w:rPr>
                     <w:color w:val="808080" w:themeColor="background1" w:themeShade="80"/>
-                    <w:lang w:val="en-US"/>
                   </w:rPr>
                   <w:t>sekcije</w:t>
                 </w:r>
                 <w:r>
                   <w:rPr>
                     <w:color w:val="808080" w:themeColor="background1" w:themeShade="80"/>
-                    <w:lang w:val="en-US"/>
                   </w:rPr>
                   <w:t xml:space="preserve"> 2)</w:t>
                 </w:r>
@@ -4046,6 +3809,7 @@
               <w:listItem w:displayText="Mogućnost uređivanja" w:value="Mogućnost uređivanja"/>
             </w:dropDownList>
           </w:sdtPr>
+          <w:sdtEndPr/>
           <w:sdtContent>
             <w:tc>
               <w:tcPr>
@@ -4126,7 +3890,7 @@
 </file>
 
 <file path=word/endnotes.xml><?xml version="1.0" encoding="utf-8"?>
-<w:endnotes xmlns:wpc="http://schemas.microsoft.com/office/word/2010/wordprocessingCanvas" xmlns:cx="http://schemas.microsoft.com/office/drawing/2014/chartex" xmlns:cx1="http://schemas.microsoft.com/office/drawing/2015/9/8/chartex" xmlns:cx2="http://schemas.microsoft.com/office/drawing/2015/10/21/chartex" xmlns:cx3="http://schemas.microsoft.com/office/drawing/2016/5/9/chartex" xmlns:cx4="http://schemas.microsoft.com/office/drawing/2016/5/10/chartex" xmlns:cx5="http://schemas.microsoft.com/office/drawing/2016/5/11/chartex" xmlns:cx6="http://schemas.microsoft.com/office/drawing/2016/5/12/chartex" xmlns:cx7="http://schemas.microsoft.com/office/drawing/2016/5/13/chartex" xmlns:cx8="http://schemas.microsoft.com/office/drawing/2016/5/14/chartex" xmlns:mc="http://schemas.openxmlformats.org/markup-compatibility/2006" xmlns:aink="http://schemas.microsoft.com/office/drawing/2016/ink" xmlns:am3d="http://schemas.microsoft.com/office/drawing/2017/model3d" xmlns:o="urn:schemas-microsoft-com:office:office" xmlns:oel="http://schemas.microsoft.com/office/2019/extlst" xmlns:r="http://schemas.openxmlformats.org/officeDocument/2006/relationships" xmlns:m="http://schemas.openxmlformats.org/officeDocument/2006/math" xmlns:v="urn:schemas-microsoft-com:vml" xmlns:wp14="http://schemas.microsoft.com/office/word/2010/wordprocessingDrawing" xmlns:wp="http://schemas.openxmlformats.org/drawingml/2006/wordprocessingDrawing" xmlns:w10="urn:schemas-microsoft-com:office:word" xmlns:w="http://schemas.openxmlformats.org/wordprocessingml/2006/main" xmlns:w14="http://schemas.microsoft.com/office/word/2010/wordml" xmlns:w15="http://schemas.microsoft.com/office/word/2012/wordml" xmlns:w16cex="http://schemas.microsoft.com/office/word/2018/wordml/cex" xmlns:w16cid="http://schemas.microsoft.com/office/word/2016/wordml/cid" xmlns:w16="http://schemas.microsoft.com/office/word/2018/wordml" xmlns:w16du="http://schemas.microsoft.com/office/word/2023/wordml/word16du" xmlns:w16sdtdh="http://schemas.microsoft.com/office/word/2020/wordml/sdtdatahash" xmlns:w16sdtfl="http://schemas.microsoft.com/office/word/2024/wordml/sdtformatlock" xmlns:w16se="http://schemas.microsoft.com/office/word/2015/wordml/symex" xmlns:wpg="http://schemas.microsoft.com/office/word/2010/wordprocessingGroup" xmlns:wpi="http://schemas.microsoft.com/office/word/2010/wordprocessingInk" xmlns:wne="http://schemas.microsoft.com/office/word/2006/wordml" xmlns:wps="http://schemas.microsoft.com/office/word/2010/wordprocessingShape" mc:Ignorable="w14 w15 w16se w16cid w16 w16cex w16sdtdh w16sdtfl w16du wp14">
+<w:endnotes xmlns:wpc="http://schemas.microsoft.com/office/word/2010/wordprocessingCanvas" xmlns:mc="http://schemas.openxmlformats.org/markup-compatibility/2006" xmlns:o="urn:schemas-microsoft-com:office:office" xmlns:r="http://schemas.openxmlformats.org/officeDocument/2006/relationships" xmlns:m="http://schemas.openxmlformats.org/officeDocument/2006/math" xmlns:v="urn:schemas-microsoft-com:vml" xmlns:wp14="http://schemas.microsoft.com/office/word/2010/wordprocessingDrawing" xmlns:wp="http://schemas.openxmlformats.org/drawingml/2006/wordprocessingDrawing" xmlns:w10="urn:schemas-microsoft-com:office:word" xmlns:w="http://schemas.openxmlformats.org/wordprocessingml/2006/main" xmlns:w14="http://schemas.microsoft.com/office/word/2010/wordml" xmlns:w15="http://schemas.microsoft.com/office/word/2012/wordml" xmlns:wpg="http://schemas.microsoft.com/office/word/2010/wordprocessingGroup" xmlns:wpi="http://schemas.microsoft.com/office/word/2010/wordprocessingInk" xmlns:wne="http://schemas.microsoft.com/office/word/2006/wordml" xmlns:wps="http://schemas.microsoft.com/office/word/2010/wordprocessingShape" mc:Ignorable="w14 w15 wp14">
   <w:endnote w:type="separator" w:id="-1">
     <w:p>
       <w:r>
@@ -4145,7 +3909,7 @@
 </file>
 
 <file path=word/footnotes.xml><?xml version="1.0" encoding="utf-8"?>
-<w:footnotes xmlns:wpc="http://schemas.microsoft.com/office/word/2010/wordprocessingCanvas" xmlns:cx="http://schemas.microsoft.com/office/drawing/2014/chartex" xmlns:cx1="http://schemas.microsoft.com/office/drawing/2015/9/8/chartex" xmlns:cx2="http://schemas.microsoft.com/office/drawing/2015/10/21/chartex" xmlns:cx3="http://schemas.microsoft.com/office/drawing/2016/5/9/chartex" xmlns:cx4="http://schemas.microsoft.com/office/drawing/2016/5/10/chartex" xmlns:cx5="http://schemas.microsoft.com/office/drawing/2016/5/11/chartex" xmlns:cx6="http://schemas.microsoft.com/office/drawing/2016/5/12/chartex" xmlns:cx7="http://schemas.microsoft.com/office/drawing/2016/5/13/chartex" xmlns:cx8="http://schemas.microsoft.com/office/drawing/2016/5/14/chartex" xmlns:mc="http://schemas.openxmlformats.org/markup-compatibility/2006" xmlns:aink="http://schemas.microsoft.com/office/drawing/2016/ink" xmlns:am3d="http://schemas.microsoft.com/office/drawing/2017/model3d" xmlns:o="urn:schemas-microsoft-com:office:office" xmlns:oel="http://schemas.microsoft.com/office/2019/extlst" xmlns:r="http://schemas.openxmlformats.org/officeDocument/2006/relationships" xmlns:m="http://schemas.openxmlformats.org/officeDocument/2006/math" xmlns:v="urn:schemas-microsoft-com:vml" xmlns:wp14="http://schemas.microsoft.com/office/word/2010/wordprocessingDrawing" xmlns:wp="http://schemas.openxmlformats.org/drawingml/2006/wordprocessingDrawing" xmlns:w10="urn:schemas-microsoft-com:office:word" xmlns:w="http://schemas.openxmlformats.org/wordprocessingml/2006/main" xmlns:w14="http://schemas.microsoft.com/office/word/2010/wordml" xmlns:w15="http://schemas.microsoft.com/office/word/2012/wordml" xmlns:w16cex="http://schemas.microsoft.com/office/word/2018/wordml/cex" xmlns:w16cid="http://schemas.microsoft.com/office/word/2016/wordml/cid" xmlns:w16="http://schemas.microsoft.com/office/word/2018/wordml" xmlns:w16du="http://schemas.microsoft.com/office/word/2023/wordml/word16du" xmlns:w16sdtdh="http://schemas.microsoft.com/office/word/2020/wordml/sdtdatahash" xmlns:w16sdtfl="http://schemas.microsoft.com/office/word/2024/wordml/sdtformatlock" xmlns:w16se="http://schemas.microsoft.com/office/word/2015/wordml/symex" xmlns:wpg="http://schemas.microsoft.com/office/word/2010/wordprocessingGroup" xmlns:wpi="http://schemas.microsoft.com/office/word/2010/wordprocessingInk" xmlns:wne="http://schemas.microsoft.com/office/word/2006/wordml" xmlns:wps="http://schemas.microsoft.com/office/word/2010/wordprocessingShape" mc:Ignorable="w14 w15 w16se w16cid w16 w16cex w16sdtdh w16sdtfl w16du wp14">
+<w:footnotes xmlns:wpc="http://schemas.microsoft.com/office/word/2010/wordprocessingCanvas" xmlns:mc="http://schemas.openxmlformats.org/markup-compatibility/2006" xmlns:o="urn:schemas-microsoft-com:office:office" xmlns:r="http://schemas.openxmlformats.org/officeDocument/2006/relationships" xmlns:m="http://schemas.openxmlformats.org/officeDocument/2006/math" xmlns:v="urn:schemas-microsoft-com:vml" xmlns:wp14="http://schemas.microsoft.com/office/word/2010/wordprocessingDrawing" xmlns:wp="http://schemas.openxmlformats.org/drawingml/2006/wordprocessingDrawing" xmlns:w10="urn:schemas-microsoft-com:office:word" xmlns:w="http://schemas.openxmlformats.org/wordprocessingml/2006/main" xmlns:w14="http://schemas.microsoft.com/office/word/2010/wordml" xmlns:w15="http://schemas.microsoft.com/office/word/2012/wordml" xmlns:wpg="http://schemas.microsoft.com/office/word/2010/wordprocessingGroup" xmlns:wpi="http://schemas.microsoft.com/office/word/2010/wordprocessingInk" xmlns:wne="http://schemas.microsoft.com/office/word/2006/wordml" xmlns:wps="http://schemas.microsoft.com/office/word/2010/wordprocessingShape" mc:Ignorable="w14 w15 wp14">
   <w:footnote w:type="separator" w:id="-1">
     <w:p>
       <w:r>
@@ -4164,7 +3928,7 @@
 </file>
 
 <file path=word/header1.xml><?xml version="1.0" encoding="utf-8"?>
-<w:hdr xmlns:wpc="http://schemas.microsoft.com/office/word/2010/wordprocessingCanvas" xmlns:cx="http://schemas.microsoft.com/office/drawing/2014/chartex" xmlns:cx1="http://schemas.microsoft.com/office/drawing/2015/9/8/chartex" xmlns:cx2="http://schemas.microsoft.com/office/drawing/2015/10/21/chartex" xmlns:cx3="http://schemas.microsoft.com/office/drawing/2016/5/9/chartex" xmlns:cx4="http://schemas.microsoft.com/office/drawing/2016/5/10/chartex" xmlns:cx5="http://schemas.microsoft.com/office/drawing/2016/5/11/chartex" xmlns:cx6="http://schemas.microsoft.com/office/drawing/2016/5/12/chartex" xmlns:cx7="http://schemas.microsoft.com/office/drawing/2016/5/13/chartex" xmlns:cx8="http://schemas.microsoft.com/office/drawing/2016/5/14/chartex" xmlns:mc="http://schemas.openxmlformats.org/markup-compatibility/2006" xmlns:aink="http://schemas.microsoft.com/office/drawing/2016/ink" xmlns:am3d="http://schemas.microsoft.com/office/drawing/2017/model3d" xmlns:o="urn:schemas-microsoft-com:office:office" xmlns:oel="http://schemas.microsoft.com/office/2019/extlst" xmlns:r="http://schemas.openxmlformats.org/officeDocument/2006/relationships" xmlns:m="http://schemas.openxmlformats.org/officeDocument/2006/math" xmlns:v="urn:schemas-microsoft-com:vml" xmlns:wp14="http://schemas.microsoft.com/office/word/2010/wordprocessingDrawing" xmlns:wp="http://schemas.openxmlformats.org/drawingml/2006/wordprocessingDrawing" xmlns:w10="urn:schemas-microsoft-com:office:word" xmlns:w="http://schemas.openxmlformats.org/wordprocessingml/2006/main" xmlns:w14="http://schemas.microsoft.com/office/word/2010/wordml" xmlns:w15="http://schemas.microsoft.com/office/word/2012/wordml" xmlns:w16cex="http://schemas.microsoft.com/office/word/2018/wordml/cex" xmlns:w16cid="http://schemas.microsoft.com/office/word/2016/wordml/cid" xmlns:w16="http://schemas.microsoft.com/office/word/2018/wordml" xmlns:w16du="http://schemas.microsoft.com/office/word/2023/wordml/word16du" xmlns:w16sdtdh="http://schemas.microsoft.com/office/word/2020/wordml/sdtdatahash" xmlns:w16sdtfl="http://schemas.microsoft.com/office/word/2024/wordml/sdtformatlock" xmlns:w16se="http://schemas.microsoft.com/office/word/2015/wordml/symex" xmlns:wpg="http://schemas.microsoft.com/office/word/2010/wordprocessingGroup" xmlns:wpi="http://schemas.microsoft.com/office/word/2010/wordprocessingInk" xmlns:wne="http://schemas.microsoft.com/office/word/2006/wordml" xmlns:wps="http://schemas.microsoft.com/office/word/2010/wordprocessingShape" mc:Ignorable="w14 w15 w16se w16cid w16 w16cex w16sdtdh w16sdtfl w16du wp14">
+<w:hdr xmlns:wpc="http://schemas.microsoft.com/office/word/2010/wordprocessingCanvas" xmlns:mc="http://schemas.openxmlformats.org/markup-compatibility/2006" xmlns:o="urn:schemas-microsoft-com:office:office" xmlns:r="http://schemas.openxmlformats.org/officeDocument/2006/relationships" xmlns:m="http://schemas.openxmlformats.org/officeDocument/2006/math" xmlns:v="urn:schemas-microsoft-com:vml" xmlns:wp14="http://schemas.microsoft.com/office/word/2010/wordprocessingDrawing" xmlns:wp="http://schemas.openxmlformats.org/drawingml/2006/wordprocessingDrawing" xmlns:w10="urn:schemas-microsoft-com:office:word" xmlns:w="http://schemas.openxmlformats.org/wordprocessingml/2006/main" xmlns:w14="http://schemas.microsoft.com/office/word/2010/wordml" xmlns:w15="http://schemas.microsoft.com/office/word/2012/wordml" xmlns:wpg="http://schemas.microsoft.com/office/word/2010/wordprocessingGroup" xmlns:wpi="http://schemas.microsoft.com/office/word/2010/wordprocessingInk" xmlns:wne="http://schemas.microsoft.com/office/word/2006/wordml" xmlns:wps="http://schemas.microsoft.com/office/word/2010/wordprocessingShape" mc:Ignorable="w14 w15 wp14">
   <w:p>
     <w:pPr>
       <w:tabs>
@@ -4181,6 +3945,7 @@
       <w:rPr>
         <w:rFonts w:eastAsia="Calibri" w:cs="Times New Roman"/>
         <w:sz w:val="18"/>
+        <w:lang w:eastAsia="bs-Latn-BA"/>
       </w:rPr>
       <w:drawing>
         <wp:anchor distT="0" distB="0" distL="114300" distR="114300" simplePos="0" relativeHeight="251659264" behindDoc="1" locked="0" layoutInCell="1" allowOverlap="1" wp14:anchorId="2F08350A" wp14:editId="68E79AB2">
@@ -4357,7 +4122,7 @@
 </file>
 
 <file path=word/numbering.xml><?xml version="1.0" encoding="utf-8"?>
-<w:numbering xmlns:wpc="http://schemas.microsoft.com/office/word/2010/wordprocessingCanvas" xmlns:cx="http://schemas.microsoft.com/office/drawing/2014/chartex" xmlns:cx1="http://schemas.microsoft.com/office/drawing/2015/9/8/chartex" xmlns:cx2="http://schemas.microsoft.com/office/drawing/2015/10/21/chartex" xmlns:cx3="http://schemas.microsoft.com/office/drawing/2016/5/9/chartex" xmlns:cx4="http://schemas.microsoft.com/office/drawing/2016/5/10/chartex" xmlns:cx5="http://schemas.microsoft.com/office/drawing/2016/5/11/chartex" xmlns:cx6="http://schemas.microsoft.com/office/drawing/2016/5/12/chartex" xmlns:cx7="http://schemas.microsoft.com/office/drawing/2016/5/13/chartex" xmlns:cx8="http://schemas.microsoft.com/office/drawing/2016/5/14/chartex" xmlns:mc="http://schemas.openxmlformats.org/markup-compatibility/2006" xmlns:aink="http://schemas.microsoft.com/office/drawing/2016/ink" xmlns:am3d="http://schemas.microsoft.com/office/drawing/2017/model3d" xmlns:o="urn:schemas-microsoft-com:office:office" xmlns:oel="http://schemas.microsoft.com/office/2019/extlst" xmlns:r="http://schemas.openxmlformats.org/officeDocument/2006/relationships" xmlns:m="http://schemas.openxmlformats.org/officeDocument/2006/math" xmlns:v="urn:schemas-microsoft-com:vml" xmlns:wp14="http://schemas.microsoft.com/office/word/2010/wordprocessingDrawing" xmlns:wp="http://schemas.openxmlformats.org/drawingml/2006/wordprocessingDrawing" xmlns:w10="urn:schemas-microsoft-com:office:word" xmlns:w="http://schemas.openxmlformats.org/wordprocessingml/2006/main" xmlns:w14="http://schemas.microsoft.com/office/word/2010/wordml" xmlns:w15="http://schemas.microsoft.com/office/word/2012/wordml" xmlns:w16cex="http://schemas.microsoft.com/office/word/2018/wordml/cex" xmlns:w16cid="http://schemas.microsoft.com/office/word/2016/wordml/cid" xmlns:w16="http://schemas.microsoft.com/office/word/2018/wordml" xmlns:w16du="http://schemas.microsoft.com/office/word/2023/wordml/word16du" xmlns:w16sdtdh="http://schemas.microsoft.com/office/word/2020/wordml/sdtdatahash" xmlns:w16sdtfl="http://schemas.microsoft.com/office/word/2024/wordml/sdtformatlock" xmlns:w16se="http://schemas.microsoft.com/office/word/2015/wordml/symex" xmlns:wpg="http://schemas.microsoft.com/office/word/2010/wordprocessingGroup" xmlns:wpi="http://schemas.microsoft.com/office/word/2010/wordprocessingInk" xmlns:wne="http://schemas.microsoft.com/office/word/2006/wordml" xmlns:wps="http://schemas.microsoft.com/office/word/2010/wordprocessingShape" mc:Ignorable="w14 w15 w16se w16cid w16 w16cex w16sdtdh w16sdtfl w16du wp14">
+<w:numbering xmlns:wpc="http://schemas.microsoft.com/office/word/2010/wordprocessingCanvas" xmlns:mc="http://schemas.openxmlformats.org/markup-compatibility/2006" xmlns:o="urn:schemas-microsoft-com:office:office" xmlns:r="http://schemas.openxmlformats.org/officeDocument/2006/relationships" xmlns:m="http://schemas.openxmlformats.org/officeDocument/2006/math" xmlns:v="urn:schemas-microsoft-com:vml" xmlns:wp14="http://schemas.microsoft.com/office/word/2010/wordprocessingDrawing" xmlns:wp="http://schemas.openxmlformats.org/drawingml/2006/wordprocessingDrawing" xmlns:w10="urn:schemas-microsoft-com:office:word" xmlns:w="http://schemas.openxmlformats.org/wordprocessingml/2006/main" xmlns:w14="http://schemas.microsoft.com/office/word/2010/wordml" xmlns:w15="http://schemas.microsoft.com/office/word/2012/wordml" xmlns:wpg="http://schemas.microsoft.com/office/word/2010/wordprocessingGroup" xmlns:wpi="http://schemas.microsoft.com/office/word/2010/wordprocessingInk" xmlns:wne="http://schemas.microsoft.com/office/word/2006/wordml" xmlns:wps="http://schemas.microsoft.com/office/word/2010/wordprocessingShape" mc:Ignorable="w14 w15 wp14">
   <w:abstractNum w:abstractNumId="0" w15:restartNumberingAfterBreak="0">
     <w:nsid w:val="0FEE4095"/>
     <w:multiLevelType w:val="hybridMultilevel"/>
@@ -5349,44 +5114,44 @@
       </w:pPr>
     </w:lvl>
   </w:abstractNum>
-  <w:num w:numId="1" w16cid:durableId="1604848735">
+  <w:num w:numId="1">
     <w:abstractNumId w:val="2"/>
   </w:num>
-  <w:num w:numId="2" w16cid:durableId="169416253">
+  <w:num w:numId="2">
     <w:abstractNumId w:val="8"/>
   </w:num>
-  <w:num w:numId="3" w16cid:durableId="138155535">
+  <w:num w:numId="3">
     <w:abstractNumId w:val="7"/>
   </w:num>
-  <w:num w:numId="4" w16cid:durableId="1182546028">
+  <w:num w:numId="4">
     <w:abstractNumId w:val="5"/>
   </w:num>
-  <w:num w:numId="5" w16cid:durableId="2102988304">
+  <w:num w:numId="5">
     <w:abstractNumId w:val="9"/>
   </w:num>
-  <w:num w:numId="6" w16cid:durableId="1500584491">
+  <w:num w:numId="6">
     <w:abstractNumId w:val="3"/>
   </w:num>
-  <w:num w:numId="7" w16cid:durableId="2031642552">
+  <w:num w:numId="7">
     <w:abstractNumId w:val="1"/>
   </w:num>
-  <w:num w:numId="8" w16cid:durableId="1861313734">
+  <w:num w:numId="8">
     <w:abstractNumId w:val="0"/>
   </w:num>
-  <w:num w:numId="9" w16cid:durableId="1844977558">
+  <w:num w:numId="9">
     <w:abstractNumId w:val="10"/>
   </w:num>
-  <w:num w:numId="10" w16cid:durableId="1566795611">
+  <w:num w:numId="10">
     <w:abstractNumId w:val="4"/>
   </w:num>
-  <w:num w:numId="11" w16cid:durableId="1539589560">
+  <w:num w:numId="11">
     <w:abstractNumId w:val="6"/>
   </w:num>
 </w:numbering>
 </file>
 
 <file path=word/styles.xml><?xml version="1.0" encoding="utf-8"?>
-<w:styles xmlns:mc="http://schemas.openxmlformats.org/markup-compatibility/2006" xmlns:r="http://schemas.openxmlformats.org/officeDocument/2006/relationships" xmlns:w="http://schemas.openxmlformats.org/wordprocessingml/2006/main" xmlns:w14="http://schemas.microsoft.com/office/word/2010/wordml" xmlns:w15="http://schemas.microsoft.com/office/word/2012/wordml" xmlns:w16cex="http://schemas.microsoft.com/office/word/2018/wordml/cex" xmlns:w16cid="http://schemas.microsoft.com/office/word/2016/wordml/cid" xmlns:w16="http://schemas.microsoft.com/office/word/2018/wordml" xmlns:w16du="http://schemas.microsoft.com/office/word/2023/wordml/word16du" xmlns:w16sdtdh="http://schemas.microsoft.com/office/word/2020/wordml/sdtdatahash" xmlns:w16sdtfl="http://schemas.microsoft.com/office/word/2024/wordml/sdtformatlock" xmlns:w16se="http://schemas.microsoft.com/office/word/2015/wordml/symex" mc:Ignorable="w14 w15 w16se w16cid w16 w16cex w16sdtdh w16sdtfl w16du">
+<w:styles xmlns:mc="http://schemas.openxmlformats.org/markup-compatibility/2006" xmlns:r="http://schemas.openxmlformats.org/officeDocument/2006/relationships" xmlns:w="http://schemas.openxmlformats.org/wordprocessingml/2006/main" xmlns:w14="http://schemas.microsoft.com/office/word/2010/wordml" xmlns:w15="http://schemas.microsoft.com/office/word/2012/wordml" mc:Ignorable="w14 w15">
   <w:docDefaults>
     <w:rPrDefault>
       <w:rPr>
@@ -5402,7 +5167,7 @@
       </w:pPr>
     </w:pPrDefault>
   </w:docDefaults>
-  <w:latentStyles w:defLockedState="0" w:defUIPriority="99" w:defSemiHidden="0" w:defUnhideWhenUsed="0" w:defQFormat="0" w:count="376">
+  <w:latentStyles w:defLockedState="0" w:defUIPriority="99" w:defSemiHidden="0" w:defUnhideWhenUsed="0" w:defQFormat="0" w:count="371">
     <w:lsdException w:name="Normal" w:uiPriority="0" w:qFormat="1"/>
     <w:lsdException w:name="heading 1" w:uiPriority="9" w:qFormat="1"/>
     <w:lsdException w:name="heading 2" w:semiHidden="1" w:uiPriority="9" w:unhideWhenUsed="1" w:qFormat="1"/>
@@ -5774,11 +5539,6 @@
     <w:lsdException w:name="List Table 5 Dark Accent 6" w:uiPriority="50"/>
     <w:lsdException w:name="List Table 6 Colorful Accent 6" w:uiPriority="51"/>
     <w:lsdException w:name="List Table 7 Colorful Accent 6" w:uiPriority="52"/>
-    <w:lsdException w:name="Mention" w:semiHidden="1" w:unhideWhenUsed="1"/>
-    <w:lsdException w:name="Smart Hyperlink" w:semiHidden="1" w:unhideWhenUsed="1"/>
-    <w:lsdException w:name="Hashtag" w:semiHidden="1" w:unhideWhenUsed="1"/>
-    <w:lsdException w:name="Unresolved Mention" w:semiHidden="1" w:unhideWhenUsed="1"/>
-    <w:lsdException w:name="Smart Link" w:semiHidden="1" w:unhideWhenUsed="1"/>
   </w:latentStyles>
   <w:style w:type="paragraph" w:default="1" w:styleId="Normal">
     <w:name w:val="Normal"/>
@@ -5844,6 +5604,7 @@
   <w:style w:type="character" w:default="1" w:styleId="DefaultParagraphFont">
     <w:name w:val="Default Paragraph Font"/>
     <w:uiPriority w:val="1"/>
+    <w:semiHidden/>
     <w:unhideWhenUsed/>
   </w:style>
   <w:style w:type="table" w:default="1" w:styleId="TableNormal">
@@ -6099,7 +5860,7 @@
       <w:u w:val="single"/>
     </w:rPr>
   </w:style>
-  <w:style w:type="character" w:styleId="UnresolvedMention">
+  <w:style w:type="character" w:customStyle="1" w:styleId="UnresolvedMention">
     <w:name w:val="Unresolved Mention"/>
     <w:basedOn w:val="DefaultParagraphFont"/>
     <w:uiPriority w:val="99"/>
@@ -6115,7 +5876,7 @@
 </file>
 
 <file path=word/glossary/document.xml><?xml version="1.0" encoding="utf-8"?>
-<w:glossaryDocument xmlns:wpc="http://schemas.microsoft.com/office/word/2010/wordprocessingCanvas" xmlns:cx="http://schemas.microsoft.com/office/drawing/2014/chartex" xmlns:cx1="http://schemas.microsoft.com/office/drawing/2015/9/8/chartex" xmlns:cx2="http://schemas.microsoft.com/office/drawing/2015/10/21/chartex" xmlns:cx3="http://schemas.microsoft.com/office/drawing/2016/5/9/chartex" xmlns:cx4="http://schemas.microsoft.com/office/drawing/2016/5/10/chartex" xmlns:cx5="http://schemas.microsoft.com/office/drawing/2016/5/11/chartex" xmlns:cx6="http://schemas.microsoft.com/office/drawing/2016/5/12/chartex" xmlns:cx7="http://schemas.microsoft.com/office/drawing/2016/5/13/chartex" xmlns:cx8="http://schemas.microsoft.com/office/drawing/2016/5/14/chartex" xmlns:mc="http://schemas.openxmlformats.org/markup-compatibility/2006" xmlns:aink="http://schemas.microsoft.com/office/drawing/2016/ink" xmlns:am3d="http://schemas.microsoft.com/office/drawing/2017/model3d" xmlns:o="urn:schemas-microsoft-com:office:office" xmlns:oel="http://schemas.microsoft.com/office/2019/extlst" xmlns:r="http://schemas.openxmlformats.org/officeDocument/2006/relationships" xmlns:m="http://schemas.openxmlformats.org/officeDocument/2006/math" xmlns:v="urn:schemas-microsoft-com:vml" xmlns:wp14="http://schemas.microsoft.com/office/word/2010/wordprocessingDrawing" xmlns:wp="http://schemas.openxmlformats.org/drawingml/2006/wordprocessingDrawing" xmlns:w10="urn:schemas-microsoft-com:office:word" xmlns:w="http://schemas.openxmlformats.org/wordprocessingml/2006/main" xmlns:w14="http://schemas.microsoft.com/office/word/2010/wordml" xmlns:w15="http://schemas.microsoft.com/office/word/2012/wordml" xmlns:w16cex="http://schemas.microsoft.com/office/word/2018/wordml/cex" xmlns:w16cid="http://schemas.microsoft.com/office/word/2016/wordml/cid" xmlns:w16="http://schemas.microsoft.com/office/word/2018/wordml" xmlns:w16du="http://schemas.microsoft.com/office/word/2023/wordml/word16du" xmlns:w16sdtdh="http://schemas.microsoft.com/office/word/2020/wordml/sdtdatahash" xmlns:w16sdtfl="http://schemas.microsoft.com/office/word/2024/wordml/sdtformatlock" xmlns:w16se="http://schemas.microsoft.com/office/word/2015/wordml/symex" xmlns:wpg="http://schemas.microsoft.com/office/word/2010/wordprocessingGroup" xmlns:wpi="http://schemas.microsoft.com/office/word/2010/wordprocessingInk" xmlns:wne="http://schemas.microsoft.com/office/word/2006/wordml" xmlns:wps="http://schemas.microsoft.com/office/word/2010/wordprocessingShape" mc:Ignorable="w14 w15 w16se w16cid w16 w16cex w16sdtdh w16sdtfl w16du wp14">
+<w:glossaryDocument xmlns:wpc="http://schemas.microsoft.com/office/word/2010/wordprocessingCanvas" xmlns:mc="http://schemas.openxmlformats.org/markup-compatibility/2006" xmlns:o="urn:schemas-microsoft-com:office:office" xmlns:r="http://schemas.openxmlformats.org/officeDocument/2006/relationships" xmlns:m="http://schemas.openxmlformats.org/officeDocument/2006/math" xmlns:v="urn:schemas-microsoft-com:vml" xmlns:wp14="http://schemas.microsoft.com/office/word/2010/wordprocessingDrawing" xmlns:wp="http://schemas.openxmlformats.org/drawingml/2006/wordprocessingDrawing" xmlns:w10="urn:schemas-microsoft-com:office:word" xmlns:w="http://schemas.openxmlformats.org/wordprocessingml/2006/main" xmlns:w14="http://schemas.microsoft.com/office/word/2010/wordml" xmlns:w15="http://schemas.microsoft.com/office/word/2012/wordml" xmlns:wpg="http://schemas.microsoft.com/office/word/2010/wordprocessingGroup" xmlns:wpi="http://schemas.microsoft.com/office/word/2010/wordprocessingInk" xmlns:wne="http://schemas.microsoft.com/office/word/2006/wordml" xmlns:wps="http://schemas.microsoft.com/office/word/2010/wordprocessingShape" mc:Ignorable="w14 w15 wp14">
   <w:docParts>
     <w:docPart>
       <w:docPartPr>
@@ -6435,64 +6196,6 @@
     </w:docPart>
     <w:docPart>
       <w:docPartPr>
-        <w:name w:val="EB8E31CA057243C1A783C68FC87DFF9B"/>
-        <w:category>
-          <w:name w:val="General"/>
-          <w:gallery w:val="placeholder"/>
-        </w:category>
-        <w:types>
-          <w:type w:val="bbPlcHdr"/>
-        </w:types>
-        <w:behaviors>
-          <w:behavior w:val="content"/>
-        </w:behaviors>
-        <w:guid w:val="{CA0CD9C7-DCEE-4930-B9A5-B819B36402D4}"/>
-      </w:docPartPr>
-      <w:docPartBody>
-        <w:p>
-          <w:pPr>
-            <w:pStyle w:val="EB8E31CA057243C1A783C68FC87DFF9B"/>
-          </w:pPr>
-          <w:r>
-            <w:rPr>
-              <w:rStyle w:val="PlaceholderText"/>
-            </w:rPr>
-            <w:t>Click or tap here to enter text.</w:t>
-          </w:r>
-        </w:p>
-      </w:docPartBody>
-    </w:docPart>
-    <w:docPart>
-      <w:docPartPr>
-        <w:name w:val="23E92376F83D4558804440982CFD167E"/>
-        <w:category>
-          <w:name w:val="General"/>
-          <w:gallery w:val="placeholder"/>
-        </w:category>
-        <w:types>
-          <w:type w:val="bbPlcHdr"/>
-        </w:types>
-        <w:behaviors>
-          <w:behavior w:val="content"/>
-        </w:behaviors>
-        <w:guid w:val="{8A3FCB75-C917-4E8F-9C0D-F0B9E7314BB1}"/>
-      </w:docPartPr>
-      <w:docPartBody>
-        <w:p>
-          <w:pPr>
-            <w:pStyle w:val="23E92376F83D4558804440982CFD167E"/>
-          </w:pPr>
-          <w:r>
-            <w:rPr>
-              <w:rStyle w:val="PlaceholderText"/>
-            </w:rPr>
-            <w:t>Click or tap here to enter text.</w:t>
-          </w:r>
-        </w:p>
-      </w:docPartBody>
-    </w:docPart>
-    <w:docPart>
-      <w:docPartPr>
         <w:name w:val="DefaultPlaceholder_-1854013438"/>
         <w:category>
           <w:name w:val="General"/>
@@ -7128,64 +6831,6 @@
     </w:docPart>
     <w:docPart>
       <w:docPartPr>
-        <w:name w:val="73CBA978A0CA41568CEB976270B09936"/>
-        <w:category>
-          <w:name w:val="General"/>
-          <w:gallery w:val="placeholder"/>
-        </w:category>
-        <w:types>
-          <w:type w:val="bbPlcHdr"/>
-        </w:types>
-        <w:behaviors>
-          <w:behavior w:val="content"/>
-        </w:behaviors>
-        <w:guid w:val="{CED03742-361F-46E1-B6F9-BCF23D3DCE47}"/>
-      </w:docPartPr>
-      <w:docPartBody>
-        <w:p>
-          <w:pPr>
-            <w:pStyle w:val="73CBA978A0CA41568CEB976270B09936"/>
-          </w:pPr>
-          <w:r>
-            <w:rPr>
-              <w:rStyle w:val="PlaceholderText"/>
-            </w:rPr>
-            <w:t>Choose an item.</w:t>
-          </w:r>
-        </w:p>
-      </w:docPartBody>
-    </w:docPart>
-    <w:docPart>
-      <w:docPartPr>
-        <w:name w:val="C8136D75B65643C19ACA3969A485E86E"/>
-        <w:category>
-          <w:name w:val="General"/>
-          <w:gallery w:val="placeholder"/>
-        </w:category>
-        <w:types>
-          <w:type w:val="bbPlcHdr"/>
-        </w:types>
-        <w:behaviors>
-          <w:behavior w:val="content"/>
-        </w:behaviors>
-        <w:guid w:val="{26FAC482-AA83-4451-9B99-C6539DB12175}"/>
-      </w:docPartPr>
-      <w:docPartBody>
-        <w:p>
-          <w:pPr>
-            <w:pStyle w:val="C8136D75B65643C19ACA3969A485E86E"/>
-          </w:pPr>
-          <w:r>
-            <w:rPr>
-              <w:rStyle w:val="PlaceholderText"/>
-            </w:rPr>
-            <w:t>Choose an item.</w:t>
-          </w:r>
-        </w:p>
-      </w:docPartBody>
-    </w:docPart>
-    <w:docPart>
-      <w:docPartPr>
         <w:name w:val="365C6A0DD092448180C78960B2F1BD97"/>
         <w:category>
           <w:name w:val="General"/>
@@ -7300,12 +6945,331 @@
         </w:p>
       </w:docPartBody>
     </w:docPart>
+    <w:docPart>
+      <w:docPartPr>
+        <w:name w:val="2151653824634D1AA2DDBEC94760DD40"/>
+        <w:category>
+          <w:name w:val="General"/>
+          <w:gallery w:val="placeholder"/>
+        </w:category>
+        <w:types>
+          <w:type w:val="bbPlcHdr"/>
+        </w:types>
+        <w:behaviors>
+          <w:behavior w:val="content"/>
+        </w:behaviors>
+        <w:guid w:val="{96A2D2B1-3C70-4AC2-89D3-FE9B197B13AC}"/>
+      </w:docPartPr>
+      <w:docPartBody>
+        <w:p>
+          <w:pPr>
+            <w:pStyle w:val="2151653824634D1AA2DDBEC94760DD40"/>
+          </w:pPr>
+          <w:r>
+            <w:rPr>
+              <w:rStyle w:val="PlaceholderText"/>
+            </w:rPr>
+            <w:t>Click or tap here to enter text.</w:t>
+          </w:r>
+        </w:p>
+      </w:docPartBody>
+    </w:docPart>
+    <w:docPart>
+      <w:docPartPr>
+        <w:name w:val="F7E66E4A10B34CD7A79F0BE34B7E7B35"/>
+        <w:category>
+          <w:name w:val="General"/>
+          <w:gallery w:val="placeholder"/>
+        </w:category>
+        <w:types>
+          <w:type w:val="bbPlcHdr"/>
+        </w:types>
+        <w:behaviors>
+          <w:behavior w:val="content"/>
+        </w:behaviors>
+        <w:guid w:val="{2AB965A0-CD18-47DC-A152-A029DB42A844}"/>
+      </w:docPartPr>
+      <w:docPartBody>
+        <w:p>
+          <w:pPr>
+            <w:pStyle w:val="F7E66E4A10B34CD7A79F0BE34B7E7B35"/>
+          </w:pPr>
+          <w:r>
+            <w:rPr>
+              <w:rStyle w:val="PlaceholderText"/>
+            </w:rPr>
+            <w:t>Click or tap here to enter text.</w:t>
+          </w:r>
+        </w:p>
+      </w:docPartBody>
+    </w:docPart>
+    <w:docPart>
+      <w:docPartPr>
+        <w:name w:val="900A29661A1349D39F0AC92ED58EFA06"/>
+        <w:category>
+          <w:name w:val="General"/>
+          <w:gallery w:val="placeholder"/>
+        </w:category>
+        <w:types>
+          <w:type w:val="bbPlcHdr"/>
+        </w:types>
+        <w:behaviors>
+          <w:behavior w:val="content"/>
+        </w:behaviors>
+        <w:guid w:val="{53079EA7-E1AE-4C84-87FB-7E2179B00A61}"/>
+      </w:docPartPr>
+      <w:docPartBody>
+        <w:p>
+          <w:pPr>
+            <w:pStyle w:val="900A29661A1349D39F0AC92ED58EFA06"/>
+          </w:pPr>
+          <w:r>
+            <w:rPr>
+              <w:rStyle w:val="PlaceholderText"/>
+            </w:rPr>
+            <w:t>Click or tap here to enter text.</w:t>
+          </w:r>
+        </w:p>
+      </w:docPartBody>
+    </w:docPart>
+    <w:docPart>
+      <w:docPartPr>
+        <w:name w:val="B77C4A921A7E4E5F9CB32045E34D6D79"/>
+        <w:category>
+          <w:name w:val="General"/>
+          <w:gallery w:val="placeholder"/>
+        </w:category>
+        <w:types>
+          <w:type w:val="bbPlcHdr"/>
+        </w:types>
+        <w:behaviors>
+          <w:behavior w:val="content"/>
+        </w:behaviors>
+        <w:guid w:val="{842A45D5-7ABA-4498-B742-C56205AB2F00}"/>
+      </w:docPartPr>
+      <w:docPartBody>
+        <w:p>
+          <w:pPr>
+            <w:pStyle w:val="B77C4A921A7E4E5F9CB32045E34D6D79"/>
+          </w:pPr>
+          <w:r>
+            <w:rPr>
+              <w:rStyle w:val="PlaceholderText"/>
+            </w:rPr>
+            <w:t>Click or tap here to enter text.</w:t>
+          </w:r>
+        </w:p>
+      </w:docPartBody>
+    </w:docPart>
+    <w:docPart>
+      <w:docPartPr>
+        <w:name w:val="3C8EE8E5029F4B9BABED31FEAA10C245"/>
+        <w:category>
+          <w:name w:val="General"/>
+          <w:gallery w:val="placeholder"/>
+        </w:category>
+        <w:types>
+          <w:type w:val="bbPlcHdr"/>
+        </w:types>
+        <w:behaviors>
+          <w:behavior w:val="content"/>
+        </w:behaviors>
+        <w:guid w:val="{EBB89AC6-5317-4EAB-AB1F-638601CBF313}"/>
+      </w:docPartPr>
+      <w:docPartBody>
+        <w:p>
+          <w:pPr>
+            <w:pStyle w:val="3C8EE8E5029F4B9BABED31FEAA10C245"/>
+          </w:pPr>
+          <w:r>
+            <w:rPr>
+              <w:rStyle w:val="PlaceholderText"/>
+            </w:rPr>
+            <w:t>Click or tap here to enter text.</w:t>
+          </w:r>
+        </w:p>
+      </w:docPartBody>
+    </w:docPart>
+    <w:docPart>
+      <w:docPartPr>
+        <w:name w:val="B1DAC981131048BB81CF51BA29317559"/>
+        <w:category>
+          <w:name w:val="General"/>
+          <w:gallery w:val="placeholder"/>
+        </w:category>
+        <w:types>
+          <w:type w:val="bbPlcHdr"/>
+        </w:types>
+        <w:behaviors>
+          <w:behavior w:val="content"/>
+        </w:behaviors>
+        <w:guid w:val="{078F2712-91C3-4DFA-8611-A245566D7B54}"/>
+      </w:docPartPr>
+      <w:docPartBody>
+        <w:p>
+          <w:pPr>
+            <w:pStyle w:val="B1DAC981131048BB81CF51BA29317559"/>
+          </w:pPr>
+          <w:r>
+            <w:rPr>
+              <w:rStyle w:val="PlaceholderText"/>
+            </w:rPr>
+            <w:t>Click or tap here to enter text.</w:t>
+          </w:r>
+        </w:p>
+      </w:docPartBody>
+    </w:docPart>
+    <w:docPart>
+      <w:docPartPr>
+        <w:name w:val="A0EF360C4A4141EDBB3A9532FFEDF572"/>
+        <w:category>
+          <w:name w:val="General"/>
+          <w:gallery w:val="placeholder"/>
+        </w:category>
+        <w:types>
+          <w:type w:val="bbPlcHdr"/>
+        </w:types>
+        <w:behaviors>
+          <w:behavior w:val="content"/>
+        </w:behaviors>
+        <w:guid w:val="{3BF650CC-8366-4A2E-A794-D6B5B9F08D91}"/>
+      </w:docPartPr>
+      <w:docPartBody>
+        <w:p>
+          <w:pPr>
+            <w:pStyle w:val="A0EF360C4A4141EDBB3A9532FFEDF572"/>
+          </w:pPr>
+          <w:r>
+            <w:rPr>
+              <w:rStyle w:val="PlaceholderText"/>
+            </w:rPr>
+            <w:t>Click or tap here to enter text.</w:t>
+          </w:r>
+        </w:p>
+      </w:docPartBody>
+    </w:docPart>
+    <w:docPart>
+      <w:docPartPr>
+        <w:name w:val="F99B27822E1A4933971E8D88C12E293C"/>
+        <w:category>
+          <w:name w:val="General"/>
+          <w:gallery w:val="placeholder"/>
+        </w:category>
+        <w:types>
+          <w:type w:val="bbPlcHdr"/>
+        </w:types>
+        <w:behaviors>
+          <w:behavior w:val="content"/>
+        </w:behaviors>
+        <w:guid w:val="{61D9490A-B863-42D8-976B-239BFDE74F4B}"/>
+      </w:docPartPr>
+      <w:docPartBody>
+        <w:p>
+          <w:pPr>
+            <w:pStyle w:val="F99B27822E1A4933971E8D88C12E293C"/>
+          </w:pPr>
+          <w:r>
+            <w:rPr>
+              <w:rStyle w:val="PlaceholderText"/>
+            </w:rPr>
+            <w:t>Click or tap here to enter text.</w:t>
+          </w:r>
+        </w:p>
+      </w:docPartBody>
+    </w:docPart>
+    <w:docPart>
+      <w:docPartPr>
+        <w:name w:val="CBF75E0DCF1A4637BE4CD7A65D89E2B6"/>
+        <w:category>
+          <w:name w:val="General"/>
+          <w:gallery w:val="placeholder"/>
+        </w:category>
+        <w:types>
+          <w:type w:val="bbPlcHdr"/>
+        </w:types>
+        <w:behaviors>
+          <w:behavior w:val="content"/>
+        </w:behaviors>
+        <w:guid w:val="{7D3C41BD-442F-4B68-90BA-6827FAF9A252}"/>
+      </w:docPartPr>
+      <w:docPartBody>
+        <w:p>
+          <w:pPr>
+            <w:pStyle w:val="CBF75E0DCF1A4637BE4CD7A65D89E2B6"/>
+          </w:pPr>
+          <w:r>
+            <w:rPr>
+              <w:rStyle w:val="PlaceholderText"/>
+            </w:rPr>
+            <w:t>Click or tap here to enter text.</w:t>
+          </w:r>
+        </w:p>
+      </w:docPartBody>
+    </w:docPart>
+    <w:docPart>
+      <w:docPartPr>
+        <w:name w:val="EF9E6ECA65B142B8858B87AE778CC482"/>
+        <w:category>
+          <w:name w:val="General"/>
+          <w:gallery w:val="placeholder"/>
+        </w:category>
+        <w:types>
+          <w:type w:val="bbPlcHdr"/>
+        </w:types>
+        <w:behaviors>
+          <w:behavior w:val="content"/>
+        </w:behaviors>
+        <w:guid w:val="{160AA498-B688-4264-A23D-BAA809AF597D}"/>
+      </w:docPartPr>
+      <w:docPartBody>
+        <w:p>
+          <w:pPr>
+            <w:pStyle w:val="EF9E6ECA65B142B8858B87AE778CC482"/>
+          </w:pPr>
+          <w:r>
+            <w:rPr>
+              <w:rStyle w:val="PlaceholderText"/>
+            </w:rPr>
+            <w:t>Click or tap here to enter text.</w:t>
+          </w:r>
+        </w:p>
+      </w:docPartBody>
+    </w:docPart>
+    <w:docPart>
+      <w:docPartPr>
+        <w:name w:val="D555D774A7684D38BF60893B464E7CDF"/>
+        <w:category>
+          <w:name w:val="General"/>
+          <w:gallery w:val="placeholder"/>
+        </w:category>
+        <w:types>
+          <w:type w:val="bbPlcHdr"/>
+        </w:types>
+        <w:behaviors>
+          <w:behavior w:val="content"/>
+        </w:behaviors>
+        <w:guid w:val="{D7E66A11-C925-49C6-9301-2A976E73CB1D}"/>
+      </w:docPartPr>
+      <w:docPartBody>
+        <w:p>
+          <w:pPr>
+            <w:pStyle w:val="D555D774A7684D38BF60893B464E7CDF"/>
+          </w:pPr>
+          <w:r>
+            <w:rPr>
+              <w:rStyle w:val="PlaceholderText"/>
+            </w:rPr>
+            <w:t>Click or tap here to enter text.</w:t>
+          </w:r>
+        </w:p>
+      </w:docPartBody>
+    </w:docPart>
   </w:docParts>
 </w:glossaryDocument>
 </file>
 
 <file path=word/glossary/fontTable.xml><?xml version="1.0" encoding="utf-8"?>
-<w:fonts xmlns:mc="http://schemas.openxmlformats.org/markup-compatibility/2006" xmlns:r="http://schemas.openxmlformats.org/officeDocument/2006/relationships" xmlns:w="http://schemas.openxmlformats.org/wordprocessingml/2006/main" xmlns:w14="http://schemas.microsoft.com/office/word/2010/wordml" xmlns:w15="http://schemas.microsoft.com/office/word/2012/wordml" xmlns:w16cex="http://schemas.microsoft.com/office/word/2018/wordml/cex" xmlns:w16cid="http://schemas.microsoft.com/office/word/2016/wordml/cid" xmlns:w16="http://schemas.microsoft.com/office/word/2018/wordml" xmlns:w16du="http://schemas.microsoft.com/office/word/2023/wordml/word16du" xmlns:w16sdtdh="http://schemas.microsoft.com/office/word/2020/wordml/sdtdatahash" xmlns:w16sdtfl="http://schemas.microsoft.com/office/word/2024/wordml/sdtformatlock" xmlns:w16se="http://schemas.microsoft.com/office/word/2015/wordml/symex" mc:Ignorable="w14 w15 w16se w16cid w16 w16cex w16sdtdh w16sdtfl w16du">
+<w:fonts xmlns:mc="http://schemas.openxmlformats.org/markup-compatibility/2006" xmlns:r="http://schemas.openxmlformats.org/officeDocument/2006/relationships" xmlns:w="http://schemas.openxmlformats.org/wordprocessingml/2006/main" xmlns:w14="http://schemas.microsoft.com/office/word/2010/wordml" xmlns:w15="http://schemas.microsoft.com/office/word/2012/wordml" mc:Ignorable="w14 w15">
   <w:font w:name="Times New Roman">
     <w:panose1 w:val="02020603050405020304"/>
     <w:charset w:val="00"/>
@@ -7325,7 +7289,7 @@
     <w:charset w:val="00"/>
     <w:family w:val="swiss"/>
     <w:pitch w:val="variable"/>
-    <w:sig w:usb0="E4002EFF" w:usb1="C200247B" w:usb2="00000009" w:usb3="00000000" w:csb0="000001FF" w:csb1="00000000"/>
+    <w:sig w:usb0="E4002EFF" w:usb1="C000247B" w:usb2="00000009" w:usb3="00000000" w:csb0="000001FF" w:csb1="00000000"/>
   </w:font>
   <w:font w:name="Courier New">
     <w:panose1 w:val="02070309020205020404"/>
@@ -7345,23 +7309,25 @@
     <w:panose1 w:val="020B0502040204020203"/>
     <w:charset w:val="00"/>
     <w:family w:val="swiss"/>
+    <w:notTrueType/>
     <w:pitch w:val="variable"/>
-    <w:sig w:usb0="E4002EFF" w:usb1="C000E47F" w:usb2="00000009" w:usb3="00000000" w:csb0="000001FF" w:csb1="00000000"/>
+    <w:sig w:usb0="00000003" w:usb1="00000000" w:usb2="00000000" w:usb3="00000000" w:csb0="00000001" w:csb1="00000000"/>
   </w:font>
   <w:font w:name="Calibri Light">
     <w:panose1 w:val="020F0302020204030204"/>
     <w:charset w:val="00"/>
     <w:family w:val="swiss"/>
     <w:pitch w:val="variable"/>
-    <w:sig w:usb0="E4002EFF" w:usb1="C200247B" w:usb2="00000009" w:usb3="00000000" w:csb0="000001FF" w:csb1="00000000"/>
+    <w:sig w:usb0="E4002EFF" w:usb1="C000247B" w:usb2="00000009" w:usb3="00000000" w:csb0="000001FF" w:csb1="00000000"/>
   </w:font>
 </w:fonts>
 </file>
 
 <file path=word/glossary/settings.xml><?xml version="1.0" encoding="utf-8"?>
-<w:settings xmlns:mc="http://schemas.openxmlformats.org/markup-compatibility/2006" xmlns:o="urn:schemas-microsoft-com:office:office" xmlns:r="http://schemas.openxmlformats.org/officeDocument/2006/relationships" xmlns:m="http://schemas.openxmlformats.org/officeDocument/2006/math" xmlns:v="urn:schemas-microsoft-com:vml" xmlns:w10="urn:schemas-microsoft-com:office:word" xmlns:w="http://schemas.openxmlformats.org/wordprocessingml/2006/main" xmlns:w14="http://schemas.microsoft.com/office/word/2010/wordml" xmlns:w15="http://schemas.microsoft.com/office/word/2012/wordml" xmlns:w16cex="http://schemas.microsoft.com/office/word/2018/wordml/cex" xmlns:w16cid="http://schemas.microsoft.com/office/word/2016/wordml/cid" xmlns:w16="http://schemas.microsoft.com/office/word/2018/wordml" xmlns:w16du="http://schemas.microsoft.com/office/word/2023/wordml/word16du" xmlns:w16sdtdh="http://schemas.microsoft.com/office/word/2020/wordml/sdtdatahash" xmlns:w16sdtfl="http://schemas.microsoft.com/office/word/2024/wordml/sdtformatlock" xmlns:w16se="http://schemas.microsoft.com/office/word/2015/wordml/symex" xmlns:sl="http://schemas.openxmlformats.org/schemaLibrary/2006/main" mc:Ignorable="w14 w15 w16se w16cid w16 w16cex w16sdtdh w16sdtfl w16du">
+<w:settings xmlns:mc="http://schemas.openxmlformats.org/markup-compatibility/2006" xmlns:o="urn:schemas-microsoft-com:office:office" xmlns:r="http://schemas.openxmlformats.org/officeDocument/2006/relationships" xmlns:m="http://schemas.openxmlformats.org/officeDocument/2006/math" xmlns:v="urn:schemas-microsoft-com:vml" xmlns:w10="urn:schemas-microsoft-com:office:word" xmlns:w="http://schemas.openxmlformats.org/wordprocessingml/2006/main" xmlns:w14="http://schemas.microsoft.com/office/word/2010/wordml" xmlns:w15="http://schemas.microsoft.com/office/word/2012/wordml" xmlns:sl="http://schemas.openxmlformats.org/schemaLibrary/2006/main" mc:Ignorable="w14 w15">
   <w:view w:val="normal"/>
   <w:defaultTabStop w:val="720"/>
+  <w:hyphenationZone w:val="425"/>
   <w:characterSpacingControl w:val="doNotCompress"/>
   <w:compat>
     <w:useFELayout/>
@@ -7370,7 +7336,6 @@
     <w:compatSetting w:name="enableOpenTypeFeatures" w:uri="http://schemas.microsoft.com/office/word" w:val="1"/>
     <w:compatSetting w:name="doNotFlipMirrorIndents" w:uri="http://schemas.microsoft.com/office/word" w:val="1"/>
     <w:compatSetting w:name="differentiateMultirowTableHeaders" w:uri="http://schemas.microsoft.com/office/word" w:val="1"/>
-    <w:compatSetting w:name="useWord2013TrackBottomHyphenation" w:uri="http://schemas.microsoft.com/office/word" w:val="0"/>
   </w:compat>
   <w:rsids>
     <w:rsidRoot w:val="005D05F2"/>
@@ -7386,6 +7351,8 @@
     <w:rsid w:val="006559D8"/>
     <w:rsid w:val="006B4DA1"/>
     <w:rsid w:val="006F4E0D"/>
+    <w:rsid w:val="008D104B"/>
+    <w:rsid w:val="008F69C7"/>
     <w:rsid w:val="00977698"/>
     <w:rsid w:val="00A36660"/>
     <w:rsid w:val="00B0334D"/>
@@ -7411,14 +7378,14 @@
   </m:mathPr>
   <w:themeFontLang w:val="en-US"/>
   <w:clrSchemeMapping w:bg1="light1" w:t1="dark1" w:bg2="light2" w:t2="dark2" w:accent1="accent1" w:accent2="accent2" w:accent3="accent3" w:accent4="accent4" w:accent5="accent5" w:accent6="accent6" w:hyperlink="hyperlink" w:followedHyperlink="followedHyperlink"/>
-  <w:decimalSymbol w:val=","/>
-  <w:listSeparator w:val=";"/>
+  <w:decimalSymbol w:val="."/>
+  <w:listSeparator w:val=","/>
   <w15:chartTrackingRefBased/>
 </w:settings>
 </file>
 
 <file path=word/glossary/styles.xml><?xml version="1.0" encoding="utf-8"?>
-<w:styles xmlns:mc="http://schemas.openxmlformats.org/markup-compatibility/2006" xmlns:r="http://schemas.openxmlformats.org/officeDocument/2006/relationships" xmlns:w="http://schemas.openxmlformats.org/wordprocessingml/2006/main" xmlns:w14="http://schemas.microsoft.com/office/word/2010/wordml" xmlns:w15="http://schemas.microsoft.com/office/word/2012/wordml" xmlns:w16cex="http://schemas.microsoft.com/office/word/2018/wordml/cex" xmlns:w16cid="http://schemas.microsoft.com/office/word/2016/wordml/cid" xmlns:w16="http://schemas.microsoft.com/office/word/2018/wordml" xmlns:w16du="http://schemas.microsoft.com/office/word/2023/wordml/word16du" xmlns:w16sdtdh="http://schemas.microsoft.com/office/word/2020/wordml/sdtdatahash" xmlns:w16sdtfl="http://schemas.microsoft.com/office/word/2024/wordml/sdtformatlock" xmlns:w16se="http://schemas.microsoft.com/office/word/2015/wordml/symex" mc:Ignorable="w14 w15 w16se w16cid w16 w16cex w16sdtdh w16sdtfl w16du">
+<w:styles xmlns:mc="http://schemas.openxmlformats.org/markup-compatibility/2006" xmlns:r="http://schemas.openxmlformats.org/officeDocument/2006/relationships" xmlns:w="http://schemas.openxmlformats.org/wordprocessingml/2006/main" xmlns:w14="http://schemas.microsoft.com/office/word/2010/wordml" xmlns:w15="http://schemas.microsoft.com/office/word/2012/wordml" mc:Ignorable="w14 w15">
   <w:docDefaults>
     <w:rPrDefault>
       <w:rPr>
@@ -7434,7 +7401,7 @@
       </w:pPr>
     </w:pPrDefault>
   </w:docDefaults>
-  <w:latentStyles w:defLockedState="0" w:defUIPriority="99" w:defSemiHidden="0" w:defUnhideWhenUsed="0" w:defQFormat="0" w:count="376">
+  <w:latentStyles w:defLockedState="0" w:defUIPriority="99" w:defSemiHidden="0" w:defUnhideWhenUsed="0" w:defQFormat="0" w:count="371">
     <w:lsdException w:name="Normal" w:uiPriority="0" w:qFormat="1"/>
     <w:lsdException w:name="heading 1" w:uiPriority="9" w:qFormat="1"/>
     <w:lsdException w:name="heading 2" w:semiHidden="1" w:uiPriority="9" w:unhideWhenUsed="1" w:qFormat="1"/>
@@ -7806,11 +7773,6 @@
     <w:lsdException w:name="List Table 5 Dark Accent 6" w:uiPriority="50"/>
     <w:lsdException w:name="List Table 6 Colorful Accent 6" w:uiPriority="51"/>
     <w:lsdException w:name="List Table 7 Colorful Accent 6" w:uiPriority="52"/>
-    <w:lsdException w:name="Mention" w:semiHidden="1" w:unhideWhenUsed="1"/>
-    <w:lsdException w:name="Smart Hyperlink" w:semiHidden="1" w:unhideWhenUsed="1"/>
-    <w:lsdException w:name="Hashtag" w:semiHidden="1" w:unhideWhenUsed="1"/>
-    <w:lsdException w:name="Unresolved Mention" w:semiHidden="1" w:unhideWhenUsed="1"/>
-    <w:lsdException w:name="Smart Link" w:semiHidden="1" w:unhideWhenUsed="1"/>
   </w:latentStyles>
   <w:style w:type="paragraph" w:default="1" w:styleId="Normal">
     <w:name w:val="Normal"/>
@@ -7848,7 +7810,10 @@
     <w:basedOn w:val="DefaultParagraphFont"/>
     <w:uiPriority w:val="99"/>
     <w:semiHidden/>
-    <w:rsid w:val="006F4E0D"/>
+    <w:rsid w:val="008D104B"/>
+    <w:rPr>
+      <w:color w:val="808080"/>
+    </w:rPr>
   </w:style>
   <w:style w:type="paragraph" w:customStyle="1" w:styleId="ACD036B6CAE4452ABA1FACF39B64B057">
     <w:name w:val="ACD036B6CAE4452ABA1FACF39B64B057"/>
@@ -8201,11 +8166,88 @@
       <w14:ligatures w14:val="standardContextual"/>
     </w:rPr>
   </w:style>
+  <w:style w:type="paragraph" w:customStyle="1" w:styleId="2151653824634D1AA2DDBEC94760DD40">
+    <w:name w:val="2151653824634D1AA2DDBEC94760DD40"/>
+    <w:rsid w:val="008D104B"/>
+    <w:rPr>
+      <w:lang w:val="bs-Latn-BA" w:eastAsia="bs-Latn-BA"/>
+    </w:rPr>
+  </w:style>
+  <w:style w:type="paragraph" w:customStyle="1" w:styleId="F7E66E4A10B34CD7A79F0BE34B7E7B35">
+    <w:name w:val="F7E66E4A10B34CD7A79F0BE34B7E7B35"/>
+    <w:rsid w:val="008D104B"/>
+    <w:rPr>
+      <w:lang w:val="bs-Latn-BA" w:eastAsia="bs-Latn-BA"/>
+    </w:rPr>
+  </w:style>
+  <w:style w:type="paragraph" w:customStyle="1" w:styleId="900A29661A1349D39F0AC92ED58EFA06">
+    <w:name w:val="900A29661A1349D39F0AC92ED58EFA06"/>
+    <w:rsid w:val="008D104B"/>
+    <w:rPr>
+      <w:lang w:val="bs-Latn-BA" w:eastAsia="bs-Latn-BA"/>
+    </w:rPr>
+  </w:style>
+  <w:style w:type="paragraph" w:customStyle="1" w:styleId="B77C4A921A7E4E5F9CB32045E34D6D79">
+    <w:name w:val="B77C4A921A7E4E5F9CB32045E34D6D79"/>
+    <w:rsid w:val="008D104B"/>
+    <w:rPr>
+      <w:lang w:val="bs-Latn-BA" w:eastAsia="bs-Latn-BA"/>
+    </w:rPr>
+  </w:style>
+  <w:style w:type="paragraph" w:customStyle="1" w:styleId="3C8EE8E5029F4B9BABED31FEAA10C245">
+    <w:name w:val="3C8EE8E5029F4B9BABED31FEAA10C245"/>
+    <w:rsid w:val="008D104B"/>
+    <w:rPr>
+      <w:lang w:val="bs-Latn-BA" w:eastAsia="bs-Latn-BA"/>
+    </w:rPr>
+  </w:style>
+  <w:style w:type="paragraph" w:customStyle="1" w:styleId="B1DAC981131048BB81CF51BA29317559">
+    <w:name w:val="B1DAC981131048BB81CF51BA29317559"/>
+    <w:rsid w:val="008D104B"/>
+    <w:rPr>
+      <w:lang w:val="bs-Latn-BA" w:eastAsia="bs-Latn-BA"/>
+    </w:rPr>
+  </w:style>
+  <w:style w:type="paragraph" w:customStyle="1" w:styleId="A0EF360C4A4141EDBB3A9532FFEDF572">
+    <w:name w:val="A0EF360C4A4141EDBB3A9532FFEDF572"/>
+    <w:rsid w:val="008D104B"/>
+    <w:rPr>
+      <w:lang w:val="bs-Latn-BA" w:eastAsia="bs-Latn-BA"/>
+    </w:rPr>
+  </w:style>
+  <w:style w:type="paragraph" w:customStyle="1" w:styleId="F99B27822E1A4933971E8D88C12E293C">
+    <w:name w:val="F99B27822E1A4933971E8D88C12E293C"/>
+    <w:rsid w:val="008D104B"/>
+    <w:rPr>
+      <w:lang w:val="bs-Latn-BA" w:eastAsia="bs-Latn-BA"/>
+    </w:rPr>
+  </w:style>
+  <w:style w:type="paragraph" w:customStyle="1" w:styleId="CBF75E0DCF1A4637BE4CD7A65D89E2B6">
+    <w:name w:val="CBF75E0DCF1A4637BE4CD7A65D89E2B6"/>
+    <w:rsid w:val="008D104B"/>
+    <w:rPr>
+      <w:lang w:val="bs-Latn-BA" w:eastAsia="bs-Latn-BA"/>
+    </w:rPr>
+  </w:style>
+  <w:style w:type="paragraph" w:customStyle="1" w:styleId="EF9E6ECA65B142B8858B87AE778CC482">
+    <w:name w:val="EF9E6ECA65B142B8858B87AE778CC482"/>
+    <w:rsid w:val="008D104B"/>
+    <w:rPr>
+      <w:lang w:val="bs-Latn-BA" w:eastAsia="bs-Latn-BA"/>
+    </w:rPr>
+  </w:style>
+  <w:style w:type="paragraph" w:customStyle="1" w:styleId="D555D774A7684D38BF60893B464E7CDF">
+    <w:name w:val="D555D774A7684D38BF60893B464E7CDF"/>
+    <w:rsid w:val="008D104B"/>
+    <w:rPr>
+      <w:lang w:val="bs-Latn-BA" w:eastAsia="bs-Latn-BA"/>
+    </w:rPr>
+  </w:style>
 </w:styles>
 </file>
 
 <file path=word/glossary/webSettings.xml><?xml version="1.0" encoding="utf-8"?>
-<w:webSettings xmlns:mc="http://schemas.openxmlformats.org/markup-compatibility/2006" xmlns:r="http://schemas.openxmlformats.org/officeDocument/2006/relationships" xmlns:w="http://schemas.openxmlformats.org/wordprocessingml/2006/main" xmlns:w14="http://schemas.microsoft.com/office/word/2010/wordml" xmlns:w15="http://schemas.microsoft.com/office/word/2012/wordml" xmlns:w16cex="http://schemas.microsoft.com/office/word/2018/wordml/cex" xmlns:w16cid="http://schemas.microsoft.com/office/word/2016/wordml/cid" xmlns:w16="http://schemas.microsoft.com/office/word/2018/wordml" xmlns:w16du="http://schemas.microsoft.com/office/word/2023/wordml/word16du" xmlns:w16sdtdh="http://schemas.microsoft.com/office/word/2020/wordml/sdtdatahash" xmlns:w16sdtfl="http://schemas.microsoft.com/office/word/2024/wordml/sdtformatlock" xmlns:w16se="http://schemas.microsoft.com/office/word/2015/wordml/symex" mc:Ignorable="w14 w15 w16se w16cid w16 w16cex w16sdtdh w16sdtfl w16du">
+<w:webSettings xmlns:mc="http://schemas.openxmlformats.org/markup-compatibility/2006" xmlns:r="http://schemas.openxmlformats.org/officeDocument/2006/relationships" xmlns:w="http://schemas.openxmlformats.org/wordprocessingml/2006/main" xmlns:w14="http://schemas.microsoft.com/office/word/2010/wordml" xmlns:w15="http://schemas.microsoft.com/office/word/2012/wordml" mc:Ignorable="w14 w15">
   <w:optimizeForBrowser/>
   <w:allowPNG/>
 </w:webSettings>

--- a/Specifikacija projekta.docx
+++ b/Specifikacija projekta.docx
@@ -1,6 +1,6 @@
 
 <file path=word/document.xml><?xml version="1.0" encoding="utf-8"?>
-<w:document xmlns:wpc="http://schemas.microsoft.com/office/word/2010/wordprocessingCanvas" xmlns:mc="http://schemas.openxmlformats.org/markup-compatibility/2006" xmlns:o="urn:schemas-microsoft-com:office:office" xmlns:r="http://schemas.openxmlformats.org/officeDocument/2006/relationships" xmlns:m="http://schemas.openxmlformats.org/officeDocument/2006/math" xmlns:v="urn:schemas-microsoft-com:vml" xmlns:wp14="http://schemas.microsoft.com/office/word/2010/wordprocessingDrawing" xmlns:wp="http://schemas.openxmlformats.org/drawingml/2006/wordprocessingDrawing" xmlns:w10="urn:schemas-microsoft-com:office:word" xmlns:w="http://schemas.openxmlformats.org/wordprocessingml/2006/main" xmlns:w14="http://schemas.microsoft.com/office/word/2010/wordml" xmlns:w15="http://schemas.microsoft.com/office/word/2012/wordml" xmlns:wpg="http://schemas.microsoft.com/office/word/2010/wordprocessingGroup" xmlns:wpi="http://schemas.microsoft.com/office/word/2010/wordprocessingInk" xmlns:wne="http://schemas.microsoft.com/office/word/2006/wordml" xmlns:wps="http://schemas.microsoft.com/office/word/2010/wordprocessingShape" mc:Ignorable="w14 w15 wp14">
+<w:document xmlns:wpc="http://schemas.microsoft.com/office/word/2010/wordprocessingCanvas" xmlns:cx="http://schemas.microsoft.com/office/drawing/2014/chartex" xmlns:cx1="http://schemas.microsoft.com/office/drawing/2015/9/8/chartex" xmlns:cx2="http://schemas.microsoft.com/office/drawing/2015/10/21/chartex" xmlns:cx3="http://schemas.microsoft.com/office/drawing/2016/5/9/chartex" xmlns:cx4="http://schemas.microsoft.com/office/drawing/2016/5/10/chartex" xmlns:cx5="http://schemas.microsoft.com/office/drawing/2016/5/11/chartex" xmlns:cx6="http://schemas.microsoft.com/office/drawing/2016/5/12/chartex" xmlns:cx7="http://schemas.microsoft.com/office/drawing/2016/5/13/chartex" xmlns:cx8="http://schemas.microsoft.com/office/drawing/2016/5/14/chartex" xmlns:mc="http://schemas.openxmlformats.org/markup-compatibility/2006" xmlns:aink="http://schemas.microsoft.com/office/drawing/2016/ink" xmlns:am3d="http://schemas.microsoft.com/office/drawing/2017/model3d" xmlns:o="urn:schemas-microsoft-com:office:office" xmlns:oel="http://schemas.microsoft.com/office/2019/extlst" xmlns:r="http://schemas.openxmlformats.org/officeDocument/2006/relationships" xmlns:m="http://schemas.openxmlformats.org/officeDocument/2006/math" xmlns:v="urn:schemas-microsoft-com:vml" xmlns:wp14="http://schemas.microsoft.com/office/word/2010/wordprocessingDrawing" xmlns:wp="http://schemas.openxmlformats.org/drawingml/2006/wordprocessingDrawing" xmlns:w10="urn:schemas-microsoft-com:office:word" xmlns:w="http://schemas.openxmlformats.org/wordprocessingml/2006/main" xmlns:w14="http://schemas.microsoft.com/office/word/2010/wordml" xmlns:w15="http://schemas.microsoft.com/office/word/2012/wordml" xmlns:w16cex="http://schemas.microsoft.com/office/word/2018/wordml/cex" xmlns:w16cid="http://schemas.microsoft.com/office/word/2016/wordml/cid" xmlns:w16="http://schemas.microsoft.com/office/word/2018/wordml" xmlns:w16du="http://schemas.microsoft.com/office/word/2023/wordml/word16du" xmlns:w16sdtdh="http://schemas.microsoft.com/office/word/2020/wordml/sdtdatahash" xmlns:w16sdtfl="http://schemas.microsoft.com/office/word/2024/wordml/sdtformatlock" xmlns:w16se="http://schemas.microsoft.com/office/word/2015/wordml/symex" xmlns:wpg="http://schemas.microsoft.com/office/word/2010/wordprocessingGroup" xmlns:wpi="http://schemas.microsoft.com/office/word/2010/wordprocessingInk" xmlns:wne="http://schemas.microsoft.com/office/word/2006/wordml" xmlns:wps="http://schemas.microsoft.com/office/word/2010/wordprocessingShape" mc:Ignorable="w14 w15 w16se w16cid w16 w16cex w16sdtdh w16sdtfl w16du wp14">
   <w:body>
     <w:p>
       <w:pPr>
@@ -202,7 +202,7 @@
         </w:sdtPr>
         <w:sdtEndPr/>
         <w:sdtContent>
-          <w:hyperlink r:id="rId7" w:history="1">
+          <w:hyperlink w:history="1" r:id="rId7">
             <w:r>
               <w:rPr>
                 <w:rStyle w:val="Hyperlink"/>
@@ -252,7 +252,11 @@
           <w:docPart w:val="365C6A0DD092448180C78960B2F1BD97"/>
         </w:placeholder>
       </w:sdtPr>
-      <w:sdtEndPr/>
+      <w:sdtEndPr>
+        <w:rPr>
+          <w:lang w:val="en-US"/>
+        </w:rPr>
+      </w:sdtEndPr>
       <w:sdtContent>
         <w:p>
           <w:pPr>
@@ -314,7 +318,11 @@
           <w:docPart w:val="DefaultPlaceholder_-1854013440"/>
         </w:placeholder>
       </w:sdtPr>
-      <w:sdtEndPr/>
+      <w:sdtEndPr>
+        <w:rPr>
+          <w:lang w:val="en-US"/>
+        </w:rPr>
+      </w:sdtEndPr>
       <w:sdtContent>
         <w:p>
           <w:pPr>
@@ -376,7 +384,11 @@
           <w:docPart w:val="ACD036B6CAE4452ABA1FACF39B64B057"/>
         </w:placeholder>
       </w:sdtPr>
-      <w:sdtEndPr/>
+      <w:sdtEndPr>
+        <w:rPr>
+          <w:lang w:val="en-US"/>
+        </w:rPr>
+      </w:sdtEndPr>
       <w:sdtContent>
         <w:p>
           <w:pPr>
@@ -495,7 +507,11 @@
           <w:docPart w:val="DefaultPlaceholder_-1854013440"/>
         </w:placeholder>
       </w:sdtPr>
-      <w:sdtEndPr/>
+      <w:sdtEndPr>
+        <w:rPr>
+          <w:lang w:val="en-US"/>
+        </w:rPr>
+      </w:sdtEndPr>
       <w:sdtContent>
         <w:sdt>
           <w:sdtPr>
@@ -507,7 +523,11 @@
               <w:docPart w:val="CCCCC1039A20443EB6E69372E2A05A44"/>
             </w:placeholder>
           </w:sdtPr>
-          <w:sdtEndPr/>
+          <w:sdtEndPr>
+            <w:rPr>
+              <w:lang w:val="en-US"/>
+            </w:rPr>
+          </w:sdtEndPr>
           <w:sdtContent>
             <w:p>
               <w:pPr>
@@ -770,7 +790,6 @@
           <w:i/>
           <w:lang w:val="en-US"/>
         </w:rPr>
-        <w:lastRenderedPageBreak/>
         <w:t xml:space="preserve">Operacija sa specifičnim algoritmom obrade - </w:t>
       </w:r>
       <w:r>
@@ -883,6 +902,7 @@
                 <w:docPart w:val="2151653824634D1AA2DDBEC94760DD40"/>
               </w:placeholder>
             </w:sdtPr>
+            <w:sdtEndPr/>
             <w:sdtContent>
               <w:r>
                 <w:rPr>
@@ -1035,7 +1055,11 @@
           <w:docPart w:val="DefaultPlaceholder_-1854013440"/>
         </w:placeholder>
       </w:sdtPr>
-      <w:sdtEndPr/>
+      <w:sdtEndPr>
+        <w:rPr>
+          <w:lang w:val="en-US"/>
+        </w:rPr>
+      </w:sdtEndPr>
       <w:sdtContent>
         <w:p>
           <w:pPr>
@@ -1054,6 +1078,7 @@
                 <w:docPart w:val="F7E66E4A10B34CD7A79F0BE34B7E7B35"/>
               </w:placeholder>
             </w:sdtPr>
+            <w:sdtEndPr/>
             <w:sdtContent>
               <w:r>
                 <w:rPr>
@@ -1119,6 +1144,7 @@
                 <w:docPart w:val="900A29661A1349D39F0AC92ED58EFA06"/>
               </w:placeholder>
             </w:sdtPr>
+            <w:sdtEndPr/>
             <w:sdtContent>
               <w:r>
                 <w:rPr>
@@ -1341,6 +1367,7 @@
                 <w:docPart w:val="B77C4A921A7E4E5F9CB32045E34D6D79"/>
               </w:placeholder>
             </w:sdtPr>
+            <w:sdtEndPr/>
             <w:sdtContent>
               <w:r>
                 <w:rPr>
@@ -1486,7 +1513,11 @@
           <w:docPart w:val="ABB723B1E48B4C42964D2C4640102F96"/>
         </w:placeholder>
       </w:sdtPr>
-      <w:sdtEndPr/>
+      <w:sdtEndPr>
+        <w:rPr>
+          <w:lang w:val="en-US"/>
+        </w:rPr>
+      </w:sdtEndPr>
       <w:sdtContent>
         <w:p>
           <w:pPr>
@@ -1505,6 +1536,7 @@
                 <w:docPart w:val="3C8EE8E5029F4B9BABED31FEAA10C245"/>
               </w:placeholder>
             </w:sdtPr>
+            <w:sdtEndPr/>
             <w:sdtContent>
               <w:r>
                 <w:rPr>
@@ -1570,6 +1602,7 @@
                 <w:docPart w:val="B1DAC981131048BB81CF51BA29317559"/>
               </w:placeholder>
             </w:sdtPr>
+            <w:sdtEndPr/>
             <w:sdtContent>
               <w:r>
                 <w:rPr>
@@ -1740,6 +1773,7 @@
                 <w:docPart w:val="A0EF360C4A4141EDBB3A9532FFEDF572"/>
               </w:placeholder>
             </w:sdtPr>
+            <w:sdtEndPr/>
             <w:sdtContent>
               <w:r>
                 <w:rPr>
@@ -1805,6 +1839,7 @@
                 <w:docPart w:val="F99B27822E1A4933971E8D88C12E293C"/>
               </w:placeholder>
             </w:sdtPr>
+            <w:sdtEndPr/>
             <w:sdtContent>
               <w:r>
                 <w:rPr>
@@ -1950,7 +1985,11 @@
           <w:docPart w:val="E56E68EDB3414E4FA2DBF8183205C7FC"/>
         </w:placeholder>
       </w:sdtPr>
-      <w:sdtEndPr/>
+      <w:sdtEndPr>
+        <w:rPr>
+          <w:lang w:val="en-US"/>
+        </w:rPr>
+      </w:sdtEndPr>
       <w:sdtContent>
         <w:sdt>
           <w:sdtPr>
@@ -1962,6 +2001,11 @@
               <w:docPart w:val="CBF75E0DCF1A4637BE4CD7A65D89E2B6"/>
             </w:placeholder>
           </w:sdtPr>
+          <w:sdtEndPr>
+            <w:rPr>
+              <w:lang w:val="en-US"/>
+            </w:rPr>
+          </w:sdtEndPr>
           <w:sdtContent>
             <w:p>
               <w:pPr>
@@ -2034,6 +2078,7 @@
                 <w:docPart w:val="EF9E6ECA65B142B8858B87AE778CC482"/>
               </w:placeholder>
             </w:sdtPr>
+            <w:sdtEndPr/>
             <w:sdtContent>
               <w:r>
                 <w:rPr>
@@ -2179,7 +2224,11 @@
           <w:docPart w:val="6E7724F72DAA46FD978E846722B8B784"/>
         </w:placeholder>
       </w:sdtPr>
-      <w:sdtEndPr/>
+      <w:sdtEndPr>
+        <w:rPr>
+          <w:lang w:val="en-US"/>
+        </w:rPr>
+      </w:sdtEndPr>
       <w:sdtContent>
         <w:p>
           <w:pPr>
@@ -2198,6 +2247,7 @@
                 <w:docPart w:val="D555D774A7684D38BF60893B464E7CDF"/>
               </w:placeholder>
             </w:sdtPr>
+            <w:sdtEndPr/>
             <w:sdtContent>
               <w:r>
                 <w:rPr>
@@ -2230,8 +2280,6 @@
           <w:lang w:val="en-US"/>
         </w:rPr>
       </w:pPr>
-      <w:bookmarkStart w:id="0" w:name="_GoBack"/>
-      <w:bookmarkEnd w:id="0"/>
     </w:p>
     <w:p>
       <w:pPr>
@@ -2259,7 +2307,6 @@
         <w:rPr>
           <w:lang w:val="en-US"/>
         </w:rPr>
-        <w:lastRenderedPageBreak/>
         <w:t>Akteri sistema</w:t>
       </w:r>
     </w:p>
@@ -2422,38 +2469,48 @@
           <w:numId w:val="2"/>
         </w:numPr>
         <w:rPr>
-          <w:b/>
-          <w:lang w:val="en-US"/>
-        </w:rPr>
-      </w:pPr>
-      <w:r>
-        <w:rPr>
-          <w:b/>
+          <w:b w:val="1"/>
+          <w:bCs w:val="1"/>
+          <w:lang w:val="en-US"/>
+        </w:rPr>
+      </w:pPr>
+      <w:r>
+        <w:rPr>
+          <w:b w:val="1"/>
+          <w:bCs w:val="1"/>
           <w:lang w:val="en-US"/>
         </w:rPr>
         <w:t xml:space="preserve">Naziv aktera: </w:t>
       </w:r>
       <w:sdt>
         <w:sdtPr>
-          <w:rPr>
-            <w:b/>
-            <w:lang w:val="en-US"/>
-          </w:rPr>
           <w:id w:val="-416864807"/>
           <w:placeholder>
             <w:docPart w:val="DefaultPlaceholder_-1854013440"/>
           </w:placeholder>
-          <w:showingPlcHdr/>
+          <w:rPr>
+            <w:b w:val="1"/>
+            <w:bCs w:val="1"/>
+            <w:lang w:val="en-US"/>
+          </w:rPr>
         </w:sdtPr>
-        <w:sdtEndPr/>
         <w:sdtContent>
           <w:r>
             <w:rPr>
-              <w:rStyle w:val="PlaceholderText"/>
-            </w:rPr>
-            <w:t>Click or tap here to enter text.</w:t>
+              <w:b w:val="1"/>
+              <w:bCs w:val="1"/>
+              <w:lang w:val="en-US"/>
+            </w:rPr>
+            <w:t>Gost/Korisnik</w:t>
           </w:r>
         </w:sdtContent>
+        <w:sdtEndPr>
+          <w:rPr>
+            <w:b w:val="1"/>
+            <w:bCs w:val="1"/>
+            <w:lang w:val="en-US"/>
+          </w:rPr>
+        </w:sdtEndPr>
       </w:sdt>
     </w:p>
     <w:p>
@@ -2473,7 +2530,8 @@
       </w:pPr>
       <w:r>
         <w:rPr>
-          <w:b/>
+          <w:b w:val="1"/>
+          <w:bCs w:val="1"/>
           <w:lang w:val="en-US"/>
         </w:rPr>
         <w:t>Vrsta aktera:</w:t>
@@ -2486,30 +2544,33 @@
       </w:r>
       <w:sdt>
         <w:sdtPr>
-          <w:rPr>
-            <w:lang w:val="en-US"/>
-          </w:rPr>
           <w:id w:val="-2056537268"/>
-          <w:placeholder>
-            <w:docPart w:val="DefaultPlaceholder_-1854013438"/>
-          </w:placeholder>
-          <w:showingPlcHdr/>
           <w:dropDownList>
             <w:listItem w:value="Choose an item."/>
             <w:listItem w:displayText="Korisnik usluge" w:value="Korisnik usluge"/>
             <w:listItem w:displayText="Zaposlenik sistema" w:value="Zaposlenik sistema"/>
             <w:listItem w:displayText="Administrator" w:value="Administrator"/>
           </w:dropDownList>
+          <w:placeholder>
+            <w:docPart w:val="DefaultPlaceholder_-1854013438"/>
+          </w:placeholder>
+          <w:rPr>
+            <w:lang w:val="en-US"/>
+          </w:rPr>
         </w:sdtPr>
-        <w:sdtEndPr/>
         <w:sdtContent>
           <w:r>
             <w:rPr>
-              <w:rStyle w:val="PlaceholderText"/>
-            </w:rPr>
-            <w:t>Choose an item.</w:t>
+              <w:lang w:val="en-US"/>
+            </w:rPr>
+            <w:t>Korisnik usluge</w:t>
           </w:r>
         </w:sdtContent>
+        <w:sdtEndPr>
+          <w:rPr>
+            <w:lang w:val="en-US"/>
+          </w:rPr>
+        </w:sdtEndPr>
       </w:sdt>
     </w:p>
     <w:p>
@@ -2562,6 +2623,7 @@
           <w:tcPr>
             <w:tcW w:w="4500" w:type="dxa"/>
             <w:shd w:val="clear" w:color="auto" w:fill="B4C6E7" w:themeFill="accent1" w:themeFillTint="66"/>
+            <w:tcMar/>
             <w:vAlign w:val="center"/>
           </w:tcPr>
           <w:p>
@@ -2585,6 +2647,7 @@
           <w:tcPr>
             <w:tcW w:w="4050" w:type="dxa"/>
             <w:shd w:val="clear" w:color="auto" w:fill="B4C6E7" w:themeFill="accent1" w:themeFillTint="66"/>
+            <w:tcMar/>
             <w:vAlign w:val="center"/>
           </w:tcPr>
           <w:p>
@@ -2612,6 +2675,566 @@
         <w:tc>
           <w:tcPr>
             <w:tcW w:w="4500" w:type="dxa"/>
+            <w:tcMar/>
+            <w:vAlign w:val="center"/>
+          </w:tcPr>
+          <w:p>
+            <w:pPr>
+              <w:pStyle w:val="Normal"/>
+              <w:jc w:val="left"/>
+              <w:rPr>
+                <w:color w:val="808080" w:themeColor="background1" w:themeShade="80"/>
+                <w:lang w:val="en-US"/>
+              </w:rPr>
+            </w:pPr>
+            <w:r>
+              <w:rPr>
+                <w:color w:val="808080" w:themeColor="background1" w:themeTint="FF" w:themeShade="80"/>
+                <w:lang w:val="en-US"/>
+              </w:rPr>
+              <w:t xml:space="preserve">1) </w:t>
+            </w:r>
+            <w:r>
+              <w:rPr>
+                <w:color w:val="808080" w:themeColor="background1" w:themeTint="FF" w:themeShade="80"/>
+                <w:lang w:val="en-US"/>
+              </w:rPr>
+              <w:t>Upravljanje korisničkim sesijama</w:t>
+            </w:r>
+          </w:p>
+        </w:tc>
+        <w:sdt>
+          <w:sdtPr>
+            <w:rPr>
+              <w:lang w:val="en-US"/>
+            </w:rPr>
+            <w:id w:val="883748086"/>
+            <w:placeholder>
+              <w:docPart w:val="DefaultPlaceholder_-1854013438"/>
+            </w:placeholder>
+            <w:dropDownList>
+              <w:listItem w:value="Choose an item."/>
+              <w:listItem w:displayText="Mogućnost pregleda" w:value="Mogućnost pregleda"/>
+              <w:listItem w:displayText="Mogućnost uređivanja" w:value="Mogućnost uređivanja"/>
+            </w:dropDownList>
+          </w:sdtPr>
+          <w:sdtEndPr>
+            <w:rPr>
+              <w:lang w:val="en-US"/>
+            </w:rPr>
+          </w:sdtEndPr>
+          <w:sdtContent>
+            <w:tc>
+              <w:tcPr>
+                <w:tcW w:w="4050" w:type="dxa"/>
+                <w:tcMar/>
+                <w:vAlign w:val="center"/>
+              </w:tcPr>
+              <w:p>
+                <w:pPr>
+                  <w:jc w:val="left"/>
+                  <w:rPr>
+                    <w:lang w:val="en-US"/>
+                  </w:rPr>
+                </w:pPr>
+                <w:r>
+                  <w:rPr>
+                    <w:lang w:val="en-US"/>
+                  </w:rPr>
+                  <w:t>Mogućnost uređivanja</w:t>
+                </w:r>
+              </w:p>
+            </w:tc>
+          </w:sdtContent>
+        </w:sdt>
+      </w:tr>
+      <w:tr>
+        <w:trPr>
+          <w:trHeight w:val="620"/>
+        </w:trPr>
+        <w:tc>
+          <w:tcPr>
+            <w:tcW w:w="4500" w:type="dxa"/>
+            <w:tcMar/>
+            <w:vAlign w:val="center"/>
+          </w:tcPr>
+          <w:p>
+            <w:pPr>
+              <w:jc w:val="left"/>
+              <w:rPr>
+                <w:color w:val="808080" w:themeColor="background1" w:themeShade="80"/>
+              </w:rPr>
+            </w:pPr>
+            <w:r>
+              <w:rPr>
+                <w:color w:val="808080" w:themeColor="background1" w:themeTint="FF" w:themeShade="80"/>
+                <w:lang w:val="en-US"/>
+              </w:rPr>
+              <w:t>3</w:t>
+            </w:r>
+            <w:r>
+              <w:rPr>
+                <w:color w:val="808080" w:themeColor="background1" w:themeTint="FF" w:themeShade="80"/>
+                <w:lang w:val="en-US"/>
+              </w:rPr>
+              <w:t>)</w:t>
+            </w:r>
+            <w:sdt>
+              <w:sdtPr>
+                <w:id w:val="-1942675829"/>
+                <w:placeholder>
+                  <w:docPart w:val="6BC6CEAE8D254C14AEF1DBCDD9262A50"/>
+                </w:placeholder>
+                <w:rPr>
+                  <w:color w:val="808080" w:themeColor="background1" w:themeTint="FF" w:themeShade="80"/>
+                  <w:lang w:val="en-US"/>
+                </w:rPr>
+              </w:sdtPr>
+              <w:sdtContent>
+                <w:r>
+                  <w:rPr>
+                    <w:color w:val="808080" w:themeColor="background1" w:themeTint="FF" w:themeShade="80"/>
+                    <w:lang w:val="en-US"/>
+                  </w:rPr>
+                  <w:t xml:space="preserve"> Online rezervacija računara/konzole</w:t>
+                </w:r>
+              </w:sdtContent>
+              <w:sdtEndPr>
+                <w:rPr>
+                  <w:color w:val="808080" w:themeColor="background1" w:themeTint="FF" w:themeShade="80"/>
+                  <w:lang w:val="en-US"/>
+                </w:rPr>
+              </w:sdtEndPr>
+            </w:sdt>
+          </w:p>
+        </w:tc>
+        <w:sdt>
+          <w:sdtPr>
+            <w:rPr>
+              <w:lang w:val="en-US"/>
+            </w:rPr>
+            <w:id w:val="1769277006"/>
+            <w:placeholder>
+              <w:docPart w:val="5166DF1738D745E8836585AEFE16AF0D"/>
+            </w:placeholder>
+            <w:dropDownList>
+              <w:listItem w:value="Choose an item."/>
+              <w:listItem w:displayText="Mogućnost pregleda" w:value="Mogućnost pregleda"/>
+              <w:listItem w:displayText="Mogućnost uređivanja" w:value="Mogućnost uređivanja"/>
+            </w:dropDownList>
+          </w:sdtPr>
+          <w:sdtEndPr>
+            <w:rPr>
+              <w:lang w:val="en-US"/>
+            </w:rPr>
+          </w:sdtEndPr>
+          <w:sdtContent>
+            <w:tc>
+              <w:tcPr>
+                <w:tcW w:w="4050" w:type="dxa"/>
+                <w:tcMar/>
+                <w:vAlign w:val="center"/>
+              </w:tcPr>
+              <w:p>
+                <w:pPr>
+                  <w:jc w:val="left"/>
+                  <w:rPr>
+                    <w:lang w:val="en-US"/>
+                  </w:rPr>
+                </w:pPr>
+                <w:r>
+                  <w:rPr>
+                    <w:lang w:val="en-US"/>
+                  </w:rPr>
+                  <w:t>Mogućnost uređivanja</w:t>
+                </w:r>
+              </w:p>
+            </w:tc>
+          </w:sdtContent>
+        </w:sdt>
+      </w:tr>
+      <w:tr>
+        <w:trPr>
+          <w:trHeight w:val="620"/>
+        </w:trPr>
+        <w:tc>
+          <w:tcPr>
+            <w:tcW w:w="4500" w:type="dxa"/>
+            <w:tcMar/>
+            <w:vAlign w:val="center"/>
+          </w:tcPr>
+          <w:p>
+            <w:pPr>
+              <w:pStyle w:val="Normal"/>
+              <w:jc w:val="left"/>
+              <w:rPr>
+                <w:rStyle w:val="PlaceholderText"/>
+              </w:rPr>
+            </w:pPr>
+            <w:r>
+              <w:rPr>
+                <w:rStyle w:val="PlaceholderText"/>
+              </w:rPr>
+              <w:t xml:space="preserve">6) </w:t>
+            </w:r>
+            <w:r>
+              <w:rPr>
+                <w:rStyle w:val="PlaceholderText"/>
+              </w:rPr>
+              <w:t>Praćenje nadolazećih gaming takmičenja</w:t>
+            </w:r>
+          </w:p>
+        </w:tc>
+        <w:sdt>
+          <w:sdtPr>
+            <w:rPr>
+              <w:lang w:val="en-US"/>
+            </w:rPr>
+            <w:id w:val="2090956590"/>
+            <w:placeholder>
+              <w:docPart w:val="8AE4D63BAC5B4742B11E62B02E9A78AD"/>
+            </w:placeholder>
+            <w:dropDownList>
+              <w:listItem w:value="Choose an item."/>
+              <w:listItem w:displayText="Mogućnost pregleda" w:value="Mogućnost pregleda"/>
+              <w:listItem w:displayText="Mogućnost uređivanja" w:value="Mogućnost uređivanja"/>
+            </w:dropDownList>
+          </w:sdtPr>
+          <w:sdtEndPr>
+            <w:rPr>
+              <w:lang w:val="en-US"/>
+            </w:rPr>
+          </w:sdtEndPr>
+          <w:sdtContent>
+            <w:tc>
+              <w:tcPr>
+                <w:tcW w:w="4050" w:type="dxa"/>
+                <w:tcMar/>
+                <w:vAlign w:val="center"/>
+              </w:tcPr>
+              <w:p>
+                <w:pPr>
+                  <w:jc w:val="left"/>
+                  <w:rPr>
+                    <w:lang w:val="en-US"/>
+                  </w:rPr>
+                </w:pPr>
+                <w:r>
+                  <w:rPr>
+                    <w:lang w:val="en-US"/>
+                  </w:rPr>
+                  <w:t>Mogućnost pregleda</w:t>
+                </w:r>
+              </w:p>
+            </w:tc>
+          </w:sdtContent>
+        </w:sdt>
+      </w:tr>
+    </w:tbl>
+    <w:p>
+      <w:pPr>
+        <w:ind w:left="360"/>
+        <w:rPr>
+          <w:lang w:val="en-US"/>
+        </w:rPr>
+      </w:pPr>
+    </w:p>
+    <w:p>
+      <w:pPr>
+        <w:pStyle w:val="ListParagraph"/>
+        <w:numPr>
+          <w:ilvl w:val="0"/>
+          <w:numId w:val="2"/>
+        </w:numPr>
+        <w:rPr>
+          <w:b w:val="1"/>
+          <w:bCs w:val="1"/>
+          <w:lang w:val="en-US"/>
+        </w:rPr>
+      </w:pPr>
+      <w:r>
+        <w:rPr>
+          <w:b w:val="1"/>
+          <w:bCs w:val="1"/>
+          <w:lang w:val="en-US"/>
+        </w:rPr>
+        <w:t xml:space="preserve">Naziv aktera: </w:t>
+      </w:r>
+      <w:sdt>
+        <w:sdtPr>
+          <w:id w:val="181019611"/>
+          <w:placeholder>
+            <w:docPart w:val="EC4963792A2646C4AB54E0E733866A4E"/>
+          </w:placeholder>
+          <w:rPr>
+            <w:b w:val="1"/>
+            <w:bCs w:val="1"/>
+            <w:lang w:val="en-US"/>
+          </w:rPr>
+        </w:sdtPr>
+        <w:sdtContent>
+          <w:r>
+            <w:rPr>
+              <w:b w:val="1"/>
+              <w:bCs w:val="1"/>
+              <w:lang w:val="en-US"/>
+            </w:rPr>
+            <w:t>Radnik/zaposlenik</w:t>
+          </w:r>
+        </w:sdtContent>
+        <w:sdtEndPr>
+          <w:rPr>
+            <w:b w:val="1"/>
+            <w:bCs w:val="1"/>
+            <w:lang w:val="en-US"/>
+          </w:rPr>
+        </w:sdtEndPr>
+      </w:sdt>
+    </w:p>
+    <w:p>
+      <w:pPr>
+        <w:ind w:left="720"/>
+        <w:rPr>
+          <w:lang w:val="en-US"/>
+        </w:rPr>
+      </w:pPr>
+    </w:p>
+    <w:p>
+      <w:pPr>
+        <w:ind w:left="720"/>
+        <w:rPr>
+          <w:lang w:val="en-US"/>
+        </w:rPr>
+      </w:pPr>
+      <w:r>
+        <w:rPr>
+          <w:b w:val="1"/>
+          <w:bCs w:val="1"/>
+          <w:lang w:val="en-US"/>
+        </w:rPr>
+        <w:t>Vrsta aktera:</w:t>
+      </w:r>
+      <w:r>
+        <w:rPr>
+          <w:lang w:val="en-US"/>
+        </w:rPr>
+        <w:t xml:space="preserve"> </w:t>
+      </w:r>
+      <w:sdt>
+        <w:sdtPr>
+          <w:id w:val="-609820916"/>
+          <w:dropDownList>
+            <w:listItem w:value="Choose an item."/>
+            <w:listItem w:displayText="Korisnik usluge" w:value="Korisnik usluge"/>
+            <w:listItem w:displayText="Zaposlenik sistema" w:value="Zaposlenik sistema"/>
+            <w:listItem w:displayText="Administrator" w:value="Administrator"/>
+          </w:dropDownList>
+          <w:placeholder>
+            <w:docPart w:val="F194CCA70C664931AAB8D817CDEA3578"/>
+          </w:placeholder>
+          <w:rPr>
+            <w:lang w:val="en-US"/>
+          </w:rPr>
+        </w:sdtPr>
+        <w:sdtContent>
+          <w:r>
+            <w:rPr>
+              <w:lang w:val="en-US"/>
+            </w:rPr>
+            <w:t>Zaposlenik sistema</w:t>
+          </w:r>
+        </w:sdtContent>
+        <w:sdtEndPr>
+          <w:rPr>
+            <w:lang w:val="en-US"/>
+          </w:rPr>
+        </w:sdtEndPr>
+      </w:sdt>
+    </w:p>
+    <w:p>
+      <w:pPr>
+        <w:ind w:left="720"/>
+        <w:rPr>
+          <w:lang w:val="en-US"/>
+        </w:rPr>
+      </w:pPr>
+    </w:p>
+    <w:p>
+      <w:pPr>
+        <w:ind w:left="360" w:firstLine="360"/>
+        <w:rPr>
+          <w:lang w:val="de-DE"/>
+        </w:rPr>
+      </w:pPr>
+      <w:r>
+        <w:rPr>
+          <w:b/>
+          <w:lang w:val="de-DE"/>
+        </w:rPr>
+        <w:t>Funkcionalnosti u kojima akter učestvuje:</w:t>
+      </w:r>
+    </w:p>
+    <w:p>
+      <w:pPr>
+        <w:ind w:left="360"/>
+        <w:rPr>
+          <w:lang w:val="de-DE"/>
+        </w:rPr>
+      </w:pPr>
+    </w:p>
+    <w:tbl>
+      <w:tblPr>
+        <w:tblStyle w:val="TableGrid"/>
+        <w:tblW w:w="0" w:type="auto"/>
+        <w:tblInd w:w="715" w:type="dxa"/>
+        <w:tblLook w:val="04A0" w:firstRow="1" w:lastRow="0" w:firstColumn="1" w:lastColumn="0" w:noHBand="0" w:noVBand="1"/>
+      </w:tblPr>
+      <w:tblGrid>
+        <w:gridCol w:w="4500"/>
+        <w:gridCol w:w="4050"/>
+      </w:tblGrid>
+      <w:tr>
+        <w:trPr>
+          <w:trHeight w:val="485"/>
+        </w:trPr>
+        <w:tc>
+          <w:tcPr>
+            <w:tcW w:w="4500" w:type="dxa"/>
+            <w:shd w:val="clear" w:color="auto" w:fill="B4C6E7" w:themeFill="accent1" w:themeFillTint="66"/>
+            <w:tcMar/>
+            <w:vAlign w:val="center"/>
+          </w:tcPr>
+          <w:p>
+            <w:pPr>
+              <w:jc w:val="left"/>
+              <w:rPr>
+                <w:b/>
+                <w:lang w:val="en-US"/>
+              </w:rPr>
+            </w:pPr>
+            <w:r>
+              <w:rPr>
+                <w:b/>
+                <w:lang w:val="en-US"/>
+              </w:rPr>
+              <w:t>Funkcionalnost sistema</w:t>
+            </w:r>
+          </w:p>
+        </w:tc>
+        <w:tc>
+          <w:tcPr>
+            <w:tcW w:w="4050" w:type="dxa"/>
+            <w:shd w:val="clear" w:color="auto" w:fill="B4C6E7" w:themeFill="accent1" w:themeFillTint="66"/>
+            <w:tcMar/>
+            <w:vAlign w:val="center"/>
+          </w:tcPr>
+          <w:p>
+            <w:pPr>
+              <w:jc w:val="left"/>
+              <w:rPr>
+                <w:b/>
+                <w:lang w:val="en-US"/>
+              </w:rPr>
+            </w:pPr>
+            <w:r>
+              <w:rPr>
+                <w:b/>
+                <w:lang w:val="en-US"/>
+              </w:rPr>
+              <w:t>Način učešća</w:t>
+            </w:r>
+          </w:p>
+        </w:tc>
+      </w:tr>
+      <w:tr>
+        <w:trPr>
+          <w:trHeight w:val="656"/>
+        </w:trPr>
+        <w:tc>
+          <w:tcPr>
+            <w:tcW w:w="4500" w:type="dxa"/>
+            <w:tcMar/>
+            <w:vAlign w:val="center"/>
+          </w:tcPr>
+          <w:p>
+            <w:pPr>
+              <w:pStyle w:val="Normal"/>
+              <w:jc w:val="left"/>
+              <w:rPr>
+                <w:color w:val="808080" w:themeColor="background1" w:themeTint="FF" w:themeShade="80"/>
+                <w:lang w:val="en-US"/>
+              </w:rPr>
+            </w:pPr>
+            <w:r>
+              <w:rPr>
+                <w:color w:val="808080" w:themeColor="background1" w:themeTint="FF" w:themeShade="80"/>
+                <w:lang w:val="en-US"/>
+              </w:rPr>
+              <w:t>1) Upravljanje korisničkim sesijama</w:t>
+            </w:r>
+          </w:p>
+          <w:p>
+            <w:pPr>
+              <w:jc w:val="left"/>
+              <w:rPr>
+                <w:color w:val="808080" w:themeColor="background1" w:themeShade="80"/>
+              </w:rPr>
+            </w:pPr>
+          </w:p>
+        </w:tc>
+        <w:sdt>
+          <w:sdtPr>
+            <w:rPr>
+              <w:lang w:val="en-US"/>
+            </w:rPr>
+            <w:id w:val="1857161120"/>
+            <w:placeholder>
+              <w:docPart w:val="F194CCA70C664931AAB8D817CDEA3578"/>
+            </w:placeholder>
+            <w:dropDownList>
+              <w:listItem w:value="Choose an item."/>
+              <w:listItem w:displayText="Mogućnost pregleda" w:value="Mogućnost pregleda"/>
+              <w:listItem w:displayText="Mogućnost uređivanja" w:value="Mogućnost uređivanja"/>
+            </w:dropDownList>
+          </w:sdtPr>
+          <w:sdtEndPr>
+            <w:rPr>
+              <w:lang w:val="en-US"/>
+            </w:rPr>
+          </w:sdtEndPr>
+          <w:sdtContent>
+            <w:tc>
+              <w:tcPr>
+                <w:tcW w:w="4050" w:type="dxa"/>
+                <w:tcMar/>
+                <w:vAlign w:val="center"/>
+              </w:tcPr>
+              <w:p>
+                <w:pPr>
+                  <w:jc w:val="left"/>
+                  <w:rPr>
+                    <w:lang w:val="en-US"/>
+                  </w:rPr>
+                </w:pPr>
+                <w:r>
+                  <w:rPr>
+                    <w:lang w:val="en-US"/>
+                  </w:rPr>
+                  <w:t>Mogućnost uređivanja</w:t>
+                </w:r>
+              </w:p>
+            </w:tc>
+          </w:sdtContent>
+        </w:sdt>
+      </w:tr>
+      <w:tr>
+        <w:trPr>
+          <w:trHeight w:val="620"/>
+        </w:trPr>
+        <w:tc>
+          <w:tcPr>
+            <w:tcW w:w="4500" w:type="dxa"/>
+            <w:tcMar/>
             <w:vAlign w:val="center"/>
           </w:tcPr>
           <w:sdt>
@@ -2620,13 +3243,60 @@
                 <w:color w:val="808080" w:themeColor="background1" w:themeShade="80"/>
                 <w:lang w:val="en-US"/>
               </w:rPr>
-              <w:id w:val="-1094624337"/>
+              <w:id w:val="-1035655040"/>
               <w:placeholder>
-                <w:docPart w:val="8B182295EA714809A856A327A1EE5FD0"/>
+                <w:docPart w:val="7D3466FD1FA94235B51457305A82F7A5"/>
               </w:placeholder>
             </w:sdtPr>
-            <w:sdtEndPr/>
+            <w:sdtEndPr>
+              <w:rPr>
+                <w:color w:val="808080" w:themeColor="background1" w:themeTint="FF" w:themeShade="80"/>
+                <w:lang w:val="en-US"/>
+              </w:rPr>
+            </w:sdtEndPr>
             <w:sdtContent>
+              <w:p>
+                <w:pPr>
+                  <w:jc w:val="left"/>
+                  <w:rPr>
+                    <w:color w:val="808080" w:themeColor="background1" w:themeTint="FF" w:themeShade="80"/>
+                  </w:rPr>
+                </w:pPr>
+                <w:r>
+                  <w:rPr>
+                    <w:color w:val="808080" w:themeColor="background1" w:themeTint="FF" w:themeShade="80"/>
+                    <w:lang w:val="en-US"/>
+                  </w:rPr>
+                  <w:t>3)</w:t>
+                </w:r>
+                <w:sdt>
+                  <w:sdtPr>
+                    <w:id w:val="882165063"/>
+                    <w:placeholder>
+                      <w:docPart w:val="BB583637513241089679D9EDB215223D"/>
+                    </w:placeholder>
+                    <w:rPr>
+                      <w:color w:val="808080" w:themeColor="background1" w:themeTint="FF" w:themeShade="80"/>
+                      <w:lang w:val="en-US"/>
+                    </w:rPr>
+                  </w:sdtPr>
+                  <w:sdtContent>
+                    <w:r>
+                      <w:rPr>
+                        <w:color w:val="808080" w:themeColor="background1" w:themeTint="FF" w:themeShade="80"/>
+                        <w:lang w:val="en-US"/>
+                      </w:rPr>
+                      <w:t xml:space="preserve"> Online rezervacija računara/konzole</w:t>
+                    </w:r>
+                  </w:sdtContent>
+                  <w:sdtEndPr>
+                    <w:rPr>
+                      <w:color w:val="808080" w:themeColor="background1" w:themeTint="FF" w:themeShade="80"/>
+                      <w:lang w:val="en-US"/>
+                    </w:rPr>
+                  </w:sdtEndPr>
+                </w:sdt>
+              </w:p>
               <w:p>
                 <w:pPr>
                   <w:jc w:val="left"/>
@@ -2634,24 +3304,6 @@
                     <w:color w:val="808080" w:themeColor="background1" w:themeShade="80"/>
                   </w:rPr>
                 </w:pPr>
-                <w:r>
-                  <w:rPr>
-                    <w:color w:val="808080" w:themeColor="background1" w:themeShade="80"/>
-                  </w:rPr>
-                  <w:t xml:space="preserve">(navesti broj i naziv funkcionalnosti iz </w:t>
-                </w:r>
-                <w:r>
-                  <w:rPr>
-                    <w:color w:val="808080" w:themeColor="background1" w:themeShade="80"/>
-                  </w:rPr>
-                  <w:t>sekcije</w:t>
-                </w:r>
-                <w:r>
-                  <w:rPr>
-                    <w:color w:val="808080" w:themeColor="background1" w:themeShade="80"/>
-                  </w:rPr>
-                  <w:t xml:space="preserve"> 2)</w:t>
-                </w:r>
               </w:p>
             </w:sdtContent>
           </w:sdt>
@@ -2661,9 +3313,375 @@
             <w:rPr>
               <w:lang w:val="en-US"/>
             </w:rPr>
-            <w:id w:val="883748086"/>
+            <w:id w:val="322254701"/>
             <w:placeholder>
-              <w:docPart w:val="DefaultPlaceholder_-1854013438"/>
+              <w:docPart w:val="4488D085AA3947158EDFF9EF46237C5B"/>
+            </w:placeholder>
+            <w:dropDownList>
+              <w:listItem w:value="Choose an item."/>
+              <w:listItem w:displayText="Mogućnost pregleda" w:value="Mogućnost pregleda"/>
+              <w:listItem w:displayText="Mogućnost uređivanja" w:value="Mogućnost uređivanja"/>
+            </w:dropDownList>
+          </w:sdtPr>
+          <w:sdtEndPr>
+            <w:rPr>
+              <w:lang w:val="en-US"/>
+            </w:rPr>
+          </w:sdtEndPr>
+          <w:sdtContent>
+            <w:tc>
+              <w:tcPr>
+                <w:tcW w:w="4050" w:type="dxa"/>
+                <w:tcMar/>
+                <w:vAlign w:val="center"/>
+              </w:tcPr>
+              <w:p>
+                <w:pPr>
+                  <w:jc w:val="left"/>
+                  <w:rPr>
+                    <w:lang w:val="en-US"/>
+                  </w:rPr>
+                </w:pPr>
+                <w:r>
+                  <w:rPr>
+                    <w:lang w:val="en-US"/>
+                  </w:rPr>
+                  <w:t>Mogućnost uređivanja</w:t>
+                </w:r>
+              </w:p>
+            </w:tc>
+          </w:sdtContent>
+        </w:sdt>
+      </w:tr>
+      <w:tr>
+        <w:trPr>
+          <w:trHeight w:val="620"/>
+        </w:trPr>
+        <w:tc>
+          <w:tcPr>
+            <w:tcW w:w="4500" w:type="dxa"/>
+            <w:tcMar/>
+            <w:vAlign w:val="center"/>
+          </w:tcPr>
+          <w:p>
+            <w:pPr>
+              <w:pStyle w:val="Heading2"/>
+              <w:numPr>
+                <w:ilvl w:val="0"/>
+                <w:numId w:val="0"/>
+              </w:numPr>
+              <w:jc w:val="left"/>
+              <w:rPr>
+                <w:b w:val="0"/>
+                <w:bCs w:val="0"/>
+                <w:color w:val="808080" w:themeColor="background1" w:themeShade="80"/>
+                <w:sz w:val="24"/>
+                <w:szCs w:val="24"/>
+              </w:rPr>
+            </w:pPr>
+            <w:r>
+              <w:rPr>
+                <w:b w:val="0"/>
+                <w:bCs w:val="0"/>
+                <w:color w:val="808080" w:themeColor="background1" w:themeTint="FF" w:themeShade="80"/>
+                <w:sz w:val="24"/>
+                <w:szCs w:val="24"/>
+              </w:rPr>
+              <w:t xml:space="preserve">5) </w:t>
+            </w:r>
+            <w:r>
+              <w:rPr>
+                <w:b w:val="0"/>
+                <w:bCs w:val="0"/>
+                <w:color w:val="808080" w:themeColor="background1" w:themeTint="FF" w:themeShade="80"/>
+                <w:sz w:val="24"/>
+                <w:szCs w:val="24"/>
+              </w:rPr>
+              <w:t>Obraćun cijene sesije</w:t>
+            </w:r>
+          </w:p>
+        </w:tc>
+        <w:sdt>
+          <w:sdtPr>
+            <w:rPr>
+              <w:lang w:val="en-US"/>
+            </w:rPr>
+            <w:id w:val="1390143607"/>
+            <w:placeholder>
+              <w:docPart w:val="9E282A33D2D34EA2BB19239C8F1D69AD"/>
+            </w:placeholder>
+            <w:dropDownList>
+              <w:listItem w:value="Choose an item."/>
+              <w:listItem w:displayText="Mogućnost pregleda" w:value="Mogućnost pregleda"/>
+              <w:listItem w:displayText="Mogućnost uređivanja" w:value="Mogućnost uređivanja"/>
+            </w:dropDownList>
+          </w:sdtPr>
+          <w:sdtEndPr>
+            <w:rPr>
+              <w:lang w:val="en-US"/>
+            </w:rPr>
+          </w:sdtEndPr>
+          <w:sdtContent>
+            <w:tc>
+              <w:tcPr>
+                <w:tcW w:w="4050" w:type="dxa"/>
+                <w:tcMar/>
+                <w:vAlign w:val="center"/>
+              </w:tcPr>
+              <w:p>
+                <w:pPr>
+                  <w:jc w:val="left"/>
+                  <w:rPr>
+                    <w:lang w:val="en-US"/>
+                  </w:rPr>
+                </w:pPr>
+                <w:r>
+                  <w:rPr>
+                    <w:lang w:val="en-US"/>
+                  </w:rPr>
+                  <w:t>Mogućnost pregleda</w:t>
+                </w:r>
+              </w:p>
+            </w:tc>
+          </w:sdtContent>
+        </w:sdt>
+      </w:tr>
+    </w:tbl>
+    <w:p>
+      <w:pPr>
+        <w:ind w:left="360"/>
+        <w:rPr>
+          <w:lang w:val="en-US"/>
+        </w:rPr>
+      </w:pPr>
+    </w:p>
+    <w:p>
+      <w:pPr>
+        <w:pStyle w:val="ListParagraph"/>
+        <w:numPr>
+          <w:ilvl w:val="0"/>
+          <w:numId w:val="2"/>
+        </w:numPr>
+        <w:rPr>
+          <w:b/>
+          <w:lang w:val="en-US"/>
+        </w:rPr>
+      </w:pPr>
+      <w:r>
+        <w:rPr>
+          <w:b/>
+          <w:lang w:val="en-US"/>
+        </w:rPr>
+        <w:t xml:space="preserve">Naziv aktera: </w:t>
+      </w:r>
+      <w:sdt>
+        <w:sdtPr>
+          <w:rPr>
+            <w:b/>
+            <w:lang w:val="en-US"/>
+          </w:rPr>
+          <w:id w:val="652723886"/>
+          <w:placeholder>
+            <w:docPart w:val="43A3621F8D6C4D83B8798A9F3418C48E"/>
+          </w:placeholder>
+          <w:showingPlcHdr/>
+        </w:sdtPr>
+        <w:sdtEndPr/>
+        <w:sdtContent>
+          <w:r>
+            <w:rPr>
+              <w:rStyle w:val="PlaceholderText"/>
+            </w:rPr>
+            <w:t>Click or tap here to enter text.</w:t>
+          </w:r>
+        </w:sdtContent>
+      </w:sdt>
+    </w:p>
+    <w:p>
+      <w:pPr>
+        <w:ind w:left="720"/>
+        <w:rPr>
+          <w:lang w:val="en-US"/>
+        </w:rPr>
+      </w:pPr>
+    </w:p>
+    <w:p>
+      <w:pPr>
+        <w:ind w:left="720"/>
+        <w:rPr>
+          <w:lang w:val="en-US"/>
+        </w:rPr>
+      </w:pPr>
+      <w:r>
+        <w:rPr>
+          <w:b/>
+          <w:lang w:val="en-US"/>
+        </w:rPr>
+        <w:t>Vrsta aktera:</w:t>
+      </w:r>
+      <w:r>
+        <w:rPr>
+          <w:lang w:val="en-US"/>
+        </w:rPr>
+        <w:t xml:space="preserve"> </w:t>
+      </w:r>
+      <w:sdt>
+        <w:sdtPr>
+          <w:rPr>
+            <w:lang w:val="en-US"/>
+          </w:rPr>
+          <w:id w:val="1827926850"/>
+          <w:placeholder>
+            <w:docPart w:val="D86443157EBF4D5A90F2525C29294A73"/>
+          </w:placeholder>
+          <w:showingPlcHdr/>
+          <w:dropDownList>
+            <w:listItem w:value="Choose an item."/>
+            <w:listItem w:displayText="Korisnik usluge" w:value="Korisnik usluge"/>
+            <w:listItem w:displayText="Zaposlenik sistema" w:value="Zaposlenik sistema"/>
+            <w:listItem w:displayText="Administrator" w:value="Administrator"/>
+          </w:dropDownList>
+        </w:sdtPr>
+        <w:sdtEndPr/>
+        <w:sdtContent>
+          <w:r>
+            <w:rPr>
+              <w:rStyle w:val="PlaceholderText"/>
+            </w:rPr>
+            <w:t>Choose an item.</w:t>
+          </w:r>
+        </w:sdtContent>
+      </w:sdt>
+    </w:p>
+    <w:p>
+      <w:pPr>
+        <w:ind w:left="720"/>
+        <w:rPr>
+          <w:lang w:val="en-US"/>
+        </w:rPr>
+      </w:pPr>
+    </w:p>
+    <w:p>
+      <w:pPr>
+        <w:ind w:left="360" w:firstLine="360"/>
+        <w:rPr>
+          <w:b/>
+          <w:lang w:val="de-DE"/>
+        </w:rPr>
+      </w:pPr>
+      <w:r>
+        <w:rPr>
+          <w:b/>
+          <w:lang w:val="de-DE"/>
+        </w:rPr>
+        <w:t>Funkcionalnosti u kojima akter učestvuje:</w:t>
+      </w:r>
+    </w:p>
+    <w:p>
+      <w:pPr>
+        <w:ind w:left="360"/>
+        <w:rPr>
+          <w:lang w:val="de-DE"/>
+        </w:rPr>
+      </w:pPr>
+    </w:p>
+    <w:tbl>
+      <w:tblPr>
+        <w:tblStyle w:val="TableGrid"/>
+        <w:tblW w:w="0" w:type="auto"/>
+        <w:tblInd w:w="715" w:type="dxa"/>
+        <w:tblLook w:val="04A0" w:firstRow="1" w:lastRow="0" w:firstColumn="1" w:lastColumn="0" w:noHBand="0" w:noVBand="1"/>
+      </w:tblPr>
+      <w:tblGrid>
+        <w:gridCol w:w="4500"/>
+        <w:gridCol w:w="4050"/>
+      </w:tblGrid>
+      <w:tr>
+        <w:trPr>
+          <w:trHeight w:val="485"/>
+        </w:trPr>
+        <w:tc>
+          <w:tcPr>
+            <w:tcW w:w="4500" w:type="dxa"/>
+            <w:shd w:val="clear" w:color="auto" w:fill="B4C6E7" w:themeFill="accent1" w:themeFillTint="66"/>
+            <w:tcMar/>
+            <w:vAlign w:val="center"/>
+          </w:tcPr>
+          <w:p>
+            <w:pPr>
+              <w:jc w:val="left"/>
+              <w:rPr>
+                <w:b/>
+                <w:lang w:val="en-US"/>
+              </w:rPr>
+            </w:pPr>
+            <w:r>
+              <w:rPr>
+                <w:b/>
+                <w:lang w:val="en-US"/>
+              </w:rPr>
+              <w:t>Funkcionalnost sistema</w:t>
+            </w:r>
+          </w:p>
+        </w:tc>
+        <w:tc>
+          <w:tcPr>
+            <w:tcW w:w="4050" w:type="dxa"/>
+            <w:shd w:val="clear" w:color="auto" w:fill="B4C6E7" w:themeFill="accent1" w:themeFillTint="66"/>
+            <w:tcMar/>
+            <w:vAlign w:val="center"/>
+          </w:tcPr>
+          <w:p>
+            <w:pPr>
+              <w:jc w:val="left"/>
+              <w:rPr>
+                <w:b/>
+                <w:lang w:val="en-US"/>
+              </w:rPr>
+            </w:pPr>
+            <w:r>
+              <w:rPr>
+                <w:b/>
+                <w:lang w:val="en-US"/>
+              </w:rPr>
+              <w:t>Način učešća</w:t>
+            </w:r>
+          </w:p>
+        </w:tc>
+      </w:tr>
+      <w:tr>
+        <w:trPr>
+          <w:trHeight w:val="656"/>
+        </w:trPr>
+        <w:tc>
+          <w:tcPr>
+            <w:tcW w:w="4500" w:type="dxa"/>
+            <w:tcMar/>
+            <w:vAlign w:val="center"/>
+          </w:tcPr>
+          <w:p>
+            <w:pPr>
+              <w:jc w:val="left"/>
+              <w:rPr>
+                <w:color w:val="808080" w:themeColor="background1" w:themeShade="80"/>
+              </w:rPr>
+            </w:pPr>
+            <w:r>
+              <w:rPr>
+                <w:color w:val="808080" w:themeColor="background1" w:themeTint="FF" w:themeShade="80"/>
+              </w:rPr>
+              <w:t>2) Registracija korisnika, upravljanje korisnicima i upravljanje uređajima</w:t>
+            </w:r>
+          </w:p>
+        </w:tc>
+        <w:sdt>
+          <w:sdtPr>
+            <w:rPr>
+              <w:lang w:val="en-US"/>
+            </w:rPr>
+            <w:id w:val="1581096775"/>
+            <w:placeholder>
+              <w:docPart w:val="D86443157EBF4D5A90F2525C29294A73"/>
             </w:placeholder>
             <w:showingPlcHdr/>
             <w:dropDownList>
@@ -2672,11 +3690,16 @@
               <w:listItem w:displayText="Mogućnost uređivanja" w:value="Mogućnost uređivanja"/>
             </w:dropDownList>
           </w:sdtPr>
-          <w:sdtEndPr/>
+          <w:sdtEndPr>
+            <w:rPr>
+              <w:lang w:val="en-US"/>
+            </w:rPr>
+          </w:sdtEndPr>
           <w:sdtContent>
             <w:tc>
               <w:tcPr>
                 <w:tcW w:w="4050" w:type="dxa"/>
+                <w:tcMar/>
                 <w:vAlign w:val="center"/>
               </w:tcPr>
               <w:p>
@@ -2704,58 +3727,41 @@
         <w:tc>
           <w:tcPr>
             <w:tcW w:w="4500" w:type="dxa"/>
+            <w:tcMar/>
             <w:vAlign w:val="center"/>
           </w:tcPr>
-          <w:sdt>
-            <w:sdtPr>
+          <w:p>
+            <w:pPr>
+              <w:pStyle w:val="Normal"/>
+              <w:jc w:val="left"/>
+              <w:rPr>
+                <w:rStyle w:val="PlaceholderText"/>
+              </w:rPr>
+            </w:pPr>
+            <w:r>
+              <w:rPr>
+                <w:rStyle w:val="PlaceholderText"/>
+              </w:rPr>
+              <w:t>6) Praćenje nadolazećih gaming takmičenja</w:t>
+            </w:r>
+          </w:p>
+          <w:p>
+            <w:pPr>
+              <w:jc w:val="left"/>
               <w:rPr>
                 <w:color w:val="808080" w:themeColor="background1" w:themeShade="80"/>
-                <w:lang w:val="en-US"/>
               </w:rPr>
-              <w:id w:val="-1942675829"/>
-              <w:placeholder>
-                <w:docPart w:val="6BC6CEAE8D254C14AEF1DBCDD9262A50"/>
-              </w:placeholder>
-            </w:sdtPr>
-            <w:sdtEndPr/>
-            <w:sdtContent>
-              <w:p>
-                <w:pPr>
-                  <w:jc w:val="left"/>
-                  <w:rPr>
-                    <w:color w:val="808080" w:themeColor="background1" w:themeShade="80"/>
-                  </w:rPr>
-                </w:pPr>
-                <w:r>
-                  <w:rPr>
-                    <w:color w:val="808080" w:themeColor="background1" w:themeShade="80"/>
-                  </w:rPr>
-                  <w:t xml:space="preserve">(navesti broj i naziv funkcionalnosti iz </w:t>
-                </w:r>
-                <w:r>
-                  <w:rPr>
-                    <w:color w:val="808080" w:themeColor="background1" w:themeShade="80"/>
-                  </w:rPr>
-                  <w:t>sekcije</w:t>
-                </w:r>
-                <w:r>
-                  <w:rPr>
-                    <w:color w:val="808080" w:themeColor="background1" w:themeShade="80"/>
-                  </w:rPr>
-                  <w:t xml:space="preserve"> 2)</w:t>
-                </w:r>
-              </w:p>
-            </w:sdtContent>
-          </w:sdt>
+            </w:pPr>
+          </w:p>
         </w:tc>
         <w:sdt>
           <w:sdtPr>
             <w:rPr>
               <w:lang w:val="en-US"/>
             </w:rPr>
-            <w:id w:val="1769277006"/>
+            <w:id w:val="1615333372"/>
             <w:placeholder>
-              <w:docPart w:val="5166DF1738D745E8836585AEFE16AF0D"/>
+              <w:docPart w:val="58214C2997B948B7A9FF774F7EDFFADF"/>
             </w:placeholder>
             <w:showingPlcHdr/>
             <w:dropDownList>
@@ -2764,11 +3770,16 @@
               <w:listItem w:displayText="Mogućnost uređivanja" w:value="Mogućnost uređivanja"/>
             </w:dropDownList>
           </w:sdtPr>
-          <w:sdtEndPr/>
+          <w:sdtEndPr>
+            <w:rPr>
+              <w:lang w:val="en-US"/>
+            </w:rPr>
+          </w:sdtEndPr>
           <w:sdtContent>
             <w:tc>
               <w:tcPr>
                 <w:tcW w:w="4050" w:type="dxa"/>
+                <w:tcMar/>
                 <w:vAlign w:val="center"/>
               </w:tcPr>
               <w:p>
@@ -2796,58 +3807,53 @@
         <w:tc>
           <w:tcPr>
             <w:tcW w:w="4500" w:type="dxa"/>
+            <w:tcMar/>
             <w:vAlign w:val="center"/>
           </w:tcPr>
-          <w:sdt>
-            <w:sdtPr>
+          <w:p>
+            <w:pPr>
+              <w:pStyle w:val="Heading2"/>
+              <w:numPr>
+                <w:ilvl w:val="0"/>
+                <w:numId w:val="0"/>
+              </w:numPr>
+              <w:jc w:val="left"/>
+              <w:rPr>
+                <w:b w:val="0"/>
+                <w:bCs w:val="0"/>
+                <w:color w:val="808080" w:themeColor="background1" w:themeTint="FF" w:themeShade="80"/>
+                <w:sz w:val="24"/>
+                <w:szCs w:val="24"/>
+              </w:rPr>
+            </w:pPr>
+            <w:r>
+              <w:rPr>
+                <w:b w:val="0"/>
+                <w:bCs w:val="0"/>
+                <w:color w:val="808080" w:themeColor="background1" w:themeTint="FF" w:themeShade="80"/>
+                <w:sz w:val="24"/>
+                <w:szCs w:val="24"/>
+              </w:rPr>
+              <w:t>5) Obraćun cijene sesije</w:t>
+            </w:r>
+          </w:p>
+          <w:p>
+            <w:pPr>
+              <w:jc w:val="left"/>
               <w:rPr>
                 <w:color w:val="808080" w:themeColor="background1" w:themeShade="80"/>
-                <w:lang w:val="en-US"/>
               </w:rPr>
-              <w:id w:val="-714118321"/>
-              <w:placeholder>
-                <w:docPart w:val="2AFA83BBDAAF4AA28A880C0C4961B175"/>
-              </w:placeholder>
-            </w:sdtPr>
-            <w:sdtEndPr/>
-            <w:sdtContent>
-              <w:p>
-                <w:pPr>
-                  <w:jc w:val="left"/>
-                  <w:rPr>
-                    <w:color w:val="808080" w:themeColor="background1" w:themeShade="80"/>
-                  </w:rPr>
-                </w:pPr>
-                <w:r>
-                  <w:rPr>
-                    <w:color w:val="808080" w:themeColor="background1" w:themeShade="80"/>
-                  </w:rPr>
-                  <w:t xml:space="preserve">(navesti broj i naziv funkcionalnosti iz </w:t>
-                </w:r>
-                <w:r>
-                  <w:rPr>
-                    <w:color w:val="808080" w:themeColor="background1" w:themeShade="80"/>
-                  </w:rPr>
-                  <w:t>sekcije</w:t>
-                </w:r>
-                <w:r>
-                  <w:rPr>
-                    <w:color w:val="808080" w:themeColor="background1" w:themeShade="80"/>
-                  </w:rPr>
-                  <w:t xml:space="preserve"> 2)</w:t>
-                </w:r>
-              </w:p>
-            </w:sdtContent>
-          </w:sdt>
+            </w:pPr>
+          </w:p>
         </w:tc>
         <w:sdt>
           <w:sdtPr>
             <w:rPr>
               <w:lang w:val="en-US"/>
             </w:rPr>
-            <w:id w:val="2090956590"/>
+            <w:id w:val="-1155906519"/>
             <w:placeholder>
-              <w:docPart w:val="8AE4D63BAC5B4742B11E62B02E9A78AD"/>
+              <w:docPart w:val="8061A521E5F440C28627FDE5878D6B9B"/>
             </w:placeholder>
             <w:showingPlcHdr/>
             <w:dropDownList>
@@ -2856,11 +3862,16 @@
               <w:listItem w:displayText="Mogućnost uređivanja" w:value="Mogućnost uređivanja"/>
             </w:dropDownList>
           </w:sdtPr>
-          <w:sdtEndPr/>
+          <w:sdtEndPr>
+            <w:rPr>
+              <w:lang w:val="en-US"/>
+            </w:rPr>
+          </w:sdtEndPr>
           <w:sdtContent>
             <w:tc>
               <w:tcPr>
                 <w:tcW w:w="4050" w:type="dxa"/>
+                <w:tcMar/>
                 <w:vAlign w:val="center"/>
               </w:tcPr>
               <w:p>
@@ -2886,959 +3897,6 @@
       <w:pPr>
         <w:ind w:left="360"/>
         <w:rPr>
-          <w:lang w:val="en-US"/>
-        </w:rPr>
-      </w:pPr>
-    </w:p>
-    <w:p>
-      <w:pPr>
-        <w:pStyle w:val="ListParagraph"/>
-        <w:numPr>
-          <w:ilvl w:val="0"/>
-          <w:numId w:val="2"/>
-        </w:numPr>
-        <w:rPr>
-          <w:b/>
-          <w:lang w:val="en-US"/>
-        </w:rPr>
-      </w:pPr>
-      <w:r>
-        <w:rPr>
-          <w:b/>
-          <w:lang w:val="en-US"/>
-        </w:rPr>
-        <w:t xml:space="preserve">Naziv aktera: </w:t>
-      </w:r>
-      <w:sdt>
-        <w:sdtPr>
-          <w:rPr>
-            <w:b/>
-            <w:lang w:val="en-US"/>
-          </w:rPr>
-          <w:id w:val="181019611"/>
-          <w:placeholder>
-            <w:docPart w:val="EC4963792A2646C4AB54E0E733866A4E"/>
-          </w:placeholder>
-          <w:showingPlcHdr/>
-        </w:sdtPr>
-        <w:sdtEndPr/>
-        <w:sdtContent>
-          <w:r>
-            <w:rPr>
-              <w:rStyle w:val="PlaceholderText"/>
-            </w:rPr>
-            <w:t>Click or tap here to enter text.</w:t>
-          </w:r>
-        </w:sdtContent>
-      </w:sdt>
-    </w:p>
-    <w:p>
-      <w:pPr>
-        <w:ind w:left="720"/>
-        <w:rPr>
-          <w:lang w:val="en-US"/>
-        </w:rPr>
-      </w:pPr>
-    </w:p>
-    <w:p>
-      <w:pPr>
-        <w:ind w:left="720"/>
-        <w:rPr>
-          <w:lang w:val="en-US"/>
-        </w:rPr>
-      </w:pPr>
-      <w:r>
-        <w:rPr>
-          <w:b/>
-          <w:lang w:val="en-US"/>
-        </w:rPr>
-        <w:t>Vrsta aktera:</w:t>
-      </w:r>
-      <w:r>
-        <w:rPr>
-          <w:lang w:val="en-US"/>
-        </w:rPr>
-        <w:t xml:space="preserve"> </w:t>
-      </w:r>
-      <w:sdt>
-        <w:sdtPr>
-          <w:rPr>
-            <w:lang w:val="en-US"/>
-          </w:rPr>
-          <w:id w:val="-609820916"/>
-          <w:placeholder>
-            <w:docPart w:val="F194CCA70C664931AAB8D817CDEA3578"/>
-          </w:placeholder>
-          <w:showingPlcHdr/>
-          <w:dropDownList>
-            <w:listItem w:value="Choose an item."/>
-            <w:listItem w:displayText="Korisnik usluge" w:value="Korisnik usluge"/>
-            <w:listItem w:displayText="Zaposlenik sistema" w:value="Zaposlenik sistema"/>
-            <w:listItem w:displayText="Administrator" w:value="Administrator"/>
-          </w:dropDownList>
-        </w:sdtPr>
-        <w:sdtEndPr/>
-        <w:sdtContent>
-          <w:r>
-            <w:rPr>
-              <w:rStyle w:val="PlaceholderText"/>
-            </w:rPr>
-            <w:t>Choose an item.</w:t>
-          </w:r>
-        </w:sdtContent>
-      </w:sdt>
-    </w:p>
-    <w:p>
-      <w:pPr>
-        <w:ind w:left="720"/>
-        <w:rPr>
-          <w:lang w:val="en-US"/>
-        </w:rPr>
-      </w:pPr>
-    </w:p>
-    <w:p>
-      <w:pPr>
-        <w:ind w:left="360" w:firstLine="360"/>
-        <w:rPr>
-          <w:lang w:val="de-DE"/>
-        </w:rPr>
-      </w:pPr>
-      <w:r>
-        <w:rPr>
-          <w:b/>
-          <w:lang w:val="de-DE"/>
-        </w:rPr>
-        <w:t>Funkcionalnosti u kojima akter učestvuje:</w:t>
-      </w:r>
-    </w:p>
-    <w:p>
-      <w:pPr>
-        <w:ind w:left="360"/>
-        <w:rPr>
-          <w:lang w:val="de-DE"/>
-        </w:rPr>
-      </w:pPr>
-    </w:p>
-    <w:tbl>
-      <w:tblPr>
-        <w:tblStyle w:val="TableGrid"/>
-        <w:tblW w:w="0" w:type="auto"/>
-        <w:tblInd w:w="715" w:type="dxa"/>
-        <w:tblLook w:val="04A0" w:firstRow="1" w:lastRow="0" w:firstColumn="1" w:lastColumn="0" w:noHBand="0" w:noVBand="1"/>
-      </w:tblPr>
-      <w:tblGrid>
-        <w:gridCol w:w="4500"/>
-        <w:gridCol w:w="4050"/>
-      </w:tblGrid>
-      <w:tr>
-        <w:trPr>
-          <w:trHeight w:val="485"/>
-        </w:trPr>
-        <w:tc>
-          <w:tcPr>
-            <w:tcW w:w="4500" w:type="dxa"/>
-            <w:shd w:val="clear" w:color="auto" w:fill="B4C6E7" w:themeFill="accent1" w:themeFillTint="66"/>
-            <w:vAlign w:val="center"/>
-          </w:tcPr>
-          <w:p>
-            <w:pPr>
-              <w:jc w:val="left"/>
-              <w:rPr>
-                <w:b/>
-                <w:lang w:val="en-US"/>
-              </w:rPr>
-            </w:pPr>
-            <w:r>
-              <w:rPr>
-                <w:b/>
-                <w:lang w:val="en-US"/>
-              </w:rPr>
-              <w:t>Funkcionalnost sistema</w:t>
-            </w:r>
-          </w:p>
-        </w:tc>
-        <w:tc>
-          <w:tcPr>
-            <w:tcW w:w="4050" w:type="dxa"/>
-            <w:shd w:val="clear" w:color="auto" w:fill="B4C6E7" w:themeFill="accent1" w:themeFillTint="66"/>
-            <w:vAlign w:val="center"/>
-          </w:tcPr>
-          <w:p>
-            <w:pPr>
-              <w:jc w:val="left"/>
-              <w:rPr>
-                <w:b/>
-                <w:lang w:val="en-US"/>
-              </w:rPr>
-            </w:pPr>
-            <w:r>
-              <w:rPr>
-                <w:b/>
-                <w:lang w:val="en-US"/>
-              </w:rPr>
-              <w:t>Način učešća</w:t>
-            </w:r>
-          </w:p>
-        </w:tc>
-      </w:tr>
-      <w:tr>
-        <w:trPr>
-          <w:trHeight w:val="656"/>
-        </w:trPr>
-        <w:tc>
-          <w:tcPr>
-            <w:tcW w:w="4500" w:type="dxa"/>
-            <w:vAlign w:val="center"/>
-          </w:tcPr>
-          <w:sdt>
-            <w:sdtPr>
-              <w:rPr>
-                <w:color w:val="808080" w:themeColor="background1" w:themeShade="80"/>
-                <w:lang w:val="en-US"/>
-              </w:rPr>
-              <w:id w:val="929852542"/>
-              <w:placeholder>
-                <w:docPart w:val="C0BEE5184EEB4BB5B1FF94AE89CA7B6E"/>
-              </w:placeholder>
-            </w:sdtPr>
-            <w:sdtEndPr/>
-            <w:sdtContent>
-              <w:p>
-                <w:pPr>
-                  <w:jc w:val="left"/>
-                  <w:rPr>
-                    <w:color w:val="808080" w:themeColor="background1" w:themeShade="80"/>
-                  </w:rPr>
-                </w:pPr>
-                <w:r>
-                  <w:rPr>
-                    <w:color w:val="808080" w:themeColor="background1" w:themeShade="80"/>
-                  </w:rPr>
-                  <w:t xml:space="preserve">(navesti broj i naziv funkcionalnosti iz </w:t>
-                </w:r>
-                <w:r>
-                  <w:rPr>
-                    <w:color w:val="808080" w:themeColor="background1" w:themeShade="80"/>
-                  </w:rPr>
-                  <w:t>sekcije</w:t>
-                </w:r>
-                <w:r>
-                  <w:rPr>
-                    <w:color w:val="808080" w:themeColor="background1" w:themeShade="80"/>
-                  </w:rPr>
-                  <w:t xml:space="preserve"> 2)</w:t>
-                </w:r>
-              </w:p>
-            </w:sdtContent>
-          </w:sdt>
-        </w:tc>
-        <w:sdt>
-          <w:sdtPr>
-            <w:rPr>
-              <w:lang w:val="en-US"/>
-            </w:rPr>
-            <w:id w:val="1857161120"/>
-            <w:placeholder>
-              <w:docPart w:val="F194CCA70C664931AAB8D817CDEA3578"/>
-            </w:placeholder>
-            <w:showingPlcHdr/>
-            <w:dropDownList>
-              <w:listItem w:value="Choose an item."/>
-              <w:listItem w:displayText="Mogućnost pregleda" w:value="Mogućnost pregleda"/>
-              <w:listItem w:displayText="Mogućnost uređivanja" w:value="Mogućnost uređivanja"/>
-            </w:dropDownList>
-          </w:sdtPr>
-          <w:sdtEndPr/>
-          <w:sdtContent>
-            <w:tc>
-              <w:tcPr>
-                <w:tcW w:w="4050" w:type="dxa"/>
-                <w:vAlign w:val="center"/>
-              </w:tcPr>
-              <w:p>
-                <w:pPr>
-                  <w:jc w:val="left"/>
-                  <w:rPr>
-                    <w:lang w:val="en-US"/>
-                  </w:rPr>
-                </w:pPr>
-                <w:r>
-                  <w:rPr>
-                    <w:rStyle w:val="PlaceholderText"/>
-                  </w:rPr>
-                  <w:t>Choose an item.</w:t>
-                </w:r>
-              </w:p>
-            </w:tc>
-          </w:sdtContent>
-        </w:sdt>
-      </w:tr>
-      <w:tr>
-        <w:trPr>
-          <w:trHeight w:val="620"/>
-        </w:trPr>
-        <w:tc>
-          <w:tcPr>
-            <w:tcW w:w="4500" w:type="dxa"/>
-            <w:vAlign w:val="center"/>
-          </w:tcPr>
-          <w:sdt>
-            <w:sdtPr>
-              <w:rPr>
-                <w:color w:val="808080" w:themeColor="background1" w:themeShade="80"/>
-                <w:lang w:val="en-US"/>
-              </w:rPr>
-              <w:id w:val="-1035655040"/>
-              <w:placeholder>
-                <w:docPart w:val="7D3466FD1FA94235B51457305A82F7A5"/>
-              </w:placeholder>
-            </w:sdtPr>
-            <w:sdtEndPr/>
-            <w:sdtContent>
-              <w:p>
-                <w:pPr>
-                  <w:jc w:val="left"/>
-                  <w:rPr>
-                    <w:color w:val="808080" w:themeColor="background1" w:themeShade="80"/>
-                  </w:rPr>
-                </w:pPr>
-                <w:r>
-                  <w:rPr>
-                    <w:color w:val="808080" w:themeColor="background1" w:themeShade="80"/>
-                  </w:rPr>
-                  <w:t xml:space="preserve">(navesti broj i naziv funkcionalnosti iz </w:t>
-                </w:r>
-                <w:r>
-                  <w:rPr>
-                    <w:color w:val="808080" w:themeColor="background1" w:themeShade="80"/>
-                  </w:rPr>
-                  <w:t>sekcije</w:t>
-                </w:r>
-                <w:r>
-                  <w:rPr>
-                    <w:color w:val="808080" w:themeColor="background1" w:themeShade="80"/>
-                  </w:rPr>
-                  <w:t xml:space="preserve"> 2)</w:t>
-                </w:r>
-              </w:p>
-            </w:sdtContent>
-          </w:sdt>
-        </w:tc>
-        <w:sdt>
-          <w:sdtPr>
-            <w:rPr>
-              <w:lang w:val="en-US"/>
-            </w:rPr>
-            <w:id w:val="322254701"/>
-            <w:placeholder>
-              <w:docPart w:val="4488D085AA3947158EDFF9EF46237C5B"/>
-            </w:placeholder>
-            <w:showingPlcHdr/>
-            <w:dropDownList>
-              <w:listItem w:value="Choose an item."/>
-              <w:listItem w:displayText="Mogućnost pregleda" w:value="Mogućnost pregleda"/>
-              <w:listItem w:displayText="Mogućnost uređivanja" w:value="Mogućnost uređivanja"/>
-            </w:dropDownList>
-          </w:sdtPr>
-          <w:sdtEndPr/>
-          <w:sdtContent>
-            <w:tc>
-              <w:tcPr>
-                <w:tcW w:w="4050" w:type="dxa"/>
-                <w:vAlign w:val="center"/>
-              </w:tcPr>
-              <w:p>
-                <w:pPr>
-                  <w:jc w:val="left"/>
-                  <w:rPr>
-                    <w:lang w:val="en-US"/>
-                  </w:rPr>
-                </w:pPr>
-                <w:r>
-                  <w:rPr>
-                    <w:rStyle w:val="PlaceholderText"/>
-                  </w:rPr>
-                  <w:t>Choose an item.</w:t>
-                </w:r>
-              </w:p>
-            </w:tc>
-          </w:sdtContent>
-        </w:sdt>
-      </w:tr>
-      <w:tr>
-        <w:trPr>
-          <w:trHeight w:val="620"/>
-        </w:trPr>
-        <w:tc>
-          <w:tcPr>
-            <w:tcW w:w="4500" w:type="dxa"/>
-            <w:vAlign w:val="center"/>
-          </w:tcPr>
-          <w:sdt>
-            <w:sdtPr>
-              <w:rPr>
-                <w:color w:val="808080" w:themeColor="background1" w:themeShade="80"/>
-                <w:lang w:val="en-US"/>
-              </w:rPr>
-              <w:id w:val="-1316793821"/>
-              <w:placeholder>
-                <w:docPart w:val="088CEE9227A24D438C64429C0DB34F31"/>
-              </w:placeholder>
-            </w:sdtPr>
-            <w:sdtEndPr/>
-            <w:sdtContent>
-              <w:p>
-                <w:pPr>
-                  <w:jc w:val="left"/>
-                  <w:rPr>
-                    <w:color w:val="808080" w:themeColor="background1" w:themeShade="80"/>
-                  </w:rPr>
-                </w:pPr>
-                <w:r>
-                  <w:rPr>
-                    <w:color w:val="808080" w:themeColor="background1" w:themeShade="80"/>
-                  </w:rPr>
-                  <w:t xml:space="preserve">(navesti broj i naziv funkcionalnosti iz </w:t>
-                </w:r>
-                <w:r>
-                  <w:rPr>
-                    <w:color w:val="808080" w:themeColor="background1" w:themeShade="80"/>
-                  </w:rPr>
-                  <w:t>sekcije</w:t>
-                </w:r>
-                <w:r>
-                  <w:rPr>
-                    <w:color w:val="808080" w:themeColor="background1" w:themeShade="80"/>
-                  </w:rPr>
-                  <w:t xml:space="preserve"> 2)</w:t>
-                </w:r>
-              </w:p>
-            </w:sdtContent>
-          </w:sdt>
-        </w:tc>
-        <w:sdt>
-          <w:sdtPr>
-            <w:rPr>
-              <w:lang w:val="en-US"/>
-            </w:rPr>
-            <w:id w:val="1390143607"/>
-            <w:placeholder>
-              <w:docPart w:val="9E282A33D2D34EA2BB19239C8F1D69AD"/>
-            </w:placeholder>
-            <w:showingPlcHdr/>
-            <w:dropDownList>
-              <w:listItem w:value="Choose an item."/>
-              <w:listItem w:displayText="Mogućnost pregleda" w:value="Mogućnost pregleda"/>
-              <w:listItem w:displayText="Mogućnost uređivanja" w:value="Mogućnost uređivanja"/>
-            </w:dropDownList>
-          </w:sdtPr>
-          <w:sdtEndPr/>
-          <w:sdtContent>
-            <w:tc>
-              <w:tcPr>
-                <w:tcW w:w="4050" w:type="dxa"/>
-                <w:vAlign w:val="center"/>
-              </w:tcPr>
-              <w:p>
-                <w:pPr>
-                  <w:jc w:val="left"/>
-                  <w:rPr>
-                    <w:lang w:val="en-US"/>
-                  </w:rPr>
-                </w:pPr>
-                <w:r>
-                  <w:rPr>
-                    <w:rStyle w:val="PlaceholderText"/>
-                  </w:rPr>
-                  <w:t>Choose an item.</w:t>
-                </w:r>
-              </w:p>
-            </w:tc>
-          </w:sdtContent>
-        </w:sdt>
-      </w:tr>
-    </w:tbl>
-    <w:p>
-      <w:pPr>
-        <w:ind w:left="360"/>
-        <w:rPr>
-          <w:lang w:val="en-US"/>
-        </w:rPr>
-      </w:pPr>
-    </w:p>
-    <w:p>
-      <w:pPr>
-        <w:pStyle w:val="ListParagraph"/>
-        <w:numPr>
-          <w:ilvl w:val="0"/>
-          <w:numId w:val="2"/>
-        </w:numPr>
-        <w:rPr>
-          <w:b/>
-          <w:lang w:val="en-US"/>
-        </w:rPr>
-      </w:pPr>
-      <w:r>
-        <w:rPr>
-          <w:b/>
-          <w:lang w:val="en-US"/>
-        </w:rPr>
-        <w:t xml:space="preserve">Naziv aktera: </w:t>
-      </w:r>
-      <w:sdt>
-        <w:sdtPr>
-          <w:rPr>
-            <w:b/>
-            <w:lang w:val="en-US"/>
-          </w:rPr>
-          <w:id w:val="652723886"/>
-          <w:placeholder>
-            <w:docPart w:val="43A3621F8D6C4D83B8798A9F3418C48E"/>
-          </w:placeholder>
-          <w:showingPlcHdr/>
-        </w:sdtPr>
-        <w:sdtEndPr/>
-        <w:sdtContent>
-          <w:r>
-            <w:rPr>
-              <w:rStyle w:val="PlaceholderText"/>
-            </w:rPr>
-            <w:t>Click or tap here to enter text.</w:t>
-          </w:r>
-        </w:sdtContent>
-      </w:sdt>
-    </w:p>
-    <w:p>
-      <w:pPr>
-        <w:ind w:left="720"/>
-        <w:rPr>
-          <w:lang w:val="en-US"/>
-        </w:rPr>
-      </w:pPr>
-    </w:p>
-    <w:p>
-      <w:pPr>
-        <w:ind w:left="720"/>
-        <w:rPr>
-          <w:lang w:val="en-US"/>
-        </w:rPr>
-      </w:pPr>
-      <w:r>
-        <w:rPr>
-          <w:b/>
-          <w:lang w:val="en-US"/>
-        </w:rPr>
-        <w:t>Vrsta aktera:</w:t>
-      </w:r>
-      <w:r>
-        <w:rPr>
-          <w:lang w:val="en-US"/>
-        </w:rPr>
-        <w:t xml:space="preserve"> </w:t>
-      </w:r>
-      <w:sdt>
-        <w:sdtPr>
-          <w:rPr>
-            <w:lang w:val="en-US"/>
-          </w:rPr>
-          <w:id w:val="1827926850"/>
-          <w:placeholder>
-            <w:docPart w:val="D86443157EBF4D5A90F2525C29294A73"/>
-          </w:placeholder>
-          <w:showingPlcHdr/>
-          <w:dropDownList>
-            <w:listItem w:value="Choose an item."/>
-            <w:listItem w:displayText="Korisnik usluge" w:value="Korisnik usluge"/>
-            <w:listItem w:displayText="Zaposlenik sistema" w:value="Zaposlenik sistema"/>
-            <w:listItem w:displayText="Administrator" w:value="Administrator"/>
-          </w:dropDownList>
-        </w:sdtPr>
-        <w:sdtEndPr/>
-        <w:sdtContent>
-          <w:r>
-            <w:rPr>
-              <w:rStyle w:val="PlaceholderText"/>
-            </w:rPr>
-            <w:t>Choose an item.</w:t>
-          </w:r>
-        </w:sdtContent>
-      </w:sdt>
-    </w:p>
-    <w:p>
-      <w:pPr>
-        <w:ind w:left="720"/>
-        <w:rPr>
-          <w:lang w:val="en-US"/>
-        </w:rPr>
-      </w:pPr>
-    </w:p>
-    <w:p>
-      <w:pPr>
-        <w:ind w:left="360" w:firstLine="360"/>
-        <w:rPr>
-          <w:b/>
-          <w:lang w:val="de-DE"/>
-        </w:rPr>
-      </w:pPr>
-      <w:r>
-        <w:rPr>
-          <w:b/>
-          <w:lang w:val="de-DE"/>
-        </w:rPr>
-        <w:t>Funkcionalnosti u kojima akter učestvuje:</w:t>
-      </w:r>
-    </w:p>
-    <w:p>
-      <w:pPr>
-        <w:ind w:left="360"/>
-        <w:rPr>
-          <w:lang w:val="de-DE"/>
-        </w:rPr>
-      </w:pPr>
-    </w:p>
-    <w:tbl>
-      <w:tblPr>
-        <w:tblStyle w:val="TableGrid"/>
-        <w:tblW w:w="0" w:type="auto"/>
-        <w:tblInd w:w="715" w:type="dxa"/>
-        <w:tblLook w:val="04A0" w:firstRow="1" w:lastRow="0" w:firstColumn="1" w:lastColumn="0" w:noHBand="0" w:noVBand="1"/>
-      </w:tblPr>
-      <w:tblGrid>
-        <w:gridCol w:w="4500"/>
-        <w:gridCol w:w="4050"/>
-      </w:tblGrid>
-      <w:tr>
-        <w:trPr>
-          <w:trHeight w:val="485"/>
-        </w:trPr>
-        <w:tc>
-          <w:tcPr>
-            <w:tcW w:w="4500" w:type="dxa"/>
-            <w:shd w:val="clear" w:color="auto" w:fill="B4C6E7" w:themeFill="accent1" w:themeFillTint="66"/>
-            <w:vAlign w:val="center"/>
-          </w:tcPr>
-          <w:p>
-            <w:pPr>
-              <w:jc w:val="left"/>
-              <w:rPr>
-                <w:b/>
-                <w:lang w:val="en-US"/>
-              </w:rPr>
-            </w:pPr>
-            <w:r>
-              <w:rPr>
-                <w:b/>
-                <w:lang w:val="en-US"/>
-              </w:rPr>
-              <w:t>Funkcionalnost sistema</w:t>
-            </w:r>
-          </w:p>
-        </w:tc>
-        <w:tc>
-          <w:tcPr>
-            <w:tcW w:w="4050" w:type="dxa"/>
-            <w:shd w:val="clear" w:color="auto" w:fill="B4C6E7" w:themeFill="accent1" w:themeFillTint="66"/>
-            <w:vAlign w:val="center"/>
-          </w:tcPr>
-          <w:p>
-            <w:pPr>
-              <w:jc w:val="left"/>
-              <w:rPr>
-                <w:b/>
-                <w:lang w:val="en-US"/>
-              </w:rPr>
-            </w:pPr>
-            <w:r>
-              <w:rPr>
-                <w:b/>
-                <w:lang w:val="en-US"/>
-              </w:rPr>
-              <w:t>Način učešća</w:t>
-            </w:r>
-          </w:p>
-        </w:tc>
-      </w:tr>
-      <w:tr>
-        <w:trPr>
-          <w:trHeight w:val="656"/>
-        </w:trPr>
-        <w:tc>
-          <w:tcPr>
-            <w:tcW w:w="4500" w:type="dxa"/>
-            <w:vAlign w:val="center"/>
-          </w:tcPr>
-          <w:sdt>
-            <w:sdtPr>
-              <w:rPr>
-                <w:color w:val="808080" w:themeColor="background1" w:themeShade="80"/>
-                <w:lang w:val="en-US"/>
-              </w:rPr>
-              <w:id w:val="-1987542296"/>
-              <w:placeholder>
-                <w:docPart w:val="1A3C5F832A1549DFA1201154E59AB2AE"/>
-              </w:placeholder>
-            </w:sdtPr>
-            <w:sdtEndPr/>
-            <w:sdtContent>
-              <w:p>
-                <w:pPr>
-                  <w:jc w:val="left"/>
-                  <w:rPr>
-                    <w:color w:val="808080" w:themeColor="background1" w:themeShade="80"/>
-                  </w:rPr>
-                </w:pPr>
-                <w:r>
-                  <w:rPr>
-                    <w:color w:val="808080" w:themeColor="background1" w:themeShade="80"/>
-                  </w:rPr>
-                  <w:t xml:space="preserve">(navesti broj i naziv funkcionalnosti iz </w:t>
-                </w:r>
-                <w:r>
-                  <w:rPr>
-                    <w:color w:val="808080" w:themeColor="background1" w:themeShade="80"/>
-                  </w:rPr>
-                  <w:t>sekcije</w:t>
-                </w:r>
-                <w:r>
-                  <w:rPr>
-                    <w:color w:val="808080" w:themeColor="background1" w:themeShade="80"/>
-                  </w:rPr>
-                  <w:t xml:space="preserve"> 2)</w:t>
-                </w:r>
-              </w:p>
-            </w:sdtContent>
-          </w:sdt>
-        </w:tc>
-        <w:sdt>
-          <w:sdtPr>
-            <w:rPr>
-              <w:lang w:val="en-US"/>
-            </w:rPr>
-            <w:id w:val="1581096775"/>
-            <w:placeholder>
-              <w:docPart w:val="D86443157EBF4D5A90F2525C29294A73"/>
-            </w:placeholder>
-            <w:showingPlcHdr/>
-            <w:dropDownList>
-              <w:listItem w:value="Choose an item."/>
-              <w:listItem w:displayText="Mogućnost pregleda" w:value="Mogućnost pregleda"/>
-              <w:listItem w:displayText="Mogućnost uređivanja" w:value="Mogućnost uređivanja"/>
-            </w:dropDownList>
-          </w:sdtPr>
-          <w:sdtEndPr/>
-          <w:sdtContent>
-            <w:tc>
-              <w:tcPr>
-                <w:tcW w:w="4050" w:type="dxa"/>
-                <w:vAlign w:val="center"/>
-              </w:tcPr>
-              <w:p>
-                <w:pPr>
-                  <w:jc w:val="left"/>
-                  <w:rPr>
-                    <w:lang w:val="en-US"/>
-                  </w:rPr>
-                </w:pPr>
-                <w:r>
-                  <w:rPr>
-                    <w:rStyle w:val="PlaceholderText"/>
-                  </w:rPr>
-                  <w:t>Choose an item.</w:t>
-                </w:r>
-              </w:p>
-            </w:tc>
-          </w:sdtContent>
-        </w:sdt>
-      </w:tr>
-      <w:tr>
-        <w:trPr>
-          <w:trHeight w:val="620"/>
-        </w:trPr>
-        <w:tc>
-          <w:tcPr>
-            <w:tcW w:w="4500" w:type="dxa"/>
-            <w:vAlign w:val="center"/>
-          </w:tcPr>
-          <w:sdt>
-            <w:sdtPr>
-              <w:rPr>
-                <w:color w:val="808080" w:themeColor="background1" w:themeShade="80"/>
-                <w:lang w:val="en-US"/>
-              </w:rPr>
-              <w:id w:val="-993174230"/>
-              <w:placeholder>
-                <w:docPart w:val="8BB7265883ED49F0A76C3F5BE12A8602"/>
-              </w:placeholder>
-            </w:sdtPr>
-            <w:sdtEndPr/>
-            <w:sdtContent>
-              <w:p>
-                <w:pPr>
-                  <w:jc w:val="left"/>
-                  <w:rPr>
-                    <w:color w:val="808080" w:themeColor="background1" w:themeShade="80"/>
-                  </w:rPr>
-                </w:pPr>
-                <w:r>
-                  <w:rPr>
-                    <w:color w:val="808080" w:themeColor="background1" w:themeShade="80"/>
-                  </w:rPr>
-                  <w:t xml:space="preserve">(navesti broj i naziv funkcionalnosti iz </w:t>
-                </w:r>
-                <w:r>
-                  <w:rPr>
-                    <w:color w:val="808080" w:themeColor="background1" w:themeShade="80"/>
-                  </w:rPr>
-                  <w:t>sekcije</w:t>
-                </w:r>
-                <w:r>
-                  <w:rPr>
-                    <w:color w:val="808080" w:themeColor="background1" w:themeShade="80"/>
-                  </w:rPr>
-                  <w:t xml:space="preserve"> 2)</w:t>
-                </w:r>
-              </w:p>
-            </w:sdtContent>
-          </w:sdt>
-        </w:tc>
-        <w:sdt>
-          <w:sdtPr>
-            <w:rPr>
-              <w:lang w:val="en-US"/>
-            </w:rPr>
-            <w:id w:val="1615333372"/>
-            <w:placeholder>
-              <w:docPart w:val="58214C2997B948B7A9FF774F7EDFFADF"/>
-            </w:placeholder>
-            <w:showingPlcHdr/>
-            <w:dropDownList>
-              <w:listItem w:value="Choose an item."/>
-              <w:listItem w:displayText="Mogućnost pregleda" w:value="Mogućnost pregleda"/>
-              <w:listItem w:displayText="Mogućnost uređivanja" w:value="Mogućnost uređivanja"/>
-            </w:dropDownList>
-          </w:sdtPr>
-          <w:sdtEndPr/>
-          <w:sdtContent>
-            <w:tc>
-              <w:tcPr>
-                <w:tcW w:w="4050" w:type="dxa"/>
-                <w:vAlign w:val="center"/>
-              </w:tcPr>
-              <w:p>
-                <w:pPr>
-                  <w:jc w:val="left"/>
-                  <w:rPr>
-                    <w:lang w:val="en-US"/>
-                  </w:rPr>
-                </w:pPr>
-                <w:r>
-                  <w:rPr>
-                    <w:rStyle w:val="PlaceholderText"/>
-                  </w:rPr>
-                  <w:t>Choose an item.</w:t>
-                </w:r>
-              </w:p>
-            </w:tc>
-          </w:sdtContent>
-        </w:sdt>
-      </w:tr>
-      <w:tr>
-        <w:trPr>
-          <w:trHeight w:val="620"/>
-        </w:trPr>
-        <w:tc>
-          <w:tcPr>
-            <w:tcW w:w="4500" w:type="dxa"/>
-            <w:vAlign w:val="center"/>
-          </w:tcPr>
-          <w:sdt>
-            <w:sdtPr>
-              <w:rPr>
-                <w:color w:val="808080" w:themeColor="background1" w:themeShade="80"/>
-                <w:lang w:val="en-US"/>
-              </w:rPr>
-              <w:id w:val="-1810322413"/>
-              <w:placeholder>
-                <w:docPart w:val="00B5275163D44AF394077F9E4C4EBFE4"/>
-              </w:placeholder>
-            </w:sdtPr>
-            <w:sdtEndPr/>
-            <w:sdtContent>
-              <w:p>
-                <w:pPr>
-                  <w:jc w:val="left"/>
-                  <w:rPr>
-                    <w:color w:val="808080" w:themeColor="background1" w:themeShade="80"/>
-                  </w:rPr>
-                </w:pPr>
-                <w:r>
-                  <w:rPr>
-                    <w:color w:val="808080" w:themeColor="background1" w:themeShade="80"/>
-                  </w:rPr>
-                  <w:t xml:space="preserve">(navesti broj i naziv funkcionalnosti iz </w:t>
-                </w:r>
-                <w:r>
-                  <w:rPr>
-                    <w:color w:val="808080" w:themeColor="background1" w:themeShade="80"/>
-                  </w:rPr>
-                  <w:t>sekcije</w:t>
-                </w:r>
-                <w:r>
-                  <w:rPr>
-                    <w:color w:val="808080" w:themeColor="background1" w:themeShade="80"/>
-                  </w:rPr>
-                  <w:t xml:space="preserve"> 2)</w:t>
-                </w:r>
-              </w:p>
-            </w:sdtContent>
-          </w:sdt>
-        </w:tc>
-        <w:sdt>
-          <w:sdtPr>
-            <w:rPr>
-              <w:lang w:val="en-US"/>
-            </w:rPr>
-            <w:id w:val="-1155906519"/>
-            <w:placeholder>
-              <w:docPart w:val="8061A521E5F440C28627FDE5878D6B9B"/>
-            </w:placeholder>
-            <w:showingPlcHdr/>
-            <w:dropDownList>
-              <w:listItem w:value="Choose an item."/>
-              <w:listItem w:displayText="Mogućnost pregleda" w:value="Mogućnost pregleda"/>
-              <w:listItem w:displayText="Mogućnost uređivanja" w:value="Mogućnost uređivanja"/>
-            </w:dropDownList>
-          </w:sdtPr>
-          <w:sdtEndPr/>
-          <w:sdtContent>
-            <w:tc>
-              <w:tcPr>
-                <w:tcW w:w="4050" w:type="dxa"/>
-                <w:vAlign w:val="center"/>
-              </w:tcPr>
-              <w:p>
-                <w:pPr>
-                  <w:jc w:val="left"/>
-                  <w:rPr>
-                    <w:lang w:val="en-US"/>
-                  </w:rPr>
-                </w:pPr>
-                <w:r>
-                  <w:rPr>
-                    <w:rStyle w:val="PlaceholderText"/>
-                  </w:rPr>
-                  <w:t>Choose an item.</w:t>
-                </w:r>
-              </w:p>
-            </w:tc>
-          </w:sdtContent>
-        </w:sdt>
-      </w:tr>
-    </w:tbl>
-    <w:p>
-      <w:pPr>
-        <w:ind w:left="360"/>
-        <w:rPr>
           <w:color w:val="808080" w:themeColor="background1" w:themeShade="80"/>
           <w:lang w:val="en-US"/>
         </w:rPr>
@@ -3880,7 +3938,7 @@
     </w:p>
     <w:sectPr>
       <w:headerReference w:type="default" r:id="rId8"/>
-      <w:pgSz w:w="12240" w:h="15840"/>
+      <w:pgSz w:w="12240" w:h="15840" w:orient="portrait"/>
       <w:pgMar w:top="1440" w:right="1440" w:bottom="1440" w:left="1440" w:header="720" w:footer="720" w:gutter="0"/>
       <w:cols w:space="720"/>
       <w:docGrid w:linePitch="360"/>
@@ -3890,7 +3948,7 @@
 </file>
 
 <file path=word/endnotes.xml><?xml version="1.0" encoding="utf-8"?>
-<w:endnotes xmlns:wpc="http://schemas.microsoft.com/office/word/2010/wordprocessingCanvas" xmlns:mc="http://schemas.openxmlformats.org/markup-compatibility/2006" xmlns:o="urn:schemas-microsoft-com:office:office" xmlns:r="http://schemas.openxmlformats.org/officeDocument/2006/relationships" xmlns:m="http://schemas.openxmlformats.org/officeDocument/2006/math" xmlns:v="urn:schemas-microsoft-com:vml" xmlns:wp14="http://schemas.microsoft.com/office/word/2010/wordprocessingDrawing" xmlns:wp="http://schemas.openxmlformats.org/drawingml/2006/wordprocessingDrawing" xmlns:w10="urn:schemas-microsoft-com:office:word" xmlns:w="http://schemas.openxmlformats.org/wordprocessingml/2006/main" xmlns:w14="http://schemas.microsoft.com/office/word/2010/wordml" xmlns:w15="http://schemas.microsoft.com/office/word/2012/wordml" xmlns:wpg="http://schemas.microsoft.com/office/word/2010/wordprocessingGroup" xmlns:wpi="http://schemas.microsoft.com/office/word/2010/wordprocessingInk" xmlns:wne="http://schemas.microsoft.com/office/word/2006/wordml" xmlns:wps="http://schemas.microsoft.com/office/word/2010/wordprocessingShape" mc:Ignorable="w14 w15 wp14">
+<w:endnotes xmlns:wpc="http://schemas.microsoft.com/office/word/2010/wordprocessingCanvas" xmlns:cx="http://schemas.microsoft.com/office/drawing/2014/chartex" xmlns:cx1="http://schemas.microsoft.com/office/drawing/2015/9/8/chartex" xmlns:cx2="http://schemas.microsoft.com/office/drawing/2015/10/21/chartex" xmlns:cx3="http://schemas.microsoft.com/office/drawing/2016/5/9/chartex" xmlns:cx4="http://schemas.microsoft.com/office/drawing/2016/5/10/chartex" xmlns:cx5="http://schemas.microsoft.com/office/drawing/2016/5/11/chartex" xmlns:cx6="http://schemas.microsoft.com/office/drawing/2016/5/12/chartex" xmlns:cx7="http://schemas.microsoft.com/office/drawing/2016/5/13/chartex" xmlns:cx8="http://schemas.microsoft.com/office/drawing/2016/5/14/chartex" xmlns:mc="http://schemas.openxmlformats.org/markup-compatibility/2006" xmlns:aink="http://schemas.microsoft.com/office/drawing/2016/ink" xmlns:am3d="http://schemas.microsoft.com/office/drawing/2017/model3d" xmlns:o="urn:schemas-microsoft-com:office:office" xmlns:oel="http://schemas.microsoft.com/office/2019/extlst" xmlns:r="http://schemas.openxmlformats.org/officeDocument/2006/relationships" xmlns:m="http://schemas.openxmlformats.org/officeDocument/2006/math" xmlns:v="urn:schemas-microsoft-com:vml" xmlns:wp14="http://schemas.microsoft.com/office/word/2010/wordprocessingDrawing" xmlns:wp="http://schemas.openxmlformats.org/drawingml/2006/wordprocessingDrawing" xmlns:w10="urn:schemas-microsoft-com:office:word" xmlns:w="http://schemas.openxmlformats.org/wordprocessingml/2006/main" xmlns:w14="http://schemas.microsoft.com/office/word/2010/wordml" xmlns:w15="http://schemas.microsoft.com/office/word/2012/wordml" xmlns:w16cex="http://schemas.microsoft.com/office/word/2018/wordml/cex" xmlns:w16cid="http://schemas.microsoft.com/office/word/2016/wordml/cid" xmlns:w16="http://schemas.microsoft.com/office/word/2018/wordml" xmlns:w16du="http://schemas.microsoft.com/office/word/2023/wordml/word16du" xmlns:w16sdtdh="http://schemas.microsoft.com/office/word/2020/wordml/sdtdatahash" xmlns:w16sdtfl="http://schemas.microsoft.com/office/word/2024/wordml/sdtformatlock" xmlns:w16se="http://schemas.microsoft.com/office/word/2015/wordml/symex" xmlns:wpg="http://schemas.microsoft.com/office/word/2010/wordprocessingGroup" xmlns:wpi="http://schemas.microsoft.com/office/word/2010/wordprocessingInk" xmlns:wne="http://schemas.microsoft.com/office/word/2006/wordml" xmlns:wps="http://schemas.microsoft.com/office/word/2010/wordprocessingShape" mc:Ignorable="w14 w15 w16se w16cid w16 w16cex w16sdtdh w16sdtfl w16du wp14">
   <w:endnote w:type="separator" w:id="-1">
     <w:p>
       <w:r>
@@ -3909,7 +3967,7 @@
 </file>
 
 <file path=word/footnotes.xml><?xml version="1.0" encoding="utf-8"?>
-<w:footnotes xmlns:wpc="http://schemas.microsoft.com/office/word/2010/wordprocessingCanvas" xmlns:mc="http://schemas.openxmlformats.org/markup-compatibility/2006" xmlns:o="urn:schemas-microsoft-com:office:office" xmlns:r="http://schemas.openxmlformats.org/officeDocument/2006/relationships" xmlns:m="http://schemas.openxmlformats.org/officeDocument/2006/math" xmlns:v="urn:schemas-microsoft-com:vml" xmlns:wp14="http://schemas.microsoft.com/office/word/2010/wordprocessingDrawing" xmlns:wp="http://schemas.openxmlformats.org/drawingml/2006/wordprocessingDrawing" xmlns:w10="urn:schemas-microsoft-com:office:word" xmlns:w="http://schemas.openxmlformats.org/wordprocessingml/2006/main" xmlns:w14="http://schemas.microsoft.com/office/word/2010/wordml" xmlns:w15="http://schemas.microsoft.com/office/word/2012/wordml" xmlns:wpg="http://schemas.microsoft.com/office/word/2010/wordprocessingGroup" xmlns:wpi="http://schemas.microsoft.com/office/word/2010/wordprocessingInk" xmlns:wne="http://schemas.microsoft.com/office/word/2006/wordml" xmlns:wps="http://schemas.microsoft.com/office/word/2010/wordprocessingShape" mc:Ignorable="w14 w15 wp14">
+<w:footnotes xmlns:wpc="http://schemas.microsoft.com/office/word/2010/wordprocessingCanvas" xmlns:cx="http://schemas.microsoft.com/office/drawing/2014/chartex" xmlns:cx1="http://schemas.microsoft.com/office/drawing/2015/9/8/chartex" xmlns:cx2="http://schemas.microsoft.com/office/drawing/2015/10/21/chartex" xmlns:cx3="http://schemas.microsoft.com/office/drawing/2016/5/9/chartex" xmlns:cx4="http://schemas.microsoft.com/office/drawing/2016/5/10/chartex" xmlns:cx5="http://schemas.microsoft.com/office/drawing/2016/5/11/chartex" xmlns:cx6="http://schemas.microsoft.com/office/drawing/2016/5/12/chartex" xmlns:cx7="http://schemas.microsoft.com/office/drawing/2016/5/13/chartex" xmlns:cx8="http://schemas.microsoft.com/office/drawing/2016/5/14/chartex" xmlns:mc="http://schemas.openxmlformats.org/markup-compatibility/2006" xmlns:aink="http://schemas.microsoft.com/office/drawing/2016/ink" xmlns:am3d="http://schemas.microsoft.com/office/drawing/2017/model3d" xmlns:o="urn:schemas-microsoft-com:office:office" xmlns:oel="http://schemas.microsoft.com/office/2019/extlst" xmlns:r="http://schemas.openxmlformats.org/officeDocument/2006/relationships" xmlns:m="http://schemas.openxmlformats.org/officeDocument/2006/math" xmlns:v="urn:schemas-microsoft-com:vml" xmlns:wp14="http://schemas.microsoft.com/office/word/2010/wordprocessingDrawing" xmlns:wp="http://schemas.openxmlformats.org/drawingml/2006/wordprocessingDrawing" xmlns:w10="urn:schemas-microsoft-com:office:word" xmlns:w="http://schemas.openxmlformats.org/wordprocessingml/2006/main" xmlns:w14="http://schemas.microsoft.com/office/word/2010/wordml" xmlns:w15="http://schemas.microsoft.com/office/word/2012/wordml" xmlns:w16cex="http://schemas.microsoft.com/office/word/2018/wordml/cex" xmlns:w16cid="http://schemas.microsoft.com/office/word/2016/wordml/cid" xmlns:w16="http://schemas.microsoft.com/office/word/2018/wordml" xmlns:w16du="http://schemas.microsoft.com/office/word/2023/wordml/word16du" xmlns:w16sdtdh="http://schemas.microsoft.com/office/word/2020/wordml/sdtdatahash" xmlns:w16sdtfl="http://schemas.microsoft.com/office/word/2024/wordml/sdtformatlock" xmlns:w16se="http://schemas.microsoft.com/office/word/2015/wordml/symex" xmlns:wpg="http://schemas.microsoft.com/office/word/2010/wordprocessingGroup" xmlns:wpi="http://schemas.microsoft.com/office/word/2010/wordprocessingInk" xmlns:wne="http://schemas.microsoft.com/office/word/2006/wordml" xmlns:wps="http://schemas.microsoft.com/office/word/2010/wordprocessingShape" mc:Ignorable="w14 w15 w16se w16cid w16 w16cex w16sdtdh w16sdtfl w16du wp14">
   <w:footnote w:type="separator" w:id="-1">
     <w:p>
       <w:r>
@@ -3928,7 +3986,7 @@
 </file>
 
 <file path=word/header1.xml><?xml version="1.0" encoding="utf-8"?>
-<w:hdr xmlns:wpc="http://schemas.microsoft.com/office/word/2010/wordprocessingCanvas" xmlns:mc="http://schemas.openxmlformats.org/markup-compatibility/2006" xmlns:o="urn:schemas-microsoft-com:office:office" xmlns:r="http://schemas.openxmlformats.org/officeDocument/2006/relationships" xmlns:m="http://schemas.openxmlformats.org/officeDocument/2006/math" xmlns:v="urn:schemas-microsoft-com:vml" xmlns:wp14="http://schemas.microsoft.com/office/word/2010/wordprocessingDrawing" xmlns:wp="http://schemas.openxmlformats.org/drawingml/2006/wordprocessingDrawing" xmlns:w10="urn:schemas-microsoft-com:office:word" xmlns:w="http://schemas.openxmlformats.org/wordprocessingml/2006/main" xmlns:w14="http://schemas.microsoft.com/office/word/2010/wordml" xmlns:w15="http://schemas.microsoft.com/office/word/2012/wordml" xmlns:wpg="http://schemas.microsoft.com/office/word/2010/wordprocessingGroup" xmlns:wpi="http://schemas.microsoft.com/office/word/2010/wordprocessingInk" xmlns:wne="http://schemas.microsoft.com/office/word/2006/wordml" xmlns:wps="http://schemas.microsoft.com/office/word/2010/wordprocessingShape" mc:Ignorable="w14 w15 wp14">
+<w:hdr xmlns:wpc="http://schemas.microsoft.com/office/word/2010/wordprocessingCanvas" xmlns:cx="http://schemas.microsoft.com/office/drawing/2014/chartex" xmlns:cx1="http://schemas.microsoft.com/office/drawing/2015/9/8/chartex" xmlns:cx2="http://schemas.microsoft.com/office/drawing/2015/10/21/chartex" xmlns:cx3="http://schemas.microsoft.com/office/drawing/2016/5/9/chartex" xmlns:cx4="http://schemas.microsoft.com/office/drawing/2016/5/10/chartex" xmlns:cx5="http://schemas.microsoft.com/office/drawing/2016/5/11/chartex" xmlns:cx6="http://schemas.microsoft.com/office/drawing/2016/5/12/chartex" xmlns:cx7="http://schemas.microsoft.com/office/drawing/2016/5/13/chartex" xmlns:cx8="http://schemas.microsoft.com/office/drawing/2016/5/14/chartex" xmlns:mc="http://schemas.openxmlformats.org/markup-compatibility/2006" xmlns:aink="http://schemas.microsoft.com/office/drawing/2016/ink" xmlns:am3d="http://schemas.microsoft.com/office/drawing/2017/model3d" xmlns:o="urn:schemas-microsoft-com:office:office" xmlns:oel="http://schemas.microsoft.com/office/2019/extlst" xmlns:r="http://schemas.openxmlformats.org/officeDocument/2006/relationships" xmlns:m="http://schemas.openxmlformats.org/officeDocument/2006/math" xmlns:v="urn:schemas-microsoft-com:vml" xmlns:wp14="http://schemas.microsoft.com/office/word/2010/wordprocessingDrawing" xmlns:wp="http://schemas.openxmlformats.org/drawingml/2006/wordprocessingDrawing" xmlns:w10="urn:schemas-microsoft-com:office:word" xmlns:w="http://schemas.openxmlformats.org/wordprocessingml/2006/main" xmlns:w14="http://schemas.microsoft.com/office/word/2010/wordml" xmlns:w15="http://schemas.microsoft.com/office/word/2012/wordml" xmlns:w16cex="http://schemas.microsoft.com/office/word/2018/wordml/cex" xmlns:w16cid="http://schemas.microsoft.com/office/word/2016/wordml/cid" xmlns:w16="http://schemas.microsoft.com/office/word/2018/wordml" xmlns:w16du="http://schemas.microsoft.com/office/word/2023/wordml/word16du" xmlns:w16sdtdh="http://schemas.microsoft.com/office/word/2020/wordml/sdtdatahash" xmlns:w16sdtfl="http://schemas.microsoft.com/office/word/2024/wordml/sdtformatlock" xmlns:w16se="http://schemas.microsoft.com/office/word/2015/wordml/symex" xmlns:wpg="http://schemas.microsoft.com/office/word/2010/wordprocessingGroup" xmlns:wpi="http://schemas.microsoft.com/office/word/2010/wordprocessingInk" xmlns:wne="http://schemas.microsoft.com/office/word/2006/wordml" xmlns:wps="http://schemas.microsoft.com/office/word/2010/wordprocessingShape" xmlns:a="http://schemas.openxmlformats.org/drawingml/2006/main" xmlns:pic="http://schemas.openxmlformats.org/drawingml/2006/picture" xmlns:a14="http://schemas.microsoft.com/office/drawing/2010/main" mc:Ignorable="w14 w15 w16se w16cid w16 w16cex w16sdtdh w16sdtfl w16du wp14">
   <w:p>
     <w:pPr>
       <w:tabs>
@@ -4122,7 +4180,262 @@
 </file>
 
 <file path=word/numbering.xml><?xml version="1.0" encoding="utf-8"?>
-<w:numbering xmlns:wpc="http://schemas.microsoft.com/office/word/2010/wordprocessingCanvas" xmlns:mc="http://schemas.openxmlformats.org/markup-compatibility/2006" xmlns:o="urn:schemas-microsoft-com:office:office" xmlns:r="http://schemas.openxmlformats.org/officeDocument/2006/relationships" xmlns:m="http://schemas.openxmlformats.org/officeDocument/2006/math" xmlns:v="urn:schemas-microsoft-com:vml" xmlns:wp14="http://schemas.microsoft.com/office/word/2010/wordprocessingDrawing" xmlns:wp="http://schemas.openxmlformats.org/drawingml/2006/wordprocessingDrawing" xmlns:w10="urn:schemas-microsoft-com:office:word" xmlns:w="http://schemas.openxmlformats.org/wordprocessingml/2006/main" xmlns:w14="http://schemas.microsoft.com/office/word/2010/wordml" xmlns:w15="http://schemas.microsoft.com/office/word/2012/wordml" xmlns:wpg="http://schemas.microsoft.com/office/word/2010/wordprocessingGroup" xmlns:wpi="http://schemas.microsoft.com/office/word/2010/wordprocessingInk" xmlns:wne="http://schemas.microsoft.com/office/word/2006/wordml" xmlns:wps="http://schemas.microsoft.com/office/word/2010/wordprocessingShape" mc:Ignorable="w14 w15 wp14">
+<w:numbering xmlns:wpc="http://schemas.microsoft.com/office/word/2010/wordprocessingCanvas" xmlns:cx="http://schemas.microsoft.com/office/drawing/2014/chartex" xmlns:cx1="http://schemas.microsoft.com/office/drawing/2015/9/8/chartex" xmlns:cx2="http://schemas.microsoft.com/office/drawing/2015/10/21/chartex" xmlns:cx3="http://schemas.microsoft.com/office/drawing/2016/5/9/chartex" xmlns:cx4="http://schemas.microsoft.com/office/drawing/2016/5/10/chartex" xmlns:cx5="http://schemas.microsoft.com/office/drawing/2016/5/11/chartex" xmlns:cx6="http://schemas.microsoft.com/office/drawing/2016/5/12/chartex" xmlns:cx7="http://schemas.microsoft.com/office/drawing/2016/5/13/chartex" xmlns:cx8="http://schemas.microsoft.com/office/drawing/2016/5/14/chartex" xmlns:mc="http://schemas.openxmlformats.org/markup-compatibility/2006" xmlns:aink="http://schemas.microsoft.com/office/drawing/2016/ink" xmlns:am3d="http://schemas.microsoft.com/office/drawing/2017/model3d" xmlns:o="urn:schemas-microsoft-com:office:office" xmlns:oel="http://schemas.microsoft.com/office/2019/extlst" xmlns:r="http://schemas.openxmlformats.org/officeDocument/2006/relationships" xmlns:m="http://schemas.openxmlformats.org/officeDocument/2006/math" xmlns:v="urn:schemas-microsoft-com:vml" xmlns:wp14="http://schemas.microsoft.com/office/word/2010/wordprocessingDrawing" xmlns:wp="http://schemas.openxmlformats.org/drawingml/2006/wordprocessingDrawing" xmlns:w10="urn:schemas-microsoft-com:office:word" xmlns:w="http://schemas.openxmlformats.org/wordprocessingml/2006/main" xmlns:w14="http://schemas.microsoft.com/office/word/2010/wordml" xmlns:w15="http://schemas.microsoft.com/office/word/2012/wordml" xmlns:w16cex="http://schemas.microsoft.com/office/word/2018/wordml/cex" xmlns:w16cid="http://schemas.microsoft.com/office/word/2016/wordml/cid" xmlns:w16="http://schemas.microsoft.com/office/word/2018/wordml" xmlns:w16du="http://schemas.microsoft.com/office/word/2023/wordml/word16du" xmlns:w16sdtdh="http://schemas.microsoft.com/office/word/2020/wordml/sdtdatahash" xmlns:w16sdtfl="http://schemas.microsoft.com/office/word/2024/wordml/sdtformatlock" xmlns:w16se="http://schemas.microsoft.com/office/word/2015/wordml/symex" xmlns:wpg="http://schemas.microsoft.com/office/word/2010/wordprocessingGroup" xmlns:wpi="http://schemas.microsoft.com/office/word/2010/wordprocessingInk" xmlns:wne="http://schemas.microsoft.com/office/word/2006/wordml" xmlns:wps="http://schemas.microsoft.com/office/word/2010/wordprocessingShape" mc:Ignorable="w14 w15 w16se w16cid w16 w16cex w16sdtdh w16sdtfl w16du wp14">
+  <w:abstractNum xmlns:w="http://schemas.openxmlformats.org/wordprocessingml/2006/main" w:abstractNumId="13">
+    <w:nsid w:val="1c4502ed"/>
+    <w:multiLevelType xmlns:w="http://schemas.openxmlformats.org/wordprocessingml/2006/main" w:val="hybridMultilevel"/>
+    <w:lvl xmlns:w="http://schemas.openxmlformats.org/wordprocessingml/2006/main" w:ilvl="0">
+      <w:start w:val="1"/>
+      <w:numFmt w:val="decimal"/>
+      <w:lvlText w:val="%1)"/>
+      <w:lvlJc w:val="left"/>
+      <w:pPr>
+        <w:ind w:left="720" w:hanging="360"/>
+      </w:pPr>
+    </w:lvl>
+    <w:lvl xmlns:w="http://schemas.openxmlformats.org/wordprocessingml/2006/main" w:ilvl="1">
+      <w:start w:val="1"/>
+      <w:numFmt w:val="lowerLetter"/>
+      <w:lvlText w:val="%2."/>
+      <w:lvlJc w:val="left"/>
+      <w:pPr>
+        <w:ind w:left="1440" w:hanging="360"/>
+      </w:pPr>
+    </w:lvl>
+    <w:lvl xmlns:w="http://schemas.openxmlformats.org/wordprocessingml/2006/main" w:ilvl="2">
+      <w:start w:val="1"/>
+      <w:numFmt w:val="lowerRoman"/>
+      <w:lvlText w:val="%3."/>
+      <w:lvlJc w:val="right"/>
+      <w:pPr>
+        <w:ind w:left="2160" w:hanging="180"/>
+      </w:pPr>
+    </w:lvl>
+    <w:lvl xmlns:w="http://schemas.openxmlformats.org/wordprocessingml/2006/main" w:ilvl="3">
+      <w:start w:val="1"/>
+      <w:numFmt w:val="decimal"/>
+      <w:lvlText w:val="%4."/>
+      <w:lvlJc w:val="left"/>
+      <w:pPr>
+        <w:ind w:left="2880" w:hanging="360"/>
+      </w:pPr>
+    </w:lvl>
+    <w:lvl xmlns:w="http://schemas.openxmlformats.org/wordprocessingml/2006/main" w:ilvl="4">
+      <w:start w:val="1"/>
+      <w:numFmt w:val="lowerLetter"/>
+      <w:lvlText w:val="%5."/>
+      <w:lvlJc w:val="left"/>
+      <w:pPr>
+        <w:ind w:left="3600" w:hanging="360"/>
+      </w:pPr>
+    </w:lvl>
+    <w:lvl xmlns:w="http://schemas.openxmlformats.org/wordprocessingml/2006/main" w:ilvl="5">
+      <w:start w:val="1"/>
+      <w:numFmt w:val="lowerRoman"/>
+      <w:lvlText w:val="%6."/>
+      <w:lvlJc w:val="right"/>
+      <w:pPr>
+        <w:ind w:left="4320" w:hanging="180"/>
+      </w:pPr>
+    </w:lvl>
+    <w:lvl xmlns:w="http://schemas.openxmlformats.org/wordprocessingml/2006/main" w:ilvl="6">
+      <w:start w:val="1"/>
+      <w:numFmt w:val="decimal"/>
+      <w:lvlText w:val="%7."/>
+      <w:lvlJc w:val="left"/>
+      <w:pPr>
+        <w:ind w:left="5040" w:hanging="360"/>
+      </w:pPr>
+    </w:lvl>
+    <w:lvl xmlns:w="http://schemas.openxmlformats.org/wordprocessingml/2006/main" w:ilvl="7">
+      <w:start w:val="1"/>
+      <w:numFmt w:val="lowerLetter"/>
+      <w:lvlText w:val="%8."/>
+      <w:lvlJc w:val="left"/>
+      <w:pPr>
+        <w:ind w:left="5760" w:hanging="360"/>
+      </w:pPr>
+    </w:lvl>
+    <w:lvl xmlns:w="http://schemas.openxmlformats.org/wordprocessingml/2006/main" w:ilvl="8">
+      <w:start w:val="1"/>
+      <w:numFmt w:val="lowerRoman"/>
+      <w:lvlText w:val="%9."/>
+      <w:lvlJc w:val="right"/>
+      <w:pPr>
+        <w:ind w:left="6480" w:hanging="180"/>
+      </w:pPr>
+    </w:lvl>
+  </w:abstractNum>
+  <w:abstractNum xmlns:w="http://schemas.openxmlformats.org/wordprocessingml/2006/main" w:abstractNumId="12">
+    <w:nsid w:val="788f5add"/>
+    <w:multiLevelType xmlns:w="http://schemas.openxmlformats.org/wordprocessingml/2006/main" w:val="hybridMultilevel"/>
+    <w:lvl xmlns:w="http://schemas.openxmlformats.org/wordprocessingml/2006/main" w:ilvl="0">
+      <w:start w:val="1"/>
+      <w:numFmt w:val="decimal"/>
+      <w:lvlText w:val="%1)"/>
+      <w:lvlJc w:val="left"/>
+      <w:pPr>
+        <w:ind w:left="720" w:hanging="360"/>
+      </w:pPr>
+    </w:lvl>
+    <w:lvl xmlns:w="http://schemas.openxmlformats.org/wordprocessingml/2006/main" w:ilvl="1">
+      <w:start w:val="1"/>
+      <w:numFmt w:val="lowerLetter"/>
+      <w:lvlText w:val="%2."/>
+      <w:lvlJc w:val="left"/>
+      <w:pPr>
+        <w:ind w:left="1440" w:hanging="360"/>
+      </w:pPr>
+    </w:lvl>
+    <w:lvl xmlns:w="http://schemas.openxmlformats.org/wordprocessingml/2006/main" w:ilvl="2">
+      <w:start w:val="1"/>
+      <w:numFmt w:val="lowerRoman"/>
+      <w:lvlText w:val="%3."/>
+      <w:lvlJc w:val="right"/>
+      <w:pPr>
+        <w:ind w:left="2160" w:hanging="180"/>
+      </w:pPr>
+    </w:lvl>
+    <w:lvl xmlns:w="http://schemas.openxmlformats.org/wordprocessingml/2006/main" w:ilvl="3">
+      <w:start w:val="1"/>
+      <w:numFmt w:val="decimal"/>
+      <w:lvlText w:val="%4."/>
+      <w:lvlJc w:val="left"/>
+      <w:pPr>
+        <w:ind w:left="2880" w:hanging="360"/>
+      </w:pPr>
+    </w:lvl>
+    <w:lvl xmlns:w="http://schemas.openxmlformats.org/wordprocessingml/2006/main" w:ilvl="4">
+      <w:start w:val="1"/>
+      <w:numFmt w:val="lowerLetter"/>
+      <w:lvlText w:val="%5."/>
+      <w:lvlJc w:val="left"/>
+      <w:pPr>
+        <w:ind w:left="3600" w:hanging="360"/>
+      </w:pPr>
+    </w:lvl>
+    <w:lvl xmlns:w="http://schemas.openxmlformats.org/wordprocessingml/2006/main" w:ilvl="5">
+      <w:start w:val="1"/>
+      <w:numFmt w:val="lowerRoman"/>
+      <w:lvlText w:val="%6."/>
+      <w:lvlJc w:val="right"/>
+      <w:pPr>
+        <w:ind w:left="4320" w:hanging="180"/>
+      </w:pPr>
+    </w:lvl>
+    <w:lvl xmlns:w="http://schemas.openxmlformats.org/wordprocessingml/2006/main" w:ilvl="6">
+      <w:start w:val="1"/>
+      <w:numFmt w:val="decimal"/>
+      <w:lvlText w:val="%7."/>
+      <w:lvlJc w:val="left"/>
+      <w:pPr>
+        <w:ind w:left="5040" w:hanging="360"/>
+      </w:pPr>
+    </w:lvl>
+    <w:lvl xmlns:w="http://schemas.openxmlformats.org/wordprocessingml/2006/main" w:ilvl="7">
+      <w:start w:val="1"/>
+      <w:numFmt w:val="lowerLetter"/>
+      <w:lvlText w:val="%8."/>
+      <w:lvlJc w:val="left"/>
+      <w:pPr>
+        <w:ind w:left="5760" w:hanging="360"/>
+      </w:pPr>
+    </w:lvl>
+    <w:lvl xmlns:w="http://schemas.openxmlformats.org/wordprocessingml/2006/main" w:ilvl="8">
+      <w:start w:val="1"/>
+      <w:numFmt w:val="lowerRoman"/>
+      <w:lvlText w:val="%9."/>
+      <w:lvlJc w:val="right"/>
+      <w:pPr>
+        <w:ind w:left="6480" w:hanging="180"/>
+      </w:pPr>
+    </w:lvl>
+  </w:abstractNum>
+  <w:abstractNum xmlns:w="http://schemas.openxmlformats.org/wordprocessingml/2006/main" w:abstractNumId="11">
+    <w:nsid w:val="3f8ca1dd"/>
+    <w:multiLevelType xmlns:w="http://schemas.openxmlformats.org/wordprocessingml/2006/main" w:val="hybridMultilevel"/>
+    <w:lvl xmlns:w="http://schemas.openxmlformats.org/wordprocessingml/2006/main" w:ilvl="0">
+      <w:start w:val="1"/>
+      <w:numFmt w:val="decimal"/>
+      <w:lvlText w:val="%1)"/>
+      <w:lvlJc w:val="left"/>
+      <w:pPr>
+        <w:ind w:left="720" w:hanging="360"/>
+      </w:pPr>
+    </w:lvl>
+    <w:lvl xmlns:w="http://schemas.openxmlformats.org/wordprocessingml/2006/main" w:ilvl="1">
+      <w:start w:val="1"/>
+      <w:numFmt w:val="lowerLetter"/>
+      <w:lvlText w:val="%2."/>
+      <w:lvlJc w:val="left"/>
+      <w:pPr>
+        <w:ind w:left="1440" w:hanging="360"/>
+      </w:pPr>
+    </w:lvl>
+    <w:lvl xmlns:w="http://schemas.openxmlformats.org/wordprocessingml/2006/main" w:ilvl="2">
+      <w:start w:val="1"/>
+      <w:numFmt w:val="lowerRoman"/>
+      <w:lvlText w:val="%3."/>
+      <w:lvlJc w:val="right"/>
+      <w:pPr>
+        <w:ind w:left="2160" w:hanging="180"/>
+      </w:pPr>
+    </w:lvl>
+    <w:lvl xmlns:w="http://schemas.openxmlformats.org/wordprocessingml/2006/main" w:ilvl="3">
+      <w:start w:val="1"/>
+      <w:numFmt w:val="decimal"/>
+      <w:lvlText w:val="%4."/>
+      <w:lvlJc w:val="left"/>
+      <w:pPr>
+        <w:ind w:left="2880" w:hanging="360"/>
+      </w:pPr>
+    </w:lvl>
+    <w:lvl xmlns:w="http://schemas.openxmlformats.org/wordprocessingml/2006/main" w:ilvl="4">
+      <w:start w:val="1"/>
+      <w:numFmt w:val="lowerLetter"/>
+      <w:lvlText w:val="%5."/>
+      <w:lvlJc w:val="left"/>
+      <w:pPr>
+        <w:ind w:left="3600" w:hanging="360"/>
+      </w:pPr>
+    </w:lvl>
+    <w:lvl xmlns:w="http://schemas.openxmlformats.org/wordprocessingml/2006/main" w:ilvl="5">
+      <w:start w:val="1"/>
+      <w:numFmt w:val="lowerRoman"/>
+      <w:lvlText w:val="%6."/>
+      <w:lvlJc w:val="right"/>
+      <w:pPr>
+        <w:ind w:left="4320" w:hanging="180"/>
+      </w:pPr>
+    </w:lvl>
+    <w:lvl xmlns:w="http://schemas.openxmlformats.org/wordprocessingml/2006/main" w:ilvl="6">
+      <w:start w:val="1"/>
+      <w:numFmt w:val="decimal"/>
+      <w:lvlText w:val="%7."/>
+      <w:lvlJc w:val="left"/>
+      <w:pPr>
+        <w:ind w:left="5040" w:hanging="360"/>
+      </w:pPr>
+    </w:lvl>
+    <w:lvl xmlns:w="http://schemas.openxmlformats.org/wordprocessingml/2006/main" w:ilvl="7">
+      <w:start w:val="1"/>
+      <w:numFmt w:val="lowerLetter"/>
+      <w:lvlText w:val="%8."/>
+      <w:lvlJc w:val="left"/>
+      <w:pPr>
+        <w:ind w:left="5760" w:hanging="360"/>
+      </w:pPr>
+    </w:lvl>
+    <w:lvl xmlns:w="http://schemas.openxmlformats.org/wordprocessingml/2006/main" w:ilvl="8">
+      <w:start w:val="1"/>
+      <w:numFmt w:val="lowerRoman"/>
+      <w:lvlText w:val="%9."/>
+      <w:lvlJc w:val="right"/>
+      <w:pPr>
+        <w:ind w:left="6480" w:hanging="180"/>
+      </w:pPr>
+    </w:lvl>
+  </w:abstractNum>
   <w:abstractNum w:abstractNumId="0" w15:restartNumberingAfterBreak="0">
     <w:nsid w:val="0FEE4095"/>
     <w:multiLevelType w:val="hybridMultilevel"/>
@@ -4661,7 +4974,7 @@
         <w:ind w:left="720" w:hanging="360"/>
       </w:pPr>
       <w:rPr>
-        <w:rFonts w:ascii="Symbol" w:eastAsiaTheme="minorHAnsi" w:hAnsi="Symbol" w:cstheme="minorBidi" w:hint="default"/>
+        <w:rFonts w:hint="default" w:ascii="Symbol" w:hAnsi="Symbol" w:eastAsiaTheme="minorHAnsi" w:cstheme="minorBidi"/>
       </w:rPr>
     </w:lvl>
     <w:lvl w:ilvl="1" w:tplc="04090003">
@@ -4673,7 +4986,7 @@
         <w:ind w:left="1440" w:hanging="360"/>
       </w:pPr>
       <w:rPr>
-        <w:rFonts w:ascii="Courier New" w:hAnsi="Courier New" w:cs="Courier New" w:hint="default"/>
+        <w:rFonts w:hint="default" w:ascii="Courier New" w:hAnsi="Courier New" w:cs="Courier New"/>
       </w:rPr>
     </w:lvl>
     <w:lvl w:ilvl="2" w:tplc="04090005" w:tentative="1">
@@ -4685,7 +4998,7 @@
         <w:ind w:left="2160" w:hanging="360"/>
       </w:pPr>
       <w:rPr>
-        <w:rFonts w:ascii="Wingdings" w:hAnsi="Wingdings" w:hint="default"/>
+        <w:rFonts w:hint="default" w:ascii="Wingdings" w:hAnsi="Wingdings"/>
       </w:rPr>
     </w:lvl>
     <w:lvl w:ilvl="3" w:tplc="04090001" w:tentative="1">
@@ -4697,7 +5010,7 @@
         <w:ind w:left="2880" w:hanging="360"/>
       </w:pPr>
       <w:rPr>
-        <w:rFonts w:ascii="Symbol" w:hAnsi="Symbol" w:hint="default"/>
+        <w:rFonts w:hint="default" w:ascii="Symbol" w:hAnsi="Symbol"/>
       </w:rPr>
     </w:lvl>
     <w:lvl w:ilvl="4" w:tplc="04090003" w:tentative="1">
@@ -4709,7 +5022,7 @@
         <w:ind w:left="3600" w:hanging="360"/>
       </w:pPr>
       <w:rPr>
-        <w:rFonts w:ascii="Courier New" w:hAnsi="Courier New" w:cs="Courier New" w:hint="default"/>
+        <w:rFonts w:hint="default" w:ascii="Courier New" w:hAnsi="Courier New" w:cs="Courier New"/>
       </w:rPr>
     </w:lvl>
     <w:lvl w:ilvl="5" w:tplc="04090005" w:tentative="1">
@@ -4721,7 +5034,7 @@
         <w:ind w:left="4320" w:hanging="360"/>
       </w:pPr>
       <w:rPr>
-        <w:rFonts w:ascii="Wingdings" w:hAnsi="Wingdings" w:hint="default"/>
+        <w:rFonts w:hint="default" w:ascii="Wingdings" w:hAnsi="Wingdings"/>
       </w:rPr>
     </w:lvl>
     <w:lvl w:ilvl="6" w:tplc="04090001" w:tentative="1">
@@ -4733,7 +5046,7 @@
         <w:ind w:left="5040" w:hanging="360"/>
       </w:pPr>
       <w:rPr>
-        <w:rFonts w:ascii="Symbol" w:hAnsi="Symbol" w:hint="default"/>
+        <w:rFonts w:hint="default" w:ascii="Symbol" w:hAnsi="Symbol"/>
       </w:rPr>
     </w:lvl>
     <w:lvl w:ilvl="7" w:tplc="04090003" w:tentative="1">
@@ -4745,7 +5058,7 @@
         <w:ind w:left="5760" w:hanging="360"/>
       </w:pPr>
       <w:rPr>
-        <w:rFonts w:ascii="Courier New" w:hAnsi="Courier New" w:cs="Courier New" w:hint="default"/>
+        <w:rFonts w:hint="default" w:ascii="Courier New" w:hAnsi="Courier New" w:cs="Courier New"/>
       </w:rPr>
     </w:lvl>
     <w:lvl w:ilvl="8" w:tplc="04090005" w:tentative="1">
@@ -4757,7 +5070,7 @@
         <w:ind w:left="6480" w:hanging="360"/>
       </w:pPr>
       <w:rPr>
-        <w:rFonts w:ascii="Wingdings" w:hAnsi="Wingdings" w:hint="default"/>
+        <w:rFonts w:hint="default" w:ascii="Wingdings" w:hAnsi="Wingdings"/>
       </w:rPr>
     </w:lvl>
   </w:abstractNum>
@@ -5114,48 +5427,57 @@
       </w:pPr>
     </w:lvl>
   </w:abstractNum>
-  <w:num w:numId="1">
+  <w:num w:numId="14">
+    <w:abstractNumId w:val="13"/>
+  </w:num>
+  <w:num w:numId="13">
+    <w:abstractNumId w:val="12"/>
+  </w:num>
+  <w:num w:numId="12">
+    <w:abstractNumId w:val="11"/>
+  </w:num>
+  <w:num w:numId="1" w16cid:durableId="544946544">
     <w:abstractNumId w:val="2"/>
   </w:num>
-  <w:num w:numId="2">
+  <w:num w:numId="2" w16cid:durableId="986670812">
     <w:abstractNumId w:val="8"/>
   </w:num>
-  <w:num w:numId="3">
+  <w:num w:numId="3" w16cid:durableId="207688001">
     <w:abstractNumId w:val="7"/>
   </w:num>
-  <w:num w:numId="4">
+  <w:num w:numId="4" w16cid:durableId="1311788834">
     <w:abstractNumId w:val="5"/>
   </w:num>
-  <w:num w:numId="5">
+  <w:num w:numId="5" w16cid:durableId="772046586">
     <w:abstractNumId w:val="9"/>
   </w:num>
-  <w:num w:numId="6">
+  <w:num w:numId="6" w16cid:durableId="1420755746">
     <w:abstractNumId w:val="3"/>
   </w:num>
-  <w:num w:numId="7">
+  <w:num w:numId="7" w16cid:durableId="926115447">
     <w:abstractNumId w:val="1"/>
   </w:num>
-  <w:num w:numId="8">
+  <w:num w:numId="8" w16cid:durableId="1460951373">
     <w:abstractNumId w:val="0"/>
   </w:num>
-  <w:num w:numId="9">
+  <w:num w:numId="9" w16cid:durableId="1583179766">
     <w:abstractNumId w:val="10"/>
   </w:num>
-  <w:num w:numId="10">
+  <w:num w:numId="10" w16cid:durableId="738288276">
     <w:abstractNumId w:val="4"/>
   </w:num>
-  <w:num w:numId="11">
+  <w:num w:numId="11" w16cid:durableId="2030714729">
     <w:abstractNumId w:val="6"/>
   </w:num>
 </w:numbering>
 </file>
 
 <file path=word/styles.xml><?xml version="1.0" encoding="utf-8"?>
-<w:styles xmlns:mc="http://schemas.openxmlformats.org/markup-compatibility/2006" xmlns:r="http://schemas.openxmlformats.org/officeDocument/2006/relationships" xmlns:w="http://schemas.openxmlformats.org/wordprocessingml/2006/main" xmlns:w14="http://schemas.microsoft.com/office/word/2010/wordml" xmlns:w15="http://schemas.microsoft.com/office/word/2012/wordml" mc:Ignorable="w14 w15">
+<w:styles xmlns:mc="http://schemas.openxmlformats.org/markup-compatibility/2006" xmlns:r="http://schemas.openxmlformats.org/officeDocument/2006/relationships" xmlns:w="http://schemas.openxmlformats.org/wordprocessingml/2006/main" xmlns:w14="http://schemas.microsoft.com/office/word/2010/wordml" xmlns:w15="http://schemas.microsoft.com/office/word/2012/wordml" xmlns:w16cex="http://schemas.microsoft.com/office/word/2018/wordml/cex" xmlns:w16cid="http://schemas.microsoft.com/office/word/2016/wordml/cid" xmlns:w16="http://schemas.microsoft.com/office/word/2018/wordml" xmlns:w16du="http://schemas.microsoft.com/office/word/2023/wordml/word16du" xmlns:w16sdtdh="http://schemas.microsoft.com/office/word/2020/wordml/sdtdatahash" xmlns:w16sdtfl="http://schemas.microsoft.com/office/word/2024/wordml/sdtformatlock" xmlns:w16se="http://schemas.microsoft.com/office/word/2015/wordml/symex" mc:Ignorable="w14 w15 w16se w16cid w16 w16cex w16sdtdh w16sdtfl w16du">
   <w:docDefaults>
     <w:rPrDefault>
       <w:rPr>
-        <w:rFonts w:asciiTheme="minorHAnsi" w:eastAsiaTheme="minorHAnsi" w:hAnsiTheme="minorHAnsi" w:cstheme="minorBidi"/>
+        <w:rFonts w:asciiTheme="minorHAnsi" w:hAnsiTheme="minorHAnsi" w:eastAsiaTheme="minorHAnsi" w:cstheme="minorBidi"/>
         <w:sz w:val="22"/>
         <w:szCs w:val="22"/>
         <w:lang w:val="en-US" w:eastAsia="en-US" w:bidi="ar-SA"/>
@@ -5167,7 +5489,2095 @@
       </w:pPr>
     </w:pPrDefault>
   </w:docDefaults>
-  <w:latentStyles w:defLockedState="0" w:defUIPriority="99" w:defSemiHidden="0" w:defUnhideWhenUsed="0" w:defQFormat="0" w:count="371">
+  <w:latentStyles w:defLockedState="0" w:defUIPriority="99" w:defSemiHidden="0" w:defUnhideWhenUsed="0" w:defQFormat="0" w:count="376">
+    <w:lsdException w:name="Normal" w:uiPriority="0" w:qFormat="1"/>
+    <w:lsdException w:name="heading 1" w:uiPriority="9" w:qFormat="1"/>
+    <w:lsdException w:name="heading 2" w:uiPriority="9" w:semiHidden="1" w:unhideWhenUsed="1" w:qFormat="1"/>
+    <w:lsdException w:name="heading 3" w:uiPriority="9" w:semiHidden="1" w:unhideWhenUsed="1" w:qFormat="1"/>
+    <w:lsdException w:name="heading 4" w:uiPriority="9" w:semiHidden="1" w:unhideWhenUsed="1" w:qFormat="1"/>
+    <w:lsdException w:name="heading 5" w:uiPriority="9" w:semiHidden="1" w:unhideWhenUsed="1" w:qFormat="1"/>
+    <w:lsdException w:name="heading 6" w:uiPriority="9" w:semiHidden="1" w:unhideWhenUsed="1" w:qFormat="1"/>
+    <w:lsdException w:name="heading 7" w:uiPriority="9" w:semiHidden="1" w:unhideWhenUsed="1" w:qFormat="1"/>
+    <w:lsdException w:name="heading 8" w:uiPriority="9" w:semiHidden="1" w:unhideWhenUsed="1" w:qFormat="1"/>
+    <w:lsdException w:name="heading 9" w:uiPriority="9" w:semiHidden="1" w:unhideWhenUsed="1" w:qFormat="1"/>
+    <w:lsdException w:name="index 1" w:semiHidden="1" w:unhideWhenUsed="1"/>
+    <w:lsdException w:name="index 2" w:semiHidden="1" w:unhideWhenUsed="1"/>
+    <w:lsdException w:name="index 3" w:semiHidden="1" w:unhideWhenUsed="1"/>
+    <w:lsdException w:name="index 4" w:semiHidden="1" w:unhideWhenUsed="1"/>
+    <w:lsdException w:name="index 5" w:semiHidden="1" w:unhideWhenUsed="1"/>
+    <w:lsdException w:name="index 6" w:semiHidden="1" w:unhideWhenUsed="1"/>
+    <w:lsdException w:name="index 7" w:semiHidden="1" w:unhideWhenUsed="1"/>
+    <w:lsdException w:name="index 8" w:semiHidden="1" w:unhideWhenUsed="1"/>
+    <w:lsdException w:name="index 9" w:semiHidden="1" w:unhideWhenUsed="1"/>
+    <w:lsdException w:name="toc 1" w:uiPriority="39" w:semiHidden="1" w:unhideWhenUsed="1"/>
+    <w:lsdException w:name="toc 2" w:uiPriority="39" w:semiHidden="1" w:unhideWhenUsed="1"/>
+    <w:lsdException w:name="toc 3" w:uiPriority="39" w:semiHidden="1" w:unhideWhenUsed="1"/>
+    <w:lsdException w:name="toc 4" w:uiPriority="39" w:semiHidden="1" w:unhideWhenUsed="1"/>
+    <w:lsdException w:name="toc 5" w:uiPriority="39" w:semiHidden="1" w:unhideWhenUsed="1"/>
+    <w:lsdException w:name="toc 6" w:uiPriority="39" w:semiHidden="1" w:unhideWhenUsed="1"/>
+    <w:lsdException w:name="toc 7" w:uiPriority="39" w:semiHidden="1" w:unhideWhenUsed="1"/>
+    <w:lsdException w:name="toc 8" w:uiPriority="39" w:semiHidden="1" w:unhideWhenUsed="1"/>
+    <w:lsdException w:name="toc 9" w:uiPriority="39" w:semiHidden="1" w:unhideWhenUsed="1"/>
+    <w:lsdException w:name="Normal Indent" w:semiHidden="1" w:unhideWhenUsed="1"/>
+    <w:lsdException w:name="footnote text" w:semiHidden="1" w:unhideWhenUsed="1"/>
+    <w:lsdException w:name="annotation text" w:semiHidden="1" w:unhideWhenUsed="1"/>
+    <w:lsdException w:name="header" w:semiHidden="1" w:unhideWhenUsed="1"/>
+    <w:lsdException w:name="footer" w:semiHidden="1" w:unhideWhenUsed="1"/>
+    <w:lsdException w:name="index heading" w:semiHidden="1" w:unhideWhenUsed="1"/>
+    <w:lsdException w:name="caption" w:uiPriority="35" w:semiHidden="1" w:unhideWhenUsed="1" w:qFormat="1"/>
+    <w:lsdException w:name="table of figures" w:semiHidden="1" w:unhideWhenUsed="1"/>
+    <w:lsdException w:name="envelope address" w:semiHidden="1" w:unhideWhenUsed="1"/>
+    <w:lsdException w:name="envelope return" w:semiHidden="1" w:unhideWhenUsed="1"/>
+    <w:lsdException w:name="footnote reference" w:semiHidden="1" w:unhideWhenUsed="1"/>
+    <w:lsdException w:name="annotation reference" w:semiHidden="1" w:unhideWhenUsed="1"/>
+    <w:lsdException w:name="line number" w:semiHidden="1" w:unhideWhenUsed="1"/>
+    <w:lsdException w:name="page number" w:semiHidden="1" w:unhideWhenUsed="1"/>
+    <w:lsdException w:name="endnote reference" w:semiHidden="1" w:unhideWhenUsed="1"/>
+    <w:lsdException w:name="endnote text" w:semiHidden="1" w:unhideWhenUsed="1"/>
+    <w:lsdException w:name="table of authorities" w:semiHidden="1" w:unhideWhenUsed="1"/>
+    <w:lsdException w:name="macro" w:semiHidden="1" w:unhideWhenUsed="1"/>
+    <w:lsdException w:name="toa heading" w:semiHidden="1" w:unhideWhenUsed="1"/>
+    <w:lsdException w:name="List" w:semiHidden="1" w:unhideWhenUsed="1"/>
+    <w:lsdException w:name="List Bullet" w:semiHidden="1" w:unhideWhenUsed="1"/>
+    <w:lsdException w:name="List Number" w:semiHidden="1" w:unhideWhenUsed="1"/>
+    <w:lsdException w:name="List 2" w:semiHidden="1" w:unhideWhenUsed="1"/>
+    <w:lsdException w:name="List 3" w:semiHidden="1" w:unhideWhenUsed="1"/>
+    <w:lsdException w:name="List 4" w:semiHidden="1" w:unhideWhenUsed="1"/>
+    <w:lsdException w:name="List 5" w:semiHidden="1" w:unhideWhenUsed="1"/>
+    <w:lsdException w:name="List Bullet 2" w:semiHidden="1" w:unhideWhenUsed="1"/>
+    <w:lsdException w:name="List Bullet 3" w:semiHidden="1" w:unhideWhenUsed="1"/>
+    <w:lsdException w:name="List Bullet 4" w:semiHidden="1" w:unhideWhenUsed="1"/>
+    <w:lsdException w:name="List Bullet 5" w:semiHidden="1" w:unhideWhenUsed="1"/>
+    <w:lsdException w:name="List Number 2" w:semiHidden="1" w:unhideWhenUsed="1"/>
+    <w:lsdException w:name="List Number 3" w:semiHidden="1" w:unhideWhenUsed="1"/>
+    <w:lsdException w:name="List Number 4" w:semiHidden="1" w:unhideWhenUsed="1"/>
+    <w:lsdException w:name="List Number 5" w:semiHidden="1" w:unhideWhenUsed="1"/>
+    <w:lsdException w:name="Title" w:uiPriority="10" w:qFormat="1"/>
+    <w:lsdException w:name="Closing" w:semiHidden="1" w:unhideWhenUsed="1"/>
+    <w:lsdException w:name="Signature" w:semiHidden="1" w:unhideWhenUsed="1"/>
+    <w:lsdException w:name="Default Paragraph Font" w:uiPriority="1" w:semiHidden="1" w:unhideWhenUsed="1"/>
+    <w:lsdException w:name="Body Text" w:semiHidden="1" w:unhideWhenUsed="1"/>
+    <w:lsdException w:name="Body Text Indent" w:semiHidden="1" w:unhideWhenUsed="1"/>
+    <w:lsdException w:name="List Continue" w:semiHidden="1" w:unhideWhenUsed="1"/>
+    <w:lsdException w:name="List Continue 2" w:semiHidden="1" w:unhideWhenUsed="1"/>
+    <w:lsdException w:name="List Continue 3" w:semiHidden="1" w:unhideWhenUsed="1"/>
+    <w:lsdException w:name="List Continue 4" w:semiHidden="1" w:unhideWhenUsed="1"/>
+    <w:lsdException w:name="List Continue 5" w:semiHidden="1" w:unhideWhenUsed="1"/>
+    <w:lsdException w:name="Message Header" w:semiHidden="1" w:unhideWhenUsed="1"/>
+    <w:lsdException w:name="Subtitle" w:uiPriority="11" w:qFormat="1"/>
+    <w:lsdException w:name="Salutation" w:semiHidden="1" w:unhideWhenUsed="1"/>
+    <w:lsdException w:name="Date" w:semiHidden="1" w:unhideWhenUsed="1"/>
+    <w:lsdException w:name="Body Text First Indent" w:semiHidden="1" w:unhideWhenUsed="1"/>
+    <w:lsdException w:name="Body Text First Indent 2" w:semiHidden="1" w:unhideWhenUsed="1"/>
+    <w:lsdException w:name="Note Heading" w:semiHidden="1" w:unhideWhenUsed="1"/>
+    <w:lsdException w:name="Body Text 2" w:semiHidden="1" w:unhideWhenUsed="1"/>
+    <w:lsdException w:name="Body Text 3" w:semiHidden="1" w:unhideWhenUsed="1"/>
+    <w:lsdException w:name="Body Text Indent 2" w:semiHidden="1" w:unhideWhenUsed="1"/>
+    <w:lsdException w:name="Body Text Indent 3" w:semiHidden="1" w:unhideWhenUsed="1"/>
+    <w:lsdException w:name="Block Text" w:semiHidden="1" w:unhideWhenUsed="1"/>
+    <w:lsdException w:name="Hyperlink" w:semiHidden="1" w:unhideWhenUsed="1"/>
+    <w:lsdException w:name="FollowedHyperlink" w:semiHidden="1" w:unhideWhenUsed="1"/>
+    <w:lsdException w:name="Strong" w:uiPriority="22" w:qFormat="1"/>
+    <w:lsdException w:name="Emphasis" w:uiPriority="20" w:qFormat="1"/>
+    <w:lsdException w:name="Document Map" w:semiHidden="1" w:unhideWhenUsed="1"/>
+    <w:lsdException w:name="Plain Text" w:semiHidden="1" w:unhideWhenUsed="1"/>
+    <w:lsdException w:name="E-mail Signature" w:semiHidden="1" w:unhideWhenUsed="1"/>
+    <w:lsdException w:name="HTML Top of Form" w:semiHidden="1" w:unhideWhenUsed="1"/>
+    <w:lsdException w:name="HTML Bottom of Form" w:semiHidden="1" w:unhideWhenUsed="1"/>
+    <w:lsdException w:name="Normal (Web)" w:semiHidden="1" w:unhideWhenUsed="1"/>
+    <w:lsdException w:name="HTML Acronym" w:semiHidden="1" w:unhideWhenUsed="1"/>
+    <w:lsdException w:name="HTML Address" w:semiHidden="1" w:unhideWhenUsed="1"/>
+    <w:lsdException w:name="HTML Cite" w:semiHidden="1" w:unhideWhenUsed="1"/>
+    <w:lsdException w:name="HTML Code" w:semiHidden="1" w:unhideWhenUsed="1"/>
+    <w:lsdException w:name="HTML Definition" w:semiHidden="1" w:unhideWhenUsed="1"/>
+    <w:lsdException w:name="HTML Keyboard" w:semiHidden="1" w:unhideWhenUsed="1"/>
+    <w:lsdException w:name="HTML Preformatted" w:semiHidden="1" w:unhideWhenUsed="1"/>
+    <w:lsdException w:name="HTML Sample" w:semiHidden="1" w:unhideWhenUsed="1"/>
+    <w:lsdException w:name="HTML Typewriter" w:semiHidden="1" w:unhideWhenUsed="1"/>
+    <w:lsdException w:name="HTML Variable" w:semiHidden="1" w:unhideWhenUsed="1"/>
+    <w:lsdException w:name="Normal Table" w:semiHidden="1" w:unhideWhenUsed="1"/>
+    <w:lsdException w:name="annotation subject" w:semiHidden="1" w:unhideWhenUsed="1"/>
+    <w:lsdException w:name="No List" w:semiHidden="1" w:unhideWhenUsed="1"/>
+    <w:lsdException w:name="Outline List 1" w:semiHidden="1" w:unhideWhenUsed="1"/>
+    <w:lsdException w:name="Outline List 2" w:semiHidden="1" w:unhideWhenUsed="1"/>
+    <w:lsdException w:name="Outline List 3" w:semiHidden="1" w:unhideWhenUsed="1"/>
+    <w:lsdException w:name="Table Simple 1" w:semiHidden="1" w:unhideWhenUsed="1"/>
+    <w:lsdException w:name="Table Simple 2" w:semiHidden="1" w:unhideWhenUsed="1"/>
+    <w:lsdException w:name="Table Simple 3" w:semiHidden="1" w:unhideWhenUsed="1"/>
+    <w:lsdException w:name="Table Classic 1" w:semiHidden="1" w:unhideWhenUsed="1"/>
+    <w:lsdException w:name="Table Classic 2" w:semiHidden="1" w:unhideWhenUsed="1"/>
+    <w:lsdException w:name="Table Classic 3" w:semiHidden="1" w:unhideWhenUsed="1"/>
+    <w:lsdException w:name="Table Classic 4" w:semiHidden="1" w:unhideWhenUsed="1"/>
+    <w:lsdException w:name="Table Colorful 1" w:semiHidden="1" w:unhideWhenUsed="1"/>
+    <w:lsdException w:name="Table Colorful 2" w:semiHidden="1" w:unhideWhenUsed="1"/>
+    <w:lsdException w:name="Table Colorful 3" w:semiHidden="1" w:unhideWhenUsed="1"/>
+    <w:lsdException w:name="Table Columns 1" w:semiHidden="1" w:unhideWhenUsed="1"/>
+    <w:lsdException w:name="Table Columns 2" w:semiHidden="1" w:unhideWhenUsed="1"/>
+    <w:lsdException w:name="Table Columns 3" w:semiHidden="1" w:unhideWhenUsed="1"/>
+    <w:lsdException w:name="Table Columns 4" w:semiHidden="1" w:unhideWhenUsed="1"/>
+    <w:lsdException w:name="Table Columns 5" w:semiHidden="1" w:unhideWhenUsed="1"/>
+    <w:lsdException w:name="Table Grid 1" w:semiHidden="1" w:unhideWhenUsed="1"/>
+    <w:lsdException w:name="Table Grid 2" w:semiHidden="1" w:unhideWhenUsed="1"/>
+    <w:lsdException w:name="Table Grid 3" w:semiHidden="1" w:unhideWhenUsed="1"/>
+    <w:lsdException w:name="Table Grid 4" w:semiHidden="1" w:unhideWhenUsed="1"/>
+    <w:lsdException w:name="Table Grid 5" w:semiHidden="1" w:unhideWhenUsed="1"/>
+    <w:lsdException w:name="Table Grid 6" w:semiHidden="1" w:unhideWhenUsed="1"/>
+    <w:lsdException w:name="Table Grid 7" w:semiHidden="1" w:unhideWhenUsed="1"/>
+    <w:lsdException w:name="Table Grid 8" w:semiHidden="1" w:unhideWhenUsed="1"/>
+    <w:lsdException w:name="Table List 1" w:semiHidden="1" w:unhideWhenUsed="1"/>
+    <w:lsdException w:name="Table List 2" w:semiHidden="1" w:unhideWhenUsed="1"/>
+    <w:lsdException w:name="Table List 3" w:semiHidden="1" w:unhideWhenUsed="1"/>
+    <w:lsdException w:name="Table List 4" w:semiHidden="1" w:unhideWhenUsed="1"/>
+    <w:lsdException w:name="Table List 5" w:semiHidden="1" w:unhideWhenUsed="1"/>
+    <w:lsdException w:name="Table List 6" w:semiHidden="1" w:unhideWhenUsed="1"/>
+    <w:lsdException w:name="Table List 7" w:semiHidden="1" w:unhideWhenUsed="1"/>
+    <w:lsdException w:name="Table List 8" w:semiHidden="1" w:unhideWhenUsed="1"/>
+    <w:lsdException w:name="Table 3D effects 1" w:semiHidden="1" w:unhideWhenUsed="1"/>
+    <w:lsdException w:name="Table 3D effects 2" w:semiHidden="1" w:unhideWhenUsed="1"/>
+    <w:lsdException w:name="Table 3D effects 3" w:semiHidden="1" w:unhideWhenUsed="1"/>
+    <w:lsdException w:name="Table Contemporary" w:semiHidden="1" w:unhideWhenUsed="1"/>
+    <w:lsdException w:name="Table Elegant" w:semiHidden="1" w:unhideWhenUsed="1"/>
+    <w:lsdException w:name="Table Professional" w:semiHidden="1" w:unhideWhenUsed="1"/>
+    <w:lsdException w:name="Table Subtle 1" w:semiHidden="1" w:unhideWhenUsed="1"/>
+    <w:lsdException w:name="Table Subtle 2" w:semiHidden="1" w:unhideWhenUsed="1"/>
+    <w:lsdException w:name="Table Web 1" w:semiHidden="1" w:unhideWhenUsed="1"/>
+    <w:lsdException w:name="Table Web 2" w:semiHidden="1" w:unhideWhenUsed="1"/>
+    <w:lsdException w:name="Table Web 3" w:semiHidden="1" w:unhideWhenUsed="1"/>
+    <w:lsdException w:name="Balloon Text" w:semiHidden="1" w:unhideWhenUsed="1"/>
+    <w:lsdException w:name="Table Grid" w:uiPriority="39"/>
+    <w:lsdException w:name="Table Theme" w:semiHidden="1" w:unhideWhenUsed="1"/>
+    <w:lsdException w:name="Placeholder Text" w:semiHidden="1"/>
+    <w:lsdException w:name="No Spacing" w:uiPriority="1" w:qFormat="1"/>
+    <w:lsdException w:name="Light Shading" w:uiPriority="60"/>
+    <w:lsdException w:name="Light List" w:uiPriority="61"/>
+    <w:lsdException w:name="Light Grid" w:uiPriority="62"/>
+    <w:lsdException w:name="Medium Shading 1" w:uiPriority="63"/>
+    <w:lsdException w:name="Medium Shading 2" w:uiPriority="64"/>
+    <w:lsdException w:name="Medium List 1" w:uiPriority="65"/>
+    <w:lsdException w:name="Medium List 2" w:uiPriority="66"/>
+    <w:lsdException w:name="Medium Grid 1" w:uiPriority="67"/>
+    <w:lsdException w:name="Medium Grid 2" w:uiPriority="68"/>
+    <w:lsdException w:name="Medium Grid 3" w:uiPriority="69"/>
+    <w:lsdException w:name="Dark List" w:uiPriority="70"/>
+    <w:lsdException w:name="Colorful Shading" w:uiPriority="71"/>
+    <w:lsdException w:name="Colorful List" w:uiPriority="72"/>
+    <w:lsdException w:name="Colorful Grid" w:uiPriority="73"/>
+    <w:lsdException w:name="Light Shading Accent 1" w:uiPriority="60"/>
+    <w:lsdException w:name="Light List Accent 1" w:uiPriority="61"/>
+    <w:lsdException w:name="Light Grid Accent 1" w:uiPriority="62"/>
+    <w:lsdException w:name="Medium Shading 1 Accent 1" w:uiPriority="63"/>
+    <w:lsdException w:name="Medium Shading 2 Accent 1" w:uiPriority="64"/>
+    <w:lsdException w:name="Medium List 1 Accent 1" w:uiPriority="65"/>
+    <w:lsdException w:name="Revision" w:semiHidden="1"/>
+    <w:lsdException w:name="List Paragraph" w:uiPriority="34" w:qFormat="1"/>
+    <w:lsdException w:name="Quote" w:uiPriority="29" w:qFormat="1"/>
+    <w:lsdException w:name="Intense Quote" w:uiPriority="30" w:qFormat="1"/>
+    <w:lsdException w:name="Medium List 2 Accent 1" w:uiPriority="66"/>
+    <w:lsdException w:name="Medium Grid 1 Accent 1" w:uiPriority="67"/>
+    <w:lsdException w:name="Medium Grid 2 Accent 1" w:uiPriority="68"/>
+    <w:lsdException w:name="Medium Grid 3 Accent 1" w:uiPriority="69"/>
+    <w:lsdException w:name="Dark List Accent 1" w:uiPriority="70"/>
+    <w:lsdException w:name="Colorful Shading Accent 1" w:uiPriority="71"/>
+    <w:lsdException w:name="Colorful List Accent 1" w:uiPriority="72"/>
+    <w:lsdException w:name="Colorful Grid Accent 1" w:uiPriority="73"/>
+    <w:lsdException w:name="Light Shading Accent 2" w:uiPriority="60"/>
+    <w:lsdException w:name="Light List Accent 2" w:uiPriority="61"/>
+    <w:lsdException w:name="Light Grid Accent 2" w:uiPriority="62"/>
+    <w:lsdException w:name="Medium Shading 1 Accent 2" w:uiPriority="63"/>
+    <w:lsdException w:name="Medium Shading 2 Accent 2" w:uiPriority="64"/>
+    <w:lsdException w:name="Medium List 1 Accent 2" w:uiPriority="65"/>
+    <w:lsdException w:name="Medium List 2 Accent 2" w:uiPriority="66"/>
+    <w:lsdException w:name="Medium Grid 1 Accent 2" w:uiPriority="67"/>
+    <w:lsdException w:name="Medium Grid 2 Accent 2" w:uiPriority="68"/>
+    <w:lsdException w:name="Medium Grid 3 Accent 2" w:uiPriority="69"/>
+    <w:lsdException w:name="Dark List Accent 2" w:uiPriority="70"/>
+    <w:lsdException w:name="Colorful Shading Accent 2" w:uiPriority="71"/>
+    <w:lsdException w:name="Colorful List Accent 2" w:uiPriority="72"/>
+    <w:lsdException w:name="Colorful Grid Accent 2" w:uiPriority="73"/>
+    <w:lsdException w:name="Light Shading Accent 3" w:uiPriority="60"/>
+    <w:lsdException w:name="Light List Accent 3" w:uiPriority="61"/>
+    <w:lsdException w:name="Light Grid Accent 3" w:uiPriority="62"/>
+    <w:lsdException w:name="Medium Shading 1 Accent 3" w:uiPriority="63"/>
+    <w:lsdException w:name="Medium Shading 2 Accent 3" w:uiPriority="64"/>
+    <w:lsdException w:name="Medium List 1 Accent 3" w:uiPriority="65"/>
+    <w:lsdException w:name="Medium List 2 Accent 3" w:uiPriority="66"/>
+    <w:lsdException w:name="Medium Grid 1 Accent 3" w:uiPriority="67"/>
+    <w:lsdException w:name="Medium Grid 2 Accent 3" w:uiPriority="68"/>
+    <w:lsdException w:name="Medium Grid 3 Accent 3" w:uiPriority="69"/>
+    <w:lsdException w:name="Dark List Accent 3" w:uiPriority="70"/>
+    <w:lsdException w:name="Colorful Shading Accent 3" w:uiPriority="71"/>
+    <w:lsdException w:name="Colorful List Accent 3" w:uiPriority="72"/>
+    <w:lsdException w:name="Colorful Grid Accent 3" w:uiPriority="73"/>
+    <w:lsdException w:name="Light Shading Accent 4" w:uiPriority="60"/>
+    <w:lsdException w:name="Light List Accent 4" w:uiPriority="61"/>
+    <w:lsdException w:name="Light Grid Accent 4" w:uiPriority="62"/>
+    <w:lsdException w:name="Medium Shading 1 Accent 4" w:uiPriority="63"/>
+    <w:lsdException w:name="Medium Shading 2 Accent 4" w:uiPriority="64"/>
+    <w:lsdException w:name="Medium List 1 Accent 4" w:uiPriority="65"/>
+    <w:lsdException w:name="Medium List 2 Accent 4" w:uiPriority="66"/>
+    <w:lsdException w:name="Medium Grid 1 Accent 4" w:uiPriority="67"/>
+    <w:lsdException w:name="Medium Grid 2 Accent 4" w:uiPriority="68"/>
+    <w:lsdException w:name="Medium Grid 3 Accent 4" w:uiPriority="69"/>
+    <w:lsdException w:name="Dark List Accent 4" w:uiPriority="70"/>
+    <w:lsdException w:name="Colorful Shading Accent 4" w:uiPriority="71"/>
+    <w:lsdException w:name="Colorful List Accent 4" w:uiPriority="72"/>
+    <w:lsdException w:name="Colorful Grid Accent 4" w:uiPriority="73"/>
+    <w:lsdException w:name="Light Shading Accent 5" w:uiPriority="60"/>
+    <w:lsdException w:name="Light List Accent 5" w:uiPriority="61"/>
+    <w:lsdException w:name="Light Grid Accent 5" w:uiPriority="62"/>
+    <w:lsdException w:name="Medium Shading 1 Accent 5" w:uiPriority="63"/>
+    <w:lsdException w:name="Medium Shading 2 Accent 5" w:uiPriority="64"/>
+    <w:lsdException w:name="Medium List 1 Accent 5" w:uiPriority="65"/>
+    <w:lsdException w:name="Medium List 2 Accent 5" w:uiPriority="66"/>
+    <w:lsdException w:name="Medium Grid 1 Accent 5" w:uiPriority="67"/>
+    <w:lsdException w:name="Medium Grid 2 Accent 5" w:uiPriority="68"/>
+    <w:lsdException w:name="Medium Grid 3 Accent 5" w:uiPriority="69"/>
+    <w:lsdException w:name="Dark List Accent 5" w:uiPriority="70"/>
+    <w:lsdException w:name="Colorful Shading Accent 5" w:uiPriority="71"/>
+    <w:lsdException w:name="Colorful List Accent 5" w:uiPriority="72"/>
+    <w:lsdException w:name="Colorful Grid Accent 5" w:uiPriority="73"/>
+    <w:lsdException w:name="Light Shading Accent 6" w:uiPriority="60"/>
+    <w:lsdException w:name="Light List Accent 6" w:uiPriority="61"/>
+    <w:lsdException w:name="Light Grid Accent 6" w:uiPriority="62"/>
+    <w:lsdException w:name="Medium Shading 1 Accent 6" w:uiPriority="63"/>
+    <w:lsdException w:name="Medium Shading 2 Accent 6" w:uiPriority="64"/>
+    <w:lsdException w:name="Medium List 1 Accent 6" w:uiPriority="65"/>
+    <w:lsdException w:name="Medium List 2 Accent 6" w:uiPriority="66"/>
+    <w:lsdException w:name="Medium Grid 1 Accent 6" w:uiPriority="67"/>
+    <w:lsdException w:name="Medium Grid 2 Accent 6" w:uiPriority="68"/>
+    <w:lsdException w:name="Medium Grid 3 Accent 6" w:uiPriority="69"/>
+    <w:lsdException w:name="Dark List Accent 6" w:uiPriority="70"/>
+    <w:lsdException w:name="Colorful Shading Accent 6" w:uiPriority="71"/>
+    <w:lsdException w:name="Colorful List Accent 6" w:uiPriority="72"/>
+    <w:lsdException w:name="Colorful Grid Accent 6" w:uiPriority="73"/>
+    <w:lsdException w:name="Subtle Emphasis" w:uiPriority="19" w:qFormat="1"/>
+    <w:lsdException w:name="Intense Emphasis" w:uiPriority="21" w:qFormat="1"/>
+    <w:lsdException w:name="Subtle Reference" w:uiPriority="31" w:qFormat="1"/>
+    <w:lsdException w:name="Intense Reference" w:uiPriority="32" w:qFormat="1"/>
+    <w:lsdException w:name="Book Title" w:uiPriority="33" w:qFormat="1"/>
+    <w:lsdException w:name="Bibliography" w:uiPriority="37" w:semiHidden="1" w:unhideWhenUsed="1"/>
+    <w:lsdException w:name="TOC Heading" w:uiPriority="39" w:semiHidden="1" w:unhideWhenUsed="1" w:qFormat="1"/>
+    <w:lsdException w:name="Plain Table 1" w:uiPriority="41"/>
+    <w:lsdException w:name="Plain Table 2" w:uiPriority="42"/>
+    <w:lsdException w:name="Plain Table 3" w:uiPriority="43"/>
+    <w:lsdException w:name="Plain Table 4" w:uiPriority="44"/>
+    <w:lsdException w:name="Plain Table 5" w:uiPriority="45"/>
+    <w:lsdException w:name="Grid Table Light" w:uiPriority="40"/>
+    <w:lsdException w:name="Grid Table 1 Light" w:uiPriority="46"/>
+    <w:lsdException w:name="Grid Table 2" w:uiPriority="47"/>
+    <w:lsdException w:name="Grid Table 3" w:uiPriority="48"/>
+    <w:lsdException w:name="Grid Table 4" w:uiPriority="49"/>
+    <w:lsdException w:name="Grid Table 5 Dark" w:uiPriority="50"/>
+    <w:lsdException w:name="Grid Table 6 Colorful" w:uiPriority="51"/>
+    <w:lsdException w:name="Grid Table 7 Colorful" w:uiPriority="52"/>
+    <w:lsdException w:name="Grid Table 1 Light Accent 1" w:uiPriority="46"/>
+    <w:lsdException w:name="Grid Table 2 Accent 1" w:uiPriority="47"/>
+    <w:lsdException w:name="Grid Table 3 Accent 1" w:uiPriority="48"/>
+    <w:lsdException w:name="Grid Table 4 Accent 1" w:uiPriority="49"/>
+    <w:lsdException w:name="Grid Table 5 Dark Accent 1" w:uiPriority="50"/>
+    <w:lsdException w:name="Grid Table 6 Colorful Accent 1" w:uiPriority="51"/>
+    <w:lsdException w:name="Grid Table 7 Colorful Accent 1" w:uiPriority="52"/>
+    <w:lsdException w:name="Grid Table 1 Light Accent 2" w:uiPriority="46"/>
+    <w:lsdException w:name="Grid Table 2 Accent 2" w:uiPriority="47"/>
+    <w:lsdException w:name="Grid Table 3 Accent 2" w:uiPriority="48"/>
+    <w:lsdException w:name="Grid Table 4 Accent 2" w:uiPriority="49"/>
+    <w:lsdException w:name="Grid Table 5 Dark Accent 2" w:uiPriority="50"/>
+    <w:lsdException w:name="Grid Table 6 Colorful Accent 2" w:uiPriority="51"/>
+    <w:lsdException w:name="Grid Table 7 Colorful Accent 2" w:uiPriority="52"/>
+    <w:lsdException w:name="Grid Table 1 Light Accent 3" w:uiPriority="46"/>
+    <w:lsdException w:name="Grid Table 2 Accent 3" w:uiPriority="47"/>
+    <w:lsdException w:name="Grid Table 3 Accent 3" w:uiPriority="48"/>
+    <w:lsdException w:name="Grid Table 4 Accent 3" w:uiPriority="49"/>
+    <w:lsdException w:name="Grid Table 5 Dark Accent 3" w:uiPriority="50"/>
+    <w:lsdException w:name="Grid Table 6 Colorful Accent 3" w:uiPriority="51"/>
+    <w:lsdException w:name="Grid Table 7 Colorful Accent 3" w:uiPriority="52"/>
+    <w:lsdException w:name="Grid Table 1 Light Accent 4" w:uiPriority="46"/>
+    <w:lsdException w:name="Grid Table 2 Accent 4" w:uiPriority="47"/>
+    <w:lsdException w:name="Grid Table 3 Accent 4" w:uiPriority="48"/>
+    <w:lsdException w:name="Grid Table 4 Accent 4" w:uiPriority="49"/>
+    <w:lsdException w:name="Grid Table 5 Dark Accent 4" w:uiPriority="50"/>
+    <w:lsdException w:name="Grid Table 6 Colorful Accent 4" w:uiPriority="51"/>
+    <w:lsdException w:name="Grid Table 7 Colorful Accent 4" w:uiPriority="52"/>
+    <w:lsdException w:name="Grid Table 1 Light Accent 5" w:uiPriority="46"/>
+    <w:lsdException w:name="Grid Table 2 Accent 5" w:uiPriority="47"/>
+    <w:lsdException w:name="Grid Table 3 Accent 5" w:uiPriority="48"/>
+    <w:lsdException w:name="Grid Table 4 Accent 5" w:uiPriority="49"/>
+    <w:lsdException w:name="Grid Table 5 Dark Accent 5" w:uiPriority="50"/>
+    <w:lsdException w:name="Grid Table 6 Colorful Accent 5" w:uiPriority="51"/>
+    <w:lsdException w:name="Grid Table 7 Colorful Accent 5" w:uiPriority="52"/>
+    <w:lsdException w:name="Grid Table 1 Light Accent 6" w:uiPriority="46"/>
+    <w:lsdException w:name="Grid Table 2 Accent 6" w:uiPriority="47"/>
+    <w:lsdException w:name="Grid Table 3 Accent 6" w:uiPriority="48"/>
+    <w:lsdException w:name="Grid Table 4 Accent 6" w:uiPriority="49"/>
+    <w:lsdException w:name="Grid Table 5 Dark Accent 6" w:uiPriority="50"/>
+    <w:lsdException w:name="Grid Table 6 Colorful Accent 6" w:uiPriority="51"/>
+    <w:lsdException w:name="Grid Table 7 Colorful Accent 6" w:uiPriority="52"/>
+    <w:lsdException w:name="List Table 1 Light" w:uiPriority="46"/>
+    <w:lsdException w:name="List Table 2" w:uiPriority="47"/>
+    <w:lsdException w:name="List Table 3" w:uiPriority="48"/>
+    <w:lsdException w:name="List Table 4" w:uiPriority="49"/>
+    <w:lsdException w:name="List Table 5 Dark" w:uiPriority="50"/>
+    <w:lsdException w:name="List Table 6 Colorful" w:uiPriority="51"/>
+    <w:lsdException w:name="List Table 7 Colorful" w:uiPriority="52"/>
+    <w:lsdException w:name="List Table 1 Light Accent 1" w:uiPriority="46"/>
+    <w:lsdException w:name="List Table 2 Accent 1" w:uiPriority="47"/>
+    <w:lsdException w:name="List Table 3 Accent 1" w:uiPriority="48"/>
+    <w:lsdException w:name="List Table 4 Accent 1" w:uiPriority="49"/>
+    <w:lsdException w:name="List Table 5 Dark Accent 1" w:uiPriority="50"/>
+    <w:lsdException w:name="List Table 6 Colorful Accent 1" w:uiPriority="51"/>
+    <w:lsdException w:name="List Table 7 Colorful Accent 1" w:uiPriority="52"/>
+    <w:lsdException w:name="List Table 1 Light Accent 2" w:uiPriority="46"/>
+    <w:lsdException w:name="List Table 2 Accent 2" w:uiPriority="47"/>
+    <w:lsdException w:name="List Table 3 Accent 2" w:uiPriority="48"/>
+    <w:lsdException w:name="List Table 4 Accent 2" w:uiPriority="49"/>
+    <w:lsdException w:name="List Table 5 Dark Accent 2" w:uiPriority="50"/>
+    <w:lsdException w:name="List Table 6 Colorful Accent 2" w:uiPriority="51"/>
+    <w:lsdException w:name="List Table 7 Colorful Accent 2" w:uiPriority="52"/>
+    <w:lsdException w:name="List Table 1 Light Accent 3" w:uiPriority="46"/>
+    <w:lsdException w:name="List Table 2 Accent 3" w:uiPriority="47"/>
+    <w:lsdException w:name="List Table 3 Accent 3" w:uiPriority="48"/>
+    <w:lsdException w:name="List Table 4 Accent 3" w:uiPriority="49"/>
+    <w:lsdException w:name="List Table 5 Dark Accent 3" w:uiPriority="50"/>
+    <w:lsdException w:name="List Table 6 Colorful Accent 3" w:uiPriority="51"/>
+    <w:lsdException w:name="List Table 7 Colorful Accent 3" w:uiPriority="52"/>
+    <w:lsdException w:name="List Table 1 Light Accent 4" w:uiPriority="46"/>
+    <w:lsdException w:name="List Table 2 Accent 4" w:uiPriority="47"/>
+    <w:lsdException w:name="List Table 3 Accent 4" w:uiPriority="48"/>
+    <w:lsdException w:name="List Table 4 Accent 4" w:uiPriority="49"/>
+    <w:lsdException w:name="List Table 5 Dark Accent 4" w:uiPriority="50"/>
+    <w:lsdException w:name="List Table 6 Colorful Accent 4" w:uiPriority="51"/>
+    <w:lsdException w:name="List Table 7 Colorful Accent 4" w:uiPriority="52"/>
+    <w:lsdException w:name="List Table 1 Light Accent 5" w:uiPriority="46"/>
+    <w:lsdException w:name="List Table 2 Accent 5" w:uiPriority="47"/>
+    <w:lsdException w:name="List Table 3 Accent 5" w:uiPriority="48"/>
+    <w:lsdException w:name="List Table 4 Accent 5" w:uiPriority="49"/>
+    <w:lsdException w:name="List Table 5 Dark Accent 5" w:uiPriority="50"/>
+    <w:lsdException w:name="List Table 6 Colorful Accent 5" w:uiPriority="51"/>
+    <w:lsdException w:name="List Table 7 Colorful Accent 5" w:uiPriority="52"/>
+    <w:lsdException w:name="List Table 1 Light Accent 6" w:uiPriority="46"/>
+    <w:lsdException w:name="List Table 2 Accent 6" w:uiPriority="47"/>
+    <w:lsdException w:name="List Table 3 Accent 6" w:uiPriority="48"/>
+    <w:lsdException w:name="List Table 4 Accent 6" w:uiPriority="49"/>
+    <w:lsdException w:name="List Table 5 Dark Accent 6" w:uiPriority="50"/>
+    <w:lsdException w:name="List Table 6 Colorful Accent 6" w:uiPriority="51"/>
+    <w:lsdException w:name="List Table 7 Colorful Accent 6" w:uiPriority="52"/>
+    <w:lsdException w:name="Mention" w:semiHidden="1" w:unhideWhenUsed="1"/>
+    <w:lsdException w:name="Smart Hyperlink" w:semiHidden="1" w:unhideWhenUsed="1"/>
+    <w:lsdException w:name="Hashtag" w:semiHidden="1" w:unhideWhenUsed="1"/>
+    <w:lsdException w:name="Unresolved Mention" w:semiHidden="1" w:unhideWhenUsed="1"/>
+    <w:lsdException w:name="Smart Link" w:semiHidden="1" w:unhideWhenUsed="1"/>
+  </w:latentStyles>
+  <w:style w:type="paragraph" w:styleId="Normal" w:default="1">
+    <w:name w:val="Normal"/>
+    <w:qFormat/>
+    <w:rsid w:val="003621CF"/>
+    <w:pPr>
+      <w:spacing w:after="0" w:line="240" w:lineRule="auto"/>
+      <w:jc w:val="both"/>
+    </w:pPr>
+    <w:rPr>
+      <w:rFonts w:ascii="Times New Roman" w:hAnsi="Times New Roman"/>
+      <w:noProof/>
+      <w:sz w:val="24"/>
+      <w:lang w:val="bs-Latn-BA"/>
+    </w:rPr>
+  </w:style>
+  <w:style w:type="paragraph" w:styleId="Heading1">
+    <w:name w:val="heading 1"/>
+    <w:basedOn w:val="Normal"/>
+    <w:next w:val="Normal"/>
+    <w:link w:val="Heading1Char"/>
+    <w:uiPriority w:val="9"/>
+    <w:qFormat/>
+    <w:rsid w:val="003937C7"/>
+    <w:pPr>
+      <w:keepNext/>
+      <w:keepLines/>
+      <w:jc w:val="center"/>
+      <w:outlineLvl w:val="0"/>
+    </w:pPr>
+    <w:rPr>
+      <w:rFonts w:eastAsiaTheme="majorEastAsia" w:cstheme="majorBidi"/>
+      <w:b/>
+      <w:sz w:val="32"/>
+      <w:szCs w:val="32"/>
+    </w:rPr>
+  </w:style>
+  <w:style w:type="paragraph" w:styleId="Heading2">
+    <w:name w:val="heading 2"/>
+    <w:basedOn w:val="Normal"/>
+    <w:next w:val="Normal"/>
+    <w:link w:val="Heading2Char"/>
+    <w:uiPriority w:val="9"/>
+    <w:unhideWhenUsed/>
+    <w:qFormat/>
+    <w:rsid w:val="003937C7"/>
+    <w:pPr>
+      <w:keepNext/>
+      <w:keepLines/>
+      <w:numPr>
+        <w:numId w:val="1"/>
+      </w:numPr>
+      <w:outlineLvl w:val="1"/>
+    </w:pPr>
+    <w:rPr>
+      <w:rFonts w:eastAsiaTheme="majorEastAsia" w:cstheme="majorBidi"/>
+      <w:b/>
+      <w:color w:val="2F5496" w:themeColor="accent1" w:themeShade="BF"/>
+      <w:sz w:val="26"/>
+      <w:szCs w:val="26"/>
+    </w:rPr>
+  </w:style>
+  <w:style w:type="character" w:styleId="DefaultParagraphFont" w:default="1">
+    <w:name w:val="Default Paragraph Font"/>
+    <w:uiPriority w:val="1"/>
+    <w:semiHidden/>
+    <w:unhideWhenUsed/>
+  </w:style>
+  <w:style w:type="table" w:styleId="TableNormal" w:default="1">
+    <w:name w:val="Normal Table"/>
+    <w:uiPriority w:val="99"/>
+    <w:semiHidden/>
+    <w:unhideWhenUsed/>
+    <w:tblPr>
+      <w:tblInd w:w="0" w:type="dxa"/>
+      <w:tblCellMar>
+        <w:top w:w="0" w:type="dxa"/>
+        <w:left w:w="108" w:type="dxa"/>
+        <w:bottom w:w="0" w:type="dxa"/>
+        <w:right w:w="108" w:type="dxa"/>
+      </w:tblCellMar>
+    </w:tblPr>
+  </w:style>
+  <w:style w:type="numbering" w:styleId="NoList" w:default="1">
+    <w:name w:val="No List"/>
+    <w:uiPriority w:val="99"/>
+    <w:semiHidden/>
+    <w:unhideWhenUsed/>
+  </w:style>
+  <w:style w:type="paragraph" w:styleId="Header">
+    <w:name w:val="header"/>
+    <w:basedOn w:val="Normal"/>
+    <w:link w:val="HeaderChar"/>
+    <w:uiPriority w:val="99"/>
+    <w:unhideWhenUsed/>
+    <w:rsid w:val="003937C7"/>
+    <w:pPr>
+      <w:tabs>
+        <w:tab w:val="center" w:pos="4680"/>
+        <w:tab w:val="right" w:pos="9360"/>
+      </w:tabs>
+    </w:pPr>
+  </w:style>
+  <w:style w:type="character" w:styleId="HeaderChar" w:customStyle="1">
+    <w:name w:val="Header Char"/>
+    <w:basedOn w:val="DefaultParagraphFont"/>
+    <w:link w:val="Header"/>
+    <w:uiPriority w:val="99"/>
+    <w:rsid w:val="003937C7"/>
+    <w:rPr>
+      <w:noProof/>
+      <w:lang w:val="bs-Latn-BA"/>
+    </w:rPr>
+  </w:style>
+  <w:style w:type="paragraph" w:styleId="Footer">
+    <w:name w:val="footer"/>
+    <w:basedOn w:val="Normal"/>
+    <w:link w:val="FooterChar"/>
+    <w:uiPriority w:val="99"/>
+    <w:unhideWhenUsed/>
+    <w:rsid w:val="003937C7"/>
+    <w:pPr>
+      <w:tabs>
+        <w:tab w:val="center" w:pos="4680"/>
+        <w:tab w:val="right" w:pos="9360"/>
+      </w:tabs>
+    </w:pPr>
+  </w:style>
+  <w:style w:type="character" w:styleId="FooterChar" w:customStyle="1">
+    <w:name w:val="Footer Char"/>
+    <w:basedOn w:val="DefaultParagraphFont"/>
+    <w:link w:val="Footer"/>
+    <w:uiPriority w:val="99"/>
+    <w:rsid w:val="003937C7"/>
+    <w:rPr>
+      <w:noProof/>
+      <w:lang w:val="bs-Latn-BA"/>
+    </w:rPr>
+  </w:style>
+  <w:style w:type="character" w:styleId="Heading1Char" w:customStyle="1">
+    <w:name w:val="Heading 1 Char"/>
+    <w:basedOn w:val="DefaultParagraphFont"/>
+    <w:link w:val="Heading1"/>
+    <w:uiPriority w:val="9"/>
+    <w:rsid w:val="003937C7"/>
+    <w:rPr>
+      <w:rFonts w:ascii="Times New Roman" w:hAnsi="Times New Roman" w:eastAsiaTheme="majorEastAsia" w:cstheme="majorBidi"/>
+      <w:b/>
+      <w:noProof/>
+      <w:sz w:val="32"/>
+      <w:szCs w:val="32"/>
+      <w:lang w:val="bs-Latn-BA"/>
+    </w:rPr>
+  </w:style>
+  <w:style w:type="character" w:styleId="Heading2Char" w:customStyle="1">
+    <w:name w:val="Heading 2 Char"/>
+    <w:basedOn w:val="DefaultParagraphFont"/>
+    <w:link w:val="Heading2"/>
+    <w:uiPriority w:val="9"/>
+    <w:rsid w:val="003937C7"/>
+    <w:rPr>
+      <w:rFonts w:ascii="Times New Roman" w:hAnsi="Times New Roman" w:eastAsiaTheme="majorEastAsia" w:cstheme="majorBidi"/>
+      <w:b/>
+      <w:noProof/>
+      <w:color w:val="2F5496" w:themeColor="accent1" w:themeShade="BF"/>
+      <w:sz w:val="26"/>
+      <w:szCs w:val="26"/>
+      <w:lang w:val="bs-Latn-BA"/>
+    </w:rPr>
+  </w:style>
+  <w:style w:type="character" w:styleId="PlaceholderText">
+    <w:name w:val="Placeholder Text"/>
+    <w:basedOn w:val="DefaultParagraphFont"/>
+    <w:uiPriority w:val="99"/>
+    <w:semiHidden/>
+    <w:rsid w:val="003937C7"/>
+    <w:rPr>
+      <w:color w:val="808080"/>
+    </w:rPr>
+  </w:style>
+  <w:style w:type="paragraph" w:styleId="ListParagraph">
+    <w:name w:val="List Paragraph"/>
+    <w:basedOn w:val="Normal"/>
+    <w:uiPriority w:val="34"/>
+    <w:qFormat/>
+    <w:rsid w:val="003937C7"/>
+    <w:pPr>
+      <w:ind w:left="720"/>
+      <w:contextualSpacing/>
+    </w:pPr>
+  </w:style>
+  <w:style w:type="table" w:styleId="TableGrid">
+    <w:name w:val="Table Grid"/>
+    <w:basedOn w:val="TableNormal"/>
+    <w:uiPriority w:val="39"/>
+    <w:rsid w:val="003937C7"/>
+    <w:pPr>
+      <w:spacing w:after="0" w:line="240" w:lineRule="auto"/>
+    </w:pPr>
+    <w:tblPr>
+      <w:tblBorders>
+        <w:top w:val="single" w:color="auto" w:sz="4" w:space="0"/>
+        <w:left w:val="single" w:color="auto" w:sz="4" w:space="0"/>
+        <w:bottom w:val="single" w:color="auto" w:sz="4" w:space="0"/>
+        <w:right w:val="single" w:color="auto" w:sz="4" w:space="0"/>
+        <w:insideH w:val="single" w:color="auto" w:sz="4" w:space="0"/>
+        <w:insideV w:val="single" w:color="auto" w:sz="4" w:space="0"/>
+      </w:tblBorders>
+    </w:tblPr>
+  </w:style>
+  <w:style w:type="character" w:styleId="CommentReference">
+    <w:name w:val="annotation reference"/>
+    <w:basedOn w:val="DefaultParagraphFont"/>
+    <w:uiPriority w:val="99"/>
+    <w:semiHidden/>
+    <w:unhideWhenUsed/>
+    <w:rsid w:val="00D54B0C"/>
+    <w:rPr>
+      <w:sz w:val="16"/>
+      <w:szCs w:val="16"/>
+    </w:rPr>
+  </w:style>
+  <w:style w:type="paragraph" w:styleId="CommentText">
+    <w:name w:val="annotation text"/>
+    <w:basedOn w:val="Normal"/>
+    <w:link w:val="CommentTextChar"/>
+    <w:uiPriority w:val="99"/>
+    <w:semiHidden/>
+    <w:unhideWhenUsed/>
+    <w:rsid w:val="00D54B0C"/>
+    <w:rPr>
+      <w:sz w:val="20"/>
+      <w:szCs w:val="20"/>
+    </w:rPr>
+  </w:style>
+  <w:style w:type="character" w:styleId="CommentTextChar" w:customStyle="1">
+    <w:name w:val="Comment Text Char"/>
+    <w:basedOn w:val="DefaultParagraphFont"/>
+    <w:link w:val="CommentText"/>
+    <w:uiPriority w:val="99"/>
+    <w:semiHidden/>
+    <w:rsid w:val="00D54B0C"/>
+    <w:rPr>
+      <w:rFonts w:ascii="Times New Roman" w:hAnsi="Times New Roman"/>
+      <w:noProof/>
+      <w:sz w:val="20"/>
+      <w:szCs w:val="20"/>
+      <w:lang w:val="bs-Latn-BA"/>
+    </w:rPr>
+  </w:style>
+  <w:style w:type="paragraph" w:styleId="CommentSubject">
+    <w:name w:val="annotation subject"/>
+    <w:basedOn w:val="CommentText"/>
+    <w:next w:val="CommentText"/>
+    <w:link w:val="CommentSubjectChar"/>
+    <w:uiPriority w:val="99"/>
+    <w:semiHidden/>
+    <w:unhideWhenUsed/>
+    <w:rsid w:val="00D54B0C"/>
+    <w:rPr>
+      <w:b/>
+      <w:bCs/>
+    </w:rPr>
+  </w:style>
+  <w:style w:type="character" w:styleId="CommentSubjectChar" w:customStyle="1">
+    <w:name w:val="Comment Subject Char"/>
+    <w:basedOn w:val="CommentTextChar"/>
+    <w:link w:val="CommentSubject"/>
+    <w:uiPriority w:val="99"/>
+    <w:semiHidden/>
+    <w:rsid w:val="00D54B0C"/>
+    <w:rPr>
+      <w:rFonts w:ascii="Times New Roman" w:hAnsi="Times New Roman"/>
+      <w:b/>
+      <w:bCs/>
+      <w:noProof/>
+      <w:sz w:val="20"/>
+      <w:szCs w:val="20"/>
+      <w:lang w:val="bs-Latn-BA"/>
+    </w:rPr>
+  </w:style>
+  <w:style w:type="paragraph" w:styleId="BalloonText">
+    <w:name w:val="Balloon Text"/>
+    <w:basedOn w:val="Normal"/>
+    <w:link w:val="BalloonTextChar"/>
+    <w:uiPriority w:val="99"/>
+    <w:semiHidden/>
+    <w:unhideWhenUsed/>
+    <w:rsid w:val="00DE41B7"/>
+    <w:rPr>
+      <w:rFonts w:ascii="Segoe UI" w:hAnsi="Segoe UI" w:cs="Segoe UI"/>
+      <w:sz w:val="18"/>
+      <w:szCs w:val="18"/>
+    </w:rPr>
+  </w:style>
+  <w:style w:type="character" w:styleId="BalloonTextChar" w:customStyle="1">
+    <w:name w:val="Balloon Text Char"/>
+    <w:basedOn w:val="DefaultParagraphFont"/>
+    <w:link w:val="BalloonText"/>
+    <w:uiPriority w:val="99"/>
+    <w:semiHidden/>
+    <w:rsid w:val="00DE41B7"/>
+    <w:rPr>
+      <w:rFonts w:ascii="Segoe UI" w:hAnsi="Segoe UI" w:cs="Segoe UI"/>
+      <w:noProof/>
+      <w:sz w:val="18"/>
+      <w:szCs w:val="18"/>
+      <w:lang w:val="bs-Latn-BA"/>
+    </w:rPr>
+  </w:style>
+  <w:style w:type="character" w:styleId="Hyperlink">
+    <w:name w:val="Hyperlink"/>
+    <w:basedOn w:val="DefaultParagraphFont"/>
+    <w:uiPriority w:val="99"/>
+    <w:unhideWhenUsed/>
+    <w:rsid w:val="00FC2C03"/>
+    <w:rPr>
+      <w:color w:val="0563C1" w:themeColor="hyperlink"/>
+      <w:u w:val="single"/>
+    </w:rPr>
+  </w:style>
+  <w:style w:type="character" w:styleId="UnresolvedMention1" w:customStyle="1">
+    <w:name w:val="Unresolved Mention1"/>
+    <w:basedOn w:val="DefaultParagraphFont"/>
+    <w:uiPriority w:val="99"/>
+    <w:semiHidden/>
+    <w:unhideWhenUsed/>
+    <w:rsid w:val="00FC2C03"/>
+    <w:rPr>
+      <w:color w:val="605E5C"/>
+      <w:shd w:val="clear" w:color="auto" w:fill="E1DFDD"/>
+    </w:rPr>
+  </w:style>
+</w:styles>
+</file>
+
+<file path=word/glossary/document.xml><?xml version="1.0" encoding="utf-8"?>
+<w:glossaryDocument xmlns:wpc="http://schemas.microsoft.com/office/word/2010/wordprocessingCanvas" xmlns:cx="http://schemas.microsoft.com/office/drawing/2014/chartex" xmlns:cx1="http://schemas.microsoft.com/office/drawing/2015/9/8/chartex" xmlns:cx2="http://schemas.microsoft.com/office/drawing/2015/10/21/chartex" xmlns:cx3="http://schemas.microsoft.com/office/drawing/2016/5/9/chartex" xmlns:cx4="http://schemas.microsoft.com/office/drawing/2016/5/10/chartex" xmlns:cx5="http://schemas.microsoft.com/office/drawing/2016/5/11/chartex" xmlns:cx6="http://schemas.microsoft.com/office/drawing/2016/5/12/chartex" xmlns:cx7="http://schemas.microsoft.com/office/drawing/2016/5/13/chartex" xmlns:cx8="http://schemas.microsoft.com/office/drawing/2016/5/14/chartex" xmlns:mc="http://schemas.openxmlformats.org/markup-compatibility/2006" xmlns:aink="http://schemas.microsoft.com/office/drawing/2016/ink" xmlns:am3d="http://schemas.microsoft.com/office/drawing/2017/model3d" xmlns:o="urn:schemas-microsoft-com:office:office" xmlns:oel="http://schemas.microsoft.com/office/2019/extlst" xmlns:r="http://schemas.openxmlformats.org/officeDocument/2006/relationships" xmlns:m="http://schemas.openxmlformats.org/officeDocument/2006/math" xmlns:v="urn:schemas-microsoft-com:vml" xmlns:wp14="http://schemas.microsoft.com/office/word/2010/wordprocessingDrawing" xmlns:wp="http://schemas.openxmlformats.org/drawingml/2006/wordprocessingDrawing" xmlns:w10="urn:schemas-microsoft-com:office:word" xmlns:w="http://schemas.openxmlformats.org/wordprocessingml/2006/main" xmlns:w14="http://schemas.microsoft.com/office/word/2010/wordml" xmlns:w15="http://schemas.microsoft.com/office/word/2012/wordml" xmlns:w16cex="http://schemas.microsoft.com/office/word/2018/wordml/cex" xmlns:w16cid="http://schemas.microsoft.com/office/word/2016/wordml/cid" xmlns:w16="http://schemas.microsoft.com/office/word/2018/wordml" xmlns:w16du="http://schemas.microsoft.com/office/word/2023/wordml/word16du" xmlns:w16sdtdh="http://schemas.microsoft.com/office/word/2020/wordml/sdtdatahash" xmlns:w16sdtfl="http://schemas.microsoft.com/office/word/2024/wordml/sdtformatlock" xmlns:w16se="http://schemas.microsoft.com/office/word/2015/wordml/symex" xmlns:wpg="http://schemas.microsoft.com/office/word/2010/wordprocessingGroup" xmlns:wpi="http://schemas.microsoft.com/office/word/2010/wordprocessingInk" xmlns:wne="http://schemas.microsoft.com/office/word/2006/wordml" xmlns:wps="http://schemas.microsoft.com/office/word/2010/wordprocessingShape" mc:Ignorable="w14 w15 w16se w16cid w16 w16cex w16sdtdh w16sdtfl w16du wp14">
+  <w:docParts>
+    <w:docPart>
+      <w:docPartPr>
+        <w:name w:val="DefaultPlaceholder_-1854013440"/>
+        <w:category>
+          <w:name w:val="General"/>
+          <w:gallery w:val="placeholder"/>
+        </w:category>
+        <w:types>
+          <w:type w:val="bbPlcHdr"/>
+        </w:types>
+        <w:behaviors>
+          <w:behavior w:val="content"/>
+        </w:behaviors>
+        <w:guid w:val="{DFA8E756-5DFC-455C-B35D-F9FB0AC37C77}"/>
+      </w:docPartPr>
+      <w:docPartBody>
+        <w:p>
+          <w:r>
+            <w:rPr>
+              <w:rStyle w:val="PlaceholderText"/>
+            </w:rPr>
+            <w:t>Click or tap here to enter text.</w:t>
+          </w:r>
+        </w:p>
+      </w:docPartBody>
+    </w:docPart>
+    <w:docPart>
+      <w:docPartPr>
+        <w:name w:val="ACD036B6CAE4452ABA1FACF39B64B057"/>
+        <w:category>
+          <w:name w:val="General"/>
+          <w:gallery w:val="placeholder"/>
+        </w:category>
+        <w:types>
+          <w:type w:val="bbPlcHdr"/>
+        </w:types>
+        <w:behaviors>
+          <w:behavior w:val="content"/>
+        </w:behaviors>
+        <w:guid w:val="{49798BD7-8DF4-482D-A0C2-62B824A015B0}"/>
+      </w:docPartPr>
+      <w:docPartBody>
+        <w:p>
+          <w:pPr>
+            <w:pStyle w:val="ACD036B6CAE4452ABA1FACF39B64B057"/>
+          </w:pPr>
+          <w:r>
+            <w:rPr>
+              <w:rStyle w:val="PlaceholderText"/>
+            </w:rPr>
+            <w:t>Click or tap here to enter text.</w:t>
+          </w:r>
+        </w:p>
+      </w:docPartBody>
+    </w:docPart>
+    <w:docPart>
+      <w:docPartPr>
+        <w:name w:val="6BC6CEAE8D254C14AEF1DBCDD9262A50"/>
+        <w:category>
+          <w:name w:val="General"/>
+          <w:gallery w:val="placeholder"/>
+        </w:category>
+        <w:types>
+          <w:type w:val="bbPlcHdr"/>
+        </w:types>
+        <w:behaviors>
+          <w:behavior w:val="content"/>
+        </w:behaviors>
+        <w:guid w:val="{60DA2251-CBF8-4D46-ACC1-8D1DA4C49F2F}"/>
+      </w:docPartPr>
+      <w:docPartBody>
+        <w:p>
+          <w:pPr>
+            <w:pStyle w:val="6BC6CEAE8D254C14AEF1DBCDD9262A50"/>
+          </w:pPr>
+          <w:r>
+            <w:rPr>
+              <w:rStyle w:val="PlaceholderText"/>
+            </w:rPr>
+            <w:t>Click or tap here to enter text.</w:t>
+          </w:r>
+        </w:p>
+      </w:docPartBody>
+    </w:docPart>
+    <w:docPart>
+      <w:docPartPr>
+        <w:name w:val="9C88C730D5204631AA408D5788907320"/>
+        <w:category>
+          <w:name w:val="General"/>
+          <w:gallery w:val="placeholder"/>
+        </w:category>
+        <w:types>
+          <w:type w:val="bbPlcHdr"/>
+        </w:types>
+        <w:behaviors>
+          <w:behavior w:val="content"/>
+        </w:behaviors>
+        <w:guid w:val="{B474A4BD-0E3F-4397-9AAC-F0A50800FE9E}"/>
+      </w:docPartPr>
+      <w:docPartBody>
+        <w:p>
+          <w:pPr>
+            <w:pStyle w:val="9C88C730D5204631AA408D5788907320"/>
+          </w:pPr>
+          <w:r>
+            <w:rPr>
+              <w:rStyle w:val="PlaceholderText"/>
+            </w:rPr>
+            <w:t>Click or tap here to enter text.</w:t>
+          </w:r>
+        </w:p>
+      </w:docPartBody>
+    </w:docPart>
+    <w:docPart>
+      <w:docPartPr>
+        <w:name w:val="6E0B6B74861B43E38D1C6F2408DE184E"/>
+        <w:category>
+          <w:name w:val="General"/>
+          <w:gallery w:val="placeholder"/>
+        </w:category>
+        <w:types>
+          <w:type w:val="bbPlcHdr"/>
+        </w:types>
+        <w:behaviors>
+          <w:behavior w:val="content"/>
+        </w:behaviors>
+        <w:guid w:val="{D8E5279D-0CA5-4975-B5E2-129BEC2D9DD5}"/>
+      </w:docPartPr>
+      <w:docPartBody>
+        <w:p>
+          <w:pPr>
+            <w:pStyle w:val="6E0B6B74861B43E38D1C6F2408DE184E"/>
+          </w:pPr>
+          <w:r>
+            <w:rPr>
+              <w:rStyle w:val="PlaceholderText"/>
+            </w:rPr>
+            <w:t>Click or tap here to enter text.</w:t>
+          </w:r>
+        </w:p>
+      </w:docPartBody>
+    </w:docPart>
+    <w:docPart>
+      <w:docPartPr>
+        <w:name w:val="ABB723B1E48B4C42964D2C4640102F96"/>
+        <w:category>
+          <w:name w:val="General"/>
+          <w:gallery w:val="placeholder"/>
+        </w:category>
+        <w:types>
+          <w:type w:val="bbPlcHdr"/>
+        </w:types>
+        <w:behaviors>
+          <w:behavior w:val="content"/>
+        </w:behaviors>
+        <w:guid w:val="{B3E00C55-FF7A-4031-9E25-D88A2822ACE8}"/>
+      </w:docPartPr>
+      <w:docPartBody>
+        <w:p>
+          <w:pPr>
+            <w:pStyle w:val="ABB723B1E48B4C42964D2C4640102F96"/>
+          </w:pPr>
+          <w:r>
+            <w:rPr>
+              <w:rStyle w:val="PlaceholderText"/>
+            </w:rPr>
+            <w:t>Click or tap here to enter text.</w:t>
+          </w:r>
+        </w:p>
+      </w:docPartBody>
+    </w:docPart>
+    <w:docPart>
+      <w:docPartPr>
+        <w:name w:val="B2C933FF3D2D444A9796E44B6863F42E"/>
+        <w:category>
+          <w:name w:val="General"/>
+          <w:gallery w:val="placeholder"/>
+        </w:category>
+        <w:types>
+          <w:type w:val="bbPlcHdr"/>
+        </w:types>
+        <w:behaviors>
+          <w:behavior w:val="content"/>
+        </w:behaviors>
+        <w:guid w:val="{01080F1B-DD78-47F3-B92F-B3B06C06F860}"/>
+      </w:docPartPr>
+      <w:docPartBody>
+        <w:p>
+          <w:pPr>
+            <w:pStyle w:val="B2C933FF3D2D444A9796E44B6863F42E"/>
+          </w:pPr>
+          <w:r>
+            <w:rPr>
+              <w:rStyle w:val="PlaceholderText"/>
+            </w:rPr>
+            <w:t>Click or tap here to enter text.</w:t>
+          </w:r>
+        </w:p>
+      </w:docPartBody>
+    </w:docPart>
+    <w:docPart>
+      <w:docPartPr>
+        <w:name w:val="E56E68EDB3414E4FA2DBF8183205C7FC"/>
+        <w:category>
+          <w:name w:val="General"/>
+          <w:gallery w:val="placeholder"/>
+        </w:category>
+        <w:types>
+          <w:type w:val="bbPlcHdr"/>
+        </w:types>
+        <w:behaviors>
+          <w:behavior w:val="content"/>
+        </w:behaviors>
+        <w:guid w:val="{45FEB6BC-70A4-40EA-91F6-77EB3886015B}"/>
+      </w:docPartPr>
+      <w:docPartBody>
+        <w:p>
+          <w:pPr>
+            <w:pStyle w:val="E56E68EDB3414E4FA2DBF8183205C7FC"/>
+          </w:pPr>
+          <w:r>
+            <w:rPr>
+              <w:rStyle w:val="PlaceholderText"/>
+            </w:rPr>
+            <w:t>Click or tap here to enter text.</w:t>
+          </w:r>
+        </w:p>
+      </w:docPartBody>
+    </w:docPart>
+    <w:docPart>
+      <w:docPartPr>
+        <w:name w:val="6E7724F72DAA46FD978E846722B8B784"/>
+        <w:category>
+          <w:name w:val="General"/>
+          <w:gallery w:val="placeholder"/>
+        </w:category>
+        <w:types>
+          <w:type w:val="bbPlcHdr"/>
+        </w:types>
+        <w:behaviors>
+          <w:behavior w:val="content"/>
+        </w:behaviors>
+        <w:guid w:val="{E99DBF09-793B-4A43-936B-3B7E7987F908}"/>
+      </w:docPartPr>
+      <w:docPartBody>
+        <w:p>
+          <w:pPr>
+            <w:pStyle w:val="6E7724F72DAA46FD978E846722B8B784"/>
+          </w:pPr>
+          <w:r>
+            <w:rPr>
+              <w:rStyle w:val="PlaceholderText"/>
+            </w:rPr>
+            <w:t>Click or tap here to enter text.</w:t>
+          </w:r>
+        </w:p>
+      </w:docPartBody>
+    </w:docPart>
+    <w:docPart>
+      <w:docPartPr>
+        <w:name w:val="DefaultPlaceholder_-1854013438"/>
+        <w:category>
+          <w:name w:val="General"/>
+          <w:gallery w:val="placeholder"/>
+        </w:category>
+        <w:types>
+          <w:type w:val="bbPlcHdr"/>
+        </w:types>
+        <w:behaviors>
+          <w:behavior w:val="content"/>
+        </w:behaviors>
+        <w:guid w:val="{0C3073FE-ED46-45D3-BDEB-8E9A221BE754}"/>
+      </w:docPartPr>
+      <w:docPartBody>
+        <w:p>
+          <w:r>
+            <w:rPr>
+              <w:rStyle w:val="PlaceholderText"/>
+            </w:rPr>
+            <w:t>Choose an item.</w:t>
+          </w:r>
+        </w:p>
+      </w:docPartBody>
+    </w:docPart>
+    <w:docPart>
+      <w:docPartPr>
+        <w:name w:val="5166DF1738D745E8836585AEFE16AF0D"/>
+        <w:category>
+          <w:name w:val="General"/>
+          <w:gallery w:val="placeholder"/>
+        </w:category>
+        <w:types>
+          <w:type w:val="bbPlcHdr"/>
+        </w:types>
+        <w:behaviors>
+          <w:behavior w:val="content"/>
+        </w:behaviors>
+        <w:guid w:val="{B04F3B4C-B773-4379-8A0D-385908E39A67}"/>
+      </w:docPartPr>
+      <w:docPartBody>
+        <w:p>
+          <w:pPr>
+            <w:pStyle w:val="5166DF1738D745E8836585AEFE16AF0D"/>
+          </w:pPr>
+          <w:r>
+            <w:rPr>
+              <w:rStyle w:val="PlaceholderText"/>
+            </w:rPr>
+            <w:t>Choose an item.</w:t>
+          </w:r>
+        </w:p>
+      </w:docPartBody>
+    </w:docPart>
+    <w:docPart>
+      <w:docPartPr>
+        <w:name w:val="8AE4D63BAC5B4742B11E62B02E9A78AD"/>
+        <w:category>
+          <w:name w:val="General"/>
+          <w:gallery w:val="placeholder"/>
+        </w:category>
+        <w:types>
+          <w:type w:val="bbPlcHdr"/>
+        </w:types>
+        <w:behaviors>
+          <w:behavior w:val="content"/>
+        </w:behaviors>
+        <w:guid w:val="{19F9F6F8-857F-4DA0-9EB6-C114B66DDF90}"/>
+      </w:docPartPr>
+      <w:docPartBody>
+        <w:p>
+          <w:pPr>
+            <w:pStyle w:val="8AE4D63BAC5B4742B11E62B02E9A78AD"/>
+          </w:pPr>
+          <w:r>
+            <w:rPr>
+              <w:rStyle w:val="PlaceholderText"/>
+            </w:rPr>
+            <w:t>Choose an item.</w:t>
+          </w:r>
+        </w:p>
+      </w:docPartBody>
+    </w:docPart>
+    <w:docPart>
+      <w:docPartPr>
+        <w:name w:val="EC4963792A2646C4AB54E0E733866A4E"/>
+        <w:category>
+          <w:name w:val="General"/>
+          <w:gallery w:val="placeholder"/>
+        </w:category>
+        <w:types>
+          <w:type w:val="bbPlcHdr"/>
+        </w:types>
+        <w:behaviors>
+          <w:behavior w:val="content"/>
+        </w:behaviors>
+        <w:guid w:val="{82594D9F-20FF-477E-A218-D1C9A43D87EF}"/>
+      </w:docPartPr>
+      <w:docPartBody>
+        <w:p>
+          <w:pPr>
+            <w:pStyle w:val="EC4963792A2646C4AB54E0E733866A4E"/>
+          </w:pPr>
+          <w:r>
+            <w:rPr>
+              <w:rStyle w:val="PlaceholderText"/>
+            </w:rPr>
+            <w:t>Click or tap here to enter text.</w:t>
+          </w:r>
+        </w:p>
+      </w:docPartBody>
+    </w:docPart>
+    <w:docPart>
+      <w:docPartPr>
+        <w:name w:val="F194CCA70C664931AAB8D817CDEA3578"/>
+        <w:category>
+          <w:name w:val="General"/>
+          <w:gallery w:val="placeholder"/>
+        </w:category>
+        <w:types>
+          <w:type w:val="bbPlcHdr"/>
+        </w:types>
+        <w:behaviors>
+          <w:behavior w:val="content"/>
+        </w:behaviors>
+        <w:guid w:val="{D9EA3267-0106-4759-B0CE-8DA1C37CEF79}"/>
+      </w:docPartPr>
+      <w:docPartBody>
+        <w:p>
+          <w:pPr>
+            <w:pStyle w:val="F194CCA70C664931AAB8D817CDEA3578"/>
+          </w:pPr>
+          <w:r>
+            <w:rPr>
+              <w:rStyle w:val="PlaceholderText"/>
+            </w:rPr>
+            <w:t>Choose an item.</w:t>
+          </w:r>
+        </w:p>
+      </w:docPartBody>
+    </w:docPart>
+    <w:docPart>
+      <w:docPartPr>
+        <w:name w:val="7D3466FD1FA94235B51457305A82F7A5"/>
+        <w:category>
+          <w:name w:val="General"/>
+          <w:gallery w:val="placeholder"/>
+        </w:category>
+        <w:types>
+          <w:type w:val="bbPlcHdr"/>
+        </w:types>
+        <w:behaviors>
+          <w:behavior w:val="content"/>
+        </w:behaviors>
+        <w:guid w:val="{5272938F-5DAA-4ED5-94C5-78A255DA6721}"/>
+      </w:docPartPr>
+      <w:docPartBody>
+        <w:p>
+          <w:pPr>
+            <w:pStyle w:val="7D3466FD1FA94235B51457305A82F7A5"/>
+          </w:pPr>
+          <w:r>
+            <w:rPr>
+              <w:rStyle w:val="PlaceholderText"/>
+            </w:rPr>
+            <w:t>Click or tap here to enter text.</w:t>
+          </w:r>
+        </w:p>
+      </w:docPartBody>
+    </w:docPart>
+    <w:docPart>
+      <w:docPartPr>
+        <w:name w:val="4488D085AA3947158EDFF9EF46237C5B"/>
+        <w:category>
+          <w:name w:val="General"/>
+          <w:gallery w:val="placeholder"/>
+        </w:category>
+        <w:types>
+          <w:type w:val="bbPlcHdr"/>
+        </w:types>
+        <w:behaviors>
+          <w:behavior w:val="content"/>
+        </w:behaviors>
+        <w:guid w:val="{CBB46C04-C07A-4EA5-BCF8-CE67F1B37A1D}"/>
+      </w:docPartPr>
+      <w:docPartBody>
+        <w:p>
+          <w:pPr>
+            <w:pStyle w:val="4488D085AA3947158EDFF9EF46237C5B"/>
+          </w:pPr>
+          <w:r>
+            <w:rPr>
+              <w:rStyle w:val="PlaceholderText"/>
+            </w:rPr>
+            <w:t>Choose an item.</w:t>
+          </w:r>
+        </w:p>
+      </w:docPartBody>
+    </w:docPart>
+    <w:docPart>
+      <w:docPartPr>
+        <w:name w:val="9E282A33D2D34EA2BB19239C8F1D69AD"/>
+        <w:category>
+          <w:name w:val="General"/>
+          <w:gallery w:val="placeholder"/>
+        </w:category>
+        <w:types>
+          <w:type w:val="bbPlcHdr"/>
+        </w:types>
+        <w:behaviors>
+          <w:behavior w:val="content"/>
+        </w:behaviors>
+        <w:guid w:val="{8EC8AD92-C6ED-4DF6-ABF3-4DAFEABFA018}"/>
+      </w:docPartPr>
+      <w:docPartBody>
+        <w:p>
+          <w:pPr>
+            <w:pStyle w:val="9E282A33D2D34EA2BB19239C8F1D69AD"/>
+          </w:pPr>
+          <w:r>
+            <w:rPr>
+              <w:rStyle w:val="PlaceholderText"/>
+            </w:rPr>
+            <w:t>Choose an item.</w:t>
+          </w:r>
+        </w:p>
+      </w:docPartBody>
+    </w:docPart>
+    <w:docPart>
+      <w:docPartPr>
+        <w:name w:val="43A3621F8D6C4D83B8798A9F3418C48E"/>
+        <w:category>
+          <w:name w:val="General"/>
+          <w:gallery w:val="placeholder"/>
+        </w:category>
+        <w:types>
+          <w:type w:val="bbPlcHdr"/>
+        </w:types>
+        <w:behaviors>
+          <w:behavior w:val="content"/>
+        </w:behaviors>
+        <w:guid w:val="{1319E514-0EC9-4D96-B711-0C06E5109384}"/>
+      </w:docPartPr>
+      <w:docPartBody>
+        <w:p>
+          <w:pPr>
+            <w:pStyle w:val="43A3621F8D6C4D83B8798A9F3418C48E"/>
+          </w:pPr>
+          <w:r>
+            <w:rPr>
+              <w:rStyle w:val="PlaceholderText"/>
+            </w:rPr>
+            <w:t>Click or tap here to enter text.</w:t>
+          </w:r>
+        </w:p>
+      </w:docPartBody>
+    </w:docPart>
+    <w:docPart>
+      <w:docPartPr>
+        <w:name w:val="D86443157EBF4D5A90F2525C29294A73"/>
+        <w:category>
+          <w:name w:val="General"/>
+          <w:gallery w:val="placeholder"/>
+        </w:category>
+        <w:types>
+          <w:type w:val="bbPlcHdr"/>
+        </w:types>
+        <w:behaviors>
+          <w:behavior w:val="content"/>
+        </w:behaviors>
+        <w:guid w:val="{1691FF98-F25B-4449-A945-87A35C965EA2}"/>
+      </w:docPartPr>
+      <w:docPartBody>
+        <w:p>
+          <w:pPr>
+            <w:pStyle w:val="D86443157EBF4D5A90F2525C29294A73"/>
+          </w:pPr>
+          <w:r>
+            <w:rPr>
+              <w:rStyle w:val="PlaceholderText"/>
+            </w:rPr>
+            <w:t>Choose an item.</w:t>
+          </w:r>
+        </w:p>
+      </w:docPartBody>
+    </w:docPart>
+    <w:docPart>
+      <w:docPartPr>
+        <w:name w:val="58214C2997B948B7A9FF774F7EDFFADF"/>
+        <w:category>
+          <w:name w:val="General"/>
+          <w:gallery w:val="placeholder"/>
+        </w:category>
+        <w:types>
+          <w:type w:val="bbPlcHdr"/>
+        </w:types>
+        <w:behaviors>
+          <w:behavior w:val="content"/>
+        </w:behaviors>
+        <w:guid w:val="{74AA4D90-46D6-43F0-A1C0-A3A560ACA898}"/>
+      </w:docPartPr>
+      <w:docPartBody>
+        <w:p>
+          <w:pPr>
+            <w:pStyle w:val="58214C2997B948B7A9FF774F7EDFFADF"/>
+          </w:pPr>
+          <w:r>
+            <w:rPr>
+              <w:rStyle w:val="PlaceholderText"/>
+            </w:rPr>
+            <w:t>Choose an item.</w:t>
+          </w:r>
+        </w:p>
+      </w:docPartBody>
+    </w:docPart>
+    <w:docPart>
+      <w:docPartPr>
+        <w:name w:val="8061A521E5F440C28627FDE5878D6B9B"/>
+        <w:category>
+          <w:name w:val="General"/>
+          <w:gallery w:val="placeholder"/>
+        </w:category>
+        <w:types>
+          <w:type w:val="bbPlcHdr"/>
+        </w:types>
+        <w:behaviors>
+          <w:behavior w:val="content"/>
+        </w:behaviors>
+        <w:guid w:val="{F182BB87-C5BD-4A86-8245-0C6458F8EBE4}"/>
+      </w:docPartPr>
+      <w:docPartBody>
+        <w:p>
+          <w:pPr>
+            <w:pStyle w:val="8061A521E5F440C28627FDE5878D6B9B"/>
+          </w:pPr>
+          <w:r>
+            <w:rPr>
+              <w:rStyle w:val="PlaceholderText"/>
+            </w:rPr>
+            <w:t>Choose an item.</w:t>
+          </w:r>
+        </w:p>
+      </w:docPartBody>
+    </w:docPart>
+    <w:docPart>
+      <w:docPartPr>
+        <w:name w:val="B4E2E640636D47279C9AAE0526BD6ABF"/>
+        <w:category>
+          <w:name w:val="General"/>
+          <w:gallery w:val="placeholder"/>
+        </w:category>
+        <w:types>
+          <w:type w:val="bbPlcHdr"/>
+        </w:types>
+        <w:behaviors>
+          <w:behavior w:val="content"/>
+        </w:behaviors>
+        <w:guid w:val="{35CA87D6-3C96-4985-A12E-2D952CF30197}"/>
+      </w:docPartPr>
+      <w:docPartBody>
+        <w:p>
+          <w:pPr>
+            <w:pStyle w:val="B4E2E640636D47279C9AAE0526BD6ABF"/>
+          </w:pPr>
+          <w:r>
+            <w:rPr>
+              <w:rStyle w:val="PlaceholderText"/>
+            </w:rPr>
+            <w:t>Choose an item.</w:t>
+          </w:r>
+        </w:p>
+      </w:docPartBody>
+    </w:docPart>
+    <w:docPart>
+      <w:docPartPr>
+        <w:name w:val="A054E535EC474072BF473D098948B53F"/>
+        <w:category>
+          <w:name w:val="General"/>
+          <w:gallery w:val="placeholder"/>
+        </w:category>
+        <w:types>
+          <w:type w:val="bbPlcHdr"/>
+        </w:types>
+        <w:behaviors>
+          <w:behavior w:val="content"/>
+        </w:behaviors>
+        <w:guid w:val="{B99C11E3-8117-4305-9075-61D7C00E2DE4}"/>
+      </w:docPartPr>
+      <w:docPartBody>
+        <w:p>
+          <w:pPr>
+            <w:pStyle w:val="A054E535EC474072BF473D098948B53F"/>
+          </w:pPr>
+          <w:r>
+            <w:rPr>
+              <w:rStyle w:val="PlaceholderText"/>
+            </w:rPr>
+            <w:t>Choose an item.</w:t>
+          </w:r>
+        </w:p>
+      </w:docPartBody>
+    </w:docPart>
+    <w:docPart>
+      <w:docPartPr>
+        <w:name w:val="FA445E9E653D4C8DAA57703B7F153B07"/>
+        <w:category>
+          <w:name w:val="General"/>
+          <w:gallery w:val="placeholder"/>
+        </w:category>
+        <w:types>
+          <w:type w:val="bbPlcHdr"/>
+        </w:types>
+        <w:behaviors>
+          <w:behavior w:val="content"/>
+        </w:behaviors>
+        <w:guid w:val="{4D845DD5-BBF8-4320-82C6-4C0C90ADC9D8}"/>
+      </w:docPartPr>
+      <w:docPartBody>
+        <w:p>
+          <w:pPr>
+            <w:pStyle w:val="FA445E9E653D4C8DAA57703B7F153B07"/>
+          </w:pPr>
+          <w:r>
+            <w:rPr>
+              <w:rStyle w:val="PlaceholderText"/>
+            </w:rPr>
+            <w:t>Choose an item.</w:t>
+          </w:r>
+        </w:p>
+      </w:docPartBody>
+    </w:docPart>
+    <w:docPart>
+      <w:docPartPr>
+        <w:name w:val="B4C83A80496A40F282E43D780DF835FC"/>
+        <w:category>
+          <w:name w:val="General"/>
+          <w:gallery w:val="placeholder"/>
+        </w:category>
+        <w:types>
+          <w:type w:val="bbPlcHdr"/>
+        </w:types>
+        <w:behaviors>
+          <w:behavior w:val="content"/>
+        </w:behaviors>
+        <w:guid w:val="{9C71759D-65C4-42DA-B44A-6207F22C3FEF}"/>
+      </w:docPartPr>
+      <w:docPartBody>
+        <w:p>
+          <w:pPr>
+            <w:pStyle w:val="B4C83A80496A40F282E43D780DF835FC"/>
+          </w:pPr>
+          <w:r>
+            <w:rPr>
+              <w:rStyle w:val="PlaceholderText"/>
+            </w:rPr>
+            <w:t>Choose an item.</w:t>
+          </w:r>
+        </w:p>
+      </w:docPartBody>
+    </w:docPart>
+    <w:docPart>
+      <w:docPartPr>
+        <w:name w:val="C0B9FEB870354C67934FAB4663644D16"/>
+        <w:category>
+          <w:name w:val="General"/>
+          <w:gallery w:val="placeholder"/>
+        </w:category>
+        <w:types>
+          <w:type w:val="bbPlcHdr"/>
+        </w:types>
+        <w:behaviors>
+          <w:behavior w:val="content"/>
+        </w:behaviors>
+        <w:guid w:val="{D833A3AE-EE49-4AA8-AB36-202EDBE4A71C}"/>
+      </w:docPartPr>
+      <w:docPartBody>
+        <w:p>
+          <w:pPr>
+            <w:pStyle w:val="C0B9FEB870354C67934FAB4663644D16"/>
+          </w:pPr>
+          <w:r>
+            <w:rPr>
+              <w:rStyle w:val="PlaceholderText"/>
+            </w:rPr>
+            <w:t>Choose an item.</w:t>
+          </w:r>
+        </w:p>
+      </w:docPartBody>
+    </w:docPart>
+    <w:docPart>
+      <w:docPartPr>
+        <w:name w:val="365C6A0DD092448180C78960B2F1BD97"/>
+        <w:category>
+          <w:name w:val="General"/>
+          <w:gallery w:val="placeholder"/>
+        </w:category>
+        <w:types>
+          <w:type w:val="bbPlcHdr"/>
+        </w:types>
+        <w:behaviors>
+          <w:behavior w:val="content"/>
+        </w:behaviors>
+        <w:guid w:val="{11685112-7653-439B-9D40-628AB074E54E}"/>
+      </w:docPartPr>
+      <w:docPartBody>
+        <w:p>
+          <w:pPr>
+            <w:pStyle w:val="365C6A0DD092448180C78960B2F1BD97"/>
+          </w:pPr>
+          <w:r>
+            <w:rPr>
+              <w:rStyle w:val="PlaceholderText"/>
+            </w:rPr>
+            <w:t>Click or tap here to enter text.</w:t>
+          </w:r>
+        </w:p>
+      </w:docPartBody>
+    </w:docPart>
+    <w:docPart>
+      <w:docPartPr>
+        <w:name w:val="E84380EDD0B74929A7D90832F3146962"/>
+        <w:category>
+          <w:name w:val="General"/>
+          <w:gallery w:val="placeholder"/>
+        </w:category>
+        <w:types>
+          <w:type w:val="bbPlcHdr"/>
+        </w:types>
+        <w:behaviors>
+          <w:behavior w:val="content"/>
+        </w:behaviors>
+        <w:guid w:val="{90A31F82-3B37-4584-8C32-90480011C194}"/>
+      </w:docPartPr>
+      <w:docPartBody>
+        <w:p>
+          <w:pPr>
+            <w:pStyle w:val="E84380EDD0B74929A7D90832F3146962"/>
+          </w:pPr>
+          <w:r>
+            <w:rPr>
+              <w:rStyle w:val="PlaceholderText"/>
+            </w:rPr>
+            <w:t>Choose an item.</w:t>
+          </w:r>
+        </w:p>
+      </w:docPartBody>
+    </w:docPart>
+    <w:docPart>
+      <w:docPartPr>
+        <w:name w:val="82B0721188B84354BF7F33D5438453DB"/>
+        <w:category>
+          <w:name w:val="General"/>
+          <w:gallery w:val="placeholder"/>
+        </w:category>
+        <w:types>
+          <w:type w:val="bbPlcHdr"/>
+        </w:types>
+        <w:behaviors>
+          <w:behavior w:val="content"/>
+        </w:behaviors>
+        <w:guid w:val="{BB5E7F1C-C80A-4F2E-AF57-D50C30E079DF}"/>
+      </w:docPartPr>
+      <w:docPartBody>
+        <w:p>
+          <w:pPr>
+            <w:pStyle w:val="82B0721188B84354BF7F33D5438453DB"/>
+          </w:pPr>
+          <w:r>
+            <w:rPr>
+              <w:rStyle w:val="PlaceholderText"/>
+            </w:rPr>
+            <w:t>Click or tap here to enter text.</w:t>
+          </w:r>
+        </w:p>
+      </w:docPartBody>
+    </w:docPart>
+    <w:docPart>
+      <w:docPartPr>
+        <w:name w:val="CCCCC1039A20443EB6E69372E2A05A44"/>
+        <w:category>
+          <w:name w:val="General"/>
+          <w:gallery w:val="placeholder"/>
+        </w:category>
+        <w:types>
+          <w:type w:val="bbPlcHdr"/>
+        </w:types>
+        <w:behaviors>
+          <w:behavior w:val="content"/>
+        </w:behaviors>
+        <w:guid w:val="{A2DDF20D-48E7-4256-8897-04D9B592C4C8}"/>
+      </w:docPartPr>
+      <w:docPartBody>
+        <w:p>
+          <w:pPr>
+            <w:pStyle w:val="CCCCC1039A20443EB6E69372E2A05A44"/>
+          </w:pPr>
+          <w:r>
+            <w:rPr>
+              <w:rStyle w:val="PlaceholderText"/>
+            </w:rPr>
+            <w:t>Click or tap here to enter text.</w:t>
+          </w:r>
+        </w:p>
+      </w:docPartBody>
+    </w:docPart>
+    <w:docPart>
+      <w:docPartPr>
+        <w:name w:val="2151653824634D1AA2DDBEC94760DD40"/>
+        <w:category>
+          <w:name w:val="General"/>
+          <w:gallery w:val="placeholder"/>
+        </w:category>
+        <w:types>
+          <w:type w:val="bbPlcHdr"/>
+        </w:types>
+        <w:behaviors>
+          <w:behavior w:val="content"/>
+        </w:behaviors>
+        <w:guid w:val="{96A2D2B1-3C70-4AC2-89D3-FE9B197B13AC}"/>
+      </w:docPartPr>
+      <w:docPartBody>
+        <w:p>
+          <w:pPr>
+            <w:pStyle w:val="2151653824634D1AA2DDBEC94760DD40"/>
+          </w:pPr>
+          <w:r>
+            <w:rPr>
+              <w:rStyle w:val="PlaceholderText"/>
+            </w:rPr>
+            <w:t>Click or tap here to enter text.</w:t>
+          </w:r>
+        </w:p>
+      </w:docPartBody>
+    </w:docPart>
+    <w:docPart>
+      <w:docPartPr>
+        <w:name w:val="F7E66E4A10B34CD7A79F0BE34B7E7B35"/>
+        <w:category>
+          <w:name w:val="General"/>
+          <w:gallery w:val="placeholder"/>
+        </w:category>
+        <w:types>
+          <w:type w:val="bbPlcHdr"/>
+        </w:types>
+        <w:behaviors>
+          <w:behavior w:val="content"/>
+        </w:behaviors>
+        <w:guid w:val="{2AB965A0-CD18-47DC-A152-A029DB42A844}"/>
+      </w:docPartPr>
+      <w:docPartBody>
+        <w:p>
+          <w:pPr>
+            <w:pStyle w:val="F7E66E4A10B34CD7A79F0BE34B7E7B35"/>
+          </w:pPr>
+          <w:r>
+            <w:rPr>
+              <w:rStyle w:val="PlaceholderText"/>
+            </w:rPr>
+            <w:t>Click or tap here to enter text.</w:t>
+          </w:r>
+        </w:p>
+      </w:docPartBody>
+    </w:docPart>
+    <w:docPart>
+      <w:docPartPr>
+        <w:name w:val="900A29661A1349D39F0AC92ED58EFA06"/>
+        <w:category>
+          <w:name w:val="General"/>
+          <w:gallery w:val="placeholder"/>
+        </w:category>
+        <w:types>
+          <w:type w:val="bbPlcHdr"/>
+        </w:types>
+        <w:behaviors>
+          <w:behavior w:val="content"/>
+        </w:behaviors>
+        <w:guid w:val="{53079EA7-E1AE-4C84-87FB-7E2179B00A61}"/>
+      </w:docPartPr>
+      <w:docPartBody>
+        <w:p>
+          <w:pPr>
+            <w:pStyle w:val="900A29661A1349D39F0AC92ED58EFA06"/>
+          </w:pPr>
+          <w:r>
+            <w:rPr>
+              <w:rStyle w:val="PlaceholderText"/>
+            </w:rPr>
+            <w:t>Click or tap here to enter text.</w:t>
+          </w:r>
+        </w:p>
+      </w:docPartBody>
+    </w:docPart>
+    <w:docPart>
+      <w:docPartPr>
+        <w:name w:val="B77C4A921A7E4E5F9CB32045E34D6D79"/>
+        <w:category>
+          <w:name w:val="General"/>
+          <w:gallery w:val="placeholder"/>
+        </w:category>
+        <w:types>
+          <w:type w:val="bbPlcHdr"/>
+        </w:types>
+        <w:behaviors>
+          <w:behavior w:val="content"/>
+        </w:behaviors>
+        <w:guid w:val="{842A45D5-7ABA-4498-B742-C56205AB2F00}"/>
+      </w:docPartPr>
+      <w:docPartBody>
+        <w:p>
+          <w:pPr>
+            <w:pStyle w:val="B77C4A921A7E4E5F9CB32045E34D6D79"/>
+          </w:pPr>
+          <w:r>
+            <w:rPr>
+              <w:rStyle w:val="PlaceholderText"/>
+            </w:rPr>
+            <w:t>Click or tap here to enter text.</w:t>
+          </w:r>
+        </w:p>
+      </w:docPartBody>
+    </w:docPart>
+    <w:docPart>
+      <w:docPartPr>
+        <w:name w:val="3C8EE8E5029F4B9BABED31FEAA10C245"/>
+        <w:category>
+          <w:name w:val="General"/>
+          <w:gallery w:val="placeholder"/>
+        </w:category>
+        <w:types>
+          <w:type w:val="bbPlcHdr"/>
+        </w:types>
+        <w:behaviors>
+          <w:behavior w:val="content"/>
+        </w:behaviors>
+        <w:guid w:val="{EBB89AC6-5317-4EAB-AB1F-638601CBF313}"/>
+      </w:docPartPr>
+      <w:docPartBody>
+        <w:p>
+          <w:pPr>
+            <w:pStyle w:val="3C8EE8E5029F4B9BABED31FEAA10C245"/>
+          </w:pPr>
+          <w:r>
+            <w:rPr>
+              <w:rStyle w:val="PlaceholderText"/>
+            </w:rPr>
+            <w:t>Click or tap here to enter text.</w:t>
+          </w:r>
+        </w:p>
+      </w:docPartBody>
+    </w:docPart>
+    <w:docPart>
+      <w:docPartPr>
+        <w:name w:val="B1DAC981131048BB81CF51BA29317559"/>
+        <w:category>
+          <w:name w:val="General"/>
+          <w:gallery w:val="placeholder"/>
+        </w:category>
+        <w:types>
+          <w:type w:val="bbPlcHdr"/>
+        </w:types>
+        <w:behaviors>
+          <w:behavior w:val="content"/>
+        </w:behaviors>
+        <w:guid w:val="{078F2712-91C3-4DFA-8611-A245566D7B54}"/>
+      </w:docPartPr>
+      <w:docPartBody>
+        <w:p>
+          <w:pPr>
+            <w:pStyle w:val="B1DAC981131048BB81CF51BA29317559"/>
+          </w:pPr>
+          <w:r>
+            <w:rPr>
+              <w:rStyle w:val="PlaceholderText"/>
+            </w:rPr>
+            <w:t>Click or tap here to enter text.</w:t>
+          </w:r>
+        </w:p>
+      </w:docPartBody>
+    </w:docPart>
+    <w:docPart>
+      <w:docPartPr>
+        <w:name w:val="A0EF360C4A4141EDBB3A9532FFEDF572"/>
+        <w:category>
+          <w:name w:val="General"/>
+          <w:gallery w:val="placeholder"/>
+        </w:category>
+        <w:types>
+          <w:type w:val="bbPlcHdr"/>
+        </w:types>
+        <w:behaviors>
+          <w:behavior w:val="content"/>
+        </w:behaviors>
+        <w:guid w:val="{3BF650CC-8366-4A2E-A794-D6B5B9F08D91}"/>
+      </w:docPartPr>
+      <w:docPartBody>
+        <w:p>
+          <w:pPr>
+            <w:pStyle w:val="A0EF360C4A4141EDBB3A9532FFEDF572"/>
+          </w:pPr>
+          <w:r>
+            <w:rPr>
+              <w:rStyle w:val="PlaceholderText"/>
+            </w:rPr>
+            <w:t>Click or tap here to enter text.</w:t>
+          </w:r>
+        </w:p>
+      </w:docPartBody>
+    </w:docPart>
+    <w:docPart>
+      <w:docPartPr>
+        <w:name w:val="F99B27822E1A4933971E8D88C12E293C"/>
+        <w:category>
+          <w:name w:val="General"/>
+          <w:gallery w:val="placeholder"/>
+        </w:category>
+        <w:types>
+          <w:type w:val="bbPlcHdr"/>
+        </w:types>
+        <w:behaviors>
+          <w:behavior w:val="content"/>
+        </w:behaviors>
+        <w:guid w:val="{61D9490A-B863-42D8-976B-239BFDE74F4B}"/>
+      </w:docPartPr>
+      <w:docPartBody>
+        <w:p>
+          <w:pPr>
+            <w:pStyle w:val="F99B27822E1A4933971E8D88C12E293C"/>
+          </w:pPr>
+          <w:r>
+            <w:rPr>
+              <w:rStyle w:val="PlaceholderText"/>
+            </w:rPr>
+            <w:t>Click or tap here to enter text.</w:t>
+          </w:r>
+        </w:p>
+      </w:docPartBody>
+    </w:docPart>
+    <w:docPart>
+      <w:docPartPr>
+        <w:name w:val="CBF75E0DCF1A4637BE4CD7A65D89E2B6"/>
+        <w:category>
+          <w:name w:val="General"/>
+          <w:gallery w:val="placeholder"/>
+        </w:category>
+        <w:types>
+          <w:type w:val="bbPlcHdr"/>
+        </w:types>
+        <w:behaviors>
+          <w:behavior w:val="content"/>
+        </w:behaviors>
+        <w:guid w:val="{7D3C41BD-442F-4B68-90BA-6827FAF9A252}"/>
+      </w:docPartPr>
+      <w:docPartBody>
+        <w:p>
+          <w:pPr>
+            <w:pStyle w:val="CBF75E0DCF1A4637BE4CD7A65D89E2B6"/>
+          </w:pPr>
+          <w:r>
+            <w:rPr>
+              <w:rStyle w:val="PlaceholderText"/>
+            </w:rPr>
+            <w:t>Click or tap here to enter text.</w:t>
+          </w:r>
+        </w:p>
+      </w:docPartBody>
+    </w:docPart>
+    <w:docPart>
+      <w:docPartPr>
+        <w:name w:val="EF9E6ECA65B142B8858B87AE778CC482"/>
+        <w:category>
+          <w:name w:val="General"/>
+          <w:gallery w:val="placeholder"/>
+        </w:category>
+        <w:types>
+          <w:type w:val="bbPlcHdr"/>
+        </w:types>
+        <w:behaviors>
+          <w:behavior w:val="content"/>
+        </w:behaviors>
+        <w:guid w:val="{160AA498-B688-4264-A23D-BAA809AF597D}"/>
+      </w:docPartPr>
+      <w:docPartBody>
+        <w:p>
+          <w:pPr>
+            <w:pStyle w:val="EF9E6ECA65B142B8858B87AE778CC482"/>
+          </w:pPr>
+          <w:r>
+            <w:rPr>
+              <w:rStyle w:val="PlaceholderText"/>
+            </w:rPr>
+            <w:t>Click or tap here to enter text.</w:t>
+          </w:r>
+        </w:p>
+      </w:docPartBody>
+    </w:docPart>
+    <w:docPart>
+      <w:docPartPr>
+        <w:name w:val="D555D774A7684D38BF60893B464E7CDF"/>
+        <w:category>
+          <w:name w:val="General"/>
+          <w:gallery w:val="placeholder"/>
+        </w:category>
+        <w:types>
+          <w:type w:val="bbPlcHdr"/>
+        </w:types>
+        <w:behaviors>
+          <w:behavior w:val="content"/>
+        </w:behaviors>
+        <w:guid w:val="{D7E66A11-C925-49C6-9301-2A976E73CB1D}"/>
+      </w:docPartPr>
+      <w:docPartBody>
+        <w:p>
+          <w:pPr>
+            <w:pStyle w:val="D555D774A7684D38BF60893B464E7CDF"/>
+          </w:pPr>
+          <w:r>
+            <w:rPr>
+              <w:rStyle w:val="PlaceholderText"/>
+            </w:rPr>
+            <w:t>Click or tap here to enter text.</w:t>
+          </w:r>
+        </w:p>
+      </w:docPartBody>
+    </w:docPart>
+    <w:docPart>
+      <w:docPartPr>
+        <w:name w:val="BB583637513241089679D9EDB215223D"/>
+        <w:category>
+          <w:name w:val="General"/>
+          <w:gallery w:val="placeholder"/>
+        </w:category>
+        <w:types>
+          <w:type w:val="bbPlcHdr"/>
+        </w:types>
+        <w:behaviors>
+          <w:behavior w:val="content"/>
+        </w:behaviors>
+        <w:guid w:val="{C09F6E65-BE27-4E3A-87CC-0DC4D6951E48}"/>
+      </w:docPartPr>
+      <w:docPartBody>
+        <w:p w14:noSpellErr="1">
+          <w:r>
+            <w:rPr>
+              <w:rStyle w:val="PlaceholderText"/>
+            </w:rPr>
+            <w:t>Click or tap here to enter text.</w:t>
+          </w:r>
+        </w:p>
+      </w:docPartBody>
+    </w:docPart>
+  </w:docParts>
+</w:glossaryDocument>
+</file>
+
+<file path=word/glossary/fontTable.xml><?xml version="1.0" encoding="utf-8"?>
+<w:fonts xmlns:mc="http://schemas.openxmlformats.org/markup-compatibility/2006" xmlns:r="http://schemas.openxmlformats.org/officeDocument/2006/relationships" xmlns:w="http://schemas.openxmlformats.org/wordprocessingml/2006/main" xmlns:w14="http://schemas.microsoft.com/office/word/2010/wordml" xmlns:w15="http://schemas.microsoft.com/office/word/2012/wordml" xmlns:w16cex="http://schemas.microsoft.com/office/word/2018/wordml/cex" xmlns:w16cid="http://schemas.microsoft.com/office/word/2016/wordml/cid" xmlns:w16="http://schemas.microsoft.com/office/word/2018/wordml" xmlns:w16du="http://schemas.microsoft.com/office/word/2023/wordml/word16du" xmlns:w16sdtdh="http://schemas.microsoft.com/office/word/2020/wordml/sdtdatahash" xmlns:w16sdtfl="http://schemas.microsoft.com/office/word/2024/wordml/sdtformatlock" xmlns:w16se="http://schemas.microsoft.com/office/word/2015/wordml/symex" mc:Ignorable="w14 w15 w16se w16cid w16 w16cex w16sdtdh w16sdtfl w16du">
+  <w:font w:name="Times New Roman">
+    <w:panose1 w:val="02020603050405020304"/>
+    <w:charset w:val="00"/>
+    <w:family w:val="roman"/>
+    <w:pitch w:val="variable"/>
+    <w:sig w:usb0="E0002EFF" w:usb1="C000785B" w:usb2="00000009" w:usb3="00000000" w:csb0="000001FF" w:csb1="00000000"/>
+  </w:font>
+  <w:font w:name="Symbol">
+    <w:panose1 w:val="05050102010706020507"/>
+    <w:charset w:val="02"/>
+    <w:family w:val="roman"/>
+    <w:pitch w:val="variable"/>
+    <w:sig w:usb0="00000000" w:usb1="10000000" w:usb2="00000000" w:usb3="00000000" w:csb0="80000000" w:csb1="00000000"/>
+  </w:font>
+  <w:font w:name="Calibri">
+    <w:panose1 w:val="020F0502020204030204"/>
+    <w:charset w:val="00"/>
+    <w:family w:val="swiss"/>
+    <w:pitch w:val="variable"/>
+    <w:sig w:usb0="E4002EFF" w:usb1="C200247B" w:usb2="00000009" w:usb3="00000000" w:csb0="000001FF" w:csb1="00000000"/>
+  </w:font>
+  <w:font w:name="Arial">
+    <w:panose1 w:val="020B0604020202020204"/>
+    <w:charset w:val="00"/>
+    <w:family w:val="swiss"/>
+    <w:pitch w:val="variable"/>
+    <w:sig w:usb0="E0002EFF" w:usb1="C000785B" w:usb2="00000009" w:usb3="00000000" w:csb0="000001FF" w:csb1="00000000"/>
+  </w:font>
+  <w:font w:name="Courier New">
+    <w:panose1 w:val="02070309020205020404"/>
+    <w:charset w:val="00"/>
+    <w:family w:val="modern"/>
+    <w:pitch w:val="fixed"/>
+    <w:sig w:usb0="E0002EFF" w:usb1="C0007843" w:usb2="00000009" w:usb3="00000000" w:csb0="000001FF" w:csb1="00000000"/>
+  </w:font>
+  <w:font w:name="Wingdings">
+    <w:panose1 w:val="05000000000000000000"/>
+    <w:charset w:val="02"/>
+    <w:family w:val="auto"/>
+    <w:pitch w:val="variable"/>
+    <w:sig w:usb0="00000000" w:usb1="10000000" w:usb2="00000000" w:usb3="00000000" w:csb0="80000000" w:csb1="00000000"/>
+  </w:font>
+  <w:font w:name="Yu Gothic Light">
+    <w:altName w:val="游ゴシック Light"/>
+    <w:panose1 w:val="020B0300000000000000"/>
+    <w:charset w:val="80"/>
+    <w:family w:val="swiss"/>
+    <w:pitch w:val="variable"/>
+    <w:sig w:usb0="E00002FF" w:usb1="2AC7FDFF" w:usb2="00000016" w:usb3="00000000" w:csb0="0002009F" w:csb1="00000000"/>
+  </w:font>
+  <w:font w:name="Segoe UI">
+    <w:panose1 w:val="020B0502040204020203"/>
+    <w:charset w:val="00"/>
+    <w:family w:val="swiss"/>
+    <w:pitch w:val="variable"/>
+    <w:sig w:usb0="E4002EFF" w:usb1="C000E47F" w:usb2="00000009" w:usb3="00000000" w:csb0="000001FF" w:csb1="00000000"/>
+  </w:font>
+  <w:font w:name="Calibri Light">
+    <w:panose1 w:val="020F0302020204030204"/>
+    <w:charset w:val="00"/>
+    <w:family w:val="swiss"/>
+    <w:pitch w:val="variable"/>
+    <w:sig w:usb0="E4002EFF" w:usb1="C200247B" w:usb2="00000009" w:usb3="00000000" w:csb0="000001FF" w:csb1="00000000"/>
+  </w:font>
+  <w:font w:name="Yu Mincho">
+    <w:altName w:val="游明朝"/>
+    <w:panose1 w:val="02020400000000000000"/>
+    <w:charset w:val="80"/>
+    <w:family w:val="roman"/>
+    <w:pitch w:val="variable"/>
+    <w:sig w:usb0="800002E7" w:usb1="2AC7FCFF" w:usb2="00000012" w:usb3="00000000" w:csb0="0002009F" w:csb1="00000000"/>
+  </w:font>
+</w:fonts>
+</file>
+
+<file path=word/glossary/settings.xml><?xml version="1.0" encoding="utf-8"?>
+<w:settings xmlns:mc="http://schemas.openxmlformats.org/markup-compatibility/2006" xmlns:o="urn:schemas-microsoft-com:office:office" xmlns:r="http://schemas.openxmlformats.org/officeDocument/2006/relationships" xmlns:m="http://schemas.openxmlformats.org/officeDocument/2006/math" xmlns:v="urn:schemas-microsoft-com:vml" xmlns:w10="urn:schemas-microsoft-com:office:word" xmlns:w="http://schemas.openxmlformats.org/wordprocessingml/2006/main" xmlns:w14="http://schemas.microsoft.com/office/word/2010/wordml" xmlns:w15="http://schemas.microsoft.com/office/word/2012/wordml" xmlns:w16cex="http://schemas.microsoft.com/office/word/2018/wordml/cex" xmlns:w16cid="http://schemas.microsoft.com/office/word/2016/wordml/cid" xmlns:w16="http://schemas.microsoft.com/office/word/2018/wordml" xmlns:w16du="http://schemas.microsoft.com/office/word/2023/wordml/word16du" xmlns:w16sdtdh="http://schemas.microsoft.com/office/word/2020/wordml/sdtdatahash" xmlns:w16sdtfl="http://schemas.microsoft.com/office/word/2024/wordml/sdtformatlock" xmlns:w16se="http://schemas.microsoft.com/office/word/2015/wordml/symex" xmlns:sl="http://schemas.openxmlformats.org/schemaLibrary/2006/main" mc:Ignorable="w14 w15 w16se w16cid w16 w16cex w16sdtdh w16sdtfl w16du">
+  <w:view w:val="normal"/>
+  <w:defaultTabStop w:val="720"/>
+  <w:hyphenationZone w:val="425"/>
+  <w:characterSpacingControl w:val="doNotCompress"/>
+  <w:compat>
+    <w:useFELayout/>
+    <w:compatSetting w:name="compatibilityMode" w:uri="http://schemas.microsoft.com/office/word" w:val="15"/>
+    <w:compatSetting w:name="overrideTableStyleFontSizeAndJustification" w:uri="http://schemas.microsoft.com/office/word" w:val="1"/>
+    <w:compatSetting w:name="enableOpenTypeFeatures" w:uri="http://schemas.microsoft.com/office/word" w:val="1"/>
+    <w:compatSetting w:name="doNotFlipMirrorIndents" w:uri="http://schemas.microsoft.com/office/word" w:val="1"/>
+    <w:compatSetting w:name="differentiateMultirowTableHeaders" w:uri="http://schemas.microsoft.com/office/word" w:val="1"/>
+    <w:compatSetting w:name="useWord2013TrackBottomHyphenation" w:uri="http://schemas.microsoft.com/office/word" w:val="1"/>
+  </w:compat>
+  <w:rsids>
+    <w:rsidRoot w:val="005D05F2"/>
+    <w:rsid w:val="00042212"/>
+    <w:rsid w:val="00054F1D"/>
+    <w:rsid w:val="002F2310"/>
+    <w:rsid w:val="003868E4"/>
+    <w:rsid w:val="00435ED7"/>
+    <w:rsid w:val="00457872"/>
+    <w:rsid w:val="0047577A"/>
+    <w:rsid w:val="005726B4"/>
+    <w:rsid w:val="005821FC"/>
+    <w:rsid w:val="005D05F2"/>
+    <w:rsid w:val="006559D8"/>
+    <w:rsid w:val="00685D1E"/>
+    <w:rsid w:val="006B4DA1"/>
+    <w:rsid w:val="006F4E0D"/>
+    <w:rsid w:val="008D104B"/>
+    <w:rsid w:val="008F69C7"/>
+    <w:rsid w:val="00977698"/>
+    <w:rsid w:val="00A36660"/>
+    <w:rsid w:val="00B0334D"/>
+    <w:rsid w:val="00C7096D"/>
+    <w:rsid w:val="00CC33B6"/>
+    <w:rsid w:val="00D5667C"/>
+    <w:rsid w:val="00D754B6"/>
+    <w:rsid w:val="00EA7C5C"/>
+    <w:rsid w:val="00F90BAC"/>
+    <w:rsid w:val="00FC5B1B"/>
+  </w:rsids>
+  <m:mathPr>
+    <m:mathFont m:val="Cambria Math"/>
+    <m:brkBin m:val="before"/>
+    <m:brkBinSub m:val="--"/>
+    <m:smallFrac m:val="0"/>
+    <m:dispDef/>
+    <m:lMargin m:val="0"/>
+    <m:rMargin m:val="0"/>
+    <m:defJc m:val="centerGroup"/>
+    <m:wrapIndent m:val="1440"/>
+    <m:intLim m:val="subSup"/>
+    <m:naryLim m:val="undOvr"/>
+  </m:mathPr>
+  <w:themeFontLang w:val="en-US" w:eastAsia="ja-JP" w:bidi="ar-SA"/>
+  <w:clrSchemeMapping w:bg1="light1" w:t1="dark1" w:bg2="light2" w:t2="dark2" w:accent1="accent1" w:accent2="accent2" w:accent3="accent3" w:accent4="accent4" w:accent5="accent5" w:accent6="accent6" w:hyperlink="hyperlink" w:followedHyperlink="followedHyperlink"/>
+  <w:decimalSymbol w:val="."/>
+  <w:listSeparator w:val=","/>
+  <w15:chartTrackingRefBased/>
+</w:settings>
+</file>
+
+<file path=word/glossary/styles.xml><?xml version="1.0" encoding="utf-8"?>
+<w:styles xmlns:mc="http://schemas.openxmlformats.org/markup-compatibility/2006" xmlns:r="http://schemas.openxmlformats.org/officeDocument/2006/relationships" xmlns:w="http://schemas.openxmlformats.org/wordprocessingml/2006/main" xmlns:w14="http://schemas.microsoft.com/office/word/2010/wordml" xmlns:w15="http://schemas.microsoft.com/office/word/2012/wordml" xmlns:w16cex="http://schemas.microsoft.com/office/word/2018/wordml/cex" xmlns:w16cid="http://schemas.microsoft.com/office/word/2016/wordml/cid" xmlns:w16="http://schemas.microsoft.com/office/word/2018/wordml" xmlns:w16du="http://schemas.microsoft.com/office/word/2023/wordml/word16du" xmlns:w16sdtdh="http://schemas.microsoft.com/office/word/2020/wordml/sdtdatahash" xmlns:w16sdtfl="http://schemas.microsoft.com/office/word/2024/wordml/sdtformatlock" xmlns:w16se="http://schemas.microsoft.com/office/word/2015/wordml/symex" mc:Ignorable="w14 w15 w16se w16cid w16 w16cex w16sdtdh w16sdtfl w16du">
+  <w:docDefaults>
+    <w:rPrDefault>
+      <w:rPr>
+        <w:rFonts w:asciiTheme="minorHAnsi" w:eastAsiaTheme="minorEastAsia" w:hAnsiTheme="minorHAnsi" w:cstheme="minorBidi"/>
+        <w:sz w:val="22"/>
+        <w:szCs w:val="22"/>
+        <w:lang w:val="en-US" w:eastAsia="en-US" w:bidi="ar-SA"/>
+      </w:rPr>
+    </w:rPrDefault>
+    <w:pPrDefault>
+      <w:pPr>
+        <w:spacing w:after="160" w:line="259" w:lineRule="auto"/>
+      </w:pPr>
+    </w:pPrDefault>
+  </w:docDefaults>
+  <w:latentStyles w:defLockedState="0" w:defUIPriority="99" w:defSemiHidden="0" w:defUnhideWhenUsed="0" w:defQFormat="0" w:count="376">
     <w:lsdException w:name="Normal" w:uiPriority="0" w:qFormat="1"/>
     <w:lsdException w:name="heading 1" w:uiPriority="9" w:qFormat="1"/>
     <w:lsdException w:name="heading 2" w:semiHidden="1" w:uiPriority="9" w:unhideWhenUsed="1" w:qFormat="1"/>
@@ -5539,67 +7949,15 @@
     <w:lsdException w:name="List Table 5 Dark Accent 6" w:uiPriority="50"/>
     <w:lsdException w:name="List Table 6 Colorful Accent 6" w:uiPriority="51"/>
     <w:lsdException w:name="List Table 7 Colorful Accent 6" w:uiPriority="52"/>
+    <w:lsdException w:name="Mention" w:semiHidden="1" w:unhideWhenUsed="1"/>
+    <w:lsdException w:name="Smart Hyperlink" w:semiHidden="1" w:unhideWhenUsed="1"/>
+    <w:lsdException w:name="Hashtag" w:semiHidden="1" w:unhideWhenUsed="1"/>
+    <w:lsdException w:name="Unresolved Mention" w:semiHidden="1" w:unhideWhenUsed="1"/>
+    <w:lsdException w:name="Smart Link" w:semiHidden="1" w:unhideWhenUsed="1"/>
   </w:latentStyles>
   <w:style w:type="paragraph" w:default="1" w:styleId="Normal">
     <w:name w:val="Normal"/>
     <w:qFormat/>
-    <w:rsid w:val="003621CF"/>
-    <w:pPr>
-      <w:spacing w:after="0" w:line="240" w:lineRule="auto"/>
-      <w:jc w:val="both"/>
-    </w:pPr>
-    <w:rPr>
-      <w:rFonts w:ascii="Times New Roman" w:hAnsi="Times New Roman"/>
-      <w:noProof/>
-      <w:sz w:val="24"/>
-      <w:lang w:val="bs-Latn-BA"/>
-    </w:rPr>
-  </w:style>
-  <w:style w:type="paragraph" w:styleId="Heading1">
-    <w:name w:val="heading 1"/>
-    <w:basedOn w:val="Normal"/>
-    <w:next w:val="Normal"/>
-    <w:link w:val="Heading1Char"/>
-    <w:uiPriority w:val="9"/>
-    <w:qFormat/>
-    <w:rsid w:val="003937C7"/>
-    <w:pPr>
-      <w:keepNext/>
-      <w:keepLines/>
-      <w:jc w:val="center"/>
-      <w:outlineLvl w:val="0"/>
-    </w:pPr>
-    <w:rPr>
-      <w:rFonts w:eastAsiaTheme="majorEastAsia" w:cstheme="majorBidi"/>
-      <w:b/>
-      <w:sz w:val="32"/>
-      <w:szCs w:val="32"/>
-    </w:rPr>
-  </w:style>
-  <w:style w:type="paragraph" w:styleId="Heading2">
-    <w:name w:val="heading 2"/>
-    <w:basedOn w:val="Normal"/>
-    <w:next w:val="Normal"/>
-    <w:link w:val="Heading2Char"/>
-    <w:uiPriority w:val="9"/>
-    <w:unhideWhenUsed/>
-    <w:qFormat/>
-    <w:rsid w:val="003937C7"/>
-    <w:pPr>
-      <w:keepNext/>
-      <w:keepLines/>
-      <w:numPr>
-        <w:numId w:val="1"/>
-      </w:numPr>
-      <w:outlineLvl w:val="1"/>
-    </w:pPr>
-    <w:rPr>
-      <w:rFonts w:eastAsiaTheme="majorEastAsia" w:cstheme="majorBidi"/>
-      <w:b/>
-      <w:color w:val="2F5496" w:themeColor="accent1" w:themeShade="BF"/>
-      <w:sz w:val="26"/>
-      <w:szCs w:val="26"/>
-    </w:rPr>
   </w:style>
   <w:style w:type="character" w:default="1" w:styleId="DefaultParagraphFont">
     <w:name w:val="Default Paragraph Font"/>
@@ -5628,2183 +7986,6 @@
     <w:semiHidden/>
     <w:unhideWhenUsed/>
   </w:style>
-  <w:style w:type="paragraph" w:styleId="Header">
-    <w:name w:val="header"/>
-    <w:basedOn w:val="Normal"/>
-    <w:link w:val="HeaderChar"/>
-    <w:uiPriority w:val="99"/>
-    <w:unhideWhenUsed/>
-    <w:rsid w:val="003937C7"/>
-    <w:pPr>
-      <w:tabs>
-        <w:tab w:val="center" w:pos="4680"/>
-        <w:tab w:val="right" w:pos="9360"/>
-      </w:tabs>
-    </w:pPr>
-  </w:style>
-  <w:style w:type="character" w:customStyle="1" w:styleId="HeaderChar">
-    <w:name w:val="Header Char"/>
-    <w:basedOn w:val="DefaultParagraphFont"/>
-    <w:link w:val="Header"/>
-    <w:uiPriority w:val="99"/>
-    <w:rsid w:val="003937C7"/>
-    <w:rPr>
-      <w:noProof/>
-      <w:lang w:val="bs-Latn-BA"/>
-    </w:rPr>
-  </w:style>
-  <w:style w:type="paragraph" w:styleId="Footer">
-    <w:name w:val="footer"/>
-    <w:basedOn w:val="Normal"/>
-    <w:link w:val="FooterChar"/>
-    <w:uiPriority w:val="99"/>
-    <w:unhideWhenUsed/>
-    <w:rsid w:val="003937C7"/>
-    <w:pPr>
-      <w:tabs>
-        <w:tab w:val="center" w:pos="4680"/>
-        <w:tab w:val="right" w:pos="9360"/>
-      </w:tabs>
-    </w:pPr>
-  </w:style>
-  <w:style w:type="character" w:customStyle="1" w:styleId="FooterChar">
-    <w:name w:val="Footer Char"/>
-    <w:basedOn w:val="DefaultParagraphFont"/>
-    <w:link w:val="Footer"/>
-    <w:uiPriority w:val="99"/>
-    <w:rsid w:val="003937C7"/>
-    <w:rPr>
-      <w:noProof/>
-      <w:lang w:val="bs-Latn-BA"/>
-    </w:rPr>
-  </w:style>
-  <w:style w:type="character" w:customStyle="1" w:styleId="Heading1Char">
-    <w:name w:val="Heading 1 Char"/>
-    <w:basedOn w:val="DefaultParagraphFont"/>
-    <w:link w:val="Heading1"/>
-    <w:uiPriority w:val="9"/>
-    <w:rsid w:val="003937C7"/>
-    <w:rPr>
-      <w:rFonts w:ascii="Times New Roman" w:eastAsiaTheme="majorEastAsia" w:hAnsi="Times New Roman" w:cstheme="majorBidi"/>
-      <w:b/>
-      <w:noProof/>
-      <w:sz w:val="32"/>
-      <w:szCs w:val="32"/>
-      <w:lang w:val="bs-Latn-BA"/>
-    </w:rPr>
-  </w:style>
-  <w:style w:type="character" w:customStyle="1" w:styleId="Heading2Char">
-    <w:name w:val="Heading 2 Char"/>
-    <w:basedOn w:val="DefaultParagraphFont"/>
-    <w:link w:val="Heading2"/>
-    <w:uiPriority w:val="9"/>
-    <w:rsid w:val="003937C7"/>
-    <w:rPr>
-      <w:rFonts w:ascii="Times New Roman" w:eastAsiaTheme="majorEastAsia" w:hAnsi="Times New Roman" w:cstheme="majorBidi"/>
-      <w:b/>
-      <w:noProof/>
-      <w:color w:val="2F5496" w:themeColor="accent1" w:themeShade="BF"/>
-      <w:sz w:val="26"/>
-      <w:szCs w:val="26"/>
-      <w:lang w:val="bs-Latn-BA"/>
-    </w:rPr>
-  </w:style>
-  <w:style w:type="character" w:styleId="PlaceholderText">
-    <w:name w:val="Placeholder Text"/>
-    <w:basedOn w:val="DefaultParagraphFont"/>
-    <w:uiPriority w:val="99"/>
-    <w:semiHidden/>
-    <w:rsid w:val="003937C7"/>
-    <w:rPr>
-      <w:color w:val="808080"/>
-    </w:rPr>
-  </w:style>
-  <w:style w:type="paragraph" w:styleId="ListParagraph">
-    <w:name w:val="List Paragraph"/>
-    <w:basedOn w:val="Normal"/>
-    <w:uiPriority w:val="34"/>
-    <w:qFormat/>
-    <w:rsid w:val="003937C7"/>
-    <w:pPr>
-      <w:ind w:left="720"/>
-      <w:contextualSpacing/>
-    </w:pPr>
-  </w:style>
-  <w:style w:type="table" w:styleId="TableGrid">
-    <w:name w:val="Table Grid"/>
-    <w:basedOn w:val="TableNormal"/>
-    <w:uiPriority w:val="39"/>
-    <w:rsid w:val="003937C7"/>
-    <w:pPr>
-      <w:spacing w:after="0" w:line="240" w:lineRule="auto"/>
-    </w:pPr>
-    <w:tblPr>
-      <w:tblBorders>
-        <w:top w:val="single" w:sz="4" w:space="0" w:color="auto"/>
-        <w:left w:val="single" w:sz="4" w:space="0" w:color="auto"/>
-        <w:bottom w:val="single" w:sz="4" w:space="0" w:color="auto"/>
-        <w:right w:val="single" w:sz="4" w:space="0" w:color="auto"/>
-        <w:insideH w:val="single" w:sz="4" w:space="0" w:color="auto"/>
-        <w:insideV w:val="single" w:sz="4" w:space="0" w:color="auto"/>
-      </w:tblBorders>
-    </w:tblPr>
-  </w:style>
-  <w:style w:type="character" w:styleId="CommentReference">
-    <w:name w:val="annotation reference"/>
-    <w:basedOn w:val="DefaultParagraphFont"/>
-    <w:uiPriority w:val="99"/>
-    <w:semiHidden/>
-    <w:unhideWhenUsed/>
-    <w:rsid w:val="00D54B0C"/>
-    <w:rPr>
-      <w:sz w:val="16"/>
-      <w:szCs w:val="16"/>
-    </w:rPr>
-  </w:style>
-  <w:style w:type="paragraph" w:styleId="CommentText">
-    <w:name w:val="annotation text"/>
-    <w:basedOn w:val="Normal"/>
-    <w:link w:val="CommentTextChar"/>
-    <w:uiPriority w:val="99"/>
-    <w:semiHidden/>
-    <w:unhideWhenUsed/>
-    <w:rsid w:val="00D54B0C"/>
-    <w:rPr>
-      <w:sz w:val="20"/>
-      <w:szCs w:val="20"/>
-    </w:rPr>
-  </w:style>
-  <w:style w:type="character" w:customStyle="1" w:styleId="CommentTextChar">
-    <w:name w:val="Comment Text Char"/>
-    <w:basedOn w:val="DefaultParagraphFont"/>
-    <w:link w:val="CommentText"/>
-    <w:uiPriority w:val="99"/>
-    <w:semiHidden/>
-    <w:rsid w:val="00D54B0C"/>
-    <w:rPr>
-      <w:rFonts w:ascii="Times New Roman" w:hAnsi="Times New Roman"/>
-      <w:noProof/>
-      <w:sz w:val="20"/>
-      <w:szCs w:val="20"/>
-      <w:lang w:val="bs-Latn-BA"/>
-    </w:rPr>
-  </w:style>
-  <w:style w:type="paragraph" w:styleId="CommentSubject">
-    <w:name w:val="annotation subject"/>
-    <w:basedOn w:val="CommentText"/>
-    <w:next w:val="CommentText"/>
-    <w:link w:val="CommentSubjectChar"/>
-    <w:uiPriority w:val="99"/>
-    <w:semiHidden/>
-    <w:unhideWhenUsed/>
-    <w:rsid w:val="00D54B0C"/>
-    <w:rPr>
-      <w:b/>
-      <w:bCs/>
-    </w:rPr>
-  </w:style>
-  <w:style w:type="character" w:customStyle="1" w:styleId="CommentSubjectChar">
-    <w:name w:val="Comment Subject Char"/>
-    <w:basedOn w:val="CommentTextChar"/>
-    <w:link w:val="CommentSubject"/>
-    <w:uiPriority w:val="99"/>
-    <w:semiHidden/>
-    <w:rsid w:val="00D54B0C"/>
-    <w:rPr>
-      <w:rFonts w:ascii="Times New Roman" w:hAnsi="Times New Roman"/>
-      <w:b/>
-      <w:bCs/>
-      <w:noProof/>
-      <w:sz w:val="20"/>
-      <w:szCs w:val="20"/>
-      <w:lang w:val="bs-Latn-BA"/>
-    </w:rPr>
-  </w:style>
-  <w:style w:type="paragraph" w:styleId="BalloonText">
-    <w:name w:val="Balloon Text"/>
-    <w:basedOn w:val="Normal"/>
-    <w:link w:val="BalloonTextChar"/>
-    <w:uiPriority w:val="99"/>
-    <w:semiHidden/>
-    <w:unhideWhenUsed/>
-    <w:rsid w:val="00DE41B7"/>
-    <w:rPr>
-      <w:rFonts w:ascii="Segoe UI" w:hAnsi="Segoe UI" w:cs="Segoe UI"/>
-      <w:sz w:val="18"/>
-      <w:szCs w:val="18"/>
-    </w:rPr>
-  </w:style>
-  <w:style w:type="character" w:customStyle="1" w:styleId="BalloonTextChar">
-    <w:name w:val="Balloon Text Char"/>
-    <w:basedOn w:val="DefaultParagraphFont"/>
-    <w:link w:val="BalloonText"/>
-    <w:uiPriority w:val="99"/>
-    <w:semiHidden/>
-    <w:rsid w:val="00DE41B7"/>
-    <w:rPr>
-      <w:rFonts w:ascii="Segoe UI" w:hAnsi="Segoe UI" w:cs="Segoe UI"/>
-      <w:noProof/>
-      <w:sz w:val="18"/>
-      <w:szCs w:val="18"/>
-      <w:lang w:val="bs-Latn-BA"/>
-    </w:rPr>
-  </w:style>
-  <w:style w:type="character" w:styleId="Hyperlink">
-    <w:name w:val="Hyperlink"/>
-    <w:basedOn w:val="DefaultParagraphFont"/>
-    <w:uiPriority w:val="99"/>
-    <w:unhideWhenUsed/>
-    <w:rsid w:val="00FC2C03"/>
-    <w:rPr>
-      <w:color w:val="0563C1" w:themeColor="hyperlink"/>
-      <w:u w:val="single"/>
-    </w:rPr>
-  </w:style>
-  <w:style w:type="character" w:customStyle="1" w:styleId="UnresolvedMention">
-    <w:name w:val="Unresolved Mention"/>
-    <w:basedOn w:val="DefaultParagraphFont"/>
-    <w:uiPriority w:val="99"/>
-    <w:semiHidden/>
-    <w:unhideWhenUsed/>
-    <w:rsid w:val="00FC2C03"/>
-    <w:rPr>
-      <w:color w:val="605E5C"/>
-      <w:shd w:val="clear" w:color="auto" w:fill="E1DFDD"/>
-    </w:rPr>
-  </w:style>
-</w:styles>
-</file>
-
-<file path=word/glossary/document.xml><?xml version="1.0" encoding="utf-8"?>
-<w:glossaryDocument xmlns:wpc="http://schemas.microsoft.com/office/word/2010/wordprocessingCanvas" xmlns:mc="http://schemas.openxmlformats.org/markup-compatibility/2006" xmlns:o="urn:schemas-microsoft-com:office:office" xmlns:r="http://schemas.openxmlformats.org/officeDocument/2006/relationships" xmlns:m="http://schemas.openxmlformats.org/officeDocument/2006/math" xmlns:v="urn:schemas-microsoft-com:vml" xmlns:wp14="http://schemas.microsoft.com/office/word/2010/wordprocessingDrawing" xmlns:wp="http://schemas.openxmlformats.org/drawingml/2006/wordprocessingDrawing" xmlns:w10="urn:schemas-microsoft-com:office:word" xmlns:w="http://schemas.openxmlformats.org/wordprocessingml/2006/main" xmlns:w14="http://schemas.microsoft.com/office/word/2010/wordml" xmlns:w15="http://schemas.microsoft.com/office/word/2012/wordml" xmlns:wpg="http://schemas.microsoft.com/office/word/2010/wordprocessingGroup" xmlns:wpi="http://schemas.microsoft.com/office/word/2010/wordprocessingInk" xmlns:wne="http://schemas.microsoft.com/office/word/2006/wordml" xmlns:wps="http://schemas.microsoft.com/office/word/2010/wordprocessingShape" mc:Ignorable="w14 w15 wp14">
-  <w:docParts>
-    <w:docPart>
-      <w:docPartPr>
-        <w:name w:val="DefaultPlaceholder_-1854013440"/>
-        <w:category>
-          <w:name w:val="General"/>
-          <w:gallery w:val="placeholder"/>
-        </w:category>
-        <w:types>
-          <w:type w:val="bbPlcHdr"/>
-        </w:types>
-        <w:behaviors>
-          <w:behavior w:val="content"/>
-        </w:behaviors>
-        <w:guid w:val="{DFA8E756-5DFC-455C-B35D-F9FB0AC37C77}"/>
-      </w:docPartPr>
-      <w:docPartBody>
-        <w:p>
-          <w:r>
-            <w:rPr>
-              <w:rStyle w:val="PlaceholderText"/>
-            </w:rPr>
-            <w:t>Click or tap here to enter text.</w:t>
-          </w:r>
-        </w:p>
-      </w:docPartBody>
-    </w:docPart>
-    <w:docPart>
-      <w:docPartPr>
-        <w:name w:val="ACD036B6CAE4452ABA1FACF39B64B057"/>
-        <w:category>
-          <w:name w:val="General"/>
-          <w:gallery w:val="placeholder"/>
-        </w:category>
-        <w:types>
-          <w:type w:val="bbPlcHdr"/>
-        </w:types>
-        <w:behaviors>
-          <w:behavior w:val="content"/>
-        </w:behaviors>
-        <w:guid w:val="{49798BD7-8DF4-482D-A0C2-62B824A015B0}"/>
-      </w:docPartPr>
-      <w:docPartBody>
-        <w:p>
-          <w:pPr>
-            <w:pStyle w:val="ACD036B6CAE4452ABA1FACF39B64B057"/>
-          </w:pPr>
-          <w:r>
-            <w:rPr>
-              <w:rStyle w:val="PlaceholderText"/>
-            </w:rPr>
-            <w:t>Click or tap here to enter text.</w:t>
-          </w:r>
-        </w:p>
-      </w:docPartBody>
-    </w:docPart>
-    <w:docPart>
-      <w:docPartPr>
-        <w:name w:val="8B182295EA714809A856A327A1EE5FD0"/>
-        <w:category>
-          <w:name w:val="General"/>
-          <w:gallery w:val="placeholder"/>
-        </w:category>
-        <w:types>
-          <w:type w:val="bbPlcHdr"/>
-        </w:types>
-        <w:behaviors>
-          <w:behavior w:val="content"/>
-        </w:behaviors>
-        <w:guid w:val="{95F069F5-C924-4011-9AF8-3A4FB625CCD3}"/>
-      </w:docPartPr>
-      <w:docPartBody>
-        <w:p>
-          <w:pPr>
-            <w:pStyle w:val="8B182295EA714809A856A327A1EE5FD0"/>
-          </w:pPr>
-          <w:r>
-            <w:rPr>
-              <w:rStyle w:val="PlaceholderText"/>
-            </w:rPr>
-            <w:t>Click or tap here to enter text.</w:t>
-          </w:r>
-        </w:p>
-      </w:docPartBody>
-    </w:docPart>
-    <w:docPart>
-      <w:docPartPr>
-        <w:name w:val="6BC6CEAE8D254C14AEF1DBCDD9262A50"/>
-        <w:category>
-          <w:name w:val="General"/>
-          <w:gallery w:val="placeholder"/>
-        </w:category>
-        <w:types>
-          <w:type w:val="bbPlcHdr"/>
-        </w:types>
-        <w:behaviors>
-          <w:behavior w:val="content"/>
-        </w:behaviors>
-        <w:guid w:val="{60DA2251-CBF8-4D46-ACC1-8D1DA4C49F2F}"/>
-      </w:docPartPr>
-      <w:docPartBody>
-        <w:p>
-          <w:pPr>
-            <w:pStyle w:val="6BC6CEAE8D254C14AEF1DBCDD9262A50"/>
-          </w:pPr>
-          <w:r>
-            <w:rPr>
-              <w:rStyle w:val="PlaceholderText"/>
-            </w:rPr>
-            <w:t>Click or tap here to enter text.</w:t>
-          </w:r>
-        </w:p>
-      </w:docPartBody>
-    </w:docPart>
-    <w:docPart>
-      <w:docPartPr>
-        <w:name w:val="2AFA83BBDAAF4AA28A880C0C4961B175"/>
-        <w:category>
-          <w:name w:val="General"/>
-          <w:gallery w:val="placeholder"/>
-        </w:category>
-        <w:types>
-          <w:type w:val="bbPlcHdr"/>
-        </w:types>
-        <w:behaviors>
-          <w:behavior w:val="content"/>
-        </w:behaviors>
-        <w:guid w:val="{75BDC1D0-2D65-4044-88F8-21D3A2DBE143}"/>
-      </w:docPartPr>
-      <w:docPartBody>
-        <w:p>
-          <w:pPr>
-            <w:pStyle w:val="2AFA83BBDAAF4AA28A880C0C4961B175"/>
-          </w:pPr>
-          <w:r>
-            <w:rPr>
-              <w:rStyle w:val="PlaceholderText"/>
-            </w:rPr>
-            <w:t>Click or tap here to enter text.</w:t>
-          </w:r>
-        </w:p>
-      </w:docPartBody>
-    </w:docPart>
-    <w:docPart>
-      <w:docPartPr>
-        <w:name w:val="9C88C730D5204631AA408D5788907320"/>
-        <w:category>
-          <w:name w:val="General"/>
-          <w:gallery w:val="placeholder"/>
-        </w:category>
-        <w:types>
-          <w:type w:val="bbPlcHdr"/>
-        </w:types>
-        <w:behaviors>
-          <w:behavior w:val="content"/>
-        </w:behaviors>
-        <w:guid w:val="{B474A4BD-0E3F-4397-9AAC-F0A50800FE9E}"/>
-      </w:docPartPr>
-      <w:docPartBody>
-        <w:p>
-          <w:pPr>
-            <w:pStyle w:val="9C88C730D5204631AA408D5788907320"/>
-          </w:pPr>
-          <w:r>
-            <w:rPr>
-              <w:rStyle w:val="PlaceholderText"/>
-            </w:rPr>
-            <w:t>Click or tap here to enter text.</w:t>
-          </w:r>
-        </w:p>
-      </w:docPartBody>
-    </w:docPart>
-    <w:docPart>
-      <w:docPartPr>
-        <w:name w:val="6E0B6B74861B43E38D1C6F2408DE184E"/>
-        <w:category>
-          <w:name w:val="General"/>
-          <w:gallery w:val="placeholder"/>
-        </w:category>
-        <w:types>
-          <w:type w:val="bbPlcHdr"/>
-        </w:types>
-        <w:behaviors>
-          <w:behavior w:val="content"/>
-        </w:behaviors>
-        <w:guid w:val="{D8E5279D-0CA5-4975-B5E2-129BEC2D9DD5}"/>
-      </w:docPartPr>
-      <w:docPartBody>
-        <w:p>
-          <w:pPr>
-            <w:pStyle w:val="6E0B6B74861B43E38D1C6F2408DE184E"/>
-          </w:pPr>
-          <w:r>
-            <w:rPr>
-              <w:rStyle w:val="PlaceholderText"/>
-            </w:rPr>
-            <w:t>Click or tap here to enter text.</w:t>
-          </w:r>
-        </w:p>
-      </w:docPartBody>
-    </w:docPart>
-    <w:docPart>
-      <w:docPartPr>
-        <w:name w:val="ABB723B1E48B4C42964D2C4640102F96"/>
-        <w:category>
-          <w:name w:val="General"/>
-          <w:gallery w:val="placeholder"/>
-        </w:category>
-        <w:types>
-          <w:type w:val="bbPlcHdr"/>
-        </w:types>
-        <w:behaviors>
-          <w:behavior w:val="content"/>
-        </w:behaviors>
-        <w:guid w:val="{B3E00C55-FF7A-4031-9E25-D88A2822ACE8}"/>
-      </w:docPartPr>
-      <w:docPartBody>
-        <w:p>
-          <w:pPr>
-            <w:pStyle w:val="ABB723B1E48B4C42964D2C4640102F96"/>
-          </w:pPr>
-          <w:r>
-            <w:rPr>
-              <w:rStyle w:val="PlaceholderText"/>
-            </w:rPr>
-            <w:t>Click or tap here to enter text.</w:t>
-          </w:r>
-        </w:p>
-      </w:docPartBody>
-    </w:docPart>
-    <w:docPart>
-      <w:docPartPr>
-        <w:name w:val="B2C933FF3D2D444A9796E44B6863F42E"/>
-        <w:category>
-          <w:name w:val="General"/>
-          <w:gallery w:val="placeholder"/>
-        </w:category>
-        <w:types>
-          <w:type w:val="bbPlcHdr"/>
-        </w:types>
-        <w:behaviors>
-          <w:behavior w:val="content"/>
-        </w:behaviors>
-        <w:guid w:val="{01080F1B-DD78-47F3-B92F-B3B06C06F860}"/>
-      </w:docPartPr>
-      <w:docPartBody>
-        <w:p>
-          <w:pPr>
-            <w:pStyle w:val="B2C933FF3D2D444A9796E44B6863F42E"/>
-          </w:pPr>
-          <w:r>
-            <w:rPr>
-              <w:rStyle w:val="PlaceholderText"/>
-            </w:rPr>
-            <w:t>Click or tap here to enter text.</w:t>
-          </w:r>
-        </w:p>
-      </w:docPartBody>
-    </w:docPart>
-    <w:docPart>
-      <w:docPartPr>
-        <w:name w:val="E56E68EDB3414E4FA2DBF8183205C7FC"/>
-        <w:category>
-          <w:name w:val="General"/>
-          <w:gallery w:val="placeholder"/>
-        </w:category>
-        <w:types>
-          <w:type w:val="bbPlcHdr"/>
-        </w:types>
-        <w:behaviors>
-          <w:behavior w:val="content"/>
-        </w:behaviors>
-        <w:guid w:val="{45FEB6BC-70A4-40EA-91F6-77EB3886015B}"/>
-      </w:docPartPr>
-      <w:docPartBody>
-        <w:p>
-          <w:pPr>
-            <w:pStyle w:val="E56E68EDB3414E4FA2DBF8183205C7FC"/>
-          </w:pPr>
-          <w:r>
-            <w:rPr>
-              <w:rStyle w:val="PlaceholderText"/>
-            </w:rPr>
-            <w:t>Click or tap here to enter text.</w:t>
-          </w:r>
-        </w:p>
-      </w:docPartBody>
-    </w:docPart>
-    <w:docPart>
-      <w:docPartPr>
-        <w:name w:val="6E7724F72DAA46FD978E846722B8B784"/>
-        <w:category>
-          <w:name w:val="General"/>
-          <w:gallery w:val="placeholder"/>
-        </w:category>
-        <w:types>
-          <w:type w:val="bbPlcHdr"/>
-        </w:types>
-        <w:behaviors>
-          <w:behavior w:val="content"/>
-        </w:behaviors>
-        <w:guid w:val="{E99DBF09-793B-4A43-936B-3B7E7987F908}"/>
-      </w:docPartPr>
-      <w:docPartBody>
-        <w:p>
-          <w:pPr>
-            <w:pStyle w:val="6E7724F72DAA46FD978E846722B8B784"/>
-          </w:pPr>
-          <w:r>
-            <w:rPr>
-              <w:rStyle w:val="PlaceholderText"/>
-            </w:rPr>
-            <w:t>Click or tap here to enter text.</w:t>
-          </w:r>
-        </w:p>
-      </w:docPartBody>
-    </w:docPart>
-    <w:docPart>
-      <w:docPartPr>
-        <w:name w:val="DefaultPlaceholder_-1854013438"/>
-        <w:category>
-          <w:name w:val="General"/>
-          <w:gallery w:val="placeholder"/>
-        </w:category>
-        <w:types>
-          <w:type w:val="bbPlcHdr"/>
-        </w:types>
-        <w:behaviors>
-          <w:behavior w:val="content"/>
-        </w:behaviors>
-        <w:guid w:val="{0C3073FE-ED46-45D3-BDEB-8E9A221BE754}"/>
-      </w:docPartPr>
-      <w:docPartBody>
-        <w:p>
-          <w:r>
-            <w:rPr>
-              <w:rStyle w:val="PlaceholderText"/>
-            </w:rPr>
-            <w:t>Choose an item.</w:t>
-          </w:r>
-        </w:p>
-      </w:docPartBody>
-    </w:docPart>
-    <w:docPart>
-      <w:docPartPr>
-        <w:name w:val="5166DF1738D745E8836585AEFE16AF0D"/>
-        <w:category>
-          <w:name w:val="General"/>
-          <w:gallery w:val="placeholder"/>
-        </w:category>
-        <w:types>
-          <w:type w:val="bbPlcHdr"/>
-        </w:types>
-        <w:behaviors>
-          <w:behavior w:val="content"/>
-        </w:behaviors>
-        <w:guid w:val="{B04F3B4C-B773-4379-8A0D-385908E39A67}"/>
-      </w:docPartPr>
-      <w:docPartBody>
-        <w:p>
-          <w:pPr>
-            <w:pStyle w:val="5166DF1738D745E8836585AEFE16AF0D"/>
-          </w:pPr>
-          <w:r>
-            <w:rPr>
-              <w:rStyle w:val="PlaceholderText"/>
-            </w:rPr>
-            <w:t>Choose an item.</w:t>
-          </w:r>
-        </w:p>
-      </w:docPartBody>
-    </w:docPart>
-    <w:docPart>
-      <w:docPartPr>
-        <w:name w:val="8AE4D63BAC5B4742B11E62B02E9A78AD"/>
-        <w:category>
-          <w:name w:val="General"/>
-          <w:gallery w:val="placeholder"/>
-        </w:category>
-        <w:types>
-          <w:type w:val="bbPlcHdr"/>
-        </w:types>
-        <w:behaviors>
-          <w:behavior w:val="content"/>
-        </w:behaviors>
-        <w:guid w:val="{19F9F6F8-857F-4DA0-9EB6-C114B66DDF90}"/>
-      </w:docPartPr>
-      <w:docPartBody>
-        <w:p>
-          <w:pPr>
-            <w:pStyle w:val="8AE4D63BAC5B4742B11E62B02E9A78AD"/>
-          </w:pPr>
-          <w:r>
-            <w:rPr>
-              <w:rStyle w:val="PlaceholderText"/>
-            </w:rPr>
-            <w:t>Choose an item.</w:t>
-          </w:r>
-        </w:p>
-      </w:docPartBody>
-    </w:docPart>
-    <w:docPart>
-      <w:docPartPr>
-        <w:name w:val="EC4963792A2646C4AB54E0E733866A4E"/>
-        <w:category>
-          <w:name w:val="General"/>
-          <w:gallery w:val="placeholder"/>
-        </w:category>
-        <w:types>
-          <w:type w:val="bbPlcHdr"/>
-        </w:types>
-        <w:behaviors>
-          <w:behavior w:val="content"/>
-        </w:behaviors>
-        <w:guid w:val="{82594D9F-20FF-477E-A218-D1C9A43D87EF}"/>
-      </w:docPartPr>
-      <w:docPartBody>
-        <w:p>
-          <w:pPr>
-            <w:pStyle w:val="EC4963792A2646C4AB54E0E733866A4E"/>
-          </w:pPr>
-          <w:r>
-            <w:rPr>
-              <w:rStyle w:val="PlaceholderText"/>
-            </w:rPr>
-            <w:t>Click or tap here to enter text.</w:t>
-          </w:r>
-        </w:p>
-      </w:docPartBody>
-    </w:docPart>
-    <w:docPart>
-      <w:docPartPr>
-        <w:name w:val="F194CCA70C664931AAB8D817CDEA3578"/>
-        <w:category>
-          <w:name w:val="General"/>
-          <w:gallery w:val="placeholder"/>
-        </w:category>
-        <w:types>
-          <w:type w:val="bbPlcHdr"/>
-        </w:types>
-        <w:behaviors>
-          <w:behavior w:val="content"/>
-        </w:behaviors>
-        <w:guid w:val="{D9EA3267-0106-4759-B0CE-8DA1C37CEF79}"/>
-      </w:docPartPr>
-      <w:docPartBody>
-        <w:p>
-          <w:pPr>
-            <w:pStyle w:val="F194CCA70C664931AAB8D817CDEA3578"/>
-          </w:pPr>
-          <w:r>
-            <w:rPr>
-              <w:rStyle w:val="PlaceholderText"/>
-            </w:rPr>
-            <w:t>Choose an item.</w:t>
-          </w:r>
-        </w:p>
-      </w:docPartBody>
-    </w:docPart>
-    <w:docPart>
-      <w:docPartPr>
-        <w:name w:val="C0BEE5184EEB4BB5B1FF94AE89CA7B6E"/>
-        <w:category>
-          <w:name w:val="General"/>
-          <w:gallery w:val="placeholder"/>
-        </w:category>
-        <w:types>
-          <w:type w:val="bbPlcHdr"/>
-        </w:types>
-        <w:behaviors>
-          <w:behavior w:val="content"/>
-        </w:behaviors>
-        <w:guid w:val="{5847774A-1313-4CF4-93D0-D2F320A2536D}"/>
-      </w:docPartPr>
-      <w:docPartBody>
-        <w:p>
-          <w:pPr>
-            <w:pStyle w:val="C0BEE5184EEB4BB5B1FF94AE89CA7B6E"/>
-          </w:pPr>
-          <w:r>
-            <w:rPr>
-              <w:rStyle w:val="PlaceholderText"/>
-            </w:rPr>
-            <w:t>Click or tap here to enter text.</w:t>
-          </w:r>
-        </w:p>
-      </w:docPartBody>
-    </w:docPart>
-    <w:docPart>
-      <w:docPartPr>
-        <w:name w:val="7D3466FD1FA94235B51457305A82F7A5"/>
-        <w:category>
-          <w:name w:val="General"/>
-          <w:gallery w:val="placeholder"/>
-        </w:category>
-        <w:types>
-          <w:type w:val="bbPlcHdr"/>
-        </w:types>
-        <w:behaviors>
-          <w:behavior w:val="content"/>
-        </w:behaviors>
-        <w:guid w:val="{5272938F-5DAA-4ED5-94C5-78A255DA6721}"/>
-      </w:docPartPr>
-      <w:docPartBody>
-        <w:p>
-          <w:pPr>
-            <w:pStyle w:val="7D3466FD1FA94235B51457305A82F7A5"/>
-          </w:pPr>
-          <w:r>
-            <w:rPr>
-              <w:rStyle w:val="PlaceholderText"/>
-            </w:rPr>
-            <w:t>Click or tap here to enter text.</w:t>
-          </w:r>
-        </w:p>
-      </w:docPartBody>
-    </w:docPart>
-    <w:docPart>
-      <w:docPartPr>
-        <w:name w:val="4488D085AA3947158EDFF9EF46237C5B"/>
-        <w:category>
-          <w:name w:val="General"/>
-          <w:gallery w:val="placeholder"/>
-        </w:category>
-        <w:types>
-          <w:type w:val="bbPlcHdr"/>
-        </w:types>
-        <w:behaviors>
-          <w:behavior w:val="content"/>
-        </w:behaviors>
-        <w:guid w:val="{CBB46C04-C07A-4EA5-BCF8-CE67F1B37A1D}"/>
-      </w:docPartPr>
-      <w:docPartBody>
-        <w:p>
-          <w:pPr>
-            <w:pStyle w:val="4488D085AA3947158EDFF9EF46237C5B"/>
-          </w:pPr>
-          <w:r>
-            <w:rPr>
-              <w:rStyle w:val="PlaceholderText"/>
-            </w:rPr>
-            <w:t>Choose an item.</w:t>
-          </w:r>
-        </w:p>
-      </w:docPartBody>
-    </w:docPart>
-    <w:docPart>
-      <w:docPartPr>
-        <w:name w:val="088CEE9227A24D438C64429C0DB34F31"/>
-        <w:category>
-          <w:name w:val="General"/>
-          <w:gallery w:val="placeholder"/>
-        </w:category>
-        <w:types>
-          <w:type w:val="bbPlcHdr"/>
-        </w:types>
-        <w:behaviors>
-          <w:behavior w:val="content"/>
-        </w:behaviors>
-        <w:guid w:val="{931AA644-C25A-4B2B-8A02-1C7932A48607}"/>
-      </w:docPartPr>
-      <w:docPartBody>
-        <w:p>
-          <w:pPr>
-            <w:pStyle w:val="088CEE9227A24D438C64429C0DB34F31"/>
-          </w:pPr>
-          <w:r>
-            <w:rPr>
-              <w:rStyle w:val="PlaceholderText"/>
-            </w:rPr>
-            <w:t>Click or tap here to enter text.</w:t>
-          </w:r>
-        </w:p>
-      </w:docPartBody>
-    </w:docPart>
-    <w:docPart>
-      <w:docPartPr>
-        <w:name w:val="9E282A33D2D34EA2BB19239C8F1D69AD"/>
-        <w:category>
-          <w:name w:val="General"/>
-          <w:gallery w:val="placeholder"/>
-        </w:category>
-        <w:types>
-          <w:type w:val="bbPlcHdr"/>
-        </w:types>
-        <w:behaviors>
-          <w:behavior w:val="content"/>
-        </w:behaviors>
-        <w:guid w:val="{8EC8AD92-C6ED-4DF6-ABF3-4DAFEABFA018}"/>
-      </w:docPartPr>
-      <w:docPartBody>
-        <w:p>
-          <w:pPr>
-            <w:pStyle w:val="9E282A33D2D34EA2BB19239C8F1D69AD"/>
-          </w:pPr>
-          <w:r>
-            <w:rPr>
-              <w:rStyle w:val="PlaceholderText"/>
-            </w:rPr>
-            <w:t>Choose an item.</w:t>
-          </w:r>
-        </w:p>
-      </w:docPartBody>
-    </w:docPart>
-    <w:docPart>
-      <w:docPartPr>
-        <w:name w:val="43A3621F8D6C4D83B8798A9F3418C48E"/>
-        <w:category>
-          <w:name w:val="General"/>
-          <w:gallery w:val="placeholder"/>
-        </w:category>
-        <w:types>
-          <w:type w:val="bbPlcHdr"/>
-        </w:types>
-        <w:behaviors>
-          <w:behavior w:val="content"/>
-        </w:behaviors>
-        <w:guid w:val="{1319E514-0EC9-4D96-B711-0C06E5109384}"/>
-      </w:docPartPr>
-      <w:docPartBody>
-        <w:p>
-          <w:pPr>
-            <w:pStyle w:val="43A3621F8D6C4D83B8798A9F3418C48E"/>
-          </w:pPr>
-          <w:r>
-            <w:rPr>
-              <w:rStyle w:val="PlaceholderText"/>
-            </w:rPr>
-            <w:t>Click or tap here to enter text.</w:t>
-          </w:r>
-        </w:p>
-      </w:docPartBody>
-    </w:docPart>
-    <w:docPart>
-      <w:docPartPr>
-        <w:name w:val="D86443157EBF4D5A90F2525C29294A73"/>
-        <w:category>
-          <w:name w:val="General"/>
-          <w:gallery w:val="placeholder"/>
-        </w:category>
-        <w:types>
-          <w:type w:val="bbPlcHdr"/>
-        </w:types>
-        <w:behaviors>
-          <w:behavior w:val="content"/>
-        </w:behaviors>
-        <w:guid w:val="{1691FF98-F25B-4449-A945-87A35C965EA2}"/>
-      </w:docPartPr>
-      <w:docPartBody>
-        <w:p>
-          <w:pPr>
-            <w:pStyle w:val="D86443157EBF4D5A90F2525C29294A73"/>
-          </w:pPr>
-          <w:r>
-            <w:rPr>
-              <w:rStyle w:val="PlaceholderText"/>
-            </w:rPr>
-            <w:t>Choose an item.</w:t>
-          </w:r>
-        </w:p>
-      </w:docPartBody>
-    </w:docPart>
-    <w:docPart>
-      <w:docPartPr>
-        <w:name w:val="1A3C5F832A1549DFA1201154E59AB2AE"/>
-        <w:category>
-          <w:name w:val="General"/>
-          <w:gallery w:val="placeholder"/>
-        </w:category>
-        <w:types>
-          <w:type w:val="bbPlcHdr"/>
-        </w:types>
-        <w:behaviors>
-          <w:behavior w:val="content"/>
-        </w:behaviors>
-        <w:guid w:val="{A0E705B8-1438-4E96-AF3E-0DEB5E8987C0}"/>
-      </w:docPartPr>
-      <w:docPartBody>
-        <w:p>
-          <w:pPr>
-            <w:pStyle w:val="1A3C5F832A1549DFA1201154E59AB2AE"/>
-          </w:pPr>
-          <w:r>
-            <w:rPr>
-              <w:rStyle w:val="PlaceholderText"/>
-            </w:rPr>
-            <w:t>Click or tap here to enter text.</w:t>
-          </w:r>
-        </w:p>
-      </w:docPartBody>
-    </w:docPart>
-    <w:docPart>
-      <w:docPartPr>
-        <w:name w:val="8BB7265883ED49F0A76C3F5BE12A8602"/>
-        <w:category>
-          <w:name w:val="General"/>
-          <w:gallery w:val="placeholder"/>
-        </w:category>
-        <w:types>
-          <w:type w:val="bbPlcHdr"/>
-        </w:types>
-        <w:behaviors>
-          <w:behavior w:val="content"/>
-        </w:behaviors>
-        <w:guid w:val="{B8227900-651F-4AA7-860A-E59799986D3E}"/>
-      </w:docPartPr>
-      <w:docPartBody>
-        <w:p>
-          <w:pPr>
-            <w:pStyle w:val="8BB7265883ED49F0A76C3F5BE12A8602"/>
-          </w:pPr>
-          <w:r>
-            <w:rPr>
-              <w:rStyle w:val="PlaceholderText"/>
-            </w:rPr>
-            <w:t>Click or tap here to enter text.</w:t>
-          </w:r>
-        </w:p>
-      </w:docPartBody>
-    </w:docPart>
-    <w:docPart>
-      <w:docPartPr>
-        <w:name w:val="58214C2997B948B7A9FF774F7EDFFADF"/>
-        <w:category>
-          <w:name w:val="General"/>
-          <w:gallery w:val="placeholder"/>
-        </w:category>
-        <w:types>
-          <w:type w:val="bbPlcHdr"/>
-        </w:types>
-        <w:behaviors>
-          <w:behavior w:val="content"/>
-        </w:behaviors>
-        <w:guid w:val="{74AA4D90-46D6-43F0-A1C0-A3A560ACA898}"/>
-      </w:docPartPr>
-      <w:docPartBody>
-        <w:p>
-          <w:pPr>
-            <w:pStyle w:val="58214C2997B948B7A9FF774F7EDFFADF"/>
-          </w:pPr>
-          <w:r>
-            <w:rPr>
-              <w:rStyle w:val="PlaceholderText"/>
-            </w:rPr>
-            <w:t>Choose an item.</w:t>
-          </w:r>
-        </w:p>
-      </w:docPartBody>
-    </w:docPart>
-    <w:docPart>
-      <w:docPartPr>
-        <w:name w:val="00B5275163D44AF394077F9E4C4EBFE4"/>
-        <w:category>
-          <w:name w:val="General"/>
-          <w:gallery w:val="placeholder"/>
-        </w:category>
-        <w:types>
-          <w:type w:val="bbPlcHdr"/>
-        </w:types>
-        <w:behaviors>
-          <w:behavior w:val="content"/>
-        </w:behaviors>
-        <w:guid w:val="{F4352651-0787-4D4F-9351-E38BA98CDA4F}"/>
-      </w:docPartPr>
-      <w:docPartBody>
-        <w:p>
-          <w:pPr>
-            <w:pStyle w:val="00B5275163D44AF394077F9E4C4EBFE4"/>
-          </w:pPr>
-          <w:r>
-            <w:rPr>
-              <w:rStyle w:val="PlaceholderText"/>
-            </w:rPr>
-            <w:t>Click or tap here to enter text.</w:t>
-          </w:r>
-        </w:p>
-      </w:docPartBody>
-    </w:docPart>
-    <w:docPart>
-      <w:docPartPr>
-        <w:name w:val="8061A521E5F440C28627FDE5878D6B9B"/>
-        <w:category>
-          <w:name w:val="General"/>
-          <w:gallery w:val="placeholder"/>
-        </w:category>
-        <w:types>
-          <w:type w:val="bbPlcHdr"/>
-        </w:types>
-        <w:behaviors>
-          <w:behavior w:val="content"/>
-        </w:behaviors>
-        <w:guid w:val="{F182BB87-C5BD-4A86-8245-0C6458F8EBE4}"/>
-      </w:docPartPr>
-      <w:docPartBody>
-        <w:p>
-          <w:pPr>
-            <w:pStyle w:val="8061A521E5F440C28627FDE5878D6B9B"/>
-          </w:pPr>
-          <w:r>
-            <w:rPr>
-              <w:rStyle w:val="PlaceholderText"/>
-            </w:rPr>
-            <w:t>Choose an item.</w:t>
-          </w:r>
-        </w:p>
-      </w:docPartBody>
-    </w:docPart>
-    <w:docPart>
-      <w:docPartPr>
-        <w:name w:val="B4E2E640636D47279C9AAE0526BD6ABF"/>
-        <w:category>
-          <w:name w:val="General"/>
-          <w:gallery w:val="placeholder"/>
-        </w:category>
-        <w:types>
-          <w:type w:val="bbPlcHdr"/>
-        </w:types>
-        <w:behaviors>
-          <w:behavior w:val="content"/>
-        </w:behaviors>
-        <w:guid w:val="{35CA87D6-3C96-4985-A12E-2D952CF30197}"/>
-      </w:docPartPr>
-      <w:docPartBody>
-        <w:p>
-          <w:pPr>
-            <w:pStyle w:val="B4E2E640636D47279C9AAE0526BD6ABF"/>
-          </w:pPr>
-          <w:r>
-            <w:rPr>
-              <w:rStyle w:val="PlaceholderText"/>
-            </w:rPr>
-            <w:t>Choose an item.</w:t>
-          </w:r>
-        </w:p>
-      </w:docPartBody>
-    </w:docPart>
-    <w:docPart>
-      <w:docPartPr>
-        <w:name w:val="A054E535EC474072BF473D098948B53F"/>
-        <w:category>
-          <w:name w:val="General"/>
-          <w:gallery w:val="placeholder"/>
-        </w:category>
-        <w:types>
-          <w:type w:val="bbPlcHdr"/>
-        </w:types>
-        <w:behaviors>
-          <w:behavior w:val="content"/>
-        </w:behaviors>
-        <w:guid w:val="{B99C11E3-8117-4305-9075-61D7C00E2DE4}"/>
-      </w:docPartPr>
-      <w:docPartBody>
-        <w:p>
-          <w:pPr>
-            <w:pStyle w:val="A054E535EC474072BF473D098948B53F"/>
-          </w:pPr>
-          <w:r>
-            <w:rPr>
-              <w:rStyle w:val="PlaceholderText"/>
-            </w:rPr>
-            <w:t>Choose an item.</w:t>
-          </w:r>
-        </w:p>
-      </w:docPartBody>
-    </w:docPart>
-    <w:docPart>
-      <w:docPartPr>
-        <w:name w:val="FA445E9E653D4C8DAA57703B7F153B07"/>
-        <w:category>
-          <w:name w:val="General"/>
-          <w:gallery w:val="placeholder"/>
-        </w:category>
-        <w:types>
-          <w:type w:val="bbPlcHdr"/>
-        </w:types>
-        <w:behaviors>
-          <w:behavior w:val="content"/>
-        </w:behaviors>
-        <w:guid w:val="{4D845DD5-BBF8-4320-82C6-4C0C90ADC9D8}"/>
-      </w:docPartPr>
-      <w:docPartBody>
-        <w:p>
-          <w:pPr>
-            <w:pStyle w:val="FA445E9E653D4C8DAA57703B7F153B07"/>
-          </w:pPr>
-          <w:r>
-            <w:rPr>
-              <w:rStyle w:val="PlaceholderText"/>
-            </w:rPr>
-            <w:t>Choose an item.</w:t>
-          </w:r>
-        </w:p>
-      </w:docPartBody>
-    </w:docPart>
-    <w:docPart>
-      <w:docPartPr>
-        <w:name w:val="B4C83A80496A40F282E43D780DF835FC"/>
-        <w:category>
-          <w:name w:val="General"/>
-          <w:gallery w:val="placeholder"/>
-        </w:category>
-        <w:types>
-          <w:type w:val="bbPlcHdr"/>
-        </w:types>
-        <w:behaviors>
-          <w:behavior w:val="content"/>
-        </w:behaviors>
-        <w:guid w:val="{9C71759D-65C4-42DA-B44A-6207F22C3FEF}"/>
-      </w:docPartPr>
-      <w:docPartBody>
-        <w:p>
-          <w:pPr>
-            <w:pStyle w:val="B4C83A80496A40F282E43D780DF835FC"/>
-          </w:pPr>
-          <w:r>
-            <w:rPr>
-              <w:rStyle w:val="PlaceholderText"/>
-            </w:rPr>
-            <w:t>Choose an item.</w:t>
-          </w:r>
-        </w:p>
-      </w:docPartBody>
-    </w:docPart>
-    <w:docPart>
-      <w:docPartPr>
-        <w:name w:val="C0B9FEB870354C67934FAB4663644D16"/>
-        <w:category>
-          <w:name w:val="General"/>
-          <w:gallery w:val="placeholder"/>
-        </w:category>
-        <w:types>
-          <w:type w:val="bbPlcHdr"/>
-        </w:types>
-        <w:behaviors>
-          <w:behavior w:val="content"/>
-        </w:behaviors>
-        <w:guid w:val="{D833A3AE-EE49-4AA8-AB36-202EDBE4A71C}"/>
-      </w:docPartPr>
-      <w:docPartBody>
-        <w:p>
-          <w:pPr>
-            <w:pStyle w:val="C0B9FEB870354C67934FAB4663644D16"/>
-          </w:pPr>
-          <w:r>
-            <w:rPr>
-              <w:rStyle w:val="PlaceholderText"/>
-            </w:rPr>
-            <w:t>Choose an item.</w:t>
-          </w:r>
-        </w:p>
-      </w:docPartBody>
-    </w:docPart>
-    <w:docPart>
-      <w:docPartPr>
-        <w:name w:val="365C6A0DD092448180C78960B2F1BD97"/>
-        <w:category>
-          <w:name w:val="General"/>
-          <w:gallery w:val="placeholder"/>
-        </w:category>
-        <w:types>
-          <w:type w:val="bbPlcHdr"/>
-        </w:types>
-        <w:behaviors>
-          <w:behavior w:val="content"/>
-        </w:behaviors>
-        <w:guid w:val="{11685112-7653-439B-9D40-628AB074E54E}"/>
-      </w:docPartPr>
-      <w:docPartBody>
-        <w:p>
-          <w:pPr>
-            <w:pStyle w:val="365C6A0DD092448180C78960B2F1BD97"/>
-          </w:pPr>
-          <w:r>
-            <w:rPr>
-              <w:rStyle w:val="PlaceholderText"/>
-            </w:rPr>
-            <w:t>Click or tap here to enter text.</w:t>
-          </w:r>
-        </w:p>
-      </w:docPartBody>
-    </w:docPart>
-    <w:docPart>
-      <w:docPartPr>
-        <w:name w:val="E84380EDD0B74929A7D90832F3146962"/>
-        <w:category>
-          <w:name w:val="General"/>
-          <w:gallery w:val="placeholder"/>
-        </w:category>
-        <w:types>
-          <w:type w:val="bbPlcHdr"/>
-        </w:types>
-        <w:behaviors>
-          <w:behavior w:val="content"/>
-        </w:behaviors>
-        <w:guid w:val="{90A31F82-3B37-4584-8C32-90480011C194}"/>
-      </w:docPartPr>
-      <w:docPartBody>
-        <w:p>
-          <w:pPr>
-            <w:pStyle w:val="E84380EDD0B74929A7D90832F3146962"/>
-          </w:pPr>
-          <w:r>
-            <w:rPr>
-              <w:rStyle w:val="PlaceholderText"/>
-            </w:rPr>
-            <w:t>Choose an item.</w:t>
-          </w:r>
-        </w:p>
-      </w:docPartBody>
-    </w:docPart>
-    <w:docPart>
-      <w:docPartPr>
-        <w:name w:val="82B0721188B84354BF7F33D5438453DB"/>
-        <w:category>
-          <w:name w:val="General"/>
-          <w:gallery w:val="placeholder"/>
-        </w:category>
-        <w:types>
-          <w:type w:val="bbPlcHdr"/>
-        </w:types>
-        <w:behaviors>
-          <w:behavior w:val="content"/>
-        </w:behaviors>
-        <w:guid w:val="{BB5E7F1C-C80A-4F2E-AF57-D50C30E079DF}"/>
-      </w:docPartPr>
-      <w:docPartBody>
-        <w:p>
-          <w:pPr>
-            <w:pStyle w:val="82B0721188B84354BF7F33D5438453DB"/>
-          </w:pPr>
-          <w:r>
-            <w:rPr>
-              <w:rStyle w:val="PlaceholderText"/>
-            </w:rPr>
-            <w:t>Click or tap here to enter text.</w:t>
-          </w:r>
-        </w:p>
-      </w:docPartBody>
-    </w:docPart>
-    <w:docPart>
-      <w:docPartPr>
-        <w:name w:val="CCCCC1039A20443EB6E69372E2A05A44"/>
-        <w:category>
-          <w:name w:val="General"/>
-          <w:gallery w:val="placeholder"/>
-        </w:category>
-        <w:types>
-          <w:type w:val="bbPlcHdr"/>
-        </w:types>
-        <w:behaviors>
-          <w:behavior w:val="content"/>
-        </w:behaviors>
-        <w:guid w:val="{A2DDF20D-48E7-4256-8897-04D9B592C4C8}"/>
-      </w:docPartPr>
-      <w:docPartBody>
-        <w:p>
-          <w:pPr>
-            <w:pStyle w:val="CCCCC1039A20443EB6E69372E2A05A44"/>
-          </w:pPr>
-          <w:r>
-            <w:rPr>
-              <w:rStyle w:val="PlaceholderText"/>
-            </w:rPr>
-            <w:t>Click or tap here to enter text.</w:t>
-          </w:r>
-        </w:p>
-      </w:docPartBody>
-    </w:docPart>
-    <w:docPart>
-      <w:docPartPr>
-        <w:name w:val="2151653824634D1AA2DDBEC94760DD40"/>
-        <w:category>
-          <w:name w:val="General"/>
-          <w:gallery w:val="placeholder"/>
-        </w:category>
-        <w:types>
-          <w:type w:val="bbPlcHdr"/>
-        </w:types>
-        <w:behaviors>
-          <w:behavior w:val="content"/>
-        </w:behaviors>
-        <w:guid w:val="{96A2D2B1-3C70-4AC2-89D3-FE9B197B13AC}"/>
-      </w:docPartPr>
-      <w:docPartBody>
-        <w:p>
-          <w:pPr>
-            <w:pStyle w:val="2151653824634D1AA2DDBEC94760DD40"/>
-          </w:pPr>
-          <w:r>
-            <w:rPr>
-              <w:rStyle w:val="PlaceholderText"/>
-            </w:rPr>
-            <w:t>Click or tap here to enter text.</w:t>
-          </w:r>
-        </w:p>
-      </w:docPartBody>
-    </w:docPart>
-    <w:docPart>
-      <w:docPartPr>
-        <w:name w:val="F7E66E4A10B34CD7A79F0BE34B7E7B35"/>
-        <w:category>
-          <w:name w:val="General"/>
-          <w:gallery w:val="placeholder"/>
-        </w:category>
-        <w:types>
-          <w:type w:val="bbPlcHdr"/>
-        </w:types>
-        <w:behaviors>
-          <w:behavior w:val="content"/>
-        </w:behaviors>
-        <w:guid w:val="{2AB965A0-CD18-47DC-A152-A029DB42A844}"/>
-      </w:docPartPr>
-      <w:docPartBody>
-        <w:p>
-          <w:pPr>
-            <w:pStyle w:val="F7E66E4A10B34CD7A79F0BE34B7E7B35"/>
-          </w:pPr>
-          <w:r>
-            <w:rPr>
-              <w:rStyle w:val="PlaceholderText"/>
-            </w:rPr>
-            <w:t>Click or tap here to enter text.</w:t>
-          </w:r>
-        </w:p>
-      </w:docPartBody>
-    </w:docPart>
-    <w:docPart>
-      <w:docPartPr>
-        <w:name w:val="900A29661A1349D39F0AC92ED58EFA06"/>
-        <w:category>
-          <w:name w:val="General"/>
-          <w:gallery w:val="placeholder"/>
-        </w:category>
-        <w:types>
-          <w:type w:val="bbPlcHdr"/>
-        </w:types>
-        <w:behaviors>
-          <w:behavior w:val="content"/>
-        </w:behaviors>
-        <w:guid w:val="{53079EA7-E1AE-4C84-87FB-7E2179B00A61}"/>
-      </w:docPartPr>
-      <w:docPartBody>
-        <w:p>
-          <w:pPr>
-            <w:pStyle w:val="900A29661A1349D39F0AC92ED58EFA06"/>
-          </w:pPr>
-          <w:r>
-            <w:rPr>
-              <w:rStyle w:val="PlaceholderText"/>
-            </w:rPr>
-            <w:t>Click or tap here to enter text.</w:t>
-          </w:r>
-        </w:p>
-      </w:docPartBody>
-    </w:docPart>
-    <w:docPart>
-      <w:docPartPr>
-        <w:name w:val="B77C4A921A7E4E5F9CB32045E34D6D79"/>
-        <w:category>
-          <w:name w:val="General"/>
-          <w:gallery w:val="placeholder"/>
-        </w:category>
-        <w:types>
-          <w:type w:val="bbPlcHdr"/>
-        </w:types>
-        <w:behaviors>
-          <w:behavior w:val="content"/>
-        </w:behaviors>
-        <w:guid w:val="{842A45D5-7ABA-4498-B742-C56205AB2F00}"/>
-      </w:docPartPr>
-      <w:docPartBody>
-        <w:p>
-          <w:pPr>
-            <w:pStyle w:val="B77C4A921A7E4E5F9CB32045E34D6D79"/>
-          </w:pPr>
-          <w:r>
-            <w:rPr>
-              <w:rStyle w:val="PlaceholderText"/>
-            </w:rPr>
-            <w:t>Click or tap here to enter text.</w:t>
-          </w:r>
-        </w:p>
-      </w:docPartBody>
-    </w:docPart>
-    <w:docPart>
-      <w:docPartPr>
-        <w:name w:val="3C8EE8E5029F4B9BABED31FEAA10C245"/>
-        <w:category>
-          <w:name w:val="General"/>
-          <w:gallery w:val="placeholder"/>
-        </w:category>
-        <w:types>
-          <w:type w:val="bbPlcHdr"/>
-        </w:types>
-        <w:behaviors>
-          <w:behavior w:val="content"/>
-        </w:behaviors>
-        <w:guid w:val="{EBB89AC6-5317-4EAB-AB1F-638601CBF313}"/>
-      </w:docPartPr>
-      <w:docPartBody>
-        <w:p>
-          <w:pPr>
-            <w:pStyle w:val="3C8EE8E5029F4B9BABED31FEAA10C245"/>
-          </w:pPr>
-          <w:r>
-            <w:rPr>
-              <w:rStyle w:val="PlaceholderText"/>
-            </w:rPr>
-            <w:t>Click or tap here to enter text.</w:t>
-          </w:r>
-        </w:p>
-      </w:docPartBody>
-    </w:docPart>
-    <w:docPart>
-      <w:docPartPr>
-        <w:name w:val="B1DAC981131048BB81CF51BA29317559"/>
-        <w:category>
-          <w:name w:val="General"/>
-          <w:gallery w:val="placeholder"/>
-        </w:category>
-        <w:types>
-          <w:type w:val="bbPlcHdr"/>
-        </w:types>
-        <w:behaviors>
-          <w:behavior w:val="content"/>
-        </w:behaviors>
-        <w:guid w:val="{078F2712-91C3-4DFA-8611-A245566D7B54}"/>
-      </w:docPartPr>
-      <w:docPartBody>
-        <w:p>
-          <w:pPr>
-            <w:pStyle w:val="B1DAC981131048BB81CF51BA29317559"/>
-          </w:pPr>
-          <w:r>
-            <w:rPr>
-              <w:rStyle w:val="PlaceholderText"/>
-            </w:rPr>
-            <w:t>Click or tap here to enter text.</w:t>
-          </w:r>
-        </w:p>
-      </w:docPartBody>
-    </w:docPart>
-    <w:docPart>
-      <w:docPartPr>
-        <w:name w:val="A0EF360C4A4141EDBB3A9532FFEDF572"/>
-        <w:category>
-          <w:name w:val="General"/>
-          <w:gallery w:val="placeholder"/>
-        </w:category>
-        <w:types>
-          <w:type w:val="bbPlcHdr"/>
-        </w:types>
-        <w:behaviors>
-          <w:behavior w:val="content"/>
-        </w:behaviors>
-        <w:guid w:val="{3BF650CC-8366-4A2E-A794-D6B5B9F08D91}"/>
-      </w:docPartPr>
-      <w:docPartBody>
-        <w:p>
-          <w:pPr>
-            <w:pStyle w:val="A0EF360C4A4141EDBB3A9532FFEDF572"/>
-          </w:pPr>
-          <w:r>
-            <w:rPr>
-              <w:rStyle w:val="PlaceholderText"/>
-            </w:rPr>
-            <w:t>Click or tap here to enter text.</w:t>
-          </w:r>
-        </w:p>
-      </w:docPartBody>
-    </w:docPart>
-    <w:docPart>
-      <w:docPartPr>
-        <w:name w:val="F99B27822E1A4933971E8D88C12E293C"/>
-        <w:category>
-          <w:name w:val="General"/>
-          <w:gallery w:val="placeholder"/>
-        </w:category>
-        <w:types>
-          <w:type w:val="bbPlcHdr"/>
-        </w:types>
-        <w:behaviors>
-          <w:behavior w:val="content"/>
-        </w:behaviors>
-        <w:guid w:val="{61D9490A-B863-42D8-976B-239BFDE74F4B}"/>
-      </w:docPartPr>
-      <w:docPartBody>
-        <w:p>
-          <w:pPr>
-            <w:pStyle w:val="F99B27822E1A4933971E8D88C12E293C"/>
-          </w:pPr>
-          <w:r>
-            <w:rPr>
-              <w:rStyle w:val="PlaceholderText"/>
-            </w:rPr>
-            <w:t>Click or tap here to enter text.</w:t>
-          </w:r>
-        </w:p>
-      </w:docPartBody>
-    </w:docPart>
-    <w:docPart>
-      <w:docPartPr>
-        <w:name w:val="CBF75E0DCF1A4637BE4CD7A65D89E2B6"/>
-        <w:category>
-          <w:name w:val="General"/>
-          <w:gallery w:val="placeholder"/>
-        </w:category>
-        <w:types>
-          <w:type w:val="bbPlcHdr"/>
-        </w:types>
-        <w:behaviors>
-          <w:behavior w:val="content"/>
-        </w:behaviors>
-        <w:guid w:val="{7D3C41BD-442F-4B68-90BA-6827FAF9A252}"/>
-      </w:docPartPr>
-      <w:docPartBody>
-        <w:p>
-          <w:pPr>
-            <w:pStyle w:val="CBF75E0DCF1A4637BE4CD7A65D89E2B6"/>
-          </w:pPr>
-          <w:r>
-            <w:rPr>
-              <w:rStyle w:val="PlaceholderText"/>
-            </w:rPr>
-            <w:t>Click or tap here to enter text.</w:t>
-          </w:r>
-        </w:p>
-      </w:docPartBody>
-    </w:docPart>
-    <w:docPart>
-      <w:docPartPr>
-        <w:name w:val="EF9E6ECA65B142B8858B87AE778CC482"/>
-        <w:category>
-          <w:name w:val="General"/>
-          <w:gallery w:val="placeholder"/>
-        </w:category>
-        <w:types>
-          <w:type w:val="bbPlcHdr"/>
-        </w:types>
-        <w:behaviors>
-          <w:behavior w:val="content"/>
-        </w:behaviors>
-        <w:guid w:val="{160AA498-B688-4264-A23D-BAA809AF597D}"/>
-      </w:docPartPr>
-      <w:docPartBody>
-        <w:p>
-          <w:pPr>
-            <w:pStyle w:val="EF9E6ECA65B142B8858B87AE778CC482"/>
-          </w:pPr>
-          <w:r>
-            <w:rPr>
-              <w:rStyle w:val="PlaceholderText"/>
-            </w:rPr>
-            <w:t>Click or tap here to enter text.</w:t>
-          </w:r>
-        </w:p>
-      </w:docPartBody>
-    </w:docPart>
-    <w:docPart>
-      <w:docPartPr>
-        <w:name w:val="D555D774A7684D38BF60893B464E7CDF"/>
-        <w:category>
-          <w:name w:val="General"/>
-          <w:gallery w:val="placeholder"/>
-        </w:category>
-        <w:types>
-          <w:type w:val="bbPlcHdr"/>
-        </w:types>
-        <w:behaviors>
-          <w:behavior w:val="content"/>
-        </w:behaviors>
-        <w:guid w:val="{D7E66A11-C925-49C6-9301-2A976E73CB1D}"/>
-      </w:docPartPr>
-      <w:docPartBody>
-        <w:p>
-          <w:pPr>
-            <w:pStyle w:val="D555D774A7684D38BF60893B464E7CDF"/>
-          </w:pPr>
-          <w:r>
-            <w:rPr>
-              <w:rStyle w:val="PlaceholderText"/>
-            </w:rPr>
-            <w:t>Click or tap here to enter text.</w:t>
-          </w:r>
-        </w:p>
-      </w:docPartBody>
-    </w:docPart>
-  </w:docParts>
-</w:glossaryDocument>
-</file>
-
-<file path=word/glossary/fontTable.xml><?xml version="1.0" encoding="utf-8"?>
-<w:fonts xmlns:mc="http://schemas.openxmlformats.org/markup-compatibility/2006" xmlns:r="http://schemas.openxmlformats.org/officeDocument/2006/relationships" xmlns:w="http://schemas.openxmlformats.org/wordprocessingml/2006/main" xmlns:w14="http://schemas.microsoft.com/office/word/2010/wordml" xmlns:w15="http://schemas.microsoft.com/office/word/2012/wordml" mc:Ignorable="w14 w15">
-  <w:font w:name="Times New Roman">
-    <w:panose1 w:val="02020603050405020304"/>
-    <w:charset w:val="00"/>
-    <w:family w:val="roman"/>
-    <w:pitch w:val="variable"/>
-    <w:sig w:usb0="E0002EFF" w:usb1="C000785B" w:usb2="00000009" w:usb3="00000000" w:csb0="000001FF" w:csb1="00000000"/>
-  </w:font>
-  <w:font w:name="Symbol">
-    <w:panose1 w:val="05050102010706020507"/>
-    <w:charset w:val="02"/>
-    <w:family w:val="roman"/>
-    <w:pitch w:val="variable"/>
-    <w:sig w:usb0="00000000" w:usb1="10000000" w:usb2="00000000" w:usb3="00000000" w:csb0="80000000" w:csb1="00000000"/>
-  </w:font>
-  <w:font w:name="Calibri">
-    <w:panose1 w:val="020F0502020204030204"/>
-    <w:charset w:val="00"/>
-    <w:family w:val="swiss"/>
-    <w:pitch w:val="variable"/>
-    <w:sig w:usb0="E4002EFF" w:usb1="C000247B" w:usb2="00000009" w:usb3="00000000" w:csb0="000001FF" w:csb1="00000000"/>
-  </w:font>
-  <w:font w:name="Courier New">
-    <w:panose1 w:val="02070309020205020404"/>
-    <w:charset w:val="00"/>
-    <w:family w:val="modern"/>
-    <w:pitch w:val="fixed"/>
-    <w:sig w:usb0="E0002EFF" w:usb1="C0007843" w:usb2="00000009" w:usb3="00000000" w:csb0="000001FF" w:csb1="00000000"/>
-  </w:font>
-  <w:font w:name="Wingdings">
-    <w:panose1 w:val="05000000000000000000"/>
-    <w:charset w:val="02"/>
-    <w:family w:val="auto"/>
-    <w:pitch w:val="variable"/>
-    <w:sig w:usb0="00000000" w:usb1="10000000" w:usb2="00000000" w:usb3="00000000" w:csb0="80000000" w:csb1="00000000"/>
-  </w:font>
-  <w:font w:name="Segoe UI">
-    <w:panose1 w:val="020B0502040204020203"/>
-    <w:charset w:val="00"/>
-    <w:family w:val="swiss"/>
-    <w:notTrueType/>
-    <w:pitch w:val="variable"/>
-    <w:sig w:usb0="00000003" w:usb1="00000000" w:usb2="00000000" w:usb3="00000000" w:csb0="00000001" w:csb1="00000000"/>
-  </w:font>
-  <w:font w:name="Calibri Light">
-    <w:panose1 w:val="020F0302020204030204"/>
-    <w:charset w:val="00"/>
-    <w:family w:val="swiss"/>
-    <w:pitch w:val="variable"/>
-    <w:sig w:usb0="E4002EFF" w:usb1="C000247B" w:usb2="00000009" w:usb3="00000000" w:csb0="000001FF" w:csb1="00000000"/>
-  </w:font>
-</w:fonts>
-</file>
-
-<file path=word/glossary/settings.xml><?xml version="1.0" encoding="utf-8"?>
-<w:settings xmlns:mc="http://schemas.openxmlformats.org/markup-compatibility/2006" xmlns:o="urn:schemas-microsoft-com:office:office" xmlns:r="http://schemas.openxmlformats.org/officeDocument/2006/relationships" xmlns:m="http://schemas.openxmlformats.org/officeDocument/2006/math" xmlns:v="urn:schemas-microsoft-com:vml" xmlns:w10="urn:schemas-microsoft-com:office:word" xmlns:w="http://schemas.openxmlformats.org/wordprocessingml/2006/main" xmlns:w14="http://schemas.microsoft.com/office/word/2010/wordml" xmlns:w15="http://schemas.microsoft.com/office/word/2012/wordml" xmlns:sl="http://schemas.openxmlformats.org/schemaLibrary/2006/main" mc:Ignorable="w14 w15">
-  <w:view w:val="normal"/>
-  <w:defaultTabStop w:val="720"/>
-  <w:hyphenationZone w:val="425"/>
-  <w:characterSpacingControl w:val="doNotCompress"/>
-  <w:compat>
-    <w:useFELayout/>
-    <w:compatSetting w:name="compatibilityMode" w:uri="http://schemas.microsoft.com/office/word" w:val="15"/>
-    <w:compatSetting w:name="overrideTableStyleFontSizeAndJustification" w:uri="http://schemas.microsoft.com/office/word" w:val="1"/>
-    <w:compatSetting w:name="enableOpenTypeFeatures" w:uri="http://schemas.microsoft.com/office/word" w:val="1"/>
-    <w:compatSetting w:name="doNotFlipMirrorIndents" w:uri="http://schemas.microsoft.com/office/word" w:val="1"/>
-    <w:compatSetting w:name="differentiateMultirowTableHeaders" w:uri="http://schemas.microsoft.com/office/word" w:val="1"/>
-  </w:compat>
-  <w:rsids>
-    <w:rsidRoot w:val="005D05F2"/>
-    <w:rsid w:val="00042212"/>
-    <w:rsid w:val="00054F1D"/>
-    <w:rsid w:val="003868E4"/>
-    <w:rsid w:val="00435ED7"/>
-    <w:rsid w:val="00457872"/>
-    <w:rsid w:val="0047577A"/>
-    <w:rsid w:val="005726B4"/>
-    <w:rsid w:val="005821FC"/>
-    <w:rsid w:val="005D05F2"/>
-    <w:rsid w:val="006559D8"/>
-    <w:rsid w:val="006B4DA1"/>
-    <w:rsid w:val="006F4E0D"/>
-    <w:rsid w:val="008D104B"/>
-    <w:rsid w:val="008F69C7"/>
-    <w:rsid w:val="00977698"/>
-    <w:rsid w:val="00A36660"/>
-    <w:rsid w:val="00B0334D"/>
-    <w:rsid w:val="00CC33B6"/>
-    <w:rsid w:val="00D5667C"/>
-    <w:rsid w:val="00D754B6"/>
-    <w:rsid w:val="00EA7C5C"/>
-    <w:rsid w:val="00F90BAC"/>
-    <w:rsid w:val="00FC5B1B"/>
-  </w:rsids>
-  <m:mathPr>
-    <m:mathFont m:val="Cambria Math"/>
-    <m:brkBin m:val="before"/>
-    <m:brkBinSub m:val="--"/>
-    <m:smallFrac m:val="0"/>
-    <m:dispDef/>
-    <m:lMargin m:val="0"/>
-    <m:rMargin m:val="0"/>
-    <m:defJc m:val="centerGroup"/>
-    <m:wrapIndent m:val="1440"/>
-    <m:intLim m:val="subSup"/>
-    <m:naryLim m:val="undOvr"/>
-  </m:mathPr>
-  <w:themeFontLang w:val="en-US"/>
-  <w:clrSchemeMapping w:bg1="light1" w:t1="dark1" w:bg2="light2" w:t2="dark2" w:accent1="accent1" w:accent2="accent2" w:accent3="accent3" w:accent4="accent4" w:accent5="accent5" w:accent6="accent6" w:hyperlink="hyperlink" w:followedHyperlink="followedHyperlink"/>
-  <w:decimalSymbol w:val="."/>
-  <w:listSeparator w:val=","/>
-  <w15:chartTrackingRefBased/>
-</w:settings>
-</file>
-
-<file path=word/glossary/styles.xml><?xml version="1.0" encoding="utf-8"?>
-<w:styles xmlns:mc="http://schemas.openxmlformats.org/markup-compatibility/2006" xmlns:r="http://schemas.openxmlformats.org/officeDocument/2006/relationships" xmlns:w="http://schemas.openxmlformats.org/wordprocessingml/2006/main" xmlns:w14="http://schemas.microsoft.com/office/word/2010/wordml" xmlns:w15="http://schemas.microsoft.com/office/word/2012/wordml" mc:Ignorable="w14 w15">
-  <w:docDefaults>
-    <w:rPrDefault>
-      <w:rPr>
-        <w:rFonts w:asciiTheme="minorHAnsi" w:eastAsiaTheme="minorEastAsia" w:hAnsiTheme="minorHAnsi" w:cstheme="minorBidi"/>
-        <w:sz w:val="22"/>
-        <w:szCs w:val="22"/>
-        <w:lang w:val="en-US" w:eastAsia="en-US" w:bidi="ar-SA"/>
-      </w:rPr>
-    </w:rPrDefault>
-    <w:pPrDefault>
-      <w:pPr>
-        <w:spacing w:after="160" w:line="259" w:lineRule="auto"/>
-      </w:pPr>
-    </w:pPrDefault>
-  </w:docDefaults>
-  <w:latentStyles w:defLockedState="0" w:defUIPriority="99" w:defSemiHidden="0" w:defUnhideWhenUsed="0" w:defQFormat="0" w:count="371">
-    <w:lsdException w:name="Normal" w:uiPriority="0" w:qFormat="1"/>
-    <w:lsdException w:name="heading 1" w:uiPriority="9" w:qFormat="1"/>
-    <w:lsdException w:name="heading 2" w:semiHidden="1" w:uiPriority="9" w:unhideWhenUsed="1" w:qFormat="1"/>
-    <w:lsdException w:name="heading 3" w:semiHidden="1" w:uiPriority="9" w:unhideWhenUsed="1" w:qFormat="1"/>
-    <w:lsdException w:name="heading 4" w:semiHidden="1" w:uiPriority="9" w:unhideWhenUsed="1" w:qFormat="1"/>
-    <w:lsdException w:name="heading 5" w:semiHidden="1" w:uiPriority="9" w:unhideWhenUsed="1" w:qFormat="1"/>
-    <w:lsdException w:name="heading 6" w:semiHidden="1" w:uiPriority="9" w:unhideWhenUsed="1" w:qFormat="1"/>
-    <w:lsdException w:name="heading 7" w:semiHidden="1" w:uiPriority="9" w:unhideWhenUsed="1" w:qFormat="1"/>
-    <w:lsdException w:name="heading 8" w:semiHidden="1" w:uiPriority="9" w:unhideWhenUsed="1" w:qFormat="1"/>
-    <w:lsdException w:name="heading 9" w:semiHidden="1" w:uiPriority="9" w:unhideWhenUsed="1" w:qFormat="1"/>
-    <w:lsdException w:name="index 1" w:semiHidden="1" w:unhideWhenUsed="1"/>
-    <w:lsdException w:name="index 2" w:semiHidden="1" w:unhideWhenUsed="1"/>
-    <w:lsdException w:name="index 3" w:semiHidden="1" w:unhideWhenUsed="1"/>
-    <w:lsdException w:name="index 4" w:semiHidden="1" w:unhideWhenUsed="1"/>
-    <w:lsdException w:name="index 5" w:semiHidden="1" w:unhideWhenUsed="1"/>
-    <w:lsdException w:name="index 6" w:semiHidden="1" w:unhideWhenUsed="1"/>
-    <w:lsdException w:name="index 7" w:semiHidden="1" w:unhideWhenUsed="1"/>
-    <w:lsdException w:name="index 8" w:semiHidden="1" w:unhideWhenUsed="1"/>
-    <w:lsdException w:name="index 9" w:semiHidden="1" w:unhideWhenUsed="1"/>
-    <w:lsdException w:name="toc 1" w:semiHidden="1" w:uiPriority="39" w:unhideWhenUsed="1"/>
-    <w:lsdException w:name="toc 2" w:semiHidden="1" w:uiPriority="39" w:unhideWhenUsed="1"/>
-    <w:lsdException w:name="toc 3" w:semiHidden="1" w:uiPriority="39" w:unhideWhenUsed="1"/>
-    <w:lsdException w:name="toc 4" w:semiHidden="1" w:uiPriority="39" w:unhideWhenUsed="1"/>
-    <w:lsdException w:name="toc 5" w:semiHidden="1" w:uiPriority="39" w:unhideWhenUsed="1"/>
-    <w:lsdException w:name="toc 6" w:semiHidden="1" w:uiPriority="39" w:unhideWhenUsed="1"/>
-    <w:lsdException w:name="toc 7" w:semiHidden="1" w:uiPriority="39" w:unhideWhenUsed="1"/>
-    <w:lsdException w:name="toc 8" w:semiHidden="1" w:uiPriority="39" w:unhideWhenUsed="1"/>
-    <w:lsdException w:name="toc 9" w:semiHidden="1" w:uiPriority="39" w:unhideWhenUsed="1"/>
-    <w:lsdException w:name="Normal Indent" w:semiHidden="1" w:unhideWhenUsed="1"/>
-    <w:lsdException w:name="footnote text" w:semiHidden="1" w:unhideWhenUsed="1"/>
-    <w:lsdException w:name="annotation text" w:semiHidden="1" w:unhideWhenUsed="1"/>
-    <w:lsdException w:name="header" w:semiHidden="1" w:unhideWhenUsed="1"/>
-    <w:lsdException w:name="footer" w:semiHidden="1" w:unhideWhenUsed="1"/>
-    <w:lsdException w:name="index heading" w:semiHidden="1" w:unhideWhenUsed="1"/>
-    <w:lsdException w:name="caption" w:semiHidden="1" w:uiPriority="35" w:unhideWhenUsed="1" w:qFormat="1"/>
-    <w:lsdException w:name="table of figures" w:semiHidden="1" w:unhideWhenUsed="1"/>
-    <w:lsdException w:name="envelope address" w:semiHidden="1" w:unhideWhenUsed="1"/>
-    <w:lsdException w:name="envelope return" w:semiHidden="1" w:unhideWhenUsed="1"/>
-    <w:lsdException w:name="footnote reference" w:semiHidden="1" w:unhideWhenUsed="1"/>
-    <w:lsdException w:name="annotation reference" w:semiHidden="1" w:unhideWhenUsed="1"/>
-    <w:lsdException w:name="line number" w:semiHidden="1" w:unhideWhenUsed="1"/>
-    <w:lsdException w:name="page number" w:semiHidden="1" w:unhideWhenUsed="1"/>
-    <w:lsdException w:name="endnote reference" w:semiHidden="1" w:unhideWhenUsed="1"/>
-    <w:lsdException w:name="endnote text" w:semiHidden="1" w:unhideWhenUsed="1"/>
-    <w:lsdException w:name="table of authorities" w:semiHidden="1" w:unhideWhenUsed="1"/>
-    <w:lsdException w:name="macro" w:semiHidden="1" w:unhideWhenUsed="1"/>
-    <w:lsdException w:name="toa heading" w:semiHidden="1" w:unhideWhenUsed="1"/>
-    <w:lsdException w:name="List" w:semiHidden="1" w:unhideWhenUsed="1"/>
-    <w:lsdException w:name="List Bullet" w:semiHidden="1" w:unhideWhenUsed="1"/>
-    <w:lsdException w:name="List Number" w:semiHidden="1" w:unhideWhenUsed="1"/>
-    <w:lsdException w:name="List 2" w:semiHidden="1" w:unhideWhenUsed="1"/>
-    <w:lsdException w:name="List 3" w:semiHidden="1" w:unhideWhenUsed="1"/>
-    <w:lsdException w:name="List 4" w:semiHidden="1" w:unhideWhenUsed="1"/>
-    <w:lsdException w:name="List 5" w:semiHidden="1" w:unhideWhenUsed="1"/>
-    <w:lsdException w:name="List Bullet 2" w:semiHidden="1" w:unhideWhenUsed="1"/>
-    <w:lsdException w:name="List Bullet 3" w:semiHidden="1" w:unhideWhenUsed="1"/>
-    <w:lsdException w:name="List Bullet 4" w:semiHidden="1" w:unhideWhenUsed="1"/>
-    <w:lsdException w:name="List Bullet 5" w:semiHidden="1" w:unhideWhenUsed="1"/>
-    <w:lsdException w:name="List Number 2" w:semiHidden="1" w:unhideWhenUsed="1"/>
-    <w:lsdException w:name="List Number 3" w:semiHidden="1" w:unhideWhenUsed="1"/>
-    <w:lsdException w:name="List Number 4" w:semiHidden="1" w:unhideWhenUsed="1"/>
-    <w:lsdException w:name="List Number 5" w:semiHidden="1" w:unhideWhenUsed="1"/>
-    <w:lsdException w:name="Title" w:uiPriority="10" w:qFormat="1"/>
-    <w:lsdException w:name="Closing" w:semiHidden="1" w:unhideWhenUsed="1"/>
-    <w:lsdException w:name="Signature" w:semiHidden="1" w:unhideWhenUsed="1"/>
-    <w:lsdException w:name="Default Paragraph Font" w:semiHidden="1" w:uiPriority="1" w:unhideWhenUsed="1"/>
-    <w:lsdException w:name="Body Text" w:semiHidden="1" w:unhideWhenUsed="1"/>
-    <w:lsdException w:name="Body Text Indent" w:semiHidden="1" w:unhideWhenUsed="1"/>
-    <w:lsdException w:name="List Continue" w:semiHidden="1" w:unhideWhenUsed="1"/>
-    <w:lsdException w:name="List Continue 2" w:semiHidden="1" w:unhideWhenUsed="1"/>
-    <w:lsdException w:name="List Continue 3" w:semiHidden="1" w:unhideWhenUsed="1"/>
-    <w:lsdException w:name="List Continue 4" w:semiHidden="1" w:unhideWhenUsed="1"/>
-    <w:lsdException w:name="List Continue 5" w:semiHidden="1" w:unhideWhenUsed="1"/>
-    <w:lsdException w:name="Message Header" w:semiHidden="1" w:unhideWhenUsed="1"/>
-    <w:lsdException w:name="Subtitle" w:uiPriority="11" w:qFormat="1"/>
-    <w:lsdException w:name="Salutation" w:semiHidden="1" w:unhideWhenUsed="1"/>
-    <w:lsdException w:name="Date" w:semiHidden="1" w:unhideWhenUsed="1"/>
-    <w:lsdException w:name="Body Text First Indent" w:semiHidden="1" w:unhideWhenUsed="1"/>
-    <w:lsdException w:name="Body Text First Indent 2" w:semiHidden="1" w:unhideWhenUsed="1"/>
-    <w:lsdException w:name="Note Heading" w:semiHidden="1" w:unhideWhenUsed="1"/>
-    <w:lsdException w:name="Body Text 2" w:semiHidden="1" w:unhideWhenUsed="1"/>
-    <w:lsdException w:name="Body Text 3" w:semiHidden="1" w:unhideWhenUsed="1"/>
-    <w:lsdException w:name="Body Text Indent 2" w:semiHidden="1" w:unhideWhenUsed="1"/>
-    <w:lsdException w:name="Body Text Indent 3" w:semiHidden="1" w:unhideWhenUsed="1"/>
-    <w:lsdException w:name="Block Text" w:semiHidden="1" w:unhideWhenUsed="1"/>
-    <w:lsdException w:name="Hyperlink" w:semiHidden="1" w:unhideWhenUsed="1"/>
-    <w:lsdException w:name="FollowedHyperlink" w:semiHidden="1" w:unhideWhenUsed="1"/>
-    <w:lsdException w:name="Strong" w:uiPriority="22" w:qFormat="1"/>
-    <w:lsdException w:name="Emphasis" w:uiPriority="20" w:qFormat="1"/>
-    <w:lsdException w:name="Document Map" w:semiHidden="1" w:unhideWhenUsed="1"/>
-    <w:lsdException w:name="Plain Text" w:semiHidden="1" w:unhideWhenUsed="1"/>
-    <w:lsdException w:name="E-mail Signature" w:semiHidden="1" w:unhideWhenUsed="1"/>
-    <w:lsdException w:name="HTML Top of Form" w:semiHidden="1" w:unhideWhenUsed="1"/>
-    <w:lsdException w:name="HTML Bottom of Form" w:semiHidden="1" w:unhideWhenUsed="1"/>
-    <w:lsdException w:name="Normal (Web)" w:semiHidden="1" w:unhideWhenUsed="1"/>
-    <w:lsdException w:name="HTML Acronym" w:semiHidden="1" w:unhideWhenUsed="1"/>
-    <w:lsdException w:name="HTML Address" w:semiHidden="1" w:unhideWhenUsed="1"/>
-    <w:lsdException w:name="HTML Cite" w:semiHidden="1" w:unhideWhenUsed="1"/>
-    <w:lsdException w:name="HTML Code" w:semiHidden="1" w:unhideWhenUsed="1"/>
-    <w:lsdException w:name="HTML Definition" w:semiHidden="1" w:unhideWhenUsed="1"/>
-    <w:lsdException w:name="HTML Keyboard" w:semiHidden="1" w:unhideWhenUsed="1"/>
-    <w:lsdException w:name="HTML Preformatted" w:semiHidden="1" w:unhideWhenUsed="1"/>
-    <w:lsdException w:name="HTML Sample" w:semiHidden="1" w:unhideWhenUsed="1"/>
-    <w:lsdException w:name="HTML Typewriter" w:semiHidden="1" w:unhideWhenUsed="1"/>
-    <w:lsdException w:name="HTML Variable" w:semiHidden="1" w:unhideWhenUsed="1"/>
-    <w:lsdException w:name="Normal Table" w:semiHidden="1" w:unhideWhenUsed="1"/>
-    <w:lsdException w:name="annotation subject" w:semiHidden="1" w:unhideWhenUsed="1"/>
-    <w:lsdException w:name="No List" w:semiHidden="1" w:unhideWhenUsed="1"/>
-    <w:lsdException w:name="Outline List 1" w:semiHidden="1" w:unhideWhenUsed="1"/>
-    <w:lsdException w:name="Outline List 2" w:semiHidden="1" w:unhideWhenUsed="1"/>
-    <w:lsdException w:name="Outline List 3" w:semiHidden="1" w:unhideWhenUsed="1"/>
-    <w:lsdException w:name="Table Simple 1" w:semiHidden="1" w:unhideWhenUsed="1"/>
-    <w:lsdException w:name="Table Simple 2" w:semiHidden="1" w:unhideWhenUsed="1"/>
-    <w:lsdException w:name="Table Simple 3" w:semiHidden="1" w:unhideWhenUsed="1"/>
-    <w:lsdException w:name="Table Classic 1" w:semiHidden="1" w:unhideWhenUsed="1"/>
-    <w:lsdException w:name="Table Classic 2" w:semiHidden="1" w:unhideWhenUsed="1"/>
-    <w:lsdException w:name="Table Classic 3" w:semiHidden="1" w:unhideWhenUsed="1"/>
-    <w:lsdException w:name="Table Classic 4" w:semiHidden="1" w:unhideWhenUsed="1"/>
-    <w:lsdException w:name="Table Colorful 1" w:semiHidden="1" w:unhideWhenUsed="1"/>
-    <w:lsdException w:name="Table Colorful 2" w:semiHidden="1" w:unhideWhenUsed="1"/>
-    <w:lsdException w:name="Table Colorful 3" w:semiHidden="1" w:unhideWhenUsed="1"/>
-    <w:lsdException w:name="Table Columns 1" w:semiHidden="1" w:unhideWhenUsed="1"/>
-    <w:lsdException w:name="Table Columns 2" w:semiHidden="1" w:unhideWhenUsed="1"/>
-    <w:lsdException w:name="Table Columns 3" w:semiHidden="1" w:unhideWhenUsed="1"/>
-    <w:lsdException w:name="Table Columns 4" w:semiHidden="1" w:unhideWhenUsed="1"/>
-    <w:lsdException w:name="Table Columns 5" w:semiHidden="1" w:unhideWhenUsed="1"/>
-    <w:lsdException w:name="Table Grid 1" w:semiHidden="1" w:unhideWhenUsed="1"/>
-    <w:lsdException w:name="Table Grid 2" w:semiHidden="1" w:unhideWhenUsed="1"/>
-    <w:lsdException w:name="Table Grid 3" w:semiHidden="1" w:unhideWhenUsed="1"/>
-    <w:lsdException w:name="Table Grid 4" w:semiHidden="1" w:unhideWhenUsed="1"/>
-    <w:lsdException w:name="Table Grid 5" w:semiHidden="1" w:unhideWhenUsed="1"/>
-    <w:lsdException w:name="Table Grid 6" w:semiHidden="1" w:unhideWhenUsed="1"/>
-    <w:lsdException w:name="Table Grid 7" w:semiHidden="1" w:unhideWhenUsed="1"/>
-    <w:lsdException w:name="Table Grid 8" w:semiHidden="1" w:unhideWhenUsed="1"/>
-    <w:lsdException w:name="Table List 1" w:semiHidden="1" w:unhideWhenUsed="1"/>
-    <w:lsdException w:name="Table List 2" w:semiHidden="1" w:unhideWhenUsed="1"/>
-    <w:lsdException w:name="Table List 3" w:semiHidden="1" w:unhideWhenUsed="1"/>
-    <w:lsdException w:name="Table List 4" w:semiHidden="1" w:unhideWhenUsed="1"/>
-    <w:lsdException w:name="Table List 5" w:semiHidden="1" w:unhideWhenUsed="1"/>
-    <w:lsdException w:name="Table List 6" w:semiHidden="1" w:unhideWhenUsed="1"/>
-    <w:lsdException w:name="Table List 7" w:semiHidden="1" w:unhideWhenUsed="1"/>
-    <w:lsdException w:name="Table List 8" w:semiHidden="1" w:unhideWhenUsed="1"/>
-    <w:lsdException w:name="Table 3D effects 1" w:semiHidden="1" w:unhideWhenUsed="1"/>
-    <w:lsdException w:name="Table 3D effects 2" w:semiHidden="1" w:unhideWhenUsed="1"/>
-    <w:lsdException w:name="Table 3D effects 3" w:semiHidden="1" w:unhideWhenUsed="1"/>
-    <w:lsdException w:name="Table Contemporary" w:semiHidden="1" w:unhideWhenUsed="1"/>
-    <w:lsdException w:name="Table Elegant" w:semiHidden="1" w:unhideWhenUsed="1"/>
-    <w:lsdException w:name="Table Professional" w:semiHidden="1" w:unhideWhenUsed="1"/>
-    <w:lsdException w:name="Table Subtle 1" w:semiHidden="1" w:unhideWhenUsed="1"/>
-    <w:lsdException w:name="Table Subtle 2" w:semiHidden="1" w:unhideWhenUsed="1"/>
-    <w:lsdException w:name="Table Web 1" w:semiHidden="1" w:unhideWhenUsed="1"/>
-    <w:lsdException w:name="Table Web 2" w:semiHidden="1" w:unhideWhenUsed="1"/>
-    <w:lsdException w:name="Table Web 3" w:semiHidden="1" w:unhideWhenUsed="1"/>
-    <w:lsdException w:name="Balloon Text" w:semiHidden="1" w:unhideWhenUsed="1"/>
-    <w:lsdException w:name="Table Grid" w:uiPriority="39"/>
-    <w:lsdException w:name="Table Theme" w:semiHidden="1" w:unhideWhenUsed="1"/>
-    <w:lsdException w:name="Placeholder Text" w:semiHidden="1"/>
-    <w:lsdException w:name="No Spacing" w:uiPriority="1" w:qFormat="1"/>
-    <w:lsdException w:name="Light Shading" w:uiPriority="60"/>
-    <w:lsdException w:name="Light List" w:uiPriority="61"/>
-    <w:lsdException w:name="Light Grid" w:uiPriority="62"/>
-    <w:lsdException w:name="Medium Shading 1" w:uiPriority="63"/>
-    <w:lsdException w:name="Medium Shading 2" w:uiPriority="64"/>
-    <w:lsdException w:name="Medium List 1" w:uiPriority="65"/>
-    <w:lsdException w:name="Medium List 2" w:uiPriority="66"/>
-    <w:lsdException w:name="Medium Grid 1" w:uiPriority="67"/>
-    <w:lsdException w:name="Medium Grid 2" w:uiPriority="68"/>
-    <w:lsdException w:name="Medium Grid 3" w:uiPriority="69"/>
-    <w:lsdException w:name="Dark List" w:uiPriority="70"/>
-    <w:lsdException w:name="Colorful Shading" w:uiPriority="71"/>
-    <w:lsdException w:name="Colorful List" w:uiPriority="72"/>
-    <w:lsdException w:name="Colorful Grid" w:uiPriority="73"/>
-    <w:lsdException w:name="Light Shading Accent 1" w:uiPriority="60"/>
-    <w:lsdException w:name="Light List Accent 1" w:uiPriority="61"/>
-    <w:lsdException w:name="Light Grid Accent 1" w:uiPriority="62"/>
-    <w:lsdException w:name="Medium Shading 1 Accent 1" w:uiPriority="63"/>
-    <w:lsdException w:name="Medium Shading 2 Accent 1" w:uiPriority="64"/>
-    <w:lsdException w:name="Medium List 1 Accent 1" w:uiPriority="65"/>
-    <w:lsdException w:name="Revision" w:semiHidden="1"/>
-    <w:lsdException w:name="List Paragraph" w:uiPriority="34" w:qFormat="1"/>
-    <w:lsdException w:name="Quote" w:uiPriority="29" w:qFormat="1"/>
-    <w:lsdException w:name="Intense Quote" w:uiPriority="30" w:qFormat="1"/>
-    <w:lsdException w:name="Medium List 2 Accent 1" w:uiPriority="66"/>
-    <w:lsdException w:name="Medium Grid 1 Accent 1" w:uiPriority="67"/>
-    <w:lsdException w:name="Medium Grid 2 Accent 1" w:uiPriority="68"/>
-    <w:lsdException w:name="Medium Grid 3 Accent 1" w:uiPriority="69"/>
-    <w:lsdException w:name="Dark List Accent 1" w:uiPriority="70"/>
-    <w:lsdException w:name="Colorful Shading Accent 1" w:uiPriority="71"/>
-    <w:lsdException w:name="Colorful List Accent 1" w:uiPriority="72"/>
-    <w:lsdException w:name="Colorful Grid Accent 1" w:uiPriority="73"/>
-    <w:lsdException w:name="Light Shading Accent 2" w:uiPriority="60"/>
-    <w:lsdException w:name="Light List Accent 2" w:uiPriority="61"/>
-    <w:lsdException w:name="Light Grid Accent 2" w:uiPriority="62"/>
-    <w:lsdException w:name="Medium Shading 1 Accent 2" w:uiPriority="63"/>
-    <w:lsdException w:name="Medium Shading 2 Accent 2" w:uiPriority="64"/>
-    <w:lsdException w:name="Medium List 1 Accent 2" w:uiPriority="65"/>
-    <w:lsdException w:name="Medium List 2 Accent 2" w:uiPriority="66"/>
-    <w:lsdException w:name="Medium Grid 1 Accent 2" w:uiPriority="67"/>
-    <w:lsdException w:name="Medium Grid 2 Accent 2" w:uiPriority="68"/>
-    <w:lsdException w:name="Medium Grid 3 Accent 2" w:uiPriority="69"/>
-    <w:lsdException w:name="Dark List Accent 2" w:uiPriority="70"/>
-    <w:lsdException w:name="Colorful Shading Accent 2" w:uiPriority="71"/>
-    <w:lsdException w:name="Colorful List Accent 2" w:uiPriority="72"/>
-    <w:lsdException w:name="Colorful Grid Accent 2" w:uiPriority="73"/>
-    <w:lsdException w:name="Light Shading Accent 3" w:uiPriority="60"/>
-    <w:lsdException w:name="Light List Accent 3" w:uiPriority="61"/>
-    <w:lsdException w:name="Light Grid Accent 3" w:uiPriority="62"/>
-    <w:lsdException w:name="Medium Shading 1 Accent 3" w:uiPriority="63"/>
-    <w:lsdException w:name="Medium Shading 2 Accent 3" w:uiPriority="64"/>
-    <w:lsdException w:name="Medium List 1 Accent 3" w:uiPriority="65"/>
-    <w:lsdException w:name="Medium List 2 Accent 3" w:uiPriority="66"/>
-    <w:lsdException w:name="Medium Grid 1 Accent 3" w:uiPriority="67"/>
-    <w:lsdException w:name="Medium Grid 2 Accent 3" w:uiPriority="68"/>
-    <w:lsdException w:name="Medium Grid 3 Accent 3" w:uiPriority="69"/>
-    <w:lsdException w:name="Dark List Accent 3" w:uiPriority="70"/>
-    <w:lsdException w:name="Colorful Shading Accent 3" w:uiPriority="71"/>
-    <w:lsdException w:name="Colorful List Accent 3" w:uiPriority="72"/>
-    <w:lsdException w:name="Colorful Grid Accent 3" w:uiPriority="73"/>
-    <w:lsdException w:name="Light Shading Accent 4" w:uiPriority="60"/>
-    <w:lsdException w:name="Light List Accent 4" w:uiPriority="61"/>
-    <w:lsdException w:name="Light Grid Accent 4" w:uiPriority="62"/>
-    <w:lsdException w:name="Medium Shading 1 Accent 4" w:uiPriority="63"/>
-    <w:lsdException w:name="Medium Shading 2 Accent 4" w:uiPriority="64"/>
-    <w:lsdException w:name="Medium List 1 Accent 4" w:uiPriority="65"/>
-    <w:lsdException w:name="Medium List 2 Accent 4" w:uiPriority="66"/>
-    <w:lsdException w:name="Medium Grid 1 Accent 4" w:uiPriority="67"/>
-    <w:lsdException w:name="Medium Grid 2 Accent 4" w:uiPriority="68"/>
-    <w:lsdException w:name="Medium Grid 3 Accent 4" w:uiPriority="69"/>
-    <w:lsdException w:name="Dark List Accent 4" w:uiPriority="70"/>
-    <w:lsdException w:name="Colorful Shading Accent 4" w:uiPriority="71"/>
-    <w:lsdException w:name="Colorful List Accent 4" w:uiPriority="72"/>
-    <w:lsdException w:name="Colorful Grid Accent 4" w:uiPriority="73"/>
-    <w:lsdException w:name="Light Shading Accent 5" w:uiPriority="60"/>
-    <w:lsdException w:name="Light List Accent 5" w:uiPriority="61"/>
-    <w:lsdException w:name="Light Grid Accent 5" w:uiPriority="62"/>
-    <w:lsdException w:name="Medium Shading 1 Accent 5" w:uiPriority="63"/>
-    <w:lsdException w:name="Medium Shading 2 Accent 5" w:uiPriority="64"/>
-    <w:lsdException w:name="Medium List 1 Accent 5" w:uiPriority="65"/>
-    <w:lsdException w:name="Medium List 2 Accent 5" w:uiPriority="66"/>
-    <w:lsdException w:name="Medium Grid 1 Accent 5" w:uiPriority="67"/>
-    <w:lsdException w:name="Medium Grid 2 Accent 5" w:uiPriority="68"/>
-    <w:lsdException w:name="Medium Grid 3 Accent 5" w:uiPriority="69"/>
-    <w:lsdException w:name="Dark List Accent 5" w:uiPriority="70"/>
-    <w:lsdException w:name="Colorful Shading Accent 5" w:uiPriority="71"/>
-    <w:lsdException w:name="Colorful List Accent 5" w:uiPriority="72"/>
-    <w:lsdException w:name="Colorful Grid Accent 5" w:uiPriority="73"/>
-    <w:lsdException w:name="Light Shading Accent 6" w:uiPriority="60"/>
-    <w:lsdException w:name="Light List Accent 6" w:uiPriority="61"/>
-    <w:lsdException w:name="Light Grid Accent 6" w:uiPriority="62"/>
-    <w:lsdException w:name="Medium Shading 1 Accent 6" w:uiPriority="63"/>
-    <w:lsdException w:name="Medium Shading 2 Accent 6" w:uiPriority="64"/>
-    <w:lsdException w:name="Medium List 1 Accent 6" w:uiPriority="65"/>
-    <w:lsdException w:name="Medium List 2 Accent 6" w:uiPriority="66"/>
-    <w:lsdException w:name="Medium Grid 1 Accent 6" w:uiPriority="67"/>
-    <w:lsdException w:name="Medium Grid 2 Accent 6" w:uiPriority="68"/>
-    <w:lsdException w:name="Medium Grid 3 Accent 6" w:uiPriority="69"/>
-    <w:lsdException w:name="Dark List Accent 6" w:uiPriority="70"/>
-    <w:lsdException w:name="Colorful Shading Accent 6" w:uiPriority="71"/>
-    <w:lsdException w:name="Colorful List Accent 6" w:uiPriority="72"/>
-    <w:lsdException w:name="Colorful Grid Accent 6" w:uiPriority="73"/>
-    <w:lsdException w:name="Subtle Emphasis" w:uiPriority="19" w:qFormat="1"/>
-    <w:lsdException w:name="Intense Emphasis" w:uiPriority="21" w:qFormat="1"/>
-    <w:lsdException w:name="Subtle Reference" w:uiPriority="31" w:qFormat="1"/>
-    <w:lsdException w:name="Intense Reference" w:uiPriority="32" w:qFormat="1"/>
-    <w:lsdException w:name="Book Title" w:uiPriority="33" w:qFormat="1"/>
-    <w:lsdException w:name="Bibliography" w:semiHidden="1" w:uiPriority="37" w:unhideWhenUsed="1"/>
-    <w:lsdException w:name="TOC Heading" w:semiHidden="1" w:uiPriority="39" w:unhideWhenUsed="1" w:qFormat="1"/>
-    <w:lsdException w:name="Plain Table 1" w:uiPriority="41"/>
-    <w:lsdException w:name="Plain Table 2" w:uiPriority="42"/>
-    <w:lsdException w:name="Plain Table 3" w:uiPriority="43"/>
-    <w:lsdException w:name="Plain Table 4" w:uiPriority="44"/>
-    <w:lsdException w:name="Plain Table 5" w:uiPriority="45"/>
-    <w:lsdException w:name="Grid Table Light" w:uiPriority="40"/>
-    <w:lsdException w:name="Grid Table 1 Light" w:uiPriority="46"/>
-    <w:lsdException w:name="Grid Table 2" w:uiPriority="47"/>
-    <w:lsdException w:name="Grid Table 3" w:uiPriority="48"/>
-    <w:lsdException w:name="Grid Table 4" w:uiPriority="49"/>
-    <w:lsdException w:name="Grid Table 5 Dark" w:uiPriority="50"/>
-    <w:lsdException w:name="Grid Table 6 Colorful" w:uiPriority="51"/>
-    <w:lsdException w:name="Grid Table 7 Colorful" w:uiPriority="52"/>
-    <w:lsdException w:name="Grid Table 1 Light Accent 1" w:uiPriority="46"/>
-    <w:lsdException w:name="Grid Table 2 Accent 1" w:uiPriority="47"/>
-    <w:lsdException w:name="Grid Table 3 Accent 1" w:uiPriority="48"/>
-    <w:lsdException w:name="Grid Table 4 Accent 1" w:uiPriority="49"/>
-    <w:lsdException w:name="Grid Table 5 Dark Accent 1" w:uiPriority="50"/>
-    <w:lsdException w:name="Grid Table 6 Colorful Accent 1" w:uiPriority="51"/>
-    <w:lsdException w:name="Grid Table 7 Colorful Accent 1" w:uiPriority="52"/>
-    <w:lsdException w:name="Grid Table 1 Light Accent 2" w:uiPriority="46"/>
-    <w:lsdException w:name="Grid Table 2 Accent 2" w:uiPriority="47"/>
-    <w:lsdException w:name="Grid Table 3 Accent 2" w:uiPriority="48"/>
-    <w:lsdException w:name="Grid Table 4 Accent 2" w:uiPriority="49"/>
-    <w:lsdException w:name="Grid Table 5 Dark Accent 2" w:uiPriority="50"/>
-    <w:lsdException w:name="Grid Table 6 Colorful Accent 2" w:uiPriority="51"/>
-    <w:lsdException w:name="Grid Table 7 Colorful Accent 2" w:uiPriority="52"/>
-    <w:lsdException w:name="Grid Table 1 Light Accent 3" w:uiPriority="46"/>
-    <w:lsdException w:name="Grid Table 2 Accent 3" w:uiPriority="47"/>
-    <w:lsdException w:name="Grid Table 3 Accent 3" w:uiPriority="48"/>
-    <w:lsdException w:name="Grid Table 4 Accent 3" w:uiPriority="49"/>
-    <w:lsdException w:name="Grid Table 5 Dark Accent 3" w:uiPriority="50"/>
-    <w:lsdException w:name="Grid Table 6 Colorful Accent 3" w:uiPriority="51"/>
-    <w:lsdException w:name="Grid Table 7 Colorful Accent 3" w:uiPriority="52"/>
-    <w:lsdException w:name="Grid Table 1 Light Accent 4" w:uiPriority="46"/>
-    <w:lsdException w:name="Grid Table 2 Accent 4" w:uiPriority="47"/>
-    <w:lsdException w:name="Grid Table 3 Accent 4" w:uiPriority="48"/>
-    <w:lsdException w:name="Grid Table 4 Accent 4" w:uiPriority="49"/>
-    <w:lsdException w:name="Grid Table 5 Dark Accent 4" w:uiPriority="50"/>
-    <w:lsdException w:name="Grid Table 6 Colorful Accent 4" w:uiPriority="51"/>
-    <w:lsdException w:name="Grid Table 7 Colorful Accent 4" w:uiPriority="52"/>
-    <w:lsdException w:name="Grid Table 1 Light Accent 5" w:uiPriority="46"/>
-    <w:lsdException w:name="Grid Table 2 Accent 5" w:uiPriority="47"/>
-    <w:lsdException w:name="Grid Table 3 Accent 5" w:uiPriority="48"/>
-    <w:lsdException w:name="Grid Table 4 Accent 5" w:uiPriority="49"/>
-    <w:lsdException w:name="Grid Table 5 Dark Accent 5" w:uiPriority="50"/>
-    <w:lsdException w:name="Grid Table 6 Colorful Accent 5" w:uiPriority="51"/>
-    <w:lsdException w:name="Grid Table 7 Colorful Accent 5" w:uiPriority="52"/>
-    <w:lsdException w:name="Grid Table 1 Light Accent 6" w:uiPriority="46"/>
-    <w:lsdException w:name="Grid Table 2 Accent 6" w:uiPriority="47"/>
-    <w:lsdException w:name="Grid Table 3 Accent 6" w:uiPriority="48"/>
-    <w:lsdException w:name="Grid Table 4 Accent 6" w:uiPriority="49"/>
-    <w:lsdException w:name="Grid Table 5 Dark Accent 6" w:uiPriority="50"/>
-    <w:lsdException w:name="Grid Table 6 Colorful Accent 6" w:uiPriority="51"/>
-    <w:lsdException w:name="Grid Table 7 Colorful Accent 6" w:uiPriority="52"/>
-    <w:lsdException w:name="List Table 1 Light" w:uiPriority="46"/>
-    <w:lsdException w:name="List Table 2" w:uiPriority="47"/>
-    <w:lsdException w:name="List Table 3" w:uiPriority="48"/>
-    <w:lsdException w:name="List Table 4" w:uiPriority="49"/>
-    <w:lsdException w:name="List Table 5 Dark" w:uiPriority="50"/>
-    <w:lsdException w:name="List Table 6 Colorful" w:uiPriority="51"/>
-    <w:lsdException w:name="List Table 7 Colorful" w:uiPriority="52"/>
-    <w:lsdException w:name="List Table 1 Light Accent 1" w:uiPriority="46"/>
-    <w:lsdException w:name="List Table 2 Accent 1" w:uiPriority="47"/>
-    <w:lsdException w:name="List Table 3 Accent 1" w:uiPriority="48"/>
-    <w:lsdException w:name="List Table 4 Accent 1" w:uiPriority="49"/>
-    <w:lsdException w:name="List Table 5 Dark Accent 1" w:uiPriority="50"/>
-    <w:lsdException w:name="List Table 6 Colorful Accent 1" w:uiPriority="51"/>
-    <w:lsdException w:name="List Table 7 Colorful Accent 1" w:uiPriority="52"/>
-    <w:lsdException w:name="List Table 1 Light Accent 2" w:uiPriority="46"/>
-    <w:lsdException w:name="List Table 2 Accent 2" w:uiPriority="47"/>
-    <w:lsdException w:name="List Table 3 Accent 2" w:uiPriority="48"/>
-    <w:lsdException w:name="List Table 4 Accent 2" w:uiPriority="49"/>
-    <w:lsdException w:name="List Table 5 Dark Accent 2" w:uiPriority="50"/>
-    <w:lsdException w:name="List Table 6 Colorful Accent 2" w:uiPriority="51"/>
-    <w:lsdException w:name="List Table 7 Colorful Accent 2" w:uiPriority="52"/>
-    <w:lsdException w:name="List Table 1 Light Accent 3" w:uiPriority="46"/>
-    <w:lsdException w:name="List Table 2 Accent 3" w:uiPriority="47"/>
-    <w:lsdException w:name="List Table 3 Accent 3" w:uiPriority="48"/>
-    <w:lsdException w:name="List Table 4 Accent 3" w:uiPriority="49"/>
-    <w:lsdException w:name="List Table 5 Dark Accent 3" w:uiPriority="50"/>
-    <w:lsdException w:name="List Table 6 Colorful Accent 3" w:uiPriority="51"/>
-    <w:lsdException w:name="List Table 7 Colorful Accent 3" w:uiPriority="52"/>
-    <w:lsdException w:name="List Table 1 Light Accent 4" w:uiPriority="46"/>
-    <w:lsdException w:name="List Table 2 Accent 4" w:uiPriority="47"/>
-    <w:lsdException w:name="List Table 3 Accent 4" w:uiPriority="48"/>
-    <w:lsdException w:name="List Table 4 Accent 4" w:uiPriority="49"/>
-    <w:lsdException w:name="List Table 5 Dark Accent 4" w:uiPriority="50"/>
-    <w:lsdException w:name="List Table 6 Colorful Accent 4" w:uiPriority="51"/>
-    <w:lsdException w:name="List Table 7 Colorful Accent 4" w:uiPriority="52"/>
-    <w:lsdException w:name="List Table 1 Light Accent 5" w:uiPriority="46"/>
-    <w:lsdException w:name="List Table 2 Accent 5" w:uiPriority="47"/>
-    <w:lsdException w:name="List Table 3 Accent 5" w:uiPriority="48"/>
-    <w:lsdException w:name="List Table 4 Accent 5" w:uiPriority="49"/>
-    <w:lsdException w:name="List Table 5 Dark Accent 5" w:uiPriority="50"/>
-    <w:lsdException w:name="List Table 6 Colorful Accent 5" w:uiPriority="51"/>
-    <w:lsdException w:name="List Table 7 Colorful Accent 5" w:uiPriority="52"/>
-    <w:lsdException w:name="List Table 1 Light Accent 6" w:uiPriority="46"/>
-    <w:lsdException w:name="List Table 2 Accent 6" w:uiPriority="47"/>
-    <w:lsdException w:name="List Table 3 Accent 6" w:uiPriority="48"/>
-    <w:lsdException w:name="List Table 4 Accent 6" w:uiPriority="49"/>
-    <w:lsdException w:name="List Table 5 Dark Accent 6" w:uiPriority="50"/>
-    <w:lsdException w:name="List Table 6 Colorful Accent 6" w:uiPriority="51"/>
-    <w:lsdException w:name="List Table 7 Colorful Accent 6" w:uiPriority="52"/>
-  </w:latentStyles>
-  <w:style w:type="paragraph" w:default="1" w:styleId="Normal">
-    <w:name w:val="Normal"/>
-    <w:qFormat/>
-  </w:style>
-  <w:style w:type="character" w:default="1" w:styleId="DefaultParagraphFont">
-    <w:name w:val="Default Paragraph Font"/>
-    <w:uiPriority w:val="1"/>
-    <w:semiHidden/>
-    <w:unhideWhenUsed/>
-  </w:style>
-  <w:style w:type="table" w:default="1" w:styleId="TableNormal">
-    <w:name w:val="Normal Table"/>
-    <w:uiPriority w:val="99"/>
-    <w:semiHidden/>
-    <w:unhideWhenUsed/>
-    <w:tblPr>
-      <w:tblInd w:w="0" w:type="dxa"/>
-      <w:tblCellMar>
-        <w:top w:w="0" w:type="dxa"/>
-        <w:left w:w="108" w:type="dxa"/>
-        <w:bottom w:w="0" w:type="dxa"/>
-        <w:right w:w="108" w:type="dxa"/>
-      </w:tblCellMar>
-    </w:tblPr>
-  </w:style>
-  <w:style w:type="numbering" w:default="1" w:styleId="NoList">
-    <w:name w:val="No List"/>
-    <w:uiPriority w:val="99"/>
-    <w:semiHidden/>
-    <w:unhideWhenUsed/>
-  </w:style>
   <w:style w:type="character" w:styleId="PlaceholderText">
     <w:name w:val="Placeholder Text"/>
     <w:basedOn w:val="DefaultParagraphFont"/>
@@ -8247,14 +8428,14 @@
 </file>
 
 <file path=word/glossary/webSettings.xml><?xml version="1.0" encoding="utf-8"?>
-<w:webSettings xmlns:mc="http://schemas.openxmlformats.org/markup-compatibility/2006" xmlns:r="http://schemas.openxmlformats.org/officeDocument/2006/relationships" xmlns:w="http://schemas.openxmlformats.org/wordprocessingml/2006/main" xmlns:w14="http://schemas.microsoft.com/office/word/2010/wordml" xmlns:w15="http://schemas.microsoft.com/office/word/2012/wordml" mc:Ignorable="w14 w15">
+<w:webSettings xmlns:mc="http://schemas.openxmlformats.org/markup-compatibility/2006" xmlns:r="http://schemas.openxmlformats.org/officeDocument/2006/relationships" xmlns:w="http://schemas.openxmlformats.org/wordprocessingml/2006/main" xmlns:w14="http://schemas.microsoft.com/office/word/2010/wordml" xmlns:w15="http://schemas.microsoft.com/office/word/2012/wordml" xmlns:w16cex="http://schemas.microsoft.com/office/word/2018/wordml/cex" xmlns:w16cid="http://schemas.microsoft.com/office/word/2016/wordml/cid" xmlns:w16="http://schemas.microsoft.com/office/word/2018/wordml" xmlns:w16du="http://schemas.microsoft.com/office/word/2023/wordml/word16du" xmlns:w16sdtdh="http://schemas.microsoft.com/office/word/2020/wordml/sdtdatahash" xmlns:w16sdtfl="http://schemas.microsoft.com/office/word/2024/wordml/sdtformatlock" xmlns:w16se="http://schemas.microsoft.com/office/word/2015/wordml/symex" mc:Ignorable="w14 w15 w16se w16cid w16 w16cex w16sdtdh w16sdtfl w16du">
   <w:optimizeForBrowser/>
   <w:allowPNG/>
 </w:webSettings>
 </file>
 
 <file path=word/theme/theme1.xml><?xml version="1.0" encoding="utf-8"?>
-<a:theme xmlns:a="http://schemas.openxmlformats.org/drawingml/2006/main" name="Office Theme">
+<a:theme xmlns:a="http://schemas.openxmlformats.org/drawingml/2006/main" xmlns:thm15="http://schemas.microsoft.com/office/thememl/2012/main" name="Office Theme">
   <a:themeElements>
     <a:clrScheme name="Office">
       <a:dk1>

--- a/Specifikacija projekta.docx
+++ b/Specifikacija projekta.docx
@@ -79,7 +79,6 @@
             <w:docPart w:val="DefaultPlaceholder_-1854013440"/>
           </w:placeholder>
         </w:sdtPr>
-        <w:sdtEndPr/>
         <w:sdtContent>
           <w:r>
             <w:rPr>
@@ -136,7 +135,6 @@
             <w:docPart w:val="9C88C730D5204631AA408D5788907320"/>
           </w:placeholder>
         </w:sdtPr>
-        <w:sdtEndPr/>
         <w:sdtContent>
           <w:sdt>
             <w:sdtPr>
@@ -149,7 +147,6 @@
                 <w:docPart w:val="82B0721188B84354BF7F33D5438453DB"/>
               </w:placeholder>
             </w:sdtPr>
-            <w:sdtEndPr/>
             <w:sdtContent>
               <w:r>
                 <w:rPr>
@@ -200,9 +197,8 @@
             <w:docPart w:val="DefaultPlaceholder_-1854013440"/>
           </w:placeholder>
         </w:sdtPr>
-        <w:sdtEndPr/>
         <w:sdtContent>
-          <w:hyperlink w:history="1" r:id="rId7">
+          <w:hyperlink r:id="rId7" w:history="1">
             <w:r>
               <w:rPr>
                 <w:rStyle w:val="Hyperlink"/>
@@ -252,18 +248,13 @@
           <w:docPart w:val="365C6A0DD092448180C78960B2F1BD97"/>
         </w:placeholder>
       </w:sdtPr>
-      <w:sdtEndPr>
-        <w:rPr>
-          <w:lang w:val="en-US"/>
-        </w:rPr>
-      </w:sdtEndPr>
       <w:sdtContent>
         <w:p>
           <w:pPr>
             <w:pStyle w:val="ListParagraph"/>
             <w:numPr>
               <w:ilvl w:val="0"/>
-              <w:numId w:val="5"/>
+              <w:numId w:val="8"/>
             </w:numPr>
             <w:rPr>
               <w:color w:val="808080" w:themeColor="background1" w:themeShade="80"/>
@@ -318,18 +309,13 @@
           <w:docPart w:val="DefaultPlaceholder_-1854013440"/>
         </w:placeholder>
       </w:sdtPr>
-      <w:sdtEndPr>
-        <w:rPr>
-          <w:lang w:val="en-US"/>
-        </w:rPr>
-      </w:sdtEndPr>
       <w:sdtContent>
         <w:p>
           <w:pPr>
             <w:pStyle w:val="ListParagraph"/>
             <w:numPr>
               <w:ilvl w:val="0"/>
-              <w:numId w:val="5"/>
+              <w:numId w:val="8"/>
             </w:numPr>
             <w:rPr>
               <w:color w:val="808080" w:themeColor="background1" w:themeShade="80"/>
@@ -384,18 +370,13 @@
           <w:docPart w:val="ACD036B6CAE4452ABA1FACF39B64B057"/>
         </w:placeholder>
       </w:sdtPr>
-      <w:sdtEndPr>
-        <w:rPr>
-          <w:lang w:val="en-US"/>
-        </w:rPr>
-      </w:sdtEndPr>
       <w:sdtContent>
         <w:p>
           <w:pPr>
             <w:pStyle w:val="ListParagraph"/>
             <w:numPr>
               <w:ilvl w:val="0"/>
-              <w:numId w:val="5"/>
+              <w:numId w:val="8"/>
             </w:numPr>
             <w:rPr>
               <w:lang w:val="en-US"/>
@@ -507,11 +488,6 @@
           <w:docPart w:val="DefaultPlaceholder_-1854013440"/>
         </w:placeholder>
       </w:sdtPr>
-      <w:sdtEndPr>
-        <w:rPr>
-          <w:lang w:val="en-US"/>
-        </w:rPr>
-      </w:sdtEndPr>
       <w:sdtContent>
         <w:sdt>
           <w:sdtPr>
@@ -523,11 +499,6 @@
               <w:docPart w:val="CCCCC1039A20443EB6E69372E2A05A44"/>
             </w:placeholder>
           </w:sdtPr>
-          <w:sdtEndPr>
-            <w:rPr>
-              <w:lang w:val="en-US"/>
-            </w:rPr>
-          </w:sdtEndPr>
           <w:sdtContent>
             <w:p>
               <w:pPr>
@@ -676,7 +647,7 @@
         <w:pStyle w:val="ListParagraph"/>
         <w:numPr>
           <w:ilvl w:val="0"/>
-          <w:numId w:val="11"/>
+          <w:numId w:val="14"/>
         </w:numPr>
         <w:rPr>
           <w:i/>
@@ -710,7 +681,7 @@
         <w:pStyle w:val="ListParagraph"/>
         <w:numPr>
           <w:ilvl w:val="0"/>
-          <w:numId w:val="11"/>
+          <w:numId w:val="14"/>
         </w:numPr>
         <w:rPr>
           <w:i/>
@@ -751,7 +722,7 @@
         <w:pStyle w:val="ListParagraph"/>
         <w:numPr>
           <w:ilvl w:val="0"/>
-          <w:numId w:val="11"/>
+          <w:numId w:val="14"/>
         </w:numPr>
         <w:rPr>
           <w:i/>
@@ -778,7 +749,7 @@
         <w:pStyle w:val="ListParagraph"/>
         <w:numPr>
           <w:ilvl w:val="0"/>
-          <w:numId w:val="11"/>
+          <w:numId w:val="14"/>
         </w:numPr>
         <w:rPr>
           <w:i/>
@@ -790,6 +761,7 @@
           <w:i/>
           <w:lang w:val="en-US"/>
         </w:rPr>
+        <w:lastRenderedPageBreak/>
         <w:t xml:space="preserve">Operacija sa specifičnim algoritmom obrade - </w:t>
       </w:r>
       <w:r>
@@ -812,7 +784,7 @@
         <w:pStyle w:val="ListParagraph"/>
         <w:numPr>
           <w:ilvl w:val="0"/>
-          <w:numId w:val="11"/>
+          <w:numId w:val="14"/>
         </w:numPr>
         <w:rPr>
           <w:i/>
@@ -861,7 +833,7 @@
         <w:pStyle w:val="ListParagraph"/>
         <w:numPr>
           <w:ilvl w:val="0"/>
-          <w:numId w:val="3"/>
+          <w:numId w:val="6"/>
         </w:numPr>
         <w:rPr>
           <w:lang w:val="en-US"/>
@@ -890,7 +862,6 @@
             <w:docPart w:val="DefaultPlaceholder_-1854013440"/>
           </w:placeholder>
         </w:sdtPr>
-        <w:sdtEndPr/>
         <w:sdtContent>
           <w:sdt>
             <w:sdtPr>
@@ -902,7 +873,6 @@
                 <w:docPart w:val="2151653824634D1AA2DDBEC94760DD40"/>
               </w:placeholder>
             </w:sdtPr>
-            <w:sdtEndPr/>
             <w:sdtContent>
               <w:r>
                 <w:rPr>
@@ -961,7 +931,6 @@
             <w:listItem w:displayText="Usluga sistema" w:value="Usluga sistema"/>
           </w:dropDownList>
         </w:sdtPr>
-        <w:sdtEndPr/>
         <w:sdtContent>
           <w:r>
             <w:rPr>
@@ -1055,11 +1024,6 @@
           <w:docPart w:val="DefaultPlaceholder_-1854013440"/>
         </w:placeholder>
       </w:sdtPr>
-      <w:sdtEndPr>
-        <w:rPr>
-          <w:lang w:val="en-US"/>
-        </w:rPr>
-      </w:sdtEndPr>
       <w:sdtContent>
         <w:p>
           <w:pPr>
@@ -1078,7 +1042,6 @@
                 <w:docPart w:val="F7E66E4A10B34CD7A79F0BE34B7E7B35"/>
               </w:placeholder>
             </w:sdtPr>
-            <w:sdtEndPr/>
             <w:sdtContent>
               <w:r>
                 <w:rPr>
@@ -1103,7 +1066,7 @@
         <w:pStyle w:val="ListParagraph"/>
         <w:numPr>
           <w:ilvl w:val="0"/>
-          <w:numId w:val="3"/>
+          <w:numId w:val="6"/>
         </w:numPr>
         <w:rPr>
           <w:lang w:val="en-US"/>
@@ -1132,7 +1095,6 @@
             <w:docPart w:val="6E0B6B74861B43E38D1C6F2408DE184E"/>
           </w:placeholder>
         </w:sdtPr>
-        <w:sdtEndPr/>
         <w:sdtContent>
           <w:sdt>
             <w:sdtPr>
@@ -1144,7 +1106,6 @@
                 <w:docPart w:val="900A29661A1349D39F0AC92ED58EFA06"/>
               </w:placeholder>
             </w:sdtPr>
-            <w:sdtEndPr/>
             <w:sdtContent>
               <w:r>
                 <w:rPr>
@@ -1209,7 +1170,6 @@
             <w:listItem w:displayText="Usluga sistema" w:value="Usluga sistema"/>
           </w:dropDownList>
         </w:sdtPr>
-        <w:sdtEndPr/>
         <w:sdtContent>
           <w:r>
             <w:rPr>
@@ -1303,7 +1263,6 @@
             <w:docPart w:val="6E0B6B74861B43E38D1C6F2408DE184E"/>
           </w:placeholder>
         </w:sdtPr>
-        <w:sdtEndPr/>
         <w:sdtContent>
           <w:r>
             <w:rPr>
@@ -1326,7 +1285,7 @@
         <w:pStyle w:val="ListParagraph"/>
         <w:numPr>
           <w:ilvl w:val="0"/>
-          <w:numId w:val="3"/>
+          <w:numId w:val="6"/>
         </w:numPr>
         <w:rPr>
           <w:lang w:val="de-DE"/>
@@ -1355,7 +1314,6 @@
             <w:docPart w:val="ABB723B1E48B4C42964D2C4640102F96"/>
           </w:placeholder>
         </w:sdtPr>
-        <w:sdtEndPr/>
         <w:sdtContent>
           <w:sdt>
             <w:sdtPr>
@@ -1367,7 +1325,6 @@
                 <w:docPart w:val="B77C4A921A7E4E5F9CB32045E34D6D79"/>
               </w:placeholder>
             </w:sdtPr>
-            <w:sdtEndPr/>
             <w:sdtContent>
               <w:r>
                 <w:rPr>
@@ -1426,7 +1383,6 @@
             <w:listItem w:displayText="Usluga sistema" w:value="Usluga sistema"/>
           </w:dropDownList>
         </w:sdtPr>
-        <w:sdtEndPr/>
         <w:sdtContent>
           <w:r>
             <w:rPr>
@@ -1513,11 +1469,6 @@
           <w:docPart w:val="ABB723B1E48B4C42964D2C4640102F96"/>
         </w:placeholder>
       </w:sdtPr>
-      <w:sdtEndPr>
-        <w:rPr>
-          <w:lang w:val="en-US"/>
-        </w:rPr>
-      </w:sdtEndPr>
       <w:sdtContent>
         <w:p>
           <w:pPr>
@@ -1536,7 +1487,6 @@
                 <w:docPart w:val="3C8EE8E5029F4B9BABED31FEAA10C245"/>
               </w:placeholder>
             </w:sdtPr>
-            <w:sdtEndPr/>
             <w:sdtContent>
               <w:r>
                 <w:rPr>
@@ -1561,7 +1511,7 @@
         <w:pStyle w:val="ListParagraph"/>
         <w:numPr>
           <w:ilvl w:val="0"/>
-          <w:numId w:val="3"/>
+          <w:numId w:val="6"/>
         </w:numPr>
         <w:rPr>
           <w:lang w:val="de-DE"/>
@@ -1590,7 +1540,6 @@
             <w:docPart w:val="B2C933FF3D2D444A9796E44B6863F42E"/>
           </w:placeholder>
         </w:sdtPr>
-        <w:sdtEndPr/>
         <w:sdtContent>
           <w:sdt>
             <w:sdtPr>
@@ -1602,7 +1551,6 @@
                 <w:docPart w:val="B1DAC981131048BB81CF51BA29317559"/>
               </w:placeholder>
             </w:sdtPr>
-            <w:sdtEndPr/>
             <w:sdtContent>
               <w:r>
                 <w:rPr>
@@ -1667,7 +1615,6 @@
             <w:listItem w:displayText="Usluga sistema" w:value="Usluga sistema"/>
           </w:dropDownList>
         </w:sdtPr>
-        <w:sdtEndPr/>
         <w:sdtContent>
           <w:r>
             <w:rPr>
@@ -1761,7 +1708,6 @@
             <w:docPart w:val="B2C933FF3D2D444A9796E44B6863F42E"/>
           </w:placeholder>
         </w:sdtPr>
-        <w:sdtEndPr/>
         <w:sdtContent>
           <w:sdt>
             <w:sdtPr>
@@ -1773,7 +1719,6 @@
                 <w:docPart w:val="A0EF360C4A4141EDBB3A9532FFEDF572"/>
               </w:placeholder>
             </w:sdtPr>
-            <w:sdtEndPr/>
             <w:sdtContent>
               <w:r>
                 <w:rPr>
@@ -1798,7 +1743,7 @@
         <w:pStyle w:val="ListParagraph"/>
         <w:numPr>
           <w:ilvl w:val="0"/>
-          <w:numId w:val="3"/>
+          <w:numId w:val="6"/>
         </w:numPr>
         <w:rPr>
           <w:lang w:val="en-US"/>
@@ -1827,7 +1772,6 @@
             <w:docPart w:val="E56E68EDB3414E4FA2DBF8183205C7FC"/>
           </w:placeholder>
         </w:sdtPr>
-        <w:sdtEndPr/>
         <w:sdtContent>
           <w:sdt>
             <w:sdtPr>
@@ -1839,7 +1783,6 @@
                 <w:docPart w:val="F99B27822E1A4933971E8D88C12E293C"/>
               </w:placeholder>
             </w:sdtPr>
-            <w:sdtEndPr/>
             <w:sdtContent>
               <w:r>
                 <w:rPr>
@@ -1898,7 +1841,6 @@
             <w:listItem w:displayText="Usluga sistema" w:value="Usluga sistema"/>
           </w:dropDownList>
         </w:sdtPr>
-        <w:sdtEndPr/>
         <w:sdtContent>
           <w:r>
             <w:rPr>
@@ -1985,11 +1927,6 @@
           <w:docPart w:val="E56E68EDB3414E4FA2DBF8183205C7FC"/>
         </w:placeholder>
       </w:sdtPr>
-      <w:sdtEndPr>
-        <w:rPr>
-          <w:lang w:val="en-US"/>
-        </w:rPr>
-      </w:sdtEndPr>
       <w:sdtContent>
         <w:sdt>
           <w:sdtPr>
@@ -2001,11 +1938,6 @@
               <w:docPart w:val="CBF75E0DCF1A4637BE4CD7A65D89E2B6"/>
             </w:placeholder>
           </w:sdtPr>
-          <w:sdtEndPr>
-            <w:rPr>
-              <w:lang w:val="en-US"/>
-            </w:rPr>
-          </w:sdtEndPr>
           <w:sdtContent>
             <w:p>
               <w:pPr>
@@ -2037,7 +1969,7 @@
         <w:pStyle w:val="ListParagraph"/>
         <w:numPr>
           <w:ilvl w:val="0"/>
-          <w:numId w:val="3"/>
+          <w:numId w:val="6"/>
         </w:numPr>
         <w:rPr>
           <w:lang w:val="en-US"/>
@@ -2066,7 +1998,6 @@
             <w:docPart w:val="6E7724F72DAA46FD978E846722B8B784"/>
           </w:placeholder>
         </w:sdtPr>
-        <w:sdtEndPr/>
         <w:sdtContent>
           <w:sdt>
             <w:sdtPr>
@@ -2078,7 +2009,6 @@
                 <w:docPart w:val="EF9E6ECA65B142B8858B87AE778CC482"/>
               </w:placeholder>
             </w:sdtPr>
-            <w:sdtEndPr/>
             <w:sdtContent>
               <w:r>
                 <w:rPr>
@@ -2137,7 +2067,6 @@
             <w:listItem w:displayText="Usluga sistema" w:value="Usluga sistema"/>
           </w:dropDownList>
         </w:sdtPr>
-        <w:sdtEndPr/>
         <w:sdtContent>
           <w:r>
             <w:rPr>
@@ -2224,11 +2153,6 @@
           <w:docPart w:val="6E7724F72DAA46FD978E846722B8B784"/>
         </w:placeholder>
       </w:sdtPr>
-      <w:sdtEndPr>
-        <w:rPr>
-          <w:lang w:val="en-US"/>
-        </w:rPr>
-      </w:sdtEndPr>
       <w:sdtContent>
         <w:p>
           <w:pPr>
@@ -2247,7 +2171,6 @@
                 <w:docPart w:val="D555D774A7684D38BF60893B464E7CDF"/>
               </w:placeholder>
             </w:sdtPr>
-            <w:sdtEndPr/>
             <w:sdtContent>
               <w:r>
                 <w:rPr>
@@ -2307,6 +2230,7 @@
         <w:rPr>
           <w:lang w:val="en-US"/>
         </w:rPr>
+        <w:lastRenderedPageBreak/>
         <w:t>Akteri sistema</w:t>
       </w:r>
     </w:p>
@@ -2359,7 +2283,7 @@
         <w:pStyle w:val="ListParagraph"/>
         <w:numPr>
           <w:ilvl w:val="0"/>
-          <w:numId w:val="11"/>
+          <w:numId w:val="14"/>
         </w:numPr>
         <w:rPr>
           <w:i/>
@@ -2379,7 +2303,7 @@
         <w:pStyle w:val="ListParagraph"/>
         <w:numPr>
           <w:ilvl w:val="0"/>
-          <w:numId w:val="11"/>
+          <w:numId w:val="14"/>
         </w:numPr>
         <w:rPr>
           <w:i/>
@@ -2399,7 +2323,7 @@
         <w:pStyle w:val="ListParagraph"/>
         <w:numPr>
           <w:ilvl w:val="0"/>
-          <w:numId w:val="11"/>
+          <w:numId w:val="14"/>
         </w:numPr>
         <w:rPr>
           <w:i/>
@@ -2466,97 +2390,90 @@
         <w:pStyle w:val="ListParagraph"/>
         <w:numPr>
           <w:ilvl w:val="0"/>
-          <w:numId w:val="2"/>
+          <w:numId w:val="5"/>
         </w:numPr>
         <w:rPr>
-          <w:b w:val="1"/>
-          <w:bCs w:val="1"/>
-          <w:lang w:val="en-US"/>
-        </w:rPr>
-      </w:pPr>
-      <w:r>
-        <w:rPr>
-          <w:b w:val="1"/>
-          <w:bCs w:val="1"/>
+          <w:b/>
+          <w:bCs/>
+          <w:lang w:val="en-US"/>
+        </w:rPr>
+      </w:pPr>
+      <w:r>
+        <w:rPr>
+          <w:b/>
+          <w:bCs/>
           <w:lang w:val="en-US"/>
         </w:rPr>
         <w:t xml:space="preserve">Naziv aktera: </w:t>
       </w:r>
       <w:sdt>
         <w:sdtPr>
+          <w:rPr>
+            <w:b/>
+            <w:bCs/>
+            <w:lang w:val="en-US"/>
+          </w:rPr>
           <w:id w:val="-416864807"/>
           <w:placeholder>
             <w:docPart w:val="DefaultPlaceholder_-1854013440"/>
           </w:placeholder>
-          <w:rPr>
-            <w:b w:val="1"/>
-            <w:bCs w:val="1"/>
-            <w:lang w:val="en-US"/>
-          </w:rPr>
         </w:sdtPr>
         <w:sdtContent>
           <w:r>
             <w:rPr>
-              <w:b w:val="1"/>
-              <w:bCs w:val="1"/>
+              <w:b/>
+              <w:bCs/>
               <w:lang w:val="en-US"/>
             </w:rPr>
             <w:t>Gost/Korisnik</w:t>
           </w:r>
         </w:sdtContent>
-        <w:sdtEndPr>
+      </w:sdt>
+    </w:p>
+    <w:p>
+      <w:pPr>
+        <w:ind w:left="720"/>
+        <w:rPr>
+          <w:lang w:val="en-US"/>
+        </w:rPr>
+      </w:pPr>
+    </w:p>
+    <w:p>
+      <w:pPr>
+        <w:ind w:left="720"/>
+        <w:rPr>
+          <w:lang w:val="en-US"/>
+        </w:rPr>
+      </w:pPr>
+      <w:r>
+        <w:rPr>
+          <w:b/>
+          <w:bCs/>
+          <w:lang w:val="en-US"/>
+        </w:rPr>
+        <w:t>Vrsta aktera:</w:t>
+      </w:r>
+      <w:r>
+        <w:rPr>
+          <w:lang w:val="en-US"/>
+        </w:rPr>
+        <w:t xml:space="preserve"> </w:t>
+      </w:r>
+      <w:sdt>
+        <w:sdtPr>
           <w:rPr>
-            <w:b w:val="1"/>
-            <w:bCs w:val="1"/>
             <w:lang w:val="en-US"/>
           </w:rPr>
-        </w:sdtEndPr>
-      </w:sdt>
-    </w:p>
-    <w:p>
-      <w:pPr>
-        <w:ind w:left="720"/>
-        <w:rPr>
-          <w:lang w:val="en-US"/>
-        </w:rPr>
-      </w:pPr>
-    </w:p>
-    <w:p>
-      <w:pPr>
-        <w:ind w:left="720"/>
-        <w:rPr>
-          <w:lang w:val="en-US"/>
-        </w:rPr>
-      </w:pPr>
-      <w:r>
-        <w:rPr>
-          <w:b w:val="1"/>
-          <w:bCs w:val="1"/>
-          <w:lang w:val="en-US"/>
-        </w:rPr>
-        <w:t>Vrsta aktera:</w:t>
-      </w:r>
-      <w:r>
-        <w:rPr>
-          <w:lang w:val="en-US"/>
-        </w:rPr>
-        <w:t xml:space="preserve"> </w:t>
-      </w:r>
-      <w:sdt>
-        <w:sdtPr>
           <w:id w:val="-2056537268"/>
+          <w:placeholder>
+            <w:docPart w:val="DefaultPlaceholder_-1854013438"/>
+          </w:placeholder>
           <w:dropDownList>
             <w:listItem w:value="Choose an item."/>
             <w:listItem w:displayText="Korisnik usluge" w:value="Korisnik usluge"/>
             <w:listItem w:displayText="Zaposlenik sistema" w:value="Zaposlenik sistema"/>
             <w:listItem w:displayText="Administrator" w:value="Administrator"/>
           </w:dropDownList>
-          <w:placeholder>
-            <w:docPart w:val="DefaultPlaceholder_-1854013438"/>
-          </w:placeholder>
-          <w:rPr>
-            <w:lang w:val="en-US"/>
-          </w:rPr>
         </w:sdtPr>
         <w:sdtContent>
           <w:r>
@@ -2566,11 +2483,6 @@
             <w:t>Korisnik usluge</w:t>
           </w:r>
         </w:sdtContent>
-        <w:sdtEndPr>
-          <w:rPr>
-            <w:lang w:val="en-US"/>
-          </w:rPr>
-        </w:sdtEndPr>
       </w:sdt>
     </w:p>
     <w:p>
@@ -2623,7 +2535,6 @@
           <w:tcPr>
             <w:tcW w:w="4500" w:type="dxa"/>
             <w:shd w:val="clear" w:color="auto" w:fill="B4C6E7" w:themeFill="accent1" w:themeFillTint="66"/>
-            <w:tcMar/>
             <w:vAlign w:val="center"/>
           </w:tcPr>
           <w:p>
@@ -2647,7 +2558,6 @@
           <w:tcPr>
             <w:tcW w:w="4050" w:type="dxa"/>
             <w:shd w:val="clear" w:color="auto" w:fill="B4C6E7" w:themeFill="accent1" w:themeFillTint="66"/>
-            <w:tcMar/>
             <w:vAlign w:val="center"/>
           </w:tcPr>
           <w:p>
@@ -2675,12 +2585,10 @@
         <w:tc>
           <w:tcPr>
             <w:tcW w:w="4500" w:type="dxa"/>
-            <w:tcMar/>
             <w:vAlign w:val="center"/>
           </w:tcPr>
           <w:p>
             <w:pPr>
-              <w:pStyle w:val="Normal"/>
               <w:jc w:val="left"/>
               <w:rPr>
                 <w:color w:val="808080" w:themeColor="background1" w:themeShade="80"/>
@@ -2689,14 +2597,14 @@
             </w:pPr>
             <w:r>
               <w:rPr>
-                <w:color w:val="808080" w:themeColor="background1" w:themeTint="FF" w:themeShade="80"/>
+                <w:color w:val="808080" w:themeColor="background1" w:themeShade="80"/>
                 <w:lang w:val="en-US"/>
               </w:rPr>
               <w:t xml:space="preserve">1) </w:t>
             </w:r>
             <w:r>
               <w:rPr>
-                <w:color w:val="808080" w:themeColor="background1" w:themeTint="FF" w:themeShade="80"/>
+                <w:color w:val="808080" w:themeColor="background1" w:themeShade="80"/>
                 <w:lang w:val="en-US"/>
               </w:rPr>
               <w:t>Upravljanje korisničkim sesijama</w:t>
@@ -2718,16 +2626,10 @@
               <w:listItem w:displayText="Mogućnost uređivanja" w:value="Mogućnost uređivanja"/>
             </w:dropDownList>
           </w:sdtPr>
-          <w:sdtEndPr>
-            <w:rPr>
-              <w:lang w:val="en-US"/>
-            </w:rPr>
-          </w:sdtEndPr>
           <w:sdtContent>
             <w:tc>
               <w:tcPr>
                 <w:tcW w:w="4050" w:type="dxa"/>
-                <w:tcMar/>
                 <w:vAlign w:val="center"/>
               </w:tcPr>
               <w:p>
@@ -2755,7 +2657,6 @@
         <w:tc>
           <w:tcPr>
             <w:tcW w:w="4500" w:type="dxa"/>
-            <w:tcMar/>
             <w:vAlign w:val="center"/>
           </w:tcPr>
           <w:p>
@@ -2767,44 +2668,38 @@
             </w:pPr>
             <w:r>
               <w:rPr>
-                <w:color w:val="808080" w:themeColor="background1" w:themeTint="FF" w:themeShade="80"/>
+                <w:color w:val="808080" w:themeColor="background1" w:themeShade="80"/>
                 <w:lang w:val="en-US"/>
               </w:rPr>
               <w:t>3</w:t>
             </w:r>
             <w:r>
               <w:rPr>
-                <w:color w:val="808080" w:themeColor="background1" w:themeTint="FF" w:themeShade="80"/>
+                <w:color w:val="808080" w:themeColor="background1" w:themeShade="80"/>
                 <w:lang w:val="en-US"/>
               </w:rPr>
               <w:t>)</w:t>
             </w:r>
             <w:sdt>
               <w:sdtPr>
+                <w:rPr>
+                  <w:color w:val="808080" w:themeColor="background1" w:themeShade="80"/>
+                  <w:lang w:val="en-US"/>
+                </w:rPr>
                 <w:id w:val="-1942675829"/>
                 <w:placeholder>
                   <w:docPart w:val="6BC6CEAE8D254C14AEF1DBCDD9262A50"/>
                 </w:placeholder>
-                <w:rPr>
-                  <w:color w:val="808080" w:themeColor="background1" w:themeTint="FF" w:themeShade="80"/>
-                  <w:lang w:val="en-US"/>
-                </w:rPr>
               </w:sdtPr>
               <w:sdtContent>
                 <w:r>
                   <w:rPr>
-                    <w:color w:val="808080" w:themeColor="background1" w:themeTint="FF" w:themeShade="80"/>
+                    <w:color w:val="808080" w:themeColor="background1" w:themeShade="80"/>
                     <w:lang w:val="en-US"/>
                   </w:rPr>
                   <w:t xml:space="preserve"> Online rezervacija računara/konzole</w:t>
                 </w:r>
               </w:sdtContent>
-              <w:sdtEndPr>
-                <w:rPr>
-                  <w:color w:val="808080" w:themeColor="background1" w:themeTint="FF" w:themeShade="80"/>
-                  <w:lang w:val="en-US"/>
-                </w:rPr>
-              </w:sdtEndPr>
             </w:sdt>
           </w:p>
         </w:tc>
@@ -2823,16 +2718,10 @@
               <w:listItem w:displayText="Mogućnost uređivanja" w:value="Mogućnost uređivanja"/>
             </w:dropDownList>
           </w:sdtPr>
-          <w:sdtEndPr>
-            <w:rPr>
-              <w:lang w:val="en-US"/>
-            </w:rPr>
-          </w:sdtEndPr>
           <w:sdtContent>
             <w:tc>
               <w:tcPr>
                 <w:tcW w:w="4050" w:type="dxa"/>
-                <w:tcMar/>
                 <w:vAlign w:val="center"/>
               </w:tcPr>
               <w:p>
@@ -2860,12 +2749,10 @@
         <w:tc>
           <w:tcPr>
             <w:tcW w:w="4500" w:type="dxa"/>
-            <w:tcMar/>
             <w:vAlign w:val="center"/>
           </w:tcPr>
           <w:p>
             <w:pPr>
-              <w:pStyle w:val="Normal"/>
               <w:jc w:val="left"/>
               <w:rPr>
                 <w:rStyle w:val="PlaceholderText"/>
@@ -2900,16 +2787,10 @@
               <w:listItem w:displayText="Mogućnost uređivanja" w:value="Mogućnost uređivanja"/>
             </w:dropDownList>
           </w:sdtPr>
-          <w:sdtEndPr>
-            <w:rPr>
-              <w:lang w:val="en-US"/>
-            </w:rPr>
-          </w:sdtEndPr>
           <w:sdtContent>
             <w:tc>
               <w:tcPr>
                 <w:tcW w:w="4050" w:type="dxa"/>
-                <w:tcMar/>
                 <w:vAlign w:val="center"/>
               </w:tcPr>
               <w:p>
@@ -2944,97 +2825,90 @@
         <w:pStyle w:val="ListParagraph"/>
         <w:numPr>
           <w:ilvl w:val="0"/>
-          <w:numId w:val="2"/>
+          <w:numId w:val="5"/>
         </w:numPr>
         <w:rPr>
-          <w:b w:val="1"/>
-          <w:bCs w:val="1"/>
-          <w:lang w:val="en-US"/>
-        </w:rPr>
-      </w:pPr>
-      <w:r>
-        <w:rPr>
-          <w:b w:val="1"/>
-          <w:bCs w:val="1"/>
+          <w:b/>
+          <w:bCs/>
+          <w:lang w:val="en-US"/>
+        </w:rPr>
+      </w:pPr>
+      <w:r>
+        <w:rPr>
+          <w:b/>
+          <w:bCs/>
           <w:lang w:val="en-US"/>
         </w:rPr>
         <w:t xml:space="preserve">Naziv aktera: </w:t>
       </w:r>
       <w:sdt>
         <w:sdtPr>
+          <w:rPr>
+            <w:b/>
+            <w:bCs/>
+            <w:lang w:val="en-US"/>
+          </w:rPr>
           <w:id w:val="181019611"/>
           <w:placeholder>
             <w:docPart w:val="EC4963792A2646C4AB54E0E733866A4E"/>
           </w:placeholder>
-          <w:rPr>
-            <w:b w:val="1"/>
-            <w:bCs w:val="1"/>
-            <w:lang w:val="en-US"/>
-          </w:rPr>
         </w:sdtPr>
         <w:sdtContent>
           <w:r>
             <w:rPr>
-              <w:b w:val="1"/>
-              <w:bCs w:val="1"/>
+              <w:b/>
+              <w:bCs/>
               <w:lang w:val="en-US"/>
             </w:rPr>
             <w:t>Radnik/zaposlenik</w:t>
           </w:r>
         </w:sdtContent>
-        <w:sdtEndPr>
+      </w:sdt>
+    </w:p>
+    <w:p>
+      <w:pPr>
+        <w:ind w:left="720"/>
+        <w:rPr>
+          <w:lang w:val="en-US"/>
+        </w:rPr>
+      </w:pPr>
+    </w:p>
+    <w:p>
+      <w:pPr>
+        <w:ind w:left="720"/>
+        <w:rPr>
+          <w:lang w:val="en-US"/>
+        </w:rPr>
+      </w:pPr>
+      <w:r>
+        <w:rPr>
+          <w:b/>
+          <w:bCs/>
+          <w:lang w:val="en-US"/>
+        </w:rPr>
+        <w:t>Vrsta aktera:</w:t>
+      </w:r>
+      <w:r>
+        <w:rPr>
+          <w:lang w:val="en-US"/>
+        </w:rPr>
+        <w:t xml:space="preserve"> </w:t>
+      </w:r>
+      <w:sdt>
+        <w:sdtPr>
           <w:rPr>
-            <w:b w:val="1"/>
-            <w:bCs w:val="1"/>
             <w:lang w:val="en-US"/>
           </w:rPr>
-        </w:sdtEndPr>
-      </w:sdt>
-    </w:p>
-    <w:p>
-      <w:pPr>
-        <w:ind w:left="720"/>
-        <w:rPr>
-          <w:lang w:val="en-US"/>
-        </w:rPr>
-      </w:pPr>
-    </w:p>
-    <w:p>
-      <w:pPr>
-        <w:ind w:left="720"/>
-        <w:rPr>
-          <w:lang w:val="en-US"/>
-        </w:rPr>
-      </w:pPr>
-      <w:r>
-        <w:rPr>
-          <w:b w:val="1"/>
-          <w:bCs w:val="1"/>
-          <w:lang w:val="en-US"/>
-        </w:rPr>
-        <w:t>Vrsta aktera:</w:t>
-      </w:r>
-      <w:r>
-        <w:rPr>
-          <w:lang w:val="en-US"/>
-        </w:rPr>
-        <w:t xml:space="preserve"> </w:t>
-      </w:r>
-      <w:sdt>
-        <w:sdtPr>
           <w:id w:val="-609820916"/>
+          <w:placeholder>
+            <w:docPart w:val="F194CCA70C664931AAB8D817CDEA3578"/>
+          </w:placeholder>
           <w:dropDownList>
             <w:listItem w:value="Choose an item."/>
             <w:listItem w:displayText="Korisnik usluge" w:value="Korisnik usluge"/>
             <w:listItem w:displayText="Zaposlenik sistema" w:value="Zaposlenik sistema"/>
             <w:listItem w:displayText="Administrator" w:value="Administrator"/>
           </w:dropDownList>
-          <w:placeholder>
-            <w:docPart w:val="F194CCA70C664931AAB8D817CDEA3578"/>
-          </w:placeholder>
-          <w:rPr>
-            <w:lang w:val="en-US"/>
-          </w:rPr>
         </w:sdtPr>
         <w:sdtContent>
           <w:r>
@@ -3044,11 +2918,6 @@
             <w:t>Zaposlenik sistema</w:t>
           </w:r>
         </w:sdtContent>
-        <w:sdtEndPr>
-          <w:rPr>
-            <w:lang w:val="en-US"/>
-          </w:rPr>
-        </w:sdtEndPr>
       </w:sdt>
     </w:p>
     <w:p>
@@ -3101,7 +2970,6 @@
           <w:tcPr>
             <w:tcW w:w="4500" w:type="dxa"/>
             <w:shd w:val="clear" w:color="auto" w:fill="B4C6E7" w:themeFill="accent1" w:themeFillTint="66"/>
-            <w:tcMar/>
             <w:vAlign w:val="center"/>
           </w:tcPr>
           <w:p>
@@ -3125,7 +2993,6 @@
           <w:tcPr>
             <w:tcW w:w="4050" w:type="dxa"/>
             <w:shd w:val="clear" w:color="auto" w:fill="B4C6E7" w:themeFill="accent1" w:themeFillTint="66"/>
-            <w:tcMar/>
             <w:vAlign w:val="center"/>
           </w:tcPr>
           <w:p>
@@ -3153,21 +3020,19 @@
         <w:tc>
           <w:tcPr>
             <w:tcW w:w="4500" w:type="dxa"/>
-            <w:tcMar/>
             <w:vAlign w:val="center"/>
           </w:tcPr>
           <w:p>
             <w:pPr>
-              <w:pStyle w:val="Normal"/>
               <w:jc w:val="left"/>
               <w:rPr>
-                <w:color w:val="808080" w:themeColor="background1" w:themeTint="FF" w:themeShade="80"/>
+                <w:color w:val="808080" w:themeColor="background1" w:themeShade="80"/>
                 <w:lang w:val="en-US"/>
               </w:rPr>
             </w:pPr>
             <w:r>
               <w:rPr>
-                <w:color w:val="808080" w:themeColor="background1" w:themeTint="FF" w:themeShade="80"/>
+                <w:color w:val="808080" w:themeColor="background1" w:themeShade="80"/>
                 <w:lang w:val="en-US"/>
               </w:rPr>
               <w:t>1) Upravljanje korisničkim sesijama</w:t>
@@ -3197,16 +3062,10 @@
               <w:listItem w:displayText="Mogućnost uređivanja" w:value="Mogućnost uređivanja"/>
             </w:dropDownList>
           </w:sdtPr>
-          <w:sdtEndPr>
-            <w:rPr>
-              <w:lang w:val="en-US"/>
-            </w:rPr>
-          </w:sdtEndPr>
           <w:sdtContent>
             <w:tc>
               <w:tcPr>
                 <w:tcW w:w="4050" w:type="dxa"/>
-                <w:tcMar/>
                 <w:vAlign w:val="center"/>
               </w:tcPr>
               <w:p>
@@ -3234,7 +3093,6 @@
         <w:tc>
           <w:tcPr>
             <w:tcW w:w="4500" w:type="dxa"/>
-            <w:tcMar/>
             <w:vAlign w:val="center"/>
           </w:tcPr>
           <w:sdt>
@@ -3248,53 +3106,41 @@
                 <w:docPart w:val="7D3466FD1FA94235B51457305A82F7A5"/>
               </w:placeholder>
             </w:sdtPr>
-            <w:sdtEndPr>
-              <w:rPr>
-                <w:color w:val="808080" w:themeColor="background1" w:themeTint="FF" w:themeShade="80"/>
-                <w:lang w:val="en-US"/>
-              </w:rPr>
-            </w:sdtEndPr>
             <w:sdtContent>
               <w:p>
                 <w:pPr>
                   <w:jc w:val="left"/>
                   <w:rPr>
-                    <w:color w:val="808080" w:themeColor="background1" w:themeTint="FF" w:themeShade="80"/>
+                    <w:color w:val="808080" w:themeColor="background1" w:themeShade="80"/>
                   </w:rPr>
                 </w:pPr>
                 <w:r>
                   <w:rPr>
-                    <w:color w:val="808080" w:themeColor="background1" w:themeTint="FF" w:themeShade="80"/>
+                    <w:color w:val="808080" w:themeColor="background1" w:themeShade="80"/>
                     <w:lang w:val="en-US"/>
                   </w:rPr>
                   <w:t>3)</w:t>
                 </w:r>
                 <w:sdt>
                   <w:sdtPr>
+                    <w:rPr>
+                      <w:color w:val="808080" w:themeColor="background1" w:themeShade="80"/>
+                      <w:lang w:val="en-US"/>
+                    </w:rPr>
                     <w:id w:val="882165063"/>
                     <w:placeholder>
                       <w:docPart w:val="BB583637513241089679D9EDB215223D"/>
                     </w:placeholder>
-                    <w:rPr>
-                      <w:color w:val="808080" w:themeColor="background1" w:themeTint="FF" w:themeShade="80"/>
-                      <w:lang w:val="en-US"/>
-                    </w:rPr>
                   </w:sdtPr>
                   <w:sdtContent>
                     <w:r>
                       <w:rPr>
-                        <w:color w:val="808080" w:themeColor="background1" w:themeTint="FF" w:themeShade="80"/>
+                        <w:color w:val="808080" w:themeColor="background1" w:themeShade="80"/>
                         <w:lang w:val="en-US"/>
                       </w:rPr>
                       <w:t xml:space="preserve"> Online rezervacija računara/konzole</w:t>
                     </w:r>
                   </w:sdtContent>
-                  <w:sdtEndPr>
-                    <w:rPr>
-                      <w:color w:val="808080" w:themeColor="background1" w:themeTint="FF" w:themeShade="80"/>
-                      <w:lang w:val="en-US"/>
-                    </w:rPr>
-                  </w:sdtEndPr>
                 </w:sdt>
               </w:p>
               <w:p>
@@ -3323,16 +3169,10 @@
               <w:listItem w:displayText="Mogućnost uređivanja" w:value="Mogućnost uređivanja"/>
             </w:dropDownList>
           </w:sdtPr>
-          <w:sdtEndPr>
-            <w:rPr>
-              <w:lang w:val="en-US"/>
-            </w:rPr>
-          </w:sdtEndPr>
           <w:sdtContent>
             <w:tc>
               <w:tcPr>
                 <w:tcW w:w="4050" w:type="dxa"/>
-                <w:tcMar/>
                 <w:vAlign w:val="center"/>
               </w:tcPr>
               <w:p>
@@ -3360,7 +3200,6 @@
         <w:tc>
           <w:tcPr>
             <w:tcW w:w="4500" w:type="dxa"/>
-            <w:tcMar/>
             <w:vAlign w:val="center"/>
           </w:tcPr>
           <w:p>
@@ -3373,7 +3212,6 @@
               <w:jc w:val="left"/>
               <w:rPr>
                 <w:b w:val="0"/>
-                <w:bCs w:val="0"/>
                 <w:color w:val="808080" w:themeColor="background1" w:themeShade="80"/>
                 <w:sz w:val="24"/>
                 <w:szCs w:val="24"/>
@@ -3382,8 +3220,7 @@
             <w:r>
               <w:rPr>
                 <w:b w:val="0"/>
-                <w:bCs w:val="0"/>
-                <w:color w:val="808080" w:themeColor="background1" w:themeTint="FF" w:themeShade="80"/>
+                <w:color w:val="808080" w:themeColor="background1" w:themeShade="80"/>
                 <w:sz w:val="24"/>
                 <w:szCs w:val="24"/>
               </w:rPr>
@@ -3392,8 +3229,7 @@
             <w:r>
               <w:rPr>
                 <w:b w:val="0"/>
-                <w:bCs w:val="0"/>
-                <w:color w:val="808080" w:themeColor="background1" w:themeTint="FF" w:themeShade="80"/>
+                <w:color w:val="808080" w:themeColor="background1" w:themeShade="80"/>
                 <w:sz w:val="24"/>
                 <w:szCs w:val="24"/>
               </w:rPr>
@@ -3416,16 +3252,10 @@
               <w:listItem w:displayText="Mogućnost uređivanja" w:value="Mogućnost uređivanja"/>
             </w:dropDownList>
           </w:sdtPr>
-          <w:sdtEndPr>
-            <w:rPr>
-              <w:lang w:val="en-US"/>
-            </w:rPr>
-          </w:sdtEndPr>
           <w:sdtContent>
             <w:tc>
               <w:tcPr>
                 <w:tcW w:w="4050" w:type="dxa"/>
-                <w:tcMar/>
                 <w:vAlign w:val="center"/>
               </w:tcPr>
               <w:p>
@@ -3460,7 +3290,7 @@
         <w:pStyle w:val="ListParagraph"/>
         <w:numPr>
           <w:ilvl w:val="0"/>
-          <w:numId w:val="2"/>
+          <w:numId w:val="5"/>
         </w:numPr>
         <w:rPr>
           <w:b/>
@@ -3484,15 +3314,14 @@
           <w:placeholder>
             <w:docPart w:val="43A3621F8D6C4D83B8798A9F3418C48E"/>
           </w:placeholder>
-          <w:showingPlcHdr/>
         </w:sdtPr>
-        <w:sdtEndPr/>
         <w:sdtContent>
           <w:r>
             <w:rPr>
-              <w:rStyle w:val="PlaceholderText"/>
-            </w:rPr>
-            <w:t>Click or tap here to enter text.</w:t>
+              <w:b/>
+              <w:lang w:val="en-US"/>
+            </w:rPr>
+            <w:t>Administrator</w:t>
           </w:r>
         </w:sdtContent>
       </w:sdt>
@@ -3534,7 +3363,6 @@
           <w:placeholder>
             <w:docPart w:val="D86443157EBF4D5A90F2525C29294A73"/>
           </w:placeholder>
-          <w:showingPlcHdr/>
           <w:dropDownList>
             <w:listItem w:value="Choose an item."/>
             <w:listItem w:displayText="Korisnik usluge" w:value="Korisnik usluge"/>
@@ -3542,13 +3370,12 @@
             <w:listItem w:displayText="Administrator" w:value="Administrator"/>
           </w:dropDownList>
         </w:sdtPr>
-        <w:sdtEndPr/>
         <w:sdtContent>
           <w:r>
             <w:rPr>
-              <w:rStyle w:val="PlaceholderText"/>
-            </w:rPr>
-            <w:t>Choose an item.</w:t>
+              <w:lang w:val="en-US"/>
+            </w:rPr>
+            <w:t>Administrator</w:t>
           </w:r>
         </w:sdtContent>
       </w:sdt>
@@ -3604,7 +3431,6 @@
           <w:tcPr>
             <w:tcW w:w="4500" w:type="dxa"/>
             <w:shd w:val="clear" w:color="auto" w:fill="B4C6E7" w:themeFill="accent1" w:themeFillTint="66"/>
-            <w:tcMar/>
             <w:vAlign w:val="center"/>
           </w:tcPr>
           <w:p>
@@ -3628,7 +3454,6 @@
           <w:tcPr>
             <w:tcW w:w="4050" w:type="dxa"/>
             <w:shd w:val="clear" w:color="auto" w:fill="B4C6E7" w:themeFill="accent1" w:themeFillTint="66"/>
-            <w:tcMar/>
             <w:vAlign w:val="center"/>
           </w:tcPr>
           <w:p>
@@ -3656,7 +3481,6 @@
         <w:tc>
           <w:tcPr>
             <w:tcW w:w="4500" w:type="dxa"/>
-            <w:tcMar/>
             <w:vAlign w:val="center"/>
           </w:tcPr>
           <w:p>
@@ -3668,7 +3492,7 @@
             </w:pPr>
             <w:r>
               <w:rPr>
-                <w:color w:val="808080" w:themeColor="background1" w:themeTint="FF" w:themeShade="80"/>
+                <w:color w:val="808080" w:themeColor="background1" w:themeShade="80"/>
               </w:rPr>
               <w:t>2) Registracija korisnika, upravljanje korisnicima i upravljanje uređajima</w:t>
             </w:r>
@@ -3683,23 +3507,16 @@
             <w:placeholder>
               <w:docPart w:val="D86443157EBF4D5A90F2525C29294A73"/>
             </w:placeholder>
-            <w:showingPlcHdr/>
             <w:dropDownList>
               <w:listItem w:value="Choose an item."/>
               <w:listItem w:displayText="Mogućnost pregleda" w:value="Mogućnost pregleda"/>
               <w:listItem w:displayText="Mogućnost uređivanja" w:value="Mogućnost uređivanja"/>
             </w:dropDownList>
           </w:sdtPr>
-          <w:sdtEndPr>
-            <w:rPr>
-              <w:lang w:val="en-US"/>
-            </w:rPr>
-          </w:sdtEndPr>
           <w:sdtContent>
             <w:tc>
               <w:tcPr>
                 <w:tcW w:w="4050" w:type="dxa"/>
-                <w:tcMar/>
                 <w:vAlign w:val="center"/>
               </w:tcPr>
               <w:p>
@@ -3711,9 +3528,9 @@
                 </w:pPr>
                 <w:r>
                   <w:rPr>
-                    <w:rStyle w:val="PlaceholderText"/>
+                    <w:lang w:val="en-US"/>
                   </w:rPr>
-                  <w:t>Choose an item.</w:t>
+                  <w:t>Mogućnost uređivanja</w:t>
                 </w:r>
               </w:p>
             </w:tc>
@@ -3727,12 +3544,10 @@
         <w:tc>
           <w:tcPr>
             <w:tcW w:w="4500" w:type="dxa"/>
-            <w:tcMar/>
             <w:vAlign w:val="center"/>
           </w:tcPr>
           <w:p>
             <w:pPr>
-              <w:pStyle w:val="Normal"/>
               <w:jc w:val="left"/>
               <w:rPr>
                 <w:rStyle w:val="PlaceholderText"/>
@@ -3763,23 +3578,16 @@
             <w:placeholder>
               <w:docPart w:val="58214C2997B948B7A9FF774F7EDFFADF"/>
             </w:placeholder>
-            <w:showingPlcHdr/>
             <w:dropDownList>
               <w:listItem w:value="Choose an item."/>
               <w:listItem w:displayText="Mogućnost pregleda" w:value="Mogućnost pregleda"/>
               <w:listItem w:displayText="Mogućnost uređivanja" w:value="Mogućnost uređivanja"/>
             </w:dropDownList>
           </w:sdtPr>
-          <w:sdtEndPr>
-            <w:rPr>
-              <w:lang w:val="en-US"/>
-            </w:rPr>
-          </w:sdtEndPr>
           <w:sdtContent>
             <w:tc>
               <w:tcPr>
                 <w:tcW w:w="4050" w:type="dxa"/>
-                <w:tcMar/>
                 <w:vAlign w:val="center"/>
               </w:tcPr>
               <w:p>
@@ -3791,9 +3599,9 @@
                 </w:pPr>
                 <w:r>
                   <w:rPr>
-                    <w:rStyle w:val="PlaceholderText"/>
+                    <w:lang w:val="en-US"/>
                   </w:rPr>
-                  <w:t>Choose an item.</w:t>
+                  <w:t>Mogućnost uređivanja</w:t>
                 </w:r>
               </w:p>
             </w:tc>
@@ -3807,7 +3615,6 @@
         <w:tc>
           <w:tcPr>
             <w:tcW w:w="4500" w:type="dxa"/>
-            <w:tcMar/>
             <w:vAlign w:val="center"/>
           </w:tcPr>
           <w:p>
@@ -3820,8 +3627,7 @@
               <w:jc w:val="left"/>
               <w:rPr>
                 <w:b w:val="0"/>
-                <w:bCs w:val="0"/>
-                <w:color w:val="808080" w:themeColor="background1" w:themeTint="FF" w:themeShade="80"/>
+                <w:color w:val="808080" w:themeColor="background1" w:themeShade="80"/>
                 <w:sz w:val="24"/>
                 <w:szCs w:val="24"/>
               </w:rPr>
@@ -3829,12 +3635,29 @@
             <w:r>
               <w:rPr>
                 <w:b w:val="0"/>
-                <w:bCs w:val="0"/>
-                <w:color w:val="808080" w:themeColor="background1" w:themeTint="FF" w:themeShade="80"/>
+                <w:color w:val="808080" w:themeColor="background1" w:themeShade="80"/>
                 <w:sz w:val="24"/>
                 <w:szCs w:val="24"/>
               </w:rPr>
-              <w:t>5) Obraćun cijene sesije</w:t>
+              <w:t>5) Obra</w:t>
+            </w:r>
+            <w:r>
+              <w:rPr>
+                <w:b w:val="0"/>
+                <w:color w:val="808080" w:themeColor="background1" w:themeShade="80"/>
+                <w:sz w:val="24"/>
+                <w:szCs w:val="24"/>
+              </w:rPr>
+              <w:t>č</w:t>
+            </w:r>
+            <w:r>
+              <w:rPr>
+                <w:b w:val="0"/>
+                <w:color w:val="808080" w:themeColor="background1" w:themeShade="80"/>
+                <w:sz w:val="24"/>
+                <w:szCs w:val="24"/>
+              </w:rPr>
+              <w:t>un cijene sesije</w:t>
             </w:r>
           </w:p>
           <w:p>
@@ -3855,23 +3678,16 @@
             <w:placeholder>
               <w:docPart w:val="8061A521E5F440C28627FDE5878D6B9B"/>
             </w:placeholder>
-            <w:showingPlcHdr/>
             <w:dropDownList>
               <w:listItem w:value="Choose an item."/>
               <w:listItem w:displayText="Mogućnost pregleda" w:value="Mogućnost pregleda"/>
               <w:listItem w:displayText="Mogućnost uređivanja" w:value="Mogućnost uređivanja"/>
             </w:dropDownList>
           </w:sdtPr>
-          <w:sdtEndPr>
-            <w:rPr>
-              <w:lang w:val="en-US"/>
-            </w:rPr>
-          </w:sdtEndPr>
           <w:sdtContent>
             <w:tc>
               <w:tcPr>
                 <w:tcW w:w="4050" w:type="dxa"/>
-                <w:tcMar/>
                 <w:vAlign w:val="center"/>
               </w:tcPr>
               <w:p>
@@ -3883,9 +3699,9 @@
                 </w:pPr>
                 <w:r>
                   <w:rPr>
-                    <w:rStyle w:val="PlaceholderText"/>
+                    <w:lang w:val="en-US"/>
                   </w:rPr>
-                  <w:t>Choose an item.</w:t>
+                  <w:t>Mogućnost uređivanja</w:t>
                 </w:r>
               </w:p>
             </w:tc>
@@ -3938,7 +3754,7 @@
     </w:p>
     <w:sectPr>
       <w:headerReference w:type="default" r:id="rId8"/>
-      <w:pgSz w:w="12240" w:h="15840" w:orient="portrait"/>
+      <w:pgSz w:w="12240" w:h="15840"/>
       <w:pgMar w:top="1440" w:right="1440" w:bottom="1440" w:left="1440" w:header="720" w:footer="720" w:gutter="0"/>
       <w:cols w:space="720"/>
       <w:docGrid w:linePitch="360"/>
@@ -3986,7 +3802,7 @@
 </file>
 
 <file path=word/header1.xml><?xml version="1.0" encoding="utf-8"?>
-<w:hdr xmlns:wpc="http://schemas.microsoft.com/office/word/2010/wordprocessingCanvas" xmlns:cx="http://schemas.microsoft.com/office/drawing/2014/chartex" xmlns:cx1="http://schemas.microsoft.com/office/drawing/2015/9/8/chartex" xmlns:cx2="http://schemas.microsoft.com/office/drawing/2015/10/21/chartex" xmlns:cx3="http://schemas.microsoft.com/office/drawing/2016/5/9/chartex" xmlns:cx4="http://schemas.microsoft.com/office/drawing/2016/5/10/chartex" xmlns:cx5="http://schemas.microsoft.com/office/drawing/2016/5/11/chartex" xmlns:cx6="http://schemas.microsoft.com/office/drawing/2016/5/12/chartex" xmlns:cx7="http://schemas.microsoft.com/office/drawing/2016/5/13/chartex" xmlns:cx8="http://schemas.microsoft.com/office/drawing/2016/5/14/chartex" xmlns:mc="http://schemas.openxmlformats.org/markup-compatibility/2006" xmlns:aink="http://schemas.microsoft.com/office/drawing/2016/ink" xmlns:am3d="http://schemas.microsoft.com/office/drawing/2017/model3d" xmlns:o="urn:schemas-microsoft-com:office:office" xmlns:oel="http://schemas.microsoft.com/office/2019/extlst" xmlns:r="http://schemas.openxmlformats.org/officeDocument/2006/relationships" xmlns:m="http://schemas.openxmlformats.org/officeDocument/2006/math" xmlns:v="urn:schemas-microsoft-com:vml" xmlns:wp14="http://schemas.microsoft.com/office/word/2010/wordprocessingDrawing" xmlns:wp="http://schemas.openxmlformats.org/drawingml/2006/wordprocessingDrawing" xmlns:w10="urn:schemas-microsoft-com:office:word" xmlns:w="http://schemas.openxmlformats.org/wordprocessingml/2006/main" xmlns:w14="http://schemas.microsoft.com/office/word/2010/wordml" xmlns:w15="http://schemas.microsoft.com/office/word/2012/wordml" xmlns:w16cex="http://schemas.microsoft.com/office/word/2018/wordml/cex" xmlns:w16cid="http://schemas.microsoft.com/office/word/2016/wordml/cid" xmlns:w16="http://schemas.microsoft.com/office/word/2018/wordml" xmlns:w16du="http://schemas.microsoft.com/office/word/2023/wordml/word16du" xmlns:w16sdtdh="http://schemas.microsoft.com/office/word/2020/wordml/sdtdatahash" xmlns:w16sdtfl="http://schemas.microsoft.com/office/word/2024/wordml/sdtformatlock" xmlns:w16se="http://schemas.microsoft.com/office/word/2015/wordml/symex" xmlns:wpg="http://schemas.microsoft.com/office/word/2010/wordprocessingGroup" xmlns:wpi="http://schemas.microsoft.com/office/word/2010/wordprocessingInk" xmlns:wne="http://schemas.microsoft.com/office/word/2006/wordml" xmlns:wps="http://schemas.microsoft.com/office/word/2010/wordprocessingShape" xmlns:a="http://schemas.openxmlformats.org/drawingml/2006/main" xmlns:pic="http://schemas.openxmlformats.org/drawingml/2006/picture" xmlns:a14="http://schemas.microsoft.com/office/drawing/2010/main" mc:Ignorable="w14 w15 w16se w16cid w16 w16cex w16sdtdh w16sdtfl w16du wp14">
+<w:hdr xmlns:wpc="http://schemas.microsoft.com/office/word/2010/wordprocessingCanvas" xmlns:cx="http://schemas.microsoft.com/office/drawing/2014/chartex" xmlns:cx1="http://schemas.microsoft.com/office/drawing/2015/9/8/chartex" xmlns:cx2="http://schemas.microsoft.com/office/drawing/2015/10/21/chartex" xmlns:cx3="http://schemas.microsoft.com/office/drawing/2016/5/9/chartex" xmlns:cx4="http://schemas.microsoft.com/office/drawing/2016/5/10/chartex" xmlns:cx5="http://schemas.microsoft.com/office/drawing/2016/5/11/chartex" xmlns:cx6="http://schemas.microsoft.com/office/drawing/2016/5/12/chartex" xmlns:cx7="http://schemas.microsoft.com/office/drawing/2016/5/13/chartex" xmlns:cx8="http://schemas.microsoft.com/office/drawing/2016/5/14/chartex" xmlns:mc="http://schemas.openxmlformats.org/markup-compatibility/2006" xmlns:aink="http://schemas.microsoft.com/office/drawing/2016/ink" xmlns:am3d="http://schemas.microsoft.com/office/drawing/2017/model3d" xmlns:o="urn:schemas-microsoft-com:office:office" xmlns:oel="http://schemas.microsoft.com/office/2019/extlst" xmlns:r="http://schemas.openxmlformats.org/officeDocument/2006/relationships" xmlns:m="http://schemas.openxmlformats.org/officeDocument/2006/math" xmlns:v="urn:schemas-microsoft-com:vml" xmlns:wp14="http://schemas.microsoft.com/office/word/2010/wordprocessingDrawing" xmlns:wp="http://schemas.openxmlformats.org/drawingml/2006/wordprocessingDrawing" xmlns:w10="urn:schemas-microsoft-com:office:word" xmlns:w="http://schemas.openxmlformats.org/wordprocessingml/2006/main" xmlns:w14="http://schemas.microsoft.com/office/word/2010/wordml" xmlns:w15="http://schemas.microsoft.com/office/word/2012/wordml" xmlns:w16cex="http://schemas.microsoft.com/office/word/2018/wordml/cex" xmlns:w16cid="http://schemas.microsoft.com/office/word/2016/wordml/cid" xmlns:w16="http://schemas.microsoft.com/office/word/2018/wordml" xmlns:w16du="http://schemas.microsoft.com/office/word/2023/wordml/word16du" xmlns:w16sdtdh="http://schemas.microsoft.com/office/word/2020/wordml/sdtdatahash" xmlns:w16sdtfl="http://schemas.microsoft.com/office/word/2024/wordml/sdtformatlock" xmlns:w16se="http://schemas.microsoft.com/office/word/2015/wordml/symex" xmlns:wpg="http://schemas.microsoft.com/office/word/2010/wordprocessingGroup" xmlns:wpi="http://schemas.microsoft.com/office/word/2010/wordprocessingInk" xmlns:wne="http://schemas.microsoft.com/office/word/2006/wordml" xmlns:wps="http://schemas.microsoft.com/office/word/2010/wordprocessingShape" mc:Ignorable="w14 w15 w16se w16cid w16 w16cex w16sdtdh w16sdtfl w16du wp14">
   <w:p>
     <w:pPr>
       <w:tabs>
@@ -4181,261 +3997,6 @@
 
 <file path=word/numbering.xml><?xml version="1.0" encoding="utf-8"?>
 <w:numbering xmlns:wpc="http://schemas.microsoft.com/office/word/2010/wordprocessingCanvas" xmlns:cx="http://schemas.microsoft.com/office/drawing/2014/chartex" xmlns:cx1="http://schemas.microsoft.com/office/drawing/2015/9/8/chartex" xmlns:cx2="http://schemas.microsoft.com/office/drawing/2015/10/21/chartex" xmlns:cx3="http://schemas.microsoft.com/office/drawing/2016/5/9/chartex" xmlns:cx4="http://schemas.microsoft.com/office/drawing/2016/5/10/chartex" xmlns:cx5="http://schemas.microsoft.com/office/drawing/2016/5/11/chartex" xmlns:cx6="http://schemas.microsoft.com/office/drawing/2016/5/12/chartex" xmlns:cx7="http://schemas.microsoft.com/office/drawing/2016/5/13/chartex" xmlns:cx8="http://schemas.microsoft.com/office/drawing/2016/5/14/chartex" xmlns:mc="http://schemas.openxmlformats.org/markup-compatibility/2006" xmlns:aink="http://schemas.microsoft.com/office/drawing/2016/ink" xmlns:am3d="http://schemas.microsoft.com/office/drawing/2017/model3d" xmlns:o="urn:schemas-microsoft-com:office:office" xmlns:oel="http://schemas.microsoft.com/office/2019/extlst" xmlns:r="http://schemas.openxmlformats.org/officeDocument/2006/relationships" xmlns:m="http://schemas.openxmlformats.org/officeDocument/2006/math" xmlns:v="urn:schemas-microsoft-com:vml" xmlns:wp14="http://schemas.microsoft.com/office/word/2010/wordprocessingDrawing" xmlns:wp="http://schemas.openxmlformats.org/drawingml/2006/wordprocessingDrawing" xmlns:w10="urn:schemas-microsoft-com:office:word" xmlns:w="http://schemas.openxmlformats.org/wordprocessingml/2006/main" xmlns:w14="http://schemas.microsoft.com/office/word/2010/wordml" xmlns:w15="http://schemas.microsoft.com/office/word/2012/wordml" xmlns:w16cex="http://schemas.microsoft.com/office/word/2018/wordml/cex" xmlns:w16cid="http://schemas.microsoft.com/office/word/2016/wordml/cid" xmlns:w16="http://schemas.microsoft.com/office/word/2018/wordml" xmlns:w16du="http://schemas.microsoft.com/office/word/2023/wordml/word16du" xmlns:w16sdtdh="http://schemas.microsoft.com/office/word/2020/wordml/sdtdatahash" xmlns:w16sdtfl="http://schemas.microsoft.com/office/word/2024/wordml/sdtformatlock" xmlns:w16se="http://schemas.microsoft.com/office/word/2015/wordml/symex" xmlns:wpg="http://schemas.microsoft.com/office/word/2010/wordprocessingGroup" xmlns:wpi="http://schemas.microsoft.com/office/word/2010/wordprocessingInk" xmlns:wne="http://schemas.microsoft.com/office/word/2006/wordml" xmlns:wps="http://schemas.microsoft.com/office/word/2010/wordprocessingShape" mc:Ignorable="w14 w15 w16se w16cid w16 w16cex w16sdtdh w16sdtfl w16du wp14">
-  <w:abstractNum xmlns:w="http://schemas.openxmlformats.org/wordprocessingml/2006/main" w:abstractNumId="13">
-    <w:nsid w:val="1c4502ed"/>
-    <w:multiLevelType xmlns:w="http://schemas.openxmlformats.org/wordprocessingml/2006/main" w:val="hybridMultilevel"/>
-    <w:lvl xmlns:w="http://schemas.openxmlformats.org/wordprocessingml/2006/main" w:ilvl="0">
-      <w:start w:val="1"/>
-      <w:numFmt w:val="decimal"/>
-      <w:lvlText w:val="%1)"/>
-      <w:lvlJc w:val="left"/>
-      <w:pPr>
-        <w:ind w:left="720" w:hanging="360"/>
-      </w:pPr>
-    </w:lvl>
-    <w:lvl xmlns:w="http://schemas.openxmlformats.org/wordprocessingml/2006/main" w:ilvl="1">
-      <w:start w:val="1"/>
-      <w:numFmt w:val="lowerLetter"/>
-      <w:lvlText w:val="%2."/>
-      <w:lvlJc w:val="left"/>
-      <w:pPr>
-        <w:ind w:left="1440" w:hanging="360"/>
-      </w:pPr>
-    </w:lvl>
-    <w:lvl xmlns:w="http://schemas.openxmlformats.org/wordprocessingml/2006/main" w:ilvl="2">
-      <w:start w:val="1"/>
-      <w:numFmt w:val="lowerRoman"/>
-      <w:lvlText w:val="%3."/>
-      <w:lvlJc w:val="right"/>
-      <w:pPr>
-        <w:ind w:left="2160" w:hanging="180"/>
-      </w:pPr>
-    </w:lvl>
-    <w:lvl xmlns:w="http://schemas.openxmlformats.org/wordprocessingml/2006/main" w:ilvl="3">
-      <w:start w:val="1"/>
-      <w:numFmt w:val="decimal"/>
-      <w:lvlText w:val="%4."/>
-      <w:lvlJc w:val="left"/>
-      <w:pPr>
-        <w:ind w:left="2880" w:hanging="360"/>
-      </w:pPr>
-    </w:lvl>
-    <w:lvl xmlns:w="http://schemas.openxmlformats.org/wordprocessingml/2006/main" w:ilvl="4">
-      <w:start w:val="1"/>
-      <w:numFmt w:val="lowerLetter"/>
-      <w:lvlText w:val="%5."/>
-      <w:lvlJc w:val="left"/>
-      <w:pPr>
-        <w:ind w:left="3600" w:hanging="360"/>
-      </w:pPr>
-    </w:lvl>
-    <w:lvl xmlns:w="http://schemas.openxmlformats.org/wordprocessingml/2006/main" w:ilvl="5">
-      <w:start w:val="1"/>
-      <w:numFmt w:val="lowerRoman"/>
-      <w:lvlText w:val="%6."/>
-      <w:lvlJc w:val="right"/>
-      <w:pPr>
-        <w:ind w:left="4320" w:hanging="180"/>
-      </w:pPr>
-    </w:lvl>
-    <w:lvl xmlns:w="http://schemas.openxmlformats.org/wordprocessingml/2006/main" w:ilvl="6">
-      <w:start w:val="1"/>
-      <w:numFmt w:val="decimal"/>
-      <w:lvlText w:val="%7."/>
-      <w:lvlJc w:val="left"/>
-      <w:pPr>
-        <w:ind w:left="5040" w:hanging="360"/>
-      </w:pPr>
-    </w:lvl>
-    <w:lvl xmlns:w="http://schemas.openxmlformats.org/wordprocessingml/2006/main" w:ilvl="7">
-      <w:start w:val="1"/>
-      <w:numFmt w:val="lowerLetter"/>
-      <w:lvlText w:val="%8."/>
-      <w:lvlJc w:val="left"/>
-      <w:pPr>
-        <w:ind w:left="5760" w:hanging="360"/>
-      </w:pPr>
-    </w:lvl>
-    <w:lvl xmlns:w="http://schemas.openxmlformats.org/wordprocessingml/2006/main" w:ilvl="8">
-      <w:start w:val="1"/>
-      <w:numFmt w:val="lowerRoman"/>
-      <w:lvlText w:val="%9."/>
-      <w:lvlJc w:val="right"/>
-      <w:pPr>
-        <w:ind w:left="6480" w:hanging="180"/>
-      </w:pPr>
-    </w:lvl>
-  </w:abstractNum>
-  <w:abstractNum xmlns:w="http://schemas.openxmlformats.org/wordprocessingml/2006/main" w:abstractNumId="12">
-    <w:nsid w:val="788f5add"/>
-    <w:multiLevelType xmlns:w="http://schemas.openxmlformats.org/wordprocessingml/2006/main" w:val="hybridMultilevel"/>
-    <w:lvl xmlns:w="http://schemas.openxmlformats.org/wordprocessingml/2006/main" w:ilvl="0">
-      <w:start w:val="1"/>
-      <w:numFmt w:val="decimal"/>
-      <w:lvlText w:val="%1)"/>
-      <w:lvlJc w:val="left"/>
-      <w:pPr>
-        <w:ind w:left="720" w:hanging="360"/>
-      </w:pPr>
-    </w:lvl>
-    <w:lvl xmlns:w="http://schemas.openxmlformats.org/wordprocessingml/2006/main" w:ilvl="1">
-      <w:start w:val="1"/>
-      <w:numFmt w:val="lowerLetter"/>
-      <w:lvlText w:val="%2."/>
-      <w:lvlJc w:val="left"/>
-      <w:pPr>
-        <w:ind w:left="1440" w:hanging="360"/>
-      </w:pPr>
-    </w:lvl>
-    <w:lvl xmlns:w="http://schemas.openxmlformats.org/wordprocessingml/2006/main" w:ilvl="2">
-      <w:start w:val="1"/>
-      <w:numFmt w:val="lowerRoman"/>
-      <w:lvlText w:val="%3."/>
-      <w:lvlJc w:val="right"/>
-      <w:pPr>
-        <w:ind w:left="2160" w:hanging="180"/>
-      </w:pPr>
-    </w:lvl>
-    <w:lvl xmlns:w="http://schemas.openxmlformats.org/wordprocessingml/2006/main" w:ilvl="3">
-      <w:start w:val="1"/>
-      <w:numFmt w:val="decimal"/>
-      <w:lvlText w:val="%4."/>
-      <w:lvlJc w:val="left"/>
-      <w:pPr>
-        <w:ind w:left="2880" w:hanging="360"/>
-      </w:pPr>
-    </w:lvl>
-    <w:lvl xmlns:w="http://schemas.openxmlformats.org/wordprocessingml/2006/main" w:ilvl="4">
-      <w:start w:val="1"/>
-      <w:numFmt w:val="lowerLetter"/>
-      <w:lvlText w:val="%5."/>
-      <w:lvlJc w:val="left"/>
-      <w:pPr>
-        <w:ind w:left="3600" w:hanging="360"/>
-      </w:pPr>
-    </w:lvl>
-    <w:lvl xmlns:w="http://schemas.openxmlformats.org/wordprocessingml/2006/main" w:ilvl="5">
-      <w:start w:val="1"/>
-      <w:numFmt w:val="lowerRoman"/>
-      <w:lvlText w:val="%6."/>
-      <w:lvlJc w:val="right"/>
-      <w:pPr>
-        <w:ind w:left="4320" w:hanging="180"/>
-      </w:pPr>
-    </w:lvl>
-    <w:lvl xmlns:w="http://schemas.openxmlformats.org/wordprocessingml/2006/main" w:ilvl="6">
-      <w:start w:val="1"/>
-      <w:numFmt w:val="decimal"/>
-      <w:lvlText w:val="%7."/>
-      <w:lvlJc w:val="left"/>
-      <w:pPr>
-        <w:ind w:left="5040" w:hanging="360"/>
-      </w:pPr>
-    </w:lvl>
-    <w:lvl xmlns:w="http://schemas.openxmlformats.org/wordprocessingml/2006/main" w:ilvl="7">
-      <w:start w:val="1"/>
-      <w:numFmt w:val="lowerLetter"/>
-      <w:lvlText w:val="%8."/>
-      <w:lvlJc w:val="left"/>
-      <w:pPr>
-        <w:ind w:left="5760" w:hanging="360"/>
-      </w:pPr>
-    </w:lvl>
-    <w:lvl xmlns:w="http://schemas.openxmlformats.org/wordprocessingml/2006/main" w:ilvl="8">
-      <w:start w:val="1"/>
-      <w:numFmt w:val="lowerRoman"/>
-      <w:lvlText w:val="%9."/>
-      <w:lvlJc w:val="right"/>
-      <w:pPr>
-        <w:ind w:left="6480" w:hanging="180"/>
-      </w:pPr>
-    </w:lvl>
-  </w:abstractNum>
-  <w:abstractNum xmlns:w="http://schemas.openxmlformats.org/wordprocessingml/2006/main" w:abstractNumId="11">
-    <w:nsid w:val="3f8ca1dd"/>
-    <w:multiLevelType xmlns:w="http://schemas.openxmlformats.org/wordprocessingml/2006/main" w:val="hybridMultilevel"/>
-    <w:lvl xmlns:w="http://schemas.openxmlformats.org/wordprocessingml/2006/main" w:ilvl="0">
-      <w:start w:val="1"/>
-      <w:numFmt w:val="decimal"/>
-      <w:lvlText w:val="%1)"/>
-      <w:lvlJc w:val="left"/>
-      <w:pPr>
-        <w:ind w:left="720" w:hanging="360"/>
-      </w:pPr>
-    </w:lvl>
-    <w:lvl xmlns:w="http://schemas.openxmlformats.org/wordprocessingml/2006/main" w:ilvl="1">
-      <w:start w:val="1"/>
-      <w:numFmt w:val="lowerLetter"/>
-      <w:lvlText w:val="%2."/>
-      <w:lvlJc w:val="left"/>
-      <w:pPr>
-        <w:ind w:left="1440" w:hanging="360"/>
-      </w:pPr>
-    </w:lvl>
-    <w:lvl xmlns:w="http://schemas.openxmlformats.org/wordprocessingml/2006/main" w:ilvl="2">
-      <w:start w:val="1"/>
-      <w:numFmt w:val="lowerRoman"/>
-      <w:lvlText w:val="%3."/>
-      <w:lvlJc w:val="right"/>
-      <w:pPr>
-        <w:ind w:left="2160" w:hanging="180"/>
-      </w:pPr>
-    </w:lvl>
-    <w:lvl xmlns:w="http://schemas.openxmlformats.org/wordprocessingml/2006/main" w:ilvl="3">
-      <w:start w:val="1"/>
-      <w:numFmt w:val="decimal"/>
-      <w:lvlText w:val="%4."/>
-      <w:lvlJc w:val="left"/>
-      <w:pPr>
-        <w:ind w:left="2880" w:hanging="360"/>
-      </w:pPr>
-    </w:lvl>
-    <w:lvl xmlns:w="http://schemas.openxmlformats.org/wordprocessingml/2006/main" w:ilvl="4">
-      <w:start w:val="1"/>
-      <w:numFmt w:val="lowerLetter"/>
-      <w:lvlText w:val="%5."/>
-      <w:lvlJc w:val="left"/>
-      <w:pPr>
-        <w:ind w:left="3600" w:hanging="360"/>
-      </w:pPr>
-    </w:lvl>
-    <w:lvl xmlns:w="http://schemas.openxmlformats.org/wordprocessingml/2006/main" w:ilvl="5">
-      <w:start w:val="1"/>
-      <w:numFmt w:val="lowerRoman"/>
-      <w:lvlText w:val="%6."/>
-      <w:lvlJc w:val="right"/>
-      <w:pPr>
-        <w:ind w:left="4320" w:hanging="180"/>
-      </w:pPr>
-    </w:lvl>
-    <w:lvl xmlns:w="http://schemas.openxmlformats.org/wordprocessingml/2006/main" w:ilvl="6">
-      <w:start w:val="1"/>
-      <w:numFmt w:val="decimal"/>
-      <w:lvlText w:val="%7."/>
-      <w:lvlJc w:val="left"/>
-      <w:pPr>
-        <w:ind w:left="5040" w:hanging="360"/>
-      </w:pPr>
-    </w:lvl>
-    <w:lvl xmlns:w="http://schemas.openxmlformats.org/wordprocessingml/2006/main" w:ilvl="7">
-      <w:start w:val="1"/>
-      <w:numFmt w:val="lowerLetter"/>
-      <w:lvlText w:val="%8."/>
-      <w:lvlJc w:val="left"/>
-      <w:pPr>
-        <w:ind w:left="5760" w:hanging="360"/>
-      </w:pPr>
-    </w:lvl>
-    <w:lvl xmlns:w="http://schemas.openxmlformats.org/wordprocessingml/2006/main" w:ilvl="8">
-      <w:start w:val="1"/>
-      <w:numFmt w:val="lowerRoman"/>
-      <w:lvlText w:val="%9."/>
-      <w:lvlJc w:val="right"/>
-      <w:pPr>
-        <w:ind w:left="6480" w:hanging="180"/>
-      </w:pPr>
-    </w:lvl>
-  </w:abstractNum>
   <w:abstractNum w:abstractNumId="0" w15:restartNumberingAfterBreak="0">
     <w:nsid w:val="0FEE4095"/>
     <w:multiLevelType w:val="hybridMultilevel"/>
@@ -4526,6 +4087,92 @@
     </w:lvl>
   </w:abstractNum>
   <w:abstractNum w:abstractNumId="1" w15:restartNumberingAfterBreak="0">
+    <w:nsid w:val="1C4502ED"/>
+    <w:multiLevelType w:val="hybridMultilevel"/>
+    <w:tmpl w:val="ECBCACC6"/>
+    <w:lvl w:ilvl="0" w:tplc="9836B6D8">
+      <w:start w:val="1"/>
+      <w:numFmt w:val="decimal"/>
+      <w:lvlText w:val="%1)"/>
+      <w:lvlJc w:val="left"/>
+      <w:pPr>
+        <w:ind w:left="720" w:hanging="360"/>
+      </w:pPr>
+    </w:lvl>
+    <w:lvl w:ilvl="1" w:tplc="00DE9AD0">
+      <w:start w:val="1"/>
+      <w:numFmt w:val="lowerLetter"/>
+      <w:lvlText w:val="%2."/>
+      <w:lvlJc w:val="left"/>
+      <w:pPr>
+        <w:ind w:left="1440" w:hanging="360"/>
+      </w:pPr>
+    </w:lvl>
+    <w:lvl w:ilvl="2" w:tplc="8AA0B364">
+      <w:start w:val="1"/>
+      <w:numFmt w:val="lowerRoman"/>
+      <w:lvlText w:val="%3."/>
+      <w:lvlJc w:val="right"/>
+      <w:pPr>
+        <w:ind w:left="2160" w:hanging="180"/>
+      </w:pPr>
+    </w:lvl>
+    <w:lvl w:ilvl="3" w:tplc="B3C41B6C">
+      <w:start w:val="1"/>
+      <w:numFmt w:val="decimal"/>
+      <w:lvlText w:val="%4."/>
+      <w:lvlJc w:val="left"/>
+      <w:pPr>
+        <w:ind w:left="2880" w:hanging="360"/>
+      </w:pPr>
+    </w:lvl>
+    <w:lvl w:ilvl="4" w:tplc="8266010A">
+      <w:start w:val="1"/>
+      <w:numFmt w:val="lowerLetter"/>
+      <w:lvlText w:val="%5."/>
+      <w:lvlJc w:val="left"/>
+      <w:pPr>
+        <w:ind w:left="3600" w:hanging="360"/>
+      </w:pPr>
+    </w:lvl>
+    <w:lvl w:ilvl="5" w:tplc="240A0A3A">
+      <w:start w:val="1"/>
+      <w:numFmt w:val="lowerRoman"/>
+      <w:lvlText w:val="%6."/>
+      <w:lvlJc w:val="right"/>
+      <w:pPr>
+        <w:ind w:left="4320" w:hanging="180"/>
+      </w:pPr>
+    </w:lvl>
+    <w:lvl w:ilvl="6" w:tplc="99143A42">
+      <w:start w:val="1"/>
+      <w:numFmt w:val="decimal"/>
+      <w:lvlText w:val="%7."/>
+      <w:lvlJc w:val="left"/>
+      <w:pPr>
+        <w:ind w:left="5040" w:hanging="360"/>
+      </w:pPr>
+    </w:lvl>
+    <w:lvl w:ilvl="7" w:tplc="84D2ED20">
+      <w:start w:val="1"/>
+      <w:numFmt w:val="lowerLetter"/>
+      <w:lvlText w:val="%8."/>
+      <w:lvlJc w:val="left"/>
+      <w:pPr>
+        <w:ind w:left="5760" w:hanging="360"/>
+      </w:pPr>
+    </w:lvl>
+    <w:lvl w:ilvl="8" w:tplc="78C45D56">
+      <w:start w:val="1"/>
+      <w:numFmt w:val="lowerRoman"/>
+      <w:lvlText w:val="%9."/>
+      <w:lvlJc w:val="right"/>
+      <w:pPr>
+        <w:ind w:left="6480" w:hanging="180"/>
+      </w:pPr>
+    </w:lvl>
+  </w:abstractNum>
+  <w:abstractNum w:abstractNumId="2" w15:restartNumberingAfterBreak="0">
     <w:nsid w:val="1CCC7B00"/>
     <w:multiLevelType w:val="hybridMultilevel"/>
     <w:tmpl w:val="FCD8A9B2"/>
@@ -4614,7 +4261,7 @@
       </w:pPr>
     </w:lvl>
   </w:abstractNum>
-  <w:abstractNum w:abstractNumId="2" w15:restartNumberingAfterBreak="0">
+  <w:abstractNum w:abstractNumId="3" w15:restartNumberingAfterBreak="0">
     <w:nsid w:val="1F24648A"/>
     <w:multiLevelType w:val="hybridMultilevel"/>
     <w:tmpl w:val="8F600004"/>
@@ -4701,7 +4348,7 @@
       </w:pPr>
     </w:lvl>
   </w:abstractNum>
-  <w:abstractNum w:abstractNumId="3" w15:restartNumberingAfterBreak="0">
+  <w:abstractNum w:abstractNumId="4" w15:restartNumberingAfterBreak="0">
     <w:nsid w:val="29CE78F1"/>
     <w:multiLevelType w:val="hybridMultilevel"/>
     <w:tmpl w:val="33F6F076"/>
@@ -4790,7 +4437,7 @@
       </w:pPr>
     </w:lvl>
   </w:abstractNum>
-  <w:abstractNum w:abstractNumId="4" w15:restartNumberingAfterBreak="0">
+  <w:abstractNum w:abstractNumId="5" w15:restartNumberingAfterBreak="0">
     <w:nsid w:val="348B6658"/>
     <w:multiLevelType w:val="hybridMultilevel"/>
     <w:tmpl w:val="55D4F832"/>
@@ -4876,7 +4523,7 @@
       </w:pPr>
     </w:lvl>
   </w:abstractNum>
-  <w:abstractNum w:abstractNumId="5" w15:restartNumberingAfterBreak="0">
+  <w:abstractNum w:abstractNumId="6" w15:restartNumberingAfterBreak="0">
     <w:nsid w:val="3785160B"/>
     <w:multiLevelType w:val="hybridMultilevel"/>
     <w:tmpl w:val="AAAAC6BA"/>
@@ -4962,7 +4609,93 @@
       </w:pPr>
     </w:lvl>
   </w:abstractNum>
-  <w:abstractNum w:abstractNumId="6" w15:restartNumberingAfterBreak="0">
+  <w:abstractNum w:abstractNumId="7" w15:restartNumberingAfterBreak="0">
+    <w:nsid w:val="3F8CA1DD"/>
+    <w:multiLevelType w:val="hybridMultilevel"/>
+    <w:tmpl w:val="288E166A"/>
+    <w:lvl w:ilvl="0" w:tplc="2530F970">
+      <w:start w:val="1"/>
+      <w:numFmt w:val="decimal"/>
+      <w:lvlText w:val="%1)"/>
+      <w:lvlJc w:val="left"/>
+      <w:pPr>
+        <w:ind w:left="720" w:hanging="360"/>
+      </w:pPr>
+    </w:lvl>
+    <w:lvl w:ilvl="1" w:tplc="D6C85D80">
+      <w:start w:val="1"/>
+      <w:numFmt w:val="lowerLetter"/>
+      <w:lvlText w:val="%2."/>
+      <w:lvlJc w:val="left"/>
+      <w:pPr>
+        <w:ind w:left="1440" w:hanging="360"/>
+      </w:pPr>
+    </w:lvl>
+    <w:lvl w:ilvl="2" w:tplc="6FF47C18">
+      <w:start w:val="1"/>
+      <w:numFmt w:val="lowerRoman"/>
+      <w:lvlText w:val="%3."/>
+      <w:lvlJc w:val="right"/>
+      <w:pPr>
+        <w:ind w:left="2160" w:hanging="180"/>
+      </w:pPr>
+    </w:lvl>
+    <w:lvl w:ilvl="3" w:tplc="293C3908">
+      <w:start w:val="1"/>
+      <w:numFmt w:val="decimal"/>
+      <w:lvlText w:val="%4."/>
+      <w:lvlJc w:val="left"/>
+      <w:pPr>
+        <w:ind w:left="2880" w:hanging="360"/>
+      </w:pPr>
+    </w:lvl>
+    <w:lvl w:ilvl="4" w:tplc="36F010F8">
+      <w:start w:val="1"/>
+      <w:numFmt w:val="lowerLetter"/>
+      <w:lvlText w:val="%5."/>
+      <w:lvlJc w:val="left"/>
+      <w:pPr>
+        <w:ind w:left="3600" w:hanging="360"/>
+      </w:pPr>
+    </w:lvl>
+    <w:lvl w:ilvl="5" w:tplc="4E72C096">
+      <w:start w:val="1"/>
+      <w:numFmt w:val="lowerRoman"/>
+      <w:lvlText w:val="%6."/>
+      <w:lvlJc w:val="right"/>
+      <w:pPr>
+        <w:ind w:left="4320" w:hanging="180"/>
+      </w:pPr>
+    </w:lvl>
+    <w:lvl w:ilvl="6" w:tplc="EC1A1E98">
+      <w:start w:val="1"/>
+      <w:numFmt w:val="decimal"/>
+      <w:lvlText w:val="%7."/>
+      <w:lvlJc w:val="left"/>
+      <w:pPr>
+        <w:ind w:left="5040" w:hanging="360"/>
+      </w:pPr>
+    </w:lvl>
+    <w:lvl w:ilvl="7" w:tplc="F6DA9380">
+      <w:start w:val="1"/>
+      <w:numFmt w:val="lowerLetter"/>
+      <w:lvlText w:val="%8."/>
+      <w:lvlJc w:val="left"/>
+      <w:pPr>
+        <w:ind w:left="5760" w:hanging="360"/>
+      </w:pPr>
+    </w:lvl>
+    <w:lvl w:ilvl="8" w:tplc="03A2A354">
+      <w:start w:val="1"/>
+      <w:numFmt w:val="lowerRoman"/>
+      <w:lvlText w:val="%9."/>
+      <w:lvlJc w:val="right"/>
+      <w:pPr>
+        <w:ind w:left="6480" w:hanging="180"/>
+      </w:pPr>
+    </w:lvl>
+  </w:abstractNum>
+  <w:abstractNum w:abstractNumId="8" w15:restartNumberingAfterBreak="0">
     <w:nsid w:val="466F53A7"/>
     <w:multiLevelType w:val="hybridMultilevel"/>
     <w:tmpl w:val="3AA0726A"/>
@@ -4974,7 +4707,7 @@
         <w:ind w:left="720" w:hanging="360"/>
       </w:pPr>
       <w:rPr>
-        <w:rFonts w:hint="default" w:ascii="Symbol" w:hAnsi="Symbol" w:eastAsiaTheme="minorHAnsi" w:cstheme="minorBidi"/>
+        <w:rFonts w:ascii="Symbol" w:eastAsiaTheme="minorHAnsi" w:hAnsi="Symbol" w:cstheme="minorBidi" w:hint="default"/>
       </w:rPr>
     </w:lvl>
     <w:lvl w:ilvl="1" w:tplc="04090003">
@@ -4986,7 +4719,7 @@
         <w:ind w:left="1440" w:hanging="360"/>
       </w:pPr>
       <w:rPr>
-        <w:rFonts w:hint="default" w:ascii="Courier New" w:hAnsi="Courier New" w:cs="Courier New"/>
+        <w:rFonts w:ascii="Courier New" w:hAnsi="Courier New" w:cs="Courier New" w:hint="default"/>
       </w:rPr>
     </w:lvl>
     <w:lvl w:ilvl="2" w:tplc="04090005" w:tentative="1">
@@ -4998,7 +4731,7 @@
         <w:ind w:left="2160" w:hanging="360"/>
       </w:pPr>
       <w:rPr>
-        <w:rFonts w:hint="default" w:ascii="Wingdings" w:hAnsi="Wingdings"/>
+        <w:rFonts w:ascii="Wingdings" w:hAnsi="Wingdings" w:hint="default"/>
       </w:rPr>
     </w:lvl>
     <w:lvl w:ilvl="3" w:tplc="04090001" w:tentative="1">
@@ -5010,7 +4743,7 @@
         <w:ind w:left="2880" w:hanging="360"/>
       </w:pPr>
       <w:rPr>
-        <w:rFonts w:hint="default" w:ascii="Symbol" w:hAnsi="Symbol"/>
+        <w:rFonts w:ascii="Symbol" w:hAnsi="Symbol" w:hint="default"/>
       </w:rPr>
     </w:lvl>
     <w:lvl w:ilvl="4" w:tplc="04090003" w:tentative="1">
@@ -5022,7 +4755,7 @@
         <w:ind w:left="3600" w:hanging="360"/>
       </w:pPr>
       <w:rPr>
-        <w:rFonts w:hint="default" w:ascii="Courier New" w:hAnsi="Courier New" w:cs="Courier New"/>
+        <w:rFonts w:ascii="Courier New" w:hAnsi="Courier New" w:cs="Courier New" w:hint="default"/>
       </w:rPr>
     </w:lvl>
     <w:lvl w:ilvl="5" w:tplc="04090005" w:tentative="1">
@@ -5034,7 +4767,7 @@
         <w:ind w:left="4320" w:hanging="360"/>
       </w:pPr>
       <w:rPr>
-        <w:rFonts w:hint="default" w:ascii="Wingdings" w:hAnsi="Wingdings"/>
+        <w:rFonts w:ascii="Wingdings" w:hAnsi="Wingdings" w:hint="default"/>
       </w:rPr>
     </w:lvl>
     <w:lvl w:ilvl="6" w:tplc="04090001" w:tentative="1">
@@ -5046,7 +4779,7 @@
         <w:ind w:left="5040" w:hanging="360"/>
       </w:pPr>
       <w:rPr>
-        <w:rFonts w:hint="default" w:ascii="Symbol" w:hAnsi="Symbol"/>
+        <w:rFonts w:ascii="Symbol" w:hAnsi="Symbol" w:hint="default"/>
       </w:rPr>
     </w:lvl>
     <w:lvl w:ilvl="7" w:tplc="04090003" w:tentative="1">
@@ -5058,7 +4791,7 @@
         <w:ind w:left="5760" w:hanging="360"/>
       </w:pPr>
       <w:rPr>
-        <w:rFonts w:hint="default" w:ascii="Courier New" w:hAnsi="Courier New" w:cs="Courier New"/>
+        <w:rFonts w:ascii="Courier New" w:hAnsi="Courier New" w:cs="Courier New" w:hint="default"/>
       </w:rPr>
     </w:lvl>
     <w:lvl w:ilvl="8" w:tplc="04090005" w:tentative="1">
@@ -5070,11 +4803,11 @@
         <w:ind w:left="6480" w:hanging="360"/>
       </w:pPr>
       <w:rPr>
-        <w:rFonts w:hint="default" w:ascii="Wingdings" w:hAnsi="Wingdings"/>
+        <w:rFonts w:ascii="Wingdings" w:hAnsi="Wingdings" w:hint="default"/>
       </w:rPr>
     </w:lvl>
   </w:abstractNum>
-  <w:abstractNum w:abstractNumId="7" w15:restartNumberingAfterBreak="0">
+  <w:abstractNum w:abstractNumId="9" w15:restartNumberingAfterBreak="0">
     <w:nsid w:val="61F83846"/>
     <w:multiLevelType w:val="hybridMultilevel"/>
     <w:tmpl w:val="55D4F832"/>
@@ -5160,7 +4893,7 @@
       </w:pPr>
     </w:lvl>
   </w:abstractNum>
-  <w:abstractNum w:abstractNumId="8" w15:restartNumberingAfterBreak="0">
+  <w:abstractNum w:abstractNumId="10" w15:restartNumberingAfterBreak="0">
     <w:nsid w:val="721A1D94"/>
     <w:multiLevelType w:val="hybridMultilevel"/>
     <w:tmpl w:val="F1B40DA6"/>
@@ -5249,7 +4982,7 @@
       </w:pPr>
     </w:lvl>
   </w:abstractNum>
-  <w:abstractNum w:abstractNumId="9" w15:restartNumberingAfterBreak="0">
+  <w:abstractNum w:abstractNumId="11" w15:restartNumberingAfterBreak="0">
     <w:nsid w:val="742D3011"/>
     <w:multiLevelType w:val="hybridMultilevel"/>
     <w:tmpl w:val="5D561820"/>
@@ -5338,7 +5071,93 @@
       </w:pPr>
     </w:lvl>
   </w:abstractNum>
-  <w:abstractNum w:abstractNumId="10" w15:restartNumberingAfterBreak="0">
+  <w:abstractNum w:abstractNumId="12" w15:restartNumberingAfterBreak="0">
+    <w:nsid w:val="788F5ADD"/>
+    <w:multiLevelType w:val="hybridMultilevel"/>
+    <w:tmpl w:val="826E41C0"/>
+    <w:lvl w:ilvl="0" w:tplc="DA489F84">
+      <w:start w:val="1"/>
+      <w:numFmt w:val="decimal"/>
+      <w:lvlText w:val="%1)"/>
+      <w:lvlJc w:val="left"/>
+      <w:pPr>
+        <w:ind w:left="720" w:hanging="360"/>
+      </w:pPr>
+    </w:lvl>
+    <w:lvl w:ilvl="1" w:tplc="3970E2A0">
+      <w:start w:val="1"/>
+      <w:numFmt w:val="lowerLetter"/>
+      <w:lvlText w:val="%2."/>
+      <w:lvlJc w:val="left"/>
+      <w:pPr>
+        <w:ind w:left="1440" w:hanging="360"/>
+      </w:pPr>
+    </w:lvl>
+    <w:lvl w:ilvl="2" w:tplc="92E62B94">
+      <w:start w:val="1"/>
+      <w:numFmt w:val="lowerRoman"/>
+      <w:lvlText w:val="%3."/>
+      <w:lvlJc w:val="right"/>
+      <w:pPr>
+        <w:ind w:left="2160" w:hanging="180"/>
+      </w:pPr>
+    </w:lvl>
+    <w:lvl w:ilvl="3" w:tplc="4002E2F6">
+      <w:start w:val="1"/>
+      <w:numFmt w:val="decimal"/>
+      <w:lvlText w:val="%4."/>
+      <w:lvlJc w:val="left"/>
+      <w:pPr>
+        <w:ind w:left="2880" w:hanging="360"/>
+      </w:pPr>
+    </w:lvl>
+    <w:lvl w:ilvl="4" w:tplc="96FE352A">
+      <w:start w:val="1"/>
+      <w:numFmt w:val="lowerLetter"/>
+      <w:lvlText w:val="%5."/>
+      <w:lvlJc w:val="left"/>
+      <w:pPr>
+        <w:ind w:left="3600" w:hanging="360"/>
+      </w:pPr>
+    </w:lvl>
+    <w:lvl w:ilvl="5" w:tplc="09D817BC">
+      <w:start w:val="1"/>
+      <w:numFmt w:val="lowerRoman"/>
+      <w:lvlText w:val="%6."/>
+      <w:lvlJc w:val="right"/>
+      <w:pPr>
+        <w:ind w:left="4320" w:hanging="180"/>
+      </w:pPr>
+    </w:lvl>
+    <w:lvl w:ilvl="6" w:tplc="08C02AAA">
+      <w:start w:val="1"/>
+      <w:numFmt w:val="decimal"/>
+      <w:lvlText w:val="%7."/>
+      <w:lvlJc w:val="left"/>
+      <w:pPr>
+        <w:ind w:left="5040" w:hanging="360"/>
+      </w:pPr>
+    </w:lvl>
+    <w:lvl w:ilvl="7" w:tplc="FEE65EE6">
+      <w:start w:val="1"/>
+      <w:numFmt w:val="lowerLetter"/>
+      <w:lvlText w:val="%8."/>
+      <w:lvlJc w:val="left"/>
+      <w:pPr>
+        <w:ind w:left="5760" w:hanging="360"/>
+      </w:pPr>
+    </w:lvl>
+    <w:lvl w:ilvl="8" w:tplc="04B25878">
+      <w:start w:val="1"/>
+      <w:numFmt w:val="lowerRoman"/>
+      <w:lvlText w:val="%9."/>
+      <w:lvlJc w:val="right"/>
+      <w:pPr>
+        <w:ind w:left="6480" w:hanging="180"/>
+      </w:pPr>
+    </w:lvl>
+  </w:abstractNum>
+  <w:abstractNum w:abstractNumId="13" w15:restartNumberingAfterBreak="0">
     <w:nsid w:val="7CB466A4"/>
     <w:multiLevelType w:val="hybridMultilevel"/>
     <w:tmpl w:val="FCD8A9B2"/>
@@ -5427,47 +5246,47 @@
       </w:pPr>
     </w:lvl>
   </w:abstractNum>
-  <w:num w:numId="14">
+  <w:num w:numId="1" w16cid:durableId="743062437">
+    <w:abstractNumId w:val="1"/>
+  </w:num>
+  <w:num w:numId="2" w16cid:durableId="841821998">
+    <w:abstractNumId w:val="12"/>
+  </w:num>
+  <w:num w:numId="3" w16cid:durableId="1261720781">
+    <w:abstractNumId w:val="7"/>
+  </w:num>
+  <w:num w:numId="4" w16cid:durableId="544946544">
+    <w:abstractNumId w:val="3"/>
+  </w:num>
+  <w:num w:numId="5" w16cid:durableId="986670812">
+    <w:abstractNumId w:val="10"/>
+  </w:num>
+  <w:num w:numId="6" w16cid:durableId="207688001">
+    <w:abstractNumId w:val="9"/>
+  </w:num>
+  <w:num w:numId="7" w16cid:durableId="1311788834">
+    <w:abstractNumId w:val="6"/>
+  </w:num>
+  <w:num w:numId="8" w16cid:durableId="772046586">
+    <w:abstractNumId w:val="11"/>
+  </w:num>
+  <w:num w:numId="9" w16cid:durableId="1420755746">
+    <w:abstractNumId w:val="4"/>
+  </w:num>
+  <w:num w:numId="10" w16cid:durableId="926115447">
+    <w:abstractNumId w:val="2"/>
+  </w:num>
+  <w:num w:numId="11" w16cid:durableId="1460951373">
+    <w:abstractNumId w:val="0"/>
+  </w:num>
+  <w:num w:numId="12" w16cid:durableId="1583179766">
     <w:abstractNumId w:val="13"/>
   </w:num>
-  <w:num w:numId="13">
-    <w:abstractNumId w:val="12"/>
-  </w:num>
-  <w:num w:numId="12">
-    <w:abstractNumId w:val="11"/>
-  </w:num>
-  <w:num w:numId="1" w16cid:durableId="544946544">
-    <w:abstractNumId w:val="2"/>
-  </w:num>
-  <w:num w:numId="2" w16cid:durableId="986670812">
-    <w:abstractNumId w:val="8"/>
-  </w:num>
-  <w:num w:numId="3" w16cid:durableId="207688001">
-    <w:abstractNumId w:val="7"/>
-  </w:num>
-  <w:num w:numId="4" w16cid:durableId="1311788834">
+  <w:num w:numId="13" w16cid:durableId="738288276">
     <w:abstractNumId w:val="5"/>
   </w:num>
-  <w:num w:numId="5" w16cid:durableId="772046586">
-    <w:abstractNumId w:val="9"/>
-  </w:num>
-  <w:num w:numId="6" w16cid:durableId="1420755746">
-    <w:abstractNumId w:val="3"/>
-  </w:num>
-  <w:num w:numId="7" w16cid:durableId="926115447">
-    <w:abstractNumId w:val="1"/>
-  </w:num>
-  <w:num w:numId="8" w16cid:durableId="1460951373">
-    <w:abstractNumId w:val="0"/>
-  </w:num>
-  <w:num w:numId="9" w16cid:durableId="1583179766">
-    <w:abstractNumId w:val="10"/>
-  </w:num>
-  <w:num w:numId="10" w16cid:durableId="738288276">
-    <w:abstractNumId w:val="4"/>
-  </w:num>
-  <w:num w:numId="11" w16cid:durableId="2030714729">
-    <w:abstractNumId w:val="6"/>
+  <w:num w:numId="14" w16cid:durableId="2030714729">
+    <w:abstractNumId w:val="8"/>
   </w:num>
 </w:numbering>
 </file>
@@ -5477,2095 +5296,7 @@
   <w:docDefaults>
     <w:rPrDefault>
       <w:rPr>
-        <w:rFonts w:asciiTheme="minorHAnsi" w:hAnsiTheme="minorHAnsi" w:eastAsiaTheme="minorHAnsi" w:cstheme="minorBidi"/>
-        <w:sz w:val="22"/>
-        <w:szCs w:val="22"/>
-        <w:lang w:val="en-US" w:eastAsia="en-US" w:bidi="ar-SA"/>
-      </w:rPr>
-    </w:rPrDefault>
-    <w:pPrDefault>
-      <w:pPr>
-        <w:spacing w:after="160" w:line="259" w:lineRule="auto"/>
-      </w:pPr>
-    </w:pPrDefault>
-  </w:docDefaults>
-  <w:latentStyles w:defLockedState="0" w:defUIPriority="99" w:defSemiHidden="0" w:defUnhideWhenUsed="0" w:defQFormat="0" w:count="376">
-    <w:lsdException w:name="Normal" w:uiPriority="0" w:qFormat="1"/>
-    <w:lsdException w:name="heading 1" w:uiPriority="9" w:qFormat="1"/>
-    <w:lsdException w:name="heading 2" w:uiPriority="9" w:semiHidden="1" w:unhideWhenUsed="1" w:qFormat="1"/>
-    <w:lsdException w:name="heading 3" w:uiPriority="9" w:semiHidden="1" w:unhideWhenUsed="1" w:qFormat="1"/>
-    <w:lsdException w:name="heading 4" w:uiPriority="9" w:semiHidden="1" w:unhideWhenUsed="1" w:qFormat="1"/>
-    <w:lsdException w:name="heading 5" w:uiPriority="9" w:semiHidden="1" w:unhideWhenUsed="1" w:qFormat="1"/>
-    <w:lsdException w:name="heading 6" w:uiPriority="9" w:semiHidden="1" w:unhideWhenUsed="1" w:qFormat="1"/>
-    <w:lsdException w:name="heading 7" w:uiPriority="9" w:semiHidden="1" w:unhideWhenUsed="1" w:qFormat="1"/>
-    <w:lsdException w:name="heading 8" w:uiPriority="9" w:semiHidden="1" w:unhideWhenUsed="1" w:qFormat="1"/>
-    <w:lsdException w:name="heading 9" w:uiPriority="9" w:semiHidden="1" w:unhideWhenUsed="1" w:qFormat="1"/>
-    <w:lsdException w:name="index 1" w:semiHidden="1" w:unhideWhenUsed="1"/>
-    <w:lsdException w:name="index 2" w:semiHidden="1" w:unhideWhenUsed="1"/>
-    <w:lsdException w:name="index 3" w:semiHidden="1" w:unhideWhenUsed="1"/>
-    <w:lsdException w:name="index 4" w:semiHidden="1" w:unhideWhenUsed="1"/>
-    <w:lsdException w:name="index 5" w:semiHidden="1" w:unhideWhenUsed="1"/>
-    <w:lsdException w:name="index 6" w:semiHidden="1" w:unhideWhenUsed="1"/>
-    <w:lsdException w:name="index 7" w:semiHidden="1" w:unhideWhenUsed="1"/>
-    <w:lsdException w:name="index 8" w:semiHidden="1" w:unhideWhenUsed="1"/>
-    <w:lsdException w:name="index 9" w:semiHidden="1" w:unhideWhenUsed="1"/>
-    <w:lsdException w:name="toc 1" w:uiPriority="39" w:semiHidden="1" w:unhideWhenUsed="1"/>
-    <w:lsdException w:name="toc 2" w:uiPriority="39" w:semiHidden="1" w:unhideWhenUsed="1"/>
-    <w:lsdException w:name="toc 3" w:uiPriority="39" w:semiHidden="1" w:unhideWhenUsed="1"/>
-    <w:lsdException w:name="toc 4" w:uiPriority="39" w:semiHidden="1" w:unhideWhenUsed="1"/>
-    <w:lsdException w:name="toc 5" w:uiPriority="39" w:semiHidden="1" w:unhideWhenUsed="1"/>
-    <w:lsdException w:name="toc 6" w:uiPriority="39" w:semiHidden="1" w:unhideWhenUsed="1"/>
-    <w:lsdException w:name="toc 7" w:uiPriority="39" w:semiHidden="1" w:unhideWhenUsed="1"/>
-    <w:lsdException w:name="toc 8" w:uiPriority="39" w:semiHidden="1" w:unhideWhenUsed="1"/>
-    <w:lsdException w:name="toc 9" w:uiPriority="39" w:semiHidden="1" w:unhideWhenUsed="1"/>
-    <w:lsdException w:name="Normal Indent" w:semiHidden="1" w:unhideWhenUsed="1"/>
-    <w:lsdException w:name="footnote text" w:semiHidden="1" w:unhideWhenUsed="1"/>
-    <w:lsdException w:name="annotation text" w:semiHidden="1" w:unhideWhenUsed="1"/>
-    <w:lsdException w:name="header" w:semiHidden="1" w:unhideWhenUsed="1"/>
-    <w:lsdException w:name="footer" w:semiHidden="1" w:unhideWhenUsed="1"/>
-    <w:lsdException w:name="index heading" w:semiHidden="1" w:unhideWhenUsed="1"/>
-    <w:lsdException w:name="caption" w:uiPriority="35" w:semiHidden="1" w:unhideWhenUsed="1" w:qFormat="1"/>
-    <w:lsdException w:name="table of figures" w:semiHidden="1" w:unhideWhenUsed="1"/>
-    <w:lsdException w:name="envelope address" w:semiHidden="1" w:unhideWhenUsed="1"/>
-    <w:lsdException w:name="envelope return" w:semiHidden="1" w:unhideWhenUsed="1"/>
-    <w:lsdException w:name="footnote reference" w:semiHidden="1" w:unhideWhenUsed="1"/>
-    <w:lsdException w:name="annotation reference" w:semiHidden="1" w:unhideWhenUsed="1"/>
-    <w:lsdException w:name="line number" w:semiHidden="1" w:unhideWhenUsed="1"/>
-    <w:lsdException w:name="page number" w:semiHidden="1" w:unhideWhenUsed="1"/>
-    <w:lsdException w:name="endnote reference" w:semiHidden="1" w:unhideWhenUsed="1"/>
-    <w:lsdException w:name="endnote text" w:semiHidden="1" w:unhideWhenUsed="1"/>
-    <w:lsdException w:name="table of authorities" w:semiHidden="1" w:unhideWhenUsed="1"/>
-    <w:lsdException w:name="macro" w:semiHidden="1" w:unhideWhenUsed="1"/>
-    <w:lsdException w:name="toa heading" w:semiHidden="1" w:unhideWhenUsed="1"/>
-    <w:lsdException w:name="List" w:semiHidden="1" w:unhideWhenUsed="1"/>
-    <w:lsdException w:name="List Bullet" w:semiHidden="1" w:unhideWhenUsed="1"/>
-    <w:lsdException w:name="List Number" w:semiHidden="1" w:unhideWhenUsed="1"/>
-    <w:lsdException w:name="List 2" w:semiHidden="1" w:unhideWhenUsed="1"/>
-    <w:lsdException w:name="List 3" w:semiHidden="1" w:unhideWhenUsed="1"/>
-    <w:lsdException w:name="List 4" w:semiHidden="1" w:unhideWhenUsed="1"/>
-    <w:lsdException w:name="List 5" w:semiHidden="1" w:unhideWhenUsed="1"/>
-    <w:lsdException w:name="List Bullet 2" w:semiHidden="1" w:unhideWhenUsed="1"/>
-    <w:lsdException w:name="List Bullet 3" w:semiHidden="1" w:unhideWhenUsed="1"/>
-    <w:lsdException w:name="List Bullet 4" w:semiHidden="1" w:unhideWhenUsed="1"/>
-    <w:lsdException w:name="List Bullet 5" w:semiHidden="1" w:unhideWhenUsed="1"/>
-    <w:lsdException w:name="List Number 2" w:semiHidden="1" w:unhideWhenUsed="1"/>
-    <w:lsdException w:name="List Number 3" w:semiHidden="1" w:unhideWhenUsed="1"/>
-    <w:lsdException w:name="List Number 4" w:semiHidden="1" w:unhideWhenUsed="1"/>
-    <w:lsdException w:name="List Number 5" w:semiHidden="1" w:unhideWhenUsed="1"/>
-    <w:lsdException w:name="Title" w:uiPriority="10" w:qFormat="1"/>
-    <w:lsdException w:name="Closing" w:semiHidden="1" w:unhideWhenUsed="1"/>
-    <w:lsdException w:name="Signature" w:semiHidden="1" w:unhideWhenUsed="1"/>
-    <w:lsdException w:name="Default Paragraph Font" w:uiPriority="1" w:semiHidden="1" w:unhideWhenUsed="1"/>
-    <w:lsdException w:name="Body Text" w:semiHidden="1" w:unhideWhenUsed="1"/>
-    <w:lsdException w:name="Body Text Indent" w:semiHidden="1" w:unhideWhenUsed="1"/>
-    <w:lsdException w:name="List Continue" w:semiHidden="1" w:unhideWhenUsed="1"/>
-    <w:lsdException w:name="List Continue 2" w:semiHidden="1" w:unhideWhenUsed="1"/>
-    <w:lsdException w:name="List Continue 3" w:semiHidden="1" w:unhideWhenUsed="1"/>
-    <w:lsdException w:name="List Continue 4" w:semiHidden="1" w:unhideWhenUsed="1"/>
-    <w:lsdException w:name="List Continue 5" w:semiHidden="1" w:unhideWhenUsed="1"/>
-    <w:lsdException w:name="Message Header" w:semiHidden="1" w:unhideWhenUsed="1"/>
-    <w:lsdException w:name="Subtitle" w:uiPriority="11" w:qFormat="1"/>
-    <w:lsdException w:name="Salutation" w:semiHidden="1" w:unhideWhenUsed="1"/>
-    <w:lsdException w:name="Date" w:semiHidden="1" w:unhideWhenUsed="1"/>
-    <w:lsdException w:name="Body Text First Indent" w:semiHidden="1" w:unhideWhenUsed="1"/>
-    <w:lsdException w:name="Body Text First Indent 2" w:semiHidden="1" w:unhideWhenUsed="1"/>
-    <w:lsdException w:name="Note Heading" w:semiHidden="1" w:unhideWhenUsed="1"/>
-    <w:lsdException w:name="Body Text 2" w:semiHidden="1" w:unhideWhenUsed="1"/>
-    <w:lsdException w:name="Body Text 3" w:semiHidden="1" w:unhideWhenUsed="1"/>
-    <w:lsdException w:name="Body Text Indent 2" w:semiHidden="1" w:unhideWhenUsed="1"/>
-    <w:lsdException w:name="Body Text Indent 3" w:semiHidden="1" w:unhideWhenUsed="1"/>
-    <w:lsdException w:name="Block Text" w:semiHidden="1" w:unhideWhenUsed="1"/>
-    <w:lsdException w:name="Hyperlink" w:semiHidden="1" w:unhideWhenUsed="1"/>
-    <w:lsdException w:name="FollowedHyperlink" w:semiHidden="1" w:unhideWhenUsed="1"/>
-    <w:lsdException w:name="Strong" w:uiPriority="22" w:qFormat="1"/>
-    <w:lsdException w:name="Emphasis" w:uiPriority="20" w:qFormat="1"/>
-    <w:lsdException w:name="Document Map" w:semiHidden="1" w:unhideWhenUsed="1"/>
-    <w:lsdException w:name="Plain Text" w:semiHidden="1" w:unhideWhenUsed="1"/>
-    <w:lsdException w:name="E-mail Signature" w:semiHidden="1" w:unhideWhenUsed="1"/>
-    <w:lsdException w:name="HTML Top of Form" w:semiHidden="1" w:unhideWhenUsed="1"/>
-    <w:lsdException w:name="HTML Bottom of Form" w:semiHidden="1" w:unhideWhenUsed="1"/>
-    <w:lsdException w:name="Normal (Web)" w:semiHidden="1" w:unhideWhenUsed="1"/>
-    <w:lsdException w:name="HTML Acronym" w:semiHidden="1" w:unhideWhenUsed="1"/>
-    <w:lsdException w:name="HTML Address" w:semiHidden="1" w:unhideWhenUsed="1"/>
-    <w:lsdException w:name="HTML Cite" w:semiHidden="1" w:unhideWhenUsed="1"/>
-    <w:lsdException w:name="HTML Code" w:semiHidden="1" w:unhideWhenUsed="1"/>
-    <w:lsdException w:name="HTML Definition" w:semiHidden="1" w:unhideWhenUsed="1"/>
-    <w:lsdException w:name="HTML Keyboard" w:semiHidden="1" w:unhideWhenUsed="1"/>
-    <w:lsdException w:name="HTML Preformatted" w:semiHidden="1" w:unhideWhenUsed="1"/>
-    <w:lsdException w:name="HTML Sample" w:semiHidden="1" w:unhideWhenUsed="1"/>
-    <w:lsdException w:name="HTML Typewriter" w:semiHidden="1" w:unhideWhenUsed="1"/>
-    <w:lsdException w:name="HTML Variable" w:semiHidden="1" w:unhideWhenUsed="1"/>
-    <w:lsdException w:name="Normal Table" w:semiHidden="1" w:unhideWhenUsed="1"/>
-    <w:lsdException w:name="annotation subject" w:semiHidden="1" w:unhideWhenUsed="1"/>
-    <w:lsdException w:name="No List" w:semiHidden="1" w:unhideWhenUsed="1"/>
-    <w:lsdException w:name="Outline List 1" w:semiHidden="1" w:unhideWhenUsed="1"/>
-    <w:lsdException w:name="Outline List 2" w:semiHidden="1" w:unhideWhenUsed="1"/>
-    <w:lsdException w:name="Outline List 3" w:semiHidden="1" w:unhideWhenUsed="1"/>
-    <w:lsdException w:name="Table Simple 1" w:semiHidden="1" w:unhideWhenUsed="1"/>
-    <w:lsdException w:name="Table Simple 2" w:semiHidden="1" w:unhideWhenUsed="1"/>
-    <w:lsdException w:name="Table Simple 3" w:semiHidden="1" w:unhideWhenUsed="1"/>
-    <w:lsdException w:name="Table Classic 1" w:semiHidden="1" w:unhideWhenUsed="1"/>
-    <w:lsdException w:name="Table Classic 2" w:semiHidden="1" w:unhideWhenUsed="1"/>
-    <w:lsdException w:name="Table Classic 3" w:semiHidden="1" w:unhideWhenUsed="1"/>
-    <w:lsdException w:name="Table Classic 4" w:semiHidden="1" w:unhideWhenUsed="1"/>
-    <w:lsdException w:name="Table Colorful 1" w:semiHidden="1" w:unhideWhenUsed="1"/>
-    <w:lsdException w:name="Table Colorful 2" w:semiHidden="1" w:unhideWhenUsed="1"/>
-    <w:lsdException w:name="Table Colorful 3" w:semiHidden="1" w:unhideWhenUsed="1"/>
-    <w:lsdException w:name="Table Columns 1" w:semiHidden="1" w:unhideWhenUsed="1"/>
-    <w:lsdException w:name="Table Columns 2" w:semiHidden="1" w:unhideWhenUsed="1"/>
-    <w:lsdException w:name="Table Columns 3" w:semiHidden="1" w:unhideWhenUsed="1"/>
-    <w:lsdException w:name="Table Columns 4" w:semiHidden="1" w:unhideWhenUsed="1"/>
-    <w:lsdException w:name="Table Columns 5" w:semiHidden="1" w:unhideWhenUsed="1"/>
-    <w:lsdException w:name="Table Grid 1" w:semiHidden="1" w:unhideWhenUsed="1"/>
-    <w:lsdException w:name="Table Grid 2" w:semiHidden="1" w:unhideWhenUsed="1"/>
-    <w:lsdException w:name="Table Grid 3" w:semiHidden="1" w:unhideWhenUsed="1"/>
-    <w:lsdException w:name="Table Grid 4" w:semiHidden="1" w:unhideWhenUsed="1"/>
-    <w:lsdException w:name="Table Grid 5" w:semiHidden="1" w:unhideWhenUsed="1"/>
-    <w:lsdException w:name="Table Grid 6" w:semiHidden="1" w:unhideWhenUsed="1"/>
-    <w:lsdException w:name="Table Grid 7" w:semiHidden="1" w:unhideWhenUsed="1"/>
-    <w:lsdException w:name="Table Grid 8" w:semiHidden="1" w:unhideWhenUsed="1"/>
-    <w:lsdException w:name="Table List 1" w:semiHidden="1" w:unhideWhenUsed="1"/>
-    <w:lsdException w:name="Table List 2" w:semiHidden="1" w:unhideWhenUsed="1"/>
-    <w:lsdException w:name="Table List 3" w:semiHidden="1" w:unhideWhenUsed="1"/>
-    <w:lsdException w:name="Table List 4" w:semiHidden="1" w:unhideWhenUsed="1"/>
-    <w:lsdException w:name="Table List 5" w:semiHidden="1" w:unhideWhenUsed="1"/>
-    <w:lsdException w:name="Table List 6" w:semiHidden="1" w:unhideWhenUsed="1"/>
-    <w:lsdException w:name="Table List 7" w:semiHidden="1" w:unhideWhenUsed="1"/>
-    <w:lsdException w:name="Table List 8" w:semiHidden="1" w:unhideWhenUsed="1"/>
-    <w:lsdException w:name="Table 3D effects 1" w:semiHidden="1" w:unhideWhenUsed="1"/>
-    <w:lsdException w:name="Table 3D effects 2" w:semiHidden="1" w:unhideWhenUsed="1"/>
-    <w:lsdException w:name="Table 3D effects 3" w:semiHidden="1" w:unhideWhenUsed="1"/>
-    <w:lsdException w:name="Table Contemporary" w:semiHidden="1" w:unhideWhenUsed="1"/>
-    <w:lsdException w:name="Table Elegant" w:semiHidden="1" w:unhideWhenUsed="1"/>
-    <w:lsdException w:name="Table Professional" w:semiHidden="1" w:unhideWhenUsed="1"/>
-    <w:lsdException w:name="Table Subtle 1" w:semiHidden="1" w:unhideWhenUsed="1"/>
-    <w:lsdException w:name="Table Subtle 2" w:semiHidden="1" w:unhideWhenUsed="1"/>
-    <w:lsdException w:name="Table Web 1" w:semiHidden="1" w:unhideWhenUsed="1"/>
-    <w:lsdException w:name="Table Web 2" w:semiHidden="1" w:unhideWhenUsed="1"/>
-    <w:lsdException w:name="Table Web 3" w:semiHidden="1" w:unhideWhenUsed="1"/>
-    <w:lsdException w:name="Balloon Text" w:semiHidden="1" w:unhideWhenUsed="1"/>
-    <w:lsdException w:name="Table Grid" w:uiPriority="39"/>
-    <w:lsdException w:name="Table Theme" w:semiHidden="1" w:unhideWhenUsed="1"/>
-    <w:lsdException w:name="Placeholder Text" w:semiHidden="1"/>
-    <w:lsdException w:name="No Spacing" w:uiPriority="1" w:qFormat="1"/>
-    <w:lsdException w:name="Light Shading" w:uiPriority="60"/>
-    <w:lsdException w:name="Light List" w:uiPriority="61"/>
-    <w:lsdException w:name="Light Grid" w:uiPriority="62"/>
-    <w:lsdException w:name="Medium Shading 1" w:uiPriority="63"/>
-    <w:lsdException w:name="Medium Shading 2" w:uiPriority="64"/>
-    <w:lsdException w:name="Medium List 1" w:uiPriority="65"/>
-    <w:lsdException w:name="Medium List 2" w:uiPriority="66"/>
-    <w:lsdException w:name="Medium Grid 1" w:uiPriority="67"/>
-    <w:lsdException w:name="Medium Grid 2" w:uiPriority="68"/>
-    <w:lsdException w:name="Medium Grid 3" w:uiPriority="69"/>
-    <w:lsdException w:name="Dark List" w:uiPriority="70"/>
-    <w:lsdException w:name="Colorful Shading" w:uiPriority="71"/>
-    <w:lsdException w:name="Colorful List" w:uiPriority="72"/>
-    <w:lsdException w:name="Colorful Grid" w:uiPriority="73"/>
-    <w:lsdException w:name="Light Shading Accent 1" w:uiPriority="60"/>
-    <w:lsdException w:name="Light List Accent 1" w:uiPriority="61"/>
-    <w:lsdException w:name="Light Grid Accent 1" w:uiPriority="62"/>
-    <w:lsdException w:name="Medium Shading 1 Accent 1" w:uiPriority="63"/>
-    <w:lsdException w:name="Medium Shading 2 Accent 1" w:uiPriority="64"/>
-    <w:lsdException w:name="Medium List 1 Accent 1" w:uiPriority="65"/>
-    <w:lsdException w:name="Revision" w:semiHidden="1"/>
-    <w:lsdException w:name="List Paragraph" w:uiPriority="34" w:qFormat="1"/>
-    <w:lsdException w:name="Quote" w:uiPriority="29" w:qFormat="1"/>
-    <w:lsdException w:name="Intense Quote" w:uiPriority="30" w:qFormat="1"/>
-    <w:lsdException w:name="Medium List 2 Accent 1" w:uiPriority="66"/>
-    <w:lsdException w:name="Medium Grid 1 Accent 1" w:uiPriority="67"/>
-    <w:lsdException w:name="Medium Grid 2 Accent 1" w:uiPriority="68"/>
-    <w:lsdException w:name="Medium Grid 3 Accent 1" w:uiPriority="69"/>
-    <w:lsdException w:name="Dark List Accent 1" w:uiPriority="70"/>
-    <w:lsdException w:name="Colorful Shading Accent 1" w:uiPriority="71"/>
-    <w:lsdException w:name="Colorful List Accent 1" w:uiPriority="72"/>
-    <w:lsdException w:name="Colorful Grid Accent 1" w:uiPriority="73"/>
-    <w:lsdException w:name="Light Shading Accent 2" w:uiPriority="60"/>
-    <w:lsdException w:name="Light List Accent 2" w:uiPriority="61"/>
-    <w:lsdException w:name="Light Grid Accent 2" w:uiPriority="62"/>
-    <w:lsdException w:name="Medium Shading 1 Accent 2" w:uiPriority="63"/>
-    <w:lsdException w:name="Medium Shading 2 Accent 2" w:uiPriority="64"/>
-    <w:lsdException w:name="Medium List 1 Accent 2" w:uiPriority="65"/>
-    <w:lsdException w:name="Medium List 2 Accent 2" w:uiPriority="66"/>
-    <w:lsdException w:name="Medium Grid 1 Accent 2" w:uiPriority="67"/>
-    <w:lsdException w:name="Medium Grid 2 Accent 2" w:uiPriority="68"/>
-    <w:lsdException w:name="Medium Grid 3 Accent 2" w:uiPriority="69"/>
-    <w:lsdException w:name="Dark List Accent 2" w:uiPriority="70"/>
-    <w:lsdException w:name="Colorful Shading Accent 2" w:uiPriority="71"/>
-    <w:lsdException w:name="Colorful List Accent 2" w:uiPriority="72"/>
-    <w:lsdException w:name="Colorful Grid Accent 2" w:uiPriority="73"/>
-    <w:lsdException w:name="Light Shading Accent 3" w:uiPriority="60"/>
-    <w:lsdException w:name="Light List Accent 3" w:uiPriority="61"/>
-    <w:lsdException w:name="Light Grid Accent 3" w:uiPriority="62"/>
-    <w:lsdException w:name="Medium Shading 1 Accent 3" w:uiPriority="63"/>
-    <w:lsdException w:name="Medium Shading 2 Accent 3" w:uiPriority="64"/>
-    <w:lsdException w:name="Medium List 1 Accent 3" w:uiPriority="65"/>
-    <w:lsdException w:name="Medium List 2 Accent 3" w:uiPriority="66"/>
-    <w:lsdException w:name="Medium Grid 1 Accent 3" w:uiPriority="67"/>
-    <w:lsdException w:name="Medium Grid 2 Accent 3" w:uiPriority="68"/>
-    <w:lsdException w:name="Medium Grid 3 Accent 3" w:uiPriority="69"/>
-    <w:lsdException w:name="Dark List Accent 3" w:uiPriority="70"/>
-    <w:lsdException w:name="Colorful Shading Accent 3" w:uiPriority="71"/>
-    <w:lsdException w:name="Colorful List Accent 3" w:uiPriority="72"/>
-    <w:lsdException w:name="Colorful Grid Accent 3" w:uiPriority="73"/>
-    <w:lsdException w:name="Light Shading Accent 4" w:uiPriority="60"/>
-    <w:lsdException w:name="Light List Accent 4" w:uiPriority="61"/>
-    <w:lsdException w:name="Light Grid Accent 4" w:uiPriority="62"/>
-    <w:lsdException w:name="Medium Shading 1 Accent 4" w:uiPriority="63"/>
-    <w:lsdException w:name="Medium Shading 2 Accent 4" w:uiPriority="64"/>
-    <w:lsdException w:name="Medium List 1 Accent 4" w:uiPriority="65"/>
-    <w:lsdException w:name="Medium List 2 Accent 4" w:uiPriority="66"/>
-    <w:lsdException w:name="Medium Grid 1 Accent 4" w:uiPriority="67"/>
-    <w:lsdException w:name="Medium Grid 2 Accent 4" w:uiPriority="68"/>
-    <w:lsdException w:name="Medium Grid 3 Accent 4" w:uiPriority="69"/>
-    <w:lsdException w:name="Dark List Accent 4" w:uiPriority="70"/>
-    <w:lsdException w:name="Colorful Shading Accent 4" w:uiPriority="71"/>
-    <w:lsdException w:name="Colorful List Accent 4" w:uiPriority="72"/>
-    <w:lsdException w:name="Colorful Grid Accent 4" w:uiPriority="73"/>
-    <w:lsdException w:name="Light Shading Accent 5" w:uiPriority="60"/>
-    <w:lsdException w:name="Light List Accent 5" w:uiPriority="61"/>
-    <w:lsdException w:name="Light Grid Accent 5" w:uiPriority="62"/>
-    <w:lsdException w:name="Medium Shading 1 Accent 5" w:uiPriority="63"/>
-    <w:lsdException w:name="Medium Shading 2 Accent 5" w:uiPriority="64"/>
-    <w:lsdException w:name="Medium List 1 Accent 5" w:uiPriority="65"/>
-    <w:lsdException w:name="Medium List 2 Accent 5" w:uiPriority="66"/>
-    <w:lsdException w:name="Medium Grid 1 Accent 5" w:uiPriority="67"/>
-    <w:lsdException w:name="Medium Grid 2 Accent 5" w:uiPriority="68"/>
-    <w:lsdException w:name="Medium Grid 3 Accent 5" w:uiPriority="69"/>
-    <w:lsdException w:name="Dark List Accent 5" w:uiPriority="70"/>
-    <w:lsdException w:name="Colorful Shading Accent 5" w:uiPriority="71"/>
-    <w:lsdException w:name="Colorful List Accent 5" w:uiPriority="72"/>
-    <w:lsdException w:name="Colorful Grid Accent 5" w:uiPriority="73"/>
-    <w:lsdException w:name="Light Shading Accent 6" w:uiPriority="60"/>
-    <w:lsdException w:name="Light List Accent 6" w:uiPriority="61"/>
-    <w:lsdException w:name="Light Grid Accent 6" w:uiPriority="62"/>
-    <w:lsdException w:name="Medium Shading 1 Accent 6" w:uiPriority="63"/>
-    <w:lsdException w:name="Medium Shading 2 Accent 6" w:uiPriority="64"/>
-    <w:lsdException w:name="Medium List 1 Accent 6" w:uiPriority="65"/>
-    <w:lsdException w:name="Medium List 2 Accent 6" w:uiPriority="66"/>
-    <w:lsdException w:name="Medium Grid 1 Accent 6" w:uiPriority="67"/>
-    <w:lsdException w:name="Medium Grid 2 Accent 6" w:uiPriority="68"/>
-    <w:lsdException w:name="Medium Grid 3 Accent 6" w:uiPriority="69"/>
-    <w:lsdException w:name="Dark List Accent 6" w:uiPriority="70"/>
-    <w:lsdException w:name="Colorful Shading Accent 6" w:uiPriority="71"/>
-    <w:lsdException w:name="Colorful List Accent 6" w:uiPriority="72"/>
-    <w:lsdException w:name="Colorful Grid Accent 6" w:uiPriority="73"/>
-    <w:lsdException w:name="Subtle Emphasis" w:uiPriority="19" w:qFormat="1"/>
-    <w:lsdException w:name="Intense Emphasis" w:uiPriority="21" w:qFormat="1"/>
-    <w:lsdException w:name="Subtle Reference" w:uiPriority="31" w:qFormat="1"/>
-    <w:lsdException w:name="Intense Reference" w:uiPriority="32" w:qFormat="1"/>
-    <w:lsdException w:name="Book Title" w:uiPriority="33" w:qFormat="1"/>
-    <w:lsdException w:name="Bibliography" w:uiPriority="37" w:semiHidden="1" w:unhideWhenUsed="1"/>
-    <w:lsdException w:name="TOC Heading" w:uiPriority="39" w:semiHidden="1" w:unhideWhenUsed="1" w:qFormat="1"/>
-    <w:lsdException w:name="Plain Table 1" w:uiPriority="41"/>
-    <w:lsdException w:name="Plain Table 2" w:uiPriority="42"/>
-    <w:lsdException w:name="Plain Table 3" w:uiPriority="43"/>
-    <w:lsdException w:name="Plain Table 4" w:uiPriority="44"/>
-    <w:lsdException w:name="Plain Table 5" w:uiPriority="45"/>
-    <w:lsdException w:name="Grid Table Light" w:uiPriority="40"/>
-    <w:lsdException w:name="Grid Table 1 Light" w:uiPriority="46"/>
-    <w:lsdException w:name="Grid Table 2" w:uiPriority="47"/>
-    <w:lsdException w:name="Grid Table 3" w:uiPriority="48"/>
-    <w:lsdException w:name="Grid Table 4" w:uiPriority="49"/>
-    <w:lsdException w:name="Grid Table 5 Dark" w:uiPriority="50"/>
-    <w:lsdException w:name="Grid Table 6 Colorful" w:uiPriority="51"/>
-    <w:lsdException w:name="Grid Table 7 Colorful" w:uiPriority="52"/>
-    <w:lsdException w:name="Grid Table 1 Light Accent 1" w:uiPriority="46"/>
-    <w:lsdException w:name="Grid Table 2 Accent 1" w:uiPriority="47"/>
-    <w:lsdException w:name="Grid Table 3 Accent 1" w:uiPriority="48"/>
-    <w:lsdException w:name="Grid Table 4 Accent 1" w:uiPriority="49"/>
-    <w:lsdException w:name="Grid Table 5 Dark Accent 1" w:uiPriority="50"/>
-    <w:lsdException w:name="Grid Table 6 Colorful Accent 1" w:uiPriority="51"/>
-    <w:lsdException w:name="Grid Table 7 Colorful Accent 1" w:uiPriority="52"/>
-    <w:lsdException w:name="Grid Table 1 Light Accent 2" w:uiPriority="46"/>
-    <w:lsdException w:name="Grid Table 2 Accent 2" w:uiPriority="47"/>
-    <w:lsdException w:name="Grid Table 3 Accent 2" w:uiPriority="48"/>
-    <w:lsdException w:name="Grid Table 4 Accent 2" w:uiPriority="49"/>
-    <w:lsdException w:name="Grid Table 5 Dark Accent 2" w:uiPriority="50"/>
-    <w:lsdException w:name="Grid Table 6 Colorful Accent 2" w:uiPriority="51"/>
-    <w:lsdException w:name="Grid Table 7 Colorful Accent 2" w:uiPriority="52"/>
-    <w:lsdException w:name="Grid Table 1 Light Accent 3" w:uiPriority="46"/>
-    <w:lsdException w:name="Grid Table 2 Accent 3" w:uiPriority="47"/>
-    <w:lsdException w:name="Grid Table 3 Accent 3" w:uiPriority="48"/>
-    <w:lsdException w:name="Grid Table 4 Accent 3" w:uiPriority="49"/>
-    <w:lsdException w:name="Grid Table 5 Dark Accent 3" w:uiPriority="50"/>
-    <w:lsdException w:name="Grid Table 6 Colorful Accent 3" w:uiPriority="51"/>
-    <w:lsdException w:name="Grid Table 7 Colorful Accent 3" w:uiPriority="52"/>
-    <w:lsdException w:name="Grid Table 1 Light Accent 4" w:uiPriority="46"/>
-    <w:lsdException w:name="Grid Table 2 Accent 4" w:uiPriority="47"/>
-    <w:lsdException w:name="Grid Table 3 Accent 4" w:uiPriority="48"/>
-    <w:lsdException w:name="Grid Table 4 Accent 4" w:uiPriority="49"/>
-    <w:lsdException w:name="Grid Table 5 Dark Accent 4" w:uiPriority="50"/>
-    <w:lsdException w:name="Grid Table 6 Colorful Accent 4" w:uiPriority="51"/>
-    <w:lsdException w:name="Grid Table 7 Colorful Accent 4" w:uiPriority="52"/>
-    <w:lsdException w:name="Grid Table 1 Light Accent 5" w:uiPriority="46"/>
-    <w:lsdException w:name="Grid Table 2 Accent 5" w:uiPriority="47"/>
-    <w:lsdException w:name="Grid Table 3 Accent 5" w:uiPriority="48"/>
-    <w:lsdException w:name="Grid Table 4 Accent 5" w:uiPriority="49"/>
-    <w:lsdException w:name="Grid Table 5 Dark Accent 5" w:uiPriority="50"/>
-    <w:lsdException w:name="Grid Table 6 Colorful Accent 5" w:uiPriority="51"/>
-    <w:lsdException w:name="Grid Table 7 Colorful Accent 5" w:uiPriority="52"/>
-    <w:lsdException w:name="Grid Table 1 Light Accent 6" w:uiPriority="46"/>
-    <w:lsdException w:name="Grid Table 2 Accent 6" w:uiPriority="47"/>
-    <w:lsdException w:name="Grid Table 3 Accent 6" w:uiPriority="48"/>
-    <w:lsdException w:name="Grid Table 4 Accent 6" w:uiPriority="49"/>
-    <w:lsdException w:name="Grid Table 5 Dark Accent 6" w:uiPriority="50"/>
-    <w:lsdException w:name="Grid Table 6 Colorful Accent 6" w:uiPriority="51"/>
-    <w:lsdException w:name="Grid Table 7 Colorful Accent 6" w:uiPriority="52"/>
-    <w:lsdException w:name="List Table 1 Light" w:uiPriority="46"/>
-    <w:lsdException w:name="List Table 2" w:uiPriority="47"/>
-    <w:lsdException w:name="List Table 3" w:uiPriority="48"/>
-    <w:lsdException w:name="List Table 4" w:uiPriority="49"/>
-    <w:lsdException w:name="List Table 5 Dark" w:uiPriority="50"/>
-    <w:lsdException w:name="List Table 6 Colorful" w:uiPriority="51"/>
-    <w:lsdException w:name="List Table 7 Colorful" w:uiPriority="52"/>
-    <w:lsdException w:name="List Table 1 Light Accent 1" w:uiPriority="46"/>
-    <w:lsdException w:name="List Table 2 Accent 1" w:uiPriority="47"/>
-    <w:lsdException w:name="List Table 3 Accent 1" w:uiPriority="48"/>
-    <w:lsdException w:name="List Table 4 Accent 1" w:uiPriority="49"/>
-    <w:lsdException w:name="List Table 5 Dark Accent 1" w:uiPriority="50"/>
-    <w:lsdException w:name="List Table 6 Colorful Accent 1" w:uiPriority="51"/>
-    <w:lsdException w:name="List Table 7 Colorful Accent 1" w:uiPriority="52"/>
-    <w:lsdException w:name="List Table 1 Light Accent 2" w:uiPriority="46"/>
-    <w:lsdException w:name="List Table 2 Accent 2" w:uiPriority="47"/>
-    <w:lsdException w:name="List Table 3 Accent 2" w:uiPriority="48"/>
-    <w:lsdException w:name="List Table 4 Accent 2" w:uiPriority="49"/>
-    <w:lsdException w:name="List Table 5 Dark Accent 2" w:uiPriority="50"/>
-    <w:lsdException w:name="List Table 6 Colorful Accent 2" w:uiPriority="51"/>
-    <w:lsdException w:name="List Table 7 Colorful Accent 2" w:uiPriority="52"/>
-    <w:lsdException w:name="List Table 1 Light Accent 3" w:uiPriority="46"/>
-    <w:lsdException w:name="List Table 2 Accent 3" w:uiPriority="47"/>
-    <w:lsdException w:name="List Table 3 Accent 3" w:uiPriority="48"/>
-    <w:lsdException w:name="List Table 4 Accent 3" w:uiPriority="49"/>
-    <w:lsdException w:name="List Table 5 Dark Accent 3" w:uiPriority="50"/>
-    <w:lsdException w:name="List Table 6 Colorful Accent 3" w:uiPriority="51"/>
-    <w:lsdException w:name="List Table 7 Colorful Accent 3" w:uiPriority="52"/>
-    <w:lsdException w:name="List Table 1 Light Accent 4" w:uiPriority="46"/>
-    <w:lsdException w:name="List Table 2 Accent 4" w:uiPriority="47"/>
-    <w:lsdException w:name="List Table 3 Accent 4" w:uiPriority="48"/>
-    <w:lsdException w:name="List Table 4 Accent 4" w:uiPriority="49"/>
-    <w:lsdException w:name="List Table 5 Dark Accent 4" w:uiPriority="50"/>
-    <w:lsdException w:name="List Table 6 Colorful Accent 4" w:uiPriority="51"/>
-    <w:lsdException w:name="List Table 7 Colorful Accent 4" w:uiPriority="52"/>
-    <w:lsdException w:name="List Table 1 Light Accent 5" w:uiPriority="46"/>
-    <w:lsdException w:name="List Table 2 Accent 5" w:uiPriority="47"/>
-    <w:lsdException w:name="List Table 3 Accent 5" w:uiPriority="48"/>
-    <w:lsdException w:name="List Table 4 Accent 5" w:uiPriority="49"/>
-    <w:lsdException w:name="List Table 5 Dark Accent 5" w:uiPriority="50"/>
-    <w:lsdException w:name="List Table 6 Colorful Accent 5" w:uiPriority="51"/>
-    <w:lsdException w:name="List Table 7 Colorful Accent 5" w:uiPriority="52"/>
-    <w:lsdException w:name="List Table 1 Light Accent 6" w:uiPriority="46"/>
-    <w:lsdException w:name="List Table 2 Accent 6" w:uiPriority="47"/>
-    <w:lsdException w:name="List Table 3 Accent 6" w:uiPriority="48"/>
-    <w:lsdException w:name="List Table 4 Accent 6" w:uiPriority="49"/>
-    <w:lsdException w:name="List Table 5 Dark Accent 6" w:uiPriority="50"/>
-    <w:lsdException w:name="List Table 6 Colorful Accent 6" w:uiPriority="51"/>
-    <w:lsdException w:name="List Table 7 Colorful Accent 6" w:uiPriority="52"/>
-    <w:lsdException w:name="Mention" w:semiHidden="1" w:unhideWhenUsed="1"/>
-    <w:lsdException w:name="Smart Hyperlink" w:semiHidden="1" w:unhideWhenUsed="1"/>
-    <w:lsdException w:name="Hashtag" w:semiHidden="1" w:unhideWhenUsed="1"/>
-    <w:lsdException w:name="Unresolved Mention" w:semiHidden="1" w:unhideWhenUsed="1"/>
-    <w:lsdException w:name="Smart Link" w:semiHidden="1" w:unhideWhenUsed="1"/>
-  </w:latentStyles>
-  <w:style w:type="paragraph" w:styleId="Normal" w:default="1">
-    <w:name w:val="Normal"/>
-    <w:qFormat/>
-    <w:rsid w:val="003621CF"/>
-    <w:pPr>
-      <w:spacing w:after="0" w:line="240" w:lineRule="auto"/>
-      <w:jc w:val="both"/>
-    </w:pPr>
-    <w:rPr>
-      <w:rFonts w:ascii="Times New Roman" w:hAnsi="Times New Roman"/>
-      <w:noProof/>
-      <w:sz w:val="24"/>
-      <w:lang w:val="bs-Latn-BA"/>
-    </w:rPr>
-  </w:style>
-  <w:style w:type="paragraph" w:styleId="Heading1">
-    <w:name w:val="heading 1"/>
-    <w:basedOn w:val="Normal"/>
-    <w:next w:val="Normal"/>
-    <w:link w:val="Heading1Char"/>
-    <w:uiPriority w:val="9"/>
-    <w:qFormat/>
-    <w:rsid w:val="003937C7"/>
-    <w:pPr>
-      <w:keepNext/>
-      <w:keepLines/>
-      <w:jc w:val="center"/>
-      <w:outlineLvl w:val="0"/>
-    </w:pPr>
-    <w:rPr>
-      <w:rFonts w:eastAsiaTheme="majorEastAsia" w:cstheme="majorBidi"/>
-      <w:b/>
-      <w:sz w:val="32"/>
-      <w:szCs w:val="32"/>
-    </w:rPr>
-  </w:style>
-  <w:style w:type="paragraph" w:styleId="Heading2">
-    <w:name w:val="heading 2"/>
-    <w:basedOn w:val="Normal"/>
-    <w:next w:val="Normal"/>
-    <w:link w:val="Heading2Char"/>
-    <w:uiPriority w:val="9"/>
-    <w:unhideWhenUsed/>
-    <w:qFormat/>
-    <w:rsid w:val="003937C7"/>
-    <w:pPr>
-      <w:keepNext/>
-      <w:keepLines/>
-      <w:numPr>
-        <w:numId w:val="1"/>
-      </w:numPr>
-      <w:outlineLvl w:val="1"/>
-    </w:pPr>
-    <w:rPr>
-      <w:rFonts w:eastAsiaTheme="majorEastAsia" w:cstheme="majorBidi"/>
-      <w:b/>
-      <w:color w:val="2F5496" w:themeColor="accent1" w:themeShade="BF"/>
-      <w:sz w:val="26"/>
-      <w:szCs w:val="26"/>
-    </w:rPr>
-  </w:style>
-  <w:style w:type="character" w:styleId="DefaultParagraphFont" w:default="1">
-    <w:name w:val="Default Paragraph Font"/>
-    <w:uiPriority w:val="1"/>
-    <w:semiHidden/>
-    <w:unhideWhenUsed/>
-  </w:style>
-  <w:style w:type="table" w:styleId="TableNormal" w:default="1">
-    <w:name w:val="Normal Table"/>
-    <w:uiPriority w:val="99"/>
-    <w:semiHidden/>
-    <w:unhideWhenUsed/>
-    <w:tblPr>
-      <w:tblInd w:w="0" w:type="dxa"/>
-      <w:tblCellMar>
-        <w:top w:w="0" w:type="dxa"/>
-        <w:left w:w="108" w:type="dxa"/>
-        <w:bottom w:w="0" w:type="dxa"/>
-        <w:right w:w="108" w:type="dxa"/>
-      </w:tblCellMar>
-    </w:tblPr>
-  </w:style>
-  <w:style w:type="numbering" w:styleId="NoList" w:default="1">
-    <w:name w:val="No List"/>
-    <w:uiPriority w:val="99"/>
-    <w:semiHidden/>
-    <w:unhideWhenUsed/>
-  </w:style>
-  <w:style w:type="paragraph" w:styleId="Header">
-    <w:name w:val="header"/>
-    <w:basedOn w:val="Normal"/>
-    <w:link w:val="HeaderChar"/>
-    <w:uiPriority w:val="99"/>
-    <w:unhideWhenUsed/>
-    <w:rsid w:val="003937C7"/>
-    <w:pPr>
-      <w:tabs>
-        <w:tab w:val="center" w:pos="4680"/>
-        <w:tab w:val="right" w:pos="9360"/>
-      </w:tabs>
-    </w:pPr>
-  </w:style>
-  <w:style w:type="character" w:styleId="HeaderChar" w:customStyle="1">
-    <w:name w:val="Header Char"/>
-    <w:basedOn w:val="DefaultParagraphFont"/>
-    <w:link w:val="Header"/>
-    <w:uiPriority w:val="99"/>
-    <w:rsid w:val="003937C7"/>
-    <w:rPr>
-      <w:noProof/>
-      <w:lang w:val="bs-Latn-BA"/>
-    </w:rPr>
-  </w:style>
-  <w:style w:type="paragraph" w:styleId="Footer">
-    <w:name w:val="footer"/>
-    <w:basedOn w:val="Normal"/>
-    <w:link w:val="FooterChar"/>
-    <w:uiPriority w:val="99"/>
-    <w:unhideWhenUsed/>
-    <w:rsid w:val="003937C7"/>
-    <w:pPr>
-      <w:tabs>
-        <w:tab w:val="center" w:pos="4680"/>
-        <w:tab w:val="right" w:pos="9360"/>
-      </w:tabs>
-    </w:pPr>
-  </w:style>
-  <w:style w:type="character" w:styleId="FooterChar" w:customStyle="1">
-    <w:name w:val="Footer Char"/>
-    <w:basedOn w:val="DefaultParagraphFont"/>
-    <w:link w:val="Footer"/>
-    <w:uiPriority w:val="99"/>
-    <w:rsid w:val="003937C7"/>
-    <w:rPr>
-      <w:noProof/>
-      <w:lang w:val="bs-Latn-BA"/>
-    </w:rPr>
-  </w:style>
-  <w:style w:type="character" w:styleId="Heading1Char" w:customStyle="1">
-    <w:name w:val="Heading 1 Char"/>
-    <w:basedOn w:val="DefaultParagraphFont"/>
-    <w:link w:val="Heading1"/>
-    <w:uiPriority w:val="9"/>
-    <w:rsid w:val="003937C7"/>
-    <w:rPr>
-      <w:rFonts w:ascii="Times New Roman" w:hAnsi="Times New Roman" w:eastAsiaTheme="majorEastAsia" w:cstheme="majorBidi"/>
-      <w:b/>
-      <w:noProof/>
-      <w:sz w:val="32"/>
-      <w:szCs w:val="32"/>
-      <w:lang w:val="bs-Latn-BA"/>
-    </w:rPr>
-  </w:style>
-  <w:style w:type="character" w:styleId="Heading2Char" w:customStyle="1">
-    <w:name w:val="Heading 2 Char"/>
-    <w:basedOn w:val="DefaultParagraphFont"/>
-    <w:link w:val="Heading2"/>
-    <w:uiPriority w:val="9"/>
-    <w:rsid w:val="003937C7"/>
-    <w:rPr>
-      <w:rFonts w:ascii="Times New Roman" w:hAnsi="Times New Roman" w:eastAsiaTheme="majorEastAsia" w:cstheme="majorBidi"/>
-      <w:b/>
-      <w:noProof/>
-      <w:color w:val="2F5496" w:themeColor="accent1" w:themeShade="BF"/>
-      <w:sz w:val="26"/>
-      <w:szCs w:val="26"/>
-      <w:lang w:val="bs-Latn-BA"/>
-    </w:rPr>
-  </w:style>
-  <w:style w:type="character" w:styleId="PlaceholderText">
-    <w:name w:val="Placeholder Text"/>
-    <w:basedOn w:val="DefaultParagraphFont"/>
-    <w:uiPriority w:val="99"/>
-    <w:semiHidden/>
-    <w:rsid w:val="003937C7"/>
-    <w:rPr>
-      <w:color w:val="808080"/>
-    </w:rPr>
-  </w:style>
-  <w:style w:type="paragraph" w:styleId="ListParagraph">
-    <w:name w:val="List Paragraph"/>
-    <w:basedOn w:val="Normal"/>
-    <w:uiPriority w:val="34"/>
-    <w:qFormat/>
-    <w:rsid w:val="003937C7"/>
-    <w:pPr>
-      <w:ind w:left="720"/>
-      <w:contextualSpacing/>
-    </w:pPr>
-  </w:style>
-  <w:style w:type="table" w:styleId="TableGrid">
-    <w:name w:val="Table Grid"/>
-    <w:basedOn w:val="TableNormal"/>
-    <w:uiPriority w:val="39"/>
-    <w:rsid w:val="003937C7"/>
-    <w:pPr>
-      <w:spacing w:after="0" w:line="240" w:lineRule="auto"/>
-    </w:pPr>
-    <w:tblPr>
-      <w:tblBorders>
-        <w:top w:val="single" w:color="auto" w:sz="4" w:space="0"/>
-        <w:left w:val="single" w:color="auto" w:sz="4" w:space="0"/>
-        <w:bottom w:val="single" w:color="auto" w:sz="4" w:space="0"/>
-        <w:right w:val="single" w:color="auto" w:sz="4" w:space="0"/>
-        <w:insideH w:val="single" w:color="auto" w:sz="4" w:space="0"/>
-        <w:insideV w:val="single" w:color="auto" w:sz="4" w:space="0"/>
-      </w:tblBorders>
-    </w:tblPr>
-  </w:style>
-  <w:style w:type="character" w:styleId="CommentReference">
-    <w:name w:val="annotation reference"/>
-    <w:basedOn w:val="DefaultParagraphFont"/>
-    <w:uiPriority w:val="99"/>
-    <w:semiHidden/>
-    <w:unhideWhenUsed/>
-    <w:rsid w:val="00D54B0C"/>
-    <w:rPr>
-      <w:sz w:val="16"/>
-      <w:szCs w:val="16"/>
-    </w:rPr>
-  </w:style>
-  <w:style w:type="paragraph" w:styleId="CommentText">
-    <w:name w:val="annotation text"/>
-    <w:basedOn w:val="Normal"/>
-    <w:link w:val="CommentTextChar"/>
-    <w:uiPriority w:val="99"/>
-    <w:semiHidden/>
-    <w:unhideWhenUsed/>
-    <w:rsid w:val="00D54B0C"/>
-    <w:rPr>
-      <w:sz w:val="20"/>
-      <w:szCs w:val="20"/>
-    </w:rPr>
-  </w:style>
-  <w:style w:type="character" w:styleId="CommentTextChar" w:customStyle="1">
-    <w:name w:val="Comment Text Char"/>
-    <w:basedOn w:val="DefaultParagraphFont"/>
-    <w:link w:val="CommentText"/>
-    <w:uiPriority w:val="99"/>
-    <w:semiHidden/>
-    <w:rsid w:val="00D54B0C"/>
-    <w:rPr>
-      <w:rFonts w:ascii="Times New Roman" w:hAnsi="Times New Roman"/>
-      <w:noProof/>
-      <w:sz w:val="20"/>
-      <w:szCs w:val="20"/>
-      <w:lang w:val="bs-Latn-BA"/>
-    </w:rPr>
-  </w:style>
-  <w:style w:type="paragraph" w:styleId="CommentSubject">
-    <w:name w:val="annotation subject"/>
-    <w:basedOn w:val="CommentText"/>
-    <w:next w:val="CommentText"/>
-    <w:link w:val="CommentSubjectChar"/>
-    <w:uiPriority w:val="99"/>
-    <w:semiHidden/>
-    <w:unhideWhenUsed/>
-    <w:rsid w:val="00D54B0C"/>
-    <w:rPr>
-      <w:b/>
-      <w:bCs/>
-    </w:rPr>
-  </w:style>
-  <w:style w:type="character" w:styleId="CommentSubjectChar" w:customStyle="1">
-    <w:name w:val="Comment Subject Char"/>
-    <w:basedOn w:val="CommentTextChar"/>
-    <w:link w:val="CommentSubject"/>
-    <w:uiPriority w:val="99"/>
-    <w:semiHidden/>
-    <w:rsid w:val="00D54B0C"/>
-    <w:rPr>
-      <w:rFonts w:ascii="Times New Roman" w:hAnsi="Times New Roman"/>
-      <w:b/>
-      <w:bCs/>
-      <w:noProof/>
-      <w:sz w:val="20"/>
-      <w:szCs w:val="20"/>
-      <w:lang w:val="bs-Latn-BA"/>
-    </w:rPr>
-  </w:style>
-  <w:style w:type="paragraph" w:styleId="BalloonText">
-    <w:name w:val="Balloon Text"/>
-    <w:basedOn w:val="Normal"/>
-    <w:link w:val="BalloonTextChar"/>
-    <w:uiPriority w:val="99"/>
-    <w:semiHidden/>
-    <w:unhideWhenUsed/>
-    <w:rsid w:val="00DE41B7"/>
-    <w:rPr>
-      <w:rFonts w:ascii="Segoe UI" w:hAnsi="Segoe UI" w:cs="Segoe UI"/>
-      <w:sz w:val="18"/>
-      <w:szCs w:val="18"/>
-    </w:rPr>
-  </w:style>
-  <w:style w:type="character" w:styleId="BalloonTextChar" w:customStyle="1">
-    <w:name w:val="Balloon Text Char"/>
-    <w:basedOn w:val="DefaultParagraphFont"/>
-    <w:link w:val="BalloonText"/>
-    <w:uiPriority w:val="99"/>
-    <w:semiHidden/>
-    <w:rsid w:val="00DE41B7"/>
-    <w:rPr>
-      <w:rFonts w:ascii="Segoe UI" w:hAnsi="Segoe UI" w:cs="Segoe UI"/>
-      <w:noProof/>
-      <w:sz w:val="18"/>
-      <w:szCs w:val="18"/>
-      <w:lang w:val="bs-Latn-BA"/>
-    </w:rPr>
-  </w:style>
-  <w:style w:type="character" w:styleId="Hyperlink">
-    <w:name w:val="Hyperlink"/>
-    <w:basedOn w:val="DefaultParagraphFont"/>
-    <w:uiPriority w:val="99"/>
-    <w:unhideWhenUsed/>
-    <w:rsid w:val="00FC2C03"/>
-    <w:rPr>
-      <w:color w:val="0563C1" w:themeColor="hyperlink"/>
-      <w:u w:val="single"/>
-    </w:rPr>
-  </w:style>
-  <w:style w:type="character" w:styleId="UnresolvedMention1" w:customStyle="1">
-    <w:name w:val="Unresolved Mention1"/>
-    <w:basedOn w:val="DefaultParagraphFont"/>
-    <w:uiPriority w:val="99"/>
-    <w:semiHidden/>
-    <w:unhideWhenUsed/>
-    <w:rsid w:val="00FC2C03"/>
-    <w:rPr>
-      <w:color w:val="605E5C"/>
-      <w:shd w:val="clear" w:color="auto" w:fill="E1DFDD"/>
-    </w:rPr>
-  </w:style>
-</w:styles>
-</file>
-
-<file path=word/glossary/document.xml><?xml version="1.0" encoding="utf-8"?>
-<w:glossaryDocument xmlns:wpc="http://schemas.microsoft.com/office/word/2010/wordprocessingCanvas" xmlns:cx="http://schemas.microsoft.com/office/drawing/2014/chartex" xmlns:cx1="http://schemas.microsoft.com/office/drawing/2015/9/8/chartex" xmlns:cx2="http://schemas.microsoft.com/office/drawing/2015/10/21/chartex" xmlns:cx3="http://schemas.microsoft.com/office/drawing/2016/5/9/chartex" xmlns:cx4="http://schemas.microsoft.com/office/drawing/2016/5/10/chartex" xmlns:cx5="http://schemas.microsoft.com/office/drawing/2016/5/11/chartex" xmlns:cx6="http://schemas.microsoft.com/office/drawing/2016/5/12/chartex" xmlns:cx7="http://schemas.microsoft.com/office/drawing/2016/5/13/chartex" xmlns:cx8="http://schemas.microsoft.com/office/drawing/2016/5/14/chartex" xmlns:mc="http://schemas.openxmlformats.org/markup-compatibility/2006" xmlns:aink="http://schemas.microsoft.com/office/drawing/2016/ink" xmlns:am3d="http://schemas.microsoft.com/office/drawing/2017/model3d" xmlns:o="urn:schemas-microsoft-com:office:office" xmlns:oel="http://schemas.microsoft.com/office/2019/extlst" xmlns:r="http://schemas.openxmlformats.org/officeDocument/2006/relationships" xmlns:m="http://schemas.openxmlformats.org/officeDocument/2006/math" xmlns:v="urn:schemas-microsoft-com:vml" xmlns:wp14="http://schemas.microsoft.com/office/word/2010/wordprocessingDrawing" xmlns:wp="http://schemas.openxmlformats.org/drawingml/2006/wordprocessingDrawing" xmlns:w10="urn:schemas-microsoft-com:office:word" xmlns:w="http://schemas.openxmlformats.org/wordprocessingml/2006/main" xmlns:w14="http://schemas.microsoft.com/office/word/2010/wordml" xmlns:w15="http://schemas.microsoft.com/office/word/2012/wordml" xmlns:w16cex="http://schemas.microsoft.com/office/word/2018/wordml/cex" xmlns:w16cid="http://schemas.microsoft.com/office/word/2016/wordml/cid" xmlns:w16="http://schemas.microsoft.com/office/word/2018/wordml" xmlns:w16du="http://schemas.microsoft.com/office/word/2023/wordml/word16du" xmlns:w16sdtdh="http://schemas.microsoft.com/office/word/2020/wordml/sdtdatahash" xmlns:w16sdtfl="http://schemas.microsoft.com/office/word/2024/wordml/sdtformatlock" xmlns:w16se="http://schemas.microsoft.com/office/word/2015/wordml/symex" xmlns:wpg="http://schemas.microsoft.com/office/word/2010/wordprocessingGroup" xmlns:wpi="http://schemas.microsoft.com/office/word/2010/wordprocessingInk" xmlns:wne="http://schemas.microsoft.com/office/word/2006/wordml" xmlns:wps="http://schemas.microsoft.com/office/word/2010/wordprocessingShape" mc:Ignorable="w14 w15 w16se w16cid w16 w16cex w16sdtdh w16sdtfl w16du wp14">
-  <w:docParts>
-    <w:docPart>
-      <w:docPartPr>
-        <w:name w:val="DefaultPlaceholder_-1854013440"/>
-        <w:category>
-          <w:name w:val="General"/>
-          <w:gallery w:val="placeholder"/>
-        </w:category>
-        <w:types>
-          <w:type w:val="bbPlcHdr"/>
-        </w:types>
-        <w:behaviors>
-          <w:behavior w:val="content"/>
-        </w:behaviors>
-        <w:guid w:val="{DFA8E756-5DFC-455C-B35D-F9FB0AC37C77}"/>
-      </w:docPartPr>
-      <w:docPartBody>
-        <w:p>
-          <w:r>
-            <w:rPr>
-              <w:rStyle w:val="PlaceholderText"/>
-            </w:rPr>
-            <w:t>Click or tap here to enter text.</w:t>
-          </w:r>
-        </w:p>
-      </w:docPartBody>
-    </w:docPart>
-    <w:docPart>
-      <w:docPartPr>
-        <w:name w:val="ACD036B6CAE4452ABA1FACF39B64B057"/>
-        <w:category>
-          <w:name w:val="General"/>
-          <w:gallery w:val="placeholder"/>
-        </w:category>
-        <w:types>
-          <w:type w:val="bbPlcHdr"/>
-        </w:types>
-        <w:behaviors>
-          <w:behavior w:val="content"/>
-        </w:behaviors>
-        <w:guid w:val="{49798BD7-8DF4-482D-A0C2-62B824A015B0}"/>
-      </w:docPartPr>
-      <w:docPartBody>
-        <w:p>
-          <w:pPr>
-            <w:pStyle w:val="ACD036B6CAE4452ABA1FACF39B64B057"/>
-          </w:pPr>
-          <w:r>
-            <w:rPr>
-              <w:rStyle w:val="PlaceholderText"/>
-            </w:rPr>
-            <w:t>Click or tap here to enter text.</w:t>
-          </w:r>
-        </w:p>
-      </w:docPartBody>
-    </w:docPart>
-    <w:docPart>
-      <w:docPartPr>
-        <w:name w:val="6BC6CEAE8D254C14AEF1DBCDD9262A50"/>
-        <w:category>
-          <w:name w:val="General"/>
-          <w:gallery w:val="placeholder"/>
-        </w:category>
-        <w:types>
-          <w:type w:val="bbPlcHdr"/>
-        </w:types>
-        <w:behaviors>
-          <w:behavior w:val="content"/>
-        </w:behaviors>
-        <w:guid w:val="{60DA2251-CBF8-4D46-ACC1-8D1DA4C49F2F}"/>
-      </w:docPartPr>
-      <w:docPartBody>
-        <w:p>
-          <w:pPr>
-            <w:pStyle w:val="6BC6CEAE8D254C14AEF1DBCDD9262A50"/>
-          </w:pPr>
-          <w:r>
-            <w:rPr>
-              <w:rStyle w:val="PlaceholderText"/>
-            </w:rPr>
-            <w:t>Click or tap here to enter text.</w:t>
-          </w:r>
-        </w:p>
-      </w:docPartBody>
-    </w:docPart>
-    <w:docPart>
-      <w:docPartPr>
-        <w:name w:val="9C88C730D5204631AA408D5788907320"/>
-        <w:category>
-          <w:name w:val="General"/>
-          <w:gallery w:val="placeholder"/>
-        </w:category>
-        <w:types>
-          <w:type w:val="bbPlcHdr"/>
-        </w:types>
-        <w:behaviors>
-          <w:behavior w:val="content"/>
-        </w:behaviors>
-        <w:guid w:val="{B474A4BD-0E3F-4397-9AAC-F0A50800FE9E}"/>
-      </w:docPartPr>
-      <w:docPartBody>
-        <w:p>
-          <w:pPr>
-            <w:pStyle w:val="9C88C730D5204631AA408D5788907320"/>
-          </w:pPr>
-          <w:r>
-            <w:rPr>
-              <w:rStyle w:val="PlaceholderText"/>
-            </w:rPr>
-            <w:t>Click or tap here to enter text.</w:t>
-          </w:r>
-        </w:p>
-      </w:docPartBody>
-    </w:docPart>
-    <w:docPart>
-      <w:docPartPr>
-        <w:name w:val="6E0B6B74861B43E38D1C6F2408DE184E"/>
-        <w:category>
-          <w:name w:val="General"/>
-          <w:gallery w:val="placeholder"/>
-        </w:category>
-        <w:types>
-          <w:type w:val="bbPlcHdr"/>
-        </w:types>
-        <w:behaviors>
-          <w:behavior w:val="content"/>
-        </w:behaviors>
-        <w:guid w:val="{D8E5279D-0CA5-4975-B5E2-129BEC2D9DD5}"/>
-      </w:docPartPr>
-      <w:docPartBody>
-        <w:p>
-          <w:pPr>
-            <w:pStyle w:val="6E0B6B74861B43E38D1C6F2408DE184E"/>
-          </w:pPr>
-          <w:r>
-            <w:rPr>
-              <w:rStyle w:val="PlaceholderText"/>
-            </w:rPr>
-            <w:t>Click or tap here to enter text.</w:t>
-          </w:r>
-        </w:p>
-      </w:docPartBody>
-    </w:docPart>
-    <w:docPart>
-      <w:docPartPr>
-        <w:name w:val="ABB723B1E48B4C42964D2C4640102F96"/>
-        <w:category>
-          <w:name w:val="General"/>
-          <w:gallery w:val="placeholder"/>
-        </w:category>
-        <w:types>
-          <w:type w:val="bbPlcHdr"/>
-        </w:types>
-        <w:behaviors>
-          <w:behavior w:val="content"/>
-        </w:behaviors>
-        <w:guid w:val="{B3E00C55-FF7A-4031-9E25-D88A2822ACE8}"/>
-      </w:docPartPr>
-      <w:docPartBody>
-        <w:p>
-          <w:pPr>
-            <w:pStyle w:val="ABB723B1E48B4C42964D2C4640102F96"/>
-          </w:pPr>
-          <w:r>
-            <w:rPr>
-              <w:rStyle w:val="PlaceholderText"/>
-            </w:rPr>
-            <w:t>Click or tap here to enter text.</w:t>
-          </w:r>
-        </w:p>
-      </w:docPartBody>
-    </w:docPart>
-    <w:docPart>
-      <w:docPartPr>
-        <w:name w:val="B2C933FF3D2D444A9796E44B6863F42E"/>
-        <w:category>
-          <w:name w:val="General"/>
-          <w:gallery w:val="placeholder"/>
-        </w:category>
-        <w:types>
-          <w:type w:val="bbPlcHdr"/>
-        </w:types>
-        <w:behaviors>
-          <w:behavior w:val="content"/>
-        </w:behaviors>
-        <w:guid w:val="{01080F1B-DD78-47F3-B92F-B3B06C06F860}"/>
-      </w:docPartPr>
-      <w:docPartBody>
-        <w:p>
-          <w:pPr>
-            <w:pStyle w:val="B2C933FF3D2D444A9796E44B6863F42E"/>
-          </w:pPr>
-          <w:r>
-            <w:rPr>
-              <w:rStyle w:val="PlaceholderText"/>
-            </w:rPr>
-            <w:t>Click or tap here to enter text.</w:t>
-          </w:r>
-        </w:p>
-      </w:docPartBody>
-    </w:docPart>
-    <w:docPart>
-      <w:docPartPr>
-        <w:name w:val="E56E68EDB3414E4FA2DBF8183205C7FC"/>
-        <w:category>
-          <w:name w:val="General"/>
-          <w:gallery w:val="placeholder"/>
-        </w:category>
-        <w:types>
-          <w:type w:val="bbPlcHdr"/>
-        </w:types>
-        <w:behaviors>
-          <w:behavior w:val="content"/>
-        </w:behaviors>
-        <w:guid w:val="{45FEB6BC-70A4-40EA-91F6-77EB3886015B}"/>
-      </w:docPartPr>
-      <w:docPartBody>
-        <w:p>
-          <w:pPr>
-            <w:pStyle w:val="E56E68EDB3414E4FA2DBF8183205C7FC"/>
-          </w:pPr>
-          <w:r>
-            <w:rPr>
-              <w:rStyle w:val="PlaceholderText"/>
-            </w:rPr>
-            <w:t>Click or tap here to enter text.</w:t>
-          </w:r>
-        </w:p>
-      </w:docPartBody>
-    </w:docPart>
-    <w:docPart>
-      <w:docPartPr>
-        <w:name w:val="6E7724F72DAA46FD978E846722B8B784"/>
-        <w:category>
-          <w:name w:val="General"/>
-          <w:gallery w:val="placeholder"/>
-        </w:category>
-        <w:types>
-          <w:type w:val="bbPlcHdr"/>
-        </w:types>
-        <w:behaviors>
-          <w:behavior w:val="content"/>
-        </w:behaviors>
-        <w:guid w:val="{E99DBF09-793B-4A43-936B-3B7E7987F908}"/>
-      </w:docPartPr>
-      <w:docPartBody>
-        <w:p>
-          <w:pPr>
-            <w:pStyle w:val="6E7724F72DAA46FD978E846722B8B784"/>
-          </w:pPr>
-          <w:r>
-            <w:rPr>
-              <w:rStyle w:val="PlaceholderText"/>
-            </w:rPr>
-            <w:t>Click or tap here to enter text.</w:t>
-          </w:r>
-        </w:p>
-      </w:docPartBody>
-    </w:docPart>
-    <w:docPart>
-      <w:docPartPr>
-        <w:name w:val="DefaultPlaceholder_-1854013438"/>
-        <w:category>
-          <w:name w:val="General"/>
-          <w:gallery w:val="placeholder"/>
-        </w:category>
-        <w:types>
-          <w:type w:val="bbPlcHdr"/>
-        </w:types>
-        <w:behaviors>
-          <w:behavior w:val="content"/>
-        </w:behaviors>
-        <w:guid w:val="{0C3073FE-ED46-45D3-BDEB-8E9A221BE754}"/>
-      </w:docPartPr>
-      <w:docPartBody>
-        <w:p>
-          <w:r>
-            <w:rPr>
-              <w:rStyle w:val="PlaceholderText"/>
-            </w:rPr>
-            <w:t>Choose an item.</w:t>
-          </w:r>
-        </w:p>
-      </w:docPartBody>
-    </w:docPart>
-    <w:docPart>
-      <w:docPartPr>
-        <w:name w:val="5166DF1738D745E8836585AEFE16AF0D"/>
-        <w:category>
-          <w:name w:val="General"/>
-          <w:gallery w:val="placeholder"/>
-        </w:category>
-        <w:types>
-          <w:type w:val="bbPlcHdr"/>
-        </w:types>
-        <w:behaviors>
-          <w:behavior w:val="content"/>
-        </w:behaviors>
-        <w:guid w:val="{B04F3B4C-B773-4379-8A0D-385908E39A67}"/>
-      </w:docPartPr>
-      <w:docPartBody>
-        <w:p>
-          <w:pPr>
-            <w:pStyle w:val="5166DF1738D745E8836585AEFE16AF0D"/>
-          </w:pPr>
-          <w:r>
-            <w:rPr>
-              <w:rStyle w:val="PlaceholderText"/>
-            </w:rPr>
-            <w:t>Choose an item.</w:t>
-          </w:r>
-        </w:p>
-      </w:docPartBody>
-    </w:docPart>
-    <w:docPart>
-      <w:docPartPr>
-        <w:name w:val="8AE4D63BAC5B4742B11E62B02E9A78AD"/>
-        <w:category>
-          <w:name w:val="General"/>
-          <w:gallery w:val="placeholder"/>
-        </w:category>
-        <w:types>
-          <w:type w:val="bbPlcHdr"/>
-        </w:types>
-        <w:behaviors>
-          <w:behavior w:val="content"/>
-        </w:behaviors>
-        <w:guid w:val="{19F9F6F8-857F-4DA0-9EB6-C114B66DDF90}"/>
-      </w:docPartPr>
-      <w:docPartBody>
-        <w:p>
-          <w:pPr>
-            <w:pStyle w:val="8AE4D63BAC5B4742B11E62B02E9A78AD"/>
-          </w:pPr>
-          <w:r>
-            <w:rPr>
-              <w:rStyle w:val="PlaceholderText"/>
-            </w:rPr>
-            <w:t>Choose an item.</w:t>
-          </w:r>
-        </w:p>
-      </w:docPartBody>
-    </w:docPart>
-    <w:docPart>
-      <w:docPartPr>
-        <w:name w:val="EC4963792A2646C4AB54E0E733866A4E"/>
-        <w:category>
-          <w:name w:val="General"/>
-          <w:gallery w:val="placeholder"/>
-        </w:category>
-        <w:types>
-          <w:type w:val="bbPlcHdr"/>
-        </w:types>
-        <w:behaviors>
-          <w:behavior w:val="content"/>
-        </w:behaviors>
-        <w:guid w:val="{82594D9F-20FF-477E-A218-D1C9A43D87EF}"/>
-      </w:docPartPr>
-      <w:docPartBody>
-        <w:p>
-          <w:pPr>
-            <w:pStyle w:val="EC4963792A2646C4AB54E0E733866A4E"/>
-          </w:pPr>
-          <w:r>
-            <w:rPr>
-              <w:rStyle w:val="PlaceholderText"/>
-            </w:rPr>
-            <w:t>Click or tap here to enter text.</w:t>
-          </w:r>
-        </w:p>
-      </w:docPartBody>
-    </w:docPart>
-    <w:docPart>
-      <w:docPartPr>
-        <w:name w:val="F194CCA70C664931AAB8D817CDEA3578"/>
-        <w:category>
-          <w:name w:val="General"/>
-          <w:gallery w:val="placeholder"/>
-        </w:category>
-        <w:types>
-          <w:type w:val="bbPlcHdr"/>
-        </w:types>
-        <w:behaviors>
-          <w:behavior w:val="content"/>
-        </w:behaviors>
-        <w:guid w:val="{D9EA3267-0106-4759-B0CE-8DA1C37CEF79}"/>
-      </w:docPartPr>
-      <w:docPartBody>
-        <w:p>
-          <w:pPr>
-            <w:pStyle w:val="F194CCA70C664931AAB8D817CDEA3578"/>
-          </w:pPr>
-          <w:r>
-            <w:rPr>
-              <w:rStyle w:val="PlaceholderText"/>
-            </w:rPr>
-            <w:t>Choose an item.</w:t>
-          </w:r>
-        </w:p>
-      </w:docPartBody>
-    </w:docPart>
-    <w:docPart>
-      <w:docPartPr>
-        <w:name w:val="7D3466FD1FA94235B51457305A82F7A5"/>
-        <w:category>
-          <w:name w:val="General"/>
-          <w:gallery w:val="placeholder"/>
-        </w:category>
-        <w:types>
-          <w:type w:val="bbPlcHdr"/>
-        </w:types>
-        <w:behaviors>
-          <w:behavior w:val="content"/>
-        </w:behaviors>
-        <w:guid w:val="{5272938F-5DAA-4ED5-94C5-78A255DA6721}"/>
-      </w:docPartPr>
-      <w:docPartBody>
-        <w:p>
-          <w:pPr>
-            <w:pStyle w:val="7D3466FD1FA94235B51457305A82F7A5"/>
-          </w:pPr>
-          <w:r>
-            <w:rPr>
-              <w:rStyle w:val="PlaceholderText"/>
-            </w:rPr>
-            <w:t>Click or tap here to enter text.</w:t>
-          </w:r>
-        </w:p>
-      </w:docPartBody>
-    </w:docPart>
-    <w:docPart>
-      <w:docPartPr>
-        <w:name w:val="4488D085AA3947158EDFF9EF46237C5B"/>
-        <w:category>
-          <w:name w:val="General"/>
-          <w:gallery w:val="placeholder"/>
-        </w:category>
-        <w:types>
-          <w:type w:val="bbPlcHdr"/>
-        </w:types>
-        <w:behaviors>
-          <w:behavior w:val="content"/>
-        </w:behaviors>
-        <w:guid w:val="{CBB46C04-C07A-4EA5-BCF8-CE67F1B37A1D}"/>
-      </w:docPartPr>
-      <w:docPartBody>
-        <w:p>
-          <w:pPr>
-            <w:pStyle w:val="4488D085AA3947158EDFF9EF46237C5B"/>
-          </w:pPr>
-          <w:r>
-            <w:rPr>
-              <w:rStyle w:val="PlaceholderText"/>
-            </w:rPr>
-            <w:t>Choose an item.</w:t>
-          </w:r>
-        </w:p>
-      </w:docPartBody>
-    </w:docPart>
-    <w:docPart>
-      <w:docPartPr>
-        <w:name w:val="9E282A33D2D34EA2BB19239C8F1D69AD"/>
-        <w:category>
-          <w:name w:val="General"/>
-          <w:gallery w:val="placeholder"/>
-        </w:category>
-        <w:types>
-          <w:type w:val="bbPlcHdr"/>
-        </w:types>
-        <w:behaviors>
-          <w:behavior w:val="content"/>
-        </w:behaviors>
-        <w:guid w:val="{8EC8AD92-C6ED-4DF6-ABF3-4DAFEABFA018}"/>
-      </w:docPartPr>
-      <w:docPartBody>
-        <w:p>
-          <w:pPr>
-            <w:pStyle w:val="9E282A33D2D34EA2BB19239C8F1D69AD"/>
-          </w:pPr>
-          <w:r>
-            <w:rPr>
-              <w:rStyle w:val="PlaceholderText"/>
-            </w:rPr>
-            <w:t>Choose an item.</w:t>
-          </w:r>
-        </w:p>
-      </w:docPartBody>
-    </w:docPart>
-    <w:docPart>
-      <w:docPartPr>
-        <w:name w:val="43A3621F8D6C4D83B8798A9F3418C48E"/>
-        <w:category>
-          <w:name w:val="General"/>
-          <w:gallery w:val="placeholder"/>
-        </w:category>
-        <w:types>
-          <w:type w:val="bbPlcHdr"/>
-        </w:types>
-        <w:behaviors>
-          <w:behavior w:val="content"/>
-        </w:behaviors>
-        <w:guid w:val="{1319E514-0EC9-4D96-B711-0C06E5109384}"/>
-      </w:docPartPr>
-      <w:docPartBody>
-        <w:p>
-          <w:pPr>
-            <w:pStyle w:val="43A3621F8D6C4D83B8798A9F3418C48E"/>
-          </w:pPr>
-          <w:r>
-            <w:rPr>
-              <w:rStyle w:val="PlaceholderText"/>
-            </w:rPr>
-            <w:t>Click or tap here to enter text.</w:t>
-          </w:r>
-        </w:p>
-      </w:docPartBody>
-    </w:docPart>
-    <w:docPart>
-      <w:docPartPr>
-        <w:name w:val="D86443157EBF4D5A90F2525C29294A73"/>
-        <w:category>
-          <w:name w:val="General"/>
-          <w:gallery w:val="placeholder"/>
-        </w:category>
-        <w:types>
-          <w:type w:val="bbPlcHdr"/>
-        </w:types>
-        <w:behaviors>
-          <w:behavior w:val="content"/>
-        </w:behaviors>
-        <w:guid w:val="{1691FF98-F25B-4449-A945-87A35C965EA2}"/>
-      </w:docPartPr>
-      <w:docPartBody>
-        <w:p>
-          <w:pPr>
-            <w:pStyle w:val="D86443157EBF4D5A90F2525C29294A73"/>
-          </w:pPr>
-          <w:r>
-            <w:rPr>
-              <w:rStyle w:val="PlaceholderText"/>
-            </w:rPr>
-            <w:t>Choose an item.</w:t>
-          </w:r>
-        </w:p>
-      </w:docPartBody>
-    </w:docPart>
-    <w:docPart>
-      <w:docPartPr>
-        <w:name w:val="58214C2997B948B7A9FF774F7EDFFADF"/>
-        <w:category>
-          <w:name w:val="General"/>
-          <w:gallery w:val="placeholder"/>
-        </w:category>
-        <w:types>
-          <w:type w:val="bbPlcHdr"/>
-        </w:types>
-        <w:behaviors>
-          <w:behavior w:val="content"/>
-        </w:behaviors>
-        <w:guid w:val="{74AA4D90-46D6-43F0-A1C0-A3A560ACA898}"/>
-      </w:docPartPr>
-      <w:docPartBody>
-        <w:p>
-          <w:pPr>
-            <w:pStyle w:val="58214C2997B948B7A9FF774F7EDFFADF"/>
-          </w:pPr>
-          <w:r>
-            <w:rPr>
-              <w:rStyle w:val="PlaceholderText"/>
-            </w:rPr>
-            <w:t>Choose an item.</w:t>
-          </w:r>
-        </w:p>
-      </w:docPartBody>
-    </w:docPart>
-    <w:docPart>
-      <w:docPartPr>
-        <w:name w:val="8061A521E5F440C28627FDE5878D6B9B"/>
-        <w:category>
-          <w:name w:val="General"/>
-          <w:gallery w:val="placeholder"/>
-        </w:category>
-        <w:types>
-          <w:type w:val="bbPlcHdr"/>
-        </w:types>
-        <w:behaviors>
-          <w:behavior w:val="content"/>
-        </w:behaviors>
-        <w:guid w:val="{F182BB87-C5BD-4A86-8245-0C6458F8EBE4}"/>
-      </w:docPartPr>
-      <w:docPartBody>
-        <w:p>
-          <w:pPr>
-            <w:pStyle w:val="8061A521E5F440C28627FDE5878D6B9B"/>
-          </w:pPr>
-          <w:r>
-            <w:rPr>
-              <w:rStyle w:val="PlaceholderText"/>
-            </w:rPr>
-            <w:t>Choose an item.</w:t>
-          </w:r>
-        </w:p>
-      </w:docPartBody>
-    </w:docPart>
-    <w:docPart>
-      <w:docPartPr>
-        <w:name w:val="B4E2E640636D47279C9AAE0526BD6ABF"/>
-        <w:category>
-          <w:name w:val="General"/>
-          <w:gallery w:val="placeholder"/>
-        </w:category>
-        <w:types>
-          <w:type w:val="bbPlcHdr"/>
-        </w:types>
-        <w:behaviors>
-          <w:behavior w:val="content"/>
-        </w:behaviors>
-        <w:guid w:val="{35CA87D6-3C96-4985-A12E-2D952CF30197}"/>
-      </w:docPartPr>
-      <w:docPartBody>
-        <w:p>
-          <w:pPr>
-            <w:pStyle w:val="B4E2E640636D47279C9AAE0526BD6ABF"/>
-          </w:pPr>
-          <w:r>
-            <w:rPr>
-              <w:rStyle w:val="PlaceholderText"/>
-            </w:rPr>
-            <w:t>Choose an item.</w:t>
-          </w:r>
-        </w:p>
-      </w:docPartBody>
-    </w:docPart>
-    <w:docPart>
-      <w:docPartPr>
-        <w:name w:val="A054E535EC474072BF473D098948B53F"/>
-        <w:category>
-          <w:name w:val="General"/>
-          <w:gallery w:val="placeholder"/>
-        </w:category>
-        <w:types>
-          <w:type w:val="bbPlcHdr"/>
-        </w:types>
-        <w:behaviors>
-          <w:behavior w:val="content"/>
-        </w:behaviors>
-        <w:guid w:val="{B99C11E3-8117-4305-9075-61D7C00E2DE4}"/>
-      </w:docPartPr>
-      <w:docPartBody>
-        <w:p>
-          <w:pPr>
-            <w:pStyle w:val="A054E535EC474072BF473D098948B53F"/>
-          </w:pPr>
-          <w:r>
-            <w:rPr>
-              <w:rStyle w:val="PlaceholderText"/>
-            </w:rPr>
-            <w:t>Choose an item.</w:t>
-          </w:r>
-        </w:p>
-      </w:docPartBody>
-    </w:docPart>
-    <w:docPart>
-      <w:docPartPr>
-        <w:name w:val="FA445E9E653D4C8DAA57703B7F153B07"/>
-        <w:category>
-          <w:name w:val="General"/>
-          <w:gallery w:val="placeholder"/>
-        </w:category>
-        <w:types>
-          <w:type w:val="bbPlcHdr"/>
-        </w:types>
-        <w:behaviors>
-          <w:behavior w:val="content"/>
-        </w:behaviors>
-        <w:guid w:val="{4D845DD5-BBF8-4320-82C6-4C0C90ADC9D8}"/>
-      </w:docPartPr>
-      <w:docPartBody>
-        <w:p>
-          <w:pPr>
-            <w:pStyle w:val="FA445E9E653D4C8DAA57703B7F153B07"/>
-          </w:pPr>
-          <w:r>
-            <w:rPr>
-              <w:rStyle w:val="PlaceholderText"/>
-            </w:rPr>
-            <w:t>Choose an item.</w:t>
-          </w:r>
-        </w:p>
-      </w:docPartBody>
-    </w:docPart>
-    <w:docPart>
-      <w:docPartPr>
-        <w:name w:val="B4C83A80496A40F282E43D780DF835FC"/>
-        <w:category>
-          <w:name w:val="General"/>
-          <w:gallery w:val="placeholder"/>
-        </w:category>
-        <w:types>
-          <w:type w:val="bbPlcHdr"/>
-        </w:types>
-        <w:behaviors>
-          <w:behavior w:val="content"/>
-        </w:behaviors>
-        <w:guid w:val="{9C71759D-65C4-42DA-B44A-6207F22C3FEF}"/>
-      </w:docPartPr>
-      <w:docPartBody>
-        <w:p>
-          <w:pPr>
-            <w:pStyle w:val="B4C83A80496A40F282E43D780DF835FC"/>
-          </w:pPr>
-          <w:r>
-            <w:rPr>
-              <w:rStyle w:val="PlaceholderText"/>
-            </w:rPr>
-            <w:t>Choose an item.</w:t>
-          </w:r>
-        </w:p>
-      </w:docPartBody>
-    </w:docPart>
-    <w:docPart>
-      <w:docPartPr>
-        <w:name w:val="C0B9FEB870354C67934FAB4663644D16"/>
-        <w:category>
-          <w:name w:val="General"/>
-          <w:gallery w:val="placeholder"/>
-        </w:category>
-        <w:types>
-          <w:type w:val="bbPlcHdr"/>
-        </w:types>
-        <w:behaviors>
-          <w:behavior w:val="content"/>
-        </w:behaviors>
-        <w:guid w:val="{D833A3AE-EE49-4AA8-AB36-202EDBE4A71C}"/>
-      </w:docPartPr>
-      <w:docPartBody>
-        <w:p>
-          <w:pPr>
-            <w:pStyle w:val="C0B9FEB870354C67934FAB4663644D16"/>
-          </w:pPr>
-          <w:r>
-            <w:rPr>
-              <w:rStyle w:val="PlaceholderText"/>
-            </w:rPr>
-            <w:t>Choose an item.</w:t>
-          </w:r>
-        </w:p>
-      </w:docPartBody>
-    </w:docPart>
-    <w:docPart>
-      <w:docPartPr>
-        <w:name w:val="365C6A0DD092448180C78960B2F1BD97"/>
-        <w:category>
-          <w:name w:val="General"/>
-          <w:gallery w:val="placeholder"/>
-        </w:category>
-        <w:types>
-          <w:type w:val="bbPlcHdr"/>
-        </w:types>
-        <w:behaviors>
-          <w:behavior w:val="content"/>
-        </w:behaviors>
-        <w:guid w:val="{11685112-7653-439B-9D40-628AB074E54E}"/>
-      </w:docPartPr>
-      <w:docPartBody>
-        <w:p>
-          <w:pPr>
-            <w:pStyle w:val="365C6A0DD092448180C78960B2F1BD97"/>
-          </w:pPr>
-          <w:r>
-            <w:rPr>
-              <w:rStyle w:val="PlaceholderText"/>
-            </w:rPr>
-            <w:t>Click or tap here to enter text.</w:t>
-          </w:r>
-        </w:p>
-      </w:docPartBody>
-    </w:docPart>
-    <w:docPart>
-      <w:docPartPr>
-        <w:name w:val="E84380EDD0B74929A7D90832F3146962"/>
-        <w:category>
-          <w:name w:val="General"/>
-          <w:gallery w:val="placeholder"/>
-        </w:category>
-        <w:types>
-          <w:type w:val="bbPlcHdr"/>
-        </w:types>
-        <w:behaviors>
-          <w:behavior w:val="content"/>
-        </w:behaviors>
-        <w:guid w:val="{90A31F82-3B37-4584-8C32-90480011C194}"/>
-      </w:docPartPr>
-      <w:docPartBody>
-        <w:p>
-          <w:pPr>
-            <w:pStyle w:val="E84380EDD0B74929A7D90832F3146962"/>
-          </w:pPr>
-          <w:r>
-            <w:rPr>
-              <w:rStyle w:val="PlaceholderText"/>
-            </w:rPr>
-            <w:t>Choose an item.</w:t>
-          </w:r>
-        </w:p>
-      </w:docPartBody>
-    </w:docPart>
-    <w:docPart>
-      <w:docPartPr>
-        <w:name w:val="82B0721188B84354BF7F33D5438453DB"/>
-        <w:category>
-          <w:name w:val="General"/>
-          <w:gallery w:val="placeholder"/>
-        </w:category>
-        <w:types>
-          <w:type w:val="bbPlcHdr"/>
-        </w:types>
-        <w:behaviors>
-          <w:behavior w:val="content"/>
-        </w:behaviors>
-        <w:guid w:val="{BB5E7F1C-C80A-4F2E-AF57-D50C30E079DF}"/>
-      </w:docPartPr>
-      <w:docPartBody>
-        <w:p>
-          <w:pPr>
-            <w:pStyle w:val="82B0721188B84354BF7F33D5438453DB"/>
-          </w:pPr>
-          <w:r>
-            <w:rPr>
-              <w:rStyle w:val="PlaceholderText"/>
-            </w:rPr>
-            <w:t>Click or tap here to enter text.</w:t>
-          </w:r>
-        </w:p>
-      </w:docPartBody>
-    </w:docPart>
-    <w:docPart>
-      <w:docPartPr>
-        <w:name w:val="CCCCC1039A20443EB6E69372E2A05A44"/>
-        <w:category>
-          <w:name w:val="General"/>
-          <w:gallery w:val="placeholder"/>
-        </w:category>
-        <w:types>
-          <w:type w:val="bbPlcHdr"/>
-        </w:types>
-        <w:behaviors>
-          <w:behavior w:val="content"/>
-        </w:behaviors>
-        <w:guid w:val="{A2DDF20D-48E7-4256-8897-04D9B592C4C8}"/>
-      </w:docPartPr>
-      <w:docPartBody>
-        <w:p>
-          <w:pPr>
-            <w:pStyle w:val="CCCCC1039A20443EB6E69372E2A05A44"/>
-          </w:pPr>
-          <w:r>
-            <w:rPr>
-              <w:rStyle w:val="PlaceholderText"/>
-            </w:rPr>
-            <w:t>Click or tap here to enter text.</w:t>
-          </w:r>
-        </w:p>
-      </w:docPartBody>
-    </w:docPart>
-    <w:docPart>
-      <w:docPartPr>
-        <w:name w:val="2151653824634D1AA2DDBEC94760DD40"/>
-        <w:category>
-          <w:name w:val="General"/>
-          <w:gallery w:val="placeholder"/>
-        </w:category>
-        <w:types>
-          <w:type w:val="bbPlcHdr"/>
-        </w:types>
-        <w:behaviors>
-          <w:behavior w:val="content"/>
-        </w:behaviors>
-        <w:guid w:val="{96A2D2B1-3C70-4AC2-89D3-FE9B197B13AC}"/>
-      </w:docPartPr>
-      <w:docPartBody>
-        <w:p>
-          <w:pPr>
-            <w:pStyle w:val="2151653824634D1AA2DDBEC94760DD40"/>
-          </w:pPr>
-          <w:r>
-            <w:rPr>
-              <w:rStyle w:val="PlaceholderText"/>
-            </w:rPr>
-            <w:t>Click or tap here to enter text.</w:t>
-          </w:r>
-        </w:p>
-      </w:docPartBody>
-    </w:docPart>
-    <w:docPart>
-      <w:docPartPr>
-        <w:name w:val="F7E66E4A10B34CD7A79F0BE34B7E7B35"/>
-        <w:category>
-          <w:name w:val="General"/>
-          <w:gallery w:val="placeholder"/>
-        </w:category>
-        <w:types>
-          <w:type w:val="bbPlcHdr"/>
-        </w:types>
-        <w:behaviors>
-          <w:behavior w:val="content"/>
-        </w:behaviors>
-        <w:guid w:val="{2AB965A0-CD18-47DC-A152-A029DB42A844}"/>
-      </w:docPartPr>
-      <w:docPartBody>
-        <w:p>
-          <w:pPr>
-            <w:pStyle w:val="F7E66E4A10B34CD7A79F0BE34B7E7B35"/>
-          </w:pPr>
-          <w:r>
-            <w:rPr>
-              <w:rStyle w:val="PlaceholderText"/>
-            </w:rPr>
-            <w:t>Click or tap here to enter text.</w:t>
-          </w:r>
-        </w:p>
-      </w:docPartBody>
-    </w:docPart>
-    <w:docPart>
-      <w:docPartPr>
-        <w:name w:val="900A29661A1349D39F0AC92ED58EFA06"/>
-        <w:category>
-          <w:name w:val="General"/>
-          <w:gallery w:val="placeholder"/>
-        </w:category>
-        <w:types>
-          <w:type w:val="bbPlcHdr"/>
-        </w:types>
-        <w:behaviors>
-          <w:behavior w:val="content"/>
-        </w:behaviors>
-        <w:guid w:val="{53079EA7-E1AE-4C84-87FB-7E2179B00A61}"/>
-      </w:docPartPr>
-      <w:docPartBody>
-        <w:p>
-          <w:pPr>
-            <w:pStyle w:val="900A29661A1349D39F0AC92ED58EFA06"/>
-          </w:pPr>
-          <w:r>
-            <w:rPr>
-              <w:rStyle w:val="PlaceholderText"/>
-            </w:rPr>
-            <w:t>Click or tap here to enter text.</w:t>
-          </w:r>
-        </w:p>
-      </w:docPartBody>
-    </w:docPart>
-    <w:docPart>
-      <w:docPartPr>
-        <w:name w:val="B77C4A921A7E4E5F9CB32045E34D6D79"/>
-        <w:category>
-          <w:name w:val="General"/>
-          <w:gallery w:val="placeholder"/>
-        </w:category>
-        <w:types>
-          <w:type w:val="bbPlcHdr"/>
-        </w:types>
-        <w:behaviors>
-          <w:behavior w:val="content"/>
-        </w:behaviors>
-        <w:guid w:val="{842A45D5-7ABA-4498-B742-C56205AB2F00}"/>
-      </w:docPartPr>
-      <w:docPartBody>
-        <w:p>
-          <w:pPr>
-            <w:pStyle w:val="B77C4A921A7E4E5F9CB32045E34D6D79"/>
-          </w:pPr>
-          <w:r>
-            <w:rPr>
-              <w:rStyle w:val="PlaceholderText"/>
-            </w:rPr>
-            <w:t>Click or tap here to enter text.</w:t>
-          </w:r>
-        </w:p>
-      </w:docPartBody>
-    </w:docPart>
-    <w:docPart>
-      <w:docPartPr>
-        <w:name w:val="3C8EE8E5029F4B9BABED31FEAA10C245"/>
-        <w:category>
-          <w:name w:val="General"/>
-          <w:gallery w:val="placeholder"/>
-        </w:category>
-        <w:types>
-          <w:type w:val="bbPlcHdr"/>
-        </w:types>
-        <w:behaviors>
-          <w:behavior w:val="content"/>
-        </w:behaviors>
-        <w:guid w:val="{EBB89AC6-5317-4EAB-AB1F-638601CBF313}"/>
-      </w:docPartPr>
-      <w:docPartBody>
-        <w:p>
-          <w:pPr>
-            <w:pStyle w:val="3C8EE8E5029F4B9BABED31FEAA10C245"/>
-          </w:pPr>
-          <w:r>
-            <w:rPr>
-              <w:rStyle w:val="PlaceholderText"/>
-            </w:rPr>
-            <w:t>Click or tap here to enter text.</w:t>
-          </w:r>
-        </w:p>
-      </w:docPartBody>
-    </w:docPart>
-    <w:docPart>
-      <w:docPartPr>
-        <w:name w:val="B1DAC981131048BB81CF51BA29317559"/>
-        <w:category>
-          <w:name w:val="General"/>
-          <w:gallery w:val="placeholder"/>
-        </w:category>
-        <w:types>
-          <w:type w:val="bbPlcHdr"/>
-        </w:types>
-        <w:behaviors>
-          <w:behavior w:val="content"/>
-        </w:behaviors>
-        <w:guid w:val="{078F2712-91C3-4DFA-8611-A245566D7B54}"/>
-      </w:docPartPr>
-      <w:docPartBody>
-        <w:p>
-          <w:pPr>
-            <w:pStyle w:val="B1DAC981131048BB81CF51BA29317559"/>
-          </w:pPr>
-          <w:r>
-            <w:rPr>
-              <w:rStyle w:val="PlaceholderText"/>
-            </w:rPr>
-            <w:t>Click or tap here to enter text.</w:t>
-          </w:r>
-        </w:p>
-      </w:docPartBody>
-    </w:docPart>
-    <w:docPart>
-      <w:docPartPr>
-        <w:name w:val="A0EF360C4A4141EDBB3A9532FFEDF572"/>
-        <w:category>
-          <w:name w:val="General"/>
-          <w:gallery w:val="placeholder"/>
-        </w:category>
-        <w:types>
-          <w:type w:val="bbPlcHdr"/>
-        </w:types>
-        <w:behaviors>
-          <w:behavior w:val="content"/>
-        </w:behaviors>
-        <w:guid w:val="{3BF650CC-8366-4A2E-A794-D6B5B9F08D91}"/>
-      </w:docPartPr>
-      <w:docPartBody>
-        <w:p>
-          <w:pPr>
-            <w:pStyle w:val="A0EF360C4A4141EDBB3A9532FFEDF572"/>
-          </w:pPr>
-          <w:r>
-            <w:rPr>
-              <w:rStyle w:val="PlaceholderText"/>
-            </w:rPr>
-            <w:t>Click or tap here to enter text.</w:t>
-          </w:r>
-        </w:p>
-      </w:docPartBody>
-    </w:docPart>
-    <w:docPart>
-      <w:docPartPr>
-        <w:name w:val="F99B27822E1A4933971E8D88C12E293C"/>
-        <w:category>
-          <w:name w:val="General"/>
-          <w:gallery w:val="placeholder"/>
-        </w:category>
-        <w:types>
-          <w:type w:val="bbPlcHdr"/>
-        </w:types>
-        <w:behaviors>
-          <w:behavior w:val="content"/>
-        </w:behaviors>
-        <w:guid w:val="{61D9490A-B863-42D8-976B-239BFDE74F4B}"/>
-      </w:docPartPr>
-      <w:docPartBody>
-        <w:p>
-          <w:pPr>
-            <w:pStyle w:val="F99B27822E1A4933971E8D88C12E293C"/>
-          </w:pPr>
-          <w:r>
-            <w:rPr>
-              <w:rStyle w:val="PlaceholderText"/>
-            </w:rPr>
-            <w:t>Click or tap here to enter text.</w:t>
-          </w:r>
-        </w:p>
-      </w:docPartBody>
-    </w:docPart>
-    <w:docPart>
-      <w:docPartPr>
-        <w:name w:val="CBF75E0DCF1A4637BE4CD7A65D89E2B6"/>
-        <w:category>
-          <w:name w:val="General"/>
-          <w:gallery w:val="placeholder"/>
-        </w:category>
-        <w:types>
-          <w:type w:val="bbPlcHdr"/>
-        </w:types>
-        <w:behaviors>
-          <w:behavior w:val="content"/>
-        </w:behaviors>
-        <w:guid w:val="{7D3C41BD-442F-4B68-90BA-6827FAF9A252}"/>
-      </w:docPartPr>
-      <w:docPartBody>
-        <w:p>
-          <w:pPr>
-            <w:pStyle w:val="CBF75E0DCF1A4637BE4CD7A65D89E2B6"/>
-          </w:pPr>
-          <w:r>
-            <w:rPr>
-              <w:rStyle w:val="PlaceholderText"/>
-            </w:rPr>
-            <w:t>Click or tap here to enter text.</w:t>
-          </w:r>
-        </w:p>
-      </w:docPartBody>
-    </w:docPart>
-    <w:docPart>
-      <w:docPartPr>
-        <w:name w:val="EF9E6ECA65B142B8858B87AE778CC482"/>
-        <w:category>
-          <w:name w:val="General"/>
-          <w:gallery w:val="placeholder"/>
-        </w:category>
-        <w:types>
-          <w:type w:val="bbPlcHdr"/>
-        </w:types>
-        <w:behaviors>
-          <w:behavior w:val="content"/>
-        </w:behaviors>
-        <w:guid w:val="{160AA498-B688-4264-A23D-BAA809AF597D}"/>
-      </w:docPartPr>
-      <w:docPartBody>
-        <w:p>
-          <w:pPr>
-            <w:pStyle w:val="EF9E6ECA65B142B8858B87AE778CC482"/>
-          </w:pPr>
-          <w:r>
-            <w:rPr>
-              <w:rStyle w:val="PlaceholderText"/>
-            </w:rPr>
-            <w:t>Click or tap here to enter text.</w:t>
-          </w:r>
-        </w:p>
-      </w:docPartBody>
-    </w:docPart>
-    <w:docPart>
-      <w:docPartPr>
-        <w:name w:val="D555D774A7684D38BF60893B464E7CDF"/>
-        <w:category>
-          <w:name w:val="General"/>
-          <w:gallery w:val="placeholder"/>
-        </w:category>
-        <w:types>
-          <w:type w:val="bbPlcHdr"/>
-        </w:types>
-        <w:behaviors>
-          <w:behavior w:val="content"/>
-        </w:behaviors>
-        <w:guid w:val="{D7E66A11-C925-49C6-9301-2A976E73CB1D}"/>
-      </w:docPartPr>
-      <w:docPartBody>
-        <w:p>
-          <w:pPr>
-            <w:pStyle w:val="D555D774A7684D38BF60893B464E7CDF"/>
-          </w:pPr>
-          <w:r>
-            <w:rPr>
-              <w:rStyle w:val="PlaceholderText"/>
-            </w:rPr>
-            <w:t>Click or tap here to enter text.</w:t>
-          </w:r>
-        </w:p>
-      </w:docPartBody>
-    </w:docPart>
-    <w:docPart>
-      <w:docPartPr>
-        <w:name w:val="BB583637513241089679D9EDB215223D"/>
-        <w:category>
-          <w:name w:val="General"/>
-          <w:gallery w:val="placeholder"/>
-        </w:category>
-        <w:types>
-          <w:type w:val="bbPlcHdr"/>
-        </w:types>
-        <w:behaviors>
-          <w:behavior w:val="content"/>
-        </w:behaviors>
-        <w:guid w:val="{C09F6E65-BE27-4E3A-87CC-0DC4D6951E48}"/>
-      </w:docPartPr>
-      <w:docPartBody>
-        <w:p w14:noSpellErr="1">
-          <w:r>
-            <w:rPr>
-              <w:rStyle w:val="PlaceholderText"/>
-            </w:rPr>
-            <w:t>Click or tap here to enter text.</w:t>
-          </w:r>
-        </w:p>
-      </w:docPartBody>
-    </w:docPart>
-  </w:docParts>
-</w:glossaryDocument>
-</file>
-
-<file path=word/glossary/fontTable.xml><?xml version="1.0" encoding="utf-8"?>
-<w:fonts xmlns:mc="http://schemas.openxmlformats.org/markup-compatibility/2006" xmlns:r="http://schemas.openxmlformats.org/officeDocument/2006/relationships" xmlns:w="http://schemas.openxmlformats.org/wordprocessingml/2006/main" xmlns:w14="http://schemas.microsoft.com/office/word/2010/wordml" xmlns:w15="http://schemas.microsoft.com/office/word/2012/wordml" xmlns:w16cex="http://schemas.microsoft.com/office/word/2018/wordml/cex" xmlns:w16cid="http://schemas.microsoft.com/office/word/2016/wordml/cid" xmlns:w16="http://schemas.microsoft.com/office/word/2018/wordml" xmlns:w16du="http://schemas.microsoft.com/office/word/2023/wordml/word16du" xmlns:w16sdtdh="http://schemas.microsoft.com/office/word/2020/wordml/sdtdatahash" xmlns:w16sdtfl="http://schemas.microsoft.com/office/word/2024/wordml/sdtformatlock" xmlns:w16se="http://schemas.microsoft.com/office/word/2015/wordml/symex" mc:Ignorable="w14 w15 w16se w16cid w16 w16cex w16sdtdh w16sdtfl w16du">
-  <w:font w:name="Times New Roman">
-    <w:panose1 w:val="02020603050405020304"/>
-    <w:charset w:val="00"/>
-    <w:family w:val="roman"/>
-    <w:pitch w:val="variable"/>
-    <w:sig w:usb0="E0002EFF" w:usb1="C000785B" w:usb2="00000009" w:usb3="00000000" w:csb0="000001FF" w:csb1="00000000"/>
-  </w:font>
-  <w:font w:name="Symbol">
-    <w:panose1 w:val="05050102010706020507"/>
-    <w:charset w:val="02"/>
-    <w:family w:val="roman"/>
-    <w:pitch w:val="variable"/>
-    <w:sig w:usb0="00000000" w:usb1="10000000" w:usb2="00000000" w:usb3="00000000" w:csb0="80000000" w:csb1="00000000"/>
-  </w:font>
-  <w:font w:name="Calibri">
-    <w:panose1 w:val="020F0502020204030204"/>
-    <w:charset w:val="00"/>
-    <w:family w:val="swiss"/>
-    <w:pitch w:val="variable"/>
-    <w:sig w:usb0="E4002EFF" w:usb1="C200247B" w:usb2="00000009" w:usb3="00000000" w:csb0="000001FF" w:csb1="00000000"/>
-  </w:font>
-  <w:font w:name="Arial">
-    <w:panose1 w:val="020B0604020202020204"/>
-    <w:charset w:val="00"/>
-    <w:family w:val="swiss"/>
-    <w:pitch w:val="variable"/>
-    <w:sig w:usb0="E0002EFF" w:usb1="C000785B" w:usb2="00000009" w:usb3="00000000" w:csb0="000001FF" w:csb1="00000000"/>
-  </w:font>
-  <w:font w:name="Courier New">
-    <w:panose1 w:val="02070309020205020404"/>
-    <w:charset w:val="00"/>
-    <w:family w:val="modern"/>
-    <w:pitch w:val="fixed"/>
-    <w:sig w:usb0="E0002EFF" w:usb1="C0007843" w:usb2="00000009" w:usb3="00000000" w:csb0="000001FF" w:csb1="00000000"/>
-  </w:font>
-  <w:font w:name="Wingdings">
-    <w:panose1 w:val="05000000000000000000"/>
-    <w:charset w:val="02"/>
-    <w:family w:val="auto"/>
-    <w:pitch w:val="variable"/>
-    <w:sig w:usb0="00000000" w:usb1="10000000" w:usb2="00000000" w:usb3="00000000" w:csb0="80000000" w:csb1="00000000"/>
-  </w:font>
-  <w:font w:name="Yu Gothic Light">
-    <w:altName w:val="游ゴシック Light"/>
-    <w:panose1 w:val="020B0300000000000000"/>
-    <w:charset w:val="80"/>
-    <w:family w:val="swiss"/>
-    <w:pitch w:val="variable"/>
-    <w:sig w:usb0="E00002FF" w:usb1="2AC7FDFF" w:usb2="00000016" w:usb3="00000000" w:csb0="0002009F" w:csb1="00000000"/>
-  </w:font>
-  <w:font w:name="Segoe UI">
-    <w:panose1 w:val="020B0502040204020203"/>
-    <w:charset w:val="00"/>
-    <w:family w:val="swiss"/>
-    <w:pitch w:val="variable"/>
-    <w:sig w:usb0="E4002EFF" w:usb1="C000E47F" w:usb2="00000009" w:usb3="00000000" w:csb0="000001FF" w:csb1="00000000"/>
-  </w:font>
-  <w:font w:name="Calibri Light">
-    <w:panose1 w:val="020F0302020204030204"/>
-    <w:charset w:val="00"/>
-    <w:family w:val="swiss"/>
-    <w:pitch w:val="variable"/>
-    <w:sig w:usb0="E4002EFF" w:usb1="C200247B" w:usb2="00000009" w:usb3="00000000" w:csb0="000001FF" w:csb1="00000000"/>
-  </w:font>
-  <w:font w:name="Yu Mincho">
-    <w:altName w:val="游明朝"/>
-    <w:panose1 w:val="02020400000000000000"/>
-    <w:charset w:val="80"/>
-    <w:family w:val="roman"/>
-    <w:pitch w:val="variable"/>
-    <w:sig w:usb0="800002E7" w:usb1="2AC7FCFF" w:usb2="00000012" w:usb3="00000000" w:csb0="0002009F" w:csb1="00000000"/>
-  </w:font>
-</w:fonts>
-</file>
-
-<file path=word/glossary/settings.xml><?xml version="1.0" encoding="utf-8"?>
-<w:settings xmlns:mc="http://schemas.openxmlformats.org/markup-compatibility/2006" xmlns:o="urn:schemas-microsoft-com:office:office" xmlns:r="http://schemas.openxmlformats.org/officeDocument/2006/relationships" xmlns:m="http://schemas.openxmlformats.org/officeDocument/2006/math" xmlns:v="urn:schemas-microsoft-com:vml" xmlns:w10="urn:schemas-microsoft-com:office:word" xmlns:w="http://schemas.openxmlformats.org/wordprocessingml/2006/main" xmlns:w14="http://schemas.microsoft.com/office/word/2010/wordml" xmlns:w15="http://schemas.microsoft.com/office/word/2012/wordml" xmlns:w16cex="http://schemas.microsoft.com/office/word/2018/wordml/cex" xmlns:w16cid="http://schemas.microsoft.com/office/word/2016/wordml/cid" xmlns:w16="http://schemas.microsoft.com/office/word/2018/wordml" xmlns:w16du="http://schemas.microsoft.com/office/word/2023/wordml/word16du" xmlns:w16sdtdh="http://schemas.microsoft.com/office/word/2020/wordml/sdtdatahash" xmlns:w16sdtfl="http://schemas.microsoft.com/office/word/2024/wordml/sdtformatlock" xmlns:w16se="http://schemas.microsoft.com/office/word/2015/wordml/symex" xmlns:sl="http://schemas.openxmlformats.org/schemaLibrary/2006/main" mc:Ignorable="w14 w15 w16se w16cid w16 w16cex w16sdtdh w16sdtfl w16du">
-  <w:view w:val="normal"/>
-  <w:defaultTabStop w:val="720"/>
-  <w:hyphenationZone w:val="425"/>
-  <w:characterSpacingControl w:val="doNotCompress"/>
-  <w:compat>
-    <w:useFELayout/>
-    <w:compatSetting w:name="compatibilityMode" w:uri="http://schemas.microsoft.com/office/word" w:val="15"/>
-    <w:compatSetting w:name="overrideTableStyleFontSizeAndJustification" w:uri="http://schemas.microsoft.com/office/word" w:val="1"/>
-    <w:compatSetting w:name="enableOpenTypeFeatures" w:uri="http://schemas.microsoft.com/office/word" w:val="1"/>
-    <w:compatSetting w:name="doNotFlipMirrorIndents" w:uri="http://schemas.microsoft.com/office/word" w:val="1"/>
-    <w:compatSetting w:name="differentiateMultirowTableHeaders" w:uri="http://schemas.microsoft.com/office/word" w:val="1"/>
-    <w:compatSetting w:name="useWord2013TrackBottomHyphenation" w:uri="http://schemas.microsoft.com/office/word" w:val="1"/>
-  </w:compat>
-  <w:rsids>
-    <w:rsidRoot w:val="005D05F2"/>
-    <w:rsid w:val="00042212"/>
-    <w:rsid w:val="00054F1D"/>
-    <w:rsid w:val="002F2310"/>
-    <w:rsid w:val="003868E4"/>
-    <w:rsid w:val="00435ED7"/>
-    <w:rsid w:val="00457872"/>
-    <w:rsid w:val="0047577A"/>
-    <w:rsid w:val="005726B4"/>
-    <w:rsid w:val="005821FC"/>
-    <w:rsid w:val="005D05F2"/>
-    <w:rsid w:val="006559D8"/>
-    <w:rsid w:val="00685D1E"/>
-    <w:rsid w:val="006B4DA1"/>
-    <w:rsid w:val="006F4E0D"/>
-    <w:rsid w:val="008D104B"/>
-    <w:rsid w:val="008F69C7"/>
-    <w:rsid w:val="00977698"/>
-    <w:rsid w:val="00A36660"/>
-    <w:rsid w:val="00B0334D"/>
-    <w:rsid w:val="00C7096D"/>
-    <w:rsid w:val="00CC33B6"/>
-    <w:rsid w:val="00D5667C"/>
-    <w:rsid w:val="00D754B6"/>
-    <w:rsid w:val="00EA7C5C"/>
-    <w:rsid w:val="00F90BAC"/>
-    <w:rsid w:val="00FC5B1B"/>
-  </w:rsids>
-  <m:mathPr>
-    <m:mathFont m:val="Cambria Math"/>
-    <m:brkBin m:val="before"/>
-    <m:brkBinSub m:val="--"/>
-    <m:smallFrac m:val="0"/>
-    <m:dispDef/>
-    <m:lMargin m:val="0"/>
-    <m:rMargin m:val="0"/>
-    <m:defJc m:val="centerGroup"/>
-    <m:wrapIndent m:val="1440"/>
-    <m:intLim m:val="subSup"/>
-    <m:naryLim m:val="undOvr"/>
-  </m:mathPr>
-  <w:themeFontLang w:val="en-US" w:eastAsia="ja-JP" w:bidi="ar-SA"/>
-  <w:clrSchemeMapping w:bg1="light1" w:t1="dark1" w:bg2="light2" w:t2="dark2" w:accent1="accent1" w:accent2="accent2" w:accent3="accent3" w:accent4="accent4" w:accent5="accent5" w:accent6="accent6" w:hyperlink="hyperlink" w:followedHyperlink="followedHyperlink"/>
-  <w:decimalSymbol w:val="."/>
-  <w:listSeparator w:val=","/>
-  <w15:chartTrackingRefBased/>
-</w:settings>
-</file>
-
-<file path=word/glossary/styles.xml><?xml version="1.0" encoding="utf-8"?>
-<w:styles xmlns:mc="http://schemas.openxmlformats.org/markup-compatibility/2006" xmlns:r="http://schemas.openxmlformats.org/officeDocument/2006/relationships" xmlns:w="http://schemas.openxmlformats.org/wordprocessingml/2006/main" xmlns:w14="http://schemas.microsoft.com/office/word/2010/wordml" xmlns:w15="http://schemas.microsoft.com/office/word/2012/wordml" xmlns:w16cex="http://schemas.microsoft.com/office/word/2018/wordml/cex" xmlns:w16cid="http://schemas.microsoft.com/office/word/2016/wordml/cid" xmlns:w16="http://schemas.microsoft.com/office/word/2018/wordml" xmlns:w16du="http://schemas.microsoft.com/office/word/2023/wordml/word16du" xmlns:w16sdtdh="http://schemas.microsoft.com/office/word/2020/wordml/sdtdatahash" xmlns:w16sdtfl="http://schemas.microsoft.com/office/word/2024/wordml/sdtformatlock" xmlns:w16se="http://schemas.microsoft.com/office/word/2015/wordml/symex" mc:Ignorable="w14 w15 w16se w16cid w16 w16cex w16sdtdh w16sdtfl w16du">
-  <w:docDefaults>
-    <w:rPrDefault>
-      <w:rPr>
-        <w:rFonts w:asciiTheme="minorHAnsi" w:eastAsiaTheme="minorEastAsia" w:hAnsiTheme="minorHAnsi" w:cstheme="minorBidi"/>
+        <w:rFonts w:asciiTheme="minorHAnsi" w:eastAsiaTheme="minorHAnsi" w:hAnsiTheme="minorHAnsi" w:cstheme="minorBidi"/>
         <w:sz w:val="22"/>
         <w:szCs w:val="22"/>
         <w:lang w:val="en-US" w:eastAsia="en-US" w:bidi="ar-SA"/>
@@ -7958,6 +5689,63 @@
   <w:style w:type="paragraph" w:default="1" w:styleId="Normal">
     <w:name w:val="Normal"/>
     <w:qFormat/>
+    <w:rsid w:val="003621CF"/>
+    <w:pPr>
+      <w:spacing w:after="0" w:line="240" w:lineRule="auto"/>
+      <w:jc w:val="both"/>
+    </w:pPr>
+    <w:rPr>
+      <w:rFonts w:ascii="Times New Roman" w:hAnsi="Times New Roman"/>
+      <w:noProof/>
+      <w:sz w:val="24"/>
+      <w:lang w:val="bs-Latn-BA"/>
+    </w:rPr>
+  </w:style>
+  <w:style w:type="paragraph" w:styleId="Heading1">
+    <w:name w:val="heading 1"/>
+    <w:basedOn w:val="Normal"/>
+    <w:next w:val="Normal"/>
+    <w:link w:val="Heading1Char"/>
+    <w:uiPriority w:val="9"/>
+    <w:qFormat/>
+    <w:rsid w:val="003937C7"/>
+    <w:pPr>
+      <w:keepNext/>
+      <w:keepLines/>
+      <w:jc w:val="center"/>
+      <w:outlineLvl w:val="0"/>
+    </w:pPr>
+    <w:rPr>
+      <w:rFonts w:eastAsiaTheme="majorEastAsia" w:cstheme="majorBidi"/>
+      <w:b/>
+      <w:sz w:val="32"/>
+      <w:szCs w:val="32"/>
+    </w:rPr>
+  </w:style>
+  <w:style w:type="paragraph" w:styleId="Heading2">
+    <w:name w:val="heading 2"/>
+    <w:basedOn w:val="Normal"/>
+    <w:next w:val="Normal"/>
+    <w:link w:val="Heading2Char"/>
+    <w:uiPriority w:val="9"/>
+    <w:unhideWhenUsed/>
+    <w:qFormat/>
+    <w:rsid w:val="003937C7"/>
+    <w:pPr>
+      <w:keepNext/>
+      <w:keepLines/>
+      <w:numPr>
+        <w:numId w:val="4"/>
+      </w:numPr>
+      <w:outlineLvl w:val="1"/>
+    </w:pPr>
+    <w:rPr>
+      <w:rFonts w:eastAsiaTheme="majorEastAsia" w:cstheme="majorBidi"/>
+      <w:b/>
+      <w:color w:val="2F5496" w:themeColor="accent1" w:themeShade="BF"/>
+      <w:sz w:val="26"/>
+      <w:szCs w:val="26"/>
+    </w:rPr>
   </w:style>
   <w:style w:type="character" w:default="1" w:styleId="DefaultParagraphFont">
     <w:name w:val="Default Paragraph Font"/>
@@ -7986,6 +5774,2037 @@
     <w:semiHidden/>
     <w:unhideWhenUsed/>
   </w:style>
+  <w:style w:type="paragraph" w:styleId="Header">
+    <w:name w:val="header"/>
+    <w:basedOn w:val="Normal"/>
+    <w:link w:val="HeaderChar"/>
+    <w:uiPriority w:val="99"/>
+    <w:unhideWhenUsed/>
+    <w:rsid w:val="003937C7"/>
+    <w:pPr>
+      <w:tabs>
+        <w:tab w:val="center" w:pos="4680"/>
+        <w:tab w:val="right" w:pos="9360"/>
+      </w:tabs>
+    </w:pPr>
+  </w:style>
+  <w:style w:type="character" w:customStyle="1" w:styleId="HeaderChar">
+    <w:name w:val="Header Char"/>
+    <w:basedOn w:val="DefaultParagraphFont"/>
+    <w:link w:val="Header"/>
+    <w:uiPriority w:val="99"/>
+    <w:rsid w:val="003937C7"/>
+    <w:rPr>
+      <w:noProof/>
+      <w:lang w:val="bs-Latn-BA"/>
+    </w:rPr>
+  </w:style>
+  <w:style w:type="paragraph" w:styleId="Footer">
+    <w:name w:val="footer"/>
+    <w:basedOn w:val="Normal"/>
+    <w:link w:val="FooterChar"/>
+    <w:uiPriority w:val="99"/>
+    <w:unhideWhenUsed/>
+    <w:rsid w:val="003937C7"/>
+    <w:pPr>
+      <w:tabs>
+        <w:tab w:val="center" w:pos="4680"/>
+        <w:tab w:val="right" w:pos="9360"/>
+      </w:tabs>
+    </w:pPr>
+  </w:style>
+  <w:style w:type="character" w:customStyle="1" w:styleId="FooterChar">
+    <w:name w:val="Footer Char"/>
+    <w:basedOn w:val="DefaultParagraphFont"/>
+    <w:link w:val="Footer"/>
+    <w:uiPriority w:val="99"/>
+    <w:rsid w:val="003937C7"/>
+    <w:rPr>
+      <w:noProof/>
+      <w:lang w:val="bs-Latn-BA"/>
+    </w:rPr>
+  </w:style>
+  <w:style w:type="character" w:customStyle="1" w:styleId="Heading1Char">
+    <w:name w:val="Heading 1 Char"/>
+    <w:basedOn w:val="DefaultParagraphFont"/>
+    <w:link w:val="Heading1"/>
+    <w:uiPriority w:val="9"/>
+    <w:rsid w:val="003937C7"/>
+    <w:rPr>
+      <w:rFonts w:ascii="Times New Roman" w:eastAsiaTheme="majorEastAsia" w:hAnsi="Times New Roman" w:cstheme="majorBidi"/>
+      <w:b/>
+      <w:noProof/>
+      <w:sz w:val="32"/>
+      <w:szCs w:val="32"/>
+      <w:lang w:val="bs-Latn-BA"/>
+    </w:rPr>
+  </w:style>
+  <w:style w:type="character" w:customStyle="1" w:styleId="Heading2Char">
+    <w:name w:val="Heading 2 Char"/>
+    <w:basedOn w:val="DefaultParagraphFont"/>
+    <w:link w:val="Heading2"/>
+    <w:uiPriority w:val="9"/>
+    <w:rsid w:val="003937C7"/>
+    <w:rPr>
+      <w:rFonts w:ascii="Times New Roman" w:eastAsiaTheme="majorEastAsia" w:hAnsi="Times New Roman" w:cstheme="majorBidi"/>
+      <w:b/>
+      <w:noProof/>
+      <w:color w:val="2F5496" w:themeColor="accent1" w:themeShade="BF"/>
+      <w:sz w:val="26"/>
+      <w:szCs w:val="26"/>
+      <w:lang w:val="bs-Latn-BA"/>
+    </w:rPr>
+  </w:style>
+  <w:style w:type="character" w:styleId="PlaceholderText">
+    <w:name w:val="Placeholder Text"/>
+    <w:basedOn w:val="DefaultParagraphFont"/>
+    <w:uiPriority w:val="99"/>
+    <w:semiHidden/>
+    <w:rsid w:val="003937C7"/>
+    <w:rPr>
+      <w:color w:val="808080"/>
+    </w:rPr>
+  </w:style>
+  <w:style w:type="paragraph" w:styleId="ListParagraph">
+    <w:name w:val="List Paragraph"/>
+    <w:basedOn w:val="Normal"/>
+    <w:uiPriority w:val="34"/>
+    <w:qFormat/>
+    <w:rsid w:val="003937C7"/>
+    <w:pPr>
+      <w:ind w:left="720"/>
+      <w:contextualSpacing/>
+    </w:pPr>
+  </w:style>
+  <w:style w:type="table" w:styleId="TableGrid">
+    <w:name w:val="Table Grid"/>
+    <w:basedOn w:val="TableNormal"/>
+    <w:uiPriority w:val="39"/>
+    <w:rsid w:val="003937C7"/>
+    <w:pPr>
+      <w:spacing w:after="0" w:line="240" w:lineRule="auto"/>
+    </w:pPr>
+    <w:tblPr>
+      <w:tblBorders>
+        <w:top w:val="single" w:sz="4" w:space="0" w:color="auto"/>
+        <w:left w:val="single" w:sz="4" w:space="0" w:color="auto"/>
+        <w:bottom w:val="single" w:sz="4" w:space="0" w:color="auto"/>
+        <w:right w:val="single" w:sz="4" w:space="0" w:color="auto"/>
+        <w:insideH w:val="single" w:sz="4" w:space="0" w:color="auto"/>
+        <w:insideV w:val="single" w:sz="4" w:space="0" w:color="auto"/>
+      </w:tblBorders>
+    </w:tblPr>
+  </w:style>
+  <w:style w:type="character" w:styleId="CommentReference">
+    <w:name w:val="annotation reference"/>
+    <w:basedOn w:val="DefaultParagraphFont"/>
+    <w:uiPriority w:val="99"/>
+    <w:semiHidden/>
+    <w:unhideWhenUsed/>
+    <w:rsid w:val="00D54B0C"/>
+    <w:rPr>
+      <w:sz w:val="16"/>
+      <w:szCs w:val="16"/>
+    </w:rPr>
+  </w:style>
+  <w:style w:type="paragraph" w:styleId="CommentText">
+    <w:name w:val="annotation text"/>
+    <w:basedOn w:val="Normal"/>
+    <w:link w:val="CommentTextChar"/>
+    <w:uiPriority w:val="99"/>
+    <w:semiHidden/>
+    <w:unhideWhenUsed/>
+    <w:rsid w:val="00D54B0C"/>
+    <w:rPr>
+      <w:sz w:val="20"/>
+      <w:szCs w:val="20"/>
+    </w:rPr>
+  </w:style>
+  <w:style w:type="character" w:customStyle="1" w:styleId="CommentTextChar">
+    <w:name w:val="Comment Text Char"/>
+    <w:basedOn w:val="DefaultParagraphFont"/>
+    <w:link w:val="CommentText"/>
+    <w:uiPriority w:val="99"/>
+    <w:semiHidden/>
+    <w:rsid w:val="00D54B0C"/>
+    <w:rPr>
+      <w:rFonts w:ascii="Times New Roman" w:hAnsi="Times New Roman"/>
+      <w:noProof/>
+      <w:sz w:val="20"/>
+      <w:szCs w:val="20"/>
+      <w:lang w:val="bs-Latn-BA"/>
+    </w:rPr>
+  </w:style>
+  <w:style w:type="paragraph" w:styleId="CommentSubject">
+    <w:name w:val="annotation subject"/>
+    <w:basedOn w:val="CommentText"/>
+    <w:next w:val="CommentText"/>
+    <w:link w:val="CommentSubjectChar"/>
+    <w:uiPriority w:val="99"/>
+    <w:semiHidden/>
+    <w:unhideWhenUsed/>
+    <w:rsid w:val="00D54B0C"/>
+    <w:rPr>
+      <w:b/>
+      <w:bCs/>
+    </w:rPr>
+  </w:style>
+  <w:style w:type="character" w:customStyle="1" w:styleId="CommentSubjectChar">
+    <w:name w:val="Comment Subject Char"/>
+    <w:basedOn w:val="CommentTextChar"/>
+    <w:link w:val="CommentSubject"/>
+    <w:uiPriority w:val="99"/>
+    <w:semiHidden/>
+    <w:rsid w:val="00D54B0C"/>
+    <w:rPr>
+      <w:rFonts w:ascii="Times New Roman" w:hAnsi="Times New Roman"/>
+      <w:b/>
+      <w:bCs/>
+      <w:noProof/>
+      <w:sz w:val="20"/>
+      <w:szCs w:val="20"/>
+      <w:lang w:val="bs-Latn-BA"/>
+    </w:rPr>
+  </w:style>
+  <w:style w:type="paragraph" w:styleId="BalloonText">
+    <w:name w:val="Balloon Text"/>
+    <w:basedOn w:val="Normal"/>
+    <w:link w:val="BalloonTextChar"/>
+    <w:uiPriority w:val="99"/>
+    <w:semiHidden/>
+    <w:unhideWhenUsed/>
+    <w:rsid w:val="00DE41B7"/>
+    <w:rPr>
+      <w:rFonts w:ascii="Segoe UI" w:hAnsi="Segoe UI" w:cs="Segoe UI"/>
+      <w:sz w:val="18"/>
+      <w:szCs w:val="18"/>
+    </w:rPr>
+  </w:style>
+  <w:style w:type="character" w:customStyle="1" w:styleId="BalloonTextChar">
+    <w:name w:val="Balloon Text Char"/>
+    <w:basedOn w:val="DefaultParagraphFont"/>
+    <w:link w:val="BalloonText"/>
+    <w:uiPriority w:val="99"/>
+    <w:semiHidden/>
+    <w:rsid w:val="00DE41B7"/>
+    <w:rPr>
+      <w:rFonts w:ascii="Segoe UI" w:hAnsi="Segoe UI" w:cs="Segoe UI"/>
+      <w:noProof/>
+      <w:sz w:val="18"/>
+      <w:szCs w:val="18"/>
+      <w:lang w:val="bs-Latn-BA"/>
+    </w:rPr>
+  </w:style>
+  <w:style w:type="character" w:styleId="Hyperlink">
+    <w:name w:val="Hyperlink"/>
+    <w:basedOn w:val="DefaultParagraphFont"/>
+    <w:uiPriority w:val="99"/>
+    <w:unhideWhenUsed/>
+    <w:rsid w:val="00FC2C03"/>
+    <w:rPr>
+      <w:color w:val="0563C1" w:themeColor="hyperlink"/>
+      <w:u w:val="single"/>
+    </w:rPr>
+  </w:style>
+  <w:style w:type="character" w:customStyle="1" w:styleId="UnresolvedMention1">
+    <w:name w:val="Unresolved Mention1"/>
+    <w:basedOn w:val="DefaultParagraphFont"/>
+    <w:uiPriority w:val="99"/>
+    <w:semiHidden/>
+    <w:unhideWhenUsed/>
+    <w:rsid w:val="00FC2C03"/>
+    <w:rPr>
+      <w:color w:val="605E5C"/>
+      <w:shd w:val="clear" w:color="auto" w:fill="E1DFDD"/>
+    </w:rPr>
+  </w:style>
+</w:styles>
+</file>
+
+<file path=word/glossary/document.xml><?xml version="1.0" encoding="utf-8"?>
+<w:glossaryDocument xmlns:wpc="http://schemas.microsoft.com/office/word/2010/wordprocessingCanvas" xmlns:cx="http://schemas.microsoft.com/office/drawing/2014/chartex" xmlns:cx1="http://schemas.microsoft.com/office/drawing/2015/9/8/chartex" xmlns:cx2="http://schemas.microsoft.com/office/drawing/2015/10/21/chartex" xmlns:cx3="http://schemas.microsoft.com/office/drawing/2016/5/9/chartex" xmlns:cx4="http://schemas.microsoft.com/office/drawing/2016/5/10/chartex" xmlns:cx5="http://schemas.microsoft.com/office/drawing/2016/5/11/chartex" xmlns:cx6="http://schemas.microsoft.com/office/drawing/2016/5/12/chartex" xmlns:cx7="http://schemas.microsoft.com/office/drawing/2016/5/13/chartex" xmlns:cx8="http://schemas.microsoft.com/office/drawing/2016/5/14/chartex" xmlns:mc="http://schemas.openxmlformats.org/markup-compatibility/2006" xmlns:aink="http://schemas.microsoft.com/office/drawing/2016/ink" xmlns:am3d="http://schemas.microsoft.com/office/drawing/2017/model3d" xmlns:o="urn:schemas-microsoft-com:office:office" xmlns:oel="http://schemas.microsoft.com/office/2019/extlst" xmlns:r="http://schemas.openxmlformats.org/officeDocument/2006/relationships" xmlns:m="http://schemas.openxmlformats.org/officeDocument/2006/math" xmlns:v="urn:schemas-microsoft-com:vml" xmlns:wp14="http://schemas.microsoft.com/office/word/2010/wordprocessingDrawing" xmlns:wp="http://schemas.openxmlformats.org/drawingml/2006/wordprocessingDrawing" xmlns:w10="urn:schemas-microsoft-com:office:word" xmlns:w="http://schemas.openxmlformats.org/wordprocessingml/2006/main" xmlns:w14="http://schemas.microsoft.com/office/word/2010/wordml" xmlns:w15="http://schemas.microsoft.com/office/word/2012/wordml" xmlns:w16cex="http://schemas.microsoft.com/office/word/2018/wordml/cex" xmlns:w16cid="http://schemas.microsoft.com/office/word/2016/wordml/cid" xmlns:w16="http://schemas.microsoft.com/office/word/2018/wordml" xmlns:w16du="http://schemas.microsoft.com/office/word/2023/wordml/word16du" xmlns:w16sdtdh="http://schemas.microsoft.com/office/word/2020/wordml/sdtdatahash" xmlns:w16sdtfl="http://schemas.microsoft.com/office/word/2024/wordml/sdtformatlock" xmlns:w16se="http://schemas.microsoft.com/office/word/2015/wordml/symex" xmlns:wpg="http://schemas.microsoft.com/office/word/2010/wordprocessingGroup" xmlns:wpi="http://schemas.microsoft.com/office/word/2010/wordprocessingInk" xmlns:wne="http://schemas.microsoft.com/office/word/2006/wordml" xmlns:wps="http://schemas.microsoft.com/office/word/2010/wordprocessingShape" mc:Ignorable="w14 w15 w16se w16cid w16 w16cex w16sdtdh w16sdtfl w16du wp14">
+  <w:docParts>
+    <w:docPart>
+      <w:docPartPr>
+        <w:name w:val="DefaultPlaceholder_-1854013440"/>
+        <w:category>
+          <w:name w:val="General"/>
+          <w:gallery w:val="placeholder"/>
+        </w:category>
+        <w:types>
+          <w:type w:val="bbPlcHdr"/>
+        </w:types>
+        <w:behaviors>
+          <w:behavior w:val="content"/>
+        </w:behaviors>
+        <w:guid w:val="{DFA8E756-5DFC-455C-B35D-F9FB0AC37C77}"/>
+      </w:docPartPr>
+      <w:docPartBody>
+        <w:p>
+          <w:r>
+            <w:rPr>
+              <w:rStyle w:val="PlaceholderText"/>
+            </w:rPr>
+            <w:t>Click or tap here to enter text.</w:t>
+          </w:r>
+        </w:p>
+      </w:docPartBody>
+    </w:docPart>
+    <w:docPart>
+      <w:docPartPr>
+        <w:name w:val="ACD036B6CAE4452ABA1FACF39B64B057"/>
+        <w:category>
+          <w:name w:val="General"/>
+          <w:gallery w:val="placeholder"/>
+        </w:category>
+        <w:types>
+          <w:type w:val="bbPlcHdr"/>
+        </w:types>
+        <w:behaviors>
+          <w:behavior w:val="content"/>
+        </w:behaviors>
+        <w:guid w:val="{49798BD7-8DF4-482D-A0C2-62B824A015B0}"/>
+      </w:docPartPr>
+      <w:docPartBody>
+        <w:p>
+          <w:pPr>
+            <w:pStyle w:val="ACD036B6CAE4452ABA1FACF39B64B057"/>
+          </w:pPr>
+          <w:r>
+            <w:rPr>
+              <w:rStyle w:val="PlaceholderText"/>
+            </w:rPr>
+            <w:t>Click or tap here to enter text.</w:t>
+          </w:r>
+        </w:p>
+      </w:docPartBody>
+    </w:docPart>
+    <w:docPart>
+      <w:docPartPr>
+        <w:name w:val="6BC6CEAE8D254C14AEF1DBCDD9262A50"/>
+        <w:category>
+          <w:name w:val="General"/>
+          <w:gallery w:val="placeholder"/>
+        </w:category>
+        <w:types>
+          <w:type w:val="bbPlcHdr"/>
+        </w:types>
+        <w:behaviors>
+          <w:behavior w:val="content"/>
+        </w:behaviors>
+        <w:guid w:val="{60DA2251-CBF8-4D46-ACC1-8D1DA4C49F2F}"/>
+      </w:docPartPr>
+      <w:docPartBody>
+        <w:p>
+          <w:pPr>
+            <w:pStyle w:val="6BC6CEAE8D254C14AEF1DBCDD9262A50"/>
+          </w:pPr>
+          <w:r>
+            <w:rPr>
+              <w:rStyle w:val="PlaceholderText"/>
+            </w:rPr>
+            <w:t>Click or tap here to enter text.</w:t>
+          </w:r>
+        </w:p>
+      </w:docPartBody>
+    </w:docPart>
+    <w:docPart>
+      <w:docPartPr>
+        <w:name w:val="9C88C730D5204631AA408D5788907320"/>
+        <w:category>
+          <w:name w:val="General"/>
+          <w:gallery w:val="placeholder"/>
+        </w:category>
+        <w:types>
+          <w:type w:val="bbPlcHdr"/>
+        </w:types>
+        <w:behaviors>
+          <w:behavior w:val="content"/>
+        </w:behaviors>
+        <w:guid w:val="{B474A4BD-0E3F-4397-9AAC-F0A50800FE9E}"/>
+      </w:docPartPr>
+      <w:docPartBody>
+        <w:p>
+          <w:pPr>
+            <w:pStyle w:val="9C88C730D5204631AA408D5788907320"/>
+          </w:pPr>
+          <w:r>
+            <w:rPr>
+              <w:rStyle w:val="PlaceholderText"/>
+            </w:rPr>
+            <w:t>Click or tap here to enter text.</w:t>
+          </w:r>
+        </w:p>
+      </w:docPartBody>
+    </w:docPart>
+    <w:docPart>
+      <w:docPartPr>
+        <w:name w:val="6E0B6B74861B43E38D1C6F2408DE184E"/>
+        <w:category>
+          <w:name w:val="General"/>
+          <w:gallery w:val="placeholder"/>
+        </w:category>
+        <w:types>
+          <w:type w:val="bbPlcHdr"/>
+        </w:types>
+        <w:behaviors>
+          <w:behavior w:val="content"/>
+        </w:behaviors>
+        <w:guid w:val="{D8E5279D-0CA5-4975-B5E2-129BEC2D9DD5}"/>
+      </w:docPartPr>
+      <w:docPartBody>
+        <w:p>
+          <w:pPr>
+            <w:pStyle w:val="6E0B6B74861B43E38D1C6F2408DE184E"/>
+          </w:pPr>
+          <w:r>
+            <w:rPr>
+              <w:rStyle w:val="PlaceholderText"/>
+            </w:rPr>
+            <w:t>Click or tap here to enter text.</w:t>
+          </w:r>
+        </w:p>
+      </w:docPartBody>
+    </w:docPart>
+    <w:docPart>
+      <w:docPartPr>
+        <w:name w:val="ABB723B1E48B4C42964D2C4640102F96"/>
+        <w:category>
+          <w:name w:val="General"/>
+          <w:gallery w:val="placeholder"/>
+        </w:category>
+        <w:types>
+          <w:type w:val="bbPlcHdr"/>
+        </w:types>
+        <w:behaviors>
+          <w:behavior w:val="content"/>
+        </w:behaviors>
+        <w:guid w:val="{B3E00C55-FF7A-4031-9E25-D88A2822ACE8}"/>
+      </w:docPartPr>
+      <w:docPartBody>
+        <w:p>
+          <w:pPr>
+            <w:pStyle w:val="ABB723B1E48B4C42964D2C4640102F96"/>
+          </w:pPr>
+          <w:r>
+            <w:rPr>
+              <w:rStyle w:val="PlaceholderText"/>
+            </w:rPr>
+            <w:t>Click or tap here to enter text.</w:t>
+          </w:r>
+        </w:p>
+      </w:docPartBody>
+    </w:docPart>
+    <w:docPart>
+      <w:docPartPr>
+        <w:name w:val="B2C933FF3D2D444A9796E44B6863F42E"/>
+        <w:category>
+          <w:name w:val="General"/>
+          <w:gallery w:val="placeholder"/>
+        </w:category>
+        <w:types>
+          <w:type w:val="bbPlcHdr"/>
+        </w:types>
+        <w:behaviors>
+          <w:behavior w:val="content"/>
+        </w:behaviors>
+        <w:guid w:val="{01080F1B-DD78-47F3-B92F-B3B06C06F860}"/>
+      </w:docPartPr>
+      <w:docPartBody>
+        <w:p>
+          <w:pPr>
+            <w:pStyle w:val="B2C933FF3D2D444A9796E44B6863F42E"/>
+          </w:pPr>
+          <w:r>
+            <w:rPr>
+              <w:rStyle w:val="PlaceholderText"/>
+            </w:rPr>
+            <w:t>Click or tap here to enter text.</w:t>
+          </w:r>
+        </w:p>
+      </w:docPartBody>
+    </w:docPart>
+    <w:docPart>
+      <w:docPartPr>
+        <w:name w:val="E56E68EDB3414E4FA2DBF8183205C7FC"/>
+        <w:category>
+          <w:name w:val="General"/>
+          <w:gallery w:val="placeholder"/>
+        </w:category>
+        <w:types>
+          <w:type w:val="bbPlcHdr"/>
+        </w:types>
+        <w:behaviors>
+          <w:behavior w:val="content"/>
+        </w:behaviors>
+        <w:guid w:val="{45FEB6BC-70A4-40EA-91F6-77EB3886015B}"/>
+      </w:docPartPr>
+      <w:docPartBody>
+        <w:p>
+          <w:pPr>
+            <w:pStyle w:val="E56E68EDB3414E4FA2DBF8183205C7FC"/>
+          </w:pPr>
+          <w:r>
+            <w:rPr>
+              <w:rStyle w:val="PlaceholderText"/>
+            </w:rPr>
+            <w:t>Click or tap here to enter text.</w:t>
+          </w:r>
+        </w:p>
+      </w:docPartBody>
+    </w:docPart>
+    <w:docPart>
+      <w:docPartPr>
+        <w:name w:val="6E7724F72DAA46FD978E846722B8B784"/>
+        <w:category>
+          <w:name w:val="General"/>
+          <w:gallery w:val="placeholder"/>
+        </w:category>
+        <w:types>
+          <w:type w:val="bbPlcHdr"/>
+        </w:types>
+        <w:behaviors>
+          <w:behavior w:val="content"/>
+        </w:behaviors>
+        <w:guid w:val="{E99DBF09-793B-4A43-936B-3B7E7987F908}"/>
+      </w:docPartPr>
+      <w:docPartBody>
+        <w:p>
+          <w:pPr>
+            <w:pStyle w:val="6E7724F72DAA46FD978E846722B8B784"/>
+          </w:pPr>
+          <w:r>
+            <w:rPr>
+              <w:rStyle w:val="PlaceholderText"/>
+            </w:rPr>
+            <w:t>Click or tap here to enter text.</w:t>
+          </w:r>
+        </w:p>
+      </w:docPartBody>
+    </w:docPart>
+    <w:docPart>
+      <w:docPartPr>
+        <w:name w:val="DefaultPlaceholder_-1854013438"/>
+        <w:category>
+          <w:name w:val="General"/>
+          <w:gallery w:val="placeholder"/>
+        </w:category>
+        <w:types>
+          <w:type w:val="bbPlcHdr"/>
+        </w:types>
+        <w:behaviors>
+          <w:behavior w:val="content"/>
+        </w:behaviors>
+        <w:guid w:val="{0C3073FE-ED46-45D3-BDEB-8E9A221BE754}"/>
+      </w:docPartPr>
+      <w:docPartBody>
+        <w:p>
+          <w:r>
+            <w:rPr>
+              <w:rStyle w:val="PlaceholderText"/>
+            </w:rPr>
+            <w:t>Choose an item.</w:t>
+          </w:r>
+        </w:p>
+      </w:docPartBody>
+    </w:docPart>
+    <w:docPart>
+      <w:docPartPr>
+        <w:name w:val="5166DF1738D745E8836585AEFE16AF0D"/>
+        <w:category>
+          <w:name w:val="General"/>
+          <w:gallery w:val="placeholder"/>
+        </w:category>
+        <w:types>
+          <w:type w:val="bbPlcHdr"/>
+        </w:types>
+        <w:behaviors>
+          <w:behavior w:val="content"/>
+        </w:behaviors>
+        <w:guid w:val="{B04F3B4C-B773-4379-8A0D-385908E39A67}"/>
+      </w:docPartPr>
+      <w:docPartBody>
+        <w:p>
+          <w:pPr>
+            <w:pStyle w:val="5166DF1738D745E8836585AEFE16AF0D"/>
+          </w:pPr>
+          <w:r>
+            <w:rPr>
+              <w:rStyle w:val="PlaceholderText"/>
+            </w:rPr>
+            <w:t>Choose an item.</w:t>
+          </w:r>
+        </w:p>
+      </w:docPartBody>
+    </w:docPart>
+    <w:docPart>
+      <w:docPartPr>
+        <w:name w:val="8AE4D63BAC5B4742B11E62B02E9A78AD"/>
+        <w:category>
+          <w:name w:val="General"/>
+          <w:gallery w:val="placeholder"/>
+        </w:category>
+        <w:types>
+          <w:type w:val="bbPlcHdr"/>
+        </w:types>
+        <w:behaviors>
+          <w:behavior w:val="content"/>
+        </w:behaviors>
+        <w:guid w:val="{19F9F6F8-857F-4DA0-9EB6-C114B66DDF90}"/>
+      </w:docPartPr>
+      <w:docPartBody>
+        <w:p>
+          <w:pPr>
+            <w:pStyle w:val="8AE4D63BAC5B4742B11E62B02E9A78AD"/>
+          </w:pPr>
+          <w:r>
+            <w:rPr>
+              <w:rStyle w:val="PlaceholderText"/>
+            </w:rPr>
+            <w:t>Choose an item.</w:t>
+          </w:r>
+        </w:p>
+      </w:docPartBody>
+    </w:docPart>
+    <w:docPart>
+      <w:docPartPr>
+        <w:name w:val="EC4963792A2646C4AB54E0E733866A4E"/>
+        <w:category>
+          <w:name w:val="General"/>
+          <w:gallery w:val="placeholder"/>
+        </w:category>
+        <w:types>
+          <w:type w:val="bbPlcHdr"/>
+        </w:types>
+        <w:behaviors>
+          <w:behavior w:val="content"/>
+        </w:behaviors>
+        <w:guid w:val="{82594D9F-20FF-477E-A218-D1C9A43D87EF}"/>
+      </w:docPartPr>
+      <w:docPartBody>
+        <w:p>
+          <w:pPr>
+            <w:pStyle w:val="EC4963792A2646C4AB54E0E733866A4E"/>
+          </w:pPr>
+          <w:r>
+            <w:rPr>
+              <w:rStyle w:val="PlaceholderText"/>
+            </w:rPr>
+            <w:t>Click or tap here to enter text.</w:t>
+          </w:r>
+        </w:p>
+      </w:docPartBody>
+    </w:docPart>
+    <w:docPart>
+      <w:docPartPr>
+        <w:name w:val="F194CCA70C664931AAB8D817CDEA3578"/>
+        <w:category>
+          <w:name w:val="General"/>
+          <w:gallery w:val="placeholder"/>
+        </w:category>
+        <w:types>
+          <w:type w:val="bbPlcHdr"/>
+        </w:types>
+        <w:behaviors>
+          <w:behavior w:val="content"/>
+        </w:behaviors>
+        <w:guid w:val="{D9EA3267-0106-4759-B0CE-8DA1C37CEF79}"/>
+      </w:docPartPr>
+      <w:docPartBody>
+        <w:p>
+          <w:pPr>
+            <w:pStyle w:val="F194CCA70C664931AAB8D817CDEA3578"/>
+          </w:pPr>
+          <w:r>
+            <w:rPr>
+              <w:rStyle w:val="PlaceholderText"/>
+            </w:rPr>
+            <w:t>Choose an item.</w:t>
+          </w:r>
+        </w:p>
+      </w:docPartBody>
+    </w:docPart>
+    <w:docPart>
+      <w:docPartPr>
+        <w:name w:val="7D3466FD1FA94235B51457305A82F7A5"/>
+        <w:category>
+          <w:name w:val="General"/>
+          <w:gallery w:val="placeholder"/>
+        </w:category>
+        <w:types>
+          <w:type w:val="bbPlcHdr"/>
+        </w:types>
+        <w:behaviors>
+          <w:behavior w:val="content"/>
+        </w:behaviors>
+        <w:guid w:val="{5272938F-5DAA-4ED5-94C5-78A255DA6721}"/>
+      </w:docPartPr>
+      <w:docPartBody>
+        <w:p>
+          <w:pPr>
+            <w:pStyle w:val="7D3466FD1FA94235B51457305A82F7A5"/>
+          </w:pPr>
+          <w:r>
+            <w:rPr>
+              <w:rStyle w:val="PlaceholderText"/>
+            </w:rPr>
+            <w:t>Click or tap here to enter text.</w:t>
+          </w:r>
+        </w:p>
+      </w:docPartBody>
+    </w:docPart>
+    <w:docPart>
+      <w:docPartPr>
+        <w:name w:val="4488D085AA3947158EDFF9EF46237C5B"/>
+        <w:category>
+          <w:name w:val="General"/>
+          <w:gallery w:val="placeholder"/>
+        </w:category>
+        <w:types>
+          <w:type w:val="bbPlcHdr"/>
+        </w:types>
+        <w:behaviors>
+          <w:behavior w:val="content"/>
+        </w:behaviors>
+        <w:guid w:val="{CBB46C04-C07A-4EA5-BCF8-CE67F1B37A1D}"/>
+      </w:docPartPr>
+      <w:docPartBody>
+        <w:p>
+          <w:pPr>
+            <w:pStyle w:val="4488D085AA3947158EDFF9EF46237C5B"/>
+          </w:pPr>
+          <w:r>
+            <w:rPr>
+              <w:rStyle w:val="PlaceholderText"/>
+            </w:rPr>
+            <w:t>Choose an item.</w:t>
+          </w:r>
+        </w:p>
+      </w:docPartBody>
+    </w:docPart>
+    <w:docPart>
+      <w:docPartPr>
+        <w:name w:val="9E282A33D2D34EA2BB19239C8F1D69AD"/>
+        <w:category>
+          <w:name w:val="General"/>
+          <w:gallery w:val="placeholder"/>
+        </w:category>
+        <w:types>
+          <w:type w:val="bbPlcHdr"/>
+        </w:types>
+        <w:behaviors>
+          <w:behavior w:val="content"/>
+        </w:behaviors>
+        <w:guid w:val="{8EC8AD92-C6ED-4DF6-ABF3-4DAFEABFA018}"/>
+      </w:docPartPr>
+      <w:docPartBody>
+        <w:p>
+          <w:pPr>
+            <w:pStyle w:val="9E282A33D2D34EA2BB19239C8F1D69AD"/>
+          </w:pPr>
+          <w:r>
+            <w:rPr>
+              <w:rStyle w:val="PlaceholderText"/>
+            </w:rPr>
+            <w:t>Choose an item.</w:t>
+          </w:r>
+        </w:p>
+      </w:docPartBody>
+    </w:docPart>
+    <w:docPart>
+      <w:docPartPr>
+        <w:name w:val="43A3621F8D6C4D83B8798A9F3418C48E"/>
+        <w:category>
+          <w:name w:val="General"/>
+          <w:gallery w:val="placeholder"/>
+        </w:category>
+        <w:types>
+          <w:type w:val="bbPlcHdr"/>
+        </w:types>
+        <w:behaviors>
+          <w:behavior w:val="content"/>
+        </w:behaviors>
+        <w:guid w:val="{1319E514-0EC9-4D96-B711-0C06E5109384}"/>
+      </w:docPartPr>
+      <w:docPartBody>
+        <w:p>
+          <w:pPr>
+            <w:pStyle w:val="43A3621F8D6C4D83B8798A9F3418C48E"/>
+          </w:pPr>
+          <w:r>
+            <w:rPr>
+              <w:rStyle w:val="PlaceholderText"/>
+            </w:rPr>
+            <w:t>Click or tap here to enter text.</w:t>
+          </w:r>
+        </w:p>
+      </w:docPartBody>
+    </w:docPart>
+    <w:docPart>
+      <w:docPartPr>
+        <w:name w:val="D86443157EBF4D5A90F2525C29294A73"/>
+        <w:category>
+          <w:name w:val="General"/>
+          <w:gallery w:val="placeholder"/>
+        </w:category>
+        <w:types>
+          <w:type w:val="bbPlcHdr"/>
+        </w:types>
+        <w:behaviors>
+          <w:behavior w:val="content"/>
+        </w:behaviors>
+        <w:guid w:val="{1691FF98-F25B-4449-A945-87A35C965EA2}"/>
+      </w:docPartPr>
+      <w:docPartBody>
+        <w:p>
+          <w:pPr>
+            <w:pStyle w:val="D86443157EBF4D5A90F2525C29294A73"/>
+          </w:pPr>
+          <w:r>
+            <w:rPr>
+              <w:rStyle w:val="PlaceholderText"/>
+            </w:rPr>
+            <w:t>Choose an item.</w:t>
+          </w:r>
+        </w:p>
+      </w:docPartBody>
+    </w:docPart>
+    <w:docPart>
+      <w:docPartPr>
+        <w:name w:val="58214C2997B948B7A9FF774F7EDFFADF"/>
+        <w:category>
+          <w:name w:val="General"/>
+          <w:gallery w:val="placeholder"/>
+        </w:category>
+        <w:types>
+          <w:type w:val="bbPlcHdr"/>
+        </w:types>
+        <w:behaviors>
+          <w:behavior w:val="content"/>
+        </w:behaviors>
+        <w:guid w:val="{74AA4D90-46D6-43F0-A1C0-A3A560ACA898}"/>
+      </w:docPartPr>
+      <w:docPartBody>
+        <w:p>
+          <w:pPr>
+            <w:pStyle w:val="58214C2997B948B7A9FF774F7EDFFADF"/>
+          </w:pPr>
+          <w:r>
+            <w:rPr>
+              <w:rStyle w:val="PlaceholderText"/>
+            </w:rPr>
+            <w:t>Choose an item.</w:t>
+          </w:r>
+        </w:p>
+      </w:docPartBody>
+    </w:docPart>
+    <w:docPart>
+      <w:docPartPr>
+        <w:name w:val="8061A521E5F440C28627FDE5878D6B9B"/>
+        <w:category>
+          <w:name w:val="General"/>
+          <w:gallery w:val="placeholder"/>
+        </w:category>
+        <w:types>
+          <w:type w:val="bbPlcHdr"/>
+        </w:types>
+        <w:behaviors>
+          <w:behavior w:val="content"/>
+        </w:behaviors>
+        <w:guid w:val="{F182BB87-C5BD-4A86-8245-0C6458F8EBE4}"/>
+      </w:docPartPr>
+      <w:docPartBody>
+        <w:p>
+          <w:pPr>
+            <w:pStyle w:val="8061A521E5F440C28627FDE5878D6B9B"/>
+          </w:pPr>
+          <w:r>
+            <w:rPr>
+              <w:rStyle w:val="PlaceholderText"/>
+            </w:rPr>
+            <w:t>Choose an item.</w:t>
+          </w:r>
+        </w:p>
+      </w:docPartBody>
+    </w:docPart>
+    <w:docPart>
+      <w:docPartPr>
+        <w:name w:val="B4E2E640636D47279C9AAE0526BD6ABF"/>
+        <w:category>
+          <w:name w:val="General"/>
+          <w:gallery w:val="placeholder"/>
+        </w:category>
+        <w:types>
+          <w:type w:val="bbPlcHdr"/>
+        </w:types>
+        <w:behaviors>
+          <w:behavior w:val="content"/>
+        </w:behaviors>
+        <w:guid w:val="{35CA87D6-3C96-4985-A12E-2D952CF30197}"/>
+      </w:docPartPr>
+      <w:docPartBody>
+        <w:p>
+          <w:pPr>
+            <w:pStyle w:val="B4E2E640636D47279C9AAE0526BD6ABF"/>
+          </w:pPr>
+          <w:r>
+            <w:rPr>
+              <w:rStyle w:val="PlaceholderText"/>
+            </w:rPr>
+            <w:t>Choose an item.</w:t>
+          </w:r>
+        </w:p>
+      </w:docPartBody>
+    </w:docPart>
+    <w:docPart>
+      <w:docPartPr>
+        <w:name w:val="A054E535EC474072BF473D098948B53F"/>
+        <w:category>
+          <w:name w:val="General"/>
+          <w:gallery w:val="placeholder"/>
+        </w:category>
+        <w:types>
+          <w:type w:val="bbPlcHdr"/>
+        </w:types>
+        <w:behaviors>
+          <w:behavior w:val="content"/>
+        </w:behaviors>
+        <w:guid w:val="{B99C11E3-8117-4305-9075-61D7C00E2DE4}"/>
+      </w:docPartPr>
+      <w:docPartBody>
+        <w:p>
+          <w:pPr>
+            <w:pStyle w:val="A054E535EC474072BF473D098948B53F"/>
+          </w:pPr>
+          <w:r>
+            <w:rPr>
+              <w:rStyle w:val="PlaceholderText"/>
+            </w:rPr>
+            <w:t>Choose an item.</w:t>
+          </w:r>
+        </w:p>
+      </w:docPartBody>
+    </w:docPart>
+    <w:docPart>
+      <w:docPartPr>
+        <w:name w:val="FA445E9E653D4C8DAA57703B7F153B07"/>
+        <w:category>
+          <w:name w:val="General"/>
+          <w:gallery w:val="placeholder"/>
+        </w:category>
+        <w:types>
+          <w:type w:val="bbPlcHdr"/>
+        </w:types>
+        <w:behaviors>
+          <w:behavior w:val="content"/>
+        </w:behaviors>
+        <w:guid w:val="{4D845DD5-BBF8-4320-82C6-4C0C90ADC9D8}"/>
+      </w:docPartPr>
+      <w:docPartBody>
+        <w:p>
+          <w:pPr>
+            <w:pStyle w:val="FA445E9E653D4C8DAA57703B7F153B07"/>
+          </w:pPr>
+          <w:r>
+            <w:rPr>
+              <w:rStyle w:val="PlaceholderText"/>
+            </w:rPr>
+            <w:t>Choose an item.</w:t>
+          </w:r>
+        </w:p>
+      </w:docPartBody>
+    </w:docPart>
+    <w:docPart>
+      <w:docPartPr>
+        <w:name w:val="B4C83A80496A40F282E43D780DF835FC"/>
+        <w:category>
+          <w:name w:val="General"/>
+          <w:gallery w:val="placeholder"/>
+        </w:category>
+        <w:types>
+          <w:type w:val="bbPlcHdr"/>
+        </w:types>
+        <w:behaviors>
+          <w:behavior w:val="content"/>
+        </w:behaviors>
+        <w:guid w:val="{9C71759D-65C4-42DA-B44A-6207F22C3FEF}"/>
+      </w:docPartPr>
+      <w:docPartBody>
+        <w:p>
+          <w:pPr>
+            <w:pStyle w:val="B4C83A80496A40F282E43D780DF835FC"/>
+          </w:pPr>
+          <w:r>
+            <w:rPr>
+              <w:rStyle w:val="PlaceholderText"/>
+            </w:rPr>
+            <w:t>Choose an item.</w:t>
+          </w:r>
+        </w:p>
+      </w:docPartBody>
+    </w:docPart>
+    <w:docPart>
+      <w:docPartPr>
+        <w:name w:val="C0B9FEB870354C67934FAB4663644D16"/>
+        <w:category>
+          <w:name w:val="General"/>
+          <w:gallery w:val="placeholder"/>
+        </w:category>
+        <w:types>
+          <w:type w:val="bbPlcHdr"/>
+        </w:types>
+        <w:behaviors>
+          <w:behavior w:val="content"/>
+        </w:behaviors>
+        <w:guid w:val="{D833A3AE-EE49-4AA8-AB36-202EDBE4A71C}"/>
+      </w:docPartPr>
+      <w:docPartBody>
+        <w:p>
+          <w:pPr>
+            <w:pStyle w:val="C0B9FEB870354C67934FAB4663644D16"/>
+          </w:pPr>
+          <w:r>
+            <w:rPr>
+              <w:rStyle w:val="PlaceholderText"/>
+            </w:rPr>
+            <w:t>Choose an item.</w:t>
+          </w:r>
+        </w:p>
+      </w:docPartBody>
+    </w:docPart>
+    <w:docPart>
+      <w:docPartPr>
+        <w:name w:val="365C6A0DD092448180C78960B2F1BD97"/>
+        <w:category>
+          <w:name w:val="General"/>
+          <w:gallery w:val="placeholder"/>
+        </w:category>
+        <w:types>
+          <w:type w:val="bbPlcHdr"/>
+        </w:types>
+        <w:behaviors>
+          <w:behavior w:val="content"/>
+        </w:behaviors>
+        <w:guid w:val="{11685112-7653-439B-9D40-628AB074E54E}"/>
+      </w:docPartPr>
+      <w:docPartBody>
+        <w:p>
+          <w:pPr>
+            <w:pStyle w:val="365C6A0DD092448180C78960B2F1BD97"/>
+          </w:pPr>
+          <w:r>
+            <w:rPr>
+              <w:rStyle w:val="PlaceholderText"/>
+            </w:rPr>
+            <w:t>Click or tap here to enter text.</w:t>
+          </w:r>
+        </w:p>
+      </w:docPartBody>
+    </w:docPart>
+    <w:docPart>
+      <w:docPartPr>
+        <w:name w:val="E84380EDD0B74929A7D90832F3146962"/>
+        <w:category>
+          <w:name w:val="General"/>
+          <w:gallery w:val="placeholder"/>
+        </w:category>
+        <w:types>
+          <w:type w:val="bbPlcHdr"/>
+        </w:types>
+        <w:behaviors>
+          <w:behavior w:val="content"/>
+        </w:behaviors>
+        <w:guid w:val="{90A31F82-3B37-4584-8C32-90480011C194}"/>
+      </w:docPartPr>
+      <w:docPartBody>
+        <w:p>
+          <w:pPr>
+            <w:pStyle w:val="E84380EDD0B74929A7D90832F3146962"/>
+          </w:pPr>
+          <w:r>
+            <w:rPr>
+              <w:rStyle w:val="PlaceholderText"/>
+            </w:rPr>
+            <w:t>Choose an item.</w:t>
+          </w:r>
+        </w:p>
+      </w:docPartBody>
+    </w:docPart>
+    <w:docPart>
+      <w:docPartPr>
+        <w:name w:val="82B0721188B84354BF7F33D5438453DB"/>
+        <w:category>
+          <w:name w:val="General"/>
+          <w:gallery w:val="placeholder"/>
+        </w:category>
+        <w:types>
+          <w:type w:val="bbPlcHdr"/>
+        </w:types>
+        <w:behaviors>
+          <w:behavior w:val="content"/>
+        </w:behaviors>
+        <w:guid w:val="{BB5E7F1C-C80A-4F2E-AF57-D50C30E079DF}"/>
+      </w:docPartPr>
+      <w:docPartBody>
+        <w:p>
+          <w:pPr>
+            <w:pStyle w:val="82B0721188B84354BF7F33D5438453DB"/>
+          </w:pPr>
+          <w:r>
+            <w:rPr>
+              <w:rStyle w:val="PlaceholderText"/>
+            </w:rPr>
+            <w:t>Click or tap here to enter text.</w:t>
+          </w:r>
+        </w:p>
+      </w:docPartBody>
+    </w:docPart>
+    <w:docPart>
+      <w:docPartPr>
+        <w:name w:val="CCCCC1039A20443EB6E69372E2A05A44"/>
+        <w:category>
+          <w:name w:val="General"/>
+          <w:gallery w:val="placeholder"/>
+        </w:category>
+        <w:types>
+          <w:type w:val="bbPlcHdr"/>
+        </w:types>
+        <w:behaviors>
+          <w:behavior w:val="content"/>
+        </w:behaviors>
+        <w:guid w:val="{A2DDF20D-48E7-4256-8897-04D9B592C4C8}"/>
+      </w:docPartPr>
+      <w:docPartBody>
+        <w:p>
+          <w:pPr>
+            <w:pStyle w:val="CCCCC1039A20443EB6E69372E2A05A44"/>
+          </w:pPr>
+          <w:r>
+            <w:rPr>
+              <w:rStyle w:val="PlaceholderText"/>
+            </w:rPr>
+            <w:t>Click or tap here to enter text.</w:t>
+          </w:r>
+        </w:p>
+      </w:docPartBody>
+    </w:docPart>
+    <w:docPart>
+      <w:docPartPr>
+        <w:name w:val="2151653824634D1AA2DDBEC94760DD40"/>
+        <w:category>
+          <w:name w:val="General"/>
+          <w:gallery w:val="placeholder"/>
+        </w:category>
+        <w:types>
+          <w:type w:val="bbPlcHdr"/>
+        </w:types>
+        <w:behaviors>
+          <w:behavior w:val="content"/>
+        </w:behaviors>
+        <w:guid w:val="{96A2D2B1-3C70-4AC2-89D3-FE9B197B13AC}"/>
+      </w:docPartPr>
+      <w:docPartBody>
+        <w:p>
+          <w:pPr>
+            <w:pStyle w:val="2151653824634D1AA2DDBEC94760DD40"/>
+          </w:pPr>
+          <w:r>
+            <w:rPr>
+              <w:rStyle w:val="PlaceholderText"/>
+            </w:rPr>
+            <w:t>Click or tap here to enter text.</w:t>
+          </w:r>
+        </w:p>
+      </w:docPartBody>
+    </w:docPart>
+    <w:docPart>
+      <w:docPartPr>
+        <w:name w:val="F7E66E4A10B34CD7A79F0BE34B7E7B35"/>
+        <w:category>
+          <w:name w:val="General"/>
+          <w:gallery w:val="placeholder"/>
+        </w:category>
+        <w:types>
+          <w:type w:val="bbPlcHdr"/>
+        </w:types>
+        <w:behaviors>
+          <w:behavior w:val="content"/>
+        </w:behaviors>
+        <w:guid w:val="{2AB965A0-CD18-47DC-A152-A029DB42A844}"/>
+      </w:docPartPr>
+      <w:docPartBody>
+        <w:p>
+          <w:pPr>
+            <w:pStyle w:val="F7E66E4A10B34CD7A79F0BE34B7E7B35"/>
+          </w:pPr>
+          <w:r>
+            <w:rPr>
+              <w:rStyle w:val="PlaceholderText"/>
+            </w:rPr>
+            <w:t>Click or tap here to enter text.</w:t>
+          </w:r>
+        </w:p>
+      </w:docPartBody>
+    </w:docPart>
+    <w:docPart>
+      <w:docPartPr>
+        <w:name w:val="900A29661A1349D39F0AC92ED58EFA06"/>
+        <w:category>
+          <w:name w:val="General"/>
+          <w:gallery w:val="placeholder"/>
+        </w:category>
+        <w:types>
+          <w:type w:val="bbPlcHdr"/>
+        </w:types>
+        <w:behaviors>
+          <w:behavior w:val="content"/>
+        </w:behaviors>
+        <w:guid w:val="{53079EA7-E1AE-4C84-87FB-7E2179B00A61}"/>
+      </w:docPartPr>
+      <w:docPartBody>
+        <w:p>
+          <w:pPr>
+            <w:pStyle w:val="900A29661A1349D39F0AC92ED58EFA06"/>
+          </w:pPr>
+          <w:r>
+            <w:rPr>
+              <w:rStyle w:val="PlaceholderText"/>
+            </w:rPr>
+            <w:t>Click or tap here to enter text.</w:t>
+          </w:r>
+        </w:p>
+      </w:docPartBody>
+    </w:docPart>
+    <w:docPart>
+      <w:docPartPr>
+        <w:name w:val="B77C4A921A7E4E5F9CB32045E34D6D79"/>
+        <w:category>
+          <w:name w:val="General"/>
+          <w:gallery w:val="placeholder"/>
+        </w:category>
+        <w:types>
+          <w:type w:val="bbPlcHdr"/>
+        </w:types>
+        <w:behaviors>
+          <w:behavior w:val="content"/>
+        </w:behaviors>
+        <w:guid w:val="{842A45D5-7ABA-4498-B742-C56205AB2F00}"/>
+      </w:docPartPr>
+      <w:docPartBody>
+        <w:p>
+          <w:pPr>
+            <w:pStyle w:val="B77C4A921A7E4E5F9CB32045E34D6D79"/>
+          </w:pPr>
+          <w:r>
+            <w:rPr>
+              <w:rStyle w:val="PlaceholderText"/>
+            </w:rPr>
+            <w:t>Click or tap here to enter text.</w:t>
+          </w:r>
+        </w:p>
+      </w:docPartBody>
+    </w:docPart>
+    <w:docPart>
+      <w:docPartPr>
+        <w:name w:val="3C8EE8E5029F4B9BABED31FEAA10C245"/>
+        <w:category>
+          <w:name w:val="General"/>
+          <w:gallery w:val="placeholder"/>
+        </w:category>
+        <w:types>
+          <w:type w:val="bbPlcHdr"/>
+        </w:types>
+        <w:behaviors>
+          <w:behavior w:val="content"/>
+        </w:behaviors>
+        <w:guid w:val="{EBB89AC6-5317-4EAB-AB1F-638601CBF313}"/>
+      </w:docPartPr>
+      <w:docPartBody>
+        <w:p>
+          <w:pPr>
+            <w:pStyle w:val="3C8EE8E5029F4B9BABED31FEAA10C245"/>
+          </w:pPr>
+          <w:r>
+            <w:rPr>
+              <w:rStyle w:val="PlaceholderText"/>
+            </w:rPr>
+            <w:t>Click or tap here to enter text.</w:t>
+          </w:r>
+        </w:p>
+      </w:docPartBody>
+    </w:docPart>
+    <w:docPart>
+      <w:docPartPr>
+        <w:name w:val="B1DAC981131048BB81CF51BA29317559"/>
+        <w:category>
+          <w:name w:val="General"/>
+          <w:gallery w:val="placeholder"/>
+        </w:category>
+        <w:types>
+          <w:type w:val="bbPlcHdr"/>
+        </w:types>
+        <w:behaviors>
+          <w:behavior w:val="content"/>
+        </w:behaviors>
+        <w:guid w:val="{078F2712-91C3-4DFA-8611-A245566D7B54}"/>
+      </w:docPartPr>
+      <w:docPartBody>
+        <w:p>
+          <w:pPr>
+            <w:pStyle w:val="B1DAC981131048BB81CF51BA29317559"/>
+          </w:pPr>
+          <w:r>
+            <w:rPr>
+              <w:rStyle w:val="PlaceholderText"/>
+            </w:rPr>
+            <w:t>Click or tap here to enter text.</w:t>
+          </w:r>
+        </w:p>
+      </w:docPartBody>
+    </w:docPart>
+    <w:docPart>
+      <w:docPartPr>
+        <w:name w:val="A0EF360C4A4141EDBB3A9532FFEDF572"/>
+        <w:category>
+          <w:name w:val="General"/>
+          <w:gallery w:val="placeholder"/>
+        </w:category>
+        <w:types>
+          <w:type w:val="bbPlcHdr"/>
+        </w:types>
+        <w:behaviors>
+          <w:behavior w:val="content"/>
+        </w:behaviors>
+        <w:guid w:val="{3BF650CC-8366-4A2E-A794-D6B5B9F08D91}"/>
+      </w:docPartPr>
+      <w:docPartBody>
+        <w:p>
+          <w:pPr>
+            <w:pStyle w:val="A0EF360C4A4141EDBB3A9532FFEDF572"/>
+          </w:pPr>
+          <w:r>
+            <w:rPr>
+              <w:rStyle w:val="PlaceholderText"/>
+            </w:rPr>
+            <w:t>Click or tap here to enter text.</w:t>
+          </w:r>
+        </w:p>
+      </w:docPartBody>
+    </w:docPart>
+    <w:docPart>
+      <w:docPartPr>
+        <w:name w:val="F99B27822E1A4933971E8D88C12E293C"/>
+        <w:category>
+          <w:name w:val="General"/>
+          <w:gallery w:val="placeholder"/>
+        </w:category>
+        <w:types>
+          <w:type w:val="bbPlcHdr"/>
+        </w:types>
+        <w:behaviors>
+          <w:behavior w:val="content"/>
+        </w:behaviors>
+        <w:guid w:val="{61D9490A-B863-42D8-976B-239BFDE74F4B}"/>
+      </w:docPartPr>
+      <w:docPartBody>
+        <w:p>
+          <w:pPr>
+            <w:pStyle w:val="F99B27822E1A4933971E8D88C12E293C"/>
+          </w:pPr>
+          <w:r>
+            <w:rPr>
+              <w:rStyle w:val="PlaceholderText"/>
+            </w:rPr>
+            <w:t>Click or tap here to enter text.</w:t>
+          </w:r>
+        </w:p>
+      </w:docPartBody>
+    </w:docPart>
+    <w:docPart>
+      <w:docPartPr>
+        <w:name w:val="CBF75E0DCF1A4637BE4CD7A65D89E2B6"/>
+        <w:category>
+          <w:name w:val="General"/>
+          <w:gallery w:val="placeholder"/>
+        </w:category>
+        <w:types>
+          <w:type w:val="bbPlcHdr"/>
+        </w:types>
+        <w:behaviors>
+          <w:behavior w:val="content"/>
+        </w:behaviors>
+        <w:guid w:val="{7D3C41BD-442F-4B68-90BA-6827FAF9A252}"/>
+      </w:docPartPr>
+      <w:docPartBody>
+        <w:p>
+          <w:pPr>
+            <w:pStyle w:val="CBF75E0DCF1A4637BE4CD7A65D89E2B6"/>
+          </w:pPr>
+          <w:r>
+            <w:rPr>
+              <w:rStyle w:val="PlaceholderText"/>
+            </w:rPr>
+            <w:t>Click or tap here to enter text.</w:t>
+          </w:r>
+        </w:p>
+      </w:docPartBody>
+    </w:docPart>
+    <w:docPart>
+      <w:docPartPr>
+        <w:name w:val="EF9E6ECA65B142B8858B87AE778CC482"/>
+        <w:category>
+          <w:name w:val="General"/>
+          <w:gallery w:val="placeholder"/>
+        </w:category>
+        <w:types>
+          <w:type w:val="bbPlcHdr"/>
+        </w:types>
+        <w:behaviors>
+          <w:behavior w:val="content"/>
+        </w:behaviors>
+        <w:guid w:val="{160AA498-B688-4264-A23D-BAA809AF597D}"/>
+      </w:docPartPr>
+      <w:docPartBody>
+        <w:p>
+          <w:pPr>
+            <w:pStyle w:val="EF9E6ECA65B142B8858B87AE778CC482"/>
+          </w:pPr>
+          <w:r>
+            <w:rPr>
+              <w:rStyle w:val="PlaceholderText"/>
+            </w:rPr>
+            <w:t>Click or tap here to enter text.</w:t>
+          </w:r>
+        </w:p>
+      </w:docPartBody>
+    </w:docPart>
+    <w:docPart>
+      <w:docPartPr>
+        <w:name w:val="D555D774A7684D38BF60893B464E7CDF"/>
+        <w:category>
+          <w:name w:val="General"/>
+          <w:gallery w:val="placeholder"/>
+        </w:category>
+        <w:types>
+          <w:type w:val="bbPlcHdr"/>
+        </w:types>
+        <w:behaviors>
+          <w:behavior w:val="content"/>
+        </w:behaviors>
+        <w:guid w:val="{D7E66A11-C925-49C6-9301-2A976E73CB1D}"/>
+      </w:docPartPr>
+      <w:docPartBody>
+        <w:p>
+          <w:pPr>
+            <w:pStyle w:val="D555D774A7684D38BF60893B464E7CDF"/>
+          </w:pPr>
+          <w:r>
+            <w:rPr>
+              <w:rStyle w:val="PlaceholderText"/>
+            </w:rPr>
+            <w:t>Click or tap here to enter text.</w:t>
+          </w:r>
+        </w:p>
+      </w:docPartBody>
+    </w:docPart>
+    <w:docPart>
+      <w:docPartPr>
+        <w:name w:val="BB583637513241089679D9EDB215223D"/>
+        <w:category>
+          <w:name w:val="General"/>
+          <w:gallery w:val="placeholder"/>
+        </w:category>
+        <w:types>
+          <w:type w:val="bbPlcHdr"/>
+        </w:types>
+        <w:behaviors>
+          <w:behavior w:val="content"/>
+        </w:behaviors>
+        <w:guid w:val="{C09F6E65-BE27-4E3A-87CC-0DC4D6951E48}"/>
+      </w:docPartPr>
+      <w:docPartBody>
+        <w:p>
+          <w:r>
+            <w:rPr>
+              <w:rStyle w:val="PlaceholderText"/>
+            </w:rPr>
+            <w:t>Click or tap here to enter text.</w:t>
+          </w:r>
+        </w:p>
+      </w:docPartBody>
+    </w:docPart>
+  </w:docParts>
+</w:glossaryDocument>
+</file>
+
+<file path=word/glossary/fontTable.xml><?xml version="1.0" encoding="utf-8"?>
+<w:fonts xmlns:mc="http://schemas.openxmlformats.org/markup-compatibility/2006" xmlns:r="http://schemas.openxmlformats.org/officeDocument/2006/relationships" xmlns:w="http://schemas.openxmlformats.org/wordprocessingml/2006/main" xmlns:w14="http://schemas.microsoft.com/office/word/2010/wordml" xmlns:w15="http://schemas.microsoft.com/office/word/2012/wordml" xmlns:w16cex="http://schemas.microsoft.com/office/word/2018/wordml/cex" xmlns:w16cid="http://schemas.microsoft.com/office/word/2016/wordml/cid" xmlns:w16="http://schemas.microsoft.com/office/word/2018/wordml" xmlns:w16du="http://schemas.microsoft.com/office/word/2023/wordml/word16du" xmlns:w16sdtdh="http://schemas.microsoft.com/office/word/2020/wordml/sdtdatahash" xmlns:w16sdtfl="http://schemas.microsoft.com/office/word/2024/wordml/sdtformatlock" xmlns:w16se="http://schemas.microsoft.com/office/word/2015/wordml/symex" mc:Ignorable="w14 w15 w16se w16cid w16 w16cex w16sdtdh w16sdtfl w16du">
+  <w:font w:name="Times New Roman">
+    <w:panose1 w:val="02020603050405020304"/>
+    <w:charset w:val="00"/>
+    <w:family w:val="roman"/>
+    <w:pitch w:val="variable"/>
+    <w:sig w:usb0="E0002EFF" w:usb1="C000785B" w:usb2="00000009" w:usb3="00000000" w:csb0="000001FF" w:csb1="00000000"/>
+  </w:font>
+  <w:font w:name="Symbol">
+    <w:panose1 w:val="05050102010706020507"/>
+    <w:charset w:val="02"/>
+    <w:family w:val="roman"/>
+    <w:pitch w:val="variable"/>
+    <w:sig w:usb0="00000000" w:usb1="10000000" w:usb2="00000000" w:usb3="00000000" w:csb0="80000000" w:csb1="00000000"/>
+  </w:font>
+  <w:font w:name="Calibri">
+    <w:panose1 w:val="020F0502020204030204"/>
+    <w:charset w:val="00"/>
+    <w:family w:val="swiss"/>
+    <w:pitch w:val="variable"/>
+    <w:sig w:usb0="E4002EFF" w:usb1="C200247B" w:usb2="00000009" w:usb3="00000000" w:csb0="000001FF" w:csb1="00000000"/>
+  </w:font>
+  <w:font w:name="Arial">
+    <w:panose1 w:val="020B0604020202020204"/>
+    <w:charset w:val="00"/>
+    <w:family w:val="swiss"/>
+    <w:pitch w:val="variable"/>
+    <w:sig w:usb0="E0002EFF" w:usb1="C000785B" w:usb2="00000009" w:usb3="00000000" w:csb0="000001FF" w:csb1="00000000"/>
+  </w:font>
+  <w:font w:name="Courier New">
+    <w:panose1 w:val="02070309020205020404"/>
+    <w:charset w:val="00"/>
+    <w:family w:val="modern"/>
+    <w:pitch w:val="fixed"/>
+    <w:sig w:usb0="E0002EFF" w:usb1="C0007843" w:usb2="00000009" w:usb3="00000000" w:csb0="000001FF" w:csb1="00000000"/>
+  </w:font>
+  <w:font w:name="Wingdings">
+    <w:panose1 w:val="05000000000000000000"/>
+    <w:charset w:val="02"/>
+    <w:family w:val="auto"/>
+    <w:pitch w:val="variable"/>
+    <w:sig w:usb0="00000000" w:usb1="10000000" w:usb2="00000000" w:usb3="00000000" w:csb0="80000000" w:csb1="00000000"/>
+  </w:font>
+  <w:font w:name="Yu Gothic Light">
+    <w:altName w:val="游ゴシック Light"/>
+    <w:panose1 w:val="020B0300000000000000"/>
+    <w:charset w:val="80"/>
+    <w:family w:val="swiss"/>
+    <w:pitch w:val="variable"/>
+    <w:sig w:usb0="E00002FF" w:usb1="2AC7FDFF" w:usb2="00000016" w:usb3="00000000" w:csb0="0002009F" w:csb1="00000000"/>
+  </w:font>
+  <w:font w:name="Segoe UI">
+    <w:panose1 w:val="020B0502040204020203"/>
+    <w:charset w:val="00"/>
+    <w:family w:val="swiss"/>
+    <w:pitch w:val="variable"/>
+    <w:sig w:usb0="E4002EFF" w:usb1="C000E47F" w:usb2="00000009" w:usb3="00000000" w:csb0="000001FF" w:csb1="00000000"/>
+  </w:font>
+  <w:font w:name="Calibri Light">
+    <w:panose1 w:val="020F0302020204030204"/>
+    <w:charset w:val="00"/>
+    <w:family w:val="swiss"/>
+    <w:pitch w:val="variable"/>
+    <w:sig w:usb0="E4002EFF" w:usb1="C200247B" w:usb2="00000009" w:usb3="00000000" w:csb0="000001FF" w:csb1="00000000"/>
+  </w:font>
+  <w:font w:name="Yu Mincho">
+    <w:charset w:val="80"/>
+    <w:family w:val="roman"/>
+    <w:pitch w:val="variable"/>
+    <w:sig w:usb0="800002E7" w:usb1="2AC7FCFF" w:usb2="00000012" w:usb3="00000000" w:csb0="0002009F" w:csb1="00000000"/>
+  </w:font>
+</w:fonts>
+</file>
+
+<file path=word/glossary/settings.xml><?xml version="1.0" encoding="utf-8"?>
+<w:settings xmlns:mc="http://schemas.openxmlformats.org/markup-compatibility/2006" xmlns:o="urn:schemas-microsoft-com:office:office" xmlns:r="http://schemas.openxmlformats.org/officeDocument/2006/relationships" xmlns:m="http://schemas.openxmlformats.org/officeDocument/2006/math" xmlns:v="urn:schemas-microsoft-com:vml" xmlns:w10="urn:schemas-microsoft-com:office:word" xmlns:w="http://schemas.openxmlformats.org/wordprocessingml/2006/main" xmlns:w14="http://schemas.microsoft.com/office/word/2010/wordml" xmlns:w15="http://schemas.microsoft.com/office/word/2012/wordml" xmlns:w16cex="http://schemas.microsoft.com/office/word/2018/wordml/cex" xmlns:w16cid="http://schemas.microsoft.com/office/word/2016/wordml/cid" xmlns:w16="http://schemas.microsoft.com/office/word/2018/wordml" xmlns:w16du="http://schemas.microsoft.com/office/word/2023/wordml/word16du" xmlns:w16sdtdh="http://schemas.microsoft.com/office/word/2020/wordml/sdtdatahash" xmlns:w16sdtfl="http://schemas.microsoft.com/office/word/2024/wordml/sdtformatlock" xmlns:w16se="http://schemas.microsoft.com/office/word/2015/wordml/symex" xmlns:sl="http://schemas.openxmlformats.org/schemaLibrary/2006/main" mc:Ignorable="w14 w15 w16se w16cid w16 w16cex w16sdtdh w16sdtfl w16du">
+  <w:view w:val="normal"/>
+  <w:defaultTabStop w:val="720"/>
+  <w:hyphenationZone w:val="425"/>
+  <w:characterSpacingControl w:val="doNotCompress"/>
+  <w:compat>
+    <w:useFELayout/>
+    <w:compatSetting w:name="compatibilityMode" w:uri="http://schemas.microsoft.com/office/word" w:val="15"/>
+    <w:compatSetting w:name="overrideTableStyleFontSizeAndJustification" w:uri="http://schemas.microsoft.com/office/word" w:val="1"/>
+    <w:compatSetting w:name="enableOpenTypeFeatures" w:uri="http://schemas.microsoft.com/office/word" w:val="1"/>
+    <w:compatSetting w:name="doNotFlipMirrorIndents" w:uri="http://schemas.microsoft.com/office/word" w:val="1"/>
+    <w:compatSetting w:name="differentiateMultirowTableHeaders" w:uri="http://schemas.microsoft.com/office/word" w:val="1"/>
+    <w:compatSetting w:name="useWord2013TrackBottomHyphenation" w:uri="http://schemas.microsoft.com/office/word" w:val="1"/>
+  </w:compat>
+  <w:rsids>
+    <w:rsidRoot w:val="005D05F2"/>
+    <w:rsid w:val="00042212"/>
+    <w:rsid w:val="00054F1D"/>
+    <w:rsid w:val="002F2310"/>
+    <w:rsid w:val="003868E4"/>
+    <w:rsid w:val="00435ED7"/>
+    <w:rsid w:val="00457872"/>
+    <w:rsid w:val="0047577A"/>
+    <w:rsid w:val="005726B4"/>
+    <w:rsid w:val="005821FC"/>
+    <w:rsid w:val="005D05F2"/>
+    <w:rsid w:val="006559D8"/>
+    <w:rsid w:val="00685D1E"/>
+    <w:rsid w:val="006B4DA1"/>
+    <w:rsid w:val="006F4E0D"/>
+    <w:rsid w:val="00844E62"/>
+    <w:rsid w:val="008965AF"/>
+    <w:rsid w:val="008D104B"/>
+    <w:rsid w:val="008F69C7"/>
+    <w:rsid w:val="00977698"/>
+    <w:rsid w:val="00A36660"/>
+    <w:rsid w:val="00B0334D"/>
+    <w:rsid w:val="00C7096D"/>
+    <w:rsid w:val="00CC33B6"/>
+    <w:rsid w:val="00D5667C"/>
+    <w:rsid w:val="00D754B6"/>
+    <w:rsid w:val="00EA7C5C"/>
+    <w:rsid w:val="00F90BAC"/>
+    <w:rsid w:val="00FC5B1B"/>
+  </w:rsids>
+  <m:mathPr>
+    <m:mathFont m:val="Cambria Math"/>
+    <m:brkBin m:val="before"/>
+    <m:brkBinSub m:val="--"/>
+    <m:smallFrac m:val="0"/>
+    <m:dispDef/>
+    <m:lMargin m:val="0"/>
+    <m:rMargin m:val="0"/>
+    <m:defJc m:val="centerGroup"/>
+    <m:wrapIndent m:val="1440"/>
+    <m:intLim m:val="subSup"/>
+    <m:naryLim m:val="undOvr"/>
+  </m:mathPr>
+  <w:themeFontLang w:val="en-US" w:eastAsia="ja-JP" w:bidi="ar-SA"/>
+  <w:clrSchemeMapping w:bg1="light1" w:t1="dark1" w:bg2="light2" w:t2="dark2" w:accent1="accent1" w:accent2="accent2" w:accent3="accent3" w:accent4="accent4" w:accent5="accent5" w:accent6="accent6" w:hyperlink="hyperlink" w:followedHyperlink="followedHyperlink"/>
+  <w:decimalSymbol w:val=","/>
+  <w:listSeparator w:val=";"/>
+  <w15:chartTrackingRefBased/>
+</w:settings>
+</file>
+
+<file path=word/glossary/styles.xml><?xml version="1.0" encoding="utf-8"?>
+<w:styles xmlns:mc="http://schemas.openxmlformats.org/markup-compatibility/2006" xmlns:r="http://schemas.openxmlformats.org/officeDocument/2006/relationships" xmlns:w="http://schemas.openxmlformats.org/wordprocessingml/2006/main" xmlns:w14="http://schemas.microsoft.com/office/word/2010/wordml" xmlns:w15="http://schemas.microsoft.com/office/word/2012/wordml" xmlns:w16cex="http://schemas.microsoft.com/office/word/2018/wordml/cex" xmlns:w16cid="http://schemas.microsoft.com/office/word/2016/wordml/cid" xmlns:w16="http://schemas.microsoft.com/office/word/2018/wordml" xmlns:w16du="http://schemas.microsoft.com/office/word/2023/wordml/word16du" xmlns:w16sdtdh="http://schemas.microsoft.com/office/word/2020/wordml/sdtdatahash" xmlns:w16sdtfl="http://schemas.microsoft.com/office/word/2024/wordml/sdtformatlock" xmlns:w16se="http://schemas.microsoft.com/office/word/2015/wordml/symex" mc:Ignorable="w14 w15 w16se w16cid w16 w16cex w16sdtdh w16sdtfl w16du">
+  <w:docDefaults>
+    <w:rPrDefault>
+      <w:rPr>
+        <w:rFonts w:asciiTheme="minorHAnsi" w:eastAsiaTheme="minorEastAsia" w:hAnsiTheme="minorHAnsi" w:cstheme="minorBidi"/>
+        <w:sz w:val="22"/>
+        <w:szCs w:val="22"/>
+        <w:lang w:val="en-US" w:eastAsia="en-US" w:bidi="ar-SA"/>
+      </w:rPr>
+    </w:rPrDefault>
+    <w:pPrDefault>
+      <w:pPr>
+        <w:spacing w:after="160" w:line="259" w:lineRule="auto"/>
+      </w:pPr>
+    </w:pPrDefault>
+  </w:docDefaults>
+  <w:latentStyles w:defLockedState="0" w:defUIPriority="99" w:defSemiHidden="0" w:defUnhideWhenUsed="0" w:defQFormat="0" w:count="376">
+    <w:lsdException w:name="Normal" w:uiPriority="0" w:qFormat="1"/>
+    <w:lsdException w:name="heading 1" w:uiPriority="9" w:qFormat="1"/>
+    <w:lsdException w:name="heading 2" w:semiHidden="1" w:uiPriority="9" w:unhideWhenUsed="1" w:qFormat="1"/>
+    <w:lsdException w:name="heading 3" w:semiHidden="1" w:uiPriority="9" w:unhideWhenUsed="1" w:qFormat="1"/>
+    <w:lsdException w:name="heading 4" w:semiHidden="1" w:uiPriority="9" w:unhideWhenUsed="1" w:qFormat="1"/>
+    <w:lsdException w:name="heading 5" w:semiHidden="1" w:uiPriority="9" w:unhideWhenUsed="1" w:qFormat="1"/>
+    <w:lsdException w:name="heading 6" w:semiHidden="1" w:uiPriority="9" w:unhideWhenUsed="1" w:qFormat="1"/>
+    <w:lsdException w:name="heading 7" w:semiHidden="1" w:uiPriority="9" w:unhideWhenUsed="1" w:qFormat="1"/>
+    <w:lsdException w:name="heading 8" w:semiHidden="1" w:uiPriority="9" w:unhideWhenUsed="1" w:qFormat="1"/>
+    <w:lsdException w:name="heading 9" w:semiHidden="1" w:uiPriority="9" w:unhideWhenUsed="1" w:qFormat="1"/>
+    <w:lsdException w:name="index 1" w:semiHidden="1" w:unhideWhenUsed="1"/>
+    <w:lsdException w:name="index 2" w:semiHidden="1" w:unhideWhenUsed="1"/>
+    <w:lsdException w:name="index 3" w:semiHidden="1" w:unhideWhenUsed="1"/>
+    <w:lsdException w:name="index 4" w:semiHidden="1" w:unhideWhenUsed="1"/>
+    <w:lsdException w:name="index 5" w:semiHidden="1" w:unhideWhenUsed="1"/>
+    <w:lsdException w:name="index 6" w:semiHidden="1" w:unhideWhenUsed="1"/>
+    <w:lsdException w:name="index 7" w:semiHidden="1" w:unhideWhenUsed="1"/>
+    <w:lsdException w:name="index 8" w:semiHidden="1" w:unhideWhenUsed="1"/>
+    <w:lsdException w:name="index 9" w:semiHidden="1" w:unhideWhenUsed="1"/>
+    <w:lsdException w:name="toc 1" w:semiHidden="1" w:uiPriority="39" w:unhideWhenUsed="1"/>
+    <w:lsdException w:name="toc 2" w:semiHidden="1" w:uiPriority="39" w:unhideWhenUsed="1"/>
+    <w:lsdException w:name="toc 3" w:semiHidden="1" w:uiPriority="39" w:unhideWhenUsed="1"/>
+    <w:lsdException w:name="toc 4" w:semiHidden="1" w:uiPriority="39" w:unhideWhenUsed="1"/>
+    <w:lsdException w:name="toc 5" w:semiHidden="1" w:uiPriority="39" w:unhideWhenUsed="1"/>
+    <w:lsdException w:name="toc 6" w:semiHidden="1" w:uiPriority="39" w:unhideWhenUsed="1"/>
+    <w:lsdException w:name="toc 7" w:semiHidden="1" w:uiPriority="39" w:unhideWhenUsed="1"/>
+    <w:lsdException w:name="toc 8" w:semiHidden="1" w:uiPriority="39" w:unhideWhenUsed="1"/>
+    <w:lsdException w:name="toc 9" w:semiHidden="1" w:uiPriority="39" w:unhideWhenUsed="1"/>
+    <w:lsdException w:name="Normal Indent" w:semiHidden="1" w:unhideWhenUsed="1"/>
+    <w:lsdException w:name="footnote text" w:semiHidden="1" w:unhideWhenUsed="1"/>
+    <w:lsdException w:name="annotation text" w:semiHidden="1" w:unhideWhenUsed="1"/>
+    <w:lsdException w:name="header" w:semiHidden="1" w:unhideWhenUsed="1"/>
+    <w:lsdException w:name="footer" w:semiHidden="1" w:unhideWhenUsed="1"/>
+    <w:lsdException w:name="index heading" w:semiHidden="1" w:unhideWhenUsed="1"/>
+    <w:lsdException w:name="caption" w:semiHidden="1" w:uiPriority="35" w:unhideWhenUsed="1" w:qFormat="1"/>
+    <w:lsdException w:name="table of figures" w:semiHidden="1" w:unhideWhenUsed="1"/>
+    <w:lsdException w:name="envelope address" w:semiHidden="1" w:unhideWhenUsed="1"/>
+    <w:lsdException w:name="envelope return" w:semiHidden="1" w:unhideWhenUsed="1"/>
+    <w:lsdException w:name="footnote reference" w:semiHidden="1" w:unhideWhenUsed="1"/>
+    <w:lsdException w:name="annotation reference" w:semiHidden="1" w:unhideWhenUsed="1"/>
+    <w:lsdException w:name="line number" w:semiHidden="1" w:unhideWhenUsed="1"/>
+    <w:lsdException w:name="page number" w:semiHidden="1" w:unhideWhenUsed="1"/>
+    <w:lsdException w:name="endnote reference" w:semiHidden="1" w:unhideWhenUsed="1"/>
+    <w:lsdException w:name="endnote text" w:semiHidden="1" w:unhideWhenUsed="1"/>
+    <w:lsdException w:name="table of authorities" w:semiHidden="1" w:unhideWhenUsed="1"/>
+    <w:lsdException w:name="macro" w:semiHidden="1" w:unhideWhenUsed="1"/>
+    <w:lsdException w:name="toa heading" w:semiHidden="1" w:unhideWhenUsed="1"/>
+    <w:lsdException w:name="List" w:semiHidden="1" w:unhideWhenUsed="1"/>
+    <w:lsdException w:name="List Bullet" w:semiHidden="1" w:unhideWhenUsed="1"/>
+    <w:lsdException w:name="List Number" w:semiHidden="1" w:unhideWhenUsed="1"/>
+    <w:lsdException w:name="List 2" w:semiHidden="1" w:unhideWhenUsed="1"/>
+    <w:lsdException w:name="List 3" w:semiHidden="1" w:unhideWhenUsed="1"/>
+    <w:lsdException w:name="List 4" w:semiHidden="1" w:unhideWhenUsed="1"/>
+    <w:lsdException w:name="List 5" w:semiHidden="1" w:unhideWhenUsed="1"/>
+    <w:lsdException w:name="List Bullet 2" w:semiHidden="1" w:unhideWhenUsed="1"/>
+    <w:lsdException w:name="List Bullet 3" w:semiHidden="1" w:unhideWhenUsed="1"/>
+    <w:lsdException w:name="List Bullet 4" w:semiHidden="1" w:unhideWhenUsed="1"/>
+    <w:lsdException w:name="List Bullet 5" w:semiHidden="1" w:unhideWhenUsed="1"/>
+    <w:lsdException w:name="List Number 2" w:semiHidden="1" w:unhideWhenUsed="1"/>
+    <w:lsdException w:name="List Number 3" w:semiHidden="1" w:unhideWhenUsed="1"/>
+    <w:lsdException w:name="List Number 4" w:semiHidden="1" w:unhideWhenUsed="1"/>
+    <w:lsdException w:name="List Number 5" w:semiHidden="1" w:unhideWhenUsed="1"/>
+    <w:lsdException w:name="Title" w:uiPriority="10" w:qFormat="1"/>
+    <w:lsdException w:name="Closing" w:semiHidden="1" w:unhideWhenUsed="1"/>
+    <w:lsdException w:name="Signature" w:semiHidden="1" w:unhideWhenUsed="1"/>
+    <w:lsdException w:name="Default Paragraph Font" w:semiHidden="1" w:uiPriority="1" w:unhideWhenUsed="1"/>
+    <w:lsdException w:name="Body Text" w:semiHidden="1" w:unhideWhenUsed="1"/>
+    <w:lsdException w:name="Body Text Indent" w:semiHidden="1" w:unhideWhenUsed="1"/>
+    <w:lsdException w:name="List Continue" w:semiHidden="1" w:unhideWhenUsed="1"/>
+    <w:lsdException w:name="List Continue 2" w:semiHidden="1" w:unhideWhenUsed="1"/>
+    <w:lsdException w:name="List Continue 3" w:semiHidden="1" w:unhideWhenUsed="1"/>
+    <w:lsdException w:name="List Continue 4" w:semiHidden="1" w:unhideWhenUsed="1"/>
+    <w:lsdException w:name="List Continue 5" w:semiHidden="1" w:unhideWhenUsed="1"/>
+    <w:lsdException w:name="Message Header" w:semiHidden="1" w:unhideWhenUsed="1"/>
+    <w:lsdException w:name="Subtitle" w:uiPriority="11" w:qFormat="1"/>
+    <w:lsdException w:name="Salutation" w:semiHidden="1" w:unhideWhenUsed="1"/>
+    <w:lsdException w:name="Date" w:semiHidden="1" w:unhideWhenUsed="1"/>
+    <w:lsdException w:name="Body Text First Indent" w:semiHidden="1" w:unhideWhenUsed="1"/>
+    <w:lsdException w:name="Body Text First Indent 2" w:semiHidden="1" w:unhideWhenUsed="1"/>
+    <w:lsdException w:name="Note Heading" w:semiHidden="1" w:unhideWhenUsed="1"/>
+    <w:lsdException w:name="Body Text 2" w:semiHidden="1" w:unhideWhenUsed="1"/>
+    <w:lsdException w:name="Body Text 3" w:semiHidden="1" w:unhideWhenUsed="1"/>
+    <w:lsdException w:name="Body Text Indent 2" w:semiHidden="1" w:unhideWhenUsed="1"/>
+    <w:lsdException w:name="Body Text Indent 3" w:semiHidden="1" w:unhideWhenUsed="1"/>
+    <w:lsdException w:name="Block Text" w:semiHidden="1" w:unhideWhenUsed="1"/>
+    <w:lsdException w:name="Hyperlink" w:semiHidden="1" w:unhideWhenUsed="1"/>
+    <w:lsdException w:name="FollowedHyperlink" w:semiHidden="1" w:unhideWhenUsed="1"/>
+    <w:lsdException w:name="Strong" w:uiPriority="22" w:qFormat="1"/>
+    <w:lsdException w:name="Emphasis" w:uiPriority="20" w:qFormat="1"/>
+    <w:lsdException w:name="Document Map" w:semiHidden="1" w:unhideWhenUsed="1"/>
+    <w:lsdException w:name="Plain Text" w:semiHidden="1" w:unhideWhenUsed="1"/>
+    <w:lsdException w:name="E-mail Signature" w:semiHidden="1" w:unhideWhenUsed="1"/>
+    <w:lsdException w:name="HTML Top of Form" w:semiHidden="1" w:unhideWhenUsed="1"/>
+    <w:lsdException w:name="HTML Bottom of Form" w:semiHidden="1" w:unhideWhenUsed="1"/>
+    <w:lsdException w:name="Normal (Web)" w:semiHidden="1" w:unhideWhenUsed="1"/>
+    <w:lsdException w:name="HTML Acronym" w:semiHidden="1" w:unhideWhenUsed="1"/>
+    <w:lsdException w:name="HTML Address" w:semiHidden="1" w:unhideWhenUsed="1"/>
+    <w:lsdException w:name="HTML Cite" w:semiHidden="1" w:unhideWhenUsed="1"/>
+    <w:lsdException w:name="HTML Code" w:semiHidden="1" w:unhideWhenUsed="1"/>
+    <w:lsdException w:name="HTML Definition" w:semiHidden="1" w:unhideWhenUsed="1"/>
+    <w:lsdException w:name="HTML Keyboard" w:semiHidden="1" w:unhideWhenUsed="1"/>
+    <w:lsdException w:name="HTML Preformatted" w:semiHidden="1" w:unhideWhenUsed="1"/>
+    <w:lsdException w:name="HTML Sample" w:semiHidden="1" w:unhideWhenUsed="1"/>
+    <w:lsdException w:name="HTML Typewriter" w:semiHidden="1" w:unhideWhenUsed="1"/>
+    <w:lsdException w:name="HTML Variable" w:semiHidden="1" w:unhideWhenUsed="1"/>
+    <w:lsdException w:name="Normal Table" w:semiHidden="1" w:unhideWhenUsed="1"/>
+    <w:lsdException w:name="annotation subject" w:semiHidden="1" w:unhideWhenUsed="1"/>
+    <w:lsdException w:name="No List" w:semiHidden="1" w:unhideWhenUsed="1"/>
+    <w:lsdException w:name="Outline List 1" w:semiHidden="1" w:unhideWhenUsed="1"/>
+    <w:lsdException w:name="Outline List 2" w:semiHidden="1" w:unhideWhenUsed="1"/>
+    <w:lsdException w:name="Outline List 3" w:semiHidden="1" w:unhideWhenUsed="1"/>
+    <w:lsdException w:name="Table Simple 1" w:semiHidden="1" w:unhideWhenUsed="1"/>
+    <w:lsdException w:name="Table Simple 2" w:semiHidden="1" w:unhideWhenUsed="1"/>
+    <w:lsdException w:name="Table Simple 3" w:semiHidden="1" w:unhideWhenUsed="1"/>
+    <w:lsdException w:name="Table Classic 1" w:semiHidden="1" w:unhideWhenUsed="1"/>
+    <w:lsdException w:name="Table Classic 2" w:semiHidden="1" w:unhideWhenUsed="1"/>
+    <w:lsdException w:name="Table Classic 3" w:semiHidden="1" w:unhideWhenUsed="1"/>
+    <w:lsdException w:name="Table Classic 4" w:semiHidden="1" w:unhideWhenUsed="1"/>
+    <w:lsdException w:name="Table Colorful 1" w:semiHidden="1" w:unhideWhenUsed="1"/>
+    <w:lsdException w:name="Table Colorful 2" w:semiHidden="1" w:unhideWhenUsed="1"/>
+    <w:lsdException w:name="Table Colorful 3" w:semiHidden="1" w:unhideWhenUsed="1"/>
+    <w:lsdException w:name="Table Columns 1" w:semiHidden="1" w:unhideWhenUsed="1"/>
+    <w:lsdException w:name="Table Columns 2" w:semiHidden="1" w:unhideWhenUsed="1"/>
+    <w:lsdException w:name="Table Columns 3" w:semiHidden="1" w:unhideWhenUsed="1"/>
+    <w:lsdException w:name="Table Columns 4" w:semiHidden="1" w:unhideWhenUsed="1"/>
+    <w:lsdException w:name="Table Columns 5" w:semiHidden="1" w:unhideWhenUsed="1"/>
+    <w:lsdException w:name="Table Grid 1" w:semiHidden="1" w:unhideWhenUsed="1"/>
+    <w:lsdException w:name="Table Grid 2" w:semiHidden="1" w:unhideWhenUsed="1"/>
+    <w:lsdException w:name="Table Grid 3" w:semiHidden="1" w:unhideWhenUsed="1"/>
+    <w:lsdException w:name="Table Grid 4" w:semiHidden="1" w:unhideWhenUsed="1"/>
+    <w:lsdException w:name="Table Grid 5" w:semiHidden="1" w:unhideWhenUsed="1"/>
+    <w:lsdException w:name="Table Grid 6" w:semiHidden="1" w:unhideWhenUsed="1"/>
+    <w:lsdException w:name="Table Grid 7" w:semiHidden="1" w:unhideWhenUsed="1"/>
+    <w:lsdException w:name="Table Grid 8" w:semiHidden="1" w:unhideWhenUsed="1"/>
+    <w:lsdException w:name="Table List 1" w:semiHidden="1" w:unhideWhenUsed="1"/>
+    <w:lsdException w:name="Table List 2" w:semiHidden="1" w:unhideWhenUsed="1"/>
+    <w:lsdException w:name="Table List 3" w:semiHidden="1" w:unhideWhenUsed="1"/>
+    <w:lsdException w:name="Table List 4" w:semiHidden="1" w:unhideWhenUsed="1"/>
+    <w:lsdException w:name="Table List 5" w:semiHidden="1" w:unhideWhenUsed="1"/>
+    <w:lsdException w:name="Table List 6" w:semiHidden="1" w:unhideWhenUsed="1"/>
+    <w:lsdException w:name="Table List 7" w:semiHidden="1" w:unhideWhenUsed="1"/>
+    <w:lsdException w:name="Table List 8" w:semiHidden="1" w:unhideWhenUsed="1"/>
+    <w:lsdException w:name="Table 3D effects 1" w:semiHidden="1" w:unhideWhenUsed="1"/>
+    <w:lsdException w:name="Table 3D effects 2" w:semiHidden="1" w:unhideWhenUsed="1"/>
+    <w:lsdException w:name="Table 3D effects 3" w:semiHidden="1" w:unhideWhenUsed="1"/>
+    <w:lsdException w:name="Table Contemporary" w:semiHidden="1" w:unhideWhenUsed="1"/>
+    <w:lsdException w:name="Table Elegant" w:semiHidden="1" w:unhideWhenUsed="1"/>
+    <w:lsdException w:name="Table Professional" w:semiHidden="1" w:unhideWhenUsed="1"/>
+    <w:lsdException w:name="Table Subtle 1" w:semiHidden="1" w:unhideWhenUsed="1"/>
+    <w:lsdException w:name="Table Subtle 2" w:semiHidden="1" w:unhideWhenUsed="1"/>
+    <w:lsdException w:name="Table Web 1" w:semiHidden="1" w:unhideWhenUsed="1"/>
+    <w:lsdException w:name="Table Web 2" w:semiHidden="1" w:unhideWhenUsed="1"/>
+    <w:lsdException w:name="Table Web 3" w:semiHidden="1" w:unhideWhenUsed="1"/>
+    <w:lsdException w:name="Balloon Text" w:semiHidden="1" w:unhideWhenUsed="1"/>
+    <w:lsdException w:name="Table Grid" w:uiPriority="39"/>
+    <w:lsdException w:name="Table Theme" w:semiHidden="1" w:unhideWhenUsed="1"/>
+    <w:lsdException w:name="Placeholder Text" w:semiHidden="1"/>
+    <w:lsdException w:name="No Spacing" w:uiPriority="1" w:qFormat="1"/>
+    <w:lsdException w:name="Light Shading" w:uiPriority="60"/>
+    <w:lsdException w:name="Light List" w:uiPriority="61"/>
+    <w:lsdException w:name="Light Grid" w:uiPriority="62"/>
+    <w:lsdException w:name="Medium Shading 1" w:uiPriority="63"/>
+    <w:lsdException w:name="Medium Shading 2" w:uiPriority="64"/>
+    <w:lsdException w:name="Medium List 1" w:uiPriority="65"/>
+    <w:lsdException w:name="Medium List 2" w:uiPriority="66"/>
+    <w:lsdException w:name="Medium Grid 1" w:uiPriority="67"/>
+    <w:lsdException w:name="Medium Grid 2" w:uiPriority="68"/>
+    <w:lsdException w:name="Medium Grid 3" w:uiPriority="69"/>
+    <w:lsdException w:name="Dark List" w:uiPriority="70"/>
+    <w:lsdException w:name="Colorful Shading" w:uiPriority="71"/>
+    <w:lsdException w:name="Colorful List" w:uiPriority="72"/>
+    <w:lsdException w:name="Colorful Grid" w:uiPriority="73"/>
+    <w:lsdException w:name="Light Shading Accent 1" w:uiPriority="60"/>
+    <w:lsdException w:name="Light List Accent 1" w:uiPriority="61"/>
+    <w:lsdException w:name="Light Grid Accent 1" w:uiPriority="62"/>
+    <w:lsdException w:name="Medium Shading 1 Accent 1" w:uiPriority="63"/>
+    <w:lsdException w:name="Medium Shading 2 Accent 1" w:uiPriority="64"/>
+    <w:lsdException w:name="Medium List 1 Accent 1" w:uiPriority="65"/>
+    <w:lsdException w:name="Revision" w:semiHidden="1"/>
+    <w:lsdException w:name="List Paragraph" w:uiPriority="34" w:qFormat="1"/>
+    <w:lsdException w:name="Quote" w:uiPriority="29" w:qFormat="1"/>
+    <w:lsdException w:name="Intense Quote" w:uiPriority="30" w:qFormat="1"/>
+    <w:lsdException w:name="Medium List 2 Accent 1" w:uiPriority="66"/>
+    <w:lsdException w:name="Medium Grid 1 Accent 1" w:uiPriority="67"/>
+    <w:lsdException w:name="Medium Grid 2 Accent 1" w:uiPriority="68"/>
+    <w:lsdException w:name="Medium Grid 3 Accent 1" w:uiPriority="69"/>
+    <w:lsdException w:name="Dark List Accent 1" w:uiPriority="70"/>
+    <w:lsdException w:name="Colorful Shading Accent 1" w:uiPriority="71"/>
+    <w:lsdException w:name="Colorful List Accent 1" w:uiPriority="72"/>
+    <w:lsdException w:name="Colorful Grid Accent 1" w:uiPriority="73"/>
+    <w:lsdException w:name="Light Shading Accent 2" w:uiPriority="60"/>
+    <w:lsdException w:name="Light List Accent 2" w:uiPriority="61"/>
+    <w:lsdException w:name="Light Grid Accent 2" w:uiPriority="62"/>
+    <w:lsdException w:name="Medium Shading 1 Accent 2" w:uiPriority="63"/>
+    <w:lsdException w:name="Medium Shading 2 Accent 2" w:uiPriority="64"/>
+    <w:lsdException w:name="Medium List 1 Accent 2" w:uiPriority="65"/>
+    <w:lsdException w:name="Medium List 2 Accent 2" w:uiPriority="66"/>
+    <w:lsdException w:name="Medium Grid 1 Accent 2" w:uiPriority="67"/>
+    <w:lsdException w:name="Medium Grid 2 Accent 2" w:uiPriority="68"/>
+    <w:lsdException w:name="Medium Grid 3 Accent 2" w:uiPriority="69"/>
+    <w:lsdException w:name="Dark List Accent 2" w:uiPriority="70"/>
+    <w:lsdException w:name="Colorful Shading Accent 2" w:uiPriority="71"/>
+    <w:lsdException w:name="Colorful List Accent 2" w:uiPriority="72"/>
+    <w:lsdException w:name="Colorful Grid Accent 2" w:uiPriority="73"/>
+    <w:lsdException w:name="Light Shading Accent 3" w:uiPriority="60"/>
+    <w:lsdException w:name="Light List Accent 3" w:uiPriority="61"/>
+    <w:lsdException w:name="Light Grid Accent 3" w:uiPriority="62"/>
+    <w:lsdException w:name="Medium Shading 1 Accent 3" w:uiPriority="63"/>
+    <w:lsdException w:name="Medium Shading 2 Accent 3" w:uiPriority="64"/>
+    <w:lsdException w:name="Medium List 1 Accent 3" w:uiPriority="65"/>
+    <w:lsdException w:name="Medium List 2 Accent 3" w:uiPriority="66"/>
+    <w:lsdException w:name="Medium Grid 1 Accent 3" w:uiPriority="67"/>
+    <w:lsdException w:name="Medium Grid 2 Accent 3" w:uiPriority="68"/>
+    <w:lsdException w:name="Medium Grid 3 Accent 3" w:uiPriority="69"/>
+    <w:lsdException w:name="Dark List Accent 3" w:uiPriority="70"/>
+    <w:lsdException w:name="Colorful Shading Accent 3" w:uiPriority="71"/>
+    <w:lsdException w:name="Colorful List Accent 3" w:uiPriority="72"/>
+    <w:lsdException w:name="Colorful Grid Accent 3" w:uiPriority="73"/>
+    <w:lsdException w:name="Light Shading Accent 4" w:uiPriority="60"/>
+    <w:lsdException w:name="Light List Accent 4" w:uiPriority="61"/>
+    <w:lsdException w:name="Light Grid Accent 4" w:uiPriority="62"/>
+    <w:lsdException w:name="Medium Shading 1 Accent 4" w:uiPriority="63"/>
+    <w:lsdException w:name="Medium Shading 2 Accent 4" w:uiPriority="64"/>
+    <w:lsdException w:name="Medium List 1 Accent 4" w:uiPriority="65"/>
+    <w:lsdException w:name="Medium List 2 Accent 4" w:uiPriority="66"/>
+    <w:lsdException w:name="Medium Grid 1 Accent 4" w:uiPriority="67"/>
+    <w:lsdException w:name="Medium Grid 2 Accent 4" w:uiPriority="68"/>
+    <w:lsdException w:name="Medium Grid 3 Accent 4" w:uiPriority="69"/>
+    <w:lsdException w:name="Dark List Accent 4" w:uiPriority="70"/>
+    <w:lsdException w:name="Colorful Shading Accent 4" w:uiPriority="71"/>
+    <w:lsdException w:name="Colorful List Accent 4" w:uiPriority="72"/>
+    <w:lsdException w:name="Colorful Grid Accent 4" w:uiPriority="73"/>
+    <w:lsdException w:name="Light Shading Accent 5" w:uiPriority="60"/>
+    <w:lsdException w:name="Light List Accent 5" w:uiPriority="61"/>
+    <w:lsdException w:name="Light Grid Accent 5" w:uiPriority="62"/>
+    <w:lsdException w:name="Medium Shading 1 Accent 5" w:uiPriority="63"/>
+    <w:lsdException w:name="Medium Shading 2 Accent 5" w:uiPriority="64"/>
+    <w:lsdException w:name="Medium List 1 Accent 5" w:uiPriority="65"/>
+    <w:lsdException w:name="Medium List 2 Accent 5" w:uiPriority="66"/>
+    <w:lsdException w:name="Medium Grid 1 Accent 5" w:uiPriority="67"/>
+    <w:lsdException w:name="Medium Grid 2 Accent 5" w:uiPriority="68"/>
+    <w:lsdException w:name="Medium Grid 3 Accent 5" w:uiPriority="69"/>
+    <w:lsdException w:name="Dark List Accent 5" w:uiPriority="70"/>
+    <w:lsdException w:name="Colorful Shading Accent 5" w:uiPriority="71"/>
+    <w:lsdException w:name="Colorful List Accent 5" w:uiPriority="72"/>
+    <w:lsdException w:name="Colorful Grid Accent 5" w:uiPriority="73"/>
+    <w:lsdException w:name="Light Shading Accent 6" w:uiPriority="60"/>
+    <w:lsdException w:name="Light List Accent 6" w:uiPriority="61"/>
+    <w:lsdException w:name="Light Grid Accent 6" w:uiPriority="62"/>
+    <w:lsdException w:name="Medium Shading 1 Accent 6" w:uiPriority="63"/>
+    <w:lsdException w:name="Medium Shading 2 Accent 6" w:uiPriority="64"/>
+    <w:lsdException w:name="Medium List 1 Accent 6" w:uiPriority="65"/>
+    <w:lsdException w:name="Medium List 2 Accent 6" w:uiPriority="66"/>
+    <w:lsdException w:name="Medium Grid 1 Accent 6" w:uiPriority="67"/>
+    <w:lsdException w:name="Medium Grid 2 Accent 6" w:uiPriority="68"/>
+    <w:lsdException w:name="Medium Grid 3 Accent 6" w:uiPriority="69"/>
+    <w:lsdException w:name="Dark List Accent 6" w:uiPriority="70"/>
+    <w:lsdException w:name="Colorful Shading Accent 6" w:uiPriority="71"/>
+    <w:lsdException w:name="Colorful List Accent 6" w:uiPriority="72"/>
+    <w:lsdException w:name="Colorful Grid Accent 6" w:uiPriority="73"/>
+    <w:lsdException w:name="Subtle Emphasis" w:uiPriority="19" w:qFormat="1"/>
+    <w:lsdException w:name="Intense Emphasis" w:uiPriority="21" w:qFormat="1"/>
+    <w:lsdException w:name="Subtle Reference" w:uiPriority="31" w:qFormat="1"/>
+    <w:lsdException w:name="Intense Reference" w:uiPriority="32" w:qFormat="1"/>
+    <w:lsdException w:name="Book Title" w:uiPriority="33" w:qFormat="1"/>
+    <w:lsdException w:name="Bibliography" w:semiHidden="1" w:uiPriority="37" w:unhideWhenUsed="1"/>
+    <w:lsdException w:name="TOC Heading" w:semiHidden="1" w:uiPriority="39" w:unhideWhenUsed="1" w:qFormat="1"/>
+    <w:lsdException w:name="Plain Table 1" w:uiPriority="41"/>
+    <w:lsdException w:name="Plain Table 2" w:uiPriority="42"/>
+    <w:lsdException w:name="Plain Table 3" w:uiPriority="43"/>
+    <w:lsdException w:name="Plain Table 4" w:uiPriority="44"/>
+    <w:lsdException w:name="Plain Table 5" w:uiPriority="45"/>
+    <w:lsdException w:name="Grid Table Light" w:uiPriority="40"/>
+    <w:lsdException w:name="Grid Table 1 Light" w:uiPriority="46"/>
+    <w:lsdException w:name="Grid Table 2" w:uiPriority="47"/>
+    <w:lsdException w:name="Grid Table 3" w:uiPriority="48"/>
+    <w:lsdException w:name="Grid Table 4" w:uiPriority="49"/>
+    <w:lsdException w:name="Grid Table 5 Dark" w:uiPriority="50"/>
+    <w:lsdException w:name="Grid Table 6 Colorful" w:uiPriority="51"/>
+    <w:lsdException w:name="Grid Table 7 Colorful" w:uiPriority="52"/>
+    <w:lsdException w:name="Grid Table 1 Light Accent 1" w:uiPriority="46"/>
+    <w:lsdException w:name="Grid Table 2 Accent 1" w:uiPriority="47"/>
+    <w:lsdException w:name="Grid Table 3 Accent 1" w:uiPriority="48"/>
+    <w:lsdException w:name="Grid Table 4 Accent 1" w:uiPriority="49"/>
+    <w:lsdException w:name="Grid Table 5 Dark Accent 1" w:uiPriority="50"/>
+    <w:lsdException w:name="Grid Table 6 Colorful Accent 1" w:uiPriority="51"/>
+    <w:lsdException w:name="Grid Table 7 Colorful Accent 1" w:uiPriority="52"/>
+    <w:lsdException w:name="Grid Table 1 Light Accent 2" w:uiPriority="46"/>
+    <w:lsdException w:name="Grid Table 2 Accent 2" w:uiPriority="47"/>
+    <w:lsdException w:name="Grid Table 3 Accent 2" w:uiPriority="48"/>
+    <w:lsdException w:name="Grid Table 4 Accent 2" w:uiPriority="49"/>
+    <w:lsdException w:name="Grid Table 5 Dark Accent 2" w:uiPriority="50"/>
+    <w:lsdException w:name="Grid Table 6 Colorful Accent 2" w:uiPriority="51"/>
+    <w:lsdException w:name="Grid Table 7 Colorful Accent 2" w:uiPriority="52"/>
+    <w:lsdException w:name="Grid Table 1 Light Accent 3" w:uiPriority="46"/>
+    <w:lsdException w:name="Grid Table 2 Accent 3" w:uiPriority="47"/>
+    <w:lsdException w:name="Grid Table 3 Accent 3" w:uiPriority="48"/>
+    <w:lsdException w:name="Grid Table 4 Accent 3" w:uiPriority="49"/>
+    <w:lsdException w:name="Grid Table 5 Dark Accent 3" w:uiPriority="50"/>
+    <w:lsdException w:name="Grid Table 6 Colorful Accent 3" w:uiPriority="51"/>
+    <w:lsdException w:name="Grid Table 7 Colorful Accent 3" w:uiPriority="52"/>
+    <w:lsdException w:name="Grid Table 1 Light Accent 4" w:uiPriority="46"/>
+    <w:lsdException w:name="Grid Table 2 Accent 4" w:uiPriority="47"/>
+    <w:lsdException w:name="Grid Table 3 Accent 4" w:uiPriority="48"/>
+    <w:lsdException w:name="Grid Table 4 Accent 4" w:uiPriority="49"/>
+    <w:lsdException w:name="Grid Table 5 Dark Accent 4" w:uiPriority="50"/>
+    <w:lsdException w:name="Grid Table 6 Colorful Accent 4" w:uiPriority="51"/>
+    <w:lsdException w:name="Grid Table 7 Colorful Accent 4" w:uiPriority="52"/>
+    <w:lsdException w:name="Grid Table 1 Light Accent 5" w:uiPriority="46"/>
+    <w:lsdException w:name="Grid Table 2 Accent 5" w:uiPriority="47"/>
+    <w:lsdException w:name="Grid Table 3 Accent 5" w:uiPriority="48"/>
+    <w:lsdException w:name="Grid Table 4 Accent 5" w:uiPriority="49"/>
+    <w:lsdException w:name="Grid Table 5 Dark Accent 5" w:uiPriority="50"/>
+    <w:lsdException w:name="Grid Table 6 Colorful Accent 5" w:uiPriority="51"/>
+    <w:lsdException w:name="Grid Table 7 Colorful Accent 5" w:uiPriority="52"/>
+    <w:lsdException w:name="Grid Table 1 Light Accent 6" w:uiPriority="46"/>
+    <w:lsdException w:name="Grid Table 2 Accent 6" w:uiPriority="47"/>
+    <w:lsdException w:name="Grid Table 3 Accent 6" w:uiPriority="48"/>
+    <w:lsdException w:name="Grid Table 4 Accent 6" w:uiPriority="49"/>
+    <w:lsdException w:name="Grid Table 5 Dark Accent 6" w:uiPriority="50"/>
+    <w:lsdException w:name="Grid Table 6 Colorful Accent 6" w:uiPriority="51"/>
+    <w:lsdException w:name="Grid Table 7 Colorful Accent 6" w:uiPriority="52"/>
+    <w:lsdException w:name="List Table 1 Light" w:uiPriority="46"/>
+    <w:lsdException w:name="List Table 2" w:uiPriority="47"/>
+    <w:lsdException w:name="List Table 3" w:uiPriority="48"/>
+    <w:lsdException w:name="List Table 4" w:uiPriority="49"/>
+    <w:lsdException w:name="List Table 5 Dark" w:uiPriority="50"/>
+    <w:lsdException w:name="List Table 6 Colorful" w:uiPriority="51"/>
+    <w:lsdException w:name="List Table 7 Colorful" w:uiPriority="52"/>
+    <w:lsdException w:name="List Table 1 Light Accent 1" w:uiPriority="46"/>
+    <w:lsdException w:name="List Table 2 Accent 1" w:uiPriority="47"/>
+    <w:lsdException w:name="List Table 3 Accent 1" w:uiPriority="48"/>
+    <w:lsdException w:name="List Table 4 Accent 1" w:uiPriority="49"/>
+    <w:lsdException w:name="List Table 5 Dark Accent 1" w:uiPriority="50"/>
+    <w:lsdException w:name="List Table 6 Colorful Accent 1" w:uiPriority="51"/>
+    <w:lsdException w:name="List Table 7 Colorful Accent 1" w:uiPriority="52"/>
+    <w:lsdException w:name="List Table 1 Light Accent 2" w:uiPriority="46"/>
+    <w:lsdException w:name="List Table 2 Accent 2" w:uiPriority="47"/>
+    <w:lsdException w:name="List Table 3 Accent 2" w:uiPriority="48"/>
+    <w:lsdException w:name="List Table 4 Accent 2" w:uiPriority="49"/>
+    <w:lsdException w:name="List Table 5 Dark Accent 2" w:uiPriority="50"/>
+    <w:lsdException w:name="List Table 6 Colorful Accent 2" w:uiPriority="51"/>
+    <w:lsdException w:name="List Table 7 Colorful Accent 2" w:uiPriority="52"/>
+    <w:lsdException w:name="List Table 1 Light Accent 3" w:uiPriority="46"/>
+    <w:lsdException w:name="List Table 2 Accent 3" w:uiPriority="47"/>
+    <w:lsdException w:name="List Table 3 Accent 3" w:uiPriority="48"/>
+    <w:lsdException w:name="List Table 4 Accent 3" w:uiPriority="49"/>
+    <w:lsdException w:name="List Table 5 Dark Accent 3" w:uiPriority="50"/>
+    <w:lsdException w:name="List Table 6 Colorful Accent 3" w:uiPriority="51"/>
+    <w:lsdException w:name="List Table 7 Colorful Accent 3" w:uiPriority="52"/>
+    <w:lsdException w:name="List Table 1 Light Accent 4" w:uiPriority="46"/>
+    <w:lsdException w:name="List Table 2 Accent 4" w:uiPriority="47"/>
+    <w:lsdException w:name="List Table 3 Accent 4" w:uiPriority="48"/>
+    <w:lsdException w:name="List Table 4 Accent 4" w:uiPriority="49"/>
+    <w:lsdException w:name="List Table 5 Dark Accent 4" w:uiPriority="50"/>
+    <w:lsdException w:name="List Table 6 Colorful Accent 4" w:uiPriority="51"/>
+    <w:lsdException w:name="List Table 7 Colorful Accent 4" w:uiPriority="52"/>
+    <w:lsdException w:name="List Table 1 Light Accent 5" w:uiPriority="46"/>
+    <w:lsdException w:name="List Table 2 Accent 5" w:uiPriority="47"/>
+    <w:lsdException w:name="List Table 3 Accent 5" w:uiPriority="48"/>
+    <w:lsdException w:name="List Table 4 Accent 5" w:uiPriority="49"/>
+    <w:lsdException w:name="List Table 5 Dark Accent 5" w:uiPriority="50"/>
+    <w:lsdException w:name="List Table 6 Colorful Accent 5" w:uiPriority="51"/>
+    <w:lsdException w:name="List Table 7 Colorful Accent 5" w:uiPriority="52"/>
+    <w:lsdException w:name="List Table 1 Light Accent 6" w:uiPriority="46"/>
+    <w:lsdException w:name="List Table 2 Accent 6" w:uiPriority="47"/>
+    <w:lsdException w:name="List Table 3 Accent 6" w:uiPriority="48"/>
+    <w:lsdException w:name="List Table 4 Accent 6" w:uiPriority="49"/>
+    <w:lsdException w:name="List Table 5 Dark Accent 6" w:uiPriority="50"/>
+    <w:lsdException w:name="List Table 6 Colorful Accent 6" w:uiPriority="51"/>
+    <w:lsdException w:name="List Table 7 Colorful Accent 6" w:uiPriority="52"/>
+    <w:lsdException w:name="Mention" w:semiHidden="1" w:unhideWhenUsed="1"/>
+    <w:lsdException w:name="Smart Hyperlink" w:semiHidden="1" w:unhideWhenUsed="1"/>
+    <w:lsdException w:name="Hashtag" w:semiHidden="1" w:unhideWhenUsed="1"/>
+    <w:lsdException w:name="Unresolved Mention" w:semiHidden="1" w:unhideWhenUsed="1"/>
+    <w:lsdException w:name="Smart Link" w:semiHidden="1" w:unhideWhenUsed="1"/>
+  </w:latentStyles>
+  <w:style w:type="paragraph" w:default="1" w:styleId="Normal">
+    <w:name w:val="Normal"/>
+    <w:qFormat/>
+  </w:style>
+  <w:style w:type="character" w:default="1" w:styleId="DefaultParagraphFont">
+    <w:name w:val="Default Paragraph Font"/>
+    <w:uiPriority w:val="1"/>
+    <w:semiHidden/>
+    <w:unhideWhenUsed/>
+  </w:style>
+  <w:style w:type="table" w:default="1" w:styleId="TableNormal">
+    <w:name w:val="Normal Table"/>
+    <w:uiPriority w:val="99"/>
+    <w:semiHidden/>
+    <w:unhideWhenUsed/>
+    <w:tblPr>
+      <w:tblInd w:w="0" w:type="dxa"/>
+      <w:tblCellMar>
+        <w:top w:w="0" w:type="dxa"/>
+        <w:left w:w="108" w:type="dxa"/>
+        <w:bottom w:w="0" w:type="dxa"/>
+        <w:right w:w="108" w:type="dxa"/>
+      </w:tblCellMar>
+    </w:tblPr>
+  </w:style>
+  <w:style w:type="numbering" w:default="1" w:styleId="NoList">
+    <w:name w:val="No List"/>
+    <w:uiPriority w:val="99"/>
+    <w:semiHidden/>
+    <w:unhideWhenUsed/>
+  </w:style>
   <w:style w:type="character" w:styleId="PlaceholderText">
     <w:name w:val="Placeholder Text"/>
     <w:basedOn w:val="DefaultParagraphFont"/>
@@ -8435,7 +8254,7 @@
 </file>
 
 <file path=word/theme/theme1.xml><?xml version="1.0" encoding="utf-8"?>
-<a:theme xmlns:a="http://schemas.openxmlformats.org/drawingml/2006/main" xmlns:thm15="http://schemas.microsoft.com/office/thememl/2012/main" name="Office Theme">
+<a:theme xmlns:a="http://schemas.openxmlformats.org/drawingml/2006/main" name="Office Theme">
   <a:themeElements>
     <a:clrScheme name="Office">
       <a:dk1>
